--- a/ТЗ/Прототип ТЗ.docx
+++ b/ТЗ/Прототип ТЗ.docx
@@ -311,8 +311,13 @@
               <w:t>а</w:t>
             </w:r>
             <w:r>
-              <w:t xml:space="preserve"> ВятГУ</w:t>
-            </w:r>
+              <w:t xml:space="preserve"> </w:t>
+            </w:r>
+            <w:proofErr w:type="spellStart"/>
+            <w:r>
+              <w:t>ВятГУ</w:t>
+            </w:r>
+            <w:proofErr w:type="spellEnd"/>
           </w:p>
           <w:p>
             <w:pPr>
@@ -3081,7 +3086,13 @@
     </w:p>
     <w:p>
       <w:r>
-        <w:t>Данный документ является техническим заданием на разработку игры «Пинг-понг», в котором описаны общие сведения о разработке, описании предметной области, требования к системе, требования к функции.</w:t>
+        <w:t>Данный документ является техническим заданием на разработку игры «</w:t>
+      </w:r>
+      <w:r>
+        <w:t>Змейка</w:t>
+      </w:r>
+      <w:r>
+        <w:t>», в котором описаны общие сведения о разработке, описании предметной области, требования к системе, требования к функции.</w:t>
       </w:r>
     </w:p>
     <w:p>
@@ -3108,15 +3119,106 @@
       <w:bookmarkEnd w:id="1"/>
     </w:p>
     <w:p>
-      <w:r>
-        <w:t>Тут короче термины которые считаю нужными (внутри какието термины, тд тд).</w:t>
+      <w:pPr>
+        <w:pStyle w:val="a0"/>
+      </w:pPr>
+      <w:bookmarkStart w:id="4" w:name="_Toc193826835"/>
+      <w:r>
+        <w:rPr>
+          <w:rStyle w:val="afc"/>
+          <w:b w:val="0"/>
+          <w:bCs w:val="0"/>
+        </w:rPr>
+        <w:t>Аркадная игра</w:t>
+      </w:r>
+      <w:r>
+        <w:t xml:space="preserve"> – жанр компьютерных игр, характеризующийся простым управлением, короткими игровыми сессиями и постепенным усложнением.</w:t>
+      </w:r>
+    </w:p>
+    <w:p>
+      <w:pPr>
+        <w:pStyle w:val="a0"/>
+      </w:pPr>
+      <w:r>
+        <w:rPr>
+          <w:rStyle w:val="afc"/>
+          <w:b w:val="0"/>
+          <w:bCs w:val="0"/>
+        </w:rPr>
+        <w:t>Графический интерфейс пользователя</w:t>
+      </w:r>
+      <w:r>
+        <w:t xml:space="preserve"> – система средств для взаимодействия пользователя с программой на основе отображения информации на экране.</w:t>
+      </w:r>
+    </w:p>
+    <w:p>
+      <w:pPr>
+        <w:pStyle w:val="a0"/>
+      </w:pPr>
+      <w:r>
+        <w:rPr>
+          <w:rStyle w:val="afc"/>
+          <w:b w:val="0"/>
+          <w:bCs w:val="0"/>
+        </w:rPr>
+        <w:t>Игровое поле</w:t>
+      </w:r>
+      <w:r>
+        <w:t xml:space="preserve"> – прямоугольная область, на которой происходит действие игры, разделённая на клетки.</w:t>
+      </w:r>
+    </w:p>
+    <w:p>
+      <w:pPr>
+        <w:pStyle w:val="a0"/>
+      </w:pPr>
+      <w:r>
+        <w:rPr>
+          <w:rStyle w:val="afc"/>
+          <w:b w:val="0"/>
+          <w:bCs w:val="0"/>
+        </w:rPr>
+        <w:t>Змейка</w:t>
+      </w:r>
+      <w:r>
+        <w:t xml:space="preserve"> – совокупность сегментов (прямоугольников), представляющая управляемого персонажа.</w:t>
+      </w:r>
+    </w:p>
+    <w:p>
+      <w:pPr>
+        <w:pStyle w:val="a0"/>
+      </w:pPr>
+      <w:r>
+        <w:rPr>
+          <w:rStyle w:val="afc"/>
+          <w:b w:val="0"/>
+          <w:bCs w:val="0"/>
+        </w:rPr>
+        <w:t>Еда</w:t>
+      </w:r>
+      <w:r>
+        <w:t xml:space="preserve"> – элемент, при съедании которого длина змейки увеличивается, а счёт игрока растёт.</w:t>
+      </w:r>
+    </w:p>
+    <w:p>
+      <w:pPr>
+        <w:pStyle w:val="a0"/>
+      </w:pPr>
+      <w:r>
+        <w:rPr>
+          <w:rStyle w:val="afc"/>
+          <w:b w:val="0"/>
+          <w:bCs w:val="0"/>
+        </w:rPr>
+        <w:t>Коллизия</w:t>
+      </w:r>
+      <w:r>
+        <w:t xml:space="preserve"> – событие столкновения объектов (змейки с границей поля, с собственным хвостом или с едой).</w:t>
       </w:r>
     </w:p>
     <w:p>
       <w:pPr>
         <w:pStyle w:val="1"/>
       </w:pPr>
-      <w:bookmarkStart w:id="4" w:name="_Toc193826835"/>
       <w:r>
         <w:lastRenderedPageBreak/>
         <w:t>Перечень сокращений</w:t>
@@ -3124,15 +3226,81 @@
       <w:bookmarkEnd w:id="4"/>
     </w:p>
     <w:p>
-      <w:r>
-        <w:t>Сокращений может не быть, будет точно один - ПЭВМ</w:t>
+      <w:pPr>
+        <w:pStyle w:val="a0"/>
+      </w:pPr>
+      <w:bookmarkStart w:id="5" w:name="_Toc193826836"/>
+      <w:r>
+        <w:rPr>
+          <w:rStyle w:val="afc"/>
+          <w:b w:val="0"/>
+          <w:bCs w:val="0"/>
+        </w:rPr>
+        <w:t>ПО</w:t>
+      </w:r>
+      <w:r>
+        <w:t xml:space="preserve"> – программное обеспечение.</w:t>
+      </w:r>
+    </w:p>
+    <w:p>
+      <w:pPr>
+        <w:pStyle w:val="a0"/>
+      </w:pPr>
+      <w:r>
+        <w:rPr>
+          <w:rStyle w:val="afc"/>
+          <w:b w:val="0"/>
+          <w:bCs w:val="0"/>
+        </w:rPr>
+        <w:t>ПЭВМ</w:t>
+      </w:r>
+      <w:r>
+        <w:t xml:space="preserve"> – персональная электронно-вычислительная машина (персональный компьютер).</w:t>
+      </w:r>
+    </w:p>
+    <w:p>
+      <w:pPr>
+        <w:pStyle w:val="a0"/>
+      </w:pPr>
+      <w:r>
+        <w:rPr>
+          <w:rStyle w:val="afc"/>
+          <w:b w:val="0"/>
+          <w:bCs w:val="0"/>
+        </w:rPr>
+        <w:t>ТЗ</w:t>
+      </w:r>
+      <w:r>
+        <w:t xml:space="preserve"> – техническое задание.</w:t>
+      </w:r>
+    </w:p>
+    <w:p>
+      <w:pPr>
+        <w:pStyle w:val="a0"/>
+      </w:pPr>
+      <w:r>
+        <w:rPr>
+          <w:rStyle w:val="afc"/>
+          <w:b w:val="0"/>
+          <w:bCs w:val="0"/>
+        </w:rPr>
+        <w:t>ОС</w:t>
+      </w:r>
+      <w:r>
+        <w:rPr>
+          <w:b/>
+          <w:bCs/>
+        </w:rPr>
+        <w:t xml:space="preserve"> </w:t>
+      </w:r>
+      <w:r>
+        <w:t>– операционная система.</w:t>
       </w:r>
     </w:p>
     <w:p>
       <w:pPr>
         <w:pStyle w:val="1"/>
       </w:pPr>
-      <w:bookmarkStart w:id="5" w:name="_Toc193826836"/>
       <w:r>
         <w:lastRenderedPageBreak/>
         <w:t>Основные сведения о разработке</w:t>
@@ -3140,11 +3308,6 @@
       <w:bookmarkEnd w:id="5"/>
     </w:p>
     <w:p>
-      <w:r>
-        <w:t>В данном разделе настоящего технического задания описываются основные сведения разработки игры «Пинг-понг».</w:t>
-      </w:r>
-    </w:p>
-    <w:p>
       <w:pPr>
         <w:pStyle w:val="2"/>
       </w:pPr>
@@ -3156,7 +3319,7 @@
     </w:p>
     <w:p>
       <w:r>
-        <w:t>Наименование игры, разрабатываемой в форме учебной практики: «Пинг-понг».</w:t>
+        <w:t>Игра «Змейка»</w:t>
       </w:r>
     </w:p>
     <w:p>
@@ -3170,477 +3333,31 @@
       <w:bookmarkEnd w:id="7"/>
     </w:p>
     <w:p>
-      <w:r>
-        <w:t>Целью настоящей разработки является</w:t>
-      </w:r>
-      <w:r>
-        <w:t>: (подготовка документации, тд тд) 67</w:t>
-      </w:r>
-    </w:p>
-    <w:p>
-      <w:pPr>
-        <w:pStyle w:val="2"/>
+      <w:pPr>
+        <w:pStyle w:val="ds-markdown-paragraph"/>
+        <w:spacing w:before="240" w:beforeAutospacing="0" w:after="0" w:afterAutospacing="0" w:line="360" w:lineRule="auto"/>
+        <w:ind w:firstLine="851"/>
       </w:pPr>
       <w:bookmarkStart w:id="8" w:name="_Toc193826839"/>
       <w:r>
-        <w:t>Сведения об участниках разработки</w:t>
-      </w:r>
-      <w:bookmarkEnd w:id="8"/>
-    </w:p>
-    <w:p>
-      <w:r>
-        <w:t>Исполнителем настоящей работы является ФГБОУ ВО «Вятского Государственного Университета». (колледжа ВЯТГУ), группы ИСПк-203-52-00, Маслов Илья Иванович.</w:t>
-      </w:r>
-    </w:p>
-    <w:p>
-      <w:r>
-        <w:t>Заказчиком настоящей работы является коллектив преподавателей ФГБОУ ВО «Вятского Государственного Университета». (колледжа ВЯТГУ): По учебной практике(ФИО), по мдк такой-то такойто(ФИО) с титульника.</w:t>
-      </w:r>
-    </w:p>
-    <w:p>
-      <w:pPr>
-        <w:pStyle w:val="2"/>
-      </w:pPr>
-      <w:bookmarkStart w:id="9" w:name="_Toc193826840"/>
-      <w:r>
-        <w:t>Сроки разработки</w:t>
-      </w:r>
-      <w:bookmarkEnd w:id="9"/>
-    </w:p>
-    <w:p>
-      <w:r>
-        <w:t>Разработка программного продукта должна быть осуществлена с 17.01.2026 по 20.06.2026.</w:t>
-      </w:r>
-    </w:p>
-    <w:p>
-      <w:pPr>
-        <w:pStyle w:val="2"/>
-      </w:pPr>
-      <w:bookmarkStart w:id="10" w:name="_Toc193826841"/>
-      <w:r>
-        <w:t>Назначение разработки</w:t>
-      </w:r>
-      <w:bookmarkEnd w:id="10"/>
-      <w:r>
-        <w:t xml:space="preserve"> </w:t>
-      </w:r>
-    </w:p>
-    <w:p>
-      <w:r>
-        <w:t>В данном разделе настоящего технического задания описывается назначение разработки игры «Пинг-понг».</w:t>
-      </w:r>
-    </w:p>
-    <w:p/>
-    <w:p>
-      <w:pPr>
-        <w:pStyle w:val="3"/>
-      </w:pPr>
-      <w:bookmarkStart w:id="11" w:name="_Toc193826842"/>
-      <w:r>
-        <w:t>Функциональное назначение</w:t>
-      </w:r>
-      <w:bookmarkEnd w:id="11"/>
-    </w:p>
-    <w:p/>
-    <w:p>
-      <w:pPr>
-        <w:pStyle w:val="3"/>
-      </w:pPr>
-      <w:bookmarkStart w:id="12" w:name="_Toc193826843"/>
-      <w:r>
-        <w:t>Эксплуатационное назначение</w:t>
-      </w:r>
-      <w:bookmarkEnd w:id="12"/>
-    </w:p>
-    <w:p>
-      <w:pPr>
-        <w:pStyle w:val="1"/>
-      </w:pPr>
-      <w:bookmarkStart w:id="13" w:name="_Toc193826844"/>
-      <w:r>
-        <w:lastRenderedPageBreak/>
-        <w:t xml:space="preserve">Анализ </w:t>
-      </w:r>
-      <w:r>
-        <w:t>предметной области</w:t>
-      </w:r>
-      <w:bookmarkEnd w:id="13"/>
-    </w:p>
-    <w:p>
-      <w:r>
-        <w:t>В данном разделе настоящего технического задания описываются основные анализ предметной области игры «Пинг-понг».</w:t>
-      </w:r>
-    </w:p>
-    <w:p/>
-    <w:p>
-      <w:pPr>
-        <w:pStyle w:val="2"/>
-      </w:pPr>
-      <w:bookmarkStart w:id="14" w:name="_Toc193826845"/>
-      <w:r>
-        <w:t>Описание предметной области</w:t>
-      </w:r>
-      <w:bookmarkEnd w:id="14"/>
-    </w:p>
-    <w:p>
-      <w:r>
-        <w:t>Тут должна быть отражена история игры(как раньше играли, модернизации тд), виды(подвиды) описать, глоссарий, целевая аудитория, коммерция(найти инф.каким образом и за счет чего эта игра может получать денежки), статистика(любая: кол-во посещений за 2025, женщины играют больше мужчин и тд) картинка крутая – очень круто.</w:t>
-      </w:r>
-    </w:p>
-    <w:p>
-      <w:pPr>
-        <w:pStyle w:val="2"/>
-      </w:pPr>
-      <w:bookmarkStart w:id="15" w:name="_Toc193826846"/>
-      <w:r>
-        <w:t>Обзор аналогов</w:t>
-      </w:r>
-      <w:bookmarkEnd w:id="15"/>
-    </w:p>
-    <w:p>
-      <w:r>
-        <w:t>Тут должно быть 3 аналога.</w:t>
-      </w:r>
-    </w:p>
-    <w:p>
-      <w:r>
-        <w:t>Первое предложение – какая нибудь вода.(вводная инф. О какойто версии игры, разработчик, язык программирования, что нибудь) – 1 предложение.</w:t>
-      </w:r>
-      <w:r>
-        <w:t xml:space="preserve"> Дальше ссылка на игру. Дальше скриншот интерфейса. Плюсы и минусы конкретно по этой игре. (примеры должны быть ужасные, чтобы наш был не так плох) плюсы минусы пишем четко, желательно без какой либо оценки(например: игра имеет минималистичный дизайн(на экране расположено мало иконок, основная информация, только счет, лишнего нет. Использованы приятные глазу цвета.)) мнение может быть разное так не надо. 3 ПЛЮСА 3 МИНУСА. После рассмотрения 3ех игр – общий вывод (то что мы должны учесть, создавая нашу игру.)</w:t>
-      </w:r>
-    </w:p>
-    <w:p>
-      <w:pPr>
-        <w:pStyle w:val="1"/>
-      </w:pPr>
-      <w:bookmarkStart w:id="16" w:name="_Toc193826847"/>
-      <w:r>
-        <w:lastRenderedPageBreak/>
-        <w:t>Требования к результатам разработки</w:t>
-      </w:r>
-      <w:bookmarkEnd w:id="16"/>
-    </w:p>
-    <w:p>
-      <w:r>
-        <w:t>Результаты настоящей разработки должны соответствовать… можно скопировать из 3,4.</w:t>
-      </w:r>
-    </w:p>
-    <w:p>
-      <w:pPr>
-        <w:pStyle w:val="2"/>
-      </w:pPr>
-      <w:bookmarkStart w:id="17" w:name="_Toc193826848"/>
-      <w:r>
-        <w:t>Правила игры</w:t>
-      </w:r>
-      <w:bookmarkEnd w:id="17"/>
-    </w:p>
-    <w:p>
-      <w:r>
-        <w:t>В двух словах говорим о самой игре. Цель игры. Ход игры.(нажмите тото, побежит туда и тд) Поле(игровое поле – визуал(поле представляет собой 8на8 такието клетки и тд)). Победа(если не заточена на победу проигрыш – убирать. Что должно быть чтобы мы выиграли). Проигрыш. Ничья. Дополнительные правила(чтобы человек не зная не глядя на игру все понял).</w:t>
-      </w:r>
-    </w:p>
-    <w:p>
-      <w:pPr>
-        <w:pStyle w:val="2"/>
-      </w:pPr>
-      <w:bookmarkStart w:id="18" w:name="_Toc193826849"/>
-      <w:r>
-        <w:t>Требования к функциям</w:t>
-      </w:r>
-      <w:bookmarkEnd w:id="18"/>
-    </w:p>
-    <w:p>
-      <w:r>
-        <w:t>В данном документе предъявляются следующие требования к функции: пользователь должен иметь возможность… и тд и тд.</w:t>
-      </w:r>
-      <w:r>
-        <w:t xml:space="preserve"> </w:t>
-      </w:r>
-    </w:p>
-    <w:p>
-      <w:pPr>
-        <w:pStyle w:val="2"/>
-      </w:pPr>
-      <w:bookmarkStart w:id="19" w:name="_Toc193826850"/>
-      <w:r>
-        <w:t>Требования к показателям назначени</w:t>
-      </w:r>
-      <w:r>
-        <w:t>я</w:t>
-      </w:r>
-      <w:bookmarkEnd w:id="19"/>
-    </w:p>
-    <w:p>
-      <w:r>
-        <w:t>Не предъявляются.</w:t>
-      </w:r>
-    </w:p>
-    <w:p>
-      <w:pPr>
-        <w:pStyle w:val="2"/>
-      </w:pPr>
-      <w:bookmarkStart w:id="20" w:name="_Toc193826851"/>
-      <w:r>
-        <w:t>Требования к пользовательскому интерфейсу</w:t>
-      </w:r>
-      <w:bookmarkEnd w:id="20"/>
-    </w:p>
-    <w:p>
-      <w:r>
-        <w:t>Отрисовывание основных окон(этот пункт нельзя начинать сразу со скрина) пишем хотябы чето. Т.З пишем со стороны заказчика, пишем в будущее время(ДОЛЖНО БЫТЬ…) Все должно быть прям простенько. прототипы с таким же расширением окна как и персонаж.</w:t>
-      </w:r>
-    </w:p>
-    <w:p>
-      <w:pPr>
-        <w:pStyle w:val="2"/>
-      </w:pPr>
-      <w:bookmarkStart w:id="21" w:name="_Toc193826852"/>
-      <w:r>
-        <w:t>Требования к видам обеспечения</w:t>
-      </w:r>
-      <w:bookmarkEnd w:id="21"/>
-    </w:p>
-    <w:p>
-      <w:r>
-        <w:t>В данном разделе содержатся требования к видам обеспечения настоящей разработки… (как в 3 и 4 и 5 пункте)</w:t>
-      </w:r>
-    </w:p>
-    <w:p>
-      <w:pPr>
-        <w:pStyle w:val="3"/>
-      </w:pPr>
-      <w:bookmarkStart w:id="22" w:name="_Toc193826853"/>
-      <w:r>
-        <w:t>Требования к математическому обеспечению</w:t>
-      </w:r>
-      <w:bookmarkEnd w:id="22"/>
-    </w:p>
-    <w:p>
-      <w:r>
-        <w:t xml:space="preserve">Основные формулы. </w:t>
-      </w:r>
-      <w:r>
-        <w:t>(считаем счет – пишем формулу) или (как машинка считает край трассы, еще чето) формул если нету то нету можем не писать.</w:t>
-      </w:r>
-    </w:p>
-    <w:p>
-      <w:pPr>
-        <w:pStyle w:val="3"/>
-      </w:pPr>
-      <w:bookmarkStart w:id="23" w:name="_Toc193826854"/>
-      <w:r>
-        <w:t>Требования к информационному обеспечению</w:t>
-      </w:r>
-      <w:bookmarkEnd w:id="23"/>
-    </w:p>
-    <w:p>
-      <w:r>
-        <w:t>Приложение</w:t>
-      </w:r>
-      <w:r>
-        <w:t>/</w:t>
-      </w:r>
-      <w:r>
-        <w:t>игра должна соответствовать следующим требованиям: (интуитивно понятный интерфейс, понятное управление игрой тд тд) тут пишем язык программирования и библиотеки. И написать тут ВАЖНО за счет чего управление осуществляется.</w:t>
-      </w:r>
-    </w:p>
-    <w:p>
-      <w:pPr>
-        <w:pStyle w:val="4"/>
-      </w:pPr>
-      <w:r>
-        <w:lastRenderedPageBreak/>
-        <w:t>Требования к форматам хранения данных</w:t>
-      </w:r>
-    </w:p>
-    <w:p>
-      <w:r>
-        <w:t>Что именно нам нужно и где будет храниться тут пишем (музыка какаято для игры, если счет уходит в отдельный текстовый документ и тд)</w:t>
-      </w:r>
-    </w:p>
-    <w:p>
-      <w:pPr>
-        <w:pStyle w:val="4"/>
-      </w:pPr>
-      <w:r>
-        <w:t>Требования к лингвистическому обеспечению</w:t>
-      </w:r>
-    </w:p>
-    <w:p>
-      <w:r>
-        <w:t>Игра должна предусматривать полностью русскую локализацию.</w:t>
-      </w:r>
-    </w:p>
-    <w:p>
-      <w:pPr>
-        <w:pStyle w:val="3"/>
-      </w:pPr>
-      <w:bookmarkStart w:id="24" w:name="_Toc193826855"/>
-      <w:r>
-        <w:t>Требования к метрологическому обеспечению</w:t>
-      </w:r>
-      <w:bookmarkEnd w:id="24"/>
-    </w:p>
-    <w:p>
-      <w:r>
-        <w:t>Требования к метро обеспечению не предьявляются.</w:t>
-      </w:r>
-    </w:p>
-    <w:p>
-      <w:pPr>
-        <w:pStyle w:val="3"/>
-      </w:pPr>
-      <w:bookmarkStart w:id="25" w:name="_Toc193826856"/>
-      <w:r>
-        <w:t>Требования к техническому обеспечению</w:t>
-      </w:r>
-      <w:bookmarkEnd w:id="25"/>
-    </w:p>
-    <w:p>
-      <w:r>
-        <w:t>В состав технических средств должен входить: ПК, соответствующий минимальным требованиям: ПЛАН: процессор с тактовой частотой, ОС, оперативная память, разрешение экрана, устройство вывода, устройство ввода. (здесь важно писать точные цифры – более 2гб не надо – именно 2!)</w:t>
-      </w:r>
-    </w:p>
-    <w:p>
-      <w:pPr>
-        <w:pStyle w:val="2"/>
-      </w:pPr>
-      <w:bookmarkStart w:id="26" w:name="_Toc193826857"/>
-      <w:r>
-        <w:t>Требования к надежности</w:t>
-      </w:r>
-      <w:bookmarkEnd w:id="26"/>
-    </w:p>
-    <w:p>
-      <w:r>
-        <w:t>Приложение должно соответствовать следующим требованиям:</w:t>
-      </w:r>
-    </w:p>
-    <w:p>
-      <w:r>
-        <w:t> Каждый элемент интерфейса должен быть рабочим, срабатывать при нажатии, чтобы не возникало проблем с использованием;</w:t>
-      </w:r>
-    </w:p>
-    <w:p>
-      <w:r>
-        <w:t> Интерфейс должен четко отображать все компоненты   игры на экране;</w:t>
-      </w:r>
-    </w:p>
-    <w:p>
-      <w:r>
-        <w:t> Регулярное тестирование игры на выявление ошибок их исправления для гарантирования стабильного использования;</w:t>
-      </w:r>
-    </w:p>
-    <w:p>
-      <w:r>
-        <w:t> Организация бесперебойного питания технических средств;</w:t>
-      </w:r>
-    </w:p>
-    <w:p>
-      <w:r>
-        <w:t> Регулярным выполнением рекомендаций Министерства труда и социального развития РФ, изложенных в Постановлении от 23 июля 1998 г. «Об утверждении межотраслевых типовых норм времени на работы по сервисному обслуживанию</w:t>
-      </w:r>
-      <w:r>
-        <w:t xml:space="preserve"> </w:t>
-      </w:r>
-      <w:r>
-        <w:t>ПЭВМ и оргтехники и сопровождению программных средств».</w:t>
-      </w:r>
-    </w:p>
-    <w:p>
-      <w:r>
-        <w:t>ПОМЕНЯТЬ КВАДРАТЫ НА ТОЧКИ</w:t>
-      </w:r>
-    </w:p>
-    <w:p>
-      <w:pPr>
-        <w:pStyle w:val="2"/>
-      </w:pPr>
-      <w:bookmarkStart w:id="27" w:name="_Toc193826858"/>
-      <w:r>
-        <w:t>Требования к безопасности</w:t>
-      </w:r>
-      <w:bookmarkEnd w:id="27"/>
-    </w:p>
-    <w:p>
-      <w:r>
-        <w:t>Найдете  (мы не берем части кода других людей, мы не нарушаем АП и тд) вставлять всю страницу не надо, в 1-2 предложениях отобразить про что этот закон и найти его номер.</w:t>
-      </w:r>
-    </w:p>
-    <w:p>
-      <w:pPr>
-        <w:pStyle w:val="2"/>
-      </w:pPr>
-      <w:bookmarkStart w:id="28" w:name="_Toc193826859"/>
-      <w:r>
-        <w:lastRenderedPageBreak/>
-        <w:t>Требования к патентной чистоте</w:t>
-      </w:r>
-      <w:bookmarkEnd w:id="28"/>
-    </w:p>
-    <w:p>
-      <w:r>
-        <w:t>ГК РФ</w:t>
-      </w:r>
-    </w:p>
-    <w:p>
-      <w:pPr>
-        <w:pStyle w:val="2"/>
-      </w:pPr>
-      <w:bookmarkStart w:id="29" w:name="_Toc193826860"/>
-      <w:r>
-        <w:t>Требования к перспективам развития</w:t>
-      </w:r>
-      <w:bookmarkEnd w:id="29"/>
-    </w:p>
-    <w:p>
-      <w:r>
-        <w:t>Дальнейшая перспектива развития программного продукта предполагает реализацию функций, описанных ниже:</w:t>
-      </w:r>
-    </w:p>
-    <w:p>
-      <w:r>
-        <w:t>Три пунктика(в масштабах космолета(больших)) – чтобы она не лагала, чтобы она была там цветная и тд… мечтать глобально надо, ЧТОБЫ НЕ БЫЛО ВОПРОСОВ ПОЧЕМУ НЕ СДЕЛАЛИ СЕЙЧАС.</w:t>
-      </w:r>
-    </w:p>
-    <w:p>
-      <w:pPr>
-        <w:pStyle w:val="1"/>
-      </w:pPr>
-      <w:bookmarkStart w:id="30" w:name="_Toc193826861"/>
-      <w:r>
-        <w:lastRenderedPageBreak/>
-        <w:t>Состав и содержание рабо</w:t>
-      </w:r>
-      <w:r>
-        <w:t>т</w:t>
-      </w:r>
-      <w:bookmarkEnd w:id="30"/>
-    </w:p>
-    <w:p>
-      <w:r>
-        <w:t>Анализ требований (что мы делаем на этом этапе – настройка рабочего окружения(что делаем), проектирование приложения, разработка игры, тестирование игры, тестирование и отладка, оптимизация и улучшение производительности.</w:t>
-      </w:r>
-    </w:p>
-    <w:p>
-      <w:pPr>
-        <w:pStyle w:val="1"/>
-      </w:pPr>
-      <w:bookmarkStart w:id="31" w:name="_Toc193826862"/>
-      <w:r>
-        <w:lastRenderedPageBreak/>
-        <w:t>Порядок разработки</w:t>
-      </w:r>
-      <w:bookmarkEnd w:id="31"/>
-    </w:p>
-    <w:p>
-      <w:pPr>
-        <w:pStyle w:val="2"/>
-      </w:pPr>
-      <w:r>
-        <w:t>Стадии разработки</w:t>
+        <w:rPr>
+          <w:rStyle w:val="afc"/>
+          <w:rFonts w:eastAsiaTheme="majorEastAsia"/>
+          <w:b w:val="0"/>
+          <w:bCs w:val="0"/>
+        </w:rPr>
+        <w:t>Целью настоящей разработки</w:t>
+      </w:r>
+      <w:r>
+        <w:t xml:space="preserve"> является создание классической аркадной игры «Змейка» с графическим интерфейсом на языке Python с использованием библиотеки </w:t>
+      </w:r>
+      <w:proofErr w:type="spellStart"/>
+      <w:r>
+        <w:t>Tkinter</w:t>
+      </w:r>
+      <w:proofErr w:type="spellEnd"/>
+      <w:r>
+        <w:t>, а также подготовка полного пакета документации.</w:t>
       </w:r>
     </w:p>
     <w:p>
@@ -3648,11 +3365,935 @@
         <w:pStyle w:val="a0"/>
         <w:numPr>
           <w:ilvl w:val="0"/>
-          <w:numId w:val="20"/>
+          <w:numId w:val="0"/>
         </w:numPr>
-      </w:pPr>
-      <w:r>
-        <w:t>настройка рабочего окружения</w:t>
+        <w:ind w:left="851"/>
+      </w:pPr>
+      <w:r>
+        <w:t>Задачи разработки:</w:t>
+      </w:r>
+    </w:p>
+    <w:p>
+      <w:pPr>
+        <w:pStyle w:val="a0"/>
+      </w:pPr>
+      <w:r>
+        <w:t>анализ предметной области и существующих аналогов;</w:t>
+      </w:r>
+    </w:p>
+    <w:p>
+      <w:pPr>
+        <w:pStyle w:val="a0"/>
+      </w:pPr>
+      <w:r>
+        <w:t>проектирование структуры приложения и пользовательского интерфейса;</w:t>
+      </w:r>
+    </w:p>
+    <w:p>
+      <w:pPr>
+        <w:pStyle w:val="a0"/>
+      </w:pPr>
+      <w:r>
+        <w:t>реализация игровой логики (движение змейки, появление еды, проверка столкновений, подсчёт очков);</w:t>
+      </w:r>
+    </w:p>
+    <w:p>
+      <w:pPr>
+        <w:pStyle w:val="a0"/>
+      </w:pPr>
+      <w:r>
+        <w:t>тестирование и отладка программы;</w:t>
+      </w:r>
+    </w:p>
+    <w:p>
+      <w:pPr>
+        <w:pStyle w:val="a0"/>
+      </w:pPr>
+      <w:r>
+        <w:t>подготовка технической и пользовательской документации.</w:t>
+      </w:r>
+    </w:p>
+    <w:p>
+      <w:pPr>
+        <w:pStyle w:val="2"/>
+      </w:pPr>
+      <w:r>
+        <w:t>Сведения об участниках разработки</w:t>
+      </w:r>
+      <w:bookmarkEnd w:id="8"/>
+    </w:p>
+    <w:p>
+      <w:pPr>
+        <w:pStyle w:val="ds-markdown-paragraph"/>
+        <w:spacing w:before="0" w:beforeAutospacing="0" w:after="0" w:afterAutospacing="0" w:line="360" w:lineRule="auto"/>
+        <w:ind w:firstLine="851"/>
+        <w:jc w:val="both"/>
+      </w:pPr>
+      <w:bookmarkStart w:id="9" w:name="_Toc193826840"/>
+      <w:r>
+        <w:rPr>
+          <w:rStyle w:val="afc"/>
+          <w:rFonts w:eastAsiaTheme="majorEastAsia"/>
+          <w:b w:val="0"/>
+          <w:bCs w:val="0"/>
+        </w:rPr>
+        <w:t>Исполнителем настоящей работы</w:t>
+      </w:r>
+      <w:r>
+        <w:t xml:space="preserve"> является студент ФГБОУ ВО «Вятский государственный университет» (колледж </w:t>
+      </w:r>
+      <w:proofErr w:type="spellStart"/>
+      <w:r>
+        <w:t>ВятГУ</w:t>
+      </w:r>
+      <w:proofErr w:type="spellEnd"/>
+      <w:r>
+        <w:t>), группы ИСПк-203-52-00, Шильников Максим Юрьевич.</w:t>
+      </w:r>
+    </w:p>
+    <w:p>
+      <w:pPr>
+        <w:pStyle w:val="ds-markdown-paragraph"/>
+        <w:spacing w:before="0" w:beforeAutospacing="0" w:after="0" w:afterAutospacing="0" w:line="360" w:lineRule="auto"/>
+        <w:ind w:firstLine="851"/>
+        <w:jc w:val="both"/>
+      </w:pPr>
+      <w:r>
+        <w:rPr>
+          <w:rStyle w:val="afc"/>
+          <w:rFonts w:eastAsiaTheme="majorEastAsia"/>
+          <w:b w:val="0"/>
+          <w:bCs w:val="0"/>
+        </w:rPr>
+        <w:t>Заказчиком настоящей работы</w:t>
+      </w:r>
+      <w:r>
+        <w:t xml:space="preserve"> является коллектив преподавателей ФГБОУ ВО «Вятский государственный университет» (колледж </w:t>
+      </w:r>
+      <w:proofErr w:type="spellStart"/>
+      <w:r>
+        <w:t>ВятГУ</w:t>
+      </w:r>
+      <w:proofErr w:type="spellEnd"/>
+      <w:r>
+        <w:t>):</w:t>
+      </w:r>
+    </w:p>
+    <w:p>
+      <w:pPr>
+        <w:pStyle w:val="a0"/>
+      </w:pPr>
+      <w:r>
+        <w:t>по учебной практике – Самоделкин П.А.;</w:t>
+      </w:r>
+    </w:p>
+    <w:p>
+      <w:pPr>
+        <w:pStyle w:val="a0"/>
+      </w:pPr>
+      <w:r>
+        <w:t>по дисциплине «Анализ и разработка технического задания» – Жукова М.Н.;</w:t>
+      </w:r>
+    </w:p>
+    <w:p>
+      <w:pPr>
+        <w:pStyle w:val="a0"/>
+      </w:pPr>
+      <w:r>
+        <w:t>по дисциплине «Внедрение информационных систем» – Самоделкин П.А.;</w:t>
+      </w:r>
+    </w:p>
+    <w:p>
+      <w:pPr>
+        <w:pStyle w:val="a0"/>
+      </w:pPr>
+      <w:r>
+        <w:t>руководитель образовательной программы – Ворожцова О.Г.</w:t>
+      </w:r>
+    </w:p>
+    <w:p>
+      <w:pPr>
+        <w:pStyle w:val="2"/>
+      </w:pPr>
+      <w:r>
+        <w:t>Сроки разработки</w:t>
+      </w:r>
+      <w:bookmarkEnd w:id="9"/>
+    </w:p>
+    <w:p>
+      <w:r>
+        <w:t>Разработка программного продукта должна быть осуществлена с 17.01.2026 по 20.06.2026.</w:t>
+      </w:r>
+    </w:p>
+    <w:p>
+      <w:pPr>
+        <w:pStyle w:val="2"/>
+      </w:pPr>
+      <w:bookmarkStart w:id="10" w:name="_Toc193826841"/>
+      <w:r>
+        <w:t>Назначение разработки</w:t>
+      </w:r>
+      <w:bookmarkEnd w:id="10"/>
+      <w:r>
+        <w:t xml:space="preserve"> </w:t>
+      </w:r>
+    </w:p>
+    <w:p>
+      <w:pPr>
+        <w:pStyle w:val="3"/>
+      </w:pPr>
+      <w:bookmarkStart w:id="11" w:name="_Toc193826842"/>
+      <w:r>
+        <w:t>Функциональное назначение</w:t>
+      </w:r>
+      <w:bookmarkEnd w:id="11"/>
+    </w:p>
+    <w:p>
+      <w:r>
+        <w:t>Программный продукт предназначен для организации</w:t>
+      </w:r>
+      <w:r>
+        <w:t xml:space="preserve"> </w:t>
+      </w:r>
+      <w:r>
+        <w:t>участия</w:t>
+      </w:r>
+      <w:r>
+        <w:t xml:space="preserve"> </w:t>
+      </w:r>
+      <w:r>
+        <w:t>пользователя</w:t>
+      </w:r>
+      <w:r>
+        <w:t xml:space="preserve"> в игровом процессе </w:t>
+      </w:r>
+      <w:proofErr w:type="gramStart"/>
+      <w:r>
+        <w:t xml:space="preserve">классической </w:t>
+      </w:r>
+      <w:r>
+        <w:t xml:space="preserve"> игры</w:t>
+      </w:r>
+      <w:proofErr w:type="gramEnd"/>
+      <w:r>
+        <w:t xml:space="preserve"> </w:t>
+      </w:r>
+      <w:r>
+        <w:t>«Змейк</w:t>
+      </w:r>
+      <w:r>
+        <w:t>а</w:t>
+      </w:r>
+      <w:r>
+        <w:t>». Основные функции:</w:t>
+      </w:r>
+    </w:p>
+    <w:p>
+      <w:pPr>
+        <w:pStyle w:val="a0"/>
+      </w:pPr>
+      <w:r>
+        <w:lastRenderedPageBreak/>
+        <w:t>запуск и управление игрой;</w:t>
+      </w:r>
+    </w:p>
+    <w:p>
+      <w:pPr>
+        <w:pStyle w:val="a0"/>
+      </w:pPr>
+      <w:r>
+        <w:t>отображение игрового поля, змейки, еды и текущего счёта;</w:t>
+      </w:r>
+    </w:p>
+    <w:p>
+      <w:pPr>
+        <w:pStyle w:val="a0"/>
+      </w:pPr>
+      <w:r>
+        <w:t>обработка пользовательского ввода (клавиши управления);</w:t>
+      </w:r>
+    </w:p>
+    <w:p>
+      <w:pPr>
+        <w:pStyle w:val="a0"/>
+      </w:pPr>
+      <w:r>
+        <w:t>завершение игры при столкновении и отображение сообщения о проигрыше.</w:t>
+      </w:r>
+    </w:p>
+    <w:p/>
+    <w:p>
+      <w:pPr>
+        <w:pStyle w:val="3"/>
+        <w:rPr>
+          <w:lang w:val="en-US"/>
+        </w:rPr>
+      </w:pPr>
+      <w:bookmarkStart w:id="12" w:name="_Toc193826843"/>
+      <w:r>
+        <w:t>Эксплуатационное назначение</w:t>
+      </w:r>
+      <w:bookmarkEnd w:id="12"/>
+    </w:p>
+    <w:p>
+      <w:r>
+        <w:t>Программа рассчитана на широкий круг пользователей, обладающих базовыми навыками работы с клавиатурой. Не требует специальной подготовки или установки дополнительного программного обеспечения, кроме интерпретатора Python.</w:t>
+      </w:r>
+    </w:p>
+    <w:p>
+      <w:pPr>
+        <w:pStyle w:val="1"/>
+      </w:pPr>
+      <w:bookmarkStart w:id="13" w:name="_Toc193826844"/>
+      <w:r>
+        <w:lastRenderedPageBreak/>
+        <w:t xml:space="preserve">Анализ </w:t>
+      </w:r>
+      <w:r>
+        <w:t>предметной области</w:t>
+      </w:r>
+      <w:bookmarkEnd w:id="13"/>
+    </w:p>
+    <w:p>
+      <w:pPr>
+        <w:ind w:firstLine="0"/>
+      </w:pPr>
+    </w:p>
+    <w:p>
+      <w:pPr>
+        <w:pStyle w:val="2"/>
+      </w:pPr>
+      <w:bookmarkStart w:id="14" w:name="_Toc193826845"/>
+      <w:r>
+        <w:t>Описание предметной области</w:t>
+      </w:r>
+      <w:bookmarkEnd w:id="14"/>
+    </w:p>
+    <w:p>
+      <w:pPr>
+        <w:tabs>
+          <w:tab w:val="num" w:pos="720"/>
+        </w:tabs>
+        <w:ind w:firstLine="720"/>
+        <w:rPr>
+          <w:rFonts w:eastAsia="Times New Roman" w:cs="Times New Roman"/>
+          <w:szCs w:val="24"/>
+        </w:rPr>
+      </w:pPr>
+      <w:bookmarkStart w:id="15" w:name="_Toc193826846"/>
+      <w:r>
+        <w:rPr>
+          <w:rFonts w:eastAsia="Times New Roman" w:cs="Times New Roman"/>
+          <w:szCs w:val="24"/>
+        </w:rPr>
+        <w:t xml:space="preserve">«Змейка» (англ. </w:t>
+      </w:r>
+      <w:proofErr w:type="spellStart"/>
+      <w:r>
+        <w:rPr>
+          <w:rFonts w:eastAsia="Times New Roman" w:cs="Times New Roman"/>
+          <w:szCs w:val="24"/>
+        </w:rPr>
+        <w:t>Snake</w:t>
+      </w:r>
+      <w:proofErr w:type="spellEnd"/>
+      <w:r>
+        <w:rPr>
+          <w:rFonts w:eastAsia="Times New Roman" w:cs="Times New Roman"/>
+          <w:szCs w:val="24"/>
+        </w:rPr>
+        <w:t xml:space="preserve">) – это классический жанр аркадных игр, где игрок управляет постоянно растущей линией, избегая столкновений. </w:t>
+      </w:r>
+    </w:p>
+    <w:p>
+      <w:pPr>
+        <w:tabs>
+          <w:tab w:val="num" w:pos="720"/>
+        </w:tabs>
+        <w:ind w:firstLine="720"/>
+        <w:rPr>
+          <w:rFonts w:eastAsia="Times New Roman" w:cs="Times New Roman"/>
+          <w:szCs w:val="24"/>
+        </w:rPr>
+      </w:pPr>
+      <w:r>
+        <w:rPr>
+          <w:rFonts w:eastAsia="Times New Roman" w:cs="Times New Roman"/>
+          <w:szCs w:val="24"/>
+        </w:rPr>
+        <w:t xml:space="preserve">Основы жанра заложила аркадная игра </w:t>
+      </w:r>
+      <w:proofErr w:type="spellStart"/>
+      <w:r>
+        <w:rPr>
+          <w:rFonts w:eastAsia="Times New Roman" w:cs="Times New Roman"/>
+          <w:szCs w:val="24"/>
+        </w:rPr>
+        <w:t>Blockade</w:t>
+      </w:r>
+      <w:proofErr w:type="spellEnd"/>
+      <w:r>
+        <w:rPr>
+          <w:rFonts w:eastAsia="Times New Roman" w:cs="Times New Roman"/>
+          <w:szCs w:val="24"/>
+        </w:rPr>
+        <w:t xml:space="preserve"> от команды </w:t>
+      </w:r>
+      <w:proofErr w:type="spellStart"/>
+      <w:r>
+        <w:rPr>
+          <w:rFonts w:eastAsia="Times New Roman" w:cs="Times New Roman"/>
+          <w:szCs w:val="24"/>
+        </w:rPr>
+        <w:t>Gremlin</w:t>
+      </w:r>
+      <w:proofErr w:type="spellEnd"/>
+      <w:r>
+        <w:rPr>
+          <w:rFonts w:eastAsia="Times New Roman" w:cs="Times New Roman"/>
+          <w:szCs w:val="24"/>
+        </w:rPr>
+        <w:t xml:space="preserve"> Interactive. Это была игра для двух игроков, где движение оставляло неисчезающий след, а столкновение с ним означало проигрыш. Одну из первых компьютерных адаптаций концепции под названием </w:t>
+      </w:r>
+      <w:proofErr w:type="spellStart"/>
+      <w:r>
+        <w:rPr>
+          <w:rFonts w:eastAsia="Times New Roman" w:cs="Times New Roman"/>
+          <w:szCs w:val="24"/>
+        </w:rPr>
+        <w:t>Worm</w:t>
+      </w:r>
+      <w:proofErr w:type="spellEnd"/>
+      <w:r>
+        <w:rPr>
+          <w:rFonts w:eastAsia="Times New Roman" w:cs="Times New Roman"/>
+          <w:szCs w:val="24"/>
+        </w:rPr>
+        <w:t xml:space="preserve"> создал Питер </w:t>
+      </w:r>
+      <w:proofErr w:type="spellStart"/>
+      <w:r>
+        <w:rPr>
+          <w:rFonts w:eastAsia="Times New Roman" w:cs="Times New Roman"/>
+          <w:szCs w:val="24"/>
+        </w:rPr>
+        <w:t>Трефонас</w:t>
+      </w:r>
+      <w:proofErr w:type="spellEnd"/>
+      <w:r>
+        <w:rPr>
+          <w:rFonts w:eastAsia="Times New Roman" w:cs="Times New Roman"/>
+          <w:szCs w:val="24"/>
+        </w:rPr>
+        <w:t xml:space="preserve"> для компьютера TRS-80. Каноническую версию разработал Танели </w:t>
+      </w:r>
+      <w:proofErr w:type="spellStart"/>
+      <w:r>
+        <w:rPr>
+          <w:rFonts w:eastAsia="Times New Roman" w:cs="Times New Roman"/>
+          <w:szCs w:val="24"/>
+        </w:rPr>
+        <w:t>Арманто</w:t>
+      </w:r>
+      <w:proofErr w:type="spellEnd"/>
+      <w:r>
+        <w:rPr>
+          <w:rFonts w:eastAsia="Times New Roman" w:cs="Times New Roman"/>
+          <w:szCs w:val="24"/>
+        </w:rPr>
+        <w:t>, финский инженер Nokia. Он адаптировал идею для одиночной игры на телефоне Nokia 6110, добавив механику сбора точек (яблок) для роста змейки.</w:t>
+      </w:r>
+    </w:p>
+    <w:p>
+      <w:pPr>
+        <w:pStyle w:val="2"/>
+      </w:pPr>
+      <w:r>
+        <w:t>Обзор аналогов</w:t>
+      </w:r>
+      <w:bookmarkEnd w:id="15"/>
+    </w:p>
+    <w:p>
+      <w:pPr>
+        <w:pStyle w:val="a0"/>
+        <w:keepLines w:val="0"/>
+        <w:numPr>
+          <w:ilvl w:val="0"/>
+          <w:numId w:val="23"/>
+        </w:numPr>
+        <w:tabs>
+          <w:tab w:val="clear" w:pos="1276"/>
+        </w:tabs>
+        <w:suppressAutoHyphens/>
+        <w:rPr>
+          <w:rFonts w:eastAsia="Times New Roman" w:cs="Times New Roman"/>
+          <w:szCs w:val="24"/>
+        </w:rPr>
+      </w:pPr>
+      <w:bookmarkStart w:id="16" w:name="_Toc193826847"/>
+      <w:r>
+        <w:rPr>
+          <w:rFonts w:eastAsia="Times New Roman" w:cs="Times New Roman"/>
+          <w:szCs w:val="24"/>
+        </w:rPr>
+        <w:t xml:space="preserve">Змейка! </w:t>
+      </w:r>
+      <w:r>
+        <w:rPr>
+          <w:rStyle w:val="af9"/>
+          <w:rFonts w:eastAsia="Times New Roman" w:cs="Times New Roman"/>
+          <w:szCs w:val="24"/>
+        </w:rPr>
+        <w:footnoteReference w:id="2"/>
+      </w:r>
+      <w:r>
+        <w:rPr>
+          <w:rFonts w:eastAsia="Times New Roman" w:cs="Times New Roman"/>
+          <w:szCs w:val="24"/>
+        </w:rPr>
+        <w:t xml:space="preserve">– </w:t>
+      </w:r>
+      <w:proofErr w:type="spellStart"/>
+      <w:r>
+        <w:rPr>
+          <w:rFonts w:eastAsia="Times New Roman" w:cs="Times New Roman"/>
+          <w:szCs w:val="24"/>
+          <w:lang w:val="en-US"/>
+        </w:rPr>
+        <w:t>Pitraev</w:t>
+      </w:r>
+      <w:proofErr w:type="spellEnd"/>
+      <w:r>
+        <w:rPr>
+          <w:rFonts w:eastAsia="Times New Roman" w:cs="Times New Roman"/>
+          <w:szCs w:val="24"/>
+        </w:rPr>
+        <w:t xml:space="preserve"> </w:t>
+      </w:r>
+      <w:r>
+        <w:rPr>
+          <w:rFonts w:eastAsia="Times New Roman" w:cs="Times New Roman"/>
+          <w:szCs w:val="24"/>
+          <w:lang w:val="en-US"/>
+        </w:rPr>
+        <w:t>Vlad</w:t>
+      </w:r>
+      <w:r>
+        <w:rPr>
+          <w:rFonts w:eastAsia="Times New Roman" w:cs="Times New Roman"/>
+          <w:szCs w:val="24"/>
+        </w:rPr>
+        <w:t>, 2020 год:</w:t>
+      </w:r>
+    </w:p>
+    <w:p>
+      <w:pPr>
+        <w:rPr>
+          <w:rFonts w:eastAsia="Times New Roman" w:cs="Times New Roman"/>
+          <w:szCs w:val="24"/>
+          <w:lang w:val="en-US"/>
+        </w:rPr>
+      </w:pPr>
+      <w:r>
+        <w:rPr>
+          <w:rFonts w:eastAsia="Times New Roman" w:cs="Times New Roman"/>
+          <w:noProof/>
+          <w:szCs w:val="24"/>
+          <w:lang w:val="en-US"/>
+        </w:rPr>
+        <w:drawing>
+          <wp:inline distT="0" distB="0" distL="0" distR="0" wp14:anchorId="2BD90D04" wp14:editId="51FC2814">
+            <wp:extent cx="4293705" cy="3217295"/>
+            <wp:effectExtent l="0" t="0" r="0" b="2540"/>
+            <wp:docPr id="1263363866" name="Рисунок 1" descr="Изображение выглядит как снимок экрана, программное обеспечение&#10;&#10;Содержимое, созданное искусственным интеллектом, может быть неверным."/>
+            <wp:cNvGraphicFramePr>
+              <a:graphicFrameLocks xmlns:a="http://schemas.openxmlformats.org/drawingml/2006/main" noChangeAspect="1"/>
+            </wp:cNvGraphicFramePr>
+            <a:graphic xmlns:a="http://schemas.openxmlformats.org/drawingml/2006/main">
+              <a:graphicData uri="http://schemas.openxmlformats.org/drawingml/2006/picture">
+                <pic:pic xmlns:pic="http://schemas.openxmlformats.org/drawingml/2006/picture">
+                  <pic:nvPicPr>
+                    <pic:cNvPr id="1263363866" name="Рисунок 1" descr="Изображение выглядит как снимок экрана, программное обеспечение&#10;&#10;Содержимое, созданное искусственным интеллектом, может быть неверным."/>
+                    <pic:cNvPicPr/>
+                  </pic:nvPicPr>
+                  <pic:blipFill>
+                    <a:blip r:embed="rId11"/>
+                    <a:stretch>
+                      <a:fillRect/>
+                    </a:stretch>
+                  </pic:blipFill>
+                  <pic:spPr>
+                    <a:xfrm>
+                      <a:off x="0" y="0"/>
+                      <a:ext cx="4395896" cy="3293867"/>
+                    </a:xfrm>
+                    <a:prstGeom prst="rect">
+                      <a:avLst/>
+                    </a:prstGeom>
+                  </pic:spPr>
+                </pic:pic>
+              </a:graphicData>
+            </a:graphic>
+          </wp:inline>
+        </w:drawing>
+      </w:r>
+    </w:p>
+    <w:p>
+      <w:pPr>
+        <w:ind w:left="285" w:firstLine="0"/>
+        <w:jc w:val="center"/>
+        <w:rPr>
+          <w:rFonts w:cs="Times New Roman"/>
+          <w:szCs w:val="24"/>
+        </w:rPr>
+      </w:pPr>
+      <w:r>
+        <w:rPr>
+          <w:rFonts w:cs="Times New Roman"/>
+          <w:szCs w:val="24"/>
+        </w:rPr>
+        <w:t>Рисунок 1 – Скриншот интерфейса игры «Змейка!»</w:t>
+      </w:r>
+    </w:p>
+    <w:p>
+      <w:pPr>
+        <w:rPr>
+          <w:rFonts w:eastAsiaTheme="majorEastAsia" w:cs="Times New Roman"/>
+          <w:szCs w:val="24"/>
+        </w:rPr>
+      </w:pPr>
+      <w:r>
+        <w:rPr>
+          <w:rFonts w:eastAsia="Times New Roman" w:cs="Times New Roman"/>
+          <w:szCs w:val="24"/>
+        </w:rPr>
+        <w:t xml:space="preserve">Змейка! (см. рисунок 1) – традиционная игра змейка, из популярного магазина приложений </w:t>
+      </w:r>
+      <w:r>
+        <w:rPr>
+          <w:rFonts w:eastAsia="Times New Roman" w:cs="Times New Roman"/>
+          <w:szCs w:val="24"/>
+          <w:lang w:val="en-US"/>
+        </w:rPr>
+        <w:t>Microsoft</w:t>
+      </w:r>
+      <w:r>
+        <w:rPr>
+          <w:rFonts w:eastAsia="Times New Roman" w:cs="Times New Roman"/>
+          <w:szCs w:val="24"/>
+        </w:rPr>
+        <w:t xml:space="preserve"> </w:t>
+      </w:r>
+      <w:r>
+        <w:rPr>
+          <w:rFonts w:eastAsia="Times New Roman" w:cs="Times New Roman"/>
+          <w:szCs w:val="24"/>
+          <w:lang w:val="en-US"/>
+        </w:rPr>
+        <w:t>Store</w:t>
+      </w:r>
+      <w:r>
+        <w:rPr>
+          <w:rFonts w:eastAsia="Times New Roman" w:cs="Times New Roman"/>
+          <w:szCs w:val="24"/>
+        </w:rPr>
+        <w:t xml:space="preserve">. Была разработана в 2020 году разработчиком </w:t>
+      </w:r>
+      <w:proofErr w:type="spellStart"/>
+      <w:r>
+        <w:rPr>
+          <w:rFonts w:eastAsia="Times New Roman" w:cs="Times New Roman"/>
+          <w:szCs w:val="24"/>
+          <w:lang w:val="en-US"/>
+        </w:rPr>
+        <w:t>Pitraev</w:t>
+      </w:r>
+      <w:proofErr w:type="spellEnd"/>
+      <w:r>
+        <w:rPr>
+          <w:rFonts w:eastAsia="Times New Roman" w:cs="Times New Roman"/>
+          <w:szCs w:val="24"/>
+        </w:rPr>
+        <w:t xml:space="preserve"> </w:t>
+      </w:r>
+      <w:r>
+        <w:rPr>
+          <w:rFonts w:eastAsia="Times New Roman" w:cs="Times New Roman"/>
+          <w:szCs w:val="24"/>
+          <w:lang w:val="en-US"/>
+        </w:rPr>
+        <w:t>Vlad</w:t>
+      </w:r>
+      <w:r>
+        <w:rPr>
+          <w:rFonts w:eastAsia="Times New Roman" w:cs="Times New Roman"/>
+          <w:szCs w:val="24"/>
+        </w:rPr>
+        <w:t>.</w:t>
+      </w:r>
+    </w:p>
+    <w:p>
+      <w:pPr>
+        <w:rPr>
+          <w:rFonts w:cs="Times New Roman"/>
+          <w:szCs w:val="24"/>
+          <w:lang w:val="en-US"/>
+        </w:rPr>
+      </w:pPr>
+      <w:r>
+        <w:rPr>
+          <w:rFonts w:eastAsiaTheme="majorEastAsia" w:cs="Times New Roman"/>
+          <w:szCs w:val="24"/>
+        </w:rPr>
+        <w:lastRenderedPageBreak/>
+        <w:t>Преимущества</w:t>
+      </w:r>
+      <w:r>
+        <w:rPr>
+          <w:rFonts w:cs="Times New Roman"/>
+          <w:szCs w:val="24"/>
+          <w:lang w:val="en-US"/>
+        </w:rPr>
+        <w:t>:</w:t>
+      </w:r>
+    </w:p>
+    <w:p>
+      <w:pPr>
+        <w:pStyle w:val="a0"/>
+      </w:pPr>
+      <w:r>
+        <w:t>п</w:t>
+      </w:r>
+      <w:r>
+        <w:t>ростая, но затягивающая механика;</w:t>
+      </w:r>
+    </w:p>
+    <w:p>
+      <w:pPr>
+        <w:pStyle w:val="a0"/>
+      </w:pPr>
+      <w:r>
+        <w:t>ностальгичный визуальный стиль;</w:t>
+      </w:r>
+    </w:p>
+    <w:p>
+      <w:pPr>
+        <w:pStyle w:val="a0"/>
+      </w:pPr>
+      <w:r>
+        <w:t>отзывчивое управление.</w:t>
+      </w:r>
+    </w:p>
+    <w:p>
+      <w:pPr>
+        <w:rPr>
+          <w:rFonts w:cs="Times New Roman"/>
+          <w:szCs w:val="24"/>
+        </w:rPr>
+      </w:pPr>
+      <w:r>
+        <w:rPr>
+          <w:rFonts w:eastAsiaTheme="majorEastAsia" w:cs="Times New Roman"/>
+          <w:szCs w:val="24"/>
+        </w:rPr>
+        <w:t>Недостатки</w:t>
+      </w:r>
+      <w:r>
+        <w:rPr>
+          <w:rFonts w:cs="Times New Roman"/>
+          <w:szCs w:val="24"/>
+        </w:rPr>
+        <w:t>:</w:t>
+      </w:r>
+    </w:p>
+    <w:p>
+      <w:pPr>
+        <w:pStyle w:val="a0"/>
+      </w:pPr>
+      <w:r>
+        <w:t>н</w:t>
+      </w:r>
+      <w:r>
+        <w:t>едоработана логика передвижения змейки</w:t>
+      </w:r>
+      <w:r>
+        <w:t xml:space="preserve"> </w:t>
+      </w:r>
+      <w:r>
+        <w:t>(</w:t>
+      </w:r>
+      <w:r>
+        <w:t>в</w:t>
+      </w:r>
+      <w:r>
+        <w:t xml:space="preserve"> игре она может двигаться в противоположном направление);</w:t>
+      </w:r>
+    </w:p>
+    <w:p>
+      <w:pPr>
+        <w:pStyle w:val="a0"/>
+      </w:pPr>
+      <w:r>
+        <w:t xml:space="preserve">отсутствие </w:t>
+      </w:r>
+      <w:proofErr w:type="gramStart"/>
+      <w:r>
+        <w:t>какого либо</w:t>
+      </w:r>
+      <w:proofErr w:type="gramEnd"/>
+      <w:r>
+        <w:t xml:space="preserve"> экрана проигрыша</w:t>
+      </w:r>
+      <w:r>
+        <w:t>;</w:t>
+      </w:r>
+    </w:p>
+    <w:p>
+      <w:pPr>
+        <w:pStyle w:val="a0"/>
+      </w:pPr>
+      <w:r>
+        <w:t>рваный игровой процесс.</w:t>
+      </w:r>
+    </w:p>
+    <w:p>
+      <w:pPr>
+        <w:pStyle w:val="a0"/>
+      </w:pPr>
+      <w:r>
+        <w:rPr>
+          <w:rFonts w:eastAsia="Times New Roman"/>
+        </w:rPr>
+        <w:br w:type="page"/>
+      </w:r>
+    </w:p>
+    <w:p>
+      <w:pPr>
+        <w:pStyle w:val="a0"/>
+        <w:keepLines w:val="0"/>
+        <w:numPr>
+          <w:ilvl w:val="0"/>
+          <w:numId w:val="23"/>
+        </w:numPr>
+        <w:tabs>
+          <w:tab w:val="clear" w:pos="1276"/>
+        </w:tabs>
+        <w:suppressAutoHyphens/>
+        <w:rPr>
+          <w:rFonts w:eastAsia="Times New Roman" w:cs="Times New Roman"/>
+          <w:szCs w:val="24"/>
+        </w:rPr>
+      </w:pPr>
+      <w:r>
+        <w:rPr>
+          <w:rFonts w:eastAsia="Times New Roman" w:cs="Times New Roman"/>
+          <w:szCs w:val="24"/>
+        </w:rPr>
+        <w:lastRenderedPageBreak/>
+        <w:t>Змейка 2</w:t>
+      </w:r>
+      <w:r>
+        <w:rPr>
+          <w:rFonts w:eastAsia="Times New Roman" w:cs="Times New Roman"/>
+          <w:szCs w:val="24"/>
+          <w:lang w:val="en-US"/>
+        </w:rPr>
+        <w:t>D</w:t>
+      </w:r>
+      <w:r>
+        <w:rPr>
+          <w:rFonts w:eastAsia="Times New Roman" w:cs="Times New Roman"/>
+          <w:szCs w:val="24"/>
+        </w:rPr>
+        <w:t xml:space="preserve"> </w:t>
+      </w:r>
+      <w:r>
+        <w:rPr>
+          <w:rStyle w:val="af9"/>
+          <w:rFonts w:eastAsia="Times New Roman" w:cs="Times New Roman"/>
+          <w:szCs w:val="24"/>
+        </w:rPr>
+        <w:footnoteReference w:id="3"/>
+      </w:r>
+      <w:r>
+        <w:rPr>
+          <w:rFonts w:eastAsia="Times New Roman" w:cs="Times New Roman"/>
+          <w:szCs w:val="24"/>
+        </w:rPr>
+        <w:t xml:space="preserve">– </w:t>
+      </w:r>
+      <w:r>
+        <w:rPr>
+          <w:rFonts w:eastAsia="Times New Roman" w:cs="Times New Roman"/>
+          <w:szCs w:val="24"/>
+          <w:lang w:val="en-US"/>
+        </w:rPr>
+        <w:t>DevKD</w:t>
+      </w:r>
+      <w:r>
+        <w:rPr>
+          <w:rFonts w:eastAsia="Times New Roman" w:cs="Times New Roman"/>
+          <w:szCs w:val="24"/>
+        </w:rPr>
+        <w:t>, 27 фев. 2024года:</w:t>
+      </w:r>
+    </w:p>
+    <w:p>
+      <w:pPr>
+        <w:ind w:firstLine="643"/>
+        <w:rPr>
+          <w:rFonts w:eastAsia="Times New Roman" w:cs="Times New Roman"/>
+          <w:szCs w:val="24"/>
+        </w:rPr>
+      </w:pPr>
+      <w:r>
+        <w:rPr>
+          <w:rFonts w:eastAsia="Times New Roman" w:cs="Times New Roman"/>
+          <w:noProof/>
+          <w:szCs w:val="24"/>
+          <w:lang w:val="en-US"/>
+        </w:rPr>
+        <w:drawing>
+          <wp:inline distT="0" distB="0" distL="0" distR="0" wp14:anchorId="4856E15D" wp14:editId="788410AD">
+            <wp:extent cx="4195482" cy="5311045"/>
+            <wp:effectExtent l="0" t="0" r="0" b="4445"/>
+            <wp:docPr id="1209087502" name="Рисунок 1"/>
+            <wp:cNvGraphicFramePr>
+              <a:graphicFrameLocks xmlns:a="http://schemas.openxmlformats.org/drawingml/2006/main" noChangeAspect="1"/>
+            </wp:cNvGraphicFramePr>
+            <a:graphic xmlns:a="http://schemas.openxmlformats.org/drawingml/2006/main">
+              <a:graphicData uri="http://schemas.openxmlformats.org/drawingml/2006/picture">
+                <pic:pic xmlns:pic="http://schemas.openxmlformats.org/drawingml/2006/picture">
+                  <pic:nvPicPr>
+                    <pic:cNvPr id="1209087502" name="Рисунок 1"/>
+                    <pic:cNvPicPr/>
+                  </pic:nvPicPr>
+                  <pic:blipFill>
+                    <a:blip r:embed="rId12">
+                      <a:extLst>
+                        <a:ext uri="{28A0092B-C50C-407E-A947-70E740481C1C}">
+                          <a14:useLocalDpi xmlns:a14="http://schemas.microsoft.com/office/drawing/2010/main" val="0"/>
+                        </a:ext>
+                      </a:extLst>
+                    </a:blip>
+                    <a:stretch>
+                      <a:fillRect/>
+                    </a:stretch>
+                  </pic:blipFill>
+                  <pic:spPr>
+                    <a:xfrm>
+                      <a:off x="0" y="0"/>
+                      <a:ext cx="4221189" cy="5343587"/>
+                    </a:xfrm>
+                    <a:prstGeom prst="rect">
+                      <a:avLst/>
+                    </a:prstGeom>
+                  </pic:spPr>
+                </pic:pic>
+              </a:graphicData>
+            </a:graphic>
+          </wp:inline>
+        </w:drawing>
       </w:r>
     </w:p>
     <w:p>
@@ -3660,11 +4301,361 @@
         <w:pStyle w:val="a0"/>
         <w:numPr>
           <w:ilvl w:val="0"/>
-          <w:numId w:val="20"/>
+          <w:numId w:val="0"/>
         </w:numPr>
-      </w:pPr>
-      <w:r>
-        <w:t>тех задание</w:t>
+        <w:ind w:left="1494"/>
+        <w:rPr>
+          <w:rFonts w:cs="Times New Roman"/>
+          <w:szCs w:val="24"/>
+        </w:rPr>
+      </w:pPr>
+      <w:r>
+        <w:rPr>
+          <w:rFonts w:cs="Times New Roman"/>
+          <w:szCs w:val="24"/>
+        </w:rPr>
+        <w:t>Рисунок 2 – Скриншот интерфейса игры «Змейка 2</w:t>
+      </w:r>
+      <w:r>
+        <w:rPr>
+          <w:rFonts w:cs="Times New Roman"/>
+          <w:szCs w:val="24"/>
+          <w:lang w:val="en-US"/>
+        </w:rPr>
+        <w:t>D</w:t>
+      </w:r>
+      <w:r>
+        <w:rPr>
+          <w:rFonts w:cs="Times New Roman"/>
+          <w:szCs w:val="24"/>
+        </w:rPr>
+        <w:t>»</w:t>
+      </w:r>
+    </w:p>
+    <w:p>
+      <w:pPr>
+        <w:rPr>
+          <w:rFonts w:eastAsiaTheme="majorEastAsia" w:cs="Times New Roman"/>
+          <w:szCs w:val="24"/>
+        </w:rPr>
+      </w:pPr>
+      <w:r>
+        <w:rPr>
+          <w:rFonts w:eastAsia="Times New Roman" w:cs="Times New Roman"/>
+          <w:szCs w:val="24"/>
+        </w:rPr>
+        <w:t>Змейка 2</w:t>
+      </w:r>
+      <w:r>
+        <w:rPr>
+          <w:rFonts w:eastAsia="Times New Roman" w:cs="Times New Roman"/>
+          <w:szCs w:val="24"/>
+          <w:lang w:val="en-US"/>
+        </w:rPr>
+        <w:t>D</w:t>
+      </w:r>
+      <w:r>
+        <w:rPr>
+          <w:rFonts w:eastAsia="Times New Roman" w:cs="Times New Roman"/>
+          <w:szCs w:val="24"/>
+        </w:rPr>
+        <w:t xml:space="preserve"> (см. рисунок 2) – классическая аркадная змейка, из популярного магазина приложений </w:t>
+      </w:r>
+      <w:proofErr w:type="spellStart"/>
+      <w:r>
+        <w:rPr>
+          <w:rFonts w:eastAsia="Times New Roman" w:cs="Times New Roman"/>
+          <w:szCs w:val="24"/>
+          <w:lang w:val="en-US"/>
+        </w:rPr>
+        <w:t>Rustore</w:t>
+      </w:r>
+      <w:proofErr w:type="spellEnd"/>
+      <w:r>
+        <w:rPr>
+          <w:rFonts w:eastAsia="Times New Roman" w:cs="Times New Roman"/>
+          <w:szCs w:val="24"/>
+        </w:rPr>
+        <w:t xml:space="preserve">. Была разработана в 27фев. 2024 года разработчиком </w:t>
+      </w:r>
+      <w:r>
+        <w:rPr>
+          <w:rFonts w:eastAsia="Times New Roman" w:cs="Times New Roman"/>
+          <w:szCs w:val="24"/>
+          <w:lang w:val="en-US"/>
+        </w:rPr>
+        <w:t>DevKD</w:t>
+      </w:r>
+      <w:r>
+        <w:rPr>
+          <w:rFonts w:eastAsiaTheme="majorEastAsia" w:cs="Times New Roman"/>
+          <w:szCs w:val="24"/>
+        </w:rPr>
+        <w:t>.</w:t>
+      </w:r>
+    </w:p>
+    <w:p>
+      <w:pPr>
+        <w:rPr>
+          <w:rFonts w:cs="Times New Roman"/>
+          <w:szCs w:val="24"/>
+          <w:lang w:val="en-US"/>
+        </w:rPr>
+      </w:pPr>
+      <w:r>
+        <w:rPr>
+          <w:rFonts w:eastAsiaTheme="majorEastAsia" w:cs="Times New Roman"/>
+          <w:szCs w:val="24"/>
+        </w:rPr>
+        <w:t>Преимущества</w:t>
+      </w:r>
+      <w:r>
+        <w:rPr>
+          <w:rFonts w:cs="Times New Roman"/>
+          <w:szCs w:val="24"/>
+          <w:lang w:val="en-US"/>
+        </w:rPr>
+        <w:t>:</w:t>
+      </w:r>
+    </w:p>
+    <w:p>
+      <w:pPr>
+        <w:pStyle w:val="a0"/>
+      </w:pPr>
+      <w:r>
+        <w:t>п</w:t>
+      </w:r>
+      <w:r>
+        <w:t>ростая, но проверенная механика;</w:t>
+      </w:r>
+    </w:p>
+    <w:p>
+      <w:pPr>
+        <w:pStyle w:val="a0"/>
+      </w:pPr>
+      <w:r>
+        <w:t>ностальгичный визуальный стиль;</w:t>
+      </w:r>
+    </w:p>
+    <w:p>
+      <w:pPr>
+        <w:pStyle w:val="a0"/>
+      </w:pPr>
+      <w:r>
+        <w:t>плавная анимация передвижения змеи.</w:t>
+      </w:r>
+    </w:p>
+    <w:p>
+      <w:pPr>
+        <w:rPr>
+          <w:rFonts w:cs="Times New Roman"/>
+          <w:szCs w:val="24"/>
+        </w:rPr>
+      </w:pPr>
+      <w:r>
+        <w:rPr>
+          <w:rFonts w:eastAsiaTheme="majorEastAsia" w:cs="Times New Roman"/>
+          <w:szCs w:val="24"/>
+        </w:rPr>
+        <w:t>Недостатки</w:t>
+      </w:r>
+      <w:r>
+        <w:rPr>
+          <w:rFonts w:cs="Times New Roman"/>
+          <w:szCs w:val="24"/>
+        </w:rPr>
+        <w:t>:</w:t>
+      </w:r>
+    </w:p>
+    <w:p>
+      <w:pPr>
+        <w:pStyle w:val="a0"/>
+      </w:pPr>
+      <w:r>
+        <w:t>в</w:t>
+      </w:r>
+      <w:r>
+        <w:t>озможны зависания, особенно при первом запуске;</w:t>
+      </w:r>
+    </w:p>
+    <w:p>
+      <w:pPr>
+        <w:pStyle w:val="a0"/>
+      </w:pPr>
+      <w:r>
+        <w:t xml:space="preserve">отсутствие </w:t>
+      </w:r>
+      <w:proofErr w:type="gramStart"/>
+      <w:r>
+        <w:t>какого либо</w:t>
+      </w:r>
+      <w:proofErr w:type="gramEnd"/>
+      <w:r>
+        <w:t xml:space="preserve"> экрана проигрыша;</w:t>
+      </w:r>
+    </w:p>
+    <w:p>
+      <w:pPr>
+        <w:pStyle w:val="a0"/>
+      </w:pPr>
+      <w:r>
+        <w:lastRenderedPageBreak/>
+        <w:t xml:space="preserve">отсутствие </w:t>
+      </w:r>
+      <w:proofErr w:type="gramStart"/>
+      <w:r>
+        <w:t>какого либо</w:t>
+      </w:r>
+      <w:proofErr w:type="gramEnd"/>
+      <w:r>
+        <w:t xml:space="preserve"> экрана выигрыша.</w:t>
+      </w:r>
+    </w:p>
+    <w:p>
+      <w:pPr>
+        <w:spacing w:line="240" w:lineRule="auto"/>
+        <w:rPr>
+          <w:rFonts w:cs="Times New Roman"/>
+          <w:szCs w:val="24"/>
+        </w:rPr>
+      </w:pPr>
+      <w:r>
+        <w:rPr>
+          <w:rFonts w:cs="Times New Roman"/>
+          <w:szCs w:val="24"/>
+        </w:rPr>
+        <w:br w:type="page"/>
+      </w:r>
+    </w:p>
+    <w:p>
+      <w:pPr>
+        <w:pStyle w:val="a0"/>
+        <w:keepLines w:val="0"/>
+        <w:numPr>
+          <w:ilvl w:val="0"/>
+          <w:numId w:val="23"/>
+        </w:numPr>
+        <w:tabs>
+          <w:tab w:val="clear" w:pos="1276"/>
+        </w:tabs>
+        <w:suppressAutoHyphens/>
+        <w:rPr>
+          <w:rFonts w:eastAsia="Times New Roman" w:cs="Times New Roman"/>
+          <w:szCs w:val="24"/>
+        </w:rPr>
+      </w:pPr>
+      <w:r>
+        <w:rPr>
+          <w:rFonts w:eastAsia="Times New Roman" w:cs="Times New Roman"/>
+          <w:szCs w:val="24"/>
+        </w:rPr>
+        <w:lastRenderedPageBreak/>
+        <w:t>Змейка</w:t>
+      </w:r>
+      <w:r>
+        <w:rPr>
+          <w:rStyle w:val="af9"/>
+          <w:rFonts w:eastAsia="Times New Roman" w:cs="Times New Roman"/>
+          <w:szCs w:val="24"/>
+        </w:rPr>
+        <w:footnoteReference w:id="4"/>
+      </w:r>
+      <w:r>
+        <w:rPr>
+          <w:rFonts w:eastAsia="Times New Roman" w:cs="Times New Roman"/>
+          <w:szCs w:val="24"/>
+        </w:rPr>
+        <w:t xml:space="preserve"> – </w:t>
+      </w:r>
+      <w:proofErr w:type="spellStart"/>
+      <w:r>
+        <w:rPr>
+          <w:rFonts w:eastAsia="Times New Roman" w:cs="Times New Roman"/>
+          <w:szCs w:val="24"/>
+          <w:lang w:val="en-US"/>
+        </w:rPr>
+        <w:t>SpateTech</w:t>
+      </w:r>
+      <w:proofErr w:type="spellEnd"/>
+      <w:r>
+        <w:rPr>
+          <w:rFonts w:eastAsia="Times New Roman" w:cs="Times New Roman"/>
+          <w:szCs w:val="24"/>
+        </w:rPr>
+        <w:t xml:space="preserve">, </w:t>
+      </w:r>
+      <w:r>
+        <w:rPr>
+          <w:rFonts w:eastAsia="Times New Roman" w:cs="Times New Roman"/>
+          <w:szCs w:val="24"/>
+          <w:lang w:val="en-US"/>
+        </w:rPr>
+        <w:t>23</w:t>
+      </w:r>
+      <w:r>
+        <w:rPr>
+          <w:rFonts w:eastAsia="Times New Roman" w:cs="Times New Roman"/>
+          <w:szCs w:val="24"/>
+        </w:rPr>
+        <w:t>мар. 2024 год:</w:t>
+      </w:r>
+    </w:p>
+    <w:p>
+      <w:pPr>
+        <w:ind w:firstLine="643"/>
+        <w:rPr>
+          <w:rFonts w:eastAsia="Times New Roman" w:cs="Times New Roman"/>
+          <w:szCs w:val="24"/>
+        </w:rPr>
+      </w:pPr>
+      <w:r>
+        <w:rPr>
+          <w:rFonts w:eastAsia="Times New Roman" w:cs="Times New Roman"/>
+          <w:noProof/>
+          <w:szCs w:val="24"/>
+          <w:lang w:val="en-US"/>
+        </w:rPr>
+        <w:drawing>
+          <wp:inline distT="0" distB="0" distL="0" distR="0" wp14:anchorId="3E42CBB3" wp14:editId="5D375F3B">
+            <wp:extent cx="4082614" cy="3882128"/>
+            <wp:effectExtent l="0" t="0" r="0" b="4445"/>
+            <wp:docPr id="1211606436" name="Рисунок 1"/>
+            <wp:cNvGraphicFramePr>
+              <a:graphicFrameLocks xmlns:a="http://schemas.openxmlformats.org/drawingml/2006/main" noChangeAspect="1"/>
+            </wp:cNvGraphicFramePr>
+            <a:graphic xmlns:a="http://schemas.openxmlformats.org/drawingml/2006/main">
+              <a:graphicData uri="http://schemas.openxmlformats.org/drawingml/2006/picture">
+                <pic:pic xmlns:pic="http://schemas.openxmlformats.org/drawingml/2006/picture">
+                  <pic:nvPicPr>
+                    <pic:cNvPr id="1211606436" name="Рисунок 1"/>
+                    <pic:cNvPicPr/>
+                  </pic:nvPicPr>
+                  <pic:blipFill>
+                    <a:blip r:embed="rId13">
+                      <a:extLst>
+                        <a:ext uri="{28A0092B-C50C-407E-A947-70E740481C1C}">
+                          <a14:useLocalDpi xmlns:a14="http://schemas.microsoft.com/office/drawing/2010/main" val="0"/>
+                        </a:ext>
+                      </a:extLst>
+                    </a:blip>
+                    <a:stretch>
+                      <a:fillRect/>
+                    </a:stretch>
+                  </pic:blipFill>
+                  <pic:spPr>
+                    <a:xfrm>
+                      <a:off x="0" y="0"/>
+                      <a:ext cx="4104453" cy="3902895"/>
+                    </a:xfrm>
+                    <a:prstGeom prst="rect">
+                      <a:avLst/>
+                    </a:prstGeom>
+                  </pic:spPr>
+                </pic:pic>
+              </a:graphicData>
+            </a:graphic>
+          </wp:inline>
+        </w:drawing>
       </w:r>
     </w:p>
     <w:p>
@@ -3672,23 +4663,475 @@
         <w:pStyle w:val="a0"/>
         <w:numPr>
           <w:ilvl w:val="0"/>
-          <w:numId w:val="20"/>
+          <w:numId w:val="0"/>
         </w:numPr>
-      </w:pPr>
-      <w:r>
-        <w:t>проектирование</w:t>
-      </w:r>
+        <w:ind w:left="1494"/>
+        <w:rPr>
+          <w:rFonts w:cs="Times New Roman"/>
+          <w:szCs w:val="24"/>
+        </w:rPr>
+      </w:pPr>
+      <w:r>
+        <w:rPr>
+          <w:rFonts w:cs="Times New Roman"/>
+          <w:szCs w:val="24"/>
+        </w:rPr>
+        <w:t>Рисунок 3 – Скриншот интерфейса игры «Змейка!»</w:t>
+      </w:r>
+    </w:p>
+    <w:p>
+      <w:pPr>
+        <w:rPr>
+          <w:rFonts w:eastAsiaTheme="majorEastAsia" w:cs="Times New Roman"/>
+          <w:szCs w:val="24"/>
+          <w:lang w:val="en-US"/>
+        </w:rPr>
+      </w:pPr>
+      <w:r>
+        <w:rPr>
+          <w:rFonts w:eastAsia="Times New Roman" w:cs="Times New Roman"/>
+          <w:szCs w:val="24"/>
+        </w:rPr>
+        <w:t xml:space="preserve">Змейка (рис. 3) – классическая аркадная змейка, из популярного магазина приложений </w:t>
+      </w:r>
+      <w:proofErr w:type="spellStart"/>
+      <w:r>
+        <w:rPr>
+          <w:rFonts w:eastAsia="Times New Roman" w:cs="Times New Roman"/>
+          <w:szCs w:val="24"/>
+          <w:lang w:val="en-US"/>
+        </w:rPr>
+        <w:t>Rustore</w:t>
+      </w:r>
+      <w:proofErr w:type="spellEnd"/>
+      <w:r>
+        <w:rPr>
+          <w:rFonts w:eastAsia="Times New Roman" w:cs="Times New Roman"/>
+          <w:szCs w:val="24"/>
+        </w:rPr>
+        <w:t xml:space="preserve">. Была разработана в 23мар. 2024 года разработчиком </w:t>
+      </w:r>
+      <w:proofErr w:type="spellStart"/>
+      <w:r>
+        <w:rPr>
+          <w:rFonts w:eastAsia="Times New Roman" w:cs="Times New Roman"/>
+          <w:szCs w:val="24"/>
+          <w:lang w:val="en-US"/>
+        </w:rPr>
+        <w:t>SpateTech</w:t>
+      </w:r>
+      <w:proofErr w:type="spellEnd"/>
+      <w:r>
+        <w:rPr>
+          <w:rFonts w:eastAsia="Times New Roman" w:cs="Times New Roman"/>
+          <w:szCs w:val="24"/>
+          <w:lang w:val="en-US"/>
+        </w:rPr>
+        <w:t>.</w:t>
+      </w:r>
+    </w:p>
+    <w:p>
+      <w:pPr>
+        <w:rPr>
+          <w:rFonts w:cs="Times New Roman"/>
+          <w:szCs w:val="24"/>
+          <w:lang w:val="en-US"/>
+        </w:rPr>
+      </w:pPr>
+      <w:r>
+        <w:rPr>
+          <w:rFonts w:eastAsiaTheme="majorEastAsia" w:cs="Times New Roman"/>
+          <w:szCs w:val="24"/>
+        </w:rPr>
+        <w:t>Преимущества</w:t>
+      </w:r>
+      <w:r>
+        <w:rPr>
+          <w:rFonts w:cs="Times New Roman"/>
+          <w:szCs w:val="24"/>
+          <w:lang w:val="en-US"/>
+        </w:rPr>
+        <w:t>:</w:t>
+      </w:r>
+    </w:p>
+    <w:p>
+      <w:pPr>
+        <w:pStyle w:val="a0"/>
+      </w:pPr>
+      <w:r>
+        <w:t>отзывчивое управление кнопками;</w:t>
+      </w:r>
+    </w:p>
+    <w:p>
+      <w:pPr>
+        <w:pStyle w:val="a0"/>
+      </w:pPr>
+      <w:r>
+        <w:t>ностальгическая графика в стиле старых тетрисов</w:t>
+      </w:r>
+      <w:r>
+        <w:t>;</w:t>
+      </w:r>
+    </w:p>
+    <w:p>
+      <w:pPr>
+        <w:pStyle w:val="a0"/>
+      </w:pPr>
+      <w:r>
+        <w:t>плавный игровой процесс.</w:t>
+      </w:r>
+    </w:p>
+    <w:p>
+      <w:pPr>
+        <w:rPr>
+          <w:rFonts w:cs="Times New Roman"/>
+          <w:szCs w:val="24"/>
+        </w:rPr>
+      </w:pPr>
+      <w:r>
+        <w:rPr>
+          <w:rFonts w:eastAsiaTheme="majorEastAsia" w:cs="Times New Roman"/>
+          <w:szCs w:val="24"/>
+        </w:rPr>
+        <w:t>Недостатки</w:t>
+      </w:r>
+      <w:r>
+        <w:rPr>
+          <w:rFonts w:cs="Times New Roman"/>
+          <w:szCs w:val="24"/>
+        </w:rPr>
+        <w:t>:</w:t>
+      </w:r>
+    </w:p>
+    <w:p>
+      <w:pPr>
+        <w:pStyle w:val="a0"/>
+      </w:pPr>
+      <w:r>
+        <w:t>н</w:t>
+      </w:r>
+      <w:r>
+        <w:t>едоработана логика передвижения змейки</w:t>
+      </w:r>
+      <w:r>
+        <w:t xml:space="preserve"> </w:t>
+      </w:r>
+      <w:r>
+        <w:t>(</w:t>
+      </w:r>
+      <w:r>
+        <w:t>в</w:t>
+      </w:r>
+      <w:r>
+        <w:t xml:space="preserve"> игре она может двигаться сама в себя);</w:t>
+      </w:r>
+    </w:p>
+    <w:p>
+      <w:pPr>
+        <w:pStyle w:val="a0"/>
+      </w:pPr>
+      <w:r>
+        <w:t xml:space="preserve">отсутствие </w:t>
+      </w:r>
+      <w:proofErr w:type="gramStart"/>
+      <w:r>
+        <w:t>какого либо</w:t>
+      </w:r>
+      <w:proofErr w:type="gramEnd"/>
+      <w:r>
+        <w:t xml:space="preserve"> экрана проигрыша;</w:t>
+      </w:r>
+    </w:p>
+    <w:p>
+      <w:pPr>
+        <w:pStyle w:val="a0"/>
+      </w:pPr>
+      <w:r>
+        <w:t xml:space="preserve">отсутствие </w:t>
+      </w:r>
+      <w:proofErr w:type="gramStart"/>
+      <w:r>
+        <w:t>какого либо</w:t>
+      </w:r>
+      <w:proofErr w:type="gramEnd"/>
+      <w:r>
+        <w:t xml:space="preserve"> экрана выигрыша.</w:t>
+      </w:r>
+      <w:r>
+        <w:rPr>
+          <w:b/>
+          <w:bCs/>
+        </w:rPr>
+        <w:br w:type="page"/>
+      </w:r>
+    </w:p>
+    <w:p>
+      <w:pPr>
+        <w:pStyle w:val="1"/>
+      </w:pPr>
+      <w:r>
+        <w:lastRenderedPageBreak/>
+        <w:t>Требования к результатам разработки</w:t>
+      </w:r>
+      <w:bookmarkEnd w:id="16"/>
+    </w:p>
+    <w:p>
+      <w:pPr>
+        <w:pStyle w:val="2"/>
+      </w:pPr>
+      <w:bookmarkStart w:id="17" w:name="_Toc193826848"/>
+      <w:r>
+        <w:t>Правила игры</w:t>
+      </w:r>
+      <w:bookmarkEnd w:id="17"/>
+    </w:p>
+    <w:p>
+      <w:r>
+        <w:t>Игровое поле представляет собой прямоугольную сетку. В начальный момент змейка состоит из трёх сегментов и располагается в центре поля. Еда появляется в случайной свободной клетке.</w:t>
+      </w:r>
+    </w:p>
+    <w:p>
+      <w:r>
+        <w:rPr>
+          <w:rStyle w:val="afc"/>
+          <w:b w:val="0"/>
+          <w:bCs w:val="0"/>
+        </w:rPr>
+        <w:t>Цель игры</w:t>
+      </w:r>
+      <w:r>
+        <w:t xml:space="preserve"> – управлять змейкой с помощью клавиш-стрелок, собирая еду. При каждом съедании еды длина змейки увеличивается на один сегмент, а счёт игрока возрастает на 1. Игра продолжается до тех пор, пока змейка не столкнётся с границей поля или с собственным хвостом. В этом случае игра завершается, на экране появляется сообщение </w:t>
+      </w:r>
+      <w:r>
+        <w:t>и поражении. А также игра прекращается если размер змейки стал равен игровому полю и тогда появляется сообщение о выигрыше</w:t>
+      </w:r>
+      <w:r>
+        <w:t>.</w:t>
+      </w:r>
+    </w:p>
+    <w:p>
+      <w:r>
+        <w:t>Запрещено разворачиваться на 180 градусов (например, при движении вправо нельзя мгновенно повернуть налево) – такое нажатие игнорируется.</w:t>
+      </w:r>
+    </w:p>
+    <w:p>
+      <w:pPr>
+        <w:pStyle w:val="2"/>
+      </w:pPr>
+      <w:bookmarkStart w:id="18" w:name="_Toc193826849"/>
+      <w:r>
+        <w:t>Требования к функциям</w:t>
+      </w:r>
+      <w:bookmarkEnd w:id="18"/>
+    </w:p>
+    <w:p>
+      <w:bookmarkStart w:id="19" w:name="_Toc193826850"/>
+      <w:r>
+        <w:t>П</w:t>
+      </w:r>
+      <w:r>
+        <w:t>редъявляются следующие требования к функциям:</w:t>
+      </w:r>
+    </w:p>
+    <w:p>
+      <w:pPr>
+        <w:pStyle w:val="a0"/>
+      </w:pPr>
+      <w:r>
+        <w:t>пользователь должен иметь возможность управлять змейкой с помощью четырёх клавиш-стрелок;</w:t>
+      </w:r>
+    </w:p>
+    <w:p>
+      <w:pPr>
+        <w:pStyle w:val="a0"/>
+      </w:pPr>
+      <w:r>
+        <w:t>программа должна автоматически генерировать новую еду после съедания предыдущей;</w:t>
+      </w:r>
+    </w:p>
+    <w:p>
+      <w:pPr>
+        <w:pStyle w:val="a0"/>
+      </w:pPr>
+      <w:r>
+        <w:t>программа должна вести подсчёт текущего счёта и отображать его в процессе игры;</w:t>
+      </w:r>
+    </w:p>
+    <w:p>
+      <w:pPr>
+        <w:pStyle w:val="a0"/>
+      </w:pPr>
+      <w:r>
+        <w:t>при завершении игры программа должна отобразить сообщение о проигрыше и</w:t>
+      </w:r>
+      <w:r>
+        <w:t>ли выигрыше</w:t>
+      </w:r>
+      <w:r>
+        <w:t>;</w:t>
+      </w:r>
+    </w:p>
+    <w:p>
+      <w:pPr>
+        <w:pStyle w:val="a0"/>
+      </w:pPr>
+      <w:r>
+        <w:t>интерфейс должен обновляться в реальном времени (движение змейки, появление еды).</w:t>
+      </w:r>
+    </w:p>
+    <w:p>
+      <w:pPr>
+        <w:pStyle w:val="2"/>
+      </w:pPr>
+      <w:r>
+        <w:t>Требования к показателям назначени</w:t>
+      </w:r>
+      <w:r>
+        <w:t>я</w:t>
+      </w:r>
+      <w:bookmarkEnd w:id="19"/>
+    </w:p>
+    <w:p>
+      <w:r>
+        <w:t>Не предъявляются.</w:t>
+      </w:r>
+    </w:p>
+    <w:p>
+      <w:pPr>
+        <w:pStyle w:val="2"/>
+      </w:pPr>
+      <w:bookmarkStart w:id="20" w:name="_Toc193826851"/>
+      <w:r>
+        <w:t>Требования к пользовательскому интерфейсу</w:t>
+      </w:r>
+      <w:bookmarkEnd w:id="20"/>
     </w:p>
     <w:p>
       <w:pPr>
         <w:pStyle w:val="a0"/>
         <w:numPr>
           <w:ilvl w:val="0"/>
-          <w:numId w:val="20"/>
+          <w:numId w:val="0"/>
         </w:numPr>
-      </w:pPr>
-      <w:r>
-        <w:t>написание кода ПО</w:t>
+        <w:ind w:left="851"/>
+      </w:pPr>
+      <w:bookmarkStart w:id="21" w:name="_Toc193826852"/>
+      <w:r>
+        <w:t>Основные элементы</w:t>
+      </w:r>
+      <w:r>
+        <w:t xml:space="preserve"> интерфейса</w:t>
+      </w:r>
+      <w:r>
+        <w:t>:</w:t>
+      </w:r>
+    </w:p>
+    <w:p>
+      <w:pPr>
+        <w:pStyle w:val="a0"/>
+      </w:pPr>
+      <w:r>
+        <w:t xml:space="preserve">главное окно приложения размером </w:t>
+      </w:r>
+      <w:r>
+        <w:t>1024</w:t>
+      </w:r>
+      <w:r>
+        <w:t>×</w:t>
+      </w:r>
+      <w:r>
+        <w:t>768</w:t>
+      </w:r>
+      <w:r>
+        <w:t xml:space="preserve"> пикселей;</w:t>
+      </w:r>
+    </w:p>
+    <w:p>
+      <w:pPr>
+        <w:pStyle w:val="a0"/>
+      </w:pPr>
+      <w:r>
+        <w:t>и</w:t>
+      </w:r>
+      <w:r>
+        <w:t>нтерфейс игры должен быть выполнен в единой цветовой гамме с преобладанием фиолетовых оттенков</w:t>
+      </w:r>
+      <w:r>
+        <w:t>;</w:t>
+      </w:r>
+    </w:p>
+    <w:p>
+      <w:pPr>
+        <w:ind w:firstLine="0"/>
+      </w:pPr>
+    </w:p>
+    <w:p>
+      <w:pPr>
+        <w:pStyle w:val="a0"/>
+      </w:pPr>
+      <w:proofErr w:type="gramStart"/>
+      <w:r>
+        <w:t>игровое поле</w:t>
+      </w:r>
+      <w:proofErr w:type="gramEnd"/>
+      <w:r>
+        <w:t xml:space="preserve"> </w:t>
+      </w:r>
+      <w:r>
+        <w:t>на котором отображаются:</w:t>
+      </w:r>
+    </w:p>
+    <w:p>
+      <w:pPr>
+        <w:pStyle w:val="vguList2"/>
+      </w:pPr>
+      <w:r>
+        <w:t xml:space="preserve">змейка в виде </w:t>
+      </w:r>
+      <w:r>
+        <w:t>нескольких квадратов</w:t>
+      </w:r>
+      <w:r>
+        <w:t>;</w:t>
+      </w:r>
+    </w:p>
+    <w:p>
+      <w:pPr>
+        <w:pStyle w:val="vguList2"/>
+      </w:pPr>
+      <w:r>
+        <w:t xml:space="preserve">еда в виде </w:t>
+      </w:r>
+      <w:r>
+        <w:t>квадратов</w:t>
+      </w:r>
+      <w:r>
+        <w:t>;</w:t>
+      </w:r>
+    </w:p>
+    <w:p>
+      <w:pPr>
+        <w:pStyle w:val="vguList2"/>
+      </w:pPr>
+      <w:r>
+        <w:t>счёт в левом верхнем углу</w:t>
+      </w:r>
+      <w:r>
+        <w:t>.</w:t>
+      </w:r>
+    </w:p>
+    <w:p>
+      <w:pPr>
+        <w:pStyle w:val="a0"/>
+      </w:pPr>
+      <w:r>
+        <w:t>при завершении игры поверх поля должно появиться</w:t>
+      </w:r>
+      <w:r>
+        <w:t xml:space="preserve"> сообщение о поражении и или победе</w:t>
+      </w:r>
+      <w:r>
+        <w:t>.</w:t>
       </w:r>
     </w:p>
     <w:p>
@@ -3696,11 +5139,18 @@
         <w:pStyle w:val="a0"/>
         <w:numPr>
           <w:ilvl w:val="0"/>
-          <w:numId w:val="20"/>
+          <w:numId w:val="0"/>
         </w:numPr>
-      </w:pPr>
-      <w:r>
-        <w:t>Тестирование программы</w:t>
+        <w:ind w:left="851"/>
+        <w:rPr>
+          <w:lang w:val="en-US"/>
+        </w:rPr>
+      </w:pPr>
+      <w:r>
+        <w:t>Прототипы интерфейса</w:t>
+      </w:r>
+      <w:r>
+        <w:t>:</w:t>
       </w:r>
     </w:p>
     <w:p>
@@ -3708,40 +5158,837 @@
         <w:pStyle w:val="a0"/>
         <w:numPr>
           <w:ilvl w:val="0"/>
-          <w:numId w:val="20"/>
+          <w:numId w:val="0"/>
         </w:numPr>
-      </w:pPr>
-      <w:r>
-        <w:t>Доработка программы</w:t>
-      </w:r>
+        <w:ind w:left="851"/>
+        <w:rPr>
+          <w:lang w:val="en-US"/>
+        </w:rPr>
+      </w:pPr>
+      <w:r>
+        <w:rPr>
+          <w:noProof/>
+        </w:rPr>
+        <w:drawing>
+          <wp:inline distT="0" distB="0" distL="0" distR="0" wp14:anchorId="68E4E827" wp14:editId="38F66EC3">
+            <wp:extent cx="5964128" cy="4429994"/>
+            <wp:effectExtent l="0" t="0" r="0" b="8890"/>
+            <wp:docPr id="931856808" name="Рисунок 1" descr="Menu"/>
+            <wp:cNvGraphicFramePr>
+              <a:graphicFrameLocks xmlns:a="http://schemas.openxmlformats.org/drawingml/2006/main" noChangeAspect="1"/>
+            </wp:cNvGraphicFramePr>
+            <a:graphic xmlns:a="http://schemas.openxmlformats.org/drawingml/2006/main">
+              <a:graphicData uri="http://schemas.openxmlformats.org/drawingml/2006/picture">
+                <pic:pic xmlns:pic="http://schemas.openxmlformats.org/drawingml/2006/picture">
+                  <pic:nvPicPr>
+                    <pic:cNvPr id="0" name="Picture 1" descr="Menu"/>
+                    <pic:cNvPicPr>
+                      <a:picLocks noChangeAspect="1" noChangeArrowheads="1"/>
+                    </pic:cNvPicPr>
+                  </pic:nvPicPr>
+                  <pic:blipFill>
+                    <a:blip r:embed="rId14">
+                      <a:extLst>
+                        <a:ext uri="{28A0092B-C50C-407E-A947-70E740481C1C}">
+                          <a14:useLocalDpi xmlns:a14="http://schemas.microsoft.com/office/drawing/2010/main" val="0"/>
+                        </a:ext>
+                      </a:extLst>
+                    </a:blip>
+                    <a:srcRect/>
+                    <a:stretch>
+                      <a:fillRect/>
+                    </a:stretch>
+                  </pic:blipFill>
+                  <pic:spPr bwMode="auto">
+                    <a:xfrm>
+                      <a:off x="0" y="0"/>
+                      <a:ext cx="5986293" cy="4446458"/>
+                    </a:xfrm>
+                    <a:prstGeom prst="rect">
+                      <a:avLst/>
+                    </a:prstGeom>
+                    <a:noFill/>
+                    <a:ln>
+                      <a:noFill/>
+                    </a:ln>
+                  </pic:spPr>
+                </pic:pic>
+              </a:graphicData>
+            </a:graphic>
+          </wp:inline>
+        </w:drawing>
+      </w:r>
+    </w:p>
+    <w:p>
+      <w:pPr>
+        <w:pStyle w:val="a9"/>
+      </w:pPr>
+      <w:r>
+        <w:t>Рисунок 1 – Прототип главного меню</w:t>
+      </w:r>
+    </w:p>
+    <w:p>
+      <w:r>
+        <w:rPr>
+          <w:noProof/>
+        </w:rPr>
+        <w:lastRenderedPageBreak/>
+        <w:drawing>
+          <wp:inline distT="0" distB="0" distL="0" distR="0" wp14:anchorId="1FF6AE4B" wp14:editId="5CA48F59">
+            <wp:extent cx="5957180" cy="4426001"/>
+            <wp:effectExtent l="0" t="0" r="5715" b="0"/>
+            <wp:docPr id="796756084" name="Рисунок 2" descr="Gameplay"/>
+            <wp:cNvGraphicFramePr>
+              <a:graphicFrameLocks xmlns:a="http://schemas.openxmlformats.org/drawingml/2006/main" noChangeAspect="1"/>
+            </wp:cNvGraphicFramePr>
+            <a:graphic xmlns:a="http://schemas.openxmlformats.org/drawingml/2006/main">
+              <a:graphicData uri="http://schemas.openxmlformats.org/drawingml/2006/picture">
+                <pic:pic xmlns:pic="http://schemas.openxmlformats.org/drawingml/2006/picture">
+                  <pic:nvPicPr>
+                    <pic:cNvPr id="0" name="Picture 3" descr="Gameplay"/>
+                    <pic:cNvPicPr>
+                      <a:picLocks noChangeAspect="1" noChangeArrowheads="1"/>
+                    </pic:cNvPicPr>
+                  </pic:nvPicPr>
+                  <pic:blipFill>
+                    <a:blip r:embed="rId15">
+                      <a:extLst>
+                        <a:ext uri="{28A0092B-C50C-407E-A947-70E740481C1C}">
+                          <a14:useLocalDpi xmlns:a14="http://schemas.microsoft.com/office/drawing/2010/main" val="0"/>
+                        </a:ext>
+                      </a:extLst>
+                    </a:blip>
+                    <a:srcRect/>
+                    <a:stretch>
+                      <a:fillRect/>
+                    </a:stretch>
+                  </pic:blipFill>
+                  <pic:spPr bwMode="auto">
+                    <a:xfrm>
+                      <a:off x="0" y="0"/>
+                      <a:ext cx="5976395" cy="4440277"/>
+                    </a:xfrm>
+                    <a:prstGeom prst="rect">
+                      <a:avLst/>
+                    </a:prstGeom>
+                    <a:noFill/>
+                    <a:ln>
+                      <a:noFill/>
+                    </a:ln>
+                  </pic:spPr>
+                </pic:pic>
+              </a:graphicData>
+            </a:graphic>
+          </wp:inline>
+        </w:drawing>
+      </w:r>
+    </w:p>
+    <w:p>
+      <w:pPr>
+        <w:pStyle w:val="a9"/>
+      </w:pPr>
+      <w:r>
+        <w:t xml:space="preserve">Рисунок 1 – Прототип </w:t>
+      </w:r>
+      <w:r>
+        <w:t>игрового процесса</w:t>
+      </w:r>
+    </w:p>
+    <w:p/>
+    <w:p>
+      <w:pPr>
+        <w:pStyle w:val="2"/>
+      </w:pPr>
+      <w:r>
+        <w:t>Требования к видам обеспечения</w:t>
+      </w:r>
+      <w:bookmarkEnd w:id="21"/>
+    </w:p>
+    <w:p>
+      <w:pPr>
+        <w:pStyle w:val="3"/>
+      </w:pPr>
+      <w:bookmarkStart w:id="22" w:name="_Toc193826853"/>
+      <w:r>
+        <w:t>Требования к математическому обеспечению</w:t>
+      </w:r>
+      <w:bookmarkEnd w:id="22"/>
+    </w:p>
+    <w:p>
+      <w:r>
+        <w:t xml:space="preserve">Основные формулы. </w:t>
+      </w:r>
+      <w:r>
+        <w:t xml:space="preserve">(считаем счет – пишем формулу) или (как машинка считает край трассы, еще </w:t>
+      </w:r>
+      <w:proofErr w:type="spellStart"/>
+      <w:r>
+        <w:t>чето</w:t>
+      </w:r>
+      <w:proofErr w:type="spellEnd"/>
+      <w:r>
+        <w:t xml:space="preserve">) формул если </w:t>
+      </w:r>
+      <w:proofErr w:type="gramStart"/>
+      <w:r>
+        <w:t>нету</w:t>
+      </w:r>
+      <w:proofErr w:type="gramEnd"/>
+      <w:r>
+        <w:t xml:space="preserve"> то нету можем не писать.</w:t>
+      </w:r>
+    </w:p>
+    <w:p>
+      <w:pPr>
+        <w:pStyle w:val="3"/>
+      </w:pPr>
+      <w:bookmarkStart w:id="23" w:name="_Toc193826854"/>
+      <w:r>
+        <w:t>Требования к информационному обеспечению</w:t>
+      </w:r>
+      <w:bookmarkEnd w:id="23"/>
+    </w:p>
+    <w:p>
+      <w:pPr>
+        <w:pStyle w:val="4"/>
+      </w:pPr>
+      <w:r>
+        <w:t>Требования к форматам хранения данных</w:t>
+      </w:r>
+    </w:p>
+    <w:p>
+      <w:r>
+        <w:t>Хранение всех ресурсов нужных для игры не предусматривает ограничений по формату. Настройки для игры предусматривают хранение в конфигурационном файле типа «</w:t>
+      </w:r>
+      <w:r>
+        <w:rPr>
+          <w:lang w:val="en-US"/>
+        </w:rPr>
+        <w:t>INI</w:t>
+      </w:r>
+      <w:r>
+        <w:t>».</w:t>
+      </w:r>
+    </w:p>
+    <w:p>
+      <w:pPr>
+        <w:pStyle w:val="4"/>
+      </w:pPr>
+      <w:r>
+        <w:t>Требования к лингвистическому обеспечению</w:t>
+      </w:r>
+    </w:p>
+    <w:p>
+      <w:r>
+        <w:t xml:space="preserve">Требования к </w:t>
+      </w:r>
+      <w:r>
+        <w:t>лингвистическому</w:t>
+      </w:r>
+      <w:r>
+        <w:t xml:space="preserve"> обеспечению не предъявляются.</w:t>
+      </w:r>
+    </w:p>
+    <w:p>
+      <w:pPr>
+        <w:pStyle w:val="3"/>
+      </w:pPr>
+      <w:bookmarkStart w:id="24" w:name="_Toc193826855"/>
+      <w:r>
+        <w:lastRenderedPageBreak/>
+        <w:t>Требования к метрологическому обеспечению</w:t>
+      </w:r>
+      <w:bookmarkEnd w:id="24"/>
+    </w:p>
+    <w:p>
+      <w:r>
+        <w:t>Требования к метро обеспечению не пред</w:t>
+      </w:r>
+      <w:r>
+        <w:t>ъ</w:t>
+      </w:r>
+      <w:r>
+        <w:t>являются.</w:t>
+      </w:r>
+    </w:p>
+    <w:p>
+      <w:pPr>
+        <w:pStyle w:val="3"/>
+      </w:pPr>
+      <w:bookmarkStart w:id="25" w:name="_Toc193826856"/>
+      <w:r>
+        <w:t>Требования к техническому обеспечению</w:t>
+      </w:r>
+      <w:bookmarkStart w:id="26" w:name="_Toc193826857"/>
+      <w:bookmarkEnd w:id="25"/>
+    </w:p>
+    <w:p>
+      <w:pPr>
+        <w:pStyle w:val="2"/>
+        <w:numPr>
+          <w:ilvl w:val="0"/>
+          <w:numId w:val="0"/>
+        </w:numPr>
+        <w:ind w:firstLine="1559"/>
+        <w:rPr>
+          <w:rFonts w:eastAsiaTheme="minorEastAsia" w:cstheme="minorBidi"/>
+          <w:b w:val="0"/>
+          <w:bCs w:val="0"/>
+          <w:szCs w:val="22"/>
+        </w:rPr>
+      </w:pPr>
+      <w:r>
+        <w:rPr>
+          <w:rFonts w:eastAsiaTheme="minorEastAsia" w:cstheme="minorBidi"/>
+          <w:b w:val="0"/>
+          <w:bCs w:val="0"/>
+          <w:szCs w:val="22"/>
+        </w:rPr>
+        <w:t>Для корректной работы игры необходимо, чтобы компьютер соответствовал следующим минимальным характеристикам:</w:t>
+      </w:r>
+    </w:p>
+    <w:p>
+      <w:pPr>
+        <w:pStyle w:val="2"/>
+        <w:numPr>
+          <w:ilvl w:val="0"/>
+          <w:numId w:val="0"/>
+        </w:numPr>
+        <w:ind w:firstLine="851"/>
+        <w:rPr>
+          <w:rFonts w:eastAsiaTheme="minorEastAsia" w:cstheme="minorBidi"/>
+          <w:b w:val="0"/>
+          <w:bCs w:val="0"/>
+          <w:szCs w:val="22"/>
+        </w:rPr>
+      </w:pPr>
+    </w:p>
+    <w:p>
+      <w:pPr>
+        <w:pStyle w:val="a0"/>
+      </w:pPr>
+      <w:r>
+        <w:t>Процессор</w:t>
+      </w:r>
+      <w:r>
+        <w:t>: т</w:t>
+      </w:r>
+      <w:r>
+        <w:t>актовая частота: от 1,0 ГГц</w:t>
+      </w:r>
+      <w:r>
+        <w:t>.</w:t>
+      </w:r>
+    </w:p>
+    <w:p>
+      <w:pPr>
+        <w:pStyle w:val="a0"/>
+      </w:pPr>
+      <w:r>
+        <w:t>Операционная система</w:t>
+      </w:r>
+      <w:r>
+        <w:t xml:space="preserve">: </w:t>
+      </w:r>
+      <w:r>
+        <w:t>«</w:t>
+      </w:r>
+      <w:r>
+        <w:t>Windows</w:t>
+      </w:r>
+      <w:r>
+        <w:t>»</w:t>
+      </w:r>
+      <w:r>
+        <w:t>: 7, 8, 10, 11</w:t>
+      </w:r>
+      <w:r>
+        <w:t>.</w:t>
+      </w:r>
+    </w:p>
+    <w:p>
+      <w:pPr>
+        <w:pStyle w:val="a0"/>
+      </w:pPr>
+      <w:r>
+        <w:t>Оперативная память</w:t>
+      </w:r>
+      <w:r>
+        <w:t xml:space="preserve">: </w:t>
+      </w:r>
+      <w:r>
+        <w:t>2 ГБ</w:t>
+      </w:r>
+      <w:r>
+        <w:t>.</w:t>
+      </w:r>
+    </w:p>
+    <w:p>
+      <w:pPr>
+        <w:pStyle w:val="a0"/>
+      </w:pPr>
+      <w:r>
+        <w:t>Разрешение экрана</w:t>
+      </w:r>
+      <w:r>
+        <w:t xml:space="preserve">: </w:t>
+      </w:r>
+      <w:r>
+        <w:t>1280</w:t>
+      </w:r>
+      <w:r>
+        <w:t xml:space="preserve"> × </w:t>
+      </w:r>
+      <w:r>
+        <w:t>800</w:t>
+      </w:r>
+      <w:r>
+        <w:t xml:space="preserve"> пикселей</w:t>
+      </w:r>
+      <w:r>
+        <w:t>.</w:t>
+      </w:r>
+    </w:p>
+    <w:p>
+      <w:pPr>
+        <w:pStyle w:val="a0"/>
+      </w:pPr>
+      <w:r>
+        <w:t>Устройство вывода</w:t>
+      </w:r>
+      <w:r>
+        <w:t>: м</w:t>
+      </w:r>
+      <w:r>
+        <w:t>онитор с поддержкой указанного разрешения</w:t>
+      </w:r>
+      <w:r>
+        <w:t>.</w:t>
+      </w:r>
+    </w:p>
+    <w:p>
+      <w:pPr>
+        <w:pStyle w:val="a0"/>
+      </w:pPr>
+      <w:r>
+        <w:t>Устройство ввода</w:t>
+      </w:r>
+      <w:r>
+        <w:t>: к</w:t>
+      </w:r>
+      <w:r>
+        <w:t>лавиатура</w:t>
+      </w:r>
+    </w:p>
+    <w:p>
+      <w:pPr>
+        <w:pStyle w:val="a0"/>
+      </w:pPr>
+      <w:r>
+        <w:t>Дополнительные программные требования</w:t>
+      </w:r>
+      <w:r>
+        <w:t>:</w:t>
+      </w:r>
+      <w:r>
+        <w:t xml:space="preserve"> </w:t>
+      </w:r>
+      <w:r>
+        <w:t>и</w:t>
+      </w:r>
+      <w:r>
+        <w:t>нтерпретатор Python версии 3.</w:t>
+      </w:r>
+      <w:r>
+        <w:t>12</w:t>
+      </w:r>
+    </w:p>
+    <w:p>
+      <w:pPr>
+        <w:pStyle w:val="2"/>
+        <w:numPr>
+          <w:ilvl w:val="0"/>
+          <w:numId w:val="0"/>
+        </w:numPr>
+        <w:ind w:left="851"/>
+        <w:rPr>
+          <w:rFonts w:eastAsiaTheme="minorEastAsia" w:cstheme="minorBidi"/>
+          <w:b w:val="0"/>
+          <w:bCs w:val="0"/>
+          <w:szCs w:val="22"/>
+        </w:rPr>
+      </w:pPr>
+    </w:p>
+    <w:p>
+      <w:pPr>
+        <w:pStyle w:val="2"/>
+      </w:pPr>
+      <w:r>
+        <w:t>Требования к надежности</w:t>
+      </w:r>
+      <w:bookmarkEnd w:id="26"/>
     </w:p>
     <w:p>
       <w:pPr>
         <w:pStyle w:val="a0"/>
         <w:numPr>
           <w:ilvl w:val="0"/>
-          <w:numId w:val="20"/>
+          <w:numId w:val="0"/>
         </w:numPr>
-      </w:pPr>
-      <w:r>
-        <w:t>Подготовка эксплуатационной документации</w:t>
+        <w:ind w:left="851"/>
+      </w:pPr>
+      <w:r>
+        <w:t>Приложение должно соответствовать следующим требованиям:</w:t>
       </w:r>
     </w:p>
     <w:p>
       <w:pPr>
         <w:pStyle w:val="a0"/>
-        <w:numPr>
-          <w:ilvl w:val="1"/>
-          <w:numId w:val="20"/>
-        </w:numPr>
-      </w:pPr>
-      <w:r>
-        <w:t>(добавить) Этапы разработки и содержание работы</w:t>
-      </w:r>
-    </w:p>
-    <w:p>
-      <w:pPr>
-        <w:ind w:left="851" w:firstLine="0"/>
+      </w:pPr>
+      <w:r>
+        <w:t>Каждый элемент интерфейса должен быть рабочим, срабатывать при нажатии, чтобы не возникало проблем с использованием;</w:t>
+      </w:r>
+    </w:p>
+    <w:p>
+      <w:pPr>
+        <w:pStyle w:val="a0"/>
+      </w:pPr>
+      <w:r>
+        <w:t>Интерфейс должен четко отображать все компоненты   игры на экране;</w:t>
+      </w:r>
+    </w:p>
+    <w:p>
+      <w:pPr>
+        <w:pStyle w:val="a0"/>
+      </w:pPr>
+      <w:r>
+        <w:t>Регулярное тестирование игры на выявление ошибок их исправления для гарантирования стабильного использования;</w:t>
+      </w:r>
+    </w:p>
+    <w:p>
+      <w:pPr>
+        <w:pStyle w:val="a0"/>
+      </w:pPr>
+      <w:r>
+        <w:t>Организация бесперебойного питания технических средств;</w:t>
+      </w:r>
+    </w:p>
+    <w:p>
+      <w:pPr>
+        <w:pStyle w:val="a0"/>
+      </w:pPr>
+      <w:r>
+        <w:t>Регулярным выполнением рекомендаций Министерства труда и социального развития РФ, изложенных в Постановлении от 23 июля 1998 г. «Об утверждении межотраслевых типовых норм времени на работы по сервисному обслуживанию</w:t>
+      </w:r>
+      <w:r>
+        <w:t xml:space="preserve"> </w:t>
+      </w:r>
+      <w:r>
+        <w:t>ПЭВМ и оргтехники и сопровождению программных средств».</w:t>
+      </w:r>
+    </w:p>
+    <w:p>
+      <w:pPr>
+        <w:pStyle w:val="2"/>
+      </w:pPr>
+      <w:bookmarkStart w:id="27" w:name="_Toc193826858"/>
+      <w:r>
+        <w:t>Требования к безопасности</w:t>
+      </w:r>
+      <w:bookmarkEnd w:id="27"/>
+    </w:p>
+    <w:p>
+      <w:bookmarkStart w:id="28" w:name="_Toc193826859"/>
+      <w:r>
+        <w:t>При разработке и эксплуатации программного продукта необходимо соблюдать требования законодательства об авторском праве, а также нормы информационной безопасности. В частности, следует руководствоваться:</w:t>
+      </w:r>
+    </w:p>
+    <w:p>
+      <w:pPr>
+        <w:pStyle w:val="a0"/>
+      </w:pPr>
+      <w:r>
+        <w:lastRenderedPageBreak/>
+        <w:t>Федеральным законом от 27 июля 2006 г. № 149-ФЗ «Об информации, информационных технологиях и о защите информации»;</w:t>
+      </w:r>
+    </w:p>
+    <w:p>
+      <w:pPr>
+        <w:pStyle w:val="a0"/>
+      </w:pPr>
+      <w:r>
+        <w:t>Федеральным законом от 27 июля 2006 г. № 152-ФЗ «О персональных данных» (применительно к сбору любой информации о пользователе; в данной игре сбор персональных данных не производится).</w:t>
+      </w:r>
+    </w:p>
+    <w:p>
+      <w:r>
+        <w:t>Код игры должен быть написан самостоятельно, без заимствования фрагментов, защищённых авторским правом, за исключением открытых библиотек с соответствующей лицензией</w:t>
+      </w:r>
+      <w:r>
+        <w:t>.</w:t>
+      </w:r>
+    </w:p>
+    <w:p>
+      <w:pPr>
+        <w:pStyle w:val="2"/>
+      </w:pPr>
+      <w:r>
+        <w:t>Требования к патентной чистоте</w:t>
+      </w:r>
+      <w:bookmarkEnd w:id="28"/>
+    </w:p>
+    <w:p>
+      <w:r>
+        <w:t>Программный продукт должен обладать патентной чистотой в отношении Российской Федерации и стран предполагаемого распространения. Используемые алгоритмы и механики являются общеизвестными и не подпадают под действие патентов, кроме случаев, регулируемых Гражданским кодексом РФ в части охраны программ для ЭВМ как литературных произведений.</w:t>
+      </w:r>
+    </w:p>
+    <w:p>
+      <w:pPr>
+        <w:pStyle w:val="2"/>
+      </w:pPr>
+      <w:bookmarkStart w:id="29" w:name="_Toc193826860"/>
+      <w:r>
+        <w:t>Требования к перспективам развития</w:t>
+      </w:r>
+      <w:bookmarkEnd w:id="29"/>
+    </w:p>
+    <w:p>
+      <w:bookmarkStart w:id="30" w:name="_Toc193826861"/>
+      <w:r>
+        <w:t>Дальнейшая перспектива развития программного продукта предполагает реализацию функций, описанных ниже:</w:t>
+      </w:r>
+    </w:p>
+    <w:p>
+      <w:pPr>
+        <w:pStyle w:val="a0"/>
+      </w:pPr>
+      <w:r>
+        <w:rPr>
+          <w:rStyle w:val="afc"/>
+          <w:b w:val="0"/>
+          <w:bCs w:val="0"/>
+        </w:rPr>
+        <w:t>п</w:t>
+      </w:r>
+      <w:r>
+        <w:rPr>
+          <w:rStyle w:val="afc"/>
+          <w:b w:val="0"/>
+          <w:bCs w:val="0"/>
+        </w:rPr>
+        <w:t>ереход на трёхмерную графику с использованием специализированных движков</w:t>
+      </w:r>
+      <w:r>
+        <w:t xml:space="preserve"> – интеграция с библиотеками OpenGL/DirectX или полноценными игровыми </w:t>
+      </w:r>
+      <w:proofErr w:type="gramStart"/>
+      <w:r>
+        <w:t>движками  через</w:t>
+      </w:r>
+      <w:proofErr w:type="gramEnd"/>
+      <w:r>
+        <w:t xml:space="preserve"> мосты Python. Игровое поле должно стать объёмным пространством с возможностью обзора с разных камер, добавлением источников света, теней, текстурированных поверхностей и трёхмерных моделей змейки, еды и препятствий. Змейка сможет перемещаться не только в плоскости, но и по вертикали</w:t>
+      </w:r>
+      <w:r>
+        <w:t>;</w:t>
+      </w:r>
+    </w:p>
+    <w:p>
+      <w:pPr>
+        <w:pStyle w:val="a0"/>
+      </w:pPr>
+      <w:r>
+        <w:rPr>
+          <w:rStyle w:val="afc"/>
+          <w:b w:val="0"/>
+          <w:bCs w:val="0"/>
+        </w:rPr>
+        <w:t>и</w:t>
+      </w:r>
+      <w:r>
+        <w:rPr>
+          <w:rStyle w:val="afc"/>
+          <w:b w:val="0"/>
+          <w:bCs w:val="0"/>
+        </w:rPr>
+        <w:t>нтеграция с нейроинтерфейсами и биометрическим управлением</w:t>
+      </w:r>
+      <w:r>
+        <w:t xml:space="preserve"> – использование технологий считывания мозговой активности для управления движением змейки силой мысли</w:t>
+      </w:r>
+      <w:r>
+        <w:t>;</w:t>
+      </w:r>
+    </w:p>
+    <w:p>
+      <w:pPr>
+        <w:pStyle w:val="a0"/>
+      </w:pPr>
+      <w:r>
+        <w:rPr>
+          <w:rStyle w:val="afc"/>
+          <w:b w:val="0"/>
+          <w:bCs w:val="0"/>
+        </w:rPr>
+        <w:t>р</w:t>
+      </w:r>
+      <w:r>
+        <w:rPr>
+          <w:rStyle w:val="afc"/>
+          <w:b w:val="0"/>
+          <w:bCs w:val="0"/>
+        </w:rPr>
+        <w:t>азработка распределённой метавселенной на основе игры</w:t>
+      </w:r>
+      <w:r>
+        <w:t xml:space="preserve"> – создание единого игрового пространства, объединяющего миллионы игроков в режиме реального времени. Каждый игрок управляет своей змейкой в общем поле, где змейки могут взаимодействовать: сражаться, обмениваться ресурсами, строить космические станции из съеденной еды.</w:t>
+      </w:r>
+    </w:p>
+    <w:p>
+      <w:pPr>
+        <w:pStyle w:val="1"/>
+      </w:pPr>
+      <w:r>
+        <w:lastRenderedPageBreak/>
+        <w:t>Состав и содержание рабо</w:t>
+      </w:r>
+      <w:r>
+        <w:t>т</w:t>
+      </w:r>
+      <w:bookmarkEnd w:id="30"/>
+    </w:p>
+    <w:p>
+      <w:bookmarkStart w:id="31" w:name="_Toc193826862"/>
+      <w:r>
+        <w:t>В рамках разработки должны быть выполнены следующие работы:</w:t>
+      </w:r>
+    </w:p>
+    <w:p>
+      <w:pPr>
+        <w:pStyle w:val="a0"/>
+      </w:pPr>
+      <w:r>
+        <w:t>анализ требований и настройка рабочего окружения (установка Python, подготовка среды разработки);</w:t>
+      </w:r>
+    </w:p>
+    <w:p>
+      <w:pPr>
+        <w:pStyle w:val="a0"/>
+      </w:pPr>
+      <w:r>
+        <w:t>проектирование приложения (разработка структуры программы, алгоритмов, интерфейса);</w:t>
+      </w:r>
+    </w:p>
+    <w:p>
+      <w:pPr>
+        <w:pStyle w:val="a0"/>
+      </w:pPr>
+      <w:r>
+        <w:t>реализация и тестирование</w:t>
+      </w:r>
+      <w:r>
+        <w:t xml:space="preserve"> (написание кода на Python с использованием </w:t>
+      </w:r>
+      <w:proofErr w:type="spellStart"/>
+      <w:r>
+        <w:t>Tkinter</w:t>
+      </w:r>
+      <w:proofErr w:type="spellEnd"/>
+      <w:r>
+        <w:t xml:space="preserve">, </w:t>
+      </w:r>
+      <w:r>
+        <w:t>проверка корректности работы, обработка ошибок);</w:t>
+      </w:r>
+    </w:p>
+    <w:p>
+      <w:pPr>
+        <w:pStyle w:val="a0"/>
+      </w:pPr>
+      <w:r>
+        <w:t xml:space="preserve">внедрение и </w:t>
+      </w:r>
+      <w:r>
+        <w:t>подготовка эксплуатационной документации (техническое задание, руководство пользователя, программа и методика испытаний, отчёт по учебной практике).</w:t>
+      </w:r>
+    </w:p>
+    <w:p>
+      <w:pPr>
+        <w:pStyle w:val="1"/>
+      </w:pPr>
+      <w:r>
+        <w:lastRenderedPageBreak/>
+        <w:t>Порядок разработки</w:t>
+      </w:r>
+      <w:bookmarkEnd w:id="31"/>
+    </w:p>
+    <w:p>
+      <w:pPr>
+        <w:pStyle w:val="2"/>
+      </w:pPr>
+      <w:r>
+        <w:t>Стадии разработки</w:t>
+      </w:r>
+    </w:p>
+    <w:p>
+      <w:pPr>
+        <w:pStyle w:val="a0"/>
+      </w:pPr>
+      <w:r>
+        <w:t>анализ</w:t>
+      </w:r>
+      <w:r>
+        <w:rPr>
+          <w:lang w:val="en-US"/>
+        </w:rPr>
+        <w:t>;</w:t>
+      </w:r>
+    </w:p>
+    <w:p>
+      <w:pPr>
+        <w:pStyle w:val="a0"/>
+      </w:pPr>
+      <w:r>
+        <w:t>проектирование</w:t>
+      </w:r>
+      <w:r>
+        <w:rPr>
+          <w:lang w:val="en-US"/>
+        </w:rPr>
+        <w:t>;</w:t>
+      </w:r>
+    </w:p>
+    <w:p>
+      <w:pPr>
+        <w:pStyle w:val="a0"/>
+      </w:pPr>
+      <w:r>
+        <w:t>реализация и тестирование</w:t>
+      </w:r>
+      <w:r>
+        <w:rPr>
+          <w:lang w:val="en-US"/>
+        </w:rPr>
+        <w:t>;</w:t>
+      </w:r>
+    </w:p>
+    <w:p>
+      <w:pPr>
+        <w:pStyle w:val="a0"/>
+      </w:pPr>
+      <w:r>
+        <w:t>внедрение</w:t>
+      </w:r>
+      <w:r>
+        <w:rPr>
+          <w:lang w:val="en-US"/>
+        </w:rPr>
+        <w:t>.</w:t>
+      </w:r>
+    </w:p>
+    <w:p>
+      <w:pPr>
+        <w:pStyle w:val="vgutTableName"/>
       </w:pPr>
       <w:r>
         <w:t>Этапы разработки и содержания работ представлены в таблице 1.</w:t>
@@ -3751,447 +5998,576 @@
       <w:tblPr>
         <w:tblStyle w:val="ac"/>
         <w:tblW w:w="0" w:type="auto"/>
-        <w:tblInd w:w="851" w:type="dxa"/>
+        <w:jc w:val="center"/>
+        <w:tblBorders>
+          <w:top w:val="single" w:sz="8" w:space="0" w:color="auto"/>
+          <w:left w:val="single" w:sz="8" w:space="0" w:color="auto"/>
+          <w:bottom w:val="single" w:sz="8" w:space="0" w:color="auto"/>
+          <w:right w:val="single" w:sz="8" w:space="0" w:color="auto"/>
+          <w:insideH w:val="single" w:sz="8" w:space="0" w:color="auto"/>
+          <w:insideV w:val="single" w:sz="8" w:space="0" w:color="auto"/>
+        </w:tblBorders>
         <w:tblLook w:val="04A0" w:firstRow="1" w:lastRow="0" w:firstColumn="1" w:lastColumn="0" w:noHBand="0" w:noVBand="1"/>
       </w:tblPr>
       <w:tblGrid>
-        <w:gridCol w:w="1769"/>
-        <w:gridCol w:w="1961"/>
-        <w:gridCol w:w="1945"/>
-        <w:gridCol w:w="1804"/>
-        <w:gridCol w:w="1865"/>
+        <w:gridCol w:w="3110"/>
+        <w:gridCol w:w="2320"/>
+        <w:gridCol w:w="4755"/>
       </w:tblGrid>
       <w:tr>
         <w:trPr>
           <w:cnfStyle w:val="100000000000" w:firstRow="1" w:lastRow="0" w:firstColumn="0" w:lastColumn="0" w:oddVBand="0" w:evenVBand="0" w:oddHBand="0" w:evenHBand="0" w:firstRowFirstColumn="0" w:firstRowLastColumn="0" w:lastRowFirstColumn="0" w:lastRowLastColumn="0"/>
+          <w:tblHeader/>
+          <w:jc w:val="center"/>
         </w:trPr>
         <w:tc>
           <w:tcPr>
-            <w:tcW w:w="2039" w:type="dxa"/>
+            <w:tcW w:w="3122" w:type="dxa"/>
+            <w:vAlign w:val="center"/>
           </w:tcPr>
           <w:p>
             <w:pPr>
-              <w:ind w:firstLine="0"/>
+              <w:spacing w:line="240" w:lineRule="auto"/>
+              <w:jc w:val="center"/>
+              <w:rPr>
+                <w:rFonts w:cs="Times New Roman"/>
+                <w:szCs w:val="24"/>
+              </w:rPr>
             </w:pPr>
             <w:r>
-              <w:t>№ этапа</w:t>
+              <w:rPr>
+                <w:rFonts w:cs="Times New Roman"/>
+                <w:szCs w:val="24"/>
+              </w:rPr>
+              <w:t>Этап</w:t>
             </w:r>
           </w:p>
         </w:tc>
         <w:tc>
           <w:tcPr>
-            <w:tcW w:w="2039" w:type="dxa"/>
+            <w:tcW w:w="2373" w:type="dxa"/>
+            <w:vAlign w:val="center"/>
           </w:tcPr>
           <w:p>
             <w:pPr>
-              <w:ind w:firstLine="0"/>
+              <w:spacing w:line="240" w:lineRule="auto"/>
+              <w:jc w:val="center"/>
+              <w:rPr>
+                <w:rFonts w:cs="Times New Roman"/>
+                <w:szCs w:val="24"/>
+              </w:rPr>
             </w:pPr>
             <w:r>
-              <w:t>наименование</w:t>
+              <w:rPr>
+                <w:rFonts w:cs="Times New Roman"/>
+                <w:szCs w:val="24"/>
+              </w:rPr>
+              <w:t>Срок реализации</w:t>
             </w:r>
           </w:p>
         </w:tc>
         <w:tc>
           <w:tcPr>
-            <w:tcW w:w="2039" w:type="dxa"/>
+            <w:tcW w:w="4926" w:type="dxa"/>
+            <w:vAlign w:val="center"/>
           </w:tcPr>
           <w:p>
             <w:pPr>
-              <w:ind w:firstLine="0"/>
+              <w:spacing w:line="240" w:lineRule="auto"/>
+              <w:jc w:val="center"/>
+              <w:rPr>
+                <w:rFonts w:cs="Times New Roman"/>
+                <w:szCs w:val="24"/>
+              </w:rPr>
             </w:pPr>
             <w:r>
-              <w:t>длительность</w:t>
+              <w:rPr>
+                <w:rFonts w:cs="Times New Roman"/>
+                <w:szCs w:val="24"/>
+              </w:rPr>
+              <w:t>Описание действий</w:t>
+            </w:r>
+          </w:p>
+        </w:tc>
+      </w:tr>
+      <w:tr>
+        <w:trPr>
+          <w:jc w:val="center"/>
+        </w:trPr>
+        <w:tc>
+          <w:tcPr>
+            <w:tcW w:w="3122" w:type="dxa"/>
+            <w:vAlign w:val="center"/>
+          </w:tcPr>
+          <w:p>
+            <w:pPr>
+              <w:spacing w:line="240" w:lineRule="auto"/>
+              <w:jc w:val="center"/>
+              <w:rPr>
+                <w:rFonts w:cs="Times New Roman"/>
+                <w:szCs w:val="24"/>
+              </w:rPr>
+            </w:pPr>
+            <w:r>
+              <w:rPr>
+                <w:rFonts w:cs="Times New Roman"/>
+                <w:szCs w:val="24"/>
+              </w:rPr>
+              <w:t>1.Анализ</w:t>
             </w:r>
           </w:p>
         </w:tc>
         <w:tc>
           <w:tcPr>
-            <w:tcW w:w="2039" w:type="dxa"/>
+            <w:tcW w:w="2373" w:type="dxa"/>
+            <w:vAlign w:val="center"/>
           </w:tcPr>
           <w:p>
             <w:pPr>
-              <w:ind w:firstLine="0"/>
+              <w:spacing w:line="240" w:lineRule="auto"/>
+              <w:jc w:val="center"/>
+              <w:rPr>
+                <w:rFonts w:cs="Times New Roman"/>
+                <w:szCs w:val="24"/>
+              </w:rPr>
             </w:pPr>
             <w:r>
-              <w:t>Состав работ</w:t>
+              <w:rPr>
+                <w:rFonts w:cs="Times New Roman"/>
+                <w:szCs w:val="24"/>
+              </w:rPr>
+              <w:t>3 недели</w:t>
+            </w:r>
+          </w:p>
+          <w:p>
+            <w:pPr>
+              <w:spacing w:line="240" w:lineRule="auto"/>
+              <w:jc w:val="center"/>
+              <w:rPr>
+                <w:rFonts w:cs="Times New Roman"/>
+                <w:szCs w:val="24"/>
+              </w:rPr>
+            </w:pPr>
+            <w:r>
+              <w:rPr>
+                <w:rFonts w:cs="Times New Roman"/>
+                <w:szCs w:val="24"/>
+              </w:rPr>
+              <w:t>(</w:t>
+            </w:r>
+            <w:proofErr w:type="spellStart"/>
+            <w:r>
+              <w:rPr>
+                <w:rFonts w:cs="Times New Roman"/>
+                <w:szCs w:val="24"/>
+              </w:rPr>
+              <w:t>нед</w:t>
+            </w:r>
+            <w:proofErr w:type="spellEnd"/>
+            <w:r>
+              <w:rPr>
+                <w:rFonts w:cs="Times New Roman"/>
+                <w:szCs w:val="24"/>
+              </w:rPr>
+              <w:t>. 1-3)</w:t>
             </w:r>
           </w:p>
         </w:tc>
         <w:tc>
           <w:tcPr>
-            <w:tcW w:w="2039" w:type="dxa"/>
+            <w:tcW w:w="4926" w:type="dxa"/>
+            <w:vAlign w:val="center"/>
           </w:tcPr>
           <w:p>
             <w:pPr>
-              <w:ind w:firstLine="0"/>
+              <w:spacing w:line="240" w:lineRule="auto"/>
+              <w:rPr>
+                <w:rFonts w:cs="Times New Roman"/>
+                <w:szCs w:val="24"/>
+              </w:rPr>
             </w:pPr>
             <w:r>
-              <w:t>Результат</w:t>
+              <w:rPr>
+                <w:rFonts w:cs="Times New Roman"/>
+                <w:szCs w:val="24"/>
+              </w:rPr>
+              <w:t>Анализ предметной области. Изучение аналогов. Формулировка целей, определение функционала. Создание и согласование Технического Задания.</w:t>
             </w:r>
           </w:p>
         </w:tc>
       </w:tr>
       <w:tr>
+        <w:trPr>
+          <w:jc w:val="center"/>
+        </w:trPr>
         <w:tc>
           <w:tcPr>
-            <w:tcW w:w="2039" w:type="dxa"/>
+            <w:tcW w:w="3122" w:type="dxa"/>
+            <w:vAlign w:val="center"/>
           </w:tcPr>
           <w:p>
             <w:pPr>
-              <w:ind w:firstLine="0"/>
+              <w:spacing w:line="240" w:lineRule="auto"/>
+              <w:jc w:val="center"/>
+              <w:rPr>
+                <w:rFonts w:cs="Times New Roman"/>
+                <w:szCs w:val="24"/>
+              </w:rPr>
             </w:pPr>
+            <w:r>
+              <w:rPr>
+                <w:rFonts w:cs="Times New Roman"/>
+                <w:szCs w:val="24"/>
+              </w:rPr>
+              <w:t>2.Проектирование</w:t>
+            </w:r>
           </w:p>
         </w:tc>
         <w:tc>
           <w:tcPr>
-            <w:tcW w:w="2039" w:type="dxa"/>
+            <w:tcW w:w="2373" w:type="dxa"/>
+            <w:vAlign w:val="center"/>
           </w:tcPr>
           <w:p>
             <w:pPr>
-              <w:ind w:firstLine="0"/>
+              <w:spacing w:line="240" w:lineRule="auto"/>
+              <w:jc w:val="center"/>
+              <w:rPr>
+                <w:rFonts w:cs="Times New Roman"/>
+                <w:szCs w:val="24"/>
+              </w:rPr>
             </w:pPr>
+            <w:r>
+              <w:rPr>
+                <w:rFonts w:cs="Times New Roman"/>
+                <w:szCs w:val="24"/>
+              </w:rPr>
+              <w:t>4 недели</w:t>
+            </w:r>
+          </w:p>
+          <w:p>
+            <w:pPr>
+              <w:spacing w:line="240" w:lineRule="auto"/>
+              <w:jc w:val="center"/>
+              <w:rPr>
+                <w:rFonts w:cs="Times New Roman"/>
+                <w:szCs w:val="24"/>
+              </w:rPr>
+            </w:pPr>
+            <w:r>
+              <w:rPr>
+                <w:rFonts w:cs="Times New Roman"/>
+                <w:szCs w:val="24"/>
+              </w:rPr>
+              <w:t>(</w:t>
+            </w:r>
+            <w:proofErr w:type="spellStart"/>
+            <w:r>
+              <w:rPr>
+                <w:rFonts w:cs="Times New Roman"/>
+                <w:szCs w:val="24"/>
+              </w:rPr>
+              <w:t>нед</w:t>
+            </w:r>
+            <w:proofErr w:type="spellEnd"/>
+            <w:r>
+              <w:rPr>
+                <w:rFonts w:cs="Times New Roman"/>
+                <w:szCs w:val="24"/>
+              </w:rPr>
+              <w:t>. 4-7)</w:t>
+            </w:r>
           </w:p>
         </w:tc>
         <w:tc>
           <w:tcPr>
-            <w:tcW w:w="2039" w:type="dxa"/>
+            <w:tcW w:w="4926" w:type="dxa"/>
+            <w:vAlign w:val="center"/>
           </w:tcPr>
           <w:p>
             <w:pPr>
-              <w:ind w:firstLine="0"/>
+              <w:spacing w:line="240" w:lineRule="auto"/>
+              <w:rPr>
+                <w:rFonts w:cs="Times New Roman"/>
+                <w:szCs w:val="24"/>
+              </w:rPr>
             </w:pPr>
+            <w:r>
+              <w:rPr>
+                <w:rFonts w:cs="Times New Roman"/>
+                <w:szCs w:val="24"/>
+              </w:rPr>
+              <w:t xml:space="preserve">Выбор архитектуры ООП, проектирование основных классов. Создание схемы алгоритма взаимодействий. Формирование пояснительной записки, руководство пользователя, программа методик испытаний. </w:t>
+            </w:r>
+          </w:p>
+        </w:tc>
+      </w:tr>
+      <w:tr>
+        <w:trPr>
+          <w:jc w:val="center"/>
+        </w:trPr>
+        <w:tc>
+          <w:tcPr>
+            <w:tcW w:w="3122" w:type="dxa"/>
+            <w:vAlign w:val="center"/>
+          </w:tcPr>
+          <w:p>
+            <w:pPr>
+              <w:spacing w:line="240" w:lineRule="auto"/>
+              <w:jc w:val="center"/>
+              <w:rPr>
+                <w:rFonts w:cs="Times New Roman"/>
+                <w:szCs w:val="24"/>
+              </w:rPr>
+            </w:pPr>
+            <w:r>
+              <w:rPr>
+                <w:rFonts w:cs="Times New Roman"/>
+                <w:szCs w:val="24"/>
+              </w:rPr>
+              <w:t>3.Реализация и тестирование</w:t>
+            </w:r>
           </w:p>
         </w:tc>
         <w:tc>
           <w:tcPr>
-            <w:tcW w:w="2039" w:type="dxa"/>
+            <w:tcW w:w="2373" w:type="dxa"/>
+            <w:vAlign w:val="center"/>
           </w:tcPr>
           <w:p>
             <w:pPr>
-              <w:ind w:firstLine="0"/>
+              <w:spacing w:line="240" w:lineRule="auto"/>
+              <w:jc w:val="center"/>
+              <w:rPr>
+                <w:rFonts w:cs="Times New Roman"/>
+                <w:szCs w:val="24"/>
+              </w:rPr>
             </w:pPr>
+            <w:r>
+              <w:rPr>
+                <w:rFonts w:cs="Times New Roman"/>
+                <w:szCs w:val="24"/>
+              </w:rPr>
+              <w:t>13 недель</w:t>
+            </w:r>
+          </w:p>
+          <w:p>
+            <w:pPr>
+              <w:spacing w:line="240" w:lineRule="auto"/>
+              <w:jc w:val="center"/>
+              <w:rPr>
+                <w:rFonts w:cs="Times New Roman"/>
+                <w:szCs w:val="24"/>
+              </w:rPr>
+            </w:pPr>
+            <w:r>
+              <w:rPr>
+                <w:rFonts w:cs="Times New Roman"/>
+                <w:szCs w:val="24"/>
+              </w:rPr>
+              <w:t>(</w:t>
+            </w:r>
+            <w:proofErr w:type="spellStart"/>
+            <w:r>
+              <w:rPr>
+                <w:rFonts w:cs="Times New Roman"/>
+                <w:szCs w:val="24"/>
+              </w:rPr>
+              <w:t>нед</w:t>
+            </w:r>
+            <w:proofErr w:type="spellEnd"/>
+            <w:r>
+              <w:rPr>
+                <w:rFonts w:cs="Times New Roman"/>
+                <w:szCs w:val="24"/>
+              </w:rPr>
+              <w:t>. 8-20)</w:t>
+            </w:r>
           </w:p>
         </w:tc>
         <w:tc>
           <w:tcPr>
-            <w:tcW w:w="2039" w:type="dxa"/>
+            <w:tcW w:w="4926" w:type="dxa"/>
+            <w:vAlign w:val="center"/>
           </w:tcPr>
           <w:p>
             <w:pPr>
-              <w:ind w:firstLine="0"/>
+              <w:spacing w:line="240" w:lineRule="auto"/>
+              <w:rPr>
+                <w:rFonts w:cs="Times New Roman"/>
+                <w:szCs w:val="24"/>
+              </w:rPr>
             </w:pPr>
+            <w:r>
+              <w:rPr>
+                <w:rFonts w:cs="Times New Roman"/>
+                <w:szCs w:val="24"/>
+              </w:rPr>
+              <w:t xml:space="preserve">Настройка окружения, создание игрового поля на </w:t>
+            </w:r>
+            <w:proofErr w:type="gramStart"/>
+            <w:r>
+              <w:rPr>
+                <w:rFonts w:cs="Times New Roman"/>
+                <w:szCs w:val="24"/>
+              </w:rPr>
+              <w:t>t</w:t>
+            </w:r>
+            <w:proofErr w:type="spellStart"/>
+            <w:r>
+              <w:rPr>
+                <w:rFonts w:cs="Times New Roman"/>
+                <w:szCs w:val="24"/>
+                <w:lang w:val="en-US"/>
+              </w:rPr>
+              <w:t>kiner</w:t>
+            </w:r>
+            <w:proofErr w:type="spellEnd"/>
+            <w:r>
+              <w:rPr>
+                <w:rFonts w:cs="Times New Roman"/>
+                <w:szCs w:val="24"/>
+              </w:rPr>
+              <w:t>.</w:t>
+            </w:r>
+            <w:r>
+              <w:rPr>
+                <w:rFonts w:cs="Times New Roman"/>
+                <w:szCs w:val="24"/>
+                <w:lang w:val="en-US"/>
+              </w:rPr>
+              <w:t>canvas</w:t>
+            </w:r>
+            <w:proofErr w:type="gramEnd"/>
+            <w:r>
+              <w:rPr>
+                <w:rFonts w:cs="Times New Roman"/>
+                <w:szCs w:val="24"/>
+              </w:rPr>
+              <w:t>, реализация логики классов, откладка основного игрового цикла.</w:t>
+            </w:r>
+          </w:p>
+          <w:p>
+            <w:pPr>
+              <w:spacing w:line="240" w:lineRule="auto"/>
+              <w:rPr>
+                <w:rFonts w:cs="Times New Roman"/>
+                <w:szCs w:val="24"/>
+              </w:rPr>
+            </w:pPr>
+            <w:r>
+              <w:rPr>
+                <w:rFonts w:cs="Times New Roman"/>
+                <w:szCs w:val="24"/>
+              </w:rPr>
+              <w:t>Модульное и системное тестирование. Исправление багов, оптимизация кода. Подготовка финальной версии.</w:t>
+            </w:r>
           </w:p>
         </w:tc>
       </w:tr>
       <w:tr>
+        <w:trPr>
+          <w:jc w:val="center"/>
+        </w:trPr>
         <w:tc>
           <w:tcPr>
-            <w:tcW w:w="2039" w:type="dxa"/>
+            <w:tcW w:w="3122" w:type="dxa"/>
+            <w:vAlign w:val="center"/>
           </w:tcPr>
           <w:p>
             <w:pPr>
-              <w:ind w:firstLine="0"/>
+              <w:spacing w:line="240" w:lineRule="auto"/>
+              <w:jc w:val="center"/>
+              <w:rPr>
+                <w:rFonts w:cs="Times New Roman"/>
+                <w:szCs w:val="24"/>
+              </w:rPr>
             </w:pPr>
+            <w:r>
+              <w:rPr>
+                <w:rFonts w:cs="Times New Roman"/>
+                <w:szCs w:val="24"/>
+              </w:rPr>
+              <w:t>4. Внедрение</w:t>
+            </w:r>
           </w:p>
         </w:tc>
         <w:tc>
           <w:tcPr>
-            <w:tcW w:w="2039" w:type="dxa"/>
+            <w:tcW w:w="2373" w:type="dxa"/>
+            <w:vAlign w:val="center"/>
           </w:tcPr>
           <w:p>
             <w:pPr>
-              <w:ind w:firstLine="0"/>
+              <w:spacing w:line="240" w:lineRule="auto"/>
+              <w:jc w:val="center"/>
+              <w:rPr>
+                <w:rFonts w:cs="Times New Roman"/>
+                <w:szCs w:val="24"/>
+              </w:rPr>
             </w:pPr>
+            <w:r>
+              <w:rPr>
+                <w:rFonts w:cs="Times New Roman"/>
+                <w:szCs w:val="24"/>
+              </w:rPr>
+              <w:t>6 недель</w:t>
+            </w:r>
+          </w:p>
+          <w:p>
+            <w:pPr>
+              <w:spacing w:line="240" w:lineRule="auto"/>
+              <w:jc w:val="center"/>
+              <w:rPr>
+                <w:rFonts w:cs="Times New Roman"/>
+                <w:szCs w:val="24"/>
+              </w:rPr>
+            </w:pPr>
+            <w:r>
+              <w:rPr>
+                <w:rFonts w:cs="Times New Roman"/>
+                <w:szCs w:val="24"/>
+              </w:rPr>
+              <w:t>(</w:t>
+            </w:r>
+            <w:proofErr w:type="spellStart"/>
+            <w:r>
+              <w:rPr>
+                <w:rFonts w:cs="Times New Roman"/>
+                <w:szCs w:val="24"/>
+              </w:rPr>
+              <w:t>нед</w:t>
+            </w:r>
+            <w:proofErr w:type="spellEnd"/>
+            <w:r>
+              <w:rPr>
+                <w:rFonts w:cs="Times New Roman"/>
+                <w:szCs w:val="24"/>
+              </w:rPr>
+              <w:t>. 21-26)</w:t>
+            </w:r>
           </w:p>
         </w:tc>
         <w:tc>
           <w:tcPr>
-            <w:tcW w:w="2039" w:type="dxa"/>
+            <w:tcW w:w="4926" w:type="dxa"/>
+            <w:vAlign w:val="center"/>
           </w:tcPr>
           <w:p>
             <w:pPr>
-              <w:ind w:firstLine="0"/>
+              <w:spacing w:line="240" w:lineRule="auto"/>
+              <w:rPr>
+                <w:rFonts w:cs="Times New Roman"/>
+                <w:szCs w:val="24"/>
+              </w:rPr>
             </w:pPr>
-          </w:p>
-        </w:tc>
-        <w:tc>
-          <w:tcPr>
-            <w:tcW w:w="2039" w:type="dxa"/>
-          </w:tcPr>
-          <w:p>
-            <w:pPr>
-              <w:ind w:firstLine="0"/>
-            </w:pPr>
-          </w:p>
-        </w:tc>
-        <w:tc>
-          <w:tcPr>
-            <w:tcW w:w="2039" w:type="dxa"/>
-          </w:tcPr>
-          <w:p>
-            <w:pPr>
-              <w:ind w:firstLine="0"/>
-            </w:pPr>
-          </w:p>
-        </w:tc>
-      </w:tr>
-      <w:tr>
-        <w:tc>
-          <w:tcPr>
-            <w:tcW w:w="2039" w:type="dxa"/>
-          </w:tcPr>
-          <w:p>
-            <w:pPr>
-              <w:ind w:firstLine="0"/>
-            </w:pPr>
-          </w:p>
-        </w:tc>
-        <w:tc>
-          <w:tcPr>
-            <w:tcW w:w="2039" w:type="dxa"/>
-          </w:tcPr>
-          <w:p>
-            <w:pPr>
-              <w:ind w:firstLine="0"/>
-            </w:pPr>
-          </w:p>
-        </w:tc>
-        <w:tc>
-          <w:tcPr>
-            <w:tcW w:w="2039" w:type="dxa"/>
-          </w:tcPr>
-          <w:p>
-            <w:pPr>
-              <w:ind w:firstLine="0"/>
-            </w:pPr>
-          </w:p>
-        </w:tc>
-        <w:tc>
-          <w:tcPr>
-            <w:tcW w:w="2039" w:type="dxa"/>
-          </w:tcPr>
-          <w:p>
-            <w:pPr>
-              <w:ind w:firstLine="0"/>
-            </w:pPr>
-          </w:p>
-        </w:tc>
-        <w:tc>
-          <w:tcPr>
-            <w:tcW w:w="2039" w:type="dxa"/>
-          </w:tcPr>
-          <w:p>
-            <w:pPr>
-              <w:ind w:firstLine="0"/>
-            </w:pPr>
-          </w:p>
-        </w:tc>
-      </w:tr>
-      <w:tr>
-        <w:tc>
-          <w:tcPr>
-            <w:tcW w:w="2039" w:type="dxa"/>
-          </w:tcPr>
-          <w:p>
-            <w:pPr>
-              <w:ind w:firstLine="0"/>
-            </w:pPr>
-          </w:p>
-        </w:tc>
-        <w:tc>
-          <w:tcPr>
-            <w:tcW w:w="2039" w:type="dxa"/>
-          </w:tcPr>
-          <w:p>
-            <w:pPr>
-              <w:ind w:firstLine="0"/>
-            </w:pPr>
-          </w:p>
-        </w:tc>
-        <w:tc>
-          <w:tcPr>
-            <w:tcW w:w="2039" w:type="dxa"/>
-          </w:tcPr>
-          <w:p>
-            <w:pPr>
-              <w:ind w:firstLine="0"/>
-            </w:pPr>
-          </w:p>
-        </w:tc>
-        <w:tc>
-          <w:tcPr>
-            <w:tcW w:w="2039" w:type="dxa"/>
-          </w:tcPr>
-          <w:p>
-            <w:pPr>
-              <w:ind w:firstLine="0"/>
-            </w:pPr>
-          </w:p>
-        </w:tc>
-        <w:tc>
-          <w:tcPr>
-            <w:tcW w:w="2039" w:type="dxa"/>
-          </w:tcPr>
-          <w:p>
-            <w:pPr>
-              <w:ind w:firstLine="0"/>
-            </w:pPr>
-          </w:p>
-        </w:tc>
-      </w:tr>
-      <w:tr>
-        <w:tc>
-          <w:tcPr>
-            <w:tcW w:w="2039" w:type="dxa"/>
-          </w:tcPr>
-          <w:p>
-            <w:pPr>
-              <w:ind w:firstLine="0"/>
-            </w:pPr>
-          </w:p>
-        </w:tc>
-        <w:tc>
-          <w:tcPr>
-            <w:tcW w:w="2039" w:type="dxa"/>
-          </w:tcPr>
-          <w:p>
-            <w:pPr>
-              <w:ind w:firstLine="0"/>
-            </w:pPr>
-          </w:p>
-        </w:tc>
-        <w:tc>
-          <w:tcPr>
-            <w:tcW w:w="2039" w:type="dxa"/>
-          </w:tcPr>
-          <w:p>
-            <w:pPr>
-              <w:ind w:firstLine="0"/>
-            </w:pPr>
-          </w:p>
-        </w:tc>
-        <w:tc>
-          <w:tcPr>
-            <w:tcW w:w="2039" w:type="dxa"/>
-          </w:tcPr>
-          <w:p>
-            <w:pPr>
-              <w:ind w:firstLine="0"/>
-            </w:pPr>
-          </w:p>
-        </w:tc>
-        <w:tc>
-          <w:tcPr>
-            <w:tcW w:w="2039" w:type="dxa"/>
-          </w:tcPr>
-          <w:p>
-            <w:pPr>
-              <w:ind w:firstLine="0"/>
-            </w:pPr>
-          </w:p>
-        </w:tc>
-      </w:tr>
-      <w:tr>
-        <w:tc>
-          <w:tcPr>
-            <w:tcW w:w="2039" w:type="dxa"/>
-          </w:tcPr>
-          <w:p>
-            <w:pPr>
-              <w:ind w:firstLine="0"/>
-            </w:pPr>
-          </w:p>
-        </w:tc>
-        <w:tc>
-          <w:tcPr>
-            <w:tcW w:w="2039" w:type="dxa"/>
-          </w:tcPr>
-          <w:p>
-            <w:pPr>
-              <w:ind w:firstLine="0"/>
-            </w:pPr>
-          </w:p>
-        </w:tc>
-        <w:tc>
-          <w:tcPr>
-            <w:tcW w:w="2039" w:type="dxa"/>
-          </w:tcPr>
-          <w:p>
-            <w:pPr>
-              <w:ind w:firstLine="0"/>
-            </w:pPr>
-          </w:p>
-        </w:tc>
-        <w:tc>
-          <w:tcPr>
-            <w:tcW w:w="2039" w:type="dxa"/>
-          </w:tcPr>
-          <w:p>
-            <w:pPr>
-              <w:ind w:firstLine="0"/>
-            </w:pPr>
-          </w:p>
-        </w:tc>
-        <w:tc>
-          <w:tcPr>
-            <w:tcW w:w="2039" w:type="dxa"/>
-          </w:tcPr>
-          <w:p>
-            <w:pPr>
-              <w:ind w:firstLine="0"/>
-            </w:pPr>
-          </w:p>
-        </w:tc>
-      </w:tr>
-      <w:tr>
-        <w:tc>
-          <w:tcPr>
-            <w:tcW w:w="2039" w:type="dxa"/>
-          </w:tcPr>
-          <w:p>
-            <w:pPr>
-              <w:ind w:firstLine="0"/>
-            </w:pPr>
-          </w:p>
-        </w:tc>
-        <w:tc>
-          <w:tcPr>
-            <w:tcW w:w="2039" w:type="dxa"/>
-          </w:tcPr>
-          <w:p>
-            <w:pPr>
-              <w:ind w:firstLine="0"/>
-            </w:pPr>
-          </w:p>
-        </w:tc>
-        <w:tc>
-          <w:tcPr>
-            <w:tcW w:w="2039" w:type="dxa"/>
-          </w:tcPr>
-          <w:p>
-            <w:pPr>
-              <w:ind w:firstLine="0"/>
-            </w:pPr>
-          </w:p>
-        </w:tc>
-        <w:tc>
-          <w:tcPr>
-            <w:tcW w:w="2039" w:type="dxa"/>
-          </w:tcPr>
-          <w:p>
-            <w:pPr>
-              <w:ind w:firstLine="0"/>
-            </w:pPr>
-          </w:p>
-        </w:tc>
-        <w:tc>
-          <w:tcPr>
-            <w:tcW w:w="2039" w:type="dxa"/>
-          </w:tcPr>
-          <w:p>
-            <w:pPr>
-              <w:ind w:firstLine="0"/>
-            </w:pPr>
+            <w:r>
+              <w:rPr>
+                <w:rFonts w:cs="Times New Roman"/>
+                <w:szCs w:val="24"/>
+              </w:rPr>
+              <w:t>Оформление отчета по практике, акта приемки.</w:t>
+            </w:r>
           </w:p>
         </w:tc>
       </w:tr>
@@ -4215,7 +6591,81 @@
     </w:p>
     <w:p>
       <w:r>
-        <w:t>Разработанный пакет документации: техническое задание, руководство пользователя, отчет по УП(ПЗ), программа и методика испытаний. Все выше перечисленные документы должны быть написаны с учетом требований: ГОСТ (тут перечисляю все госты, все стандарты которые нужны для всех этих 4 док-ов, написать чутка про что тот или иной гост)</w:t>
+        <w:t>Разработанный пакет документации должен включать:</w:t>
+      </w:r>
+    </w:p>
+    <w:p>
+      <w:pPr>
+        <w:pStyle w:val="a0"/>
+      </w:pPr>
+      <w:r>
+        <w:t>техническое задание (настоящий документ);</w:t>
+      </w:r>
+    </w:p>
+    <w:p>
+      <w:pPr>
+        <w:pStyle w:val="a0"/>
+      </w:pPr>
+      <w:r>
+        <w:t>руководство пользователя;</w:t>
+      </w:r>
+    </w:p>
+    <w:p>
+      <w:pPr>
+        <w:pStyle w:val="a0"/>
+      </w:pPr>
+      <w:r>
+        <w:t>отчёт по учебной практике (пояснительная записка);</w:t>
+      </w:r>
+    </w:p>
+    <w:p>
+      <w:pPr>
+        <w:pStyle w:val="a0"/>
+      </w:pPr>
+      <w:r>
+        <w:t>программу и методику испытаний.</w:t>
+      </w:r>
+    </w:p>
+    <w:p>
+      <w:r>
+        <w:t>Все перечисленные документы должны быть написаны с учётом требований следующих ГОСТов:</w:t>
+      </w:r>
+    </w:p>
+    <w:p>
+      <w:pPr>
+        <w:pStyle w:val="a0"/>
+      </w:pPr>
+      <w:r>
+        <w:t>ГОСТ 19.201-78 – Техническое задание. Требования к содержанию и оформлению;</w:t>
+      </w:r>
+    </w:p>
+    <w:p>
+      <w:pPr>
+        <w:pStyle w:val="a0"/>
+      </w:pPr>
+      <w:r>
+        <w:t>ГОСТ 19.404-79 – Пояснительная записка. Требования к содержанию и оформлению;</w:t>
+      </w:r>
+    </w:p>
+    <w:p>
+      <w:pPr>
+        <w:pStyle w:val="a0"/>
+      </w:pPr>
+      <w:r>
+        <w:t>ГОСТ 19.505-79 – Руководство оператора. Требования к содержанию и оформлению;</w:t>
+      </w:r>
+    </w:p>
+    <w:p>
+      <w:pPr>
+        <w:pStyle w:val="a0"/>
+      </w:pPr>
+      <w:r>
+        <w:t>ГОСТ 19.301-79 – Программа и методика испытаний. Требования к содержанию и оформлению.</w:t>
+      </w:r>
+    </w:p>
+    <w:p>
+      <w:r>
+        <w:t>Документация должна быть оформлена в соответствии с ЕСПД (Единая система программной документации), содержать все необходимые разделы, титульные листы с подписями, быть сброшюрована и представлена в электронном и бумажном виде.</w:t>
       </w:r>
     </w:p>
     <w:p/>
@@ -4258,48 +6708,102 @@
       </w:r>
     </w:p>
     <w:p>
-      <w:r>
-        <w:t> Разработчик, являющийся автором проекта, прибывает в специально отведенную аудиторию, где представляет свою работу комиссии</w:t>
-      </w:r>
-    </w:p>
-    <w:p>
-      <w:r>
-        <w:t xml:space="preserve"> Перед началом доклада разработчик предоставляет документацию, заверенную необходимым набором подписей, для ознакомления членам комиссии; </w:t>
-      </w:r>
-    </w:p>
-    <w:p>
-      <w:r>
-        <w:t> Разработчик представляет проект в течение пяти минут;</w:t>
-      </w:r>
-    </w:p>
-    <w:p>
-      <w:r>
-        <w:t> В рамках данного формата приемки проекта разработчик должен продемонстрировать полное понимание основных аспектов своей работы и быть готовым к обсуждению любых вопросов, которые могут возникнуть у членов комиссии;</w:t>
-      </w:r>
-    </w:p>
-    <w:p>
-      <w:r>
-        <w:t> В результате процесса приемки-сдачи комиссия должна оценить выполненную работу и принять решение о её приемке/не приемке с занесением результатов в ведомость.</w:t>
-      </w:r>
-    </w:p>
-    <w:p>
-      <w:r>
-        <w:t> Комиссия, ответственная за приемку работы, состоит из представителей заказчика:</w:t>
-      </w:r>
-    </w:p>
-    <w:p>
-      <w:r>
-        <w:t xml:space="preserve"> Чистяков Геннадий Андреевич – руководитель образовательной программы по специальности «Информационные системы и программирование». </w:t>
-      </w:r>
-    </w:p>
-    <w:p>
-      <w:r>
-        <w:t> Ржаникова Елена Дмитриева – преподаватель по дисциплине МДК 05.05</w:t>
+      <w:pPr>
+        <w:pStyle w:val="a0"/>
+      </w:pPr>
+      <w:r>
+        <w:t>Разработчик, являющийся автором проекта, прибывает в специально отведенную аудиторию, где представляет свою работу комиссии</w:t>
+      </w:r>
+      <w:r>
+        <w:t>;</w:t>
+      </w:r>
+    </w:p>
+    <w:p>
+      <w:pPr>
+        <w:pStyle w:val="a0"/>
+      </w:pPr>
+      <w:r>
+        <w:t>п</w:t>
+      </w:r>
+      <w:r>
+        <w:t xml:space="preserve">еред началом доклада разработчик предоставляет документацию, заверенную необходимым набором подписей, для ознакомления членам комиссии; </w:t>
+      </w:r>
+    </w:p>
+    <w:p>
+      <w:pPr>
+        <w:pStyle w:val="a0"/>
+      </w:pPr>
+      <w:r>
+        <w:t>р</w:t>
+      </w:r>
+      <w:r>
+        <w:t>азработчик представляет проект в течение пяти минут;</w:t>
+      </w:r>
+    </w:p>
+    <w:p>
+      <w:pPr>
+        <w:pStyle w:val="a0"/>
+      </w:pPr>
+      <w:r>
+        <w:t>в</w:t>
+      </w:r>
+      <w:r>
+        <w:t xml:space="preserve"> рамках данного формата приемки проекта разработчик должен продемонстрировать полное понимание основных аспектов своей работы и быть готовым к обсуждению любых вопросов, которые могут возникнуть у членов комиссии;</w:t>
+      </w:r>
+    </w:p>
+    <w:p>
+      <w:pPr>
+        <w:pStyle w:val="a0"/>
+      </w:pPr>
+      <w:r>
+        <w:t>в</w:t>
+      </w:r>
+      <w:r>
+        <w:t xml:space="preserve"> результате процесса приемки-сдачи комиссия должна оценить выполненную работу и принять решение о её приемке/не приемке с занесением результатов в ведомость</w:t>
+      </w:r>
+      <w:r>
+        <w:t>;</w:t>
+      </w:r>
+    </w:p>
+    <w:p>
+      <w:pPr>
+        <w:pStyle w:val="a0"/>
+      </w:pPr>
+      <w:r>
+        <w:t>к</w:t>
+      </w:r>
+      <w:r>
+        <w:t>омиссия, ответственная за приемку работы, состоит из представителей заказчика:</w:t>
+      </w:r>
+    </w:p>
+    <w:p>
+      <w:pPr>
+        <w:pStyle w:val="a0"/>
+      </w:pPr>
+      <w:r>
+        <w:t>Чистяков Геннадий Андреевич – руководитель образовательной программы по специальности «Информационные системы и программирование»</w:t>
+      </w:r>
+      <w:r>
+        <w:t>;</w:t>
+      </w:r>
+    </w:p>
+    <w:p>
+      <w:pPr>
+        <w:pStyle w:val="a0"/>
+      </w:pPr>
+      <w:r>
+        <w:t>Сергеева Елизавета Григорьевна</w:t>
+      </w:r>
+      <w:r>
+        <w:t xml:space="preserve"> – преподаватель по дисциплине МДК 05.05</w:t>
+      </w:r>
+      <w:r>
+        <w:t>.</w:t>
       </w:r>
     </w:p>
     <w:p/>
     <w:sectPr>
-      <w:headerReference w:type="default" r:id="rId11"/>
+      <w:headerReference w:type="default" r:id="rId16"/>
       <w:pgSz w:w="11906" w:h="16838"/>
       <w:pgMar w:top="1134" w:right="567" w:bottom="1134" w:left="1134" w:header="708" w:footer="708" w:gutter="0"/>
       <w:pgNumType w:start="2"/>
@@ -4371,6 +6875,83 @@
       </w:pPr>
     </w:p>
   </w:footnote>
+  <w:footnote w:id="2">
+    <w:p>
+      <w:pPr>
+        <w:ind w:firstLine="709"/>
+        <w:rPr>
+          <w:rFonts w:eastAsia="Times New Roman" w:cs="Times New Roman"/>
+          <w:szCs w:val="24"/>
+        </w:rPr>
+      </w:pPr>
+      <w:r>
+        <w:rPr>
+          <w:rStyle w:val="af9"/>
+        </w:rPr>
+        <w:footnoteRef/>
+      </w:r>
+      <w:r>
+        <w:rPr>
+          <w:rFonts w:eastAsia="Times New Roman" w:cs="Times New Roman"/>
+          <w:szCs w:val="24"/>
+        </w:rPr>
+        <w:t>https://apps.microsoft.com/detail/9WZDNCRDD3MQ?hl=ru&amp;gl=RU&amp;ocid=pdpshare</w:t>
+      </w:r>
+    </w:p>
+    <w:p>
+      <w:pPr>
+        <w:pStyle w:val="af7"/>
+      </w:pPr>
+    </w:p>
+  </w:footnote>
+  <w:footnote w:id="3">
+    <w:p>
+      <w:pPr>
+        <w:pStyle w:val="af7"/>
+      </w:pPr>
+      <w:r>
+        <w:rPr>
+          <w:rStyle w:val="af9"/>
+        </w:rPr>
+        <w:footnoteRef/>
+      </w:r>
+      <w:r>
+        <w:t xml:space="preserve"> </w:t>
+      </w:r>
+      <w:r>
+        <w:rPr>
+          <w:rFonts w:eastAsia="Times New Roman" w:cs="Times New Roman"/>
+          <w:sz w:val="24"/>
+          <w:szCs w:val="24"/>
+        </w:rPr>
+        <w:t>https://www.rustore.ru/catalog/app/com.devkd.snake_game</w:t>
+      </w:r>
+    </w:p>
+  </w:footnote>
+  <w:footnote w:id="4">
+    <w:p>
+      <w:pPr>
+        <w:pStyle w:val="af7"/>
+      </w:pPr>
+      <w:r>
+        <w:rPr>
+          <w:rStyle w:val="af9"/>
+        </w:rPr>
+        <w:footnoteRef/>
+      </w:r>
+      <w:r>
+        <w:t xml:space="preserve"> </w:t>
+      </w:r>
+      <w:r>
+        <w:rPr>
+          <w:rFonts w:eastAsia="Times New Roman" w:cs="Times New Roman"/>
+          <w:sz w:val="24"/>
+          <w:szCs w:val="24"/>
+        </w:rPr>
+        <w:t>https://www.rustore.ru/catalog/app/com.spatetech.simplesnake</w:t>
+      </w:r>
+    </w:p>
+  </w:footnote>
 </w:footnotes>
 </file>
 
@@ -4452,6 +7033,956 @@
     </w:lvl>
   </w:abstractNum>
   <w:abstractNum w:abstractNumId="1" w15:restartNumberingAfterBreak="0">
+    <w:nsid w:val="048B7A0D"/>
+    <w:multiLevelType w:val="multilevel"/>
+    <w:tmpl w:val="15B64A84"/>
+    <w:lvl w:ilvl="0">
+      <w:start w:val="1"/>
+      <w:numFmt w:val="decimal"/>
+      <w:lvlText w:val="%1."/>
+      <w:lvlJc w:val="left"/>
+      <w:pPr>
+        <w:tabs>
+          <w:tab w:val="num" w:pos="720"/>
+        </w:tabs>
+        <w:ind w:left="720" w:hanging="360"/>
+      </w:pPr>
+    </w:lvl>
+    <w:lvl w:ilvl="1" w:tentative="1">
+      <w:start w:val="1"/>
+      <w:numFmt w:val="decimal"/>
+      <w:lvlText w:val="%2."/>
+      <w:lvlJc w:val="left"/>
+      <w:pPr>
+        <w:tabs>
+          <w:tab w:val="num" w:pos="1440"/>
+        </w:tabs>
+        <w:ind w:left="1440" w:hanging="360"/>
+      </w:pPr>
+    </w:lvl>
+    <w:lvl w:ilvl="2" w:tentative="1">
+      <w:start w:val="1"/>
+      <w:numFmt w:val="decimal"/>
+      <w:lvlText w:val="%3."/>
+      <w:lvlJc w:val="left"/>
+      <w:pPr>
+        <w:tabs>
+          <w:tab w:val="num" w:pos="2160"/>
+        </w:tabs>
+        <w:ind w:left="2160" w:hanging="360"/>
+      </w:pPr>
+    </w:lvl>
+    <w:lvl w:ilvl="3" w:tentative="1">
+      <w:start w:val="1"/>
+      <w:numFmt w:val="decimal"/>
+      <w:lvlText w:val="%4."/>
+      <w:lvlJc w:val="left"/>
+      <w:pPr>
+        <w:tabs>
+          <w:tab w:val="num" w:pos="2880"/>
+        </w:tabs>
+        <w:ind w:left="2880" w:hanging="360"/>
+      </w:pPr>
+    </w:lvl>
+    <w:lvl w:ilvl="4" w:tentative="1">
+      <w:start w:val="1"/>
+      <w:numFmt w:val="decimal"/>
+      <w:lvlText w:val="%5."/>
+      <w:lvlJc w:val="left"/>
+      <w:pPr>
+        <w:tabs>
+          <w:tab w:val="num" w:pos="3600"/>
+        </w:tabs>
+        <w:ind w:left="3600" w:hanging="360"/>
+      </w:pPr>
+    </w:lvl>
+    <w:lvl w:ilvl="5" w:tentative="1">
+      <w:start w:val="1"/>
+      <w:numFmt w:val="decimal"/>
+      <w:lvlText w:val="%6."/>
+      <w:lvlJc w:val="left"/>
+      <w:pPr>
+        <w:tabs>
+          <w:tab w:val="num" w:pos="4320"/>
+        </w:tabs>
+        <w:ind w:left="4320" w:hanging="360"/>
+      </w:pPr>
+    </w:lvl>
+    <w:lvl w:ilvl="6" w:tentative="1">
+      <w:start w:val="1"/>
+      <w:numFmt w:val="decimal"/>
+      <w:lvlText w:val="%7."/>
+      <w:lvlJc w:val="left"/>
+      <w:pPr>
+        <w:tabs>
+          <w:tab w:val="num" w:pos="5040"/>
+        </w:tabs>
+        <w:ind w:left="5040" w:hanging="360"/>
+      </w:pPr>
+    </w:lvl>
+    <w:lvl w:ilvl="7" w:tentative="1">
+      <w:start w:val="1"/>
+      <w:numFmt w:val="decimal"/>
+      <w:lvlText w:val="%8."/>
+      <w:lvlJc w:val="left"/>
+      <w:pPr>
+        <w:tabs>
+          <w:tab w:val="num" w:pos="5760"/>
+        </w:tabs>
+        <w:ind w:left="5760" w:hanging="360"/>
+      </w:pPr>
+    </w:lvl>
+    <w:lvl w:ilvl="8" w:tentative="1">
+      <w:start w:val="1"/>
+      <w:numFmt w:val="decimal"/>
+      <w:lvlText w:val="%9."/>
+      <w:lvlJc w:val="left"/>
+      <w:pPr>
+        <w:tabs>
+          <w:tab w:val="num" w:pos="6480"/>
+        </w:tabs>
+        <w:ind w:left="6480" w:hanging="360"/>
+      </w:pPr>
+    </w:lvl>
+  </w:abstractNum>
+  <w:abstractNum w:abstractNumId="2" w15:restartNumberingAfterBreak="0">
+    <w:nsid w:val="09E7046B"/>
+    <w:multiLevelType w:val="multilevel"/>
+    <w:tmpl w:val="5D307B4C"/>
+    <w:lvl w:ilvl="0">
+      <w:start w:val="1"/>
+      <w:numFmt w:val="bullet"/>
+      <w:lvlText w:val=""/>
+      <w:lvlJc w:val="left"/>
+      <w:pPr>
+        <w:tabs>
+          <w:tab w:val="num" w:pos="720"/>
+        </w:tabs>
+        <w:ind w:left="720" w:hanging="360"/>
+      </w:pPr>
+      <w:rPr>
+        <w:rFonts w:ascii="Symbol" w:hAnsi="Symbol" w:hint="default"/>
+        <w:sz w:val="20"/>
+      </w:rPr>
+    </w:lvl>
+    <w:lvl w:ilvl="1" w:tentative="1">
+      <w:start w:val="1"/>
+      <w:numFmt w:val="bullet"/>
+      <w:lvlText w:val="o"/>
+      <w:lvlJc w:val="left"/>
+      <w:pPr>
+        <w:tabs>
+          <w:tab w:val="num" w:pos="1440"/>
+        </w:tabs>
+        <w:ind w:left="1440" w:hanging="360"/>
+      </w:pPr>
+      <w:rPr>
+        <w:rFonts w:ascii="Courier New" w:hAnsi="Courier New" w:hint="default"/>
+        <w:sz w:val="20"/>
+      </w:rPr>
+    </w:lvl>
+    <w:lvl w:ilvl="2" w:tentative="1">
+      <w:start w:val="1"/>
+      <w:numFmt w:val="bullet"/>
+      <w:lvlText w:val=""/>
+      <w:lvlJc w:val="left"/>
+      <w:pPr>
+        <w:tabs>
+          <w:tab w:val="num" w:pos="2160"/>
+        </w:tabs>
+        <w:ind w:left="2160" w:hanging="360"/>
+      </w:pPr>
+      <w:rPr>
+        <w:rFonts w:ascii="Wingdings" w:hAnsi="Wingdings" w:hint="default"/>
+        <w:sz w:val="20"/>
+      </w:rPr>
+    </w:lvl>
+    <w:lvl w:ilvl="3" w:tentative="1">
+      <w:start w:val="1"/>
+      <w:numFmt w:val="bullet"/>
+      <w:lvlText w:val=""/>
+      <w:lvlJc w:val="left"/>
+      <w:pPr>
+        <w:tabs>
+          <w:tab w:val="num" w:pos="2880"/>
+        </w:tabs>
+        <w:ind w:left="2880" w:hanging="360"/>
+      </w:pPr>
+      <w:rPr>
+        <w:rFonts w:ascii="Wingdings" w:hAnsi="Wingdings" w:hint="default"/>
+        <w:sz w:val="20"/>
+      </w:rPr>
+    </w:lvl>
+    <w:lvl w:ilvl="4" w:tentative="1">
+      <w:start w:val="1"/>
+      <w:numFmt w:val="bullet"/>
+      <w:lvlText w:val=""/>
+      <w:lvlJc w:val="left"/>
+      <w:pPr>
+        <w:tabs>
+          <w:tab w:val="num" w:pos="3600"/>
+        </w:tabs>
+        <w:ind w:left="3600" w:hanging="360"/>
+      </w:pPr>
+      <w:rPr>
+        <w:rFonts w:ascii="Wingdings" w:hAnsi="Wingdings" w:hint="default"/>
+        <w:sz w:val="20"/>
+      </w:rPr>
+    </w:lvl>
+    <w:lvl w:ilvl="5" w:tentative="1">
+      <w:start w:val="1"/>
+      <w:numFmt w:val="bullet"/>
+      <w:lvlText w:val=""/>
+      <w:lvlJc w:val="left"/>
+      <w:pPr>
+        <w:tabs>
+          <w:tab w:val="num" w:pos="4320"/>
+        </w:tabs>
+        <w:ind w:left="4320" w:hanging="360"/>
+      </w:pPr>
+      <w:rPr>
+        <w:rFonts w:ascii="Wingdings" w:hAnsi="Wingdings" w:hint="default"/>
+        <w:sz w:val="20"/>
+      </w:rPr>
+    </w:lvl>
+    <w:lvl w:ilvl="6" w:tentative="1">
+      <w:start w:val="1"/>
+      <w:numFmt w:val="bullet"/>
+      <w:lvlText w:val=""/>
+      <w:lvlJc w:val="left"/>
+      <w:pPr>
+        <w:tabs>
+          <w:tab w:val="num" w:pos="5040"/>
+        </w:tabs>
+        <w:ind w:left="5040" w:hanging="360"/>
+      </w:pPr>
+      <w:rPr>
+        <w:rFonts w:ascii="Wingdings" w:hAnsi="Wingdings" w:hint="default"/>
+        <w:sz w:val="20"/>
+      </w:rPr>
+    </w:lvl>
+    <w:lvl w:ilvl="7" w:tentative="1">
+      <w:start w:val="1"/>
+      <w:numFmt w:val="bullet"/>
+      <w:lvlText w:val=""/>
+      <w:lvlJc w:val="left"/>
+      <w:pPr>
+        <w:tabs>
+          <w:tab w:val="num" w:pos="5760"/>
+        </w:tabs>
+        <w:ind w:left="5760" w:hanging="360"/>
+      </w:pPr>
+      <w:rPr>
+        <w:rFonts w:ascii="Wingdings" w:hAnsi="Wingdings" w:hint="default"/>
+        <w:sz w:val="20"/>
+      </w:rPr>
+    </w:lvl>
+    <w:lvl w:ilvl="8" w:tentative="1">
+      <w:start w:val="1"/>
+      <w:numFmt w:val="bullet"/>
+      <w:lvlText w:val=""/>
+      <w:lvlJc w:val="left"/>
+      <w:pPr>
+        <w:tabs>
+          <w:tab w:val="num" w:pos="6480"/>
+        </w:tabs>
+        <w:ind w:left="6480" w:hanging="360"/>
+      </w:pPr>
+      <w:rPr>
+        <w:rFonts w:ascii="Wingdings" w:hAnsi="Wingdings" w:hint="default"/>
+        <w:sz w:val="20"/>
+      </w:rPr>
+    </w:lvl>
+  </w:abstractNum>
+  <w:abstractNum w:abstractNumId="3" w15:restartNumberingAfterBreak="0">
+    <w:nsid w:val="0DA64D28"/>
+    <w:multiLevelType w:val="multilevel"/>
+    <w:tmpl w:val="21B461CA"/>
+    <w:lvl w:ilvl="0">
+      <w:start w:val="1"/>
+      <w:numFmt w:val="decimal"/>
+      <w:lvlText w:val="%1."/>
+      <w:lvlJc w:val="left"/>
+      <w:pPr>
+        <w:tabs>
+          <w:tab w:val="num" w:pos="720"/>
+        </w:tabs>
+        <w:ind w:left="720" w:hanging="360"/>
+      </w:pPr>
+      <w:rPr>
+        <w:rFonts w:hint="default"/>
+        <w:b w:val="0"/>
+        <w:bCs/>
+        <w:sz w:val="28"/>
+        <w:szCs w:val="28"/>
+      </w:rPr>
+    </w:lvl>
+    <w:lvl w:ilvl="1">
+      <w:start w:val="1"/>
+      <w:numFmt w:val="bullet"/>
+      <w:lvlText w:val="o"/>
+      <w:lvlJc w:val="left"/>
+      <w:pPr>
+        <w:tabs>
+          <w:tab w:val="num" w:pos="1440"/>
+        </w:tabs>
+        <w:ind w:left="1440" w:hanging="360"/>
+      </w:pPr>
+      <w:rPr>
+        <w:rFonts w:ascii="Courier New" w:hAnsi="Courier New" w:hint="default"/>
+        <w:sz w:val="20"/>
+      </w:rPr>
+    </w:lvl>
+    <w:lvl w:ilvl="2">
+      <w:start w:val="1"/>
+      <w:numFmt w:val="bullet"/>
+      <w:lvlText w:val=""/>
+      <w:lvlJc w:val="left"/>
+      <w:pPr>
+        <w:tabs>
+          <w:tab w:val="num" w:pos="2160"/>
+        </w:tabs>
+        <w:ind w:left="2160" w:hanging="360"/>
+      </w:pPr>
+      <w:rPr>
+        <w:rFonts w:ascii="Wingdings" w:hAnsi="Wingdings" w:hint="default"/>
+        <w:sz w:val="20"/>
+      </w:rPr>
+    </w:lvl>
+    <w:lvl w:ilvl="3">
+      <w:start w:val="1"/>
+      <w:numFmt w:val="bullet"/>
+      <w:lvlText w:val=""/>
+      <w:lvlJc w:val="left"/>
+      <w:pPr>
+        <w:tabs>
+          <w:tab w:val="num" w:pos="2880"/>
+        </w:tabs>
+        <w:ind w:left="2880" w:hanging="360"/>
+      </w:pPr>
+      <w:rPr>
+        <w:rFonts w:ascii="Wingdings" w:hAnsi="Wingdings" w:hint="default"/>
+        <w:sz w:val="20"/>
+      </w:rPr>
+    </w:lvl>
+    <w:lvl w:ilvl="4">
+      <w:start w:val="1"/>
+      <w:numFmt w:val="bullet"/>
+      <w:lvlText w:val=""/>
+      <w:lvlJc w:val="left"/>
+      <w:pPr>
+        <w:tabs>
+          <w:tab w:val="num" w:pos="3600"/>
+        </w:tabs>
+        <w:ind w:left="3600" w:hanging="360"/>
+      </w:pPr>
+      <w:rPr>
+        <w:rFonts w:ascii="Wingdings" w:hAnsi="Wingdings" w:hint="default"/>
+        <w:sz w:val="20"/>
+      </w:rPr>
+    </w:lvl>
+    <w:lvl w:ilvl="5">
+      <w:start w:val="1"/>
+      <w:numFmt w:val="bullet"/>
+      <w:lvlText w:val=""/>
+      <w:lvlJc w:val="left"/>
+      <w:pPr>
+        <w:tabs>
+          <w:tab w:val="num" w:pos="4320"/>
+        </w:tabs>
+        <w:ind w:left="4320" w:hanging="360"/>
+      </w:pPr>
+      <w:rPr>
+        <w:rFonts w:ascii="Wingdings" w:hAnsi="Wingdings" w:hint="default"/>
+        <w:sz w:val="20"/>
+      </w:rPr>
+    </w:lvl>
+    <w:lvl w:ilvl="6">
+      <w:start w:val="1"/>
+      <w:numFmt w:val="bullet"/>
+      <w:lvlText w:val=""/>
+      <w:lvlJc w:val="left"/>
+      <w:pPr>
+        <w:tabs>
+          <w:tab w:val="num" w:pos="5040"/>
+        </w:tabs>
+        <w:ind w:left="5040" w:hanging="360"/>
+      </w:pPr>
+      <w:rPr>
+        <w:rFonts w:ascii="Wingdings" w:hAnsi="Wingdings" w:hint="default"/>
+        <w:sz w:val="20"/>
+      </w:rPr>
+    </w:lvl>
+    <w:lvl w:ilvl="7">
+      <w:start w:val="1"/>
+      <w:numFmt w:val="bullet"/>
+      <w:lvlText w:val=""/>
+      <w:lvlJc w:val="left"/>
+      <w:pPr>
+        <w:tabs>
+          <w:tab w:val="num" w:pos="5760"/>
+        </w:tabs>
+        <w:ind w:left="5760" w:hanging="360"/>
+      </w:pPr>
+      <w:rPr>
+        <w:rFonts w:ascii="Wingdings" w:hAnsi="Wingdings" w:hint="default"/>
+        <w:sz w:val="20"/>
+      </w:rPr>
+    </w:lvl>
+    <w:lvl w:ilvl="8">
+      <w:start w:val="1"/>
+      <w:numFmt w:val="bullet"/>
+      <w:lvlText w:val=""/>
+      <w:lvlJc w:val="left"/>
+      <w:pPr>
+        <w:tabs>
+          <w:tab w:val="num" w:pos="6480"/>
+        </w:tabs>
+        <w:ind w:left="6480" w:hanging="360"/>
+      </w:pPr>
+      <w:rPr>
+        <w:rFonts w:ascii="Wingdings" w:hAnsi="Wingdings" w:hint="default"/>
+        <w:sz w:val="20"/>
+      </w:rPr>
+    </w:lvl>
+  </w:abstractNum>
+  <w:abstractNum w:abstractNumId="4" w15:restartNumberingAfterBreak="0">
+    <w:nsid w:val="0DA7783E"/>
+    <w:multiLevelType w:val="multilevel"/>
+    <w:tmpl w:val="68CE1C1C"/>
+    <w:lvl w:ilvl="0">
+      <w:start w:val="1"/>
+      <w:numFmt w:val="bullet"/>
+      <w:lvlText w:val=""/>
+      <w:lvlJc w:val="left"/>
+      <w:pPr>
+        <w:tabs>
+          <w:tab w:val="num" w:pos="720"/>
+        </w:tabs>
+        <w:ind w:left="720" w:hanging="360"/>
+      </w:pPr>
+      <w:rPr>
+        <w:rFonts w:ascii="Symbol" w:hAnsi="Symbol" w:hint="default"/>
+        <w:sz w:val="20"/>
+      </w:rPr>
+    </w:lvl>
+    <w:lvl w:ilvl="1" w:tentative="1">
+      <w:start w:val="1"/>
+      <w:numFmt w:val="bullet"/>
+      <w:lvlText w:val="o"/>
+      <w:lvlJc w:val="left"/>
+      <w:pPr>
+        <w:tabs>
+          <w:tab w:val="num" w:pos="1440"/>
+        </w:tabs>
+        <w:ind w:left="1440" w:hanging="360"/>
+      </w:pPr>
+      <w:rPr>
+        <w:rFonts w:ascii="Courier New" w:hAnsi="Courier New" w:hint="default"/>
+        <w:sz w:val="20"/>
+      </w:rPr>
+    </w:lvl>
+    <w:lvl w:ilvl="2" w:tentative="1">
+      <w:start w:val="1"/>
+      <w:numFmt w:val="bullet"/>
+      <w:lvlText w:val=""/>
+      <w:lvlJc w:val="left"/>
+      <w:pPr>
+        <w:tabs>
+          <w:tab w:val="num" w:pos="2160"/>
+        </w:tabs>
+        <w:ind w:left="2160" w:hanging="360"/>
+      </w:pPr>
+      <w:rPr>
+        <w:rFonts w:ascii="Wingdings" w:hAnsi="Wingdings" w:hint="default"/>
+        <w:sz w:val="20"/>
+      </w:rPr>
+    </w:lvl>
+    <w:lvl w:ilvl="3" w:tentative="1">
+      <w:start w:val="1"/>
+      <w:numFmt w:val="bullet"/>
+      <w:lvlText w:val=""/>
+      <w:lvlJc w:val="left"/>
+      <w:pPr>
+        <w:tabs>
+          <w:tab w:val="num" w:pos="2880"/>
+        </w:tabs>
+        <w:ind w:left="2880" w:hanging="360"/>
+      </w:pPr>
+      <w:rPr>
+        <w:rFonts w:ascii="Wingdings" w:hAnsi="Wingdings" w:hint="default"/>
+        <w:sz w:val="20"/>
+      </w:rPr>
+    </w:lvl>
+    <w:lvl w:ilvl="4" w:tentative="1">
+      <w:start w:val="1"/>
+      <w:numFmt w:val="bullet"/>
+      <w:lvlText w:val=""/>
+      <w:lvlJc w:val="left"/>
+      <w:pPr>
+        <w:tabs>
+          <w:tab w:val="num" w:pos="3600"/>
+        </w:tabs>
+        <w:ind w:left="3600" w:hanging="360"/>
+      </w:pPr>
+      <w:rPr>
+        <w:rFonts w:ascii="Wingdings" w:hAnsi="Wingdings" w:hint="default"/>
+        <w:sz w:val="20"/>
+      </w:rPr>
+    </w:lvl>
+    <w:lvl w:ilvl="5" w:tentative="1">
+      <w:start w:val="1"/>
+      <w:numFmt w:val="bullet"/>
+      <w:lvlText w:val=""/>
+      <w:lvlJc w:val="left"/>
+      <w:pPr>
+        <w:tabs>
+          <w:tab w:val="num" w:pos="4320"/>
+        </w:tabs>
+        <w:ind w:left="4320" w:hanging="360"/>
+      </w:pPr>
+      <w:rPr>
+        <w:rFonts w:ascii="Wingdings" w:hAnsi="Wingdings" w:hint="default"/>
+        <w:sz w:val="20"/>
+      </w:rPr>
+    </w:lvl>
+    <w:lvl w:ilvl="6" w:tentative="1">
+      <w:start w:val="1"/>
+      <w:numFmt w:val="bullet"/>
+      <w:lvlText w:val=""/>
+      <w:lvlJc w:val="left"/>
+      <w:pPr>
+        <w:tabs>
+          <w:tab w:val="num" w:pos="5040"/>
+        </w:tabs>
+        <w:ind w:left="5040" w:hanging="360"/>
+      </w:pPr>
+      <w:rPr>
+        <w:rFonts w:ascii="Wingdings" w:hAnsi="Wingdings" w:hint="default"/>
+        <w:sz w:val="20"/>
+      </w:rPr>
+    </w:lvl>
+    <w:lvl w:ilvl="7" w:tentative="1">
+      <w:start w:val="1"/>
+      <w:numFmt w:val="bullet"/>
+      <w:lvlText w:val=""/>
+      <w:lvlJc w:val="left"/>
+      <w:pPr>
+        <w:tabs>
+          <w:tab w:val="num" w:pos="5760"/>
+        </w:tabs>
+        <w:ind w:left="5760" w:hanging="360"/>
+      </w:pPr>
+      <w:rPr>
+        <w:rFonts w:ascii="Wingdings" w:hAnsi="Wingdings" w:hint="default"/>
+        <w:sz w:val="20"/>
+      </w:rPr>
+    </w:lvl>
+    <w:lvl w:ilvl="8" w:tentative="1">
+      <w:start w:val="1"/>
+      <w:numFmt w:val="bullet"/>
+      <w:lvlText w:val=""/>
+      <w:lvlJc w:val="left"/>
+      <w:pPr>
+        <w:tabs>
+          <w:tab w:val="num" w:pos="6480"/>
+        </w:tabs>
+        <w:ind w:left="6480" w:hanging="360"/>
+      </w:pPr>
+      <w:rPr>
+        <w:rFonts w:ascii="Wingdings" w:hAnsi="Wingdings" w:hint="default"/>
+        <w:sz w:val="20"/>
+      </w:rPr>
+    </w:lvl>
+  </w:abstractNum>
+  <w:abstractNum w:abstractNumId="5" w15:restartNumberingAfterBreak="0">
+    <w:nsid w:val="0F29497D"/>
+    <w:multiLevelType w:val="hybridMultilevel"/>
+    <w:tmpl w:val="E146E676"/>
+    <w:lvl w:ilvl="0" w:tplc="42A89252">
+      <w:start w:val="1"/>
+      <w:numFmt w:val="decimal"/>
+      <w:lvlText w:val="%1."/>
+      <w:lvlJc w:val="left"/>
+      <w:pPr>
+        <w:ind w:left="1069" w:hanging="360"/>
+      </w:pPr>
+      <w:rPr>
+        <w:rFonts w:hint="default"/>
+      </w:rPr>
+    </w:lvl>
+    <w:lvl w:ilvl="1" w:tplc="04190019" w:tentative="1">
+      <w:start w:val="1"/>
+      <w:numFmt w:val="lowerLetter"/>
+      <w:lvlText w:val="%2."/>
+      <w:lvlJc w:val="left"/>
+      <w:pPr>
+        <w:ind w:left="1789" w:hanging="360"/>
+      </w:pPr>
+    </w:lvl>
+    <w:lvl w:ilvl="2" w:tplc="0419001B" w:tentative="1">
+      <w:start w:val="1"/>
+      <w:numFmt w:val="lowerRoman"/>
+      <w:lvlText w:val="%3."/>
+      <w:lvlJc w:val="right"/>
+      <w:pPr>
+        <w:ind w:left="2509" w:hanging="180"/>
+      </w:pPr>
+    </w:lvl>
+    <w:lvl w:ilvl="3" w:tplc="0419000F" w:tentative="1">
+      <w:start w:val="1"/>
+      <w:numFmt w:val="decimal"/>
+      <w:lvlText w:val="%4."/>
+      <w:lvlJc w:val="left"/>
+      <w:pPr>
+        <w:ind w:left="3229" w:hanging="360"/>
+      </w:pPr>
+    </w:lvl>
+    <w:lvl w:ilvl="4" w:tplc="04190019" w:tentative="1">
+      <w:start w:val="1"/>
+      <w:numFmt w:val="lowerLetter"/>
+      <w:lvlText w:val="%5."/>
+      <w:lvlJc w:val="left"/>
+      <w:pPr>
+        <w:ind w:left="3949" w:hanging="360"/>
+      </w:pPr>
+    </w:lvl>
+    <w:lvl w:ilvl="5" w:tplc="0419001B" w:tentative="1">
+      <w:start w:val="1"/>
+      <w:numFmt w:val="lowerRoman"/>
+      <w:lvlText w:val="%6."/>
+      <w:lvlJc w:val="right"/>
+      <w:pPr>
+        <w:ind w:left="4669" w:hanging="180"/>
+      </w:pPr>
+    </w:lvl>
+    <w:lvl w:ilvl="6" w:tplc="0419000F" w:tentative="1">
+      <w:start w:val="1"/>
+      <w:numFmt w:val="decimal"/>
+      <w:lvlText w:val="%7."/>
+      <w:lvlJc w:val="left"/>
+      <w:pPr>
+        <w:ind w:left="5389" w:hanging="360"/>
+      </w:pPr>
+    </w:lvl>
+    <w:lvl w:ilvl="7" w:tplc="04190019" w:tentative="1">
+      <w:start w:val="1"/>
+      <w:numFmt w:val="lowerLetter"/>
+      <w:lvlText w:val="%8."/>
+      <w:lvlJc w:val="left"/>
+      <w:pPr>
+        <w:ind w:left="6109" w:hanging="360"/>
+      </w:pPr>
+    </w:lvl>
+    <w:lvl w:ilvl="8" w:tplc="0419001B" w:tentative="1">
+      <w:start w:val="1"/>
+      <w:numFmt w:val="lowerRoman"/>
+      <w:lvlText w:val="%9."/>
+      <w:lvlJc w:val="right"/>
+      <w:pPr>
+        <w:ind w:left="6829" w:hanging="180"/>
+      </w:pPr>
+    </w:lvl>
+  </w:abstractNum>
+  <w:abstractNum w:abstractNumId="6" w15:restartNumberingAfterBreak="0">
+    <w:nsid w:val="11622141"/>
+    <w:multiLevelType w:val="multilevel"/>
+    <w:tmpl w:val="D3CE36D8"/>
+    <w:lvl w:ilvl="0">
+      <w:start w:val="1"/>
+      <w:numFmt w:val="bullet"/>
+      <w:lvlText w:val=""/>
+      <w:lvlJc w:val="left"/>
+      <w:pPr>
+        <w:tabs>
+          <w:tab w:val="num" w:pos="720"/>
+        </w:tabs>
+        <w:ind w:left="720" w:hanging="360"/>
+      </w:pPr>
+      <w:rPr>
+        <w:rFonts w:ascii="Symbol" w:hAnsi="Symbol" w:hint="default"/>
+        <w:sz w:val="20"/>
+      </w:rPr>
+    </w:lvl>
+    <w:lvl w:ilvl="1" w:tentative="1">
+      <w:start w:val="1"/>
+      <w:numFmt w:val="bullet"/>
+      <w:lvlText w:val="o"/>
+      <w:lvlJc w:val="left"/>
+      <w:pPr>
+        <w:tabs>
+          <w:tab w:val="num" w:pos="1440"/>
+        </w:tabs>
+        <w:ind w:left="1440" w:hanging="360"/>
+      </w:pPr>
+      <w:rPr>
+        <w:rFonts w:ascii="Courier New" w:hAnsi="Courier New" w:hint="default"/>
+        <w:sz w:val="20"/>
+      </w:rPr>
+    </w:lvl>
+    <w:lvl w:ilvl="2" w:tentative="1">
+      <w:start w:val="1"/>
+      <w:numFmt w:val="bullet"/>
+      <w:lvlText w:val=""/>
+      <w:lvlJc w:val="left"/>
+      <w:pPr>
+        <w:tabs>
+          <w:tab w:val="num" w:pos="2160"/>
+        </w:tabs>
+        <w:ind w:left="2160" w:hanging="360"/>
+      </w:pPr>
+      <w:rPr>
+        <w:rFonts w:ascii="Wingdings" w:hAnsi="Wingdings" w:hint="default"/>
+        <w:sz w:val="20"/>
+      </w:rPr>
+    </w:lvl>
+    <w:lvl w:ilvl="3" w:tentative="1">
+      <w:start w:val="1"/>
+      <w:numFmt w:val="bullet"/>
+      <w:lvlText w:val=""/>
+      <w:lvlJc w:val="left"/>
+      <w:pPr>
+        <w:tabs>
+          <w:tab w:val="num" w:pos="2880"/>
+        </w:tabs>
+        <w:ind w:left="2880" w:hanging="360"/>
+      </w:pPr>
+      <w:rPr>
+        <w:rFonts w:ascii="Wingdings" w:hAnsi="Wingdings" w:hint="default"/>
+        <w:sz w:val="20"/>
+      </w:rPr>
+    </w:lvl>
+    <w:lvl w:ilvl="4" w:tentative="1">
+      <w:start w:val="1"/>
+      <w:numFmt w:val="bullet"/>
+      <w:lvlText w:val=""/>
+      <w:lvlJc w:val="left"/>
+      <w:pPr>
+        <w:tabs>
+          <w:tab w:val="num" w:pos="3600"/>
+        </w:tabs>
+        <w:ind w:left="3600" w:hanging="360"/>
+      </w:pPr>
+      <w:rPr>
+        <w:rFonts w:ascii="Wingdings" w:hAnsi="Wingdings" w:hint="default"/>
+        <w:sz w:val="20"/>
+      </w:rPr>
+    </w:lvl>
+    <w:lvl w:ilvl="5" w:tentative="1">
+      <w:start w:val="1"/>
+      <w:numFmt w:val="bullet"/>
+      <w:lvlText w:val=""/>
+      <w:lvlJc w:val="left"/>
+      <w:pPr>
+        <w:tabs>
+          <w:tab w:val="num" w:pos="4320"/>
+        </w:tabs>
+        <w:ind w:left="4320" w:hanging="360"/>
+      </w:pPr>
+      <w:rPr>
+        <w:rFonts w:ascii="Wingdings" w:hAnsi="Wingdings" w:hint="default"/>
+        <w:sz w:val="20"/>
+      </w:rPr>
+    </w:lvl>
+    <w:lvl w:ilvl="6" w:tentative="1">
+      <w:start w:val="1"/>
+      <w:numFmt w:val="bullet"/>
+      <w:lvlText w:val=""/>
+      <w:lvlJc w:val="left"/>
+      <w:pPr>
+        <w:tabs>
+          <w:tab w:val="num" w:pos="5040"/>
+        </w:tabs>
+        <w:ind w:left="5040" w:hanging="360"/>
+      </w:pPr>
+      <w:rPr>
+        <w:rFonts w:ascii="Wingdings" w:hAnsi="Wingdings" w:hint="default"/>
+        <w:sz w:val="20"/>
+      </w:rPr>
+    </w:lvl>
+    <w:lvl w:ilvl="7" w:tentative="1">
+      <w:start w:val="1"/>
+      <w:numFmt w:val="bullet"/>
+      <w:lvlText w:val=""/>
+      <w:lvlJc w:val="left"/>
+      <w:pPr>
+        <w:tabs>
+          <w:tab w:val="num" w:pos="5760"/>
+        </w:tabs>
+        <w:ind w:left="5760" w:hanging="360"/>
+      </w:pPr>
+      <w:rPr>
+        <w:rFonts w:ascii="Wingdings" w:hAnsi="Wingdings" w:hint="default"/>
+        <w:sz w:val="20"/>
+      </w:rPr>
+    </w:lvl>
+    <w:lvl w:ilvl="8" w:tentative="1">
+      <w:start w:val="1"/>
+      <w:numFmt w:val="bullet"/>
+      <w:lvlText w:val=""/>
+      <w:lvlJc w:val="left"/>
+      <w:pPr>
+        <w:tabs>
+          <w:tab w:val="num" w:pos="6480"/>
+        </w:tabs>
+        <w:ind w:left="6480" w:hanging="360"/>
+      </w:pPr>
+      <w:rPr>
+        <w:rFonts w:ascii="Wingdings" w:hAnsi="Wingdings" w:hint="default"/>
+        <w:sz w:val="20"/>
+      </w:rPr>
+    </w:lvl>
+  </w:abstractNum>
+  <w:abstractNum w:abstractNumId="7" w15:restartNumberingAfterBreak="0">
+    <w:nsid w:val="17FF58DE"/>
+    <w:multiLevelType w:val="multilevel"/>
+    <w:tmpl w:val="2A52D26E"/>
+    <w:lvl w:ilvl="0">
+      <w:start w:val="1"/>
+      <w:numFmt w:val="bullet"/>
+      <w:lvlText w:val=""/>
+      <w:lvlJc w:val="left"/>
+      <w:pPr>
+        <w:tabs>
+          <w:tab w:val="num" w:pos="720"/>
+        </w:tabs>
+        <w:ind w:left="720" w:hanging="360"/>
+      </w:pPr>
+      <w:rPr>
+        <w:rFonts w:ascii="Symbol" w:hAnsi="Symbol" w:hint="default"/>
+        <w:sz w:val="20"/>
+      </w:rPr>
+    </w:lvl>
+    <w:lvl w:ilvl="1" w:tentative="1">
+      <w:start w:val="1"/>
+      <w:numFmt w:val="bullet"/>
+      <w:lvlText w:val="o"/>
+      <w:lvlJc w:val="left"/>
+      <w:pPr>
+        <w:tabs>
+          <w:tab w:val="num" w:pos="1440"/>
+        </w:tabs>
+        <w:ind w:left="1440" w:hanging="360"/>
+      </w:pPr>
+      <w:rPr>
+        <w:rFonts w:ascii="Courier New" w:hAnsi="Courier New" w:hint="default"/>
+        <w:sz w:val="20"/>
+      </w:rPr>
+    </w:lvl>
+    <w:lvl w:ilvl="2" w:tentative="1">
+      <w:start w:val="1"/>
+      <w:numFmt w:val="bullet"/>
+      <w:lvlText w:val=""/>
+      <w:lvlJc w:val="left"/>
+      <w:pPr>
+        <w:tabs>
+          <w:tab w:val="num" w:pos="2160"/>
+        </w:tabs>
+        <w:ind w:left="2160" w:hanging="360"/>
+      </w:pPr>
+      <w:rPr>
+        <w:rFonts w:ascii="Wingdings" w:hAnsi="Wingdings" w:hint="default"/>
+        <w:sz w:val="20"/>
+      </w:rPr>
+    </w:lvl>
+    <w:lvl w:ilvl="3" w:tentative="1">
+      <w:start w:val="1"/>
+      <w:numFmt w:val="bullet"/>
+      <w:lvlText w:val=""/>
+      <w:lvlJc w:val="left"/>
+      <w:pPr>
+        <w:tabs>
+          <w:tab w:val="num" w:pos="2880"/>
+        </w:tabs>
+        <w:ind w:left="2880" w:hanging="360"/>
+      </w:pPr>
+      <w:rPr>
+        <w:rFonts w:ascii="Wingdings" w:hAnsi="Wingdings" w:hint="default"/>
+        <w:sz w:val="20"/>
+      </w:rPr>
+    </w:lvl>
+    <w:lvl w:ilvl="4" w:tentative="1">
+      <w:start w:val="1"/>
+      <w:numFmt w:val="bullet"/>
+      <w:lvlText w:val=""/>
+      <w:lvlJc w:val="left"/>
+      <w:pPr>
+        <w:tabs>
+          <w:tab w:val="num" w:pos="3600"/>
+        </w:tabs>
+        <w:ind w:left="3600" w:hanging="360"/>
+      </w:pPr>
+      <w:rPr>
+        <w:rFonts w:ascii="Wingdings" w:hAnsi="Wingdings" w:hint="default"/>
+        <w:sz w:val="20"/>
+      </w:rPr>
+    </w:lvl>
+    <w:lvl w:ilvl="5" w:tentative="1">
+      <w:start w:val="1"/>
+      <w:numFmt w:val="bullet"/>
+      <w:lvlText w:val=""/>
+      <w:lvlJc w:val="left"/>
+      <w:pPr>
+        <w:tabs>
+          <w:tab w:val="num" w:pos="4320"/>
+        </w:tabs>
+        <w:ind w:left="4320" w:hanging="360"/>
+      </w:pPr>
+      <w:rPr>
+        <w:rFonts w:ascii="Wingdings" w:hAnsi="Wingdings" w:hint="default"/>
+        <w:sz w:val="20"/>
+      </w:rPr>
+    </w:lvl>
+    <w:lvl w:ilvl="6" w:tentative="1">
+      <w:start w:val="1"/>
+      <w:numFmt w:val="bullet"/>
+      <w:lvlText w:val=""/>
+      <w:lvlJc w:val="left"/>
+      <w:pPr>
+        <w:tabs>
+          <w:tab w:val="num" w:pos="5040"/>
+        </w:tabs>
+        <w:ind w:left="5040" w:hanging="360"/>
+      </w:pPr>
+      <w:rPr>
+        <w:rFonts w:ascii="Wingdings" w:hAnsi="Wingdings" w:hint="default"/>
+        <w:sz w:val="20"/>
+      </w:rPr>
+    </w:lvl>
+    <w:lvl w:ilvl="7" w:tentative="1">
+      <w:start w:val="1"/>
+      <w:numFmt w:val="bullet"/>
+      <w:lvlText w:val=""/>
+      <w:lvlJc w:val="left"/>
+      <w:pPr>
+        <w:tabs>
+          <w:tab w:val="num" w:pos="5760"/>
+        </w:tabs>
+        <w:ind w:left="5760" w:hanging="360"/>
+      </w:pPr>
+      <w:rPr>
+        <w:rFonts w:ascii="Wingdings" w:hAnsi="Wingdings" w:hint="default"/>
+        <w:sz w:val="20"/>
+      </w:rPr>
+    </w:lvl>
+    <w:lvl w:ilvl="8" w:tentative="1">
+      <w:start w:val="1"/>
+      <w:numFmt w:val="bullet"/>
+      <w:lvlText w:val=""/>
+      <w:lvlJc w:val="left"/>
+      <w:pPr>
+        <w:tabs>
+          <w:tab w:val="num" w:pos="6480"/>
+        </w:tabs>
+        <w:ind w:left="6480" w:hanging="360"/>
+      </w:pPr>
+      <w:rPr>
+        <w:rFonts w:ascii="Wingdings" w:hAnsi="Wingdings" w:hint="default"/>
+        <w:sz w:val="20"/>
+      </w:rPr>
+    </w:lvl>
+  </w:abstractNum>
+  <w:abstractNum w:abstractNumId="8" w15:restartNumberingAfterBreak="0">
     <w:nsid w:val="184E1220"/>
     <w:multiLevelType w:val="multilevel"/>
     <w:tmpl w:val="20468BF0"/>
@@ -4572,7 +8103,7 @@
       </w:rPr>
     </w:lvl>
   </w:abstractNum>
-  <w:abstractNum w:abstractNumId="2" w15:restartNumberingAfterBreak="0">
+  <w:abstractNum w:abstractNumId="9" w15:restartNumberingAfterBreak="0">
     <w:nsid w:val="19E7744A"/>
     <w:multiLevelType w:val="hybridMultilevel"/>
     <w:tmpl w:val="ABE4C416"/>
@@ -4659,7 +8190,7 @@
       </w:pPr>
     </w:lvl>
   </w:abstractNum>
-  <w:abstractNum w:abstractNumId="3" w15:restartNumberingAfterBreak="0">
+  <w:abstractNum w:abstractNumId="10" w15:restartNumberingAfterBreak="0">
     <w:nsid w:val="1AD47E7A"/>
     <w:multiLevelType w:val="multilevel"/>
     <w:tmpl w:val="9196B196"/>
@@ -4803,7 +8334,7 @@
       </w:pPr>
     </w:lvl>
   </w:abstractNum>
-  <w:abstractNum w:abstractNumId="4" w15:restartNumberingAfterBreak="0">
+  <w:abstractNum w:abstractNumId="11" w15:restartNumberingAfterBreak="0">
     <w:nsid w:val="1B3B4DFE"/>
     <w:multiLevelType w:val="multilevel"/>
     <w:tmpl w:val="7ECAAB92"/>
@@ -4920,7 +8451,272 @@
       </w:pPr>
     </w:lvl>
   </w:abstractNum>
-  <w:abstractNum w:abstractNumId="5" w15:restartNumberingAfterBreak="0">
+  <w:abstractNum w:abstractNumId="12" w15:restartNumberingAfterBreak="0">
+    <w:nsid w:val="1F5B270B"/>
+    <w:multiLevelType w:val="multilevel"/>
+    <w:tmpl w:val="E64CAA52"/>
+    <w:lvl w:ilvl="0">
+      <w:start w:val="1"/>
+      <w:numFmt w:val="decimal"/>
+      <w:lvlText w:val="%1."/>
+      <w:lvlJc w:val="left"/>
+      <w:pPr>
+        <w:tabs>
+          <w:tab w:val="num" w:pos="720"/>
+        </w:tabs>
+        <w:ind w:left="720" w:hanging="360"/>
+      </w:pPr>
+      <w:rPr>
+        <w:rFonts w:hint="default"/>
+        <w:b w:val="0"/>
+        <w:bCs/>
+        <w:sz w:val="28"/>
+        <w:szCs w:val="28"/>
+      </w:rPr>
+    </w:lvl>
+    <w:lvl w:ilvl="1">
+      <w:start w:val="1"/>
+      <w:numFmt w:val="bullet"/>
+      <w:lvlText w:val="o"/>
+      <w:lvlJc w:val="left"/>
+      <w:pPr>
+        <w:tabs>
+          <w:tab w:val="num" w:pos="1440"/>
+        </w:tabs>
+        <w:ind w:left="1440" w:hanging="360"/>
+      </w:pPr>
+      <w:rPr>
+        <w:rFonts w:ascii="Courier New" w:hAnsi="Courier New" w:hint="default"/>
+        <w:sz w:val="20"/>
+      </w:rPr>
+    </w:lvl>
+    <w:lvl w:ilvl="2">
+      <w:start w:val="1"/>
+      <w:numFmt w:val="bullet"/>
+      <w:lvlText w:val=""/>
+      <w:lvlJc w:val="left"/>
+      <w:pPr>
+        <w:tabs>
+          <w:tab w:val="num" w:pos="2160"/>
+        </w:tabs>
+        <w:ind w:left="2160" w:hanging="360"/>
+      </w:pPr>
+      <w:rPr>
+        <w:rFonts w:ascii="Wingdings" w:hAnsi="Wingdings" w:hint="default"/>
+        <w:sz w:val="20"/>
+      </w:rPr>
+    </w:lvl>
+    <w:lvl w:ilvl="3">
+      <w:start w:val="1"/>
+      <w:numFmt w:val="bullet"/>
+      <w:lvlText w:val=""/>
+      <w:lvlJc w:val="left"/>
+      <w:pPr>
+        <w:tabs>
+          <w:tab w:val="num" w:pos="2880"/>
+        </w:tabs>
+        <w:ind w:left="2880" w:hanging="360"/>
+      </w:pPr>
+      <w:rPr>
+        <w:rFonts w:ascii="Wingdings" w:hAnsi="Wingdings" w:hint="default"/>
+        <w:sz w:val="20"/>
+      </w:rPr>
+    </w:lvl>
+    <w:lvl w:ilvl="4">
+      <w:start w:val="1"/>
+      <w:numFmt w:val="bullet"/>
+      <w:lvlText w:val=""/>
+      <w:lvlJc w:val="left"/>
+      <w:pPr>
+        <w:tabs>
+          <w:tab w:val="num" w:pos="3600"/>
+        </w:tabs>
+        <w:ind w:left="3600" w:hanging="360"/>
+      </w:pPr>
+      <w:rPr>
+        <w:rFonts w:ascii="Wingdings" w:hAnsi="Wingdings" w:hint="default"/>
+        <w:sz w:val="20"/>
+      </w:rPr>
+    </w:lvl>
+    <w:lvl w:ilvl="5">
+      <w:start w:val="1"/>
+      <w:numFmt w:val="bullet"/>
+      <w:lvlText w:val=""/>
+      <w:lvlJc w:val="left"/>
+      <w:pPr>
+        <w:tabs>
+          <w:tab w:val="num" w:pos="4320"/>
+        </w:tabs>
+        <w:ind w:left="4320" w:hanging="360"/>
+      </w:pPr>
+      <w:rPr>
+        <w:rFonts w:ascii="Wingdings" w:hAnsi="Wingdings" w:hint="default"/>
+        <w:sz w:val="20"/>
+      </w:rPr>
+    </w:lvl>
+    <w:lvl w:ilvl="6">
+      <w:start w:val="1"/>
+      <w:numFmt w:val="bullet"/>
+      <w:lvlText w:val=""/>
+      <w:lvlJc w:val="left"/>
+      <w:pPr>
+        <w:tabs>
+          <w:tab w:val="num" w:pos="5040"/>
+        </w:tabs>
+        <w:ind w:left="5040" w:hanging="360"/>
+      </w:pPr>
+      <w:rPr>
+        <w:rFonts w:ascii="Wingdings" w:hAnsi="Wingdings" w:hint="default"/>
+        <w:sz w:val="20"/>
+      </w:rPr>
+    </w:lvl>
+    <w:lvl w:ilvl="7">
+      <w:start w:val="1"/>
+      <w:numFmt w:val="bullet"/>
+      <w:lvlText w:val=""/>
+      <w:lvlJc w:val="left"/>
+      <w:pPr>
+        <w:tabs>
+          <w:tab w:val="num" w:pos="5760"/>
+        </w:tabs>
+        <w:ind w:left="5760" w:hanging="360"/>
+      </w:pPr>
+      <w:rPr>
+        <w:rFonts w:ascii="Wingdings" w:hAnsi="Wingdings" w:hint="default"/>
+        <w:sz w:val="20"/>
+      </w:rPr>
+    </w:lvl>
+    <w:lvl w:ilvl="8">
+      <w:start w:val="1"/>
+      <w:numFmt w:val="bullet"/>
+      <w:lvlText w:val=""/>
+      <w:lvlJc w:val="left"/>
+      <w:pPr>
+        <w:tabs>
+          <w:tab w:val="num" w:pos="6480"/>
+        </w:tabs>
+        <w:ind w:left="6480" w:hanging="360"/>
+      </w:pPr>
+      <w:rPr>
+        <w:rFonts w:ascii="Wingdings" w:hAnsi="Wingdings" w:hint="default"/>
+        <w:sz w:val="20"/>
+      </w:rPr>
+    </w:lvl>
+  </w:abstractNum>
+  <w:abstractNum w:abstractNumId="13" w15:restartNumberingAfterBreak="0">
+    <w:nsid w:val="21381F36"/>
+    <w:multiLevelType w:val="hybridMultilevel"/>
+    <w:tmpl w:val="0A4671F6"/>
+    <w:lvl w:ilvl="0" w:tplc="04190001">
+      <w:start w:val="1"/>
+      <w:numFmt w:val="bullet"/>
+      <w:lvlText w:val=""/>
+      <w:lvlJc w:val="left"/>
+      <w:pPr>
+        <w:ind w:left="1571" w:hanging="360"/>
+      </w:pPr>
+      <w:rPr>
+        <w:rFonts w:ascii="Symbol" w:hAnsi="Symbol" w:hint="default"/>
+      </w:rPr>
+    </w:lvl>
+    <w:lvl w:ilvl="1" w:tplc="04190003" w:tentative="1">
+      <w:start w:val="1"/>
+      <w:numFmt w:val="bullet"/>
+      <w:lvlText w:val="o"/>
+      <w:lvlJc w:val="left"/>
+      <w:pPr>
+        <w:ind w:left="2291" w:hanging="360"/>
+      </w:pPr>
+      <w:rPr>
+        <w:rFonts w:ascii="Courier New" w:hAnsi="Courier New" w:cs="Courier New" w:hint="default"/>
+      </w:rPr>
+    </w:lvl>
+    <w:lvl w:ilvl="2" w:tplc="04190005" w:tentative="1">
+      <w:start w:val="1"/>
+      <w:numFmt w:val="bullet"/>
+      <w:lvlText w:val=""/>
+      <w:lvlJc w:val="left"/>
+      <w:pPr>
+        <w:ind w:left="3011" w:hanging="360"/>
+      </w:pPr>
+      <w:rPr>
+        <w:rFonts w:ascii="Wingdings" w:hAnsi="Wingdings" w:hint="default"/>
+      </w:rPr>
+    </w:lvl>
+    <w:lvl w:ilvl="3" w:tplc="04190001" w:tentative="1">
+      <w:start w:val="1"/>
+      <w:numFmt w:val="bullet"/>
+      <w:lvlText w:val=""/>
+      <w:lvlJc w:val="left"/>
+      <w:pPr>
+        <w:ind w:left="3731" w:hanging="360"/>
+      </w:pPr>
+      <w:rPr>
+        <w:rFonts w:ascii="Symbol" w:hAnsi="Symbol" w:hint="default"/>
+      </w:rPr>
+    </w:lvl>
+    <w:lvl w:ilvl="4" w:tplc="04190003" w:tentative="1">
+      <w:start w:val="1"/>
+      <w:numFmt w:val="bullet"/>
+      <w:lvlText w:val="o"/>
+      <w:lvlJc w:val="left"/>
+      <w:pPr>
+        <w:ind w:left="4451" w:hanging="360"/>
+      </w:pPr>
+      <w:rPr>
+        <w:rFonts w:ascii="Courier New" w:hAnsi="Courier New" w:cs="Courier New" w:hint="default"/>
+      </w:rPr>
+    </w:lvl>
+    <w:lvl w:ilvl="5" w:tplc="04190005" w:tentative="1">
+      <w:start w:val="1"/>
+      <w:numFmt w:val="bullet"/>
+      <w:lvlText w:val=""/>
+      <w:lvlJc w:val="left"/>
+      <w:pPr>
+        <w:ind w:left="5171" w:hanging="360"/>
+      </w:pPr>
+      <w:rPr>
+        <w:rFonts w:ascii="Wingdings" w:hAnsi="Wingdings" w:hint="default"/>
+      </w:rPr>
+    </w:lvl>
+    <w:lvl w:ilvl="6" w:tplc="04190001" w:tentative="1">
+      <w:start w:val="1"/>
+      <w:numFmt w:val="bullet"/>
+      <w:lvlText w:val=""/>
+      <w:lvlJc w:val="left"/>
+      <w:pPr>
+        <w:ind w:left="5891" w:hanging="360"/>
+      </w:pPr>
+      <w:rPr>
+        <w:rFonts w:ascii="Symbol" w:hAnsi="Symbol" w:hint="default"/>
+      </w:rPr>
+    </w:lvl>
+    <w:lvl w:ilvl="7" w:tplc="04190003" w:tentative="1">
+      <w:start w:val="1"/>
+      <w:numFmt w:val="bullet"/>
+      <w:lvlText w:val="o"/>
+      <w:lvlJc w:val="left"/>
+      <w:pPr>
+        <w:ind w:left="6611" w:hanging="360"/>
+      </w:pPr>
+      <w:rPr>
+        <w:rFonts w:ascii="Courier New" w:hAnsi="Courier New" w:cs="Courier New" w:hint="default"/>
+      </w:rPr>
+    </w:lvl>
+    <w:lvl w:ilvl="8" w:tplc="04190005" w:tentative="1">
+      <w:start w:val="1"/>
+      <w:numFmt w:val="bullet"/>
+      <w:lvlText w:val=""/>
+      <w:lvlJc w:val="left"/>
+      <w:pPr>
+        <w:ind w:left="7331" w:hanging="360"/>
+      </w:pPr>
+      <w:rPr>
+        <w:rFonts w:ascii="Wingdings" w:hAnsi="Wingdings" w:hint="default"/>
+      </w:rPr>
+    </w:lvl>
+  </w:abstractNum>
+  <w:abstractNum w:abstractNumId="14" w15:restartNumberingAfterBreak="0">
     <w:nsid w:val="257F2F14"/>
     <w:multiLevelType w:val="hybridMultilevel"/>
     <w:tmpl w:val="805A6D4C"/>
@@ -5033,7 +8829,308 @@
       </w:rPr>
     </w:lvl>
   </w:abstractNum>
-  <w:abstractNum w:abstractNumId="6" w15:restartNumberingAfterBreak="0">
+  <w:abstractNum w:abstractNumId="15" w15:restartNumberingAfterBreak="0">
+    <w:nsid w:val="27482BBB"/>
+    <w:multiLevelType w:val="multilevel"/>
+    <w:tmpl w:val="66DC875A"/>
+    <w:lvl w:ilvl="0">
+      <w:start w:val="1"/>
+      <w:numFmt w:val="decimal"/>
+      <w:lvlText w:val="%1."/>
+      <w:lvlJc w:val="left"/>
+      <w:pPr>
+        <w:tabs>
+          <w:tab w:val="num" w:pos="720"/>
+        </w:tabs>
+        <w:ind w:left="720" w:hanging="360"/>
+      </w:pPr>
+      <w:rPr>
+        <w:rFonts w:hint="default"/>
+        <w:b w:val="0"/>
+        <w:bCs/>
+        <w:sz w:val="28"/>
+        <w:szCs w:val="28"/>
+      </w:rPr>
+    </w:lvl>
+    <w:lvl w:ilvl="1" w:tentative="1">
+      <w:start w:val="1"/>
+      <w:numFmt w:val="bullet"/>
+      <w:lvlText w:val="o"/>
+      <w:lvlJc w:val="left"/>
+      <w:pPr>
+        <w:tabs>
+          <w:tab w:val="num" w:pos="1440"/>
+        </w:tabs>
+        <w:ind w:left="1440" w:hanging="360"/>
+      </w:pPr>
+      <w:rPr>
+        <w:rFonts w:ascii="Courier New" w:hAnsi="Courier New" w:hint="default"/>
+        <w:sz w:val="20"/>
+      </w:rPr>
+    </w:lvl>
+    <w:lvl w:ilvl="2" w:tentative="1">
+      <w:start w:val="1"/>
+      <w:numFmt w:val="bullet"/>
+      <w:lvlText w:val=""/>
+      <w:lvlJc w:val="left"/>
+      <w:pPr>
+        <w:tabs>
+          <w:tab w:val="num" w:pos="2160"/>
+        </w:tabs>
+        <w:ind w:left="2160" w:hanging="360"/>
+      </w:pPr>
+      <w:rPr>
+        <w:rFonts w:ascii="Wingdings" w:hAnsi="Wingdings" w:hint="default"/>
+        <w:sz w:val="20"/>
+      </w:rPr>
+    </w:lvl>
+    <w:lvl w:ilvl="3" w:tentative="1">
+      <w:start w:val="1"/>
+      <w:numFmt w:val="bullet"/>
+      <w:lvlText w:val=""/>
+      <w:lvlJc w:val="left"/>
+      <w:pPr>
+        <w:tabs>
+          <w:tab w:val="num" w:pos="2880"/>
+        </w:tabs>
+        <w:ind w:left="2880" w:hanging="360"/>
+      </w:pPr>
+      <w:rPr>
+        <w:rFonts w:ascii="Wingdings" w:hAnsi="Wingdings" w:hint="default"/>
+        <w:sz w:val="20"/>
+      </w:rPr>
+    </w:lvl>
+    <w:lvl w:ilvl="4" w:tentative="1">
+      <w:start w:val="1"/>
+      <w:numFmt w:val="bullet"/>
+      <w:lvlText w:val=""/>
+      <w:lvlJc w:val="left"/>
+      <w:pPr>
+        <w:tabs>
+          <w:tab w:val="num" w:pos="3600"/>
+        </w:tabs>
+        <w:ind w:left="3600" w:hanging="360"/>
+      </w:pPr>
+      <w:rPr>
+        <w:rFonts w:ascii="Wingdings" w:hAnsi="Wingdings" w:hint="default"/>
+        <w:sz w:val="20"/>
+      </w:rPr>
+    </w:lvl>
+    <w:lvl w:ilvl="5" w:tentative="1">
+      <w:start w:val="1"/>
+      <w:numFmt w:val="bullet"/>
+      <w:lvlText w:val=""/>
+      <w:lvlJc w:val="left"/>
+      <w:pPr>
+        <w:tabs>
+          <w:tab w:val="num" w:pos="4320"/>
+        </w:tabs>
+        <w:ind w:left="4320" w:hanging="360"/>
+      </w:pPr>
+      <w:rPr>
+        <w:rFonts w:ascii="Wingdings" w:hAnsi="Wingdings" w:hint="default"/>
+        <w:sz w:val="20"/>
+      </w:rPr>
+    </w:lvl>
+    <w:lvl w:ilvl="6" w:tentative="1">
+      <w:start w:val="1"/>
+      <w:numFmt w:val="bullet"/>
+      <w:lvlText w:val=""/>
+      <w:lvlJc w:val="left"/>
+      <w:pPr>
+        <w:tabs>
+          <w:tab w:val="num" w:pos="5040"/>
+        </w:tabs>
+        <w:ind w:left="5040" w:hanging="360"/>
+      </w:pPr>
+      <w:rPr>
+        <w:rFonts w:ascii="Wingdings" w:hAnsi="Wingdings" w:hint="default"/>
+        <w:sz w:val="20"/>
+      </w:rPr>
+    </w:lvl>
+    <w:lvl w:ilvl="7" w:tentative="1">
+      <w:start w:val="1"/>
+      <w:numFmt w:val="bullet"/>
+      <w:lvlText w:val=""/>
+      <w:lvlJc w:val="left"/>
+      <w:pPr>
+        <w:tabs>
+          <w:tab w:val="num" w:pos="5760"/>
+        </w:tabs>
+        <w:ind w:left="5760" w:hanging="360"/>
+      </w:pPr>
+      <w:rPr>
+        <w:rFonts w:ascii="Wingdings" w:hAnsi="Wingdings" w:hint="default"/>
+        <w:sz w:val="20"/>
+      </w:rPr>
+    </w:lvl>
+    <w:lvl w:ilvl="8" w:tentative="1">
+      <w:start w:val="1"/>
+      <w:numFmt w:val="bullet"/>
+      <w:lvlText w:val=""/>
+      <w:lvlJc w:val="left"/>
+      <w:pPr>
+        <w:tabs>
+          <w:tab w:val="num" w:pos="6480"/>
+        </w:tabs>
+        <w:ind w:left="6480" w:hanging="360"/>
+      </w:pPr>
+      <w:rPr>
+        <w:rFonts w:ascii="Wingdings" w:hAnsi="Wingdings" w:hint="default"/>
+        <w:sz w:val="20"/>
+      </w:rPr>
+    </w:lvl>
+  </w:abstractNum>
+  <w:abstractNum w:abstractNumId="16" w15:restartNumberingAfterBreak="0">
+    <w:nsid w:val="28114678"/>
+    <w:multiLevelType w:val="multilevel"/>
+    <w:tmpl w:val="6ADA8958"/>
+    <w:lvl w:ilvl="0">
+      <w:start w:val="1"/>
+      <w:numFmt w:val="bullet"/>
+      <w:lvlText w:val=""/>
+      <w:lvlJc w:val="left"/>
+      <w:pPr>
+        <w:tabs>
+          <w:tab w:val="num" w:pos="720"/>
+        </w:tabs>
+        <w:ind w:left="720" w:hanging="360"/>
+      </w:pPr>
+      <w:rPr>
+        <w:rFonts w:ascii="Symbol" w:hAnsi="Symbol" w:hint="default"/>
+        <w:sz w:val="20"/>
+      </w:rPr>
+    </w:lvl>
+    <w:lvl w:ilvl="1" w:tentative="1">
+      <w:start w:val="1"/>
+      <w:numFmt w:val="bullet"/>
+      <w:lvlText w:val="o"/>
+      <w:lvlJc w:val="left"/>
+      <w:pPr>
+        <w:tabs>
+          <w:tab w:val="num" w:pos="1440"/>
+        </w:tabs>
+        <w:ind w:left="1440" w:hanging="360"/>
+      </w:pPr>
+      <w:rPr>
+        <w:rFonts w:ascii="Courier New" w:hAnsi="Courier New" w:hint="default"/>
+        <w:sz w:val="20"/>
+      </w:rPr>
+    </w:lvl>
+    <w:lvl w:ilvl="2" w:tentative="1">
+      <w:start w:val="1"/>
+      <w:numFmt w:val="bullet"/>
+      <w:lvlText w:val=""/>
+      <w:lvlJc w:val="left"/>
+      <w:pPr>
+        <w:tabs>
+          <w:tab w:val="num" w:pos="2160"/>
+        </w:tabs>
+        <w:ind w:left="2160" w:hanging="360"/>
+      </w:pPr>
+      <w:rPr>
+        <w:rFonts w:ascii="Wingdings" w:hAnsi="Wingdings" w:hint="default"/>
+        <w:sz w:val="20"/>
+      </w:rPr>
+    </w:lvl>
+    <w:lvl w:ilvl="3" w:tentative="1">
+      <w:start w:val="1"/>
+      <w:numFmt w:val="bullet"/>
+      <w:lvlText w:val=""/>
+      <w:lvlJc w:val="left"/>
+      <w:pPr>
+        <w:tabs>
+          <w:tab w:val="num" w:pos="2880"/>
+        </w:tabs>
+        <w:ind w:left="2880" w:hanging="360"/>
+      </w:pPr>
+      <w:rPr>
+        <w:rFonts w:ascii="Wingdings" w:hAnsi="Wingdings" w:hint="default"/>
+        <w:sz w:val="20"/>
+      </w:rPr>
+    </w:lvl>
+    <w:lvl w:ilvl="4" w:tentative="1">
+      <w:start w:val="1"/>
+      <w:numFmt w:val="bullet"/>
+      <w:lvlText w:val=""/>
+      <w:lvlJc w:val="left"/>
+      <w:pPr>
+        <w:tabs>
+          <w:tab w:val="num" w:pos="3600"/>
+        </w:tabs>
+        <w:ind w:left="3600" w:hanging="360"/>
+      </w:pPr>
+      <w:rPr>
+        <w:rFonts w:ascii="Wingdings" w:hAnsi="Wingdings" w:hint="default"/>
+        <w:sz w:val="20"/>
+      </w:rPr>
+    </w:lvl>
+    <w:lvl w:ilvl="5" w:tentative="1">
+      <w:start w:val="1"/>
+      <w:numFmt w:val="bullet"/>
+      <w:lvlText w:val=""/>
+      <w:lvlJc w:val="left"/>
+      <w:pPr>
+        <w:tabs>
+          <w:tab w:val="num" w:pos="4320"/>
+        </w:tabs>
+        <w:ind w:left="4320" w:hanging="360"/>
+      </w:pPr>
+      <w:rPr>
+        <w:rFonts w:ascii="Wingdings" w:hAnsi="Wingdings" w:hint="default"/>
+        <w:sz w:val="20"/>
+      </w:rPr>
+    </w:lvl>
+    <w:lvl w:ilvl="6" w:tentative="1">
+      <w:start w:val="1"/>
+      <w:numFmt w:val="bullet"/>
+      <w:lvlText w:val=""/>
+      <w:lvlJc w:val="left"/>
+      <w:pPr>
+        <w:tabs>
+          <w:tab w:val="num" w:pos="5040"/>
+        </w:tabs>
+        <w:ind w:left="5040" w:hanging="360"/>
+      </w:pPr>
+      <w:rPr>
+        <w:rFonts w:ascii="Wingdings" w:hAnsi="Wingdings" w:hint="default"/>
+        <w:sz w:val="20"/>
+      </w:rPr>
+    </w:lvl>
+    <w:lvl w:ilvl="7" w:tentative="1">
+      <w:start w:val="1"/>
+      <w:numFmt w:val="bullet"/>
+      <w:lvlText w:val=""/>
+      <w:lvlJc w:val="left"/>
+      <w:pPr>
+        <w:tabs>
+          <w:tab w:val="num" w:pos="5760"/>
+        </w:tabs>
+        <w:ind w:left="5760" w:hanging="360"/>
+      </w:pPr>
+      <w:rPr>
+        <w:rFonts w:ascii="Wingdings" w:hAnsi="Wingdings" w:hint="default"/>
+        <w:sz w:val="20"/>
+      </w:rPr>
+    </w:lvl>
+    <w:lvl w:ilvl="8" w:tentative="1">
+      <w:start w:val="1"/>
+      <w:numFmt w:val="bullet"/>
+      <w:lvlText w:val=""/>
+      <w:lvlJc w:val="left"/>
+      <w:pPr>
+        <w:tabs>
+          <w:tab w:val="num" w:pos="6480"/>
+        </w:tabs>
+        <w:ind w:left="6480" w:hanging="360"/>
+      </w:pPr>
+      <w:rPr>
+        <w:rFonts w:ascii="Wingdings" w:hAnsi="Wingdings" w:hint="default"/>
+        <w:sz w:val="20"/>
+      </w:rPr>
+    </w:lvl>
+  </w:abstractNum>
+  <w:abstractNum w:abstractNumId="17" w15:restartNumberingAfterBreak="0">
     <w:nsid w:val="2AE07DDF"/>
     <w:multiLevelType w:val="hybridMultilevel"/>
     <w:tmpl w:val="7076E1B0"/>
@@ -5044,7 +9141,7 @@
       <w:lvlText w:val=""/>
       <w:lvlJc w:val="left"/>
       <w:pPr>
-        <w:ind w:left="645" w:hanging="360"/>
+        <w:ind w:left="1211" w:hanging="360"/>
       </w:pPr>
       <w:rPr>
         <w:rFonts w:ascii="Symbol" w:hAnsi="Symbol" w:hint="default"/>
@@ -5062,7 +9159,7 @@
         <w:rFonts w:ascii="Symbol" w:hAnsi="Symbol" w:hint="default"/>
       </w:rPr>
     </w:lvl>
-    <w:lvl w:ilvl="2" w:tplc="0E6A7488" w:tentative="1">
+    <w:lvl w:ilvl="2" w:tplc="0E6A7488">
       <w:start w:val="1"/>
       <w:numFmt w:val="bullet"/>
       <w:lvlText w:val=""/>
@@ -5147,7 +9244,156 @@
       </w:rPr>
     </w:lvl>
   </w:abstractNum>
-  <w:abstractNum w:abstractNumId="7" w15:restartNumberingAfterBreak="0">
+  <w:abstractNum w:abstractNumId="18" w15:restartNumberingAfterBreak="0">
+    <w:nsid w:val="2CF44ADB"/>
+    <w:multiLevelType w:val="multilevel"/>
+    <w:tmpl w:val="E16682AC"/>
+    <w:lvl w:ilvl="0">
+      <w:start w:val="1"/>
+      <w:numFmt w:val="bullet"/>
+      <w:lvlText w:val=""/>
+      <w:lvlJc w:val="left"/>
+      <w:pPr>
+        <w:tabs>
+          <w:tab w:val="num" w:pos="720"/>
+        </w:tabs>
+        <w:ind w:left="720" w:hanging="360"/>
+      </w:pPr>
+      <w:rPr>
+        <w:rFonts w:ascii="Symbol" w:hAnsi="Symbol" w:hint="default"/>
+        <w:sz w:val="20"/>
+      </w:rPr>
+    </w:lvl>
+    <w:lvl w:ilvl="1" w:tentative="1">
+      <w:start w:val="1"/>
+      <w:numFmt w:val="bullet"/>
+      <w:lvlText w:val="o"/>
+      <w:lvlJc w:val="left"/>
+      <w:pPr>
+        <w:tabs>
+          <w:tab w:val="num" w:pos="1440"/>
+        </w:tabs>
+        <w:ind w:left="1440" w:hanging="360"/>
+      </w:pPr>
+      <w:rPr>
+        <w:rFonts w:ascii="Courier New" w:hAnsi="Courier New" w:hint="default"/>
+        <w:sz w:val="20"/>
+      </w:rPr>
+    </w:lvl>
+    <w:lvl w:ilvl="2" w:tentative="1">
+      <w:start w:val="1"/>
+      <w:numFmt w:val="bullet"/>
+      <w:lvlText w:val=""/>
+      <w:lvlJc w:val="left"/>
+      <w:pPr>
+        <w:tabs>
+          <w:tab w:val="num" w:pos="2160"/>
+        </w:tabs>
+        <w:ind w:left="2160" w:hanging="360"/>
+      </w:pPr>
+      <w:rPr>
+        <w:rFonts w:ascii="Wingdings" w:hAnsi="Wingdings" w:hint="default"/>
+        <w:sz w:val="20"/>
+      </w:rPr>
+    </w:lvl>
+    <w:lvl w:ilvl="3" w:tentative="1">
+      <w:start w:val="1"/>
+      <w:numFmt w:val="bullet"/>
+      <w:lvlText w:val=""/>
+      <w:lvlJc w:val="left"/>
+      <w:pPr>
+        <w:tabs>
+          <w:tab w:val="num" w:pos="2880"/>
+        </w:tabs>
+        <w:ind w:left="2880" w:hanging="360"/>
+      </w:pPr>
+      <w:rPr>
+        <w:rFonts w:ascii="Wingdings" w:hAnsi="Wingdings" w:hint="default"/>
+        <w:sz w:val="20"/>
+      </w:rPr>
+    </w:lvl>
+    <w:lvl w:ilvl="4" w:tentative="1">
+      <w:start w:val="1"/>
+      <w:numFmt w:val="bullet"/>
+      <w:lvlText w:val=""/>
+      <w:lvlJc w:val="left"/>
+      <w:pPr>
+        <w:tabs>
+          <w:tab w:val="num" w:pos="3600"/>
+        </w:tabs>
+        <w:ind w:left="3600" w:hanging="360"/>
+      </w:pPr>
+      <w:rPr>
+        <w:rFonts w:ascii="Wingdings" w:hAnsi="Wingdings" w:hint="default"/>
+        <w:sz w:val="20"/>
+      </w:rPr>
+    </w:lvl>
+    <w:lvl w:ilvl="5" w:tentative="1">
+      <w:start w:val="1"/>
+      <w:numFmt w:val="bullet"/>
+      <w:lvlText w:val=""/>
+      <w:lvlJc w:val="left"/>
+      <w:pPr>
+        <w:tabs>
+          <w:tab w:val="num" w:pos="4320"/>
+        </w:tabs>
+        <w:ind w:left="4320" w:hanging="360"/>
+      </w:pPr>
+      <w:rPr>
+        <w:rFonts w:ascii="Wingdings" w:hAnsi="Wingdings" w:hint="default"/>
+        <w:sz w:val="20"/>
+      </w:rPr>
+    </w:lvl>
+    <w:lvl w:ilvl="6" w:tentative="1">
+      <w:start w:val="1"/>
+      <w:numFmt w:val="bullet"/>
+      <w:lvlText w:val=""/>
+      <w:lvlJc w:val="left"/>
+      <w:pPr>
+        <w:tabs>
+          <w:tab w:val="num" w:pos="5040"/>
+        </w:tabs>
+        <w:ind w:left="5040" w:hanging="360"/>
+      </w:pPr>
+      <w:rPr>
+        <w:rFonts w:ascii="Wingdings" w:hAnsi="Wingdings" w:hint="default"/>
+        <w:sz w:val="20"/>
+      </w:rPr>
+    </w:lvl>
+    <w:lvl w:ilvl="7" w:tentative="1">
+      <w:start w:val="1"/>
+      <w:numFmt w:val="bullet"/>
+      <w:lvlText w:val=""/>
+      <w:lvlJc w:val="left"/>
+      <w:pPr>
+        <w:tabs>
+          <w:tab w:val="num" w:pos="5760"/>
+        </w:tabs>
+        <w:ind w:left="5760" w:hanging="360"/>
+      </w:pPr>
+      <w:rPr>
+        <w:rFonts w:ascii="Wingdings" w:hAnsi="Wingdings" w:hint="default"/>
+        <w:sz w:val="20"/>
+      </w:rPr>
+    </w:lvl>
+    <w:lvl w:ilvl="8" w:tentative="1">
+      <w:start w:val="1"/>
+      <w:numFmt w:val="bullet"/>
+      <w:lvlText w:val=""/>
+      <w:lvlJc w:val="left"/>
+      <w:pPr>
+        <w:tabs>
+          <w:tab w:val="num" w:pos="6480"/>
+        </w:tabs>
+        <w:ind w:left="6480" w:hanging="360"/>
+      </w:pPr>
+      <w:rPr>
+        <w:rFonts w:ascii="Wingdings" w:hAnsi="Wingdings" w:hint="default"/>
+        <w:sz w:val="20"/>
+      </w:rPr>
+    </w:lvl>
+  </w:abstractNum>
+  <w:abstractNum w:abstractNumId="19" w15:restartNumberingAfterBreak="0">
     <w:nsid w:val="312E6BA4"/>
     <w:multiLevelType w:val="hybridMultilevel"/>
     <w:tmpl w:val="566CD8BA"/>
@@ -5237,7 +9483,156 @@
       </w:pPr>
     </w:lvl>
   </w:abstractNum>
-  <w:abstractNum w:abstractNumId="8" w15:restartNumberingAfterBreak="0">
+  <w:abstractNum w:abstractNumId="20" w15:restartNumberingAfterBreak="0">
+    <w:nsid w:val="32FE7C08"/>
+    <w:multiLevelType w:val="multilevel"/>
+    <w:tmpl w:val="396AE83C"/>
+    <w:lvl w:ilvl="0">
+      <w:start w:val="1"/>
+      <w:numFmt w:val="bullet"/>
+      <w:lvlText w:val=""/>
+      <w:lvlJc w:val="left"/>
+      <w:pPr>
+        <w:tabs>
+          <w:tab w:val="num" w:pos="720"/>
+        </w:tabs>
+        <w:ind w:left="720" w:hanging="360"/>
+      </w:pPr>
+      <w:rPr>
+        <w:rFonts w:ascii="Symbol" w:hAnsi="Symbol" w:hint="default"/>
+        <w:sz w:val="20"/>
+      </w:rPr>
+    </w:lvl>
+    <w:lvl w:ilvl="1" w:tentative="1">
+      <w:start w:val="1"/>
+      <w:numFmt w:val="bullet"/>
+      <w:lvlText w:val="o"/>
+      <w:lvlJc w:val="left"/>
+      <w:pPr>
+        <w:tabs>
+          <w:tab w:val="num" w:pos="1440"/>
+        </w:tabs>
+        <w:ind w:left="1440" w:hanging="360"/>
+      </w:pPr>
+      <w:rPr>
+        <w:rFonts w:ascii="Courier New" w:hAnsi="Courier New" w:hint="default"/>
+        <w:sz w:val="20"/>
+      </w:rPr>
+    </w:lvl>
+    <w:lvl w:ilvl="2" w:tentative="1">
+      <w:start w:val="1"/>
+      <w:numFmt w:val="bullet"/>
+      <w:lvlText w:val=""/>
+      <w:lvlJc w:val="left"/>
+      <w:pPr>
+        <w:tabs>
+          <w:tab w:val="num" w:pos="2160"/>
+        </w:tabs>
+        <w:ind w:left="2160" w:hanging="360"/>
+      </w:pPr>
+      <w:rPr>
+        <w:rFonts w:ascii="Wingdings" w:hAnsi="Wingdings" w:hint="default"/>
+        <w:sz w:val="20"/>
+      </w:rPr>
+    </w:lvl>
+    <w:lvl w:ilvl="3" w:tentative="1">
+      <w:start w:val="1"/>
+      <w:numFmt w:val="bullet"/>
+      <w:lvlText w:val=""/>
+      <w:lvlJc w:val="left"/>
+      <w:pPr>
+        <w:tabs>
+          <w:tab w:val="num" w:pos="2880"/>
+        </w:tabs>
+        <w:ind w:left="2880" w:hanging="360"/>
+      </w:pPr>
+      <w:rPr>
+        <w:rFonts w:ascii="Wingdings" w:hAnsi="Wingdings" w:hint="default"/>
+        <w:sz w:val="20"/>
+      </w:rPr>
+    </w:lvl>
+    <w:lvl w:ilvl="4" w:tentative="1">
+      <w:start w:val="1"/>
+      <w:numFmt w:val="bullet"/>
+      <w:lvlText w:val=""/>
+      <w:lvlJc w:val="left"/>
+      <w:pPr>
+        <w:tabs>
+          <w:tab w:val="num" w:pos="3600"/>
+        </w:tabs>
+        <w:ind w:left="3600" w:hanging="360"/>
+      </w:pPr>
+      <w:rPr>
+        <w:rFonts w:ascii="Wingdings" w:hAnsi="Wingdings" w:hint="default"/>
+        <w:sz w:val="20"/>
+      </w:rPr>
+    </w:lvl>
+    <w:lvl w:ilvl="5" w:tentative="1">
+      <w:start w:val="1"/>
+      <w:numFmt w:val="bullet"/>
+      <w:lvlText w:val=""/>
+      <w:lvlJc w:val="left"/>
+      <w:pPr>
+        <w:tabs>
+          <w:tab w:val="num" w:pos="4320"/>
+        </w:tabs>
+        <w:ind w:left="4320" w:hanging="360"/>
+      </w:pPr>
+      <w:rPr>
+        <w:rFonts w:ascii="Wingdings" w:hAnsi="Wingdings" w:hint="default"/>
+        <w:sz w:val="20"/>
+      </w:rPr>
+    </w:lvl>
+    <w:lvl w:ilvl="6" w:tentative="1">
+      <w:start w:val="1"/>
+      <w:numFmt w:val="bullet"/>
+      <w:lvlText w:val=""/>
+      <w:lvlJc w:val="left"/>
+      <w:pPr>
+        <w:tabs>
+          <w:tab w:val="num" w:pos="5040"/>
+        </w:tabs>
+        <w:ind w:left="5040" w:hanging="360"/>
+      </w:pPr>
+      <w:rPr>
+        <w:rFonts w:ascii="Wingdings" w:hAnsi="Wingdings" w:hint="default"/>
+        <w:sz w:val="20"/>
+      </w:rPr>
+    </w:lvl>
+    <w:lvl w:ilvl="7" w:tentative="1">
+      <w:start w:val="1"/>
+      <w:numFmt w:val="bullet"/>
+      <w:lvlText w:val=""/>
+      <w:lvlJc w:val="left"/>
+      <w:pPr>
+        <w:tabs>
+          <w:tab w:val="num" w:pos="5760"/>
+        </w:tabs>
+        <w:ind w:left="5760" w:hanging="360"/>
+      </w:pPr>
+      <w:rPr>
+        <w:rFonts w:ascii="Wingdings" w:hAnsi="Wingdings" w:hint="default"/>
+        <w:sz w:val="20"/>
+      </w:rPr>
+    </w:lvl>
+    <w:lvl w:ilvl="8" w:tentative="1">
+      <w:start w:val="1"/>
+      <w:numFmt w:val="bullet"/>
+      <w:lvlText w:val=""/>
+      <w:lvlJc w:val="left"/>
+      <w:pPr>
+        <w:tabs>
+          <w:tab w:val="num" w:pos="6480"/>
+        </w:tabs>
+        <w:ind w:left="6480" w:hanging="360"/>
+      </w:pPr>
+      <w:rPr>
+        <w:rFonts w:ascii="Wingdings" w:hAnsi="Wingdings" w:hint="default"/>
+        <w:sz w:val="20"/>
+      </w:rPr>
+    </w:lvl>
+  </w:abstractNum>
+  <w:abstractNum w:abstractNumId="21" w15:restartNumberingAfterBreak="0">
     <w:nsid w:val="35971AC2"/>
     <w:multiLevelType w:val="hybridMultilevel"/>
     <w:tmpl w:val="95C63B18"/>
@@ -5323,7 +9718,7 @@
       </w:pPr>
     </w:lvl>
   </w:abstractNum>
-  <w:abstractNum w:abstractNumId="9" w15:restartNumberingAfterBreak="0">
+  <w:abstractNum w:abstractNumId="22" w15:restartNumberingAfterBreak="0">
     <w:nsid w:val="3705097D"/>
     <w:multiLevelType w:val="multilevel"/>
     <w:tmpl w:val="5BE82FF4"/>
@@ -5436,7 +9831,7 @@
       </w:pPr>
     </w:lvl>
   </w:abstractNum>
-  <w:abstractNum w:abstractNumId="10" w15:restartNumberingAfterBreak="0">
+  <w:abstractNum w:abstractNumId="23" w15:restartNumberingAfterBreak="0">
     <w:nsid w:val="38960F16"/>
     <w:multiLevelType w:val="hybridMultilevel"/>
     <w:tmpl w:val="D4ECDB24"/>
@@ -5549,7 +9944,7 @@
       </w:rPr>
     </w:lvl>
   </w:abstractNum>
-  <w:abstractNum w:abstractNumId="11" w15:restartNumberingAfterBreak="0">
+  <w:abstractNum w:abstractNumId="24" w15:restartNumberingAfterBreak="0">
     <w:nsid w:val="393E421C"/>
     <w:multiLevelType w:val="hybridMultilevel"/>
     <w:tmpl w:val="C1F6AF74"/>
@@ -5662,7 +10057,7 @@
       </w:rPr>
     </w:lvl>
   </w:abstractNum>
-  <w:abstractNum w:abstractNumId="12" w15:restartNumberingAfterBreak="0">
+  <w:abstractNum w:abstractNumId="25" w15:restartNumberingAfterBreak="0">
     <w:nsid w:val="3CDC00EB"/>
     <w:multiLevelType w:val="hybridMultilevel"/>
     <w:tmpl w:val="D1F682C6"/>
@@ -5775,7 +10170,460 @@
       </w:rPr>
     </w:lvl>
   </w:abstractNum>
-  <w:abstractNum w:abstractNumId="13" w15:restartNumberingAfterBreak="0">
+  <w:abstractNum w:abstractNumId="26" w15:restartNumberingAfterBreak="0">
+    <w:nsid w:val="3DFB169F"/>
+    <w:multiLevelType w:val="multilevel"/>
+    <w:tmpl w:val="1ECE2192"/>
+    <w:lvl w:ilvl="0">
+      <w:start w:val="1"/>
+      <w:numFmt w:val="bullet"/>
+      <w:lvlText w:val=""/>
+      <w:lvlJc w:val="left"/>
+      <w:pPr>
+        <w:tabs>
+          <w:tab w:val="num" w:pos="720"/>
+        </w:tabs>
+        <w:ind w:left="720" w:hanging="360"/>
+      </w:pPr>
+      <w:rPr>
+        <w:rFonts w:ascii="Symbol" w:hAnsi="Symbol" w:hint="default"/>
+        <w:sz w:val="20"/>
+      </w:rPr>
+    </w:lvl>
+    <w:lvl w:ilvl="1" w:tentative="1">
+      <w:start w:val="1"/>
+      <w:numFmt w:val="bullet"/>
+      <w:lvlText w:val="o"/>
+      <w:lvlJc w:val="left"/>
+      <w:pPr>
+        <w:tabs>
+          <w:tab w:val="num" w:pos="1440"/>
+        </w:tabs>
+        <w:ind w:left="1440" w:hanging="360"/>
+      </w:pPr>
+      <w:rPr>
+        <w:rFonts w:ascii="Courier New" w:hAnsi="Courier New" w:hint="default"/>
+        <w:sz w:val="20"/>
+      </w:rPr>
+    </w:lvl>
+    <w:lvl w:ilvl="2" w:tentative="1">
+      <w:start w:val="1"/>
+      <w:numFmt w:val="bullet"/>
+      <w:lvlText w:val=""/>
+      <w:lvlJc w:val="left"/>
+      <w:pPr>
+        <w:tabs>
+          <w:tab w:val="num" w:pos="2160"/>
+        </w:tabs>
+        <w:ind w:left="2160" w:hanging="360"/>
+      </w:pPr>
+      <w:rPr>
+        <w:rFonts w:ascii="Wingdings" w:hAnsi="Wingdings" w:hint="default"/>
+        <w:sz w:val="20"/>
+      </w:rPr>
+    </w:lvl>
+    <w:lvl w:ilvl="3" w:tentative="1">
+      <w:start w:val="1"/>
+      <w:numFmt w:val="bullet"/>
+      <w:lvlText w:val=""/>
+      <w:lvlJc w:val="left"/>
+      <w:pPr>
+        <w:tabs>
+          <w:tab w:val="num" w:pos="2880"/>
+        </w:tabs>
+        <w:ind w:left="2880" w:hanging="360"/>
+      </w:pPr>
+      <w:rPr>
+        <w:rFonts w:ascii="Wingdings" w:hAnsi="Wingdings" w:hint="default"/>
+        <w:sz w:val="20"/>
+      </w:rPr>
+    </w:lvl>
+    <w:lvl w:ilvl="4" w:tentative="1">
+      <w:start w:val="1"/>
+      <w:numFmt w:val="bullet"/>
+      <w:lvlText w:val=""/>
+      <w:lvlJc w:val="left"/>
+      <w:pPr>
+        <w:tabs>
+          <w:tab w:val="num" w:pos="3600"/>
+        </w:tabs>
+        <w:ind w:left="3600" w:hanging="360"/>
+      </w:pPr>
+      <w:rPr>
+        <w:rFonts w:ascii="Wingdings" w:hAnsi="Wingdings" w:hint="default"/>
+        <w:sz w:val="20"/>
+      </w:rPr>
+    </w:lvl>
+    <w:lvl w:ilvl="5" w:tentative="1">
+      <w:start w:val="1"/>
+      <w:numFmt w:val="bullet"/>
+      <w:lvlText w:val=""/>
+      <w:lvlJc w:val="left"/>
+      <w:pPr>
+        <w:tabs>
+          <w:tab w:val="num" w:pos="4320"/>
+        </w:tabs>
+        <w:ind w:left="4320" w:hanging="360"/>
+      </w:pPr>
+      <w:rPr>
+        <w:rFonts w:ascii="Wingdings" w:hAnsi="Wingdings" w:hint="default"/>
+        <w:sz w:val="20"/>
+      </w:rPr>
+    </w:lvl>
+    <w:lvl w:ilvl="6" w:tentative="1">
+      <w:start w:val="1"/>
+      <w:numFmt w:val="bullet"/>
+      <w:lvlText w:val=""/>
+      <w:lvlJc w:val="left"/>
+      <w:pPr>
+        <w:tabs>
+          <w:tab w:val="num" w:pos="5040"/>
+        </w:tabs>
+        <w:ind w:left="5040" w:hanging="360"/>
+      </w:pPr>
+      <w:rPr>
+        <w:rFonts w:ascii="Wingdings" w:hAnsi="Wingdings" w:hint="default"/>
+        <w:sz w:val="20"/>
+      </w:rPr>
+    </w:lvl>
+    <w:lvl w:ilvl="7" w:tentative="1">
+      <w:start w:val="1"/>
+      <w:numFmt w:val="bullet"/>
+      <w:lvlText w:val=""/>
+      <w:lvlJc w:val="left"/>
+      <w:pPr>
+        <w:tabs>
+          <w:tab w:val="num" w:pos="5760"/>
+        </w:tabs>
+        <w:ind w:left="5760" w:hanging="360"/>
+      </w:pPr>
+      <w:rPr>
+        <w:rFonts w:ascii="Wingdings" w:hAnsi="Wingdings" w:hint="default"/>
+        <w:sz w:val="20"/>
+      </w:rPr>
+    </w:lvl>
+    <w:lvl w:ilvl="8" w:tentative="1">
+      <w:start w:val="1"/>
+      <w:numFmt w:val="bullet"/>
+      <w:lvlText w:val=""/>
+      <w:lvlJc w:val="left"/>
+      <w:pPr>
+        <w:tabs>
+          <w:tab w:val="num" w:pos="6480"/>
+        </w:tabs>
+        <w:ind w:left="6480" w:hanging="360"/>
+      </w:pPr>
+      <w:rPr>
+        <w:rFonts w:ascii="Wingdings" w:hAnsi="Wingdings" w:hint="default"/>
+        <w:sz w:val="20"/>
+      </w:rPr>
+    </w:lvl>
+  </w:abstractNum>
+  <w:abstractNum w:abstractNumId="27" w15:restartNumberingAfterBreak="0">
+    <w:nsid w:val="413F5B4C"/>
+    <w:multiLevelType w:val="multilevel"/>
+    <w:tmpl w:val="66DC875A"/>
+    <w:lvl w:ilvl="0">
+      <w:start w:val="1"/>
+      <w:numFmt w:val="decimal"/>
+      <w:lvlText w:val="%1."/>
+      <w:lvlJc w:val="left"/>
+      <w:pPr>
+        <w:tabs>
+          <w:tab w:val="num" w:pos="720"/>
+        </w:tabs>
+        <w:ind w:left="720" w:hanging="360"/>
+      </w:pPr>
+      <w:rPr>
+        <w:rFonts w:hint="default"/>
+        <w:b w:val="0"/>
+        <w:bCs/>
+        <w:sz w:val="28"/>
+        <w:szCs w:val="28"/>
+      </w:rPr>
+    </w:lvl>
+    <w:lvl w:ilvl="1" w:tentative="1">
+      <w:start w:val="1"/>
+      <w:numFmt w:val="bullet"/>
+      <w:lvlText w:val="o"/>
+      <w:lvlJc w:val="left"/>
+      <w:pPr>
+        <w:tabs>
+          <w:tab w:val="num" w:pos="1440"/>
+        </w:tabs>
+        <w:ind w:left="1440" w:hanging="360"/>
+      </w:pPr>
+      <w:rPr>
+        <w:rFonts w:ascii="Courier New" w:hAnsi="Courier New" w:hint="default"/>
+        <w:sz w:val="20"/>
+      </w:rPr>
+    </w:lvl>
+    <w:lvl w:ilvl="2" w:tentative="1">
+      <w:start w:val="1"/>
+      <w:numFmt w:val="bullet"/>
+      <w:lvlText w:val=""/>
+      <w:lvlJc w:val="left"/>
+      <w:pPr>
+        <w:tabs>
+          <w:tab w:val="num" w:pos="2160"/>
+        </w:tabs>
+        <w:ind w:left="2160" w:hanging="360"/>
+      </w:pPr>
+      <w:rPr>
+        <w:rFonts w:ascii="Wingdings" w:hAnsi="Wingdings" w:hint="default"/>
+        <w:sz w:val="20"/>
+      </w:rPr>
+    </w:lvl>
+    <w:lvl w:ilvl="3" w:tentative="1">
+      <w:start w:val="1"/>
+      <w:numFmt w:val="bullet"/>
+      <w:lvlText w:val=""/>
+      <w:lvlJc w:val="left"/>
+      <w:pPr>
+        <w:tabs>
+          <w:tab w:val="num" w:pos="2880"/>
+        </w:tabs>
+        <w:ind w:left="2880" w:hanging="360"/>
+      </w:pPr>
+      <w:rPr>
+        <w:rFonts w:ascii="Wingdings" w:hAnsi="Wingdings" w:hint="default"/>
+        <w:sz w:val="20"/>
+      </w:rPr>
+    </w:lvl>
+    <w:lvl w:ilvl="4" w:tentative="1">
+      <w:start w:val="1"/>
+      <w:numFmt w:val="bullet"/>
+      <w:lvlText w:val=""/>
+      <w:lvlJc w:val="left"/>
+      <w:pPr>
+        <w:tabs>
+          <w:tab w:val="num" w:pos="3600"/>
+        </w:tabs>
+        <w:ind w:left="3600" w:hanging="360"/>
+      </w:pPr>
+      <w:rPr>
+        <w:rFonts w:ascii="Wingdings" w:hAnsi="Wingdings" w:hint="default"/>
+        <w:sz w:val="20"/>
+      </w:rPr>
+    </w:lvl>
+    <w:lvl w:ilvl="5" w:tentative="1">
+      <w:start w:val="1"/>
+      <w:numFmt w:val="bullet"/>
+      <w:lvlText w:val=""/>
+      <w:lvlJc w:val="left"/>
+      <w:pPr>
+        <w:tabs>
+          <w:tab w:val="num" w:pos="4320"/>
+        </w:tabs>
+        <w:ind w:left="4320" w:hanging="360"/>
+      </w:pPr>
+      <w:rPr>
+        <w:rFonts w:ascii="Wingdings" w:hAnsi="Wingdings" w:hint="default"/>
+        <w:sz w:val="20"/>
+      </w:rPr>
+    </w:lvl>
+    <w:lvl w:ilvl="6" w:tentative="1">
+      <w:start w:val="1"/>
+      <w:numFmt w:val="bullet"/>
+      <w:lvlText w:val=""/>
+      <w:lvlJc w:val="left"/>
+      <w:pPr>
+        <w:tabs>
+          <w:tab w:val="num" w:pos="5040"/>
+        </w:tabs>
+        <w:ind w:left="5040" w:hanging="360"/>
+      </w:pPr>
+      <w:rPr>
+        <w:rFonts w:ascii="Wingdings" w:hAnsi="Wingdings" w:hint="default"/>
+        <w:sz w:val="20"/>
+      </w:rPr>
+    </w:lvl>
+    <w:lvl w:ilvl="7" w:tentative="1">
+      <w:start w:val="1"/>
+      <w:numFmt w:val="bullet"/>
+      <w:lvlText w:val=""/>
+      <w:lvlJc w:val="left"/>
+      <w:pPr>
+        <w:tabs>
+          <w:tab w:val="num" w:pos="5760"/>
+        </w:tabs>
+        <w:ind w:left="5760" w:hanging="360"/>
+      </w:pPr>
+      <w:rPr>
+        <w:rFonts w:ascii="Wingdings" w:hAnsi="Wingdings" w:hint="default"/>
+        <w:sz w:val="20"/>
+      </w:rPr>
+    </w:lvl>
+    <w:lvl w:ilvl="8" w:tentative="1">
+      <w:start w:val="1"/>
+      <w:numFmt w:val="bullet"/>
+      <w:lvlText w:val=""/>
+      <w:lvlJc w:val="left"/>
+      <w:pPr>
+        <w:tabs>
+          <w:tab w:val="num" w:pos="6480"/>
+        </w:tabs>
+        <w:ind w:left="6480" w:hanging="360"/>
+      </w:pPr>
+      <w:rPr>
+        <w:rFonts w:ascii="Wingdings" w:hAnsi="Wingdings" w:hint="default"/>
+        <w:sz w:val="20"/>
+      </w:rPr>
+    </w:lvl>
+  </w:abstractNum>
+  <w:abstractNum w:abstractNumId="28" w15:restartNumberingAfterBreak="0">
+    <w:nsid w:val="41B87C58"/>
+    <w:multiLevelType w:val="multilevel"/>
+    <w:tmpl w:val="120CAE98"/>
+    <w:lvl w:ilvl="0">
+      <w:start w:val="1"/>
+      <w:numFmt w:val="decimal"/>
+      <w:lvlText w:val="%1."/>
+      <w:lvlJc w:val="left"/>
+      <w:pPr>
+        <w:tabs>
+          <w:tab w:val="num" w:pos="720"/>
+        </w:tabs>
+        <w:ind w:left="720" w:hanging="360"/>
+      </w:pPr>
+      <w:rPr>
+        <w:rFonts w:hint="default"/>
+        <w:b w:val="0"/>
+        <w:bCs/>
+        <w:sz w:val="28"/>
+        <w:szCs w:val="28"/>
+      </w:rPr>
+    </w:lvl>
+    <w:lvl w:ilvl="1">
+      <w:start w:val="1"/>
+      <w:numFmt w:val="bullet"/>
+      <w:lvlText w:val="o"/>
+      <w:lvlJc w:val="left"/>
+      <w:pPr>
+        <w:tabs>
+          <w:tab w:val="num" w:pos="1440"/>
+        </w:tabs>
+        <w:ind w:left="1440" w:hanging="360"/>
+      </w:pPr>
+      <w:rPr>
+        <w:rFonts w:ascii="Courier New" w:hAnsi="Courier New" w:hint="default"/>
+        <w:sz w:val="20"/>
+      </w:rPr>
+    </w:lvl>
+    <w:lvl w:ilvl="2">
+      <w:start w:val="1"/>
+      <w:numFmt w:val="bullet"/>
+      <w:lvlText w:val=""/>
+      <w:lvlJc w:val="left"/>
+      <w:pPr>
+        <w:tabs>
+          <w:tab w:val="num" w:pos="2160"/>
+        </w:tabs>
+        <w:ind w:left="2160" w:hanging="360"/>
+      </w:pPr>
+      <w:rPr>
+        <w:rFonts w:ascii="Wingdings" w:hAnsi="Wingdings" w:hint="default"/>
+        <w:sz w:val="20"/>
+      </w:rPr>
+    </w:lvl>
+    <w:lvl w:ilvl="3">
+      <w:start w:val="1"/>
+      <w:numFmt w:val="bullet"/>
+      <w:lvlText w:val=""/>
+      <w:lvlJc w:val="left"/>
+      <w:pPr>
+        <w:tabs>
+          <w:tab w:val="num" w:pos="2880"/>
+        </w:tabs>
+        <w:ind w:left="2880" w:hanging="360"/>
+      </w:pPr>
+      <w:rPr>
+        <w:rFonts w:ascii="Wingdings" w:hAnsi="Wingdings" w:hint="default"/>
+        <w:sz w:val="20"/>
+      </w:rPr>
+    </w:lvl>
+    <w:lvl w:ilvl="4">
+      <w:start w:val="1"/>
+      <w:numFmt w:val="bullet"/>
+      <w:lvlText w:val=""/>
+      <w:lvlJc w:val="left"/>
+      <w:pPr>
+        <w:tabs>
+          <w:tab w:val="num" w:pos="3600"/>
+        </w:tabs>
+        <w:ind w:left="3600" w:hanging="360"/>
+      </w:pPr>
+      <w:rPr>
+        <w:rFonts w:ascii="Wingdings" w:hAnsi="Wingdings" w:hint="default"/>
+        <w:sz w:val="20"/>
+      </w:rPr>
+    </w:lvl>
+    <w:lvl w:ilvl="5">
+      <w:start w:val="1"/>
+      <w:numFmt w:val="bullet"/>
+      <w:lvlText w:val=""/>
+      <w:lvlJc w:val="left"/>
+      <w:pPr>
+        <w:tabs>
+          <w:tab w:val="num" w:pos="4320"/>
+        </w:tabs>
+        <w:ind w:left="4320" w:hanging="360"/>
+      </w:pPr>
+      <w:rPr>
+        <w:rFonts w:ascii="Wingdings" w:hAnsi="Wingdings" w:hint="default"/>
+        <w:sz w:val="20"/>
+      </w:rPr>
+    </w:lvl>
+    <w:lvl w:ilvl="6">
+      <w:start w:val="1"/>
+      <w:numFmt w:val="bullet"/>
+      <w:lvlText w:val=""/>
+      <w:lvlJc w:val="left"/>
+      <w:pPr>
+        <w:tabs>
+          <w:tab w:val="num" w:pos="5040"/>
+        </w:tabs>
+        <w:ind w:left="5040" w:hanging="360"/>
+      </w:pPr>
+      <w:rPr>
+        <w:rFonts w:ascii="Wingdings" w:hAnsi="Wingdings" w:hint="default"/>
+        <w:sz w:val="20"/>
+      </w:rPr>
+    </w:lvl>
+    <w:lvl w:ilvl="7">
+      <w:start w:val="1"/>
+      <w:numFmt w:val="bullet"/>
+      <w:lvlText w:val=""/>
+      <w:lvlJc w:val="left"/>
+      <w:pPr>
+        <w:tabs>
+          <w:tab w:val="num" w:pos="5760"/>
+        </w:tabs>
+        <w:ind w:left="5760" w:hanging="360"/>
+      </w:pPr>
+      <w:rPr>
+        <w:rFonts w:ascii="Wingdings" w:hAnsi="Wingdings" w:hint="default"/>
+        <w:sz w:val="20"/>
+      </w:rPr>
+    </w:lvl>
+    <w:lvl w:ilvl="8">
+      <w:start w:val="1"/>
+      <w:numFmt w:val="bullet"/>
+      <w:lvlText w:val=""/>
+      <w:lvlJc w:val="left"/>
+      <w:pPr>
+        <w:tabs>
+          <w:tab w:val="num" w:pos="6480"/>
+        </w:tabs>
+        <w:ind w:left="6480" w:hanging="360"/>
+      </w:pPr>
+      <w:rPr>
+        <w:rFonts w:ascii="Wingdings" w:hAnsi="Wingdings" w:hint="default"/>
+        <w:sz w:val="20"/>
+      </w:rPr>
+    </w:lvl>
+  </w:abstractNum>
+  <w:abstractNum w:abstractNumId="29" w15:restartNumberingAfterBreak="0">
     <w:nsid w:val="46200343"/>
     <w:multiLevelType w:val="hybridMultilevel"/>
     <w:tmpl w:val="7D3849DC"/>
@@ -5888,7 +10736,245 @@
       </w:rPr>
     </w:lvl>
   </w:abstractNum>
-  <w:abstractNum w:abstractNumId="14" w15:restartNumberingAfterBreak="0">
+  <w:abstractNum w:abstractNumId="30" w15:restartNumberingAfterBreak="0">
+    <w:nsid w:val="474C6FFF"/>
+    <w:multiLevelType w:val="multilevel"/>
+    <w:tmpl w:val="8D463C7E"/>
+    <w:lvl w:ilvl="0">
+      <w:start w:val="1"/>
+      <w:numFmt w:val="bullet"/>
+      <w:lvlText w:val=""/>
+      <w:lvlJc w:val="left"/>
+      <w:pPr>
+        <w:tabs>
+          <w:tab w:val="num" w:pos="720"/>
+        </w:tabs>
+        <w:ind w:left="720" w:hanging="360"/>
+      </w:pPr>
+      <w:rPr>
+        <w:rFonts w:ascii="Symbol" w:hAnsi="Symbol" w:hint="default"/>
+        <w:sz w:val="20"/>
+      </w:rPr>
+    </w:lvl>
+    <w:lvl w:ilvl="1" w:tentative="1">
+      <w:start w:val="1"/>
+      <w:numFmt w:val="bullet"/>
+      <w:lvlText w:val="o"/>
+      <w:lvlJc w:val="left"/>
+      <w:pPr>
+        <w:tabs>
+          <w:tab w:val="num" w:pos="1440"/>
+        </w:tabs>
+        <w:ind w:left="1440" w:hanging="360"/>
+      </w:pPr>
+      <w:rPr>
+        <w:rFonts w:ascii="Courier New" w:hAnsi="Courier New" w:hint="default"/>
+        <w:sz w:val="20"/>
+      </w:rPr>
+    </w:lvl>
+    <w:lvl w:ilvl="2" w:tentative="1">
+      <w:start w:val="1"/>
+      <w:numFmt w:val="bullet"/>
+      <w:lvlText w:val=""/>
+      <w:lvlJc w:val="left"/>
+      <w:pPr>
+        <w:tabs>
+          <w:tab w:val="num" w:pos="2160"/>
+        </w:tabs>
+        <w:ind w:left="2160" w:hanging="360"/>
+      </w:pPr>
+      <w:rPr>
+        <w:rFonts w:ascii="Wingdings" w:hAnsi="Wingdings" w:hint="default"/>
+        <w:sz w:val="20"/>
+      </w:rPr>
+    </w:lvl>
+    <w:lvl w:ilvl="3" w:tentative="1">
+      <w:start w:val="1"/>
+      <w:numFmt w:val="bullet"/>
+      <w:lvlText w:val=""/>
+      <w:lvlJc w:val="left"/>
+      <w:pPr>
+        <w:tabs>
+          <w:tab w:val="num" w:pos="2880"/>
+        </w:tabs>
+        <w:ind w:left="2880" w:hanging="360"/>
+      </w:pPr>
+      <w:rPr>
+        <w:rFonts w:ascii="Wingdings" w:hAnsi="Wingdings" w:hint="default"/>
+        <w:sz w:val="20"/>
+      </w:rPr>
+    </w:lvl>
+    <w:lvl w:ilvl="4" w:tentative="1">
+      <w:start w:val="1"/>
+      <w:numFmt w:val="bullet"/>
+      <w:lvlText w:val=""/>
+      <w:lvlJc w:val="left"/>
+      <w:pPr>
+        <w:tabs>
+          <w:tab w:val="num" w:pos="3600"/>
+        </w:tabs>
+        <w:ind w:left="3600" w:hanging="360"/>
+      </w:pPr>
+      <w:rPr>
+        <w:rFonts w:ascii="Wingdings" w:hAnsi="Wingdings" w:hint="default"/>
+        <w:sz w:val="20"/>
+      </w:rPr>
+    </w:lvl>
+    <w:lvl w:ilvl="5" w:tentative="1">
+      <w:start w:val="1"/>
+      <w:numFmt w:val="bullet"/>
+      <w:lvlText w:val=""/>
+      <w:lvlJc w:val="left"/>
+      <w:pPr>
+        <w:tabs>
+          <w:tab w:val="num" w:pos="4320"/>
+        </w:tabs>
+        <w:ind w:left="4320" w:hanging="360"/>
+      </w:pPr>
+      <w:rPr>
+        <w:rFonts w:ascii="Wingdings" w:hAnsi="Wingdings" w:hint="default"/>
+        <w:sz w:val="20"/>
+      </w:rPr>
+    </w:lvl>
+    <w:lvl w:ilvl="6" w:tentative="1">
+      <w:start w:val="1"/>
+      <w:numFmt w:val="bullet"/>
+      <w:lvlText w:val=""/>
+      <w:lvlJc w:val="left"/>
+      <w:pPr>
+        <w:tabs>
+          <w:tab w:val="num" w:pos="5040"/>
+        </w:tabs>
+        <w:ind w:left="5040" w:hanging="360"/>
+      </w:pPr>
+      <w:rPr>
+        <w:rFonts w:ascii="Wingdings" w:hAnsi="Wingdings" w:hint="default"/>
+        <w:sz w:val="20"/>
+      </w:rPr>
+    </w:lvl>
+    <w:lvl w:ilvl="7" w:tentative="1">
+      <w:start w:val="1"/>
+      <w:numFmt w:val="bullet"/>
+      <w:lvlText w:val=""/>
+      <w:lvlJc w:val="left"/>
+      <w:pPr>
+        <w:tabs>
+          <w:tab w:val="num" w:pos="5760"/>
+        </w:tabs>
+        <w:ind w:left="5760" w:hanging="360"/>
+      </w:pPr>
+      <w:rPr>
+        <w:rFonts w:ascii="Wingdings" w:hAnsi="Wingdings" w:hint="default"/>
+        <w:sz w:val="20"/>
+      </w:rPr>
+    </w:lvl>
+    <w:lvl w:ilvl="8" w:tentative="1">
+      <w:start w:val="1"/>
+      <w:numFmt w:val="bullet"/>
+      <w:lvlText w:val=""/>
+      <w:lvlJc w:val="left"/>
+      <w:pPr>
+        <w:tabs>
+          <w:tab w:val="num" w:pos="6480"/>
+        </w:tabs>
+        <w:ind w:left="6480" w:hanging="360"/>
+      </w:pPr>
+      <w:rPr>
+        <w:rFonts w:ascii="Wingdings" w:hAnsi="Wingdings" w:hint="default"/>
+        <w:sz w:val="20"/>
+      </w:rPr>
+    </w:lvl>
+  </w:abstractNum>
+  <w:abstractNum w:abstractNumId="31" w15:restartNumberingAfterBreak="0">
+    <w:nsid w:val="4B193887"/>
+    <w:multiLevelType w:val="hybridMultilevel"/>
+    <w:tmpl w:val="E4EE0178"/>
+    <w:lvl w:ilvl="0" w:tplc="F12844DC">
+      <w:start w:val="1"/>
+      <w:numFmt w:val="decimal"/>
+      <w:lvlText w:val="%1."/>
+      <w:lvlJc w:val="left"/>
+      <w:pPr>
+        <w:ind w:left="1069" w:hanging="360"/>
+      </w:pPr>
+      <w:rPr>
+        <w:rFonts w:hint="default"/>
+      </w:rPr>
+    </w:lvl>
+    <w:lvl w:ilvl="1" w:tplc="FFFFFFFF" w:tentative="1">
+      <w:start w:val="1"/>
+      <w:numFmt w:val="lowerLetter"/>
+      <w:lvlText w:val="%2."/>
+      <w:lvlJc w:val="left"/>
+      <w:pPr>
+        <w:ind w:left="1789" w:hanging="360"/>
+      </w:pPr>
+    </w:lvl>
+    <w:lvl w:ilvl="2" w:tplc="FFFFFFFF" w:tentative="1">
+      <w:start w:val="1"/>
+      <w:numFmt w:val="lowerRoman"/>
+      <w:lvlText w:val="%3."/>
+      <w:lvlJc w:val="right"/>
+      <w:pPr>
+        <w:ind w:left="2509" w:hanging="180"/>
+      </w:pPr>
+    </w:lvl>
+    <w:lvl w:ilvl="3" w:tplc="FFFFFFFF" w:tentative="1">
+      <w:start w:val="1"/>
+      <w:numFmt w:val="decimal"/>
+      <w:lvlText w:val="%4."/>
+      <w:lvlJc w:val="left"/>
+      <w:pPr>
+        <w:ind w:left="3229" w:hanging="360"/>
+      </w:pPr>
+    </w:lvl>
+    <w:lvl w:ilvl="4" w:tplc="FFFFFFFF" w:tentative="1">
+      <w:start w:val="1"/>
+      <w:numFmt w:val="lowerLetter"/>
+      <w:lvlText w:val="%5."/>
+      <w:lvlJc w:val="left"/>
+      <w:pPr>
+        <w:ind w:left="3949" w:hanging="360"/>
+      </w:pPr>
+    </w:lvl>
+    <w:lvl w:ilvl="5" w:tplc="FFFFFFFF" w:tentative="1">
+      <w:start w:val="1"/>
+      <w:numFmt w:val="lowerRoman"/>
+      <w:lvlText w:val="%6."/>
+      <w:lvlJc w:val="right"/>
+      <w:pPr>
+        <w:ind w:left="4669" w:hanging="180"/>
+      </w:pPr>
+    </w:lvl>
+    <w:lvl w:ilvl="6" w:tplc="FFFFFFFF" w:tentative="1">
+      <w:start w:val="1"/>
+      <w:numFmt w:val="decimal"/>
+      <w:lvlText w:val="%7."/>
+      <w:lvlJc w:val="left"/>
+      <w:pPr>
+        <w:ind w:left="5389" w:hanging="360"/>
+      </w:pPr>
+    </w:lvl>
+    <w:lvl w:ilvl="7" w:tplc="FFFFFFFF" w:tentative="1">
+      <w:start w:val="1"/>
+      <w:numFmt w:val="lowerLetter"/>
+      <w:lvlText w:val="%8."/>
+      <w:lvlJc w:val="left"/>
+      <w:pPr>
+        <w:ind w:left="6109" w:hanging="360"/>
+      </w:pPr>
+    </w:lvl>
+    <w:lvl w:ilvl="8" w:tplc="FFFFFFFF" w:tentative="1">
+      <w:start w:val="1"/>
+      <w:numFmt w:val="lowerRoman"/>
+      <w:lvlText w:val="%9."/>
+      <w:lvlJc w:val="right"/>
+      <w:pPr>
+        <w:ind w:left="6829" w:hanging="180"/>
+      </w:pPr>
+    </w:lvl>
+  </w:abstractNum>
+  <w:abstractNum w:abstractNumId="32" w15:restartNumberingAfterBreak="0">
     <w:nsid w:val="4FA82A39"/>
     <w:multiLevelType w:val="hybridMultilevel"/>
     <w:tmpl w:val="0C06B6D0"/>
@@ -6001,7 +11087,7 @@
       </w:rPr>
     </w:lvl>
   </w:abstractNum>
-  <w:abstractNum w:abstractNumId="15" w15:restartNumberingAfterBreak="0">
+  <w:abstractNum w:abstractNumId="33" w15:restartNumberingAfterBreak="0">
     <w:nsid w:val="541A247F"/>
     <w:multiLevelType w:val="hybridMultilevel"/>
     <w:tmpl w:val="CA001A5E"/>
@@ -6114,7 +11200,156 @@
       </w:rPr>
     </w:lvl>
   </w:abstractNum>
-  <w:abstractNum w:abstractNumId="16" w15:restartNumberingAfterBreak="0">
+  <w:abstractNum w:abstractNumId="34" w15:restartNumberingAfterBreak="0">
+    <w:nsid w:val="55F1560B"/>
+    <w:multiLevelType w:val="multilevel"/>
+    <w:tmpl w:val="39AE2098"/>
+    <w:lvl w:ilvl="0">
+      <w:start w:val="1"/>
+      <w:numFmt w:val="bullet"/>
+      <w:lvlText w:val=""/>
+      <w:lvlJc w:val="left"/>
+      <w:pPr>
+        <w:tabs>
+          <w:tab w:val="num" w:pos="720"/>
+        </w:tabs>
+        <w:ind w:left="720" w:hanging="360"/>
+      </w:pPr>
+      <w:rPr>
+        <w:rFonts w:ascii="Symbol" w:hAnsi="Symbol" w:hint="default"/>
+        <w:sz w:val="20"/>
+      </w:rPr>
+    </w:lvl>
+    <w:lvl w:ilvl="1" w:tentative="1">
+      <w:start w:val="1"/>
+      <w:numFmt w:val="bullet"/>
+      <w:lvlText w:val="o"/>
+      <w:lvlJc w:val="left"/>
+      <w:pPr>
+        <w:tabs>
+          <w:tab w:val="num" w:pos="1440"/>
+        </w:tabs>
+        <w:ind w:left="1440" w:hanging="360"/>
+      </w:pPr>
+      <w:rPr>
+        <w:rFonts w:ascii="Courier New" w:hAnsi="Courier New" w:hint="default"/>
+        <w:sz w:val="20"/>
+      </w:rPr>
+    </w:lvl>
+    <w:lvl w:ilvl="2" w:tentative="1">
+      <w:start w:val="1"/>
+      <w:numFmt w:val="bullet"/>
+      <w:lvlText w:val=""/>
+      <w:lvlJc w:val="left"/>
+      <w:pPr>
+        <w:tabs>
+          <w:tab w:val="num" w:pos="2160"/>
+        </w:tabs>
+        <w:ind w:left="2160" w:hanging="360"/>
+      </w:pPr>
+      <w:rPr>
+        <w:rFonts w:ascii="Wingdings" w:hAnsi="Wingdings" w:hint="default"/>
+        <w:sz w:val="20"/>
+      </w:rPr>
+    </w:lvl>
+    <w:lvl w:ilvl="3" w:tentative="1">
+      <w:start w:val="1"/>
+      <w:numFmt w:val="bullet"/>
+      <w:lvlText w:val=""/>
+      <w:lvlJc w:val="left"/>
+      <w:pPr>
+        <w:tabs>
+          <w:tab w:val="num" w:pos="2880"/>
+        </w:tabs>
+        <w:ind w:left="2880" w:hanging="360"/>
+      </w:pPr>
+      <w:rPr>
+        <w:rFonts w:ascii="Wingdings" w:hAnsi="Wingdings" w:hint="default"/>
+        <w:sz w:val="20"/>
+      </w:rPr>
+    </w:lvl>
+    <w:lvl w:ilvl="4" w:tentative="1">
+      <w:start w:val="1"/>
+      <w:numFmt w:val="bullet"/>
+      <w:lvlText w:val=""/>
+      <w:lvlJc w:val="left"/>
+      <w:pPr>
+        <w:tabs>
+          <w:tab w:val="num" w:pos="3600"/>
+        </w:tabs>
+        <w:ind w:left="3600" w:hanging="360"/>
+      </w:pPr>
+      <w:rPr>
+        <w:rFonts w:ascii="Wingdings" w:hAnsi="Wingdings" w:hint="default"/>
+        <w:sz w:val="20"/>
+      </w:rPr>
+    </w:lvl>
+    <w:lvl w:ilvl="5" w:tentative="1">
+      <w:start w:val="1"/>
+      <w:numFmt w:val="bullet"/>
+      <w:lvlText w:val=""/>
+      <w:lvlJc w:val="left"/>
+      <w:pPr>
+        <w:tabs>
+          <w:tab w:val="num" w:pos="4320"/>
+        </w:tabs>
+        <w:ind w:left="4320" w:hanging="360"/>
+      </w:pPr>
+      <w:rPr>
+        <w:rFonts w:ascii="Wingdings" w:hAnsi="Wingdings" w:hint="default"/>
+        <w:sz w:val="20"/>
+      </w:rPr>
+    </w:lvl>
+    <w:lvl w:ilvl="6" w:tentative="1">
+      <w:start w:val="1"/>
+      <w:numFmt w:val="bullet"/>
+      <w:lvlText w:val=""/>
+      <w:lvlJc w:val="left"/>
+      <w:pPr>
+        <w:tabs>
+          <w:tab w:val="num" w:pos="5040"/>
+        </w:tabs>
+        <w:ind w:left="5040" w:hanging="360"/>
+      </w:pPr>
+      <w:rPr>
+        <w:rFonts w:ascii="Wingdings" w:hAnsi="Wingdings" w:hint="default"/>
+        <w:sz w:val="20"/>
+      </w:rPr>
+    </w:lvl>
+    <w:lvl w:ilvl="7" w:tentative="1">
+      <w:start w:val="1"/>
+      <w:numFmt w:val="bullet"/>
+      <w:lvlText w:val=""/>
+      <w:lvlJc w:val="left"/>
+      <w:pPr>
+        <w:tabs>
+          <w:tab w:val="num" w:pos="5760"/>
+        </w:tabs>
+        <w:ind w:left="5760" w:hanging="360"/>
+      </w:pPr>
+      <w:rPr>
+        <w:rFonts w:ascii="Wingdings" w:hAnsi="Wingdings" w:hint="default"/>
+        <w:sz w:val="20"/>
+      </w:rPr>
+    </w:lvl>
+    <w:lvl w:ilvl="8" w:tentative="1">
+      <w:start w:val="1"/>
+      <w:numFmt w:val="bullet"/>
+      <w:lvlText w:val=""/>
+      <w:lvlJc w:val="left"/>
+      <w:pPr>
+        <w:tabs>
+          <w:tab w:val="num" w:pos="6480"/>
+        </w:tabs>
+        <w:ind w:left="6480" w:hanging="360"/>
+      </w:pPr>
+      <w:rPr>
+        <w:rFonts w:ascii="Wingdings" w:hAnsi="Wingdings" w:hint="default"/>
+        <w:sz w:val="20"/>
+      </w:rPr>
+    </w:lvl>
+  </w:abstractNum>
+  <w:abstractNum w:abstractNumId="35" w15:restartNumberingAfterBreak="0">
     <w:nsid w:val="572D2F98"/>
     <w:multiLevelType w:val="hybridMultilevel"/>
     <w:tmpl w:val="42FE7178"/>
@@ -6227,7 +11462,156 @@
       </w:rPr>
     </w:lvl>
   </w:abstractNum>
-  <w:abstractNum w:abstractNumId="17" w15:restartNumberingAfterBreak="0">
+  <w:abstractNum w:abstractNumId="36" w15:restartNumberingAfterBreak="0">
+    <w:nsid w:val="594D2016"/>
+    <w:multiLevelType w:val="multilevel"/>
+    <w:tmpl w:val="349EDC6A"/>
+    <w:lvl w:ilvl="0">
+      <w:start w:val="1"/>
+      <w:numFmt w:val="bullet"/>
+      <w:lvlText w:val=""/>
+      <w:lvlJc w:val="left"/>
+      <w:pPr>
+        <w:tabs>
+          <w:tab w:val="num" w:pos="720"/>
+        </w:tabs>
+        <w:ind w:left="720" w:hanging="360"/>
+      </w:pPr>
+      <w:rPr>
+        <w:rFonts w:ascii="Symbol" w:hAnsi="Symbol" w:hint="default"/>
+        <w:sz w:val="20"/>
+      </w:rPr>
+    </w:lvl>
+    <w:lvl w:ilvl="1">
+      <w:start w:val="1"/>
+      <w:numFmt w:val="bullet"/>
+      <w:lvlText w:val="o"/>
+      <w:lvlJc w:val="left"/>
+      <w:pPr>
+        <w:tabs>
+          <w:tab w:val="num" w:pos="1440"/>
+        </w:tabs>
+        <w:ind w:left="1440" w:hanging="360"/>
+      </w:pPr>
+      <w:rPr>
+        <w:rFonts w:ascii="Courier New" w:hAnsi="Courier New" w:hint="default"/>
+        <w:sz w:val="20"/>
+      </w:rPr>
+    </w:lvl>
+    <w:lvl w:ilvl="2" w:tentative="1">
+      <w:start w:val="1"/>
+      <w:numFmt w:val="bullet"/>
+      <w:lvlText w:val=""/>
+      <w:lvlJc w:val="left"/>
+      <w:pPr>
+        <w:tabs>
+          <w:tab w:val="num" w:pos="2160"/>
+        </w:tabs>
+        <w:ind w:left="2160" w:hanging="360"/>
+      </w:pPr>
+      <w:rPr>
+        <w:rFonts w:ascii="Wingdings" w:hAnsi="Wingdings" w:hint="default"/>
+        <w:sz w:val="20"/>
+      </w:rPr>
+    </w:lvl>
+    <w:lvl w:ilvl="3" w:tentative="1">
+      <w:start w:val="1"/>
+      <w:numFmt w:val="bullet"/>
+      <w:lvlText w:val=""/>
+      <w:lvlJc w:val="left"/>
+      <w:pPr>
+        <w:tabs>
+          <w:tab w:val="num" w:pos="2880"/>
+        </w:tabs>
+        <w:ind w:left="2880" w:hanging="360"/>
+      </w:pPr>
+      <w:rPr>
+        <w:rFonts w:ascii="Wingdings" w:hAnsi="Wingdings" w:hint="default"/>
+        <w:sz w:val="20"/>
+      </w:rPr>
+    </w:lvl>
+    <w:lvl w:ilvl="4" w:tentative="1">
+      <w:start w:val="1"/>
+      <w:numFmt w:val="bullet"/>
+      <w:lvlText w:val=""/>
+      <w:lvlJc w:val="left"/>
+      <w:pPr>
+        <w:tabs>
+          <w:tab w:val="num" w:pos="3600"/>
+        </w:tabs>
+        <w:ind w:left="3600" w:hanging="360"/>
+      </w:pPr>
+      <w:rPr>
+        <w:rFonts w:ascii="Wingdings" w:hAnsi="Wingdings" w:hint="default"/>
+        <w:sz w:val="20"/>
+      </w:rPr>
+    </w:lvl>
+    <w:lvl w:ilvl="5" w:tentative="1">
+      <w:start w:val="1"/>
+      <w:numFmt w:val="bullet"/>
+      <w:lvlText w:val=""/>
+      <w:lvlJc w:val="left"/>
+      <w:pPr>
+        <w:tabs>
+          <w:tab w:val="num" w:pos="4320"/>
+        </w:tabs>
+        <w:ind w:left="4320" w:hanging="360"/>
+      </w:pPr>
+      <w:rPr>
+        <w:rFonts w:ascii="Wingdings" w:hAnsi="Wingdings" w:hint="default"/>
+        <w:sz w:val="20"/>
+      </w:rPr>
+    </w:lvl>
+    <w:lvl w:ilvl="6" w:tentative="1">
+      <w:start w:val="1"/>
+      <w:numFmt w:val="bullet"/>
+      <w:lvlText w:val=""/>
+      <w:lvlJc w:val="left"/>
+      <w:pPr>
+        <w:tabs>
+          <w:tab w:val="num" w:pos="5040"/>
+        </w:tabs>
+        <w:ind w:left="5040" w:hanging="360"/>
+      </w:pPr>
+      <w:rPr>
+        <w:rFonts w:ascii="Wingdings" w:hAnsi="Wingdings" w:hint="default"/>
+        <w:sz w:val="20"/>
+      </w:rPr>
+    </w:lvl>
+    <w:lvl w:ilvl="7" w:tentative="1">
+      <w:start w:val="1"/>
+      <w:numFmt w:val="bullet"/>
+      <w:lvlText w:val=""/>
+      <w:lvlJc w:val="left"/>
+      <w:pPr>
+        <w:tabs>
+          <w:tab w:val="num" w:pos="5760"/>
+        </w:tabs>
+        <w:ind w:left="5760" w:hanging="360"/>
+      </w:pPr>
+      <w:rPr>
+        <w:rFonts w:ascii="Wingdings" w:hAnsi="Wingdings" w:hint="default"/>
+        <w:sz w:val="20"/>
+      </w:rPr>
+    </w:lvl>
+    <w:lvl w:ilvl="8" w:tentative="1">
+      <w:start w:val="1"/>
+      <w:numFmt w:val="bullet"/>
+      <w:lvlText w:val=""/>
+      <w:lvlJc w:val="left"/>
+      <w:pPr>
+        <w:tabs>
+          <w:tab w:val="num" w:pos="6480"/>
+        </w:tabs>
+        <w:ind w:left="6480" w:hanging="360"/>
+      </w:pPr>
+      <w:rPr>
+        <w:rFonts w:ascii="Wingdings" w:hAnsi="Wingdings" w:hint="default"/>
+        <w:sz w:val="20"/>
+      </w:rPr>
+    </w:lvl>
+  </w:abstractNum>
+  <w:abstractNum w:abstractNumId="37" w15:restartNumberingAfterBreak="0">
     <w:nsid w:val="5B743D3B"/>
     <w:multiLevelType w:val="hybridMultilevel"/>
     <w:tmpl w:val="68CAA138"/>
@@ -6340,7 +11724,7 @@
       </w:rPr>
     </w:lvl>
   </w:abstractNum>
-  <w:abstractNum w:abstractNumId="18" w15:restartNumberingAfterBreak="0">
+  <w:abstractNum w:abstractNumId="38" w15:restartNumberingAfterBreak="0">
     <w:nsid w:val="64F4259B"/>
     <w:multiLevelType w:val="multilevel"/>
     <w:tmpl w:val="A8B0D582"/>
@@ -6453,7 +11837,305 @@
       </w:pPr>
     </w:lvl>
   </w:abstractNum>
-  <w:abstractNum w:abstractNumId="19" w15:restartNumberingAfterBreak="0">
+  <w:abstractNum w:abstractNumId="39" w15:restartNumberingAfterBreak="0">
+    <w:nsid w:val="67E21E35"/>
+    <w:multiLevelType w:val="multilevel"/>
+    <w:tmpl w:val="28B4D178"/>
+    <w:lvl w:ilvl="0">
+      <w:start w:val="1"/>
+      <w:numFmt w:val="bullet"/>
+      <w:lvlText w:val=""/>
+      <w:lvlJc w:val="left"/>
+      <w:pPr>
+        <w:tabs>
+          <w:tab w:val="num" w:pos="720"/>
+        </w:tabs>
+        <w:ind w:left="720" w:hanging="360"/>
+      </w:pPr>
+      <w:rPr>
+        <w:rFonts w:ascii="Symbol" w:hAnsi="Symbol" w:hint="default"/>
+        <w:sz w:val="20"/>
+      </w:rPr>
+    </w:lvl>
+    <w:lvl w:ilvl="1" w:tentative="1">
+      <w:start w:val="1"/>
+      <w:numFmt w:val="bullet"/>
+      <w:lvlText w:val="o"/>
+      <w:lvlJc w:val="left"/>
+      <w:pPr>
+        <w:tabs>
+          <w:tab w:val="num" w:pos="1440"/>
+        </w:tabs>
+        <w:ind w:left="1440" w:hanging="360"/>
+      </w:pPr>
+      <w:rPr>
+        <w:rFonts w:ascii="Courier New" w:hAnsi="Courier New" w:hint="default"/>
+        <w:sz w:val="20"/>
+      </w:rPr>
+    </w:lvl>
+    <w:lvl w:ilvl="2" w:tentative="1">
+      <w:start w:val="1"/>
+      <w:numFmt w:val="bullet"/>
+      <w:lvlText w:val=""/>
+      <w:lvlJc w:val="left"/>
+      <w:pPr>
+        <w:tabs>
+          <w:tab w:val="num" w:pos="2160"/>
+        </w:tabs>
+        <w:ind w:left="2160" w:hanging="360"/>
+      </w:pPr>
+      <w:rPr>
+        <w:rFonts w:ascii="Wingdings" w:hAnsi="Wingdings" w:hint="default"/>
+        <w:sz w:val="20"/>
+      </w:rPr>
+    </w:lvl>
+    <w:lvl w:ilvl="3" w:tentative="1">
+      <w:start w:val="1"/>
+      <w:numFmt w:val="bullet"/>
+      <w:lvlText w:val=""/>
+      <w:lvlJc w:val="left"/>
+      <w:pPr>
+        <w:tabs>
+          <w:tab w:val="num" w:pos="2880"/>
+        </w:tabs>
+        <w:ind w:left="2880" w:hanging="360"/>
+      </w:pPr>
+      <w:rPr>
+        <w:rFonts w:ascii="Wingdings" w:hAnsi="Wingdings" w:hint="default"/>
+        <w:sz w:val="20"/>
+      </w:rPr>
+    </w:lvl>
+    <w:lvl w:ilvl="4" w:tentative="1">
+      <w:start w:val="1"/>
+      <w:numFmt w:val="bullet"/>
+      <w:lvlText w:val=""/>
+      <w:lvlJc w:val="left"/>
+      <w:pPr>
+        <w:tabs>
+          <w:tab w:val="num" w:pos="3600"/>
+        </w:tabs>
+        <w:ind w:left="3600" w:hanging="360"/>
+      </w:pPr>
+      <w:rPr>
+        <w:rFonts w:ascii="Wingdings" w:hAnsi="Wingdings" w:hint="default"/>
+        <w:sz w:val="20"/>
+      </w:rPr>
+    </w:lvl>
+    <w:lvl w:ilvl="5" w:tentative="1">
+      <w:start w:val="1"/>
+      <w:numFmt w:val="bullet"/>
+      <w:lvlText w:val=""/>
+      <w:lvlJc w:val="left"/>
+      <w:pPr>
+        <w:tabs>
+          <w:tab w:val="num" w:pos="4320"/>
+        </w:tabs>
+        <w:ind w:left="4320" w:hanging="360"/>
+      </w:pPr>
+      <w:rPr>
+        <w:rFonts w:ascii="Wingdings" w:hAnsi="Wingdings" w:hint="default"/>
+        <w:sz w:val="20"/>
+      </w:rPr>
+    </w:lvl>
+    <w:lvl w:ilvl="6" w:tentative="1">
+      <w:start w:val="1"/>
+      <w:numFmt w:val="bullet"/>
+      <w:lvlText w:val=""/>
+      <w:lvlJc w:val="left"/>
+      <w:pPr>
+        <w:tabs>
+          <w:tab w:val="num" w:pos="5040"/>
+        </w:tabs>
+        <w:ind w:left="5040" w:hanging="360"/>
+      </w:pPr>
+      <w:rPr>
+        <w:rFonts w:ascii="Wingdings" w:hAnsi="Wingdings" w:hint="default"/>
+        <w:sz w:val="20"/>
+      </w:rPr>
+    </w:lvl>
+    <w:lvl w:ilvl="7" w:tentative="1">
+      <w:start w:val="1"/>
+      <w:numFmt w:val="bullet"/>
+      <w:lvlText w:val=""/>
+      <w:lvlJc w:val="left"/>
+      <w:pPr>
+        <w:tabs>
+          <w:tab w:val="num" w:pos="5760"/>
+        </w:tabs>
+        <w:ind w:left="5760" w:hanging="360"/>
+      </w:pPr>
+      <w:rPr>
+        <w:rFonts w:ascii="Wingdings" w:hAnsi="Wingdings" w:hint="default"/>
+        <w:sz w:val="20"/>
+      </w:rPr>
+    </w:lvl>
+    <w:lvl w:ilvl="8" w:tentative="1">
+      <w:start w:val="1"/>
+      <w:numFmt w:val="bullet"/>
+      <w:lvlText w:val=""/>
+      <w:lvlJc w:val="left"/>
+      <w:pPr>
+        <w:tabs>
+          <w:tab w:val="num" w:pos="6480"/>
+        </w:tabs>
+        <w:ind w:left="6480" w:hanging="360"/>
+      </w:pPr>
+      <w:rPr>
+        <w:rFonts w:ascii="Wingdings" w:hAnsi="Wingdings" w:hint="default"/>
+        <w:sz w:val="20"/>
+      </w:rPr>
+    </w:lvl>
+  </w:abstractNum>
+  <w:abstractNum w:abstractNumId="40" w15:restartNumberingAfterBreak="0">
+    <w:nsid w:val="794763F2"/>
+    <w:multiLevelType w:val="multilevel"/>
+    <w:tmpl w:val="04964812"/>
+    <w:lvl w:ilvl="0">
+      <w:start w:val="1"/>
+      <w:numFmt w:val="bullet"/>
+      <w:lvlText w:val=""/>
+      <w:lvlJc w:val="left"/>
+      <w:pPr>
+        <w:tabs>
+          <w:tab w:val="num" w:pos="720"/>
+        </w:tabs>
+        <w:ind w:left="720" w:hanging="360"/>
+      </w:pPr>
+      <w:rPr>
+        <w:rFonts w:ascii="Symbol" w:hAnsi="Symbol" w:hint="default"/>
+        <w:sz w:val="20"/>
+      </w:rPr>
+    </w:lvl>
+    <w:lvl w:ilvl="1" w:tentative="1">
+      <w:start w:val="1"/>
+      <w:numFmt w:val="bullet"/>
+      <w:lvlText w:val="o"/>
+      <w:lvlJc w:val="left"/>
+      <w:pPr>
+        <w:tabs>
+          <w:tab w:val="num" w:pos="1440"/>
+        </w:tabs>
+        <w:ind w:left="1440" w:hanging="360"/>
+      </w:pPr>
+      <w:rPr>
+        <w:rFonts w:ascii="Courier New" w:hAnsi="Courier New" w:hint="default"/>
+        <w:sz w:val="20"/>
+      </w:rPr>
+    </w:lvl>
+    <w:lvl w:ilvl="2" w:tentative="1">
+      <w:start w:val="1"/>
+      <w:numFmt w:val="bullet"/>
+      <w:lvlText w:val=""/>
+      <w:lvlJc w:val="left"/>
+      <w:pPr>
+        <w:tabs>
+          <w:tab w:val="num" w:pos="2160"/>
+        </w:tabs>
+        <w:ind w:left="2160" w:hanging="360"/>
+      </w:pPr>
+      <w:rPr>
+        <w:rFonts w:ascii="Wingdings" w:hAnsi="Wingdings" w:hint="default"/>
+        <w:sz w:val="20"/>
+      </w:rPr>
+    </w:lvl>
+    <w:lvl w:ilvl="3" w:tentative="1">
+      <w:start w:val="1"/>
+      <w:numFmt w:val="bullet"/>
+      <w:lvlText w:val=""/>
+      <w:lvlJc w:val="left"/>
+      <w:pPr>
+        <w:tabs>
+          <w:tab w:val="num" w:pos="2880"/>
+        </w:tabs>
+        <w:ind w:left="2880" w:hanging="360"/>
+      </w:pPr>
+      <w:rPr>
+        <w:rFonts w:ascii="Wingdings" w:hAnsi="Wingdings" w:hint="default"/>
+        <w:sz w:val="20"/>
+      </w:rPr>
+    </w:lvl>
+    <w:lvl w:ilvl="4" w:tentative="1">
+      <w:start w:val="1"/>
+      <w:numFmt w:val="bullet"/>
+      <w:lvlText w:val=""/>
+      <w:lvlJc w:val="left"/>
+      <w:pPr>
+        <w:tabs>
+          <w:tab w:val="num" w:pos="3600"/>
+        </w:tabs>
+        <w:ind w:left="3600" w:hanging="360"/>
+      </w:pPr>
+      <w:rPr>
+        <w:rFonts w:ascii="Wingdings" w:hAnsi="Wingdings" w:hint="default"/>
+        <w:sz w:val="20"/>
+      </w:rPr>
+    </w:lvl>
+    <w:lvl w:ilvl="5" w:tentative="1">
+      <w:start w:val="1"/>
+      <w:numFmt w:val="bullet"/>
+      <w:lvlText w:val=""/>
+      <w:lvlJc w:val="left"/>
+      <w:pPr>
+        <w:tabs>
+          <w:tab w:val="num" w:pos="4320"/>
+        </w:tabs>
+        <w:ind w:left="4320" w:hanging="360"/>
+      </w:pPr>
+      <w:rPr>
+        <w:rFonts w:ascii="Wingdings" w:hAnsi="Wingdings" w:hint="default"/>
+        <w:sz w:val="20"/>
+      </w:rPr>
+    </w:lvl>
+    <w:lvl w:ilvl="6" w:tentative="1">
+      <w:start w:val="1"/>
+      <w:numFmt w:val="bullet"/>
+      <w:lvlText w:val=""/>
+      <w:lvlJc w:val="left"/>
+      <w:pPr>
+        <w:tabs>
+          <w:tab w:val="num" w:pos="5040"/>
+        </w:tabs>
+        <w:ind w:left="5040" w:hanging="360"/>
+      </w:pPr>
+      <w:rPr>
+        <w:rFonts w:ascii="Wingdings" w:hAnsi="Wingdings" w:hint="default"/>
+        <w:sz w:val="20"/>
+      </w:rPr>
+    </w:lvl>
+    <w:lvl w:ilvl="7" w:tentative="1">
+      <w:start w:val="1"/>
+      <w:numFmt w:val="bullet"/>
+      <w:lvlText w:val=""/>
+      <w:lvlJc w:val="left"/>
+      <w:pPr>
+        <w:tabs>
+          <w:tab w:val="num" w:pos="5760"/>
+        </w:tabs>
+        <w:ind w:left="5760" w:hanging="360"/>
+      </w:pPr>
+      <w:rPr>
+        <w:rFonts w:ascii="Wingdings" w:hAnsi="Wingdings" w:hint="default"/>
+        <w:sz w:val="20"/>
+      </w:rPr>
+    </w:lvl>
+    <w:lvl w:ilvl="8" w:tentative="1">
+      <w:start w:val="1"/>
+      <w:numFmt w:val="bullet"/>
+      <w:lvlText w:val=""/>
+      <w:lvlJc w:val="left"/>
+      <w:pPr>
+        <w:tabs>
+          <w:tab w:val="num" w:pos="6480"/>
+        </w:tabs>
+        <w:ind w:left="6480" w:hanging="360"/>
+      </w:pPr>
+      <w:rPr>
+        <w:rFonts w:ascii="Wingdings" w:hAnsi="Wingdings" w:hint="default"/>
+        <w:sz w:val="20"/>
+      </w:rPr>
+    </w:lvl>
+  </w:abstractNum>
+  <w:abstractNum w:abstractNumId="41" w15:restartNumberingAfterBreak="0">
     <w:nsid w:val="7D6C7476"/>
     <w:multiLevelType w:val="hybridMultilevel"/>
     <w:tmpl w:val="C7BCFAC0"/>
@@ -6544,64 +12226,282 @@
       </w:pPr>
     </w:lvl>
   </w:abstractNum>
+  <w:abstractNum w:abstractNumId="42" w15:restartNumberingAfterBreak="0">
+    <w:nsid w:val="7E345C00"/>
+    <w:multiLevelType w:val="multilevel"/>
+    <w:tmpl w:val="49E413CA"/>
+    <w:lvl w:ilvl="0">
+      <w:start w:val="1"/>
+      <w:numFmt w:val="bullet"/>
+      <w:lvlText w:val=""/>
+      <w:lvlJc w:val="left"/>
+      <w:pPr>
+        <w:tabs>
+          <w:tab w:val="num" w:pos="720"/>
+        </w:tabs>
+        <w:ind w:left="720" w:hanging="360"/>
+      </w:pPr>
+      <w:rPr>
+        <w:rFonts w:ascii="Symbol" w:hAnsi="Symbol" w:hint="default"/>
+        <w:sz w:val="20"/>
+      </w:rPr>
+    </w:lvl>
+    <w:lvl w:ilvl="1" w:tentative="1">
+      <w:start w:val="1"/>
+      <w:numFmt w:val="bullet"/>
+      <w:lvlText w:val="o"/>
+      <w:lvlJc w:val="left"/>
+      <w:pPr>
+        <w:tabs>
+          <w:tab w:val="num" w:pos="1440"/>
+        </w:tabs>
+        <w:ind w:left="1440" w:hanging="360"/>
+      </w:pPr>
+      <w:rPr>
+        <w:rFonts w:ascii="Courier New" w:hAnsi="Courier New" w:hint="default"/>
+        <w:sz w:val="20"/>
+      </w:rPr>
+    </w:lvl>
+    <w:lvl w:ilvl="2" w:tentative="1">
+      <w:start w:val="1"/>
+      <w:numFmt w:val="bullet"/>
+      <w:lvlText w:val=""/>
+      <w:lvlJc w:val="left"/>
+      <w:pPr>
+        <w:tabs>
+          <w:tab w:val="num" w:pos="2160"/>
+        </w:tabs>
+        <w:ind w:left="2160" w:hanging="360"/>
+      </w:pPr>
+      <w:rPr>
+        <w:rFonts w:ascii="Wingdings" w:hAnsi="Wingdings" w:hint="default"/>
+        <w:sz w:val="20"/>
+      </w:rPr>
+    </w:lvl>
+    <w:lvl w:ilvl="3" w:tentative="1">
+      <w:start w:val="1"/>
+      <w:numFmt w:val="bullet"/>
+      <w:lvlText w:val=""/>
+      <w:lvlJc w:val="left"/>
+      <w:pPr>
+        <w:tabs>
+          <w:tab w:val="num" w:pos="2880"/>
+        </w:tabs>
+        <w:ind w:left="2880" w:hanging="360"/>
+      </w:pPr>
+      <w:rPr>
+        <w:rFonts w:ascii="Wingdings" w:hAnsi="Wingdings" w:hint="default"/>
+        <w:sz w:val="20"/>
+      </w:rPr>
+    </w:lvl>
+    <w:lvl w:ilvl="4" w:tentative="1">
+      <w:start w:val="1"/>
+      <w:numFmt w:val="bullet"/>
+      <w:lvlText w:val=""/>
+      <w:lvlJc w:val="left"/>
+      <w:pPr>
+        <w:tabs>
+          <w:tab w:val="num" w:pos="3600"/>
+        </w:tabs>
+        <w:ind w:left="3600" w:hanging="360"/>
+      </w:pPr>
+      <w:rPr>
+        <w:rFonts w:ascii="Wingdings" w:hAnsi="Wingdings" w:hint="default"/>
+        <w:sz w:val="20"/>
+      </w:rPr>
+    </w:lvl>
+    <w:lvl w:ilvl="5" w:tentative="1">
+      <w:start w:val="1"/>
+      <w:numFmt w:val="bullet"/>
+      <w:lvlText w:val=""/>
+      <w:lvlJc w:val="left"/>
+      <w:pPr>
+        <w:tabs>
+          <w:tab w:val="num" w:pos="4320"/>
+        </w:tabs>
+        <w:ind w:left="4320" w:hanging="360"/>
+      </w:pPr>
+      <w:rPr>
+        <w:rFonts w:ascii="Wingdings" w:hAnsi="Wingdings" w:hint="default"/>
+        <w:sz w:val="20"/>
+      </w:rPr>
+    </w:lvl>
+    <w:lvl w:ilvl="6" w:tentative="1">
+      <w:start w:val="1"/>
+      <w:numFmt w:val="bullet"/>
+      <w:lvlText w:val=""/>
+      <w:lvlJc w:val="left"/>
+      <w:pPr>
+        <w:tabs>
+          <w:tab w:val="num" w:pos="5040"/>
+        </w:tabs>
+        <w:ind w:left="5040" w:hanging="360"/>
+      </w:pPr>
+      <w:rPr>
+        <w:rFonts w:ascii="Wingdings" w:hAnsi="Wingdings" w:hint="default"/>
+        <w:sz w:val="20"/>
+      </w:rPr>
+    </w:lvl>
+    <w:lvl w:ilvl="7" w:tentative="1">
+      <w:start w:val="1"/>
+      <w:numFmt w:val="bullet"/>
+      <w:lvlText w:val=""/>
+      <w:lvlJc w:val="left"/>
+      <w:pPr>
+        <w:tabs>
+          <w:tab w:val="num" w:pos="5760"/>
+        </w:tabs>
+        <w:ind w:left="5760" w:hanging="360"/>
+      </w:pPr>
+      <w:rPr>
+        <w:rFonts w:ascii="Wingdings" w:hAnsi="Wingdings" w:hint="default"/>
+        <w:sz w:val="20"/>
+      </w:rPr>
+    </w:lvl>
+    <w:lvl w:ilvl="8" w:tentative="1">
+      <w:start w:val="1"/>
+      <w:numFmt w:val="bullet"/>
+      <w:lvlText w:val=""/>
+      <w:lvlJc w:val="left"/>
+      <w:pPr>
+        <w:tabs>
+          <w:tab w:val="num" w:pos="6480"/>
+        </w:tabs>
+        <w:ind w:left="6480" w:hanging="360"/>
+      </w:pPr>
+      <w:rPr>
+        <w:rFonts w:ascii="Wingdings" w:hAnsi="Wingdings" w:hint="default"/>
+        <w:sz w:val="20"/>
+      </w:rPr>
+    </w:lvl>
+  </w:abstractNum>
   <w:num w:numId="1" w16cid:durableId="1362197692">
-    <w:abstractNumId w:val="6"/>
+    <w:abstractNumId w:val="17"/>
   </w:num>
   <w:num w:numId="2" w16cid:durableId="2112435706">
     <w:abstractNumId w:val="0"/>
   </w:num>
   <w:num w:numId="3" w16cid:durableId="1930969503">
+    <w:abstractNumId w:val="19"/>
+  </w:num>
+  <w:num w:numId="4" w16cid:durableId="661203790">
+    <w:abstractNumId w:val="9"/>
+  </w:num>
+  <w:num w:numId="5" w16cid:durableId="1931617168">
+    <w:abstractNumId w:val="10"/>
+  </w:num>
+  <w:num w:numId="6" w16cid:durableId="1100030766">
+    <w:abstractNumId w:val="24"/>
+  </w:num>
+  <w:num w:numId="7" w16cid:durableId="428047082">
+    <w:abstractNumId w:val="29"/>
+  </w:num>
+  <w:num w:numId="8" w16cid:durableId="497236767">
+    <w:abstractNumId w:val="35"/>
+  </w:num>
+  <w:num w:numId="9" w16cid:durableId="1404642766">
+    <w:abstractNumId w:val="37"/>
+  </w:num>
+  <w:num w:numId="10" w16cid:durableId="1529219372">
+    <w:abstractNumId w:val="25"/>
+  </w:num>
+  <w:num w:numId="11" w16cid:durableId="1595701964">
+    <w:abstractNumId w:val="32"/>
+  </w:num>
+  <w:num w:numId="12" w16cid:durableId="238446553">
+    <w:abstractNumId w:val="41"/>
+  </w:num>
+  <w:num w:numId="13" w16cid:durableId="38672913">
+    <w:abstractNumId w:val="21"/>
+  </w:num>
+  <w:num w:numId="14" w16cid:durableId="1870141664">
+    <w:abstractNumId w:val="23"/>
+  </w:num>
+  <w:num w:numId="15" w16cid:durableId="459374186">
+    <w:abstractNumId w:val="14"/>
+  </w:num>
+  <w:num w:numId="16" w16cid:durableId="449519256">
+    <w:abstractNumId w:val="38"/>
+  </w:num>
+  <w:num w:numId="17" w16cid:durableId="1695762944">
+    <w:abstractNumId w:val="33"/>
+  </w:num>
+  <w:num w:numId="18" w16cid:durableId="1520392488">
+    <w:abstractNumId w:val="11"/>
+  </w:num>
+  <w:num w:numId="19" w16cid:durableId="1898934811">
+    <w:abstractNumId w:val="22"/>
+  </w:num>
+  <w:num w:numId="20" w16cid:durableId="1938976487">
+    <w:abstractNumId w:val="8"/>
+  </w:num>
+  <w:num w:numId="21" w16cid:durableId="1152403458">
+    <w:abstractNumId w:val="15"/>
+  </w:num>
+  <w:num w:numId="22" w16cid:durableId="590889876">
+    <w:abstractNumId w:val="27"/>
+  </w:num>
+  <w:num w:numId="23" w16cid:durableId="746344960">
+    <w:abstractNumId w:val="5"/>
+  </w:num>
+  <w:num w:numId="24" w16cid:durableId="1313485246">
+    <w:abstractNumId w:val="31"/>
+  </w:num>
+  <w:num w:numId="25" w16cid:durableId="1115754947">
+    <w:abstractNumId w:val="12"/>
+  </w:num>
+  <w:num w:numId="26" w16cid:durableId="1800302642">
+    <w:abstractNumId w:val="3"/>
+  </w:num>
+  <w:num w:numId="27" w16cid:durableId="1216350666">
+    <w:abstractNumId w:val="28"/>
+  </w:num>
+  <w:num w:numId="28" w16cid:durableId="1013990598">
+    <w:abstractNumId w:val="13"/>
+  </w:num>
+  <w:num w:numId="29" w16cid:durableId="1654675027">
+    <w:abstractNumId w:val="20"/>
+  </w:num>
+  <w:num w:numId="30" w16cid:durableId="1012146164">
+    <w:abstractNumId w:val="42"/>
+  </w:num>
+  <w:num w:numId="31" w16cid:durableId="565729517">
     <w:abstractNumId w:val="7"/>
   </w:num>
-  <w:num w:numId="4" w16cid:durableId="661203790">
+  <w:num w:numId="32" w16cid:durableId="1563322795">
+    <w:abstractNumId w:val="4"/>
+  </w:num>
+  <w:num w:numId="33" w16cid:durableId="441999558">
+    <w:abstractNumId w:val="40"/>
+  </w:num>
+  <w:num w:numId="34" w16cid:durableId="529296394">
+    <w:abstractNumId w:val="30"/>
+  </w:num>
+  <w:num w:numId="35" w16cid:durableId="864564401">
+    <w:abstractNumId w:val="36"/>
+  </w:num>
+  <w:num w:numId="36" w16cid:durableId="942033309">
+    <w:abstractNumId w:val="16"/>
+  </w:num>
+  <w:num w:numId="37" w16cid:durableId="965550911">
+    <w:abstractNumId w:val="6"/>
+  </w:num>
+  <w:num w:numId="38" w16cid:durableId="687173427">
+    <w:abstractNumId w:val="26"/>
+  </w:num>
+  <w:num w:numId="39" w16cid:durableId="1834687668">
+    <w:abstractNumId w:val="34"/>
+  </w:num>
+  <w:num w:numId="40" w16cid:durableId="822699092">
+    <w:abstractNumId w:val="39"/>
+  </w:num>
+  <w:num w:numId="41" w16cid:durableId="1175801144">
     <w:abstractNumId w:val="2"/>
   </w:num>
-  <w:num w:numId="5" w16cid:durableId="1931617168">
-    <w:abstractNumId w:val="3"/>
-  </w:num>
-  <w:num w:numId="6" w16cid:durableId="1100030766">
-    <w:abstractNumId w:val="11"/>
-  </w:num>
-  <w:num w:numId="7" w16cid:durableId="428047082">
-    <w:abstractNumId w:val="13"/>
-  </w:num>
-  <w:num w:numId="8" w16cid:durableId="497236767">
-    <w:abstractNumId w:val="16"/>
-  </w:num>
-  <w:num w:numId="9" w16cid:durableId="1404642766">
-    <w:abstractNumId w:val="17"/>
-  </w:num>
-  <w:num w:numId="10" w16cid:durableId="1529219372">
-    <w:abstractNumId w:val="12"/>
-  </w:num>
-  <w:num w:numId="11" w16cid:durableId="1595701964">
-    <w:abstractNumId w:val="14"/>
-  </w:num>
-  <w:num w:numId="12" w16cid:durableId="238446553">
-    <w:abstractNumId w:val="19"/>
-  </w:num>
-  <w:num w:numId="13" w16cid:durableId="38672913">
-    <w:abstractNumId w:val="8"/>
-  </w:num>
-  <w:num w:numId="14" w16cid:durableId="1870141664">
-    <w:abstractNumId w:val="10"/>
-  </w:num>
-  <w:num w:numId="15" w16cid:durableId="459374186">
-    <w:abstractNumId w:val="5"/>
-  </w:num>
-  <w:num w:numId="16" w16cid:durableId="449519256">
+  <w:num w:numId="42" w16cid:durableId="1191796337">
     <w:abstractNumId w:val="18"/>
   </w:num>
-  <w:num w:numId="17" w16cid:durableId="1695762944">
-    <w:abstractNumId w:val="15"/>
-  </w:num>
-  <w:num w:numId="18" w16cid:durableId="1520392488">
-    <w:abstractNumId w:val="4"/>
-  </w:num>
-  <w:num w:numId="19" w16cid:durableId="1898934811">
-    <w:abstractNumId w:val="9"/>
-  </w:num>
-  <w:num w:numId="20" w16cid:durableId="1938976487">
+  <w:num w:numId="43" w16cid:durableId="434635770">
     <w:abstractNumId w:val="1"/>
   </w:num>
   <w:numIdMacAtCleanup w:val="8"/>
@@ -6778,7 +12678,7 @@
     <w:lsdException w:name="Table Web 2" w:semiHidden="1" w:unhideWhenUsed="1"/>
     <w:lsdException w:name="Table Web 3" w:semiHidden="1" w:unhideWhenUsed="1"/>
     <w:lsdException w:name="Balloon Text" w:semiHidden="1" w:unhideWhenUsed="1"/>
-    <w:lsdException w:name="Table Grid" w:uiPriority="59"/>
+    <w:lsdException w:name="Table Grid" w:uiPriority="39"/>
     <w:lsdException w:name="Table Theme" w:semiHidden="1" w:unhideWhenUsed="1"/>
     <w:lsdException w:name="Placeholder Text" w:semiHidden="1"/>
     <w:lsdException w:name="No Spacing" w:locked="1" w:semiHidden="1" w:qFormat="1"/>
@@ -7288,7 +13188,6 @@
   <w:style w:type="character" w:default="1" w:styleId="a2">
     <w:name w:val="Default Paragraph Font"/>
     <w:uiPriority w:val="1"/>
-    <w:semiHidden/>
     <w:unhideWhenUsed/>
   </w:style>
   <w:style w:type="table" w:default="1" w:styleId="a3">
@@ -7638,7 +13537,7 @@
   <w:style w:type="table" w:styleId="ac">
     <w:name w:val="Table Grid"/>
     <w:basedOn w:val="a3"/>
-    <w:uiPriority w:val="59"/>
+    <w:uiPriority w:val="39"/>
     <w:rsid w:val="002D420C"/>
     <w:pPr>
       <w:spacing w:after="0" w:line="240" w:lineRule="auto"/>
@@ -8157,6 +14056,32 @@
       <w:color w:val="365F91" w:themeColor="accent1" w:themeShade="BF"/>
       <w:sz w:val="32"/>
       <w:szCs w:val="32"/>
+    </w:rPr>
+  </w:style>
+  <w:style w:type="paragraph" w:customStyle="1" w:styleId="ds-markdown-paragraph">
+    <w:name w:val="ds-markdown-paragraph"/>
+    <w:basedOn w:val="a1"/>
+    <w:rsid w:val="008513B1"/>
+    <w:pPr>
+      <w:spacing w:before="100" w:beforeAutospacing="1" w:after="100" w:afterAutospacing="1" w:line="240" w:lineRule="auto"/>
+      <w:ind w:firstLine="0"/>
+      <w:contextualSpacing w:val="0"/>
+      <w:jc w:val="left"/>
+    </w:pPr>
+    <w:rPr>
+      <w:rFonts w:eastAsia="Times New Roman" w:cs="Times New Roman"/>
+      <w:szCs w:val="24"/>
+    </w:rPr>
+  </w:style>
+  <w:style w:type="character" w:styleId="afc">
+    <w:name w:val="Strong"/>
+    <w:basedOn w:val="a2"/>
+    <w:uiPriority w:val="22"/>
+    <w:qFormat/>
+    <w:rsid w:val="008513B1"/>
+    <w:rPr>
+      <w:b/>
+      <w:bCs/>
     </w:rPr>
   </w:style>
 </w:styles>
@@ -8657,12 +14582,9 @@
 </file>
 
 <file path=customXml/item2.xml><?xml version="1.0" encoding="utf-8"?>
-<?mso-contentType ?>
-<FormTemplates xmlns="http://schemas.microsoft.com/sharepoint/v3/contenttype/forms">
-  <Display>DocumentLibraryForm</Display>
-  <Edit>DocumentLibraryForm</Edit>
-  <New>DocumentLibraryForm</New>
-</FormTemplates>
+<p:properties xmlns:p="http://schemas.microsoft.com/office/2006/metadata/properties" xmlns:xsi="http://www.w3.org/2001/XMLSchema-instance" xmlns:pc="http://schemas.microsoft.com/office/infopath/2007/PartnerControls">
+  <documentManagement/>
+</p:properties>
 </file>
 
 <file path=customXml/item3.xml><?xml version="1.0" encoding="utf-8"?>
@@ -8670,9 +14592,12 @@
 </file>
 
 <file path=customXml/item4.xml><?xml version="1.0" encoding="utf-8"?>
-<p:properties xmlns:p="http://schemas.microsoft.com/office/2006/metadata/properties" xmlns:xsi="http://www.w3.org/2001/XMLSchema-instance" xmlns:pc="http://schemas.microsoft.com/office/infopath/2007/PartnerControls">
-  <documentManagement/>
-</p:properties>
+<?mso-contentType ?>
+<FormTemplates xmlns="http://schemas.microsoft.com/sharepoint/v3/contenttype/forms">
+  <Display>DocumentLibraryForm</Display>
+  <Edit>DocumentLibraryForm</Edit>
+  <New>DocumentLibraryForm</New>
+</FormTemplates>
 </file>
 
 <file path=customXml/itemProps1.xml><?xml version="1.0" encoding="utf-8"?>
@@ -8695,9 +14620,10 @@
 </file>
 
 <file path=customXml/itemProps2.xml><?xml version="1.0" encoding="utf-8"?>
-<ds:datastoreItem xmlns:ds="http://schemas.openxmlformats.org/officeDocument/2006/customXml" ds:itemID="{C545EDB0-6DA9-4573-8FDA-4B7CDBF5EFD9}">
+<ds:datastoreItem xmlns:ds="http://schemas.openxmlformats.org/officeDocument/2006/customXml" ds:itemID="{D1D02F96-5624-48FE-AB5F-467181C3EDC1}">
   <ds:schemaRefs>
-    <ds:schemaRef ds:uri="http://schemas.microsoft.com/sharepoint/v3/contenttype/forms"/>
+    <ds:schemaRef ds:uri="http://schemas.microsoft.com/office/2006/metadata/properties"/>
+    <ds:schemaRef ds:uri="http://schemas.microsoft.com/office/infopath/2007/PartnerControls"/>
   </ds:schemaRefs>
 </ds:datastoreItem>
 </file>
@@ -8711,10 +14637,9 @@
 </file>
 
 <file path=customXml/itemProps4.xml><?xml version="1.0" encoding="utf-8"?>
-<ds:datastoreItem xmlns:ds="http://schemas.openxmlformats.org/officeDocument/2006/customXml" ds:itemID="{D1D02F96-5624-48FE-AB5F-467181C3EDC1}">
+<ds:datastoreItem xmlns:ds="http://schemas.openxmlformats.org/officeDocument/2006/customXml" ds:itemID="{C545EDB0-6DA9-4573-8FDA-4B7CDBF5EFD9}">
   <ds:schemaRefs>
-    <ds:schemaRef ds:uri="http://schemas.microsoft.com/office/2006/metadata/properties"/>
-    <ds:schemaRef ds:uri="http://schemas.microsoft.com/office/infopath/2007/PartnerControls"/>
+    <ds:schemaRef ds:uri="http://schemas.microsoft.com/sharepoint/v3/contenttype/forms"/>
   </ds:schemaRefs>
 </ds:datastoreItem>
 </file>
--- a/ТЗ/Прототип ТЗ.docx
+++ b/ТЗ/Прототип ТЗ.docx
@@ -3092,12 +3092,36 @@
         <w:t>Змейка</w:t>
       </w:r>
       <w:r>
-        <w:t>», в котором описаны общие сведения о разработке, описании предметной области, требования к системе, требования к функции.</w:t>
-      </w:r>
-    </w:p>
-    <w:p>
-      <w:r>
-        <w:t>Документ регламентирует этапы и сроки разработки, результаты этапов разработки, процедуру приёма-сдаточных испытаний.</w:t>
+        <w:t xml:space="preserve">», в котором описаны общие сведения о разработке, описании предметной области, требования к системе, </w:t>
+      </w:r>
+      <w:r>
+        <w:rPr>
+          <w:highlight w:val="yellow"/>
+        </w:rPr>
+        <w:t>требования к функции.</w:t>
+      </w:r>
+    </w:p>
+    <w:p>
+      <w:r>
+        <w:t xml:space="preserve">Документ регламентирует этапы и сроки </w:t>
+      </w:r>
+      <w:r>
+        <w:rPr>
+          <w:highlight w:val="yellow"/>
+        </w:rPr>
+        <w:t>разработки</w:t>
+      </w:r>
+      <w:r>
+        <w:t xml:space="preserve">, результаты этапов </w:t>
+      </w:r>
+      <w:r>
+        <w:rPr>
+          <w:highlight w:val="yellow"/>
+        </w:rPr>
+        <w:t>разработки</w:t>
+      </w:r>
+      <w:r>
+        <w:t>, процедуру приёма-сдаточных испытаний.</w:t>
       </w:r>
     </w:p>
     <w:p>
@@ -3550,16 +3574,7 @@
     </w:p>
     <w:p>
       <w:r>
-        <w:t>Программный продукт предназначен для организации</w:t>
-      </w:r>
-      <w:r>
-        <w:t xml:space="preserve"> </w:t>
-      </w:r>
-      <w:r>
-        <w:t>участия</w:t>
-      </w:r>
-      <w:r>
-        <w:t xml:space="preserve"> </w:t>
+        <w:t xml:space="preserve">Программный продукт предназначен для организации участия </w:t>
       </w:r>
       <w:r>
         <w:t>пользователя</w:t>
@@ -3888,6 +3903,8 @@
     </w:p>
     <w:p>
       <w:pPr>
+        <w:ind w:firstLine="0"/>
+        <w:jc w:val="center"/>
         <w:rPr>
           <w:rFonts w:eastAsia="Times New Roman" w:cs="Times New Roman"/>
           <w:szCs w:val="24"/>
@@ -4138,6 +4155,9 @@
       </w:r>
       <w:proofErr w:type="gramStart"/>
       <w:r>
+        <w:rPr>
+          <w:highlight w:val="yellow"/>
+        </w:rPr>
         <w:t>какого либо</w:t>
       </w:r>
       <w:proofErr w:type="gramEnd"/>
@@ -4487,6 +4507,9 @@
       </w:r>
       <w:proofErr w:type="gramStart"/>
       <w:r>
+        <w:rPr>
+          <w:highlight w:val="yellow"/>
+        </w:rPr>
         <w:t>какого либо</w:t>
       </w:r>
       <w:proofErr w:type="gramEnd"/>
@@ -4504,6 +4527,9 @@
       </w:r>
       <w:proofErr w:type="gramStart"/>
       <w:r>
+        <w:rPr>
+          <w:highlight w:val="yellow"/>
+        </w:rPr>
         <w:t>какого либо</w:t>
       </w:r>
       <w:proofErr w:type="gramEnd"/>
@@ -4900,13 +4926,7 @@
         <w:t>Цель игры</w:t>
       </w:r>
       <w:r>
-        <w:t xml:space="preserve"> – управлять змейкой с помощью клавиш-стрелок, собирая еду. При каждом съедании еды длина змейки увеличивается на один сегмент, а счёт игрока возрастает на 1. Игра продолжается до тех пор, пока змейка не столкнётся с границей поля или с собственным хвостом. В этом случае игра завершается, на экране появляется сообщение </w:t>
-      </w:r>
-      <w:r>
-        <w:t>и поражении. А также игра прекращается если размер змейки стал равен игровому полю и тогда появляется сообщение о выигрыше</w:t>
-      </w:r>
-      <w:r>
-        <w:t>.</w:t>
+        <w:t xml:space="preserve"> – управлять змейкой с помощью клавиш-стрелок, собирая еду. При каждом съедании еды длина змейки увеличивается на один сегмент, а счёт игрока возрастает на 1. Игра продолжается до тех пор, пока змейка не столкнётся с границей поля или с собственным хвостом. В этом случае игра завершается, на экране появляется сообщение и поражении. А также игра прекращается если размер змейки стал равен игровому полю и тогда появляется сообщение о выигрыше.</w:t>
       </w:r>
     </w:p>
     <w:p>
@@ -4962,13 +4982,7 @@
         <w:pStyle w:val="a0"/>
       </w:pPr>
       <w:r>
-        <w:t>при завершении игры программа должна отобразить сообщение о проигрыше и</w:t>
-      </w:r>
-      <w:r>
-        <w:t>ли выигрыше</w:t>
-      </w:r>
-      <w:r>
-        <w:t>;</w:t>
+        <w:t>при завершении игры программа должна отобразить сообщение о проигрыше или выигрыше;</w:t>
       </w:r>
     </w:p>
     <w:p>
@@ -5051,10 +5065,7 @@
         <w:pStyle w:val="a0"/>
       </w:pPr>
       <w:r>
-        <w:t>и</w:t>
-      </w:r>
-      <w:r>
-        <w:t>нтерфейс игры должен быть выполнен в единой цветовой гамме с преобладанием фиолетовых оттенков</w:t>
+        <w:t>интерфейс игры должен быть выполнен в единой цветовой гамме с преобладанием фиолетовых оттенков</w:t>
       </w:r>
       <w:r>
         <w:t>;</w:t>
@@ -5288,10 +5299,7 @@
         <w:pStyle w:val="a9"/>
       </w:pPr>
       <w:r>
-        <w:t xml:space="preserve">Рисунок 1 – Прототип </w:t>
-      </w:r>
-      <w:r>
-        <w:t>игрового процесса</w:t>
+        <w:t>Рисунок 1 – Прототип игрового процесса</w:t>
       </w:r>
     </w:p>
     <w:p/>
@@ -5380,13 +5388,7 @@
     </w:p>
     <w:p>
       <w:r>
-        <w:t xml:space="preserve">Требования к </w:t>
-      </w:r>
-      <w:r>
-        <w:t>лингвистическому</w:t>
-      </w:r>
-      <w:r>
-        <w:t xml:space="preserve"> обеспечению не предъявляются.</w:t>
+        <w:t>Требования к лингвистическому обеспечению не предъявляются.</w:t>
       </w:r>
     </w:p>
     <w:p>
@@ -5491,16 +5493,7 @@
         <w:t xml:space="preserve">: </w:t>
       </w:r>
       <w:r>
-        <w:t>«</w:t>
-      </w:r>
-      <w:r>
-        <w:t>Windows</w:t>
-      </w:r>
-      <w:r>
-        <w:t>»</w:t>
-      </w:r>
-      <w:r>
-        <w:t>: 7, 8, 10, 11</w:t>
+        <w:t>«Windows»: 7, 8, 10, 11</w:t>
       </w:r>
       <w:r>
         <w:t>.</w:t>
@@ -5534,16 +5527,7 @@
         <w:t xml:space="preserve">: </w:t>
       </w:r>
       <w:r>
-        <w:t>1280</w:t>
-      </w:r>
-      <w:r>
-        <w:t xml:space="preserve"> × </w:t>
-      </w:r>
-      <w:r>
-        <w:t>800</w:t>
-      </w:r>
-      <w:r>
-        <w:t xml:space="preserve"> пикселей</w:t>
+        <w:t>1280 × 800 пикселей</w:t>
       </w:r>
       <w:r>
         <w:t>.</w:t>
@@ -5884,10 +5868,7 @@
         <w:pStyle w:val="a0"/>
       </w:pPr>
       <w:r>
-        <w:t>реализация и тестирование</w:t>
-      </w:r>
-      <w:r>
-        <w:t xml:space="preserve"> (написание кода на Python с использованием </w:t>
+        <w:t xml:space="preserve">реализация и тестирование (написание кода на Python с использованием </w:t>
       </w:r>
       <w:proofErr w:type="spellStart"/>
       <w:r>
@@ -5906,10 +5887,7 @@
         <w:pStyle w:val="a0"/>
       </w:pPr>
       <w:r>
-        <w:t xml:space="preserve">внедрение и </w:t>
-      </w:r>
-      <w:r>
-        <w:t>подготовка эксплуатационной документации (техническое задание, руководство пользователя, программа и методика испытаний, отчёт по учебной практике).</w:t>
+        <w:t>внедрение и подготовка эксплуатационной документации (техническое задание, руководство пользователя, программа и методика испытаний, отчёт по учебной практике).</w:t>
       </w:r>
     </w:p>
     <w:p>
@@ -13188,6 +13166,7 @@
   <w:style w:type="character" w:default="1" w:styleId="a2">
     <w:name w:val="Default Paragraph Font"/>
     <w:uiPriority w:val="1"/>
+    <w:semiHidden/>
     <w:unhideWhenUsed/>
   </w:style>
   <w:style w:type="table" w:default="1" w:styleId="a3">
@@ -14373,6 +14352,25 @@
 </file>
 
 <file path=customXml/item1.xml><?xml version="1.0" encoding="utf-8"?>
+<?mso-contentType ?>
+<FormTemplates xmlns="http://schemas.microsoft.com/sharepoint/v3/contenttype/forms">
+  <Display>DocumentLibraryForm</Display>
+  <Edit>DocumentLibraryForm</Edit>
+  <New>DocumentLibraryForm</New>
+</FormTemplates>
+</file>
+
+<file path=customXml/item2.xml><?xml version="1.0" encoding="utf-8"?>
+<b:Sources xmlns:b="http://schemas.openxmlformats.org/officeDocument/2006/bibliography" xmlns="http://schemas.openxmlformats.org/officeDocument/2006/bibliography" SelectedStyle="\APASixthEditionOfficeOnline.xsl" StyleName="APA" Version="6"/>
+</file>
+
+<file path=customXml/item3.xml><?xml version="1.0" encoding="utf-8"?>
+<p:properties xmlns:p="http://schemas.microsoft.com/office/2006/metadata/properties" xmlns:xsi="http://www.w3.org/2001/XMLSchema-instance" xmlns:pc="http://schemas.microsoft.com/office/infopath/2007/PartnerControls">
+  <documentManagement/>
+</p:properties>
+</file>
+
+<file path=customXml/item4.xml><?xml version="1.0" encoding="utf-8"?>
 <ct:contentTypeSchema xmlns:ct="http://schemas.microsoft.com/office/2006/metadata/contentType" xmlns:ma="http://schemas.microsoft.com/office/2006/metadata/properties/metaAttributes" ct:_="" ma:_="" ma:contentTypeName="Документ" ma:contentTypeID="0x010100895006E4339BF24CAA0F5B167E451061" ma:contentTypeVersion="11" ma:contentTypeDescription="Создание документа." ma:contentTypeScope="" ma:versionID="ee66b34cdb7d5be00a86ac9db559fc97">
   <xsd:schema xmlns:xsd="http://www.w3.org/2001/XMLSchema" xmlns:xs="http://www.w3.org/2001/XMLSchema" xmlns:p="http://schemas.microsoft.com/office/2006/metadata/properties" xmlns:ns3="a1eb269e-cbf3-465a-8e4a-8d42bc45f09f" xmlns:ns4="a042d032-8e16-4c5e-a37e-70d449039bd2" targetNamespace="http://schemas.microsoft.com/office/2006/metadata/properties" ma:root="true" ma:fieldsID="9831aabdbf23b96857ccdb3f4e1a7ec2" ns3:_="" ns4:_="">
     <xsd:import namespace="a1eb269e-cbf3-465a-8e4a-8d42bc45f09f"/>
@@ -14581,26 +14579,32 @@
 </ct:contentTypeSchema>
 </file>
 
-<file path=customXml/item2.xml><?xml version="1.0" encoding="utf-8"?>
-<p:properties xmlns:p="http://schemas.microsoft.com/office/2006/metadata/properties" xmlns:xsi="http://www.w3.org/2001/XMLSchema-instance" xmlns:pc="http://schemas.microsoft.com/office/infopath/2007/PartnerControls">
-  <documentManagement/>
-</p:properties>
+<file path=customXml/itemProps1.xml><?xml version="1.0" encoding="utf-8"?>
+<ds:datastoreItem xmlns:ds="http://schemas.openxmlformats.org/officeDocument/2006/customXml" ds:itemID="{C545EDB0-6DA9-4573-8FDA-4B7CDBF5EFD9}">
+  <ds:schemaRefs>
+    <ds:schemaRef ds:uri="http://schemas.microsoft.com/sharepoint/v3/contenttype/forms"/>
+  </ds:schemaRefs>
+</ds:datastoreItem>
 </file>
 
-<file path=customXml/item3.xml><?xml version="1.0" encoding="utf-8"?>
-<b:Sources xmlns:b="http://schemas.openxmlformats.org/officeDocument/2006/bibliography" xmlns="http://schemas.openxmlformats.org/officeDocument/2006/bibliography" SelectedStyle="\APASixthEditionOfficeOnline.xsl" StyleName="APA" Version="6"/>
+<file path=customXml/itemProps2.xml><?xml version="1.0" encoding="utf-8"?>
+<ds:datastoreItem xmlns:ds="http://schemas.openxmlformats.org/officeDocument/2006/customXml" ds:itemID="{C6797151-1BD6-44DD-A7CD-9B1CAC660583}">
+  <ds:schemaRefs>
+    <ds:schemaRef ds:uri="http://schemas.openxmlformats.org/officeDocument/2006/bibliography"/>
+  </ds:schemaRefs>
+</ds:datastoreItem>
 </file>
 
-<file path=customXml/item4.xml><?xml version="1.0" encoding="utf-8"?>
-<?mso-contentType ?>
-<FormTemplates xmlns="http://schemas.microsoft.com/sharepoint/v3/contenttype/forms">
-  <Display>DocumentLibraryForm</Display>
-  <Edit>DocumentLibraryForm</Edit>
-  <New>DocumentLibraryForm</New>
-</FormTemplates>
+<file path=customXml/itemProps3.xml><?xml version="1.0" encoding="utf-8"?>
+<ds:datastoreItem xmlns:ds="http://schemas.openxmlformats.org/officeDocument/2006/customXml" ds:itemID="{D1D02F96-5624-48FE-AB5F-467181C3EDC1}">
+  <ds:schemaRefs>
+    <ds:schemaRef ds:uri="http://schemas.microsoft.com/office/2006/metadata/properties"/>
+    <ds:schemaRef ds:uri="http://schemas.microsoft.com/office/infopath/2007/PartnerControls"/>
+  </ds:schemaRefs>
+</ds:datastoreItem>
 </file>
 
-<file path=customXml/itemProps1.xml><?xml version="1.0" encoding="utf-8"?>
+<file path=customXml/itemProps4.xml><?xml version="1.0" encoding="utf-8"?>
 <ds:datastoreItem xmlns:ds="http://schemas.openxmlformats.org/officeDocument/2006/customXml" ds:itemID="{BE06CD11-97E7-4DA4-A1E7-C20845DD652C}">
   <ds:schemaRefs>
     <ds:schemaRef ds:uri="http://schemas.microsoft.com/office/2006/metadata/contentType"/>
@@ -14617,29 +14621,4 @@
     <ds:schemaRef ds:uri="http://schemas.microsoft.com/internal/obd"/>
   </ds:schemaRefs>
 </ds:datastoreItem>
-</file>
-
-<file path=customXml/itemProps2.xml><?xml version="1.0" encoding="utf-8"?>
-<ds:datastoreItem xmlns:ds="http://schemas.openxmlformats.org/officeDocument/2006/customXml" ds:itemID="{D1D02F96-5624-48FE-AB5F-467181C3EDC1}">
-  <ds:schemaRefs>
-    <ds:schemaRef ds:uri="http://schemas.microsoft.com/office/2006/metadata/properties"/>
-    <ds:schemaRef ds:uri="http://schemas.microsoft.com/office/infopath/2007/PartnerControls"/>
-  </ds:schemaRefs>
-</ds:datastoreItem>
-</file>
-
-<file path=customXml/itemProps3.xml><?xml version="1.0" encoding="utf-8"?>
-<ds:datastoreItem xmlns:ds="http://schemas.openxmlformats.org/officeDocument/2006/customXml" ds:itemID="{C6797151-1BD6-44DD-A7CD-9B1CAC660583}">
-  <ds:schemaRefs>
-    <ds:schemaRef ds:uri="http://schemas.openxmlformats.org/officeDocument/2006/bibliography"/>
-  </ds:schemaRefs>
-</ds:datastoreItem>
-</file>
-
-<file path=customXml/itemProps4.xml><?xml version="1.0" encoding="utf-8"?>
-<ds:datastoreItem xmlns:ds="http://schemas.openxmlformats.org/officeDocument/2006/customXml" ds:itemID="{C545EDB0-6DA9-4573-8FDA-4B7CDBF5EFD9}">
-  <ds:schemaRefs>
-    <ds:schemaRef ds:uri="http://schemas.microsoft.com/sharepoint/v3/contenttype/forms"/>
-  </ds:schemaRefs>
-</ds:datastoreItem>
 </file>
--- a/ТЗ/Прототип ТЗ.docx
+++ b/ТЗ/Прототип ТЗ.docx
@@ -3035,6 +3035,9 @@
           </w:hyperlink>
         </w:p>
         <w:p>
+          <w:pPr>
+            <w:ind w:firstLine="0"/>
+          </w:pPr>
           <w:r>
             <w:rPr>
               <w:bCs/>
@@ -3092,36 +3095,36 @@
         <w:t>Змейка</w:t>
       </w:r>
       <w:r>
-        <w:t xml:space="preserve">», в котором описаны общие сведения о разработке, описании предметной области, требования к системе, </w:t>
-      </w:r>
-      <w:r>
-        <w:rPr>
-          <w:highlight w:val="yellow"/>
-        </w:rPr>
-        <w:t>требования к функции.</w:t>
-      </w:r>
-    </w:p>
-    <w:p>
-      <w:r>
-        <w:t xml:space="preserve">Документ регламентирует этапы и сроки </w:t>
-      </w:r>
-      <w:r>
-        <w:rPr>
-          <w:highlight w:val="yellow"/>
-        </w:rPr>
-        <w:t>разработки</w:t>
-      </w:r>
-      <w:r>
-        <w:t xml:space="preserve">, результаты этапов </w:t>
-      </w:r>
-      <w:r>
-        <w:rPr>
-          <w:highlight w:val="yellow"/>
-        </w:rPr>
-        <w:t>разработки</w:t>
-      </w:r>
-      <w:r>
-        <w:t>, процедуру приёма-сдаточных испытаний.</w:t>
+        <w:t>», в котором описаны общие сведения о разработке, описании предметной области</w:t>
+      </w:r>
+      <w:r>
+        <w:t xml:space="preserve"> </w:t>
+      </w:r>
+      <w:r>
+        <w:t>и</w:t>
+      </w:r>
+      <w:r>
+        <w:t xml:space="preserve"> требования к системе</w:t>
+      </w:r>
+      <w:r>
+        <w:t>.</w:t>
+      </w:r>
+    </w:p>
+    <w:p>
+      <w:r>
+        <w:t>Документ регламентирует этапы и сроки</w:t>
+      </w:r>
+      <w:r>
+        <w:t>,</w:t>
+      </w:r>
+      <w:r>
+        <w:t xml:space="preserve"> результаты этапов </w:t>
+      </w:r>
+      <w:r>
+        <w:t>разработки,</w:t>
+      </w:r>
+      <w:r>
+        <w:t xml:space="preserve"> процедуру приёма-сдаточных испытаний.</w:t>
       </w:r>
     </w:p>
     <w:p>
@@ -3324,6 +3327,9 @@
     <w:p>
       <w:pPr>
         <w:pStyle w:val="1"/>
+        <w:rPr>
+          <w:lang w:val="en-US"/>
+        </w:rPr>
       </w:pPr>
       <w:r>
         <w:lastRenderedPageBreak/>
@@ -3332,6 +3338,17 @@
       <w:bookmarkEnd w:id="5"/>
     </w:p>
     <w:p>
+      <w:r>
+        <w:t>В данном разделе настоящего технического задания описываются основные сведения разработки игры «</w:t>
+      </w:r>
+      <w:r>
+        <w:t>Змейка</w:t>
+      </w:r>
+      <w:r>
+        <w:t>».</w:t>
+      </w:r>
+    </w:p>
+    <w:p>
       <w:pPr>
         <w:pStyle w:val="2"/>
       </w:pPr>
@@ -3342,15 +3359,21 @@
       <w:bookmarkEnd w:id="6"/>
     </w:p>
     <w:p>
-      <w:r>
-        <w:t>Игра «Змейка»</w:t>
+      <w:bookmarkStart w:id="7" w:name="_Toc193826838"/>
+      <w:r>
+        <w:t>Наименование игры, разрабатываемой в форме учебной практики: «</w:t>
+      </w:r>
+      <w:r>
+        <w:t>Змейка</w:t>
+      </w:r>
+      <w:r>
+        <w:t>».</w:t>
       </w:r>
     </w:p>
     <w:p>
       <w:pPr>
         <w:pStyle w:val="2"/>
       </w:pPr>
-      <w:bookmarkStart w:id="7" w:name="_Toc193826838"/>
       <w:r>
         <w:t>Цель и задачи</w:t>
       </w:r>
@@ -3555,6 +3578,7 @@
       </w:pPr>
       <w:bookmarkStart w:id="10" w:name="_Toc193826841"/>
       <w:r>
+        <w:lastRenderedPageBreak/>
         <w:t>Назначение разработки</w:t>
       </w:r>
       <w:bookmarkEnd w:id="10"/>
@@ -3563,6 +3587,17 @@
       </w:r>
     </w:p>
     <w:p>
+      <w:r>
+        <w:t>В данном разделе настоящего технического задания описывается назначение разработки игры «</w:t>
+      </w:r>
+      <w:r>
+        <w:t>Змейка</w:t>
+      </w:r>
+      <w:r>
+        <w:t>».</w:t>
+      </w:r>
+    </w:p>
+    <w:p>
       <w:pPr>
         <w:pStyle w:val="3"/>
       </w:pPr>
@@ -3582,14 +3617,12 @@
       <w:r>
         <w:t xml:space="preserve"> в игровом процессе </w:t>
       </w:r>
-      <w:proofErr w:type="gramStart"/>
       <w:r>
         <w:t xml:space="preserve">классической </w:t>
       </w:r>
       <w:r>
-        <w:t xml:space="preserve"> игры</w:t>
-      </w:r>
-      <w:proofErr w:type="gramEnd"/>
+        <w:t>игры</w:t>
+      </w:r>
       <w:r>
         <w:t xml:space="preserve"> </w:t>
       </w:r>
@@ -3608,7 +3641,6 @@
         <w:pStyle w:val="a0"/>
       </w:pPr>
       <w:r>
-        <w:lastRenderedPageBreak/>
         <w:t>запуск и управление игрой;</w:t>
       </w:r>
     </w:p>
@@ -3636,7 +3668,6 @@
         <w:t>завершение игры при столкновении и отображение сообщения о проигрыше.</w:t>
       </w:r>
     </w:p>
-    <w:p/>
     <w:p>
       <w:pPr>
         <w:pStyle w:val="3"/>
@@ -3670,9 +3701,27 @@
       <w:bookmarkEnd w:id="13"/>
     </w:p>
     <w:p>
-      <w:pPr>
-        <w:ind w:firstLine="0"/>
-      </w:pPr>
+      <w:r>
+        <w:t>В данном разделе настоящего технического задания описыв</w:t>
+      </w:r>
+      <w:r>
+        <w:t>ается</w:t>
+      </w:r>
+      <w:r>
+        <w:t xml:space="preserve"> </w:t>
+      </w:r>
+      <w:r>
+        <w:t>анализ</w:t>
+      </w:r>
+      <w:r>
+        <w:t xml:space="preserve"> </w:t>
+      </w:r>
+      <w:r>
+        <w:t>предметной области</w:t>
+      </w:r>
+      <w:r>
+        <w:t>.</w:t>
+      </w:r>
     </w:p>
     <w:p>
       <w:pPr>
@@ -3984,6 +4033,7 @@
           <w:rFonts w:eastAsia="Times New Roman" w:cs="Times New Roman"/>
           <w:szCs w:val="24"/>
         </w:rPr>
+        <w:lastRenderedPageBreak/>
         <w:t xml:space="preserve">Змейка! (см. рисунок 1) – традиционная игра змейка, из популярного магазина приложений </w:t>
       </w:r>
       <w:r>
@@ -4062,7 +4112,6 @@
           <w:rFonts w:eastAsiaTheme="majorEastAsia" w:cs="Times New Roman"/>
           <w:szCs w:val="24"/>
         </w:rPr>
-        <w:lastRenderedPageBreak/>
         <w:t>Преимущества</w:t>
       </w:r>
       <w:r>
@@ -4079,10 +4128,13 @@
         <w:pStyle w:val="a0"/>
       </w:pPr>
       <w:r>
-        <w:t>п</w:t>
-      </w:r>
-      <w:r>
-        <w:t>ростая, но затягивающая механика;</w:t>
+        <w:t>к</w:t>
+      </w:r>
+      <w:r>
+        <w:t>орректная и четкая обработка столкновений со стенами</w:t>
+      </w:r>
+      <w:r>
+        <w:t>;</w:t>
       </w:r>
     </w:p>
     <w:p>
@@ -4090,7 +4142,13 @@
         <w:pStyle w:val="a0"/>
       </w:pPr>
       <w:r>
-        <w:t>ностальгичный визуальный стиль;</w:t>
+        <w:t>к</w:t>
+      </w:r>
+      <w:r>
+        <w:t>орректная и четкая обработка с собственным хвостом</w:t>
+      </w:r>
+      <w:r>
+        <w:t>;</w:t>
       </w:r>
     </w:p>
     <w:p>
@@ -4131,7 +4189,19 @@
         <w:t>н</w:t>
       </w:r>
       <w:r>
-        <w:t>едоработана логика передвижения змейки</w:t>
+        <w:t>едоработан</w:t>
+      </w:r>
+      <w:r>
+        <w:t>н</w:t>
+      </w:r>
+      <w:r>
+        <w:t>а</w:t>
+      </w:r>
+      <w:r>
+        <w:t>я</w:t>
+      </w:r>
+      <w:r>
+        <w:t xml:space="preserve"> логика передвижения змейки</w:t>
       </w:r>
       <w:r>
         <w:t xml:space="preserve"> </w:t>
@@ -4153,14 +4223,15 @@
       <w:r>
         <w:t xml:space="preserve">отсутствие </w:t>
       </w:r>
-      <w:proofErr w:type="gramStart"/>
-      <w:r>
-        <w:rPr>
-          <w:highlight w:val="yellow"/>
-        </w:rPr>
-        <w:t>какого либо</w:t>
-      </w:r>
-      <w:proofErr w:type="gramEnd"/>
+      <w:r>
+        <w:t>какого</w:t>
+      </w:r>
+      <w:r>
+        <w:t xml:space="preserve"> -</w:t>
+      </w:r>
+      <w:r>
+        <w:t xml:space="preserve"> либо</w:t>
+      </w:r>
       <w:r>
         <w:t xml:space="preserve"> экрана проигрыша</w:t>
       </w:r>
@@ -4255,12 +4326,27 @@
           <w:rFonts w:eastAsia="Times New Roman" w:cs="Times New Roman"/>
           <w:szCs w:val="24"/>
         </w:rPr>
-        <w:t>, 27 фев. 2024года:</w:t>
-      </w:r>
-    </w:p>
-    <w:p>
-      <w:pPr>
-        <w:ind w:firstLine="643"/>
+        <w:t>, 27 фев. 2024</w:t>
+      </w:r>
+      <w:r>
+        <w:rPr>
+          <w:rFonts w:eastAsia="Times New Roman" w:cs="Times New Roman"/>
+          <w:szCs w:val="24"/>
+        </w:rPr>
+        <w:t xml:space="preserve"> </w:t>
+      </w:r>
+      <w:r>
+        <w:rPr>
+          <w:rFonts w:eastAsia="Times New Roman" w:cs="Times New Roman"/>
+          <w:szCs w:val="24"/>
+        </w:rPr>
+        <w:t>года:</w:t>
+      </w:r>
+    </w:p>
+    <w:p>
+      <w:pPr>
+        <w:ind w:firstLine="0"/>
+        <w:jc w:val="center"/>
         <w:rPr>
           <w:rFonts w:eastAsia="Times New Roman" w:cs="Times New Roman"/>
           <w:szCs w:val="24"/>
@@ -4318,122 +4404,165 @@
     </w:p>
     <w:p>
       <w:pPr>
-        <w:pStyle w:val="a0"/>
-        <w:numPr>
-          <w:ilvl w:val="0"/>
-          <w:numId w:val="0"/>
-        </w:numPr>
-        <w:ind w:left="1494"/>
-        <w:rPr>
-          <w:rFonts w:cs="Times New Roman"/>
+        <w:pStyle w:val="a9"/>
+      </w:pPr>
+      <w:r>
+        <w:t>Рисунок 2 – Скриншот интерфейса игры «Змейка 2</w:t>
+      </w:r>
+      <w:r>
+        <w:rPr>
+          <w:lang w:val="en-US"/>
+        </w:rPr>
+        <w:t>D</w:t>
+      </w:r>
+      <w:r>
+        <w:t>»</w:t>
+      </w:r>
+    </w:p>
+    <w:p>
+      <w:pPr>
+        <w:rPr>
+          <w:rFonts w:eastAsiaTheme="majorEastAsia" w:cs="Times New Roman"/>
           <w:szCs w:val="24"/>
         </w:rPr>
       </w:pPr>
       <w:r>
         <w:rPr>
-          <w:rFonts w:cs="Times New Roman"/>
+          <w:rFonts w:eastAsia="Times New Roman" w:cs="Times New Roman"/>
           <w:szCs w:val="24"/>
         </w:rPr>
-        <w:t>Рисунок 2 – Скриншот интерфейса игры «Змейка 2</w:t>
-      </w:r>
-      <w:r>
+        <w:t>Змейка 2</w:t>
+      </w:r>
+      <w:r>
+        <w:rPr>
+          <w:rFonts w:eastAsia="Times New Roman" w:cs="Times New Roman"/>
+          <w:szCs w:val="24"/>
+          <w:lang w:val="en-US"/>
+        </w:rPr>
+        <w:t>D</w:t>
+      </w:r>
+      <w:r>
+        <w:rPr>
+          <w:rFonts w:eastAsia="Times New Roman" w:cs="Times New Roman"/>
+          <w:szCs w:val="24"/>
+        </w:rPr>
+        <w:t xml:space="preserve"> (см. рисунок 2) – классическая аркадная змейка, из популярного магазина приложений </w:t>
+      </w:r>
+      <w:proofErr w:type="spellStart"/>
+      <w:r>
+        <w:rPr>
+          <w:rFonts w:eastAsia="Times New Roman" w:cs="Times New Roman"/>
+          <w:szCs w:val="24"/>
+          <w:lang w:val="en-US"/>
+        </w:rPr>
+        <w:t>Rustore</w:t>
+      </w:r>
+      <w:proofErr w:type="spellEnd"/>
+      <w:r>
+        <w:rPr>
+          <w:rFonts w:eastAsia="Times New Roman" w:cs="Times New Roman"/>
+          <w:szCs w:val="24"/>
+        </w:rPr>
+        <w:t xml:space="preserve">. Была разработана в 27фев. 2024 года разработчиком </w:t>
+      </w:r>
+      <w:r>
+        <w:rPr>
+          <w:rFonts w:eastAsia="Times New Roman" w:cs="Times New Roman"/>
+          <w:szCs w:val="24"/>
+          <w:lang w:val="en-US"/>
+        </w:rPr>
+        <w:t>DevKD</w:t>
+      </w:r>
+      <w:r>
+        <w:rPr>
+          <w:rFonts w:eastAsiaTheme="majorEastAsia" w:cs="Times New Roman"/>
+          <w:szCs w:val="24"/>
+        </w:rPr>
+        <w:t>.</w:t>
+      </w:r>
+    </w:p>
+    <w:p>
+      <w:pPr>
         <w:rPr>
           <w:rFonts w:cs="Times New Roman"/>
           <w:szCs w:val="24"/>
           <w:lang w:val="en-US"/>
         </w:rPr>
-        <w:t>D</w:t>
-      </w:r>
-      <w:r>
-        <w:rPr>
-          <w:rFonts w:cs="Times New Roman"/>
-          <w:szCs w:val="24"/>
-        </w:rPr>
-        <w:t>»</w:t>
-      </w:r>
-    </w:p>
-    <w:p>
-      <w:pPr>
+      </w:pPr>
+      <w:r>
         <w:rPr>
           <w:rFonts w:eastAsiaTheme="majorEastAsia" w:cs="Times New Roman"/>
           <w:szCs w:val="24"/>
         </w:rPr>
-      </w:pPr>
-      <w:r>
-        <w:rPr>
-          <w:rFonts w:eastAsia="Times New Roman" w:cs="Times New Roman"/>
-          <w:szCs w:val="24"/>
-        </w:rPr>
-        <w:t>Змейка 2</w:t>
-      </w:r>
-      <w:r>
-        <w:rPr>
-          <w:rFonts w:eastAsia="Times New Roman" w:cs="Times New Roman"/>
-          <w:szCs w:val="24"/>
-          <w:lang w:val="en-US"/>
-        </w:rPr>
-        <w:t>D</w:t>
-      </w:r>
-      <w:r>
-        <w:rPr>
-          <w:rFonts w:eastAsia="Times New Roman" w:cs="Times New Roman"/>
-          <w:szCs w:val="24"/>
-        </w:rPr>
-        <w:t xml:space="preserve"> (см. рисунок 2) – классическая аркадная змейка, из популярного магазина приложений </w:t>
-      </w:r>
-      <w:proofErr w:type="spellStart"/>
-      <w:r>
-        <w:rPr>
-          <w:rFonts w:eastAsia="Times New Roman" w:cs="Times New Roman"/>
-          <w:szCs w:val="24"/>
-          <w:lang w:val="en-US"/>
-        </w:rPr>
-        <w:t>Rustore</w:t>
-      </w:r>
-      <w:proofErr w:type="spellEnd"/>
-      <w:r>
-        <w:rPr>
-          <w:rFonts w:eastAsia="Times New Roman" w:cs="Times New Roman"/>
-          <w:szCs w:val="24"/>
-        </w:rPr>
-        <w:t xml:space="preserve">. Была разработана в 27фев. 2024 года разработчиком </w:t>
-      </w:r>
-      <w:r>
-        <w:rPr>
-          <w:rFonts w:eastAsia="Times New Roman" w:cs="Times New Roman"/>
-          <w:szCs w:val="24"/>
-          <w:lang w:val="en-US"/>
-        </w:rPr>
-        <w:t>DevKD</w:t>
-      </w:r>
-      <w:r>
-        <w:rPr>
-          <w:rFonts w:eastAsiaTheme="majorEastAsia" w:cs="Times New Roman"/>
-          <w:szCs w:val="24"/>
-        </w:rPr>
-        <w:t>.</w:t>
-      </w:r>
-    </w:p>
-    <w:p>
-      <w:pPr>
+        <w:t>Преимущества</w:t>
+      </w:r>
+      <w:r>
         <w:rPr>
           <w:rFonts w:cs="Times New Roman"/>
           <w:szCs w:val="24"/>
           <w:lang w:val="en-US"/>
         </w:rPr>
+        <w:t>:</w:t>
+      </w:r>
+    </w:p>
+    <w:p>
+      <w:pPr>
+        <w:pStyle w:val="a0"/>
+      </w:pPr>
+      <w:r>
+        <w:t>о</w:t>
+      </w:r>
+      <w:r>
+        <w:t>тображение текущего счёта прямо на игровом поле</w:t>
+      </w:r>
+      <w:r>
+        <w:t>;</w:t>
+      </w:r>
+    </w:p>
+    <w:p>
+      <w:pPr>
+        <w:pStyle w:val="a0"/>
+      </w:pPr>
+      <w:r>
+        <w:t>к</w:t>
+      </w:r>
+      <w:r>
+        <w:t>орректная и четкая обработка столкновений со стенами</w:t>
+      </w:r>
+      <w:r>
+        <w:t>;</w:t>
+      </w:r>
+    </w:p>
+    <w:p>
+      <w:pPr>
+        <w:pStyle w:val="a0"/>
+      </w:pPr>
+      <w:r>
+        <w:t>к</w:t>
+      </w:r>
+      <w:r>
+        <w:t>орректная и четкая обработка с собственным хвостом.</w:t>
+      </w:r>
+    </w:p>
+    <w:p>
+      <w:pPr>
+        <w:rPr>
+          <w:rFonts w:cs="Times New Roman"/>
+          <w:szCs w:val="24"/>
+        </w:rPr>
       </w:pPr>
       <w:r>
         <w:rPr>
           <w:rFonts w:eastAsiaTheme="majorEastAsia" w:cs="Times New Roman"/>
           <w:szCs w:val="24"/>
         </w:rPr>
-        <w:t>Преимущества</w:t>
+        <w:lastRenderedPageBreak/>
+        <w:t>Недостатки</w:t>
       </w:r>
       <w:r>
         <w:rPr>
           <w:rFonts w:cs="Times New Roman"/>
           <w:szCs w:val="24"/>
-          <w:lang w:val="en-US"/>
         </w:rPr>
         <w:t>:</w:t>
       </w:r>
@@ -4443,10 +4572,10 @@
         <w:pStyle w:val="a0"/>
       </w:pPr>
       <w:r>
-        <w:t>п</w:t>
-      </w:r>
-      <w:r>
-        <w:t>ростая, но проверенная механика;</w:t>
+        <w:t>в</w:t>
+      </w:r>
+      <w:r>
+        <w:t>озможны зависания, особенно при первом запуске;</w:t>
       </w:r>
     </w:p>
     <w:p>
@@ -4454,7 +4583,13 @@
         <w:pStyle w:val="a0"/>
       </w:pPr>
       <w:r>
-        <w:t>ностальгичный визуальный стиль;</w:t>
+        <w:t>отсутствие какого</w:t>
+      </w:r>
+      <w:r>
+        <w:t xml:space="preserve"> -</w:t>
+      </w:r>
+      <w:r>
+        <w:t xml:space="preserve"> либо экрана проигрыша;</w:t>
       </w:r>
     </w:p>
     <w:p>
@@ -4462,79 +4597,13 @@
         <w:pStyle w:val="a0"/>
       </w:pPr>
       <w:r>
-        <w:t>плавная анимация передвижения змеи.</w:t>
-      </w:r>
-    </w:p>
-    <w:p>
-      <w:pPr>
-        <w:rPr>
-          <w:rFonts w:cs="Times New Roman"/>
-          <w:szCs w:val="24"/>
-        </w:rPr>
-      </w:pPr>
-      <w:r>
-        <w:rPr>
-          <w:rFonts w:eastAsiaTheme="majorEastAsia" w:cs="Times New Roman"/>
-          <w:szCs w:val="24"/>
-        </w:rPr>
-        <w:t>Недостатки</w:t>
-      </w:r>
-      <w:r>
-        <w:rPr>
-          <w:rFonts w:cs="Times New Roman"/>
-          <w:szCs w:val="24"/>
-        </w:rPr>
-        <w:t>:</w:t>
-      </w:r>
-    </w:p>
-    <w:p>
-      <w:pPr>
-        <w:pStyle w:val="a0"/>
-      </w:pPr>
-      <w:r>
-        <w:t>в</w:t>
-      </w:r>
-      <w:r>
-        <w:t>озможны зависания, особенно при первом запуске;</w:t>
-      </w:r>
-    </w:p>
-    <w:p>
-      <w:pPr>
-        <w:pStyle w:val="a0"/>
-      </w:pPr>
-      <w:r>
-        <w:t xml:space="preserve">отсутствие </w:t>
-      </w:r>
-      <w:proofErr w:type="gramStart"/>
-      <w:r>
-        <w:rPr>
-          <w:highlight w:val="yellow"/>
-        </w:rPr>
-        <w:t>какого либо</w:t>
-      </w:r>
-      <w:proofErr w:type="gramEnd"/>
-      <w:r>
-        <w:t xml:space="preserve"> экрана проигрыша;</w:t>
-      </w:r>
-    </w:p>
-    <w:p>
-      <w:pPr>
-        <w:pStyle w:val="a0"/>
-      </w:pPr>
-      <w:r>
-        <w:lastRenderedPageBreak/>
-        <w:t xml:space="preserve">отсутствие </w:t>
-      </w:r>
-      <w:proofErr w:type="gramStart"/>
-      <w:r>
-        <w:rPr>
-          <w:highlight w:val="yellow"/>
-        </w:rPr>
-        <w:t>какого либо</w:t>
-      </w:r>
-      <w:proofErr w:type="gramEnd"/>
-      <w:r>
-        <w:t xml:space="preserve"> экрана выигрыша.</w:t>
+        <w:t xml:space="preserve">отсутствие какого </w:t>
+      </w:r>
+      <w:r>
+        <w:t xml:space="preserve">- </w:t>
+      </w:r>
+      <w:r>
+        <w:t>либо экрана выигрыша.</w:t>
       </w:r>
     </w:p>
     <w:p>
@@ -4628,7 +4697,8 @@
     </w:p>
     <w:p>
       <w:pPr>
-        <w:ind w:firstLine="643"/>
+        <w:ind w:firstLine="0"/>
+        <w:jc w:val="center"/>
         <w:rPr>
           <w:rFonts w:eastAsia="Times New Roman" w:cs="Times New Roman"/>
           <w:szCs w:val="24"/>
@@ -4686,22 +4756,9 @@
     </w:p>
     <w:p>
       <w:pPr>
-        <w:pStyle w:val="a0"/>
-        <w:numPr>
-          <w:ilvl w:val="0"/>
-          <w:numId w:val="0"/>
-        </w:numPr>
-        <w:ind w:left="1494"/>
-        <w:rPr>
-          <w:rFonts w:cs="Times New Roman"/>
-          <w:szCs w:val="24"/>
-        </w:rPr>
-      </w:pPr>
-      <w:r>
-        <w:rPr>
-          <w:rFonts w:cs="Times New Roman"/>
-          <w:szCs w:val="24"/>
-        </w:rPr>
+        <w:pStyle w:val="a9"/>
+      </w:pPr>
+      <w:r>
         <w:t>Рисунок 3 – Скриншот интерфейса игры «Змейка!»</w:t>
       </w:r>
     </w:p>
@@ -4710,7 +4767,6 @@
         <w:rPr>
           <w:rFonts w:eastAsiaTheme="majorEastAsia" w:cs="Times New Roman"/>
           <w:szCs w:val="24"/>
-          <w:lang w:val="en-US"/>
         </w:rPr>
       </w:pPr>
       <w:r>
@@ -4751,7 +4807,6 @@
         <w:rPr>
           <w:rFonts w:eastAsia="Times New Roman" w:cs="Times New Roman"/>
           <w:szCs w:val="24"/>
-          <w:lang w:val="en-US"/>
         </w:rPr>
         <w:t>.</w:t>
       </w:r>
@@ -4793,7 +4848,16 @@
         <w:pStyle w:val="a0"/>
       </w:pPr>
       <w:r>
-        <w:t>ностальгическая графика в стиле старых тетрисов</w:t>
+        <w:t>к</w:t>
+      </w:r>
+      <w:r>
+        <w:t xml:space="preserve">орректная </w:t>
+      </w:r>
+      <w:r>
+        <w:t xml:space="preserve">и четкая </w:t>
+      </w:r>
+      <w:r>
+        <w:t>обработка столкновений со стенами</w:t>
       </w:r>
       <w:r>
         <w:t>;</w:t>
@@ -4804,7 +4868,13 @@
         <w:pStyle w:val="a0"/>
       </w:pPr>
       <w:r>
-        <w:t>плавный игровой процесс.</w:t>
+        <w:t>к</w:t>
+      </w:r>
+      <w:r>
+        <w:t xml:space="preserve">орректная и четкая обработка с </w:t>
+      </w:r>
+      <w:r>
+        <w:t>собственным хвостом.</w:t>
       </w:r>
     </w:p>
     <w:p>
@@ -4837,7 +4907,19 @@
         <w:t>н</w:t>
       </w:r>
       <w:r>
-        <w:t>едоработана логика передвижения змейки</w:t>
+        <w:t>едоработа</w:t>
+      </w:r>
+      <w:r>
+        <w:t>н</w:t>
+      </w:r>
+      <w:r>
+        <w:t>на</w:t>
+      </w:r>
+      <w:r>
+        <w:t>я</w:t>
+      </w:r>
+      <w:r>
+        <w:t xml:space="preserve"> логика передвижения змейки</w:t>
       </w:r>
       <w:r>
         <w:t xml:space="preserve"> </w:t>
@@ -4857,15 +4939,13 @@
         <w:pStyle w:val="a0"/>
       </w:pPr>
       <w:r>
-        <w:t xml:space="preserve">отсутствие </w:t>
-      </w:r>
-      <w:proofErr w:type="gramStart"/>
-      <w:r>
-        <w:t>какого либо</w:t>
-      </w:r>
-      <w:proofErr w:type="gramEnd"/>
-      <w:r>
-        <w:t xml:space="preserve"> экрана проигрыша;</w:t>
+        <w:t>отсутствие какого</w:t>
+      </w:r>
+      <w:r>
+        <w:t xml:space="preserve"> -</w:t>
+      </w:r>
+      <w:r>
+        <w:t xml:space="preserve"> либо экрана проигрыша;</w:t>
       </w:r>
     </w:p>
     <w:p>
@@ -4873,15 +4953,13 @@
         <w:pStyle w:val="a0"/>
       </w:pPr>
       <w:r>
-        <w:t xml:space="preserve">отсутствие </w:t>
-      </w:r>
-      <w:proofErr w:type="gramStart"/>
-      <w:r>
-        <w:t>какого либо</w:t>
-      </w:r>
-      <w:proofErr w:type="gramEnd"/>
-      <w:r>
-        <w:t xml:space="preserve"> экрана выигрыша.</w:t>
+        <w:t xml:space="preserve">отсутствие какого </w:t>
+      </w:r>
+      <w:r>
+        <w:t xml:space="preserve">- </w:t>
+      </w:r>
+      <w:r>
+        <w:t>либо экрана выигрыша.</w:t>
       </w:r>
       <w:r>
         <w:rPr>
@@ -4900,6 +4978,17 @@
         <w:t>Требования к результатам разработки</w:t>
       </w:r>
       <w:bookmarkEnd w:id="16"/>
+    </w:p>
+    <w:p>
+      <w:r>
+        <w:t xml:space="preserve">В данном разделе настоящего технического задания описываются </w:t>
+      </w:r>
+      <w:r>
+        <w:t>требования к результатам разработки</w:t>
+      </w:r>
+      <w:r>
+        <w:t>.</w:t>
+      </w:r>
     </w:p>
     <w:p>
       <w:pPr>
@@ -5007,7 +5096,10 @@
     </w:p>
     <w:p>
       <w:r>
-        <w:t>Не предъявляются.</w:t>
+        <w:t>Требования к показателям назначений не предъявляются</w:t>
+      </w:r>
+      <w:r>
+        <w:t>.</w:t>
       </w:r>
     </w:p>
     <w:p>
@@ -5065,6 +5157,7 @@
         <w:pStyle w:val="a0"/>
       </w:pPr>
       <w:r>
+        <w:lastRenderedPageBreak/>
         <w:t>интерфейс игры должен быть выполнен в единой цветовой гамме с преобладанием фиолетовых оттенков</w:t>
       </w:r>
       <w:r>
@@ -5073,18 +5166,11 @@
     </w:p>
     <w:p>
       <w:pPr>
-        <w:ind w:firstLine="0"/>
-      </w:pPr>
-    </w:p>
-    <w:p>
-      <w:pPr>
         <w:pStyle w:val="a0"/>
       </w:pPr>
-      <w:proofErr w:type="gramStart"/>
-      <w:r>
-        <w:t>игровое поле</w:t>
-      </w:r>
-      <w:proofErr w:type="gramEnd"/>
+      <w:r>
+        <w:t>игровое поле,</w:t>
+      </w:r>
       <w:r>
         <w:t xml:space="preserve"> </w:t>
       </w:r>
@@ -5171,7 +5257,7 @@
           <w:ilvl w:val="0"/>
           <w:numId w:val="0"/>
         </w:numPr>
-        <w:ind w:left="851"/>
+        <w:jc w:val="center"/>
         <w:rPr>
           <w:lang w:val="en-US"/>
         </w:rPr>
@@ -5181,10 +5267,10 @@
           <w:noProof/>
         </w:rPr>
         <w:drawing>
-          <wp:inline distT="0" distB="0" distL="0" distR="0" wp14:anchorId="68E4E827" wp14:editId="38F66EC3">
-            <wp:extent cx="5964128" cy="4429994"/>
-            <wp:effectExtent l="0" t="0" r="0" b="8890"/>
-            <wp:docPr id="931856808" name="Рисунок 1" descr="Menu"/>
+          <wp:inline distT="0" distB="0" distL="0" distR="0" wp14:anchorId="68E4E827" wp14:editId="192D383E">
+            <wp:extent cx="5183511" cy="4273236"/>
+            <wp:effectExtent l="0" t="0" r="0" b="0"/>
+            <wp:docPr id="931856808" name="Рисунок 1"/>
             <wp:cNvGraphicFramePr>
               <a:graphicFrameLocks xmlns:a="http://schemas.openxmlformats.org/drawingml/2006/main" noChangeAspect="1"/>
             </wp:cNvGraphicFramePr>
@@ -5192,7 +5278,7 @@
               <a:graphicData uri="http://schemas.openxmlformats.org/drawingml/2006/picture">
                 <pic:pic xmlns:pic="http://schemas.openxmlformats.org/drawingml/2006/picture">
                   <pic:nvPicPr>
-                    <pic:cNvPr id="0" name="Picture 1" descr="Menu"/>
+                    <pic:cNvPr id="931856808" name="Рисунок 1"/>
                     <pic:cNvPicPr>
                       <a:picLocks noChangeAspect="1" noChangeArrowheads="1"/>
                     </pic:cNvPicPr>
@@ -5205,7 +5291,6 @@
                         </a:ext>
                       </a:extLst>
                     </a:blip>
-                    <a:srcRect/>
                     <a:stretch>
                       <a:fillRect/>
                     </a:stretch>
@@ -5213,7 +5298,7 @@
                   <pic:spPr bwMode="auto">
                     <a:xfrm>
                       <a:off x="0" y="0"/>
-                      <a:ext cx="5986293" cy="4446458"/>
+                      <a:ext cx="5210643" cy="4295604"/>
                     </a:xfrm>
                     <a:prstGeom prst="rect">
                       <a:avLst/>
@@ -5239,16 +5324,20 @@
       </w:r>
     </w:p>
     <w:p>
+      <w:pPr>
+        <w:ind w:firstLine="0"/>
+        <w:jc w:val="center"/>
+      </w:pPr>
       <w:r>
         <w:rPr>
           <w:noProof/>
         </w:rPr>
         <w:lastRenderedPageBreak/>
         <w:drawing>
-          <wp:inline distT="0" distB="0" distL="0" distR="0" wp14:anchorId="1FF6AE4B" wp14:editId="5CA48F59">
-            <wp:extent cx="5957180" cy="4426001"/>
-            <wp:effectExtent l="0" t="0" r="5715" b="0"/>
-            <wp:docPr id="796756084" name="Рисунок 2" descr="Gameplay"/>
+          <wp:inline distT="0" distB="0" distL="0" distR="0" wp14:anchorId="1FF6AE4B" wp14:editId="77795EA6">
+            <wp:extent cx="5261574" cy="4333062"/>
+            <wp:effectExtent l="0" t="0" r="0" b="0"/>
+            <wp:docPr id="796756084" name="Рисунок 2"/>
             <wp:cNvGraphicFramePr>
               <a:graphicFrameLocks xmlns:a="http://schemas.openxmlformats.org/drawingml/2006/main" noChangeAspect="1"/>
             </wp:cNvGraphicFramePr>
@@ -5256,7 +5345,7 @@
               <a:graphicData uri="http://schemas.openxmlformats.org/drawingml/2006/picture">
                 <pic:pic xmlns:pic="http://schemas.openxmlformats.org/drawingml/2006/picture">
                   <pic:nvPicPr>
-                    <pic:cNvPr id="0" name="Picture 3" descr="Gameplay"/>
+                    <pic:cNvPr id="796756084" name="Рисунок 2"/>
                     <pic:cNvPicPr>
                       <a:picLocks noChangeAspect="1" noChangeArrowheads="1"/>
                     </pic:cNvPicPr>
@@ -5269,7 +5358,6 @@
                         </a:ext>
                       </a:extLst>
                     </a:blip>
-                    <a:srcRect/>
                     <a:stretch>
                       <a:fillRect/>
                     </a:stretch>
@@ -5277,7 +5365,7 @@
                   <pic:spPr bwMode="auto">
                     <a:xfrm>
                       <a:off x="0" y="0"/>
-                      <a:ext cx="5976395" cy="4440277"/>
+                      <a:ext cx="5272881" cy="4342374"/>
                     </a:xfrm>
                     <a:prstGeom prst="rect">
                       <a:avLst/>
@@ -5299,10 +5387,21 @@
         <w:pStyle w:val="a9"/>
       </w:pPr>
       <w:r>
-        <w:t>Рисунок 1 – Прототип игрового процесса</w:t>
-      </w:r>
-    </w:p>
-    <w:p/>
+        <w:t xml:space="preserve">Рисунок </w:t>
+      </w:r>
+      <w:r>
+        <w:t>2</w:t>
+      </w:r>
+      <w:r>
+        <w:t xml:space="preserve"> – Прототип</w:t>
+      </w:r>
+      <w:r>
+        <w:t xml:space="preserve"> окна</w:t>
+      </w:r>
+      <w:r>
+        <w:t xml:space="preserve"> игрового процесса</w:t>
+      </w:r>
+    </w:p>
     <w:p>
       <w:pPr>
         <w:pStyle w:val="2"/>
@@ -5313,6 +5412,17 @@
       <w:bookmarkEnd w:id="21"/>
     </w:p>
     <w:p>
+      <w:r>
+        <w:t xml:space="preserve">В данном разделе настоящего технического задания описываются основные </w:t>
+      </w:r>
+      <w:r>
+        <w:t>требования к видам обеспечения</w:t>
+      </w:r>
+      <w:r>
+        <w:t>.</w:t>
+      </w:r>
+    </w:p>
+    <w:p>
       <w:pPr>
         <w:pStyle w:val="3"/>
       </w:pPr>
@@ -5324,26 +5434,525 @@
     </w:p>
     <w:p>
       <w:r>
-        <w:t xml:space="preserve">Основные формулы. </w:t>
-      </w:r>
-      <w:r>
-        <w:t xml:space="preserve">(считаем счет – пишем формулу) или (как машинка считает край трассы, еще </w:t>
-      </w:r>
+        <w:t>Генерация координат еды</w:t>
+      </w:r>
+      <w:r>
+        <w:t>:</w:t>
+      </w:r>
+    </w:p>
+    <w:p>
+      <w:pPr>
+        <w:pStyle w:val="a0"/>
+      </w:pPr>
       <w:proofErr w:type="spellStart"/>
       <w:r>
-        <w:t>чето</w:t>
+        <w:t>left</w:t>
       </w:r>
       <w:proofErr w:type="spellEnd"/>
       <w:r>
-        <w:t xml:space="preserve">) формул если </w:t>
+        <w:t xml:space="preserve">, </w:t>
+      </w:r>
+      <w:proofErr w:type="spellStart"/>
+      <w:r>
+        <w:t>right</w:t>
+      </w:r>
+      <w:proofErr w:type="spellEnd"/>
+      <w:r>
+        <w:t xml:space="preserve"> – координаты левой и правой границы игрового поля (в пикселях);</w:t>
+      </w:r>
+    </w:p>
+    <w:p>
+      <w:pPr>
+        <w:pStyle w:val="a0"/>
+      </w:pPr>
+      <w:proofErr w:type="spellStart"/>
+      <w:r>
+        <w:t>top</w:t>
+      </w:r>
+      <w:proofErr w:type="spellEnd"/>
+      <w:r>
+        <w:t xml:space="preserve">, </w:t>
+      </w:r>
+      <w:proofErr w:type="spellStart"/>
+      <w:r>
+        <w:t>bottom</w:t>
+      </w:r>
+      <w:proofErr w:type="spellEnd"/>
+      <w:r>
+        <w:t xml:space="preserve"> – координаты верхней и нижней границы </w:t>
       </w:r>
       <w:proofErr w:type="gramStart"/>
       <w:r>
-        <w:t>нету</w:t>
+        <w:t>поля</w:t>
+      </w:r>
+      <w:r>
+        <w:t>(</w:t>
       </w:r>
       <w:proofErr w:type="gramEnd"/>
       <w:r>
-        <w:t xml:space="preserve"> то нету можем не писать.</w:t>
+        <w:t>в пикселях)</w:t>
+      </w:r>
+      <w:r>
+        <w:t>;</w:t>
+      </w:r>
+    </w:p>
+    <w:p>
+      <w:pPr>
+        <w:pStyle w:val="a0"/>
+      </w:pPr>
+      <w:proofErr w:type="spellStart"/>
+      <w:r>
+        <w:t>space_size</w:t>
+      </w:r>
+      <w:proofErr w:type="spellEnd"/>
+      <w:r>
+        <w:t xml:space="preserve"> – размер стороны одной клетки (в пикселях).</w:t>
+      </w:r>
+    </w:p>
+    <w:p>
+      <w:r>
+        <w:t>Координаты еды (x, y) (левый верхний угол клетки) определяются в два этапа.</w:t>
+      </w:r>
+    </w:p>
+    <w:p>
+      <w:pPr>
+        <w:pStyle w:val="a0"/>
+        <w:numPr>
+          <w:ilvl w:val="0"/>
+          <w:numId w:val="47"/>
+        </w:numPr>
+      </w:pPr>
+      <w:r>
+        <w:t>Генерация случайных величин в пределах поля (с учётом, что еда должна целиком помещаться в клетку):</w:t>
+      </w:r>
+    </w:p>
+    <w:p>
+      <w:pPr>
+        <w:jc w:val="left"/>
+      </w:pPr>
+      <w:proofErr w:type="spellStart"/>
+      <w:r>
+        <w:rPr>
+          <w:lang w:val="en-US"/>
+        </w:rPr>
+        <w:t>x</w:t>
+      </w:r>
+      <w:r>
+        <w:rPr>
+          <w:vertAlign w:val="subscript"/>
+          <w:lang w:val="en-US"/>
+        </w:rPr>
+        <w:t>rand</w:t>
+      </w:r>
+      <w:proofErr w:type="spellEnd"/>
+      <w:r>
+        <w:rPr>
+          <w:vertAlign w:val="subscript"/>
+        </w:rPr>
+        <w:t xml:space="preserve"> </w:t>
+      </w:r>
+      <w:r>
+        <w:t>=</w:t>
+      </w:r>
+      <w:r>
+        <w:t xml:space="preserve"> </w:t>
+      </w:r>
+      <w:r>
+        <w:t xml:space="preserve">случайное число между </w:t>
+      </w:r>
+      <w:r>
+        <w:rPr>
+          <w:lang w:val="en-US"/>
+        </w:rPr>
+        <w:t>left</w:t>
+      </w:r>
+      <w:r>
+        <w:t xml:space="preserve"> </w:t>
+      </w:r>
+      <w:r>
+        <w:t>и</w:t>
+      </w:r>
+      <w:r>
+        <w:t> </w:t>
+      </w:r>
+      <w:proofErr w:type="spellStart"/>
+      <w:r>
+        <w:t>right</w:t>
+      </w:r>
+      <w:proofErr w:type="spellEnd"/>
+      <w:r>
+        <w:t xml:space="preserve"> – </w:t>
+      </w:r>
+      <w:r>
+        <w:rPr>
+          <w:lang w:val="en-US"/>
+        </w:rPr>
+        <w:t>space</w:t>
+      </w:r>
+      <w:r>
+        <w:t>_</w:t>
+      </w:r>
+      <w:r>
+        <w:rPr>
+          <w:lang w:val="en-US"/>
+        </w:rPr>
+        <w:t>size</w:t>
+      </w:r>
+    </w:p>
+    <w:p>
+      <w:pPr>
+        <w:jc w:val="left"/>
+      </w:pPr>
+      <w:proofErr w:type="spellStart"/>
+      <w:r>
+        <w:rPr>
+          <w:lang w:val="en-US"/>
+        </w:rPr>
+        <w:lastRenderedPageBreak/>
+        <w:t>y</w:t>
+      </w:r>
+      <w:r>
+        <w:rPr>
+          <w:vertAlign w:val="subscript"/>
+          <w:lang w:val="en-US"/>
+        </w:rPr>
+        <w:t>rand</w:t>
+      </w:r>
+      <w:proofErr w:type="spellEnd"/>
+      <w:r>
+        <w:rPr>
+          <w:vertAlign w:val="subscript"/>
+          <w:lang w:val="en-US"/>
+        </w:rPr>
+        <w:t xml:space="preserve"> </w:t>
+      </w:r>
+      <w:r>
+        <w:t>=</w:t>
+      </w:r>
+      <w:r>
+        <w:t xml:space="preserve"> случайное число между </w:t>
+      </w:r>
+      <w:r>
+        <w:rPr>
+          <w:lang w:val="en-US"/>
+        </w:rPr>
+        <w:t>top</w:t>
+      </w:r>
+      <w:r>
+        <w:t xml:space="preserve"> и </w:t>
+      </w:r>
+      <w:proofErr w:type="spellStart"/>
+      <w:r>
+        <w:t>bottom</w:t>
+      </w:r>
+      <w:proofErr w:type="spellEnd"/>
+      <w:r>
+        <w:t xml:space="preserve"> – </w:t>
+      </w:r>
+      <w:r>
+        <w:rPr>
+          <w:lang w:val="en-US"/>
+        </w:rPr>
+        <w:t>space</w:t>
+      </w:r>
+      <w:r>
+        <w:t>_</w:t>
+      </w:r>
+      <w:r>
+        <w:rPr>
+          <w:lang w:val="en-US"/>
+        </w:rPr>
+        <w:t>size</w:t>
+      </w:r>
+    </w:p>
+    <w:p>
+      <w:pPr>
+        <w:pStyle w:val="a0"/>
+        <w:numPr>
+          <w:ilvl w:val="0"/>
+          <w:numId w:val="47"/>
+        </w:numPr>
+      </w:pPr>
+      <w:r>
+        <w:t>Привязка к сетке (выравнивание по клеткам):</w:t>
+      </w:r>
+    </w:p>
+    <w:p>
+      <w:pPr>
+        <w:rPr>
+          <w:lang w:val="en-US"/>
+        </w:rPr>
+      </w:pPr>
+      <w:r>
+        <w:rPr>
+          <w:lang w:val="en-US"/>
+        </w:rPr>
+        <w:t>x</w:t>
+      </w:r>
+      <w:r>
+        <w:rPr>
+          <w:lang w:val="en-US"/>
+        </w:rPr>
+        <w:t xml:space="preserve"> </w:t>
+      </w:r>
+      <w:r>
+        <w:rPr>
+          <w:lang w:val="en-US"/>
+        </w:rPr>
+        <w:t>=</w:t>
+      </w:r>
+      <w:r>
+        <w:rPr>
+          <w:lang w:val="en-US"/>
+        </w:rPr>
+        <w:t xml:space="preserve"> </w:t>
+      </w:r>
+      <w:r>
+        <w:rPr>
+          <w:rFonts w:ascii="Cambria Math" w:hAnsi="Cambria Math" w:cs="Cambria Math"/>
+          <w:lang w:val="en-US"/>
+        </w:rPr>
+        <w:t>(</w:t>
+      </w:r>
+      <w:proofErr w:type="spellStart"/>
+      <w:r>
+        <w:rPr>
+          <w:lang w:val="en-US"/>
+        </w:rPr>
+        <w:t>x</w:t>
+      </w:r>
+      <w:r>
+        <w:rPr>
+          <w:vertAlign w:val="subscript"/>
+          <w:lang w:val="en-US"/>
+        </w:rPr>
+        <w:t>rand</w:t>
+      </w:r>
+      <w:proofErr w:type="spellEnd"/>
+      <w:r>
+        <w:rPr>
+          <w:vertAlign w:val="subscript"/>
+          <w:lang w:val="en-US"/>
+        </w:rPr>
+        <w:t xml:space="preserve"> </w:t>
+      </w:r>
+      <w:r>
+        <w:rPr>
+          <w:rFonts w:cs="Times New Roman"/>
+          <w:lang w:val="en-US"/>
+        </w:rPr>
+        <w:t>−</w:t>
+      </w:r>
+      <w:r>
+        <w:rPr>
+          <w:rFonts w:cs="Times New Roman"/>
+          <w:lang w:val="en-US"/>
+        </w:rPr>
+        <w:t xml:space="preserve"> </w:t>
+      </w:r>
+      <w:r>
+        <w:rPr>
+          <w:lang w:val="en-US"/>
+        </w:rPr>
+        <w:t>left</w:t>
+      </w:r>
+      <w:r>
+        <w:rPr>
+          <w:lang w:val="en-US"/>
+        </w:rPr>
+        <w:t xml:space="preserve">) </w:t>
+      </w:r>
+      <w:r>
+        <w:rPr>
+          <w:lang w:val="en-US"/>
+        </w:rPr>
+        <w:t xml:space="preserve">div </w:t>
+      </w:r>
+      <w:proofErr w:type="spellStart"/>
+      <w:r>
+        <w:rPr>
+          <w:lang w:val="en-US"/>
+        </w:rPr>
+        <w:t>space_size</w:t>
+      </w:r>
+      <w:proofErr w:type="spellEnd"/>
+      <w:r>
+        <w:rPr>
+          <w:rFonts w:ascii="Cambria Math" w:hAnsi="Cambria Math" w:cs="Cambria Math"/>
+          <w:lang w:val="en-US"/>
+        </w:rPr>
+        <w:t xml:space="preserve"> * </w:t>
+      </w:r>
+      <w:proofErr w:type="spellStart"/>
+      <w:r>
+        <w:rPr>
+          <w:lang w:val="en-US"/>
+        </w:rPr>
+        <w:t>space_size</w:t>
+      </w:r>
+      <w:proofErr w:type="spellEnd"/>
+      <w:r>
+        <w:rPr>
+          <w:lang w:val="en-US"/>
+        </w:rPr>
+        <w:t xml:space="preserve"> </w:t>
+      </w:r>
+      <w:r>
+        <w:rPr>
+          <w:lang w:val="en-US"/>
+        </w:rPr>
+        <w:t>+</w:t>
+      </w:r>
+      <w:r>
+        <w:rPr>
+          <w:lang w:val="en-US"/>
+        </w:rPr>
+        <w:t xml:space="preserve"> </w:t>
+      </w:r>
+      <w:r>
+        <w:rPr>
+          <w:lang w:val="en-US"/>
+        </w:rPr>
+        <w:t>left</w:t>
+      </w:r>
+    </w:p>
+    <w:p>
+      <w:pPr>
+        <w:rPr>
+          <w:lang w:val="en-US"/>
+        </w:rPr>
+      </w:pPr>
+      <w:r>
+        <w:rPr>
+          <w:lang w:val="en-US"/>
+        </w:rPr>
+        <w:t>y</w:t>
+      </w:r>
+      <w:r>
+        <w:rPr>
+          <w:lang w:val="en-US"/>
+        </w:rPr>
+        <w:t xml:space="preserve"> </w:t>
+      </w:r>
+      <w:r>
+        <w:rPr>
+          <w:lang w:val="en-US"/>
+        </w:rPr>
+        <w:t>=</w:t>
+      </w:r>
+      <w:r>
+        <w:rPr>
+          <w:lang w:val="en-US"/>
+        </w:rPr>
+        <w:t xml:space="preserve"> </w:t>
+      </w:r>
+      <w:r>
+        <w:rPr>
+          <w:rFonts w:ascii="Cambria Math" w:hAnsi="Cambria Math" w:cs="Cambria Math"/>
+          <w:lang w:val="en-US"/>
+        </w:rPr>
+        <w:t>(</w:t>
+      </w:r>
+      <w:proofErr w:type="spellStart"/>
+      <w:r>
+        <w:rPr>
+          <w:lang w:val="en-US"/>
+        </w:rPr>
+        <w:t>y</w:t>
+      </w:r>
+      <w:r>
+        <w:rPr>
+          <w:vertAlign w:val="subscript"/>
+          <w:lang w:val="en-US"/>
+        </w:rPr>
+        <w:t>rand</w:t>
+      </w:r>
+      <w:proofErr w:type="spellEnd"/>
+      <w:r>
+        <w:rPr>
+          <w:vertAlign w:val="subscript"/>
+          <w:lang w:val="en-US"/>
+        </w:rPr>
+        <w:t xml:space="preserve"> </w:t>
+      </w:r>
+      <w:r>
+        <w:rPr>
+          <w:rFonts w:cs="Times New Roman"/>
+          <w:lang w:val="en-US"/>
+        </w:rPr>
+        <w:t>−</w:t>
+      </w:r>
+      <w:r>
+        <w:rPr>
+          <w:rFonts w:cs="Times New Roman"/>
+          <w:lang w:val="en-US"/>
+        </w:rPr>
+        <w:t xml:space="preserve"> </w:t>
+      </w:r>
+      <w:r>
+        <w:rPr>
+          <w:lang w:val="en-US"/>
+        </w:rPr>
+        <w:t>top</w:t>
+      </w:r>
+      <w:r>
+        <w:rPr>
+          <w:lang w:val="en-US"/>
+        </w:rPr>
+        <w:t>) div</w:t>
+      </w:r>
+      <w:r>
+        <w:rPr>
+          <w:lang w:val="en-US"/>
+        </w:rPr>
+        <w:t xml:space="preserve"> </w:t>
+      </w:r>
+      <w:proofErr w:type="spellStart"/>
+      <w:r>
+        <w:rPr>
+          <w:lang w:val="en-US"/>
+        </w:rPr>
+        <w:t>space_size</w:t>
+      </w:r>
+      <w:proofErr w:type="spellEnd"/>
+      <w:r>
+        <w:rPr>
+          <w:rFonts w:ascii="Cambria Math" w:hAnsi="Cambria Math" w:cs="Cambria Math"/>
+          <w:lang w:val="en-US"/>
+        </w:rPr>
+        <w:t xml:space="preserve"> * </w:t>
+      </w:r>
+      <w:proofErr w:type="spellStart"/>
+      <w:r>
+        <w:rPr>
+          <w:lang w:val="en-US"/>
+        </w:rPr>
+        <w:t>space_size</w:t>
+      </w:r>
+      <w:proofErr w:type="spellEnd"/>
+      <w:r>
+        <w:rPr>
+          <w:lang w:val="en-US"/>
+        </w:rPr>
+        <w:t xml:space="preserve"> </w:t>
+      </w:r>
+      <w:r>
+        <w:rPr>
+          <w:lang w:val="en-US"/>
+        </w:rPr>
+        <w:t>+</w:t>
+      </w:r>
+      <w:r>
+        <w:rPr>
+          <w:lang w:val="en-US"/>
+        </w:rPr>
+        <w:t xml:space="preserve"> </w:t>
+      </w:r>
+      <w:r>
+        <w:rPr>
+          <w:lang w:val="en-US"/>
+        </w:rPr>
+        <w:t>top</w:t>
       </w:r>
     </w:p>
     <w:p>
@@ -5357,6 +5966,26 @@
       <w:bookmarkEnd w:id="23"/>
     </w:p>
     <w:p>
+      <w:r>
+        <w:t>В данном разделе настоящего технического задания описываются основные требования к</w:t>
+      </w:r>
+      <w:r>
+        <w:t xml:space="preserve"> </w:t>
+      </w:r>
+      <w:r>
+        <w:t xml:space="preserve">информационному </w:t>
+      </w:r>
+      <w:r>
+        <w:t>обеспечен</w:t>
+      </w:r>
+      <w:r>
+        <w:t>ию</w:t>
+      </w:r>
+      <w:r>
+        <w:t>.</w:t>
+      </w:r>
+    </w:p>
+    <w:p>
       <w:pPr>
         <w:pStyle w:val="4"/>
       </w:pPr>
@@ -5397,7 +6026,6 @@
       </w:pPr>
       <w:bookmarkStart w:id="24" w:name="_Toc193826855"/>
       <w:r>
-        <w:lastRenderedPageBreak/>
         <w:t>Требования к метрологическому обеспечению</w:t>
       </w:r>
       <w:bookmarkEnd w:id="24"/>
@@ -5423,31 +6051,6 @@
       </w:r>
       <w:bookmarkStart w:id="26" w:name="_Toc193826857"/>
       <w:bookmarkEnd w:id="25"/>
-    </w:p>
-    <w:p>
-      <w:pPr>
-        <w:pStyle w:val="2"/>
-        <w:numPr>
-          <w:ilvl w:val="0"/>
-          <w:numId w:val="0"/>
-        </w:numPr>
-        <w:ind w:firstLine="1559"/>
-        <w:rPr>
-          <w:rFonts w:eastAsiaTheme="minorEastAsia" w:cstheme="minorBidi"/>
-          <w:b w:val="0"/>
-          <w:bCs w:val="0"/>
-          <w:szCs w:val="22"/>
-        </w:rPr>
-      </w:pPr>
-      <w:r>
-        <w:rPr>
-          <w:rFonts w:eastAsiaTheme="minorEastAsia" w:cstheme="minorBidi"/>
-          <w:b w:val="0"/>
-          <w:bCs w:val="0"/>
-          <w:szCs w:val="22"/>
-        </w:rPr>
-        <w:t>Для корректной работы игры необходимо, чтобы компьютер соответствовал следующим минимальным характеристикам:</w:t>
-      </w:r>
     </w:p>
     <w:p>
       <w:pPr>
@@ -5464,144 +6067,137 @@
           <w:szCs w:val="22"/>
         </w:rPr>
       </w:pPr>
-    </w:p>
-    <w:p>
-      <w:pPr>
-        <w:pStyle w:val="a0"/>
-      </w:pPr>
-      <w:r>
-        <w:t>Процессор</w:t>
-      </w:r>
-      <w:r>
-        <w:t>: т</w:t>
-      </w:r>
-      <w:r>
-        <w:t>актовая частота: от 1,0 ГГц</w:t>
-      </w:r>
-      <w:r>
-        <w:t>.</w:t>
-      </w:r>
-    </w:p>
-    <w:p>
-      <w:pPr>
-        <w:pStyle w:val="a0"/>
-      </w:pPr>
-      <w:r>
-        <w:t>Операционная система</w:t>
-      </w:r>
-      <w:r>
-        <w:t xml:space="preserve">: </w:t>
-      </w:r>
-      <w:r>
-        <w:t>«Windows»: 7, 8, 10, 11</w:t>
-      </w:r>
-      <w:r>
-        <w:t>.</w:t>
-      </w:r>
-    </w:p>
-    <w:p>
-      <w:pPr>
-        <w:pStyle w:val="a0"/>
-      </w:pPr>
-      <w:r>
-        <w:t>Оперативная память</w:t>
-      </w:r>
-      <w:r>
-        <w:t xml:space="preserve">: </w:t>
-      </w:r>
-      <w:r>
-        <w:t>2 ГБ</w:t>
-      </w:r>
-      <w:r>
-        <w:t>.</w:t>
-      </w:r>
-    </w:p>
-    <w:p>
-      <w:pPr>
-        <w:pStyle w:val="a0"/>
-      </w:pPr>
-      <w:r>
-        <w:t>Разрешение экрана</w:t>
-      </w:r>
-      <w:r>
-        <w:t xml:space="preserve">: </w:t>
-      </w:r>
-      <w:r>
-        <w:t>1280 × 800 пикселей</w:t>
-      </w:r>
-      <w:r>
-        <w:t>.</w:t>
-      </w:r>
-    </w:p>
-    <w:p>
-      <w:pPr>
-        <w:pStyle w:val="a0"/>
-      </w:pPr>
-      <w:r>
-        <w:t>Устройство вывода</w:t>
-      </w:r>
-      <w:r>
-        <w:t>: м</w:t>
-      </w:r>
-      <w:r>
-        <w:t>онитор с поддержкой указанного разрешения</w:t>
-      </w:r>
-      <w:r>
-        <w:t>.</w:t>
-      </w:r>
-    </w:p>
-    <w:p>
-      <w:pPr>
-        <w:pStyle w:val="a0"/>
-      </w:pPr>
-      <w:r>
-        <w:t>Устройство ввода</w:t>
-      </w:r>
-      <w:r>
-        <w:t>: к</w:t>
-      </w:r>
-      <w:r>
-        <w:t>лавиатура</w:t>
-      </w:r>
-    </w:p>
-    <w:p>
-      <w:pPr>
-        <w:pStyle w:val="a0"/>
-      </w:pPr>
-      <w:r>
-        <w:t>Дополнительные программные требования</w:t>
-      </w:r>
-      <w:r>
-        <w:t>:</w:t>
-      </w:r>
-      <w:r>
-        <w:t xml:space="preserve"> </w:t>
-      </w:r>
-      <w:r>
-        <w:t>и</w:t>
-      </w:r>
-      <w:r>
-        <w:t>нтерпретатор Python версии 3.</w:t>
-      </w:r>
-      <w:r>
-        <w:t>12</w:t>
-      </w:r>
-    </w:p>
-    <w:p>
-      <w:pPr>
-        <w:pStyle w:val="2"/>
-        <w:numPr>
-          <w:ilvl w:val="0"/>
-          <w:numId w:val="0"/>
-        </w:numPr>
-        <w:ind w:left="851"/>
+      <w:r>
         <w:rPr>
           <w:rFonts w:eastAsiaTheme="minorEastAsia" w:cstheme="minorBidi"/>
           <w:b w:val="0"/>
           <w:bCs w:val="0"/>
           <w:szCs w:val="22"/>
         </w:rPr>
-      </w:pPr>
+        <w:t>Для корректной работы игры необходимо, чтобы компьютер соответствовал следующим минимальным характеристикам:</w:t>
+      </w:r>
+    </w:p>
+    <w:p>
+      <w:pPr>
+        <w:pStyle w:val="a0"/>
+      </w:pPr>
+      <w:r>
+        <w:t>Процессор</w:t>
+      </w:r>
+      <w:r>
+        <w:t>: т</w:t>
+      </w:r>
+      <w:r>
+        <w:t>актовая частота: от 1,0 ГГц</w:t>
+      </w:r>
+      <w:r>
+        <w:t>.</w:t>
+      </w:r>
+    </w:p>
+    <w:p>
+      <w:pPr>
+        <w:pStyle w:val="a0"/>
+      </w:pPr>
+      <w:r>
+        <w:t>Операционная система</w:t>
+      </w:r>
+      <w:r>
+        <w:t xml:space="preserve">: </w:t>
+      </w:r>
+      <w:r>
+        <w:t>«Windows»: 7, 8, 10, 11</w:t>
+      </w:r>
+      <w:r>
+        <w:t>.</w:t>
+      </w:r>
+    </w:p>
+    <w:p>
+      <w:pPr>
+        <w:pStyle w:val="a0"/>
+      </w:pPr>
+      <w:r>
+        <w:t>Оперативная память</w:t>
+      </w:r>
+      <w:r>
+        <w:t xml:space="preserve">: </w:t>
+      </w:r>
+      <w:r>
+        <w:t>2 ГБ</w:t>
+      </w:r>
+      <w:r>
+        <w:t>.</w:t>
+      </w:r>
+    </w:p>
+    <w:p>
+      <w:pPr>
+        <w:pStyle w:val="a0"/>
+      </w:pPr>
+      <w:r>
+        <w:t>Разрешение экрана</w:t>
+      </w:r>
+      <w:r>
+        <w:t xml:space="preserve">: </w:t>
+      </w:r>
+      <w:r>
+        <w:t>1280 × 800 пикселей</w:t>
+      </w:r>
+      <w:r>
+        <w:t>.</w:t>
+      </w:r>
+    </w:p>
+    <w:p>
+      <w:pPr>
+        <w:pStyle w:val="a0"/>
+      </w:pPr>
+      <w:r>
+        <w:t>Устройство вывода</w:t>
+      </w:r>
+      <w:r>
+        <w:t>: м</w:t>
+      </w:r>
+      <w:r>
+        <w:t>онитор с поддержкой указанного разрешения</w:t>
+      </w:r>
+      <w:r>
+        <w:t>.</w:t>
+      </w:r>
+    </w:p>
+    <w:p>
+      <w:pPr>
+        <w:pStyle w:val="a0"/>
+      </w:pPr>
+      <w:r>
+        <w:t>Устройство ввода</w:t>
+      </w:r>
+      <w:r>
+        <w:t>: к</w:t>
+      </w:r>
+      <w:r>
+        <w:t>лавиатура</w:t>
+      </w:r>
+    </w:p>
+    <w:p>
+      <w:pPr>
+        <w:pStyle w:val="a0"/>
+      </w:pPr>
+      <w:r>
+        <w:t>Дополнительные программные требования</w:t>
+      </w:r>
+      <w:r>
+        <w:t>:</w:t>
+      </w:r>
+      <w:r>
+        <w:t xml:space="preserve"> </w:t>
+      </w:r>
+      <w:r>
+        <w:t>и</w:t>
+      </w:r>
+      <w:r>
+        <w:t>нтерпретатор Python версии 3.</w:t>
+      </w:r>
+      <w:r>
+        <w:t>12</w:t>
+      </w:r>
     </w:p>
     <w:p>
       <w:pPr>
@@ -5638,6 +6234,7 @@
         <w:pStyle w:val="a0"/>
       </w:pPr>
       <w:r>
+        <w:lastRenderedPageBreak/>
         <w:t>Интерфейс должен четко отображать все компоненты   игры на экране;</w:t>
       </w:r>
     </w:p>
@@ -5692,7 +6289,6 @@
         <w:pStyle w:val="a0"/>
       </w:pPr>
       <w:r>
-        <w:lastRenderedPageBreak/>
         <w:t>Федеральным законом от 27 июля 2006 г. № 149-ФЗ «Об информации, информационных технологиях и о защите информации»;</w:t>
       </w:r>
     </w:p>
@@ -5752,6 +6348,7 @@
           <w:b w:val="0"/>
           <w:bCs w:val="0"/>
         </w:rPr>
+        <w:lastRenderedPageBreak/>
         <w:t>п</w:t>
       </w:r>
       <w:r>
@@ -5988,9 +6585,9 @@
         <w:tblLook w:val="04A0" w:firstRow="1" w:lastRow="0" w:firstColumn="1" w:lastColumn="0" w:noHBand="0" w:noVBand="1"/>
       </w:tblPr>
       <w:tblGrid>
-        <w:gridCol w:w="3110"/>
-        <w:gridCol w:w="2320"/>
-        <w:gridCol w:w="4755"/>
+        <w:gridCol w:w="3074"/>
+        <w:gridCol w:w="2326"/>
+        <w:gridCol w:w="4785"/>
       </w:tblGrid>
       <w:tr>
         <w:trPr>
@@ -6005,7 +6602,8 @@
           </w:tcPr>
           <w:p>
             <w:pPr>
-              <w:spacing w:line="240" w:lineRule="auto"/>
+              <w:spacing w:before="0" w:line="240" w:lineRule="auto"/>
+              <w:ind w:firstLine="0"/>
               <w:jc w:val="center"/>
               <w:rPr>
                 <w:rFonts w:cs="Times New Roman"/>
@@ -6028,7 +6626,8 @@
           </w:tcPr>
           <w:p>
             <w:pPr>
-              <w:spacing w:line="240" w:lineRule="auto"/>
+              <w:spacing w:before="0" w:line="240" w:lineRule="auto"/>
+              <w:ind w:firstLine="0"/>
               <w:jc w:val="center"/>
               <w:rPr>
                 <w:rFonts w:cs="Times New Roman"/>
@@ -6051,7 +6650,8 @@
           </w:tcPr>
           <w:p>
             <w:pPr>
-              <w:spacing w:line="240" w:lineRule="auto"/>
+              <w:spacing w:before="0" w:line="240" w:lineRule="auto"/>
+              <w:ind w:firstLine="0"/>
               <w:jc w:val="center"/>
               <w:rPr>
                 <w:rFonts w:cs="Times New Roman"/>
@@ -6079,7 +6679,8 @@
           </w:tcPr>
           <w:p>
             <w:pPr>
-              <w:spacing w:line="240" w:lineRule="auto"/>
+              <w:spacing w:before="0" w:line="240" w:lineRule="auto"/>
+              <w:ind w:firstLine="0"/>
               <w:jc w:val="center"/>
               <w:rPr>
                 <w:rFonts w:cs="Times New Roman"/>
@@ -6102,7 +6703,8 @@
           </w:tcPr>
           <w:p>
             <w:pPr>
-              <w:spacing w:line="240" w:lineRule="auto"/>
+              <w:spacing w:before="0" w:line="240" w:lineRule="auto"/>
+              <w:ind w:firstLine="0"/>
               <w:jc w:val="center"/>
               <w:rPr>
                 <w:rFonts w:cs="Times New Roman"/>
@@ -6119,7 +6721,8 @@
           </w:p>
           <w:p>
             <w:pPr>
-              <w:spacing w:line="240" w:lineRule="auto"/>
+              <w:spacing w:before="0" w:line="240" w:lineRule="auto"/>
+              <w:ind w:firstLine="0"/>
               <w:jc w:val="center"/>
               <w:rPr>
                 <w:rFonts w:cs="Times New Roman"/>
@@ -6158,7 +6761,8 @@
           </w:tcPr>
           <w:p>
             <w:pPr>
-              <w:spacing w:line="240" w:lineRule="auto"/>
+              <w:spacing w:before="0" w:line="240" w:lineRule="auto"/>
+              <w:ind w:firstLine="0"/>
               <w:rPr>
                 <w:rFonts w:cs="Times New Roman"/>
                 <w:szCs w:val="24"/>
@@ -6185,7 +6789,8 @@
           </w:tcPr>
           <w:p>
             <w:pPr>
-              <w:spacing w:line="240" w:lineRule="auto"/>
+              <w:spacing w:before="0" w:line="240" w:lineRule="auto"/>
+              <w:ind w:firstLine="0"/>
               <w:jc w:val="center"/>
               <w:rPr>
                 <w:rFonts w:cs="Times New Roman"/>
@@ -6208,7 +6813,8 @@
           </w:tcPr>
           <w:p>
             <w:pPr>
-              <w:spacing w:line="240" w:lineRule="auto"/>
+              <w:spacing w:before="0" w:line="240" w:lineRule="auto"/>
+              <w:ind w:firstLine="0"/>
               <w:jc w:val="center"/>
               <w:rPr>
                 <w:rFonts w:cs="Times New Roman"/>
@@ -6225,7 +6831,8 @@
           </w:p>
           <w:p>
             <w:pPr>
-              <w:spacing w:line="240" w:lineRule="auto"/>
+              <w:spacing w:before="0" w:line="240" w:lineRule="auto"/>
+              <w:ind w:firstLine="0"/>
               <w:jc w:val="center"/>
               <w:rPr>
                 <w:rFonts w:cs="Times New Roman"/>
@@ -6264,7 +6871,8 @@
           </w:tcPr>
           <w:p>
             <w:pPr>
-              <w:spacing w:line="240" w:lineRule="auto"/>
+              <w:spacing w:before="0" w:line="240" w:lineRule="auto"/>
+              <w:ind w:firstLine="0"/>
               <w:rPr>
                 <w:rFonts w:cs="Times New Roman"/>
                 <w:szCs w:val="24"/>
@@ -6291,7 +6899,8 @@
           </w:tcPr>
           <w:p>
             <w:pPr>
-              <w:spacing w:line="240" w:lineRule="auto"/>
+              <w:spacing w:before="0" w:line="240" w:lineRule="auto"/>
+              <w:ind w:firstLine="0"/>
               <w:jc w:val="center"/>
               <w:rPr>
                 <w:rFonts w:cs="Times New Roman"/>
@@ -6314,7 +6923,8 @@
           </w:tcPr>
           <w:p>
             <w:pPr>
-              <w:spacing w:line="240" w:lineRule="auto"/>
+              <w:spacing w:before="0" w:line="240" w:lineRule="auto"/>
+              <w:ind w:firstLine="0"/>
               <w:jc w:val="center"/>
               <w:rPr>
                 <w:rFonts w:cs="Times New Roman"/>
@@ -6331,7 +6941,8 @@
           </w:p>
           <w:p>
             <w:pPr>
-              <w:spacing w:line="240" w:lineRule="auto"/>
+              <w:spacing w:before="0" w:line="240" w:lineRule="auto"/>
+              <w:ind w:firstLine="0"/>
               <w:jc w:val="center"/>
               <w:rPr>
                 <w:rFonts w:cs="Times New Roman"/>
@@ -6370,7 +6981,8 @@
           </w:tcPr>
           <w:p>
             <w:pPr>
-              <w:spacing w:line="240" w:lineRule="auto"/>
+              <w:spacing w:before="0" w:line="240" w:lineRule="auto"/>
+              <w:ind w:firstLine="0"/>
               <w:rPr>
                 <w:rFonts w:cs="Times New Roman"/>
                 <w:szCs w:val="24"/>
@@ -6427,7 +7039,8 @@
           </w:p>
           <w:p>
             <w:pPr>
-              <w:spacing w:line="240" w:lineRule="auto"/>
+              <w:spacing w:before="0" w:line="240" w:lineRule="auto"/>
+              <w:ind w:firstLine="0"/>
               <w:rPr>
                 <w:rFonts w:cs="Times New Roman"/>
                 <w:szCs w:val="24"/>
@@ -6454,7 +7067,8 @@
           </w:tcPr>
           <w:p>
             <w:pPr>
-              <w:spacing w:line="240" w:lineRule="auto"/>
+              <w:spacing w:before="0" w:line="240" w:lineRule="auto"/>
+              <w:ind w:firstLine="0"/>
               <w:jc w:val="center"/>
               <w:rPr>
                 <w:rFonts w:cs="Times New Roman"/>
@@ -6477,7 +7091,8 @@
           </w:tcPr>
           <w:p>
             <w:pPr>
-              <w:spacing w:line="240" w:lineRule="auto"/>
+              <w:spacing w:before="0" w:line="240" w:lineRule="auto"/>
+              <w:ind w:firstLine="0"/>
               <w:jc w:val="center"/>
               <w:rPr>
                 <w:rFonts w:cs="Times New Roman"/>
@@ -6494,7 +7109,8 @@
           </w:p>
           <w:p>
             <w:pPr>
-              <w:spacing w:line="240" w:lineRule="auto"/>
+              <w:spacing w:before="0" w:line="240" w:lineRule="auto"/>
+              <w:ind w:firstLine="0"/>
               <w:jc w:val="center"/>
               <w:rPr>
                 <w:rFonts w:cs="Times New Roman"/>
@@ -6533,7 +7149,8 @@
           </w:tcPr>
           <w:p>
             <w:pPr>
-              <w:spacing w:line="240" w:lineRule="auto"/>
+              <w:spacing w:before="0" w:line="240" w:lineRule="auto"/>
+              <w:ind w:firstLine="0"/>
               <w:rPr>
                 <w:rFonts w:cs="Times New Roman"/>
                 <w:szCs w:val="24"/>
@@ -6552,10 +7169,9 @@
     </w:tbl>
     <w:p>
       <w:pPr>
-        <w:ind w:left="851" w:firstLine="0"/>
-      </w:pPr>
-    </w:p>
-    <w:p/>
+        <w:ind w:firstLine="0"/>
+      </w:pPr>
+    </w:p>
     <w:p>
       <w:pPr>
         <w:pStyle w:val="1"/>
@@ -6646,7 +7262,6 @@
         <w:t>Документация должна быть оформлена в соответствии с ЕСПД (Единая система программной документации), содержать все необходимые разделы, титульные листы с подписями, быть сброшюрована и представлена в электронном и бумажном виде.</w:t>
       </w:r>
     </w:p>
-    <w:p/>
     <w:p>
       <w:pPr>
         <w:spacing w:before="0" w:after="200" w:line="276" w:lineRule="auto"/>
@@ -6779,7 +7394,6 @@
         <w:t>.</w:t>
       </w:r>
     </w:p>
-    <w:p/>
     <w:sectPr>
       <w:headerReference w:type="default" r:id="rId16"/>
       <w:pgSz w:w="11906" w:h="16838"/>
@@ -6855,78 +7469,272 @@
   </w:footnote>
   <w:footnote w:id="2">
     <w:p>
-      <w:pPr>
-        <w:ind w:firstLine="709"/>
-        <w:rPr>
-          <w:rFonts w:eastAsia="Times New Roman" w:cs="Times New Roman"/>
+      <w:r>
+        <w:rPr>
+          <w:rStyle w:val="af9"/>
+          <w:rFonts w:cs="Times New Roman"/>
           <w:szCs w:val="24"/>
         </w:rPr>
-      </w:pPr>
-      <w:r>
-        <w:rPr>
-          <w:rStyle w:val="af9"/>
-        </w:rPr>
         <w:footnoteRef/>
       </w:r>
       <w:r>
-        <w:rPr>
-          <w:rFonts w:eastAsia="Times New Roman" w:cs="Times New Roman"/>
-          <w:szCs w:val="24"/>
-        </w:rPr>
-        <w:t>https://apps.microsoft.com/detail/9WZDNCRDD3MQ?hl=ru&amp;gl=RU&amp;ocid=pdpshare</w:t>
-      </w:r>
-    </w:p>
-    <w:p>
-      <w:pPr>
-        <w:pStyle w:val="af7"/>
-      </w:pPr>
+        <w:t>«</w:t>
+      </w:r>
+      <w:r>
+        <w:t>Змейка!</w:t>
+      </w:r>
+      <w:r>
+        <w:t>»: </w:t>
+      </w:r>
+      <w:r>
+        <w:t>страница</w:t>
+      </w:r>
+      <w:r>
+        <w:t> </w:t>
+      </w:r>
+      <w:r>
+        <w:t>приложения</w:t>
+      </w:r>
+      <w:r>
+        <w:t> </w:t>
+      </w:r>
+      <w:r>
+        <w:t>/</w:t>
+      </w:r>
+      <w:r>
+        <w:t>/ </w:t>
+      </w:r>
+      <w:r>
+        <w:t>Microsoft</w:t>
+      </w:r>
+      <w:r>
+        <w:t> </w:t>
+      </w:r>
+      <w:r>
+        <w:t>Store.</w:t>
+      </w:r>
+      <w:r>
+        <w:t> </w:t>
+      </w:r>
+      <w:r>
+        <w:t>–</w:t>
+      </w:r>
+      <w:r>
+        <w:t> </w:t>
+      </w:r>
+      <w:r>
+        <w:t>URL:</w:t>
+      </w:r>
+      <w:r>
+        <w:t> </w:t>
+      </w:r>
+      <w:hyperlink r:id="rId1" w:history="1">
+        <w:r>
+          <w:rPr>
+            <w:rStyle w:val="a6"/>
+            <w:rFonts w:cs="Times New Roman"/>
+            <w:szCs w:val="24"/>
+          </w:rPr>
+          <w:t>https://apps.microsoft.com/detail/9WZDNCRDD3MQ</w:t>
+        </w:r>
+      </w:hyperlink>
+      <w:r>
+        <w:t xml:space="preserve"> (дата обращения: 24.02.2026).</w:t>
+      </w:r>
     </w:p>
   </w:footnote>
   <w:footnote w:id="3">
     <w:p>
-      <w:pPr>
-        <w:pStyle w:val="af7"/>
-      </w:pPr>
       <w:r>
         <w:rPr>
           <w:rStyle w:val="af9"/>
+          <w:szCs w:val="24"/>
         </w:rPr>
         <w:footnoteRef/>
       </w:r>
       <w:r>
-        <w:t xml:space="preserve"> </w:t>
-      </w:r>
-      <w:r>
-        <w:rPr>
-          <w:rFonts w:eastAsia="Times New Roman" w:cs="Times New Roman"/>
-          <w:sz w:val="24"/>
-          <w:szCs w:val="24"/>
-        </w:rPr>
-        <w:t>https://www.rustore.ru/catalog/app/com.devkd.snake_game</w:t>
+        <w:t>«Зм</w:t>
+      </w:r>
+      <w:r>
+        <w:t>ейка</w:t>
+      </w:r>
+      <w:r>
+        <w:t> </w:t>
+      </w:r>
+      <w:r>
+        <w:t>2D</w:t>
+      </w:r>
+      <w:r>
+        <w:t>»</w:t>
+      </w:r>
+      <w:r>
+        <w:t>:</w:t>
+      </w:r>
+      <w:r>
+        <w:t> </w:t>
+      </w:r>
+      <w:r>
+        <w:t>страница</w:t>
+      </w:r>
+      <w:r>
+        <w:t> </w:t>
+      </w:r>
+      <w:r>
+        <w:t>приложения</w:t>
+      </w:r>
+      <w:r>
+        <w:t> </w:t>
+      </w:r>
+      <w:r>
+        <w:t>/</w:t>
+      </w:r>
+      <w:r>
+        <w:t> </w:t>
+      </w:r>
+      <w:r>
+        <w:t>разработчик</w:t>
+      </w:r>
+      <w:r>
+        <w:t> </w:t>
+      </w:r>
+      <w:r>
+        <w:t>devKD</w:t>
+      </w:r>
+      <w:r>
+        <w:t> </w:t>
+      </w:r>
+      <w:r>
+        <w:t>//</w:t>
+      </w:r>
+      <w:r>
+        <w:t> </w:t>
+      </w:r>
+      <w:r>
+        <w:t>RuStore.</w:t>
+      </w:r>
+      <w:r>
+        <w:t> </w:t>
+      </w:r>
+      <w:r>
+        <w:t>–</w:t>
+      </w:r>
+      <w:r>
+        <w:t> </w:t>
+      </w:r>
+      <w:r>
+        <w:t>URL:</w:t>
+      </w:r>
+      <w:r>
+        <w:t> </w:t>
+      </w:r>
+      <w:hyperlink r:id="rId2" w:history="1">
+        <w:r>
+          <w:rPr>
+            <w:rStyle w:val="a6"/>
+            <w:szCs w:val="24"/>
+          </w:rPr>
+          <w:t>https://www.rustore.ru/catalog/app/com.devkd.snake_game</w:t>
+        </w:r>
+      </w:hyperlink>
+      <w:r>
+        <w:t xml:space="preserve"> (дата обращения: 24.02.2026).</w:t>
       </w:r>
     </w:p>
   </w:footnote>
   <w:footnote w:id="4">
     <w:p>
-      <w:pPr>
-        <w:pStyle w:val="af7"/>
-      </w:pPr>
       <w:r>
         <w:rPr>
           <w:rStyle w:val="af9"/>
+          <w:szCs w:val="24"/>
         </w:rPr>
         <w:footnoteRef/>
       </w:r>
       <w:r>
-        <w:t xml:space="preserve"> </w:t>
-      </w:r>
-      <w:r>
-        <w:rPr>
-          <w:rFonts w:eastAsia="Times New Roman" w:cs="Times New Roman"/>
-          <w:sz w:val="24"/>
-          <w:szCs w:val="24"/>
-        </w:rPr>
-        <w:t>https://www.rustore.ru/catalog/app/com.spatetech.simplesnake</w:t>
+        <w:t>«</w:t>
+      </w:r>
+      <w:r>
+        <w:rPr>
+          <w:i/>
+          <w:iCs/>
+        </w:rPr>
+        <w:t>Змейка</w:t>
+      </w:r>
+      <w:r>
+        <w:t>»</w:t>
+      </w:r>
+      <w:r>
+        <w:t>:</w:t>
+      </w:r>
+      <w:r>
+        <w:t> </w:t>
+      </w:r>
+      <w:r>
+        <w:t>страница</w:t>
+      </w:r>
+      <w:r>
+        <w:t> </w:t>
+      </w:r>
+      <w:r>
+        <w:t>приложения</w:t>
+      </w:r>
+      <w:r>
+        <w:t> </w:t>
+      </w:r>
+      <w:r>
+        <w:t>/</w:t>
+      </w:r>
+      <w:r>
+        <w:t> </w:t>
+      </w:r>
+      <w:r>
+        <w:t>разработчик</w:t>
+      </w:r>
+      <w:r>
+        <w:t> </w:t>
+      </w:r>
+      <w:r>
+        <w:t>SpateTech</w:t>
+      </w:r>
+      <w:r>
+        <w:t> </w:t>
+      </w:r>
+      <w:r>
+        <w:t>//</w:t>
+      </w:r>
+      <w:r>
+        <w:t> </w:t>
+      </w:r>
+      <w:r>
+        <w:t>RuStore.</w:t>
+      </w:r>
+      <w:r>
+        <w:t> </w:t>
+      </w:r>
+      <w:r>
+        <w:t>–</w:t>
+      </w:r>
+      <w:r>
+        <w:t> </w:t>
+      </w:r>
+      <w:r>
+        <w:t>URL:</w:t>
+      </w:r>
+      <w:r>
+        <w:t> </w:t>
+      </w:r>
+      <w:hyperlink r:id="rId3" w:history="1">
+        <w:r>
+          <w:rPr>
+            <w:rStyle w:val="a6"/>
+            <w:rFonts w:eastAsia="Times New Roman" w:cs="Times New Roman"/>
+            <w:szCs w:val="24"/>
+          </w:rPr>
+          <w:t>https://www.rustore.ru/catalog/app/com.spatetech.simplesnake</w:t>
+        </w:r>
+      </w:hyperlink>
+      <w:r>
+        <w:t xml:space="preserve"> (дата обращения: 24.02.2026).</w:t>
       </w:r>
     </w:p>
   </w:footnote>
@@ -9611,6 +10419,119 @@
     </w:lvl>
   </w:abstractNum>
   <w:abstractNum w:abstractNumId="21" w15:restartNumberingAfterBreak="0">
+    <w:nsid w:val="353E368B"/>
+    <w:multiLevelType w:val="hybridMultilevel"/>
+    <w:tmpl w:val="F926D9FE"/>
+    <w:lvl w:ilvl="0" w:tplc="5C30080A">
+      <w:start w:val="1"/>
+      <w:numFmt w:val="decimal"/>
+      <w:lvlText w:val="%1."/>
+      <w:lvlJc w:val="left"/>
+      <w:pPr>
+        <w:ind w:left="1211" w:hanging="360"/>
+      </w:pPr>
+      <w:rPr>
+        <w:rFonts w:hint="default"/>
+      </w:rPr>
+    </w:lvl>
+    <w:lvl w:ilvl="1" w:tplc="FFFFFFFF">
+      <w:start w:val="1"/>
+      <w:numFmt w:val="bullet"/>
+      <w:lvlText w:val=""/>
+      <w:lvlJc w:val="left"/>
+      <w:pPr>
+        <w:ind w:left="1016" w:hanging="360"/>
+      </w:pPr>
+      <w:rPr>
+        <w:rFonts w:ascii="Symbol" w:hAnsi="Symbol" w:hint="default"/>
+      </w:rPr>
+    </w:lvl>
+    <w:lvl w:ilvl="2" w:tplc="FFFFFFFF">
+      <w:start w:val="1"/>
+      <w:numFmt w:val="bullet"/>
+      <w:lvlText w:val=""/>
+      <w:lvlJc w:val="left"/>
+      <w:pPr>
+        <w:ind w:left="1736" w:hanging="360"/>
+      </w:pPr>
+      <w:rPr>
+        <w:rFonts w:ascii="Wingdings" w:hAnsi="Wingdings" w:hint="default"/>
+      </w:rPr>
+    </w:lvl>
+    <w:lvl w:ilvl="3" w:tplc="FFFFFFFF" w:tentative="1">
+      <w:start w:val="1"/>
+      <w:numFmt w:val="bullet"/>
+      <w:lvlText w:val=""/>
+      <w:lvlJc w:val="left"/>
+      <w:pPr>
+        <w:ind w:left="2456" w:hanging="360"/>
+      </w:pPr>
+      <w:rPr>
+        <w:rFonts w:ascii="Symbol" w:hAnsi="Symbol" w:hint="default"/>
+      </w:rPr>
+    </w:lvl>
+    <w:lvl w:ilvl="4" w:tplc="FFFFFFFF" w:tentative="1">
+      <w:start w:val="1"/>
+      <w:numFmt w:val="bullet"/>
+      <w:lvlText w:val="o"/>
+      <w:lvlJc w:val="left"/>
+      <w:pPr>
+        <w:ind w:left="3176" w:hanging="360"/>
+      </w:pPr>
+      <w:rPr>
+        <w:rFonts w:ascii="Courier New" w:hAnsi="Courier New" w:cs="Courier New" w:hint="default"/>
+      </w:rPr>
+    </w:lvl>
+    <w:lvl w:ilvl="5" w:tplc="FFFFFFFF" w:tentative="1">
+      <w:start w:val="1"/>
+      <w:numFmt w:val="bullet"/>
+      <w:lvlText w:val=""/>
+      <w:lvlJc w:val="left"/>
+      <w:pPr>
+        <w:ind w:left="3896" w:hanging="360"/>
+      </w:pPr>
+      <w:rPr>
+        <w:rFonts w:ascii="Wingdings" w:hAnsi="Wingdings" w:hint="default"/>
+      </w:rPr>
+    </w:lvl>
+    <w:lvl w:ilvl="6" w:tplc="FFFFFFFF" w:tentative="1">
+      <w:start w:val="1"/>
+      <w:numFmt w:val="bullet"/>
+      <w:lvlText w:val=""/>
+      <w:lvlJc w:val="left"/>
+      <w:pPr>
+        <w:ind w:left="4616" w:hanging="360"/>
+      </w:pPr>
+      <w:rPr>
+        <w:rFonts w:ascii="Symbol" w:hAnsi="Symbol" w:hint="default"/>
+      </w:rPr>
+    </w:lvl>
+    <w:lvl w:ilvl="7" w:tplc="FFFFFFFF" w:tentative="1">
+      <w:start w:val="1"/>
+      <w:numFmt w:val="bullet"/>
+      <w:lvlText w:val="o"/>
+      <w:lvlJc w:val="left"/>
+      <w:pPr>
+        <w:ind w:left="5336" w:hanging="360"/>
+      </w:pPr>
+      <w:rPr>
+        <w:rFonts w:ascii="Courier New" w:hAnsi="Courier New" w:cs="Courier New" w:hint="default"/>
+      </w:rPr>
+    </w:lvl>
+    <w:lvl w:ilvl="8" w:tplc="FFFFFFFF" w:tentative="1">
+      <w:start w:val="1"/>
+      <w:numFmt w:val="bullet"/>
+      <w:lvlText w:val=""/>
+      <w:lvlJc w:val="left"/>
+      <w:pPr>
+        <w:ind w:left="6056" w:hanging="360"/>
+      </w:pPr>
+      <w:rPr>
+        <w:rFonts w:ascii="Wingdings" w:hAnsi="Wingdings" w:hint="default"/>
+      </w:rPr>
+    </w:lvl>
+  </w:abstractNum>
+  <w:abstractNum w:abstractNumId="22" w15:restartNumberingAfterBreak="0">
     <w:nsid w:val="35971AC2"/>
     <w:multiLevelType w:val="hybridMultilevel"/>
     <w:tmpl w:val="95C63B18"/>
@@ -9696,7 +10617,7 @@
       </w:pPr>
     </w:lvl>
   </w:abstractNum>
-  <w:abstractNum w:abstractNumId="22" w15:restartNumberingAfterBreak="0">
+  <w:abstractNum w:abstractNumId="23" w15:restartNumberingAfterBreak="0">
     <w:nsid w:val="3705097D"/>
     <w:multiLevelType w:val="multilevel"/>
     <w:tmpl w:val="5BE82FF4"/>
@@ -9809,7 +10730,7 @@
       </w:pPr>
     </w:lvl>
   </w:abstractNum>
-  <w:abstractNum w:abstractNumId="23" w15:restartNumberingAfterBreak="0">
+  <w:abstractNum w:abstractNumId="24" w15:restartNumberingAfterBreak="0">
     <w:nsid w:val="38960F16"/>
     <w:multiLevelType w:val="hybridMultilevel"/>
     <w:tmpl w:val="D4ECDB24"/>
@@ -9922,7 +10843,7 @@
       </w:rPr>
     </w:lvl>
   </w:abstractNum>
-  <w:abstractNum w:abstractNumId="24" w15:restartNumberingAfterBreak="0">
+  <w:abstractNum w:abstractNumId="25" w15:restartNumberingAfterBreak="0">
     <w:nsid w:val="393E421C"/>
     <w:multiLevelType w:val="hybridMultilevel"/>
     <w:tmpl w:val="C1F6AF74"/>
@@ -10035,7 +10956,156 @@
       </w:rPr>
     </w:lvl>
   </w:abstractNum>
-  <w:abstractNum w:abstractNumId="25" w15:restartNumberingAfterBreak="0">
+  <w:abstractNum w:abstractNumId="26" w15:restartNumberingAfterBreak="0">
+    <w:nsid w:val="3CD14E50"/>
+    <w:multiLevelType w:val="multilevel"/>
+    <w:tmpl w:val="438E2D10"/>
+    <w:lvl w:ilvl="0">
+      <w:start w:val="1"/>
+      <w:numFmt w:val="bullet"/>
+      <w:lvlText w:val=""/>
+      <w:lvlJc w:val="left"/>
+      <w:pPr>
+        <w:tabs>
+          <w:tab w:val="num" w:pos="720"/>
+        </w:tabs>
+        <w:ind w:left="720" w:hanging="360"/>
+      </w:pPr>
+      <w:rPr>
+        <w:rFonts w:ascii="Symbol" w:hAnsi="Symbol" w:hint="default"/>
+        <w:sz w:val="20"/>
+      </w:rPr>
+    </w:lvl>
+    <w:lvl w:ilvl="1" w:tentative="1">
+      <w:start w:val="1"/>
+      <w:numFmt w:val="bullet"/>
+      <w:lvlText w:val="o"/>
+      <w:lvlJc w:val="left"/>
+      <w:pPr>
+        <w:tabs>
+          <w:tab w:val="num" w:pos="1440"/>
+        </w:tabs>
+        <w:ind w:left="1440" w:hanging="360"/>
+      </w:pPr>
+      <w:rPr>
+        <w:rFonts w:ascii="Courier New" w:hAnsi="Courier New" w:hint="default"/>
+        <w:sz w:val="20"/>
+      </w:rPr>
+    </w:lvl>
+    <w:lvl w:ilvl="2" w:tentative="1">
+      <w:start w:val="1"/>
+      <w:numFmt w:val="bullet"/>
+      <w:lvlText w:val=""/>
+      <w:lvlJc w:val="left"/>
+      <w:pPr>
+        <w:tabs>
+          <w:tab w:val="num" w:pos="2160"/>
+        </w:tabs>
+        <w:ind w:left="2160" w:hanging="360"/>
+      </w:pPr>
+      <w:rPr>
+        <w:rFonts w:ascii="Wingdings" w:hAnsi="Wingdings" w:hint="default"/>
+        <w:sz w:val="20"/>
+      </w:rPr>
+    </w:lvl>
+    <w:lvl w:ilvl="3" w:tentative="1">
+      <w:start w:val="1"/>
+      <w:numFmt w:val="bullet"/>
+      <w:lvlText w:val=""/>
+      <w:lvlJc w:val="left"/>
+      <w:pPr>
+        <w:tabs>
+          <w:tab w:val="num" w:pos="2880"/>
+        </w:tabs>
+        <w:ind w:left="2880" w:hanging="360"/>
+      </w:pPr>
+      <w:rPr>
+        <w:rFonts w:ascii="Wingdings" w:hAnsi="Wingdings" w:hint="default"/>
+        <w:sz w:val="20"/>
+      </w:rPr>
+    </w:lvl>
+    <w:lvl w:ilvl="4" w:tentative="1">
+      <w:start w:val="1"/>
+      <w:numFmt w:val="bullet"/>
+      <w:lvlText w:val=""/>
+      <w:lvlJc w:val="left"/>
+      <w:pPr>
+        <w:tabs>
+          <w:tab w:val="num" w:pos="3600"/>
+        </w:tabs>
+        <w:ind w:left="3600" w:hanging="360"/>
+      </w:pPr>
+      <w:rPr>
+        <w:rFonts w:ascii="Wingdings" w:hAnsi="Wingdings" w:hint="default"/>
+        <w:sz w:val="20"/>
+      </w:rPr>
+    </w:lvl>
+    <w:lvl w:ilvl="5" w:tentative="1">
+      <w:start w:val="1"/>
+      <w:numFmt w:val="bullet"/>
+      <w:lvlText w:val=""/>
+      <w:lvlJc w:val="left"/>
+      <w:pPr>
+        <w:tabs>
+          <w:tab w:val="num" w:pos="4320"/>
+        </w:tabs>
+        <w:ind w:left="4320" w:hanging="360"/>
+      </w:pPr>
+      <w:rPr>
+        <w:rFonts w:ascii="Wingdings" w:hAnsi="Wingdings" w:hint="default"/>
+        <w:sz w:val="20"/>
+      </w:rPr>
+    </w:lvl>
+    <w:lvl w:ilvl="6" w:tentative="1">
+      <w:start w:val="1"/>
+      <w:numFmt w:val="bullet"/>
+      <w:lvlText w:val=""/>
+      <w:lvlJc w:val="left"/>
+      <w:pPr>
+        <w:tabs>
+          <w:tab w:val="num" w:pos="5040"/>
+        </w:tabs>
+        <w:ind w:left="5040" w:hanging="360"/>
+      </w:pPr>
+      <w:rPr>
+        <w:rFonts w:ascii="Wingdings" w:hAnsi="Wingdings" w:hint="default"/>
+        <w:sz w:val="20"/>
+      </w:rPr>
+    </w:lvl>
+    <w:lvl w:ilvl="7" w:tentative="1">
+      <w:start w:val="1"/>
+      <w:numFmt w:val="bullet"/>
+      <w:lvlText w:val=""/>
+      <w:lvlJc w:val="left"/>
+      <w:pPr>
+        <w:tabs>
+          <w:tab w:val="num" w:pos="5760"/>
+        </w:tabs>
+        <w:ind w:left="5760" w:hanging="360"/>
+      </w:pPr>
+      <w:rPr>
+        <w:rFonts w:ascii="Wingdings" w:hAnsi="Wingdings" w:hint="default"/>
+        <w:sz w:val="20"/>
+      </w:rPr>
+    </w:lvl>
+    <w:lvl w:ilvl="8" w:tentative="1">
+      <w:start w:val="1"/>
+      <w:numFmt w:val="bullet"/>
+      <w:lvlText w:val=""/>
+      <w:lvlJc w:val="left"/>
+      <w:pPr>
+        <w:tabs>
+          <w:tab w:val="num" w:pos="6480"/>
+        </w:tabs>
+        <w:ind w:left="6480" w:hanging="360"/>
+      </w:pPr>
+      <w:rPr>
+        <w:rFonts w:ascii="Wingdings" w:hAnsi="Wingdings" w:hint="default"/>
+        <w:sz w:val="20"/>
+      </w:rPr>
+    </w:lvl>
+  </w:abstractNum>
+  <w:abstractNum w:abstractNumId="27" w15:restartNumberingAfterBreak="0">
     <w:nsid w:val="3CDC00EB"/>
     <w:multiLevelType w:val="hybridMultilevel"/>
     <w:tmpl w:val="D1F682C6"/>
@@ -10148,7 +11218,7 @@
       </w:rPr>
     </w:lvl>
   </w:abstractNum>
-  <w:abstractNum w:abstractNumId="26" w15:restartNumberingAfterBreak="0">
+  <w:abstractNum w:abstractNumId="28" w15:restartNumberingAfterBreak="0">
     <w:nsid w:val="3DFB169F"/>
     <w:multiLevelType w:val="multilevel"/>
     <w:tmpl w:val="1ECE2192"/>
@@ -10297,7 +11367,7 @@
       </w:rPr>
     </w:lvl>
   </w:abstractNum>
-  <w:abstractNum w:abstractNumId="27" w15:restartNumberingAfterBreak="0">
+  <w:abstractNum w:abstractNumId="29" w15:restartNumberingAfterBreak="0">
     <w:nsid w:val="413F5B4C"/>
     <w:multiLevelType w:val="multilevel"/>
     <w:tmpl w:val="66DC875A"/>
@@ -10449,7 +11519,7 @@
       </w:rPr>
     </w:lvl>
   </w:abstractNum>
-  <w:abstractNum w:abstractNumId="28" w15:restartNumberingAfterBreak="0">
+  <w:abstractNum w:abstractNumId="30" w15:restartNumberingAfterBreak="0">
     <w:nsid w:val="41B87C58"/>
     <w:multiLevelType w:val="multilevel"/>
     <w:tmpl w:val="120CAE98"/>
@@ -10601,7 +11671,7 @@
       </w:rPr>
     </w:lvl>
   </w:abstractNum>
-  <w:abstractNum w:abstractNumId="29" w15:restartNumberingAfterBreak="0">
+  <w:abstractNum w:abstractNumId="31" w15:restartNumberingAfterBreak="0">
     <w:nsid w:val="46200343"/>
     <w:multiLevelType w:val="hybridMultilevel"/>
     <w:tmpl w:val="7D3849DC"/>
@@ -10714,7 +11784,7 @@
       </w:rPr>
     </w:lvl>
   </w:abstractNum>
-  <w:abstractNum w:abstractNumId="30" w15:restartNumberingAfterBreak="0">
+  <w:abstractNum w:abstractNumId="32" w15:restartNumberingAfterBreak="0">
     <w:nsid w:val="474C6FFF"/>
     <w:multiLevelType w:val="multilevel"/>
     <w:tmpl w:val="8D463C7E"/>
@@ -10863,7 +11933,7 @@
       </w:rPr>
     </w:lvl>
   </w:abstractNum>
-  <w:abstractNum w:abstractNumId="31" w15:restartNumberingAfterBreak="0">
+  <w:abstractNum w:abstractNumId="33" w15:restartNumberingAfterBreak="0">
     <w:nsid w:val="4B193887"/>
     <w:multiLevelType w:val="hybridMultilevel"/>
     <w:tmpl w:val="E4EE0178"/>
@@ -10952,7 +12022,7 @@
       </w:pPr>
     </w:lvl>
   </w:abstractNum>
-  <w:abstractNum w:abstractNumId="32" w15:restartNumberingAfterBreak="0">
+  <w:abstractNum w:abstractNumId="34" w15:restartNumberingAfterBreak="0">
     <w:nsid w:val="4FA82A39"/>
     <w:multiLevelType w:val="hybridMultilevel"/>
     <w:tmpl w:val="0C06B6D0"/>
@@ -11065,7 +12135,7 @@
       </w:rPr>
     </w:lvl>
   </w:abstractNum>
-  <w:abstractNum w:abstractNumId="33" w15:restartNumberingAfterBreak="0">
+  <w:abstractNum w:abstractNumId="35" w15:restartNumberingAfterBreak="0">
     <w:nsid w:val="541A247F"/>
     <w:multiLevelType w:val="hybridMultilevel"/>
     <w:tmpl w:val="CA001A5E"/>
@@ -11178,7 +12248,7 @@
       </w:rPr>
     </w:lvl>
   </w:abstractNum>
-  <w:abstractNum w:abstractNumId="34" w15:restartNumberingAfterBreak="0">
+  <w:abstractNum w:abstractNumId="36" w15:restartNumberingAfterBreak="0">
     <w:nsid w:val="55F1560B"/>
     <w:multiLevelType w:val="multilevel"/>
     <w:tmpl w:val="39AE2098"/>
@@ -11327,7 +12397,7 @@
       </w:rPr>
     </w:lvl>
   </w:abstractNum>
-  <w:abstractNum w:abstractNumId="35" w15:restartNumberingAfterBreak="0">
+  <w:abstractNum w:abstractNumId="37" w15:restartNumberingAfterBreak="0">
     <w:nsid w:val="572D2F98"/>
     <w:multiLevelType w:val="hybridMultilevel"/>
     <w:tmpl w:val="42FE7178"/>
@@ -11440,7 +12510,7 @@
       </w:rPr>
     </w:lvl>
   </w:abstractNum>
-  <w:abstractNum w:abstractNumId="36" w15:restartNumberingAfterBreak="0">
+  <w:abstractNum w:abstractNumId="38" w15:restartNumberingAfterBreak="0">
     <w:nsid w:val="594D2016"/>
     <w:multiLevelType w:val="multilevel"/>
     <w:tmpl w:val="349EDC6A"/>
@@ -11589,7 +12659,7 @@
       </w:rPr>
     </w:lvl>
   </w:abstractNum>
-  <w:abstractNum w:abstractNumId="37" w15:restartNumberingAfterBreak="0">
+  <w:abstractNum w:abstractNumId="39" w15:restartNumberingAfterBreak="0">
     <w:nsid w:val="5B743D3B"/>
     <w:multiLevelType w:val="hybridMultilevel"/>
     <w:tmpl w:val="68CAA138"/>
@@ -11702,7 +12772,7 @@
       </w:rPr>
     </w:lvl>
   </w:abstractNum>
-  <w:abstractNum w:abstractNumId="38" w15:restartNumberingAfterBreak="0">
+  <w:abstractNum w:abstractNumId="40" w15:restartNumberingAfterBreak="0">
     <w:nsid w:val="64F4259B"/>
     <w:multiLevelType w:val="multilevel"/>
     <w:tmpl w:val="A8B0D582"/>
@@ -11815,7 +12885,7 @@
       </w:pPr>
     </w:lvl>
   </w:abstractNum>
-  <w:abstractNum w:abstractNumId="39" w15:restartNumberingAfterBreak="0">
+  <w:abstractNum w:abstractNumId="41" w15:restartNumberingAfterBreak="0">
     <w:nsid w:val="67E21E35"/>
     <w:multiLevelType w:val="multilevel"/>
     <w:tmpl w:val="28B4D178"/>
@@ -11964,7 +13034,96 @@
       </w:rPr>
     </w:lvl>
   </w:abstractNum>
-  <w:abstractNum w:abstractNumId="40" w15:restartNumberingAfterBreak="0">
+  <w:abstractNum w:abstractNumId="42" w15:restartNumberingAfterBreak="0">
+    <w:nsid w:val="68A96F2C"/>
+    <w:multiLevelType w:val="hybridMultilevel"/>
+    <w:tmpl w:val="D29E95CE"/>
+    <w:lvl w:ilvl="0" w:tplc="5C30080A">
+      <w:start w:val="1"/>
+      <w:numFmt w:val="decimal"/>
+      <w:lvlText w:val="%1."/>
+      <w:lvlJc w:val="left"/>
+      <w:pPr>
+        <w:ind w:left="1211" w:hanging="360"/>
+      </w:pPr>
+      <w:rPr>
+        <w:rFonts w:hint="default"/>
+      </w:rPr>
+    </w:lvl>
+    <w:lvl w:ilvl="1" w:tplc="04190019" w:tentative="1">
+      <w:start w:val="1"/>
+      <w:numFmt w:val="lowerLetter"/>
+      <w:lvlText w:val="%2."/>
+      <w:lvlJc w:val="left"/>
+      <w:pPr>
+        <w:ind w:left="1931" w:hanging="360"/>
+      </w:pPr>
+    </w:lvl>
+    <w:lvl w:ilvl="2" w:tplc="0419001B" w:tentative="1">
+      <w:start w:val="1"/>
+      <w:numFmt w:val="lowerRoman"/>
+      <w:lvlText w:val="%3."/>
+      <w:lvlJc w:val="right"/>
+      <w:pPr>
+        <w:ind w:left="2651" w:hanging="180"/>
+      </w:pPr>
+    </w:lvl>
+    <w:lvl w:ilvl="3" w:tplc="0419000F" w:tentative="1">
+      <w:start w:val="1"/>
+      <w:numFmt w:val="decimal"/>
+      <w:lvlText w:val="%4."/>
+      <w:lvlJc w:val="left"/>
+      <w:pPr>
+        <w:ind w:left="3371" w:hanging="360"/>
+      </w:pPr>
+    </w:lvl>
+    <w:lvl w:ilvl="4" w:tplc="04190019" w:tentative="1">
+      <w:start w:val="1"/>
+      <w:numFmt w:val="lowerLetter"/>
+      <w:lvlText w:val="%5."/>
+      <w:lvlJc w:val="left"/>
+      <w:pPr>
+        <w:ind w:left="4091" w:hanging="360"/>
+      </w:pPr>
+    </w:lvl>
+    <w:lvl w:ilvl="5" w:tplc="0419001B" w:tentative="1">
+      <w:start w:val="1"/>
+      <w:numFmt w:val="lowerRoman"/>
+      <w:lvlText w:val="%6."/>
+      <w:lvlJc w:val="right"/>
+      <w:pPr>
+        <w:ind w:left="4811" w:hanging="180"/>
+      </w:pPr>
+    </w:lvl>
+    <w:lvl w:ilvl="6" w:tplc="0419000F" w:tentative="1">
+      <w:start w:val="1"/>
+      <w:numFmt w:val="decimal"/>
+      <w:lvlText w:val="%7."/>
+      <w:lvlJc w:val="left"/>
+      <w:pPr>
+        <w:ind w:left="5531" w:hanging="360"/>
+      </w:pPr>
+    </w:lvl>
+    <w:lvl w:ilvl="7" w:tplc="04190019" w:tentative="1">
+      <w:start w:val="1"/>
+      <w:numFmt w:val="lowerLetter"/>
+      <w:lvlText w:val="%8."/>
+      <w:lvlJc w:val="left"/>
+      <w:pPr>
+        <w:ind w:left="6251" w:hanging="360"/>
+      </w:pPr>
+    </w:lvl>
+    <w:lvl w:ilvl="8" w:tplc="0419001B" w:tentative="1">
+      <w:start w:val="1"/>
+      <w:numFmt w:val="lowerRoman"/>
+      <w:lvlText w:val="%9."/>
+      <w:lvlJc w:val="right"/>
+      <w:pPr>
+        <w:ind w:left="6971" w:hanging="180"/>
+      </w:pPr>
+    </w:lvl>
+  </w:abstractNum>
+  <w:abstractNum w:abstractNumId="43" w15:restartNumberingAfterBreak="0">
     <w:nsid w:val="794763F2"/>
     <w:multiLevelType w:val="multilevel"/>
     <w:tmpl w:val="04964812"/>
@@ -12113,7 +13272,120 @@
       </w:rPr>
     </w:lvl>
   </w:abstractNum>
-  <w:abstractNum w:abstractNumId="41" w15:restartNumberingAfterBreak="0">
+  <w:abstractNum w:abstractNumId="44" w15:restartNumberingAfterBreak="0">
+    <w:nsid w:val="7AF671E1"/>
+    <w:multiLevelType w:val="multilevel"/>
+    <w:tmpl w:val="0792C7A4"/>
+    <w:lvl w:ilvl="0">
+      <w:start w:val="1"/>
+      <w:numFmt w:val="decimal"/>
+      <w:lvlText w:val="%1."/>
+      <w:lvlJc w:val="left"/>
+      <w:pPr>
+        <w:tabs>
+          <w:tab w:val="num" w:pos="720"/>
+        </w:tabs>
+        <w:ind w:left="720" w:hanging="360"/>
+      </w:pPr>
+    </w:lvl>
+    <w:lvl w:ilvl="1" w:tentative="1">
+      <w:start w:val="1"/>
+      <w:numFmt w:val="decimal"/>
+      <w:lvlText w:val="%2."/>
+      <w:lvlJc w:val="left"/>
+      <w:pPr>
+        <w:tabs>
+          <w:tab w:val="num" w:pos="1440"/>
+        </w:tabs>
+        <w:ind w:left="1440" w:hanging="360"/>
+      </w:pPr>
+    </w:lvl>
+    <w:lvl w:ilvl="2" w:tentative="1">
+      <w:start w:val="1"/>
+      <w:numFmt w:val="decimal"/>
+      <w:lvlText w:val="%3."/>
+      <w:lvlJc w:val="left"/>
+      <w:pPr>
+        <w:tabs>
+          <w:tab w:val="num" w:pos="2160"/>
+        </w:tabs>
+        <w:ind w:left="2160" w:hanging="360"/>
+      </w:pPr>
+    </w:lvl>
+    <w:lvl w:ilvl="3" w:tentative="1">
+      <w:start w:val="1"/>
+      <w:numFmt w:val="decimal"/>
+      <w:lvlText w:val="%4."/>
+      <w:lvlJc w:val="left"/>
+      <w:pPr>
+        <w:tabs>
+          <w:tab w:val="num" w:pos="2880"/>
+        </w:tabs>
+        <w:ind w:left="2880" w:hanging="360"/>
+      </w:pPr>
+    </w:lvl>
+    <w:lvl w:ilvl="4" w:tentative="1">
+      <w:start w:val="1"/>
+      <w:numFmt w:val="decimal"/>
+      <w:lvlText w:val="%5."/>
+      <w:lvlJc w:val="left"/>
+      <w:pPr>
+        <w:tabs>
+          <w:tab w:val="num" w:pos="3600"/>
+        </w:tabs>
+        <w:ind w:left="3600" w:hanging="360"/>
+      </w:pPr>
+    </w:lvl>
+    <w:lvl w:ilvl="5" w:tentative="1">
+      <w:start w:val="1"/>
+      <w:numFmt w:val="decimal"/>
+      <w:lvlText w:val="%6."/>
+      <w:lvlJc w:val="left"/>
+      <w:pPr>
+        <w:tabs>
+          <w:tab w:val="num" w:pos="4320"/>
+        </w:tabs>
+        <w:ind w:left="4320" w:hanging="360"/>
+      </w:pPr>
+    </w:lvl>
+    <w:lvl w:ilvl="6" w:tentative="1">
+      <w:start w:val="1"/>
+      <w:numFmt w:val="decimal"/>
+      <w:lvlText w:val="%7."/>
+      <w:lvlJc w:val="left"/>
+      <w:pPr>
+        <w:tabs>
+          <w:tab w:val="num" w:pos="5040"/>
+        </w:tabs>
+        <w:ind w:left="5040" w:hanging="360"/>
+      </w:pPr>
+    </w:lvl>
+    <w:lvl w:ilvl="7" w:tentative="1">
+      <w:start w:val="1"/>
+      <w:numFmt w:val="decimal"/>
+      <w:lvlText w:val="%8."/>
+      <w:lvlJc w:val="left"/>
+      <w:pPr>
+        <w:tabs>
+          <w:tab w:val="num" w:pos="5760"/>
+        </w:tabs>
+        <w:ind w:left="5760" w:hanging="360"/>
+      </w:pPr>
+    </w:lvl>
+    <w:lvl w:ilvl="8" w:tentative="1">
+      <w:start w:val="1"/>
+      <w:numFmt w:val="decimal"/>
+      <w:lvlText w:val="%9."/>
+      <w:lvlJc w:val="left"/>
+      <w:pPr>
+        <w:tabs>
+          <w:tab w:val="num" w:pos="6480"/>
+        </w:tabs>
+        <w:ind w:left="6480" w:hanging="360"/>
+      </w:pPr>
+    </w:lvl>
+  </w:abstractNum>
+  <w:abstractNum w:abstractNumId="45" w15:restartNumberingAfterBreak="0">
     <w:nsid w:val="7D6C7476"/>
     <w:multiLevelType w:val="hybridMultilevel"/>
     <w:tmpl w:val="C7BCFAC0"/>
@@ -12204,7 +13476,7 @@
       </w:pPr>
     </w:lvl>
   </w:abstractNum>
-  <w:abstractNum w:abstractNumId="42" w15:restartNumberingAfterBreak="0">
+  <w:abstractNum w:abstractNumId="46" w15:restartNumberingAfterBreak="0">
     <w:nsid w:val="7E345C00"/>
     <w:multiLevelType w:val="multilevel"/>
     <w:tmpl w:val="49E413CA"/>
@@ -12369,46 +13641,46 @@
     <w:abstractNumId w:val="10"/>
   </w:num>
   <w:num w:numId="6" w16cid:durableId="1100030766">
-    <w:abstractNumId w:val="24"/>
+    <w:abstractNumId w:val="25"/>
   </w:num>
   <w:num w:numId="7" w16cid:durableId="428047082">
-    <w:abstractNumId w:val="29"/>
+    <w:abstractNumId w:val="31"/>
   </w:num>
   <w:num w:numId="8" w16cid:durableId="497236767">
-    <w:abstractNumId w:val="35"/>
+    <w:abstractNumId w:val="37"/>
   </w:num>
   <w:num w:numId="9" w16cid:durableId="1404642766">
-    <w:abstractNumId w:val="37"/>
+    <w:abstractNumId w:val="39"/>
   </w:num>
   <w:num w:numId="10" w16cid:durableId="1529219372">
-    <w:abstractNumId w:val="25"/>
+    <w:abstractNumId w:val="27"/>
   </w:num>
   <w:num w:numId="11" w16cid:durableId="1595701964">
-    <w:abstractNumId w:val="32"/>
+    <w:abstractNumId w:val="34"/>
   </w:num>
   <w:num w:numId="12" w16cid:durableId="238446553">
-    <w:abstractNumId w:val="41"/>
+    <w:abstractNumId w:val="45"/>
   </w:num>
   <w:num w:numId="13" w16cid:durableId="38672913">
-    <w:abstractNumId w:val="21"/>
+    <w:abstractNumId w:val="22"/>
   </w:num>
   <w:num w:numId="14" w16cid:durableId="1870141664">
-    <w:abstractNumId w:val="23"/>
+    <w:abstractNumId w:val="24"/>
   </w:num>
   <w:num w:numId="15" w16cid:durableId="459374186">
     <w:abstractNumId w:val="14"/>
   </w:num>
   <w:num w:numId="16" w16cid:durableId="449519256">
-    <w:abstractNumId w:val="38"/>
+    <w:abstractNumId w:val="40"/>
   </w:num>
   <w:num w:numId="17" w16cid:durableId="1695762944">
-    <w:abstractNumId w:val="33"/>
+    <w:abstractNumId w:val="35"/>
   </w:num>
   <w:num w:numId="18" w16cid:durableId="1520392488">
     <w:abstractNumId w:val="11"/>
   </w:num>
   <w:num w:numId="19" w16cid:durableId="1898934811">
-    <w:abstractNumId w:val="22"/>
+    <w:abstractNumId w:val="23"/>
   </w:num>
   <w:num w:numId="20" w16cid:durableId="1938976487">
     <w:abstractNumId w:val="8"/>
@@ -12417,13 +13689,13 @@
     <w:abstractNumId w:val="15"/>
   </w:num>
   <w:num w:numId="22" w16cid:durableId="590889876">
-    <w:abstractNumId w:val="27"/>
+    <w:abstractNumId w:val="29"/>
   </w:num>
   <w:num w:numId="23" w16cid:durableId="746344960">
     <w:abstractNumId w:val="5"/>
   </w:num>
   <w:num w:numId="24" w16cid:durableId="1313485246">
-    <w:abstractNumId w:val="31"/>
+    <w:abstractNumId w:val="33"/>
   </w:num>
   <w:num w:numId="25" w16cid:durableId="1115754947">
     <w:abstractNumId w:val="12"/>
@@ -12432,7 +13704,7 @@
     <w:abstractNumId w:val="3"/>
   </w:num>
   <w:num w:numId="27" w16cid:durableId="1216350666">
-    <w:abstractNumId w:val="28"/>
+    <w:abstractNumId w:val="30"/>
   </w:num>
   <w:num w:numId="28" w16cid:durableId="1013990598">
     <w:abstractNumId w:val="13"/>
@@ -12441,7 +13713,7 @@
     <w:abstractNumId w:val="20"/>
   </w:num>
   <w:num w:numId="30" w16cid:durableId="1012146164">
-    <w:abstractNumId w:val="42"/>
+    <w:abstractNumId w:val="46"/>
   </w:num>
   <w:num w:numId="31" w16cid:durableId="565729517">
     <w:abstractNumId w:val="7"/>
@@ -12450,13 +13722,13 @@
     <w:abstractNumId w:val="4"/>
   </w:num>
   <w:num w:numId="33" w16cid:durableId="441999558">
-    <w:abstractNumId w:val="40"/>
+    <w:abstractNumId w:val="43"/>
   </w:num>
   <w:num w:numId="34" w16cid:durableId="529296394">
-    <w:abstractNumId w:val="30"/>
+    <w:abstractNumId w:val="32"/>
   </w:num>
   <w:num w:numId="35" w16cid:durableId="864564401">
-    <w:abstractNumId w:val="36"/>
+    <w:abstractNumId w:val="38"/>
   </w:num>
   <w:num w:numId="36" w16cid:durableId="942033309">
     <w:abstractNumId w:val="16"/>
@@ -12465,13 +13737,13 @@
     <w:abstractNumId w:val="6"/>
   </w:num>
   <w:num w:numId="38" w16cid:durableId="687173427">
-    <w:abstractNumId w:val="26"/>
+    <w:abstractNumId w:val="28"/>
   </w:num>
   <w:num w:numId="39" w16cid:durableId="1834687668">
-    <w:abstractNumId w:val="34"/>
+    <w:abstractNumId w:val="36"/>
   </w:num>
   <w:num w:numId="40" w16cid:durableId="822699092">
-    <w:abstractNumId w:val="39"/>
+    <w:abstractNumId w:val="41"/>
   </w:num>
   <w:num w:numId="41" w16cid:durableId="1175801144">
     <w:abstractNumId w:val="2"/>
@@ -12481,6 +13753,18 @@
   </w:num>
   <w:num w:numId="43" w16cid:durableId="434635770">
     <w:abstractNumId w:val="1"/>
+  </w:num>
+  <w:num w:numId="44" w16cid:durableId="2073045348">
+    <w:abstractNumId w:val="42"/>
+  </w:num>
+  <w:num w:numId="45" w16cid:durableId="219632258">
+    <w:abstractNumId w:val="26"/>
+  </w:num>
+  <w:num w:numId="46" w16cid:durableId="1282035154">
+    <w:abstractNumId w:val="44"/>
+  </w:num>
+  <w:num w:numId="47" w16cid:durableId="1046761243">
+    <w:abstractNumId w:val="21"/>
   </w:num>
   <w:numIdMacAtCleanup w:val="8"/>
 </w:numbering>
@@ -13166,7 +14450,6 @@
   <w:style w:type="character" w:default="1" w:styleId="a2">
     <w:name w:val="Default Paragraph Font"/>
     <w:uiPriority w:val="1"/>
-    <w:semiHidden/>
     <w:unhideWhenUsed/>
   </w:style>
   <w:style w:type="table" w:default="1" w:styleId="a3">
@@ -14063,6 +15346,18 @@
       <w:bCs/>
     </w:rPr>
   </w:style>
+  <w:style w:type="character" w:styleId="afd">
+    <w:name w:val="Unresolved Mention"/>
+    <w:basedOn w:val="a2"/>
+    <w:uiPriority w:val="99"/>
+    <w:semiHidden/>
+    <w:unhideWhenUsed/>
+    <w:rsid w:val="0046397E"/>
+    <w:rPr>
+      <w:color w:val="605E5C"/>
+      <w:shd w:val="clear" w:color="auto" w:fill="E1DFDD"/>
+    </w:rPr>
+  </w:style>
 </w:styles>
 </file>
 
@@ -14352,25 +15647,6 @@
 </file>
 
 <file path=customXml/item1.xml><?xml version="1.0" encoding="utf-8"?>
-<?mso-contentType ?>
-<FormTemplates xmlns="http://schemas.microsoft.com/sharepoint/v3/contenttype/forms">
-  <Display>DocumentLibraryForm</Display>
-  <Edit>DocumentLibraryForm</Edit>
-  <New>DocumentLibraryForm</New>
-</FormTemplates>
-</file>
-
-<file path=customXml/item2.xml><?xml version="1.0" encoding="utf-8"?>
-<b:Sources xmlns:b="http://schemas.openxmlformats.org/officeDocument/2006/bibliography" xmlns="http://schemas.openxmlformats.org/officeDocument/2006/bibliography" SelectedStyle="\APASixthEditionOfficeOnline.xsl" StyleName="APA" Version="6"/>
-</file>
-
-<file path=customXml/item3.xml><?xml version="1.0" encoding="utf-8"?>
-<p:properties xmlns:p="http://schemas.microsoft.com/office/2006/metadata/properties" xmlns:xsi="http://www.w3.org/2001/XMLSchema-instance" xmlns:pc="http://schemas.microsoft.com/office/infopath/2007/PartnerControls">
-  <documentManagement/>
-</p:properties>
-</file>
-
-<file path=customXml/item4.xml><?xml version="1.0" encoding="utf-8"?>
 <ct:contentTypeSchema xmlns:ct="http://schemas.microsoft.com/office/2006/metadata/contentType" xmlns:ma="http://schemas.microsoft.com/office/2006/metadata/properties/metaAttributes" ct:_="" ma:_="" ma:contentTypeName="Документ" ma:contentTypeID="0x010100895006E4339BF24CAA0F5B167E451061" ma:contentTypeVersion="11" ma:contentTypeDescription="Создание документа." ma:contentTypeScope="" ma:versionID="ee66b34cdb7d5be00a86ac9db559fc97">
   <xsd:schema xmlns:xsd="http://www.w3.org/2001/XMLSchema" xmlns:xs="http://www.w3.org/2001/XMLSchema" xmlns:p="http://schemas.microsoft.com/office/2006/metadata/properties" xmlns:ns3="a1eb269e-cbf3-465a-8e4a-8d42bc45f09f" xmlns:ns4="a042d032-8e16-4c5e-a37e-70d449039bd2" targetNamespace="http://schemas.microsoft.com/office/2006/metadata/properties" ma:root="true" ma:fieldsID="9831aabdbf23b96857ccdb3f4e1a7ec2" ns3:_="" ns4:_="">
     <xsd:import namespace="a1eb269e-cbf3-465a-8e4a-8d42bc45f09f"/>
@@ -14579,32 +15855,26 @@
 </ct:contentTypeSchema>
 </file>
 
-<file path=customXml/itemProps1.xml><?xml version="1.0" encoding="utf-8"?>
-<ds:datastoreItem xmlns:ds="http://schemas.openxmlformats.org/officeDocument/2006/customXml" ds:itemID="{C545EDB0-6DA9-4573-8FDA-4B7CDBF5EFD9}">
-  <ds:schemaRefs>
-    <ds:schemaRef ds:uri="http://schemas.microsoft.com/sharepoint/v3/contenttype/forms"/>
-  </ds:schemaRefs>
-</ds:datastoreItem>
+<file path=customXml/item2.xml><?xml version="1.0" encoding="utf-8"?>
+<p:properties xmlns:p="http://schemas.microsoft.com/office/2006/metadata/properties" xmlns:xsi="http://www.w3.org/2001/XMLSchema-instance" xmlns:pc="http://schemas.microsoft.com/office/infopath/2007/PartnerControls">
+  <documentManagement/>
+</p:properties>
 </file>
 
-<file path=customXml/itemProps2.xml><?xml version="1.0" encoding="utf-8"?>
-<ds:datastoreItem xmlns:ds="http://schemas.openxmlformats.org/officeDocument/2006/customXml" ds:itemID="{C6797151-1BD6-44DD-A7CD-9B1CAC660583}">
-  <ds:schemaRefs>
-    <ds:schemaRef ds:uri="http://schemas.openxmlformats.org/officeDocument/2006/bibliography"/>
-  </ds:schemaRefs>
-</ds:datastoreItem>
+<file path=customXml/item3.xml><?xml version="1.0" encoding="utf-8"?>
+<b:Sources xmlns:b="http://schemas.openxmlformats.org/officeDocument/2006/bibliography" xmlns="http://schemas.openxmlformats.org/officeDocument/2006/bibliography" SelectedStyle="\APASixthEditionOfficeOnline.xsl" StyleName="APA" Version="6"/>
 </file>
 
-<file path=customXml/itemProps3.xml><?xml version="1.0" encoding="utf-8"?>
-<ds:datastoreItem xmlns:ds="http://schemas.openxmlformats.org/officeDocument/2006/customXml" ds:itemID="{D1D02F96-5624-48FE-AB5F-467181C3EDC1}">
-  <ds:schemaRefs>
-    <ds:schemaRef ds:uri="http://schemas.microsoft.com/office/2006/metadata/properties"/>
-    <ds:schemaRef ds:uri="http://schemas.microsoft.com/office/infopath/2007/PartnerControls"/>
-  </ds:schemaRefs>
-</ds:datastoreItem>
+<file path=customXml/item4.xml><?xml version="1.0" encoding="utf-8"?>
+<?mso-contentType ?>
+<FormTemplates xmlns="http://schemas.microsoft.com/sharepoint/v3/contenttype/forms">
+  <Display>DocumentLibraryForm</Display>
+  <Edit>DocumentLibraryForm</Edit>
+  <New>DocumentLibraryForm</New>
+</FormTemplates>
 </file>
 
-<file path=customXml/itemProps4.xml><?xml version="1.0" encoding="utf-8"?>
+<file path=customXml/itemProps1.xml><?xml version="1.0" encoding="utf-8"?>
 <ds:datastoreItem xmlns:ds="http://schemas.openxmlformats.org/officeDocument/2006/customXml" ds:itemID="{BE06CD11-97E7-4DA4-A1E7-C20845DD652C}">
   <ds:schemaRefs>
     <ds:schemaRef ds:uri="http://schemas.microsoft.com/office/2006/metadata/contentType"/>
@@ -14621,4 +15891,29 @@
     <ds:schemaRef ds:uri="http://schemas.microsoft.com/internal/obd"/>
   </ds:schemaRefs>
 </ds:datastoreItem>
+</file>
+
+<file path=customXml/itemProps2.xml><?xml version="1.0" encoding="utf-8"?>
+<ds:datastoreItem xmlns:ds="http://schemas.openxmlformats.org/officeDocument/2006/customXml" ds:itemID="{D1D02F96-5624-48FE-AB5F-467181C3EDC1}">
+  <ds:schemaRefs>
+    <ds:schemaRef ds:uri="http://schemas.microsoft.com/office/2006/metadata/properties"/>
+    <ds:schemaRef ds:uri="http://schemas.microsoft.com/office/infopath/2007/PartnerControls"/>
+  </ds:schemaRefs>
+</ds:datastoreItem>
+</file>
+
+<file path=customXml/itemProps3.xml><?xml version="1.0" encoding="utf-8"?>
+<ds:datastoreItem xmlns:ds="http://schemas.openxmlformats.org/officeDocument/2006/customXml" ds:itemID="{C6797151-1BD6-44DD-A7CD-9B1CAC660583}">
+  <ds:schemaRefs>
+    <ds:schemaRef ds:uri="http://schemas.openxmlformats.org/officeDocument/2006/bibliography"/>
+  </ds:schemaRefs>
+</ds:datastoreItem>
+</file>
+
+<file path=customXml/itemProps4.xml><?xml version="1.0" encoding="utf-8"?>
+<ds:datastoreItem xmlns:ds="http://schemas.openxmlformats.org/officeDocument/2006/customXml" ds:itemID="{C545EDB0-6DA9-4573-8FDA-4B7CDBF5EFD9}">
+  <ds:schemaRefs>
+    <ds:schemaRef ds:uri="http://schemas.microsoft.com/sharepoint/v3/contenttype/forms"/>
+  </ds:schemaRefs>
+</ds:datastoreItem>
 </file>
--- a/ТЗ/Прототип ТЗ.docx
+++ b/ТЗ/Прототип ТЗ.docx
@@ -95,7 +95,22 @@
               <w:t xml:space="preserve"> </w:t>
             </w:r>
             <w:r>
-              <w:t>Жукова М.Н.</w:t>
+              <w:t>Гюльмамедова</w:t>
+            </w:r>
+            <w:r>
+              <w:t xml:space="preserve"> </w:t>
+            </w:r>
+            <w:r>
+              <w:t>Л</w:t>
+            </w:r>
+            <w:r>
+              <w:t>.</w:t>
+            </w:r>
+            <w:r>
+              <w:t>Э</w:t>
+            </w:r>
+            <w:r>
+              <w:t>.</w:t>
             </w:r>
           </w:p>
           <w:p>
@@ -512,6 +527,9 @@
             <w:r>
               <w:t xml:space="preserve"> Самоделкин П.А</w:t>
             </w:r>
+            <w:r>
+              <w:t>.</w:t>
+            </w:r>
           </w:p>
           <w:p>
             <w:pPr>
@@ -610,10 +628,11 @@
         <w:p>
           <w:pPr>
             <w:pStyle w:val="11"/>
+            <w:jc w:val="both"/>
             <w:rPr>
               <w:rFonts w:asciiTheme="minorHAnsi" w:eastAsiaTheme="minorEastAsia" w:hAnsiTheme="minorHAnsi" w:cstheme="minorBidi"/>
-              <w:sz w:val="22"/>
-              <w:szCs w:val="22"/>
+              <w:kern w:val="2"/>
+              <w14:ligatures w14:val="standardContextual"/>
             </w:rPr>
           </w:pPr>
           <w:r>
@@ -625,7 +644,7 @@
           <w:r>
             <w:fldChar w:fldCharType="separate"/>
           </w:r>
-          <w:hyperlink w:anchor="_Toc193826833" w:history="1">
+          <w:hyperlink w:anchor="_Toc223514260" w:history="1">
             <w:r>
               <w:rPr>
                 <w:rStyle w:val="a6"/>
@@ -648,7 +667,7 @@
               <w:rPr>
                 <w:webHidden/>
               </w:rPr>
-              <w:instrText xml:space="preserve"> PAGEREF _Toc193826833 \h </w:instrText>
+              <w:instrText xml:space="preserve"> PAGEREF _Toc223514260 \h </w:instrText>
             </w:r>
             <w:r>
               <w:rPr>
@@ -678,13 +697,14 @@
         <w:p>
           <w:pPr>
             <w:pStyle w:val="11"/>
+            <w:jc w:val="both"/>
             <w:rPr>
               <w:rFonts w:asciiTheme="minorHAnsi" w:eastAsiaTheme="minorEastAsia" w:hAnsiTheme="minorHAnsi" w:cstheme="minorBidi"/>
-              <w:sz w:val="22"/>
-              <w:szCs w:val="22"/>
+              <w:kern w:val="2"/>
+              <w14:ligatures w14:val="standardContextual"/>
             </w:rPr>
           </w:pPr>
-          <w:hyperlink w:anchor="_Toc193826834" w:history="1">
+          <w:hyperlink w:anchor="_Toc223514261" w:history="1">
             <w:r>
               <w:rPr>
                 <w:rStyle w:val="a6"/>
@@ -694,8 +714,8 @@
             <w:r>
               <w:rPr>
                 <w:rFonts w:asciiTheme="minorHAnsi" w:eastAsiaTheme="minorEastAsia" w:hAnsiTheme="minorHAnsi" w:cstheme="minorBidi"/>
-                <w:sz w:val="22"/>
-                <w:szCs w:val="22"/>
+                <w:kern w:val="2"/>
+                <w14:ligatures w14:val="standardContextual"/>
               </w:rPr>
               <w:tab/>
             </w:r>
@@ -721,7 +741,7 @@
               <w:rPr>
                 <w:webHidden/>
               </w:rPr>
-              <w:instrText xml:space="preserve"> PAGEREF _Toc193826834 \h </w:instrText>
+              <w:instrText xml:space="preserve"> PAGEREF _Toc223514261 \h </w:instrText>
             </w:r>
             <w:r>
               <w:rPr>
@@ -751,13 +771,14 @@
         <w:p>
           <w:pPr>
             <w:pStyle w:val="11"/>
+            <w:jc w:val="both"/>
             <w:rPr>
               <w:rFonts w:asciiTheme="minorHAnsi" w:eastAsiaTheme="minorEastAsia" w:hAnsiTheme="minorHAnsi" w:cstheme="minorBidi"/>
-              <w:sz w:val="22"/>
-              <w:szCs w:val="22"/>
+              <w:kern w:val="2"/>
+              <w14:ligatures w14:val="standardContextual"/>
             </w:rPr>
           </w:pPr>
-          <w:hyperlink w:anchor="_Toc193826835" w:history="1">
+          <w:hyperlink w:anchor="_Toc223514262" w:history="1">
             <w:r>
               <w:rPr>
                 <w:rStyle w:val="a6"/>
@@ -767,8 +788,8 @@
             <w:r>
               <w:rPr>
                 <w:rFonts w:asciiTheme="minorHAnsi" w:eastAsiaTheme="minorEastAsia" w:hAnsiTheme="minorHAnsi" w:cstheme="minorBidi"/>
-                <w:sz w:val="22"/>
-                <w:szCs w:val="22"/>
+                <w:kern w:val="2"/>
+                <w14:ligatures w14:val="standardContextual"/>
               </w:rPr>
               <w:tab/>
             </w:r>
@@ -794,7 +815,7 @@
               <w:rPr>
                 <w:webHidden/>
               </w:rPr>
-              <w:instrText xml:space="preserve"> PAGEREF _Toc193826835 \h </w:instrText>
+              <w:instrText xml:space="preserve"> PAGEREF _Toc223514262 \h </w:instrText>
             </w:r>
             <w:r>
               <w:rPr>
@@ -824,24 +845,26 @@
         <w:p>
           <w:pPr>
             <w:pStyle w:val="11"/>
+            <w:jc w:val="both"/>
             <w:rPr>
               <w:rFonts w:asciiTheme="minorHAnsi" w:eastAsiaTheme="minorEastAsia" w:hAnsiTheme="minorHAnsi" w:cstheme="minorBidi"/>
-              <w:sz w:val="22"/>
-              <w:szCs w:val="22"/>
+              <w:kern w:val="2"/>
+              <w14:ligatures w14:val="standardContextual"/>
             </w:rPr>
           </w:pPr>
-          <w:hyperlink w:anchor="_Toc193826836" w:history="1">
+          <w:hyperlink w:anchor="_Toc223514263" w:history="1">
             <w:r>
               <w:rPr>
                 <w:rStyle w:val="a6"/>
+                <w:lang w:val="en-US"/>
               </w:rPr>
               <w:t>3</w:t>
             </w:r>
             <w:r>
               <w:rPr>
                 <w:rFonts w:asciiTheme="minorHAnsi" w:eastAsiaTheme="minorEastAsia" w:hAnsiTheme="minorHAnsi" w:cstheme="minorBidi"/>
-                <w:sz w:val="22"/>
-                <w:szCs w:val="22"/>
+                <w:kern w:val="2"/>
+                <w14:ligatures w14:val="standardContextual"/>
               </w:rPr>
               <w:tab/>
             </w:r>
@@ -867,7 +890,7 @@
               <w:rPr>
                 <w:webHidden/>
               </w:rPr>
-              <w:instrText xml:space="preserve"> PAGEREF _Toc193826836 \h </w:instrText>
+              <w:instrText xml:space="preserve"> PAGEREF _Toc223514263 \h </w:instrText>
             </w:r>
             <w:r>
               <w:rPr>
@@ -897,13 +920,14 @@
         <w:p>
           <w:pPr>
             <w:pStyle w:val="21"/>
+            <w:jc w:val="both"/>
             <w:rPr>
               <w:rFonts w:asciiTheme="minorHAnsi" w:eastAsiaTheme="minorEastAsia" w:hAnsiTheme="minorHAnsi" w:cstheme="minorBidi"/>
-              <w:sz w:val="22"/>
-              <w:szCs w:val="22"/>
+              <w:kern w:val="2"/>
+              <w14:ligatures w14:val="standardContextual"/>
             </w:rPr>
           </w:pPr>
-          <w:hyperlink w:anchor="_Toc193826837" w:history="1">
+          <w:hyperlink w:anchor="_Toc223514264" w:history="1">
             <w:r>
               <w:rPr>
                 <w:rStyle w:val="a6"/>
@@ -919,8 +943,8 @@
             <w:r>
               <w:rPr>
                 <w:rFonts w:asciiTheme="minorHAnsi" w:eastAsiaTheme="minorEastAsia" w:hAnsiTheme="minorHAnsi" w:cstheme="minorBidi"/>
-                <w:sz w:val="22"/>
-                <w:szCs w:val="22"/>
+                <w:kern w:val="2"/>
+                <w14:ligatures w14:val="standardContextual"/>
               </w:rPr>
               <w:tab/>
             </w:r>
@@ -946,7 +970,7 @@
               <w:rPr>
                 <w:webHidden/>
               </w:rPr>
-              <w:instrText xml:space="preserve"> PAGEREF _Toc193826837 \h </w:instrText>
+              <w:instrText xml:space="preserve"> PAGEREF _Toc223514264 \h </w:instrText>
             </w:r>
             <w:r>
               <w:rPr>
@@ -976,13 +1000,14 @@
         <w:p>
           <w:pPr>
             <w:pStyle w:val="21"/>
+            <w:jc w:val="both"/>
             <w:rPr>
               <w:rFonts w:asciiTheme="minorHAnsi" w:eastAsiaTheme="minorEastAsia" w:hAnsiTheme="minorHAnsi" w:cstheme="minorBidi"/>
-              <w:sz w:val="22"/>
-              <w:szCs w:val="22"/>
+              <w:kern w:val="2"/>
+              <w14:ligatures w14:val="standardContextual"/>
             </w:rPr>
           </w:pPr>
-          <w:hyperlink w:anchor="_Toc193826838" w:history="1">
+          <w:hyperlink w:anchor="_Toc223514265" w:history="1">
             <w:r>
               <w:rPr>
                 <w:rStyle w:val="a6"/>
@@ -998,8 +1023,8 @@
             <w:r>
               <w:rPr>
                 <w:rFonts w:asciiTheme="minorHAnsi" w:eastAsiaTheme="minorEastAsia" w:hAnsiTheme="minorHAnsi" w:cstheme="minorBidi"/>
-                <w:sz w:val="22"/>
-                <w:szCs w:val="22"/>
+                <w:kern w:val="2"/>
+                <w14:ligatures w14:val="standardContextual"/>
               </w:rPr>
               <w:tab/>
             </w:r>
@@ -1025,7 +1050,7 @@
               <w:rPr>
                 <w:webHidden/>
               </w:rPr>
-              <w:instrText xml:space="preserve"> PAGEREF _Toc193826838 \h </w:instrText>
+              <w:instrText xml:space="preserve"> PAGEREF _Toc223514265 \h </w:instrText>
             </w:r>
             <w:r>
               <w:rPr>
@@ -1055,13 +1080,14 @@
         <w:p>
           <w:pPr>
             <w:pStyle w:val="21"/>
+            <w:jc w:val="both"/>
             <w:rPr>
               <w:rFonts w:asciiTheme="minorHAnsi" w:eastAsiaTheme="minorEastAsia" w:hAnsiTheme="minorHAnsi" w:cstheme="minorBidi"/>
-              <w:sz w:val="22"/>
-              <w:szCs w:val="22"/>
+              <w:kern w:val="2"/>
+              <w14:ligatures w14:val="standardContextual"/>
             </w:rPr>
           </w:pPr>
-          <w:hyperlink w:anchor="_Toc193826839" w:history="1">
+          <w:hyperlink w:anchor="_Toc223514266" w:history="1">
             <w:r>
               <w:rPr>
                 <w:rStyle w:val="a6"/>
@@ -1077,8 +1103,8 @@
             <w:r>
               <w:rPr>
                 <w:rFonts w:asciiTheme="minorHAnsi" w:eastAsiaTheme="minorEastAsia" w:hAnsiTheme="minorHAnsi" w:cstheme="minorBidi"/>
-                <w:sz w:val="22"/>
-                <w:szCs w:val="22"/>
+                <w:kern w:val="2"/>
+                <w14:ligatures w14:val="standardContextual"/>
               </w:rPr>
               <w:tab/>
             </w:r>
@@ -1104,7 +1130,7 @@
               <w:rPr>
                 <w:webHidden/>
               </w:rPr>
-              <w:instrText xml:space="preserve"> PAGEREF _Toc193826839 \h </w:instrText>
+              <w:instrText xml:space="preserve"> PAGEREF _Toc223514266 \h </w:instrText>
             </w:r>
             <w:r>
               <w:rPr>
@@ -1134,13 +1160,14 @@
         <w:p>
           <w:pPr>
             <w:pStyle w:val="21"/>
+            <w:jc w:val="both"/>
             <w:rPr>
               <w:rFonts w:asciiTheme="minorHAnsi" w:eastAsiaTheme="minorEastAsia" w:hAnsiTheme="minorHAnsi" w:cstheme="minorBidi"/>
-              <w:sz w:val="22"/>
-              <w:szCs w:val="22"/>
+              <w:kern w:val="2"/>
+              <w14:ligatures w14:val="standardContextual"/>
             </w:rPr>
           </w:pPr>
-          <w:hyperlink w:anchor="_Toc193826840" w:history="1">
+          <w:hyperlink w:anchor="_Toc223514267" w:history="1">
             <w:r>
               <w:rPr>
                 <w:rStyle w:val="a6"/>
@@ -1156,8 +1183,8 @@
             <w:r>
               <w:rPr>
                 <w:rFonts w:asciiTheme="minorHAnsi" w:eastAsiaTheme="minorEastAsia" w:hAnsiTheme="minorHAnsi" w:cstheme="minorBidi"/>
-                <w:sz w:val="22"/>
-                <w:szCs w:val="22"/>
+                <w:kern w:val="2"/>
+                <w14:ligatures w14:val="standardContextual"/>
               </w:rPr>
               <w:tab/>
             </w:r>
@@ -1183,7 +1210,7 @@
               <w:rPr>
                 <w:webHidden/>
               </w:rPr>
-              <w:instrText xml:space="preserve"> PAGEREF _Toc193826840 \h </w:instrText>
+              <w:instrText xml:space="preserve"> PAGEREF _Toc223514267 \h </w:instrText>
             </w:r>
             <w:r>
               <w:rPr>
@@ -1213,13 +1240,14 @@
         <w:p>
           <w:pPr>
             <w:pStyle w:val="21"/>
+            <w:jc w:val="both"/>
             <w:rPr>
               <w:rFonts w:asciiTheme="minorHAnsi" w:eastAsiaTheme="minorEastAsia" w:hAnsiTheme="minorHAnsi" w:cstheme="minorBidi"/>
-              <w:sz w:val="22"/>
-              <w:szCs w:val="22"/>
+              <w:kern w:val="2"/>
+              <w14:ligatures w14:val="standardContextual"/>
             </w:rPr>
           </w:pPr>
-          <w:hyperlink w:anchor="_Toc193826841" w:history="1">
+          <w:hyperlink w:anchor="_Toc223514268" w:history="1">
             <w:r>
               <w:rPr>
                 <w:rStyle w:val="a6"/>
@@ -1235,8 +1263,8 @@
             <w:r>
               <w:rPr>
                 <w:rFonts w:asciiTheme="minorHAnsi" w:eastAsiaTheme="minorEastAsia" w:hAnsiTheme="minorHAnsi" w:cstheme="minorBidi"/>
-                <w:sz w:val="22"/>
-                <w:szCs w:val="22"/>
+                <w:kern w:val="2"/>
+                <w14:ligatures w14:val="standardContextual"/>
               </w:rPr>
               <w:tab/>
             </w:r>
@@ -1262,7 +1290,7 @@
               <w:rPr>
                 <w:webHidden/>
               </w:rPr>
-              <w:instrText xml:space="preserve"> PAGEREF _Toc193826841 \h </w:instrText>
+              <w:instrText xml:space="preserve"> PAGEREF _Toc223514268 \h </w:instrText>
             </w:r>
             <w:r>
               <w:rPr>
@@ -1279,7 +1307,7 @@
               <w:rPr>
                 <w:webHidden/>
               </w:rPr>
-              <w:t>6</w:t>
+              <w:t>7</w:t>
             </w:r>
             <w:r>
               <w:rPr>
@@ -1292,13 +1320,14 @@
         <w:p>
           <w:pPr>
             <w:pStyle w:val="31"/>
+            <w:jc w:val="both"/>
             <w:rPr>
               <w:rFonts w:asciiTheme="minorHAnsi" w:eastAsiaTheme="minorEastAsia" w:hAnsiTheme="minorHAnsi" w:cstheme="minorBidi"/>
-              <w:sz w:val="22"/>
-              <w:szCs w:val="22"/>
+              <w:kern w:val="2"/>
+              <w14:ligatures w14:val="standardContextual"/>
             </w:rPr>
           </w:pPr>
-          <w:hyperlink w:anchor="_Toc193826842" w:history="1">
+          <w:hyperlink w:anchor="_Toc223514269" w:history="1">
             <w:r>
               <w:rPr>
                 <w:rStyle w:val="a6"/>
@@ -1308,8 +1337,8 @@
             <w:r>
               <w:rPr>
                 <w:rFonts w:asciiTheme="minorHAnsi" w:eastAsiaTheme="minorEastAsia" w:hAnsiTheme="minorHAnsi" w:cstheme="minorBidi"/>
-                <w:sz w:val="22"/>
-                <w:szCs w:val="22"/>
+                <w:kern w:val="2"/>
+                <w14:ligatures w14:val="standardContextual"/>
               </w:rPr>
               <w:tab/>
             </w:r>
@@ -1335,7 +1364,7 @@
               <w:rPr>
                 <w:webHidden/>
               </w:rPr>
-              <w:instrText xml:space="preserve"> PAGEREF _Toc193826842 \h </w:instrText>
+              <w:instrText xml:space="preserve"> PAGEREF _Toc223514269 \h </w:instrText>
             </w:r>
             <w:r>
               <w:rPr>
@@ -1352,7 +1381,7 @@
               <w:rPr>
                 <w:webHidden/>
               </w:rPr>
-              <w:t>6</w:t>
+              <w:t>7</w:t>
             </w:r>
             <w:r>
               <w:rPr>
@@ -1365,24 +1394,26 @@
         <w:p>
           <w:pPr>
             <w:pStyle w:val="31"/>
+            <w:jc w:val="both"/>
             <w:rPr>
               <w:rFonts w:asciiTheme="minorHAnsi" w:eastAsiaTheme="minorEastAsia" w:hAnsiTheme="minorHAnsi" w:cstheme="minorBidi"/>
-              <w:sz w:val="22"/>
-              <w:szCs w:val="22"/>
+              <w:kern w:val="2"/>
+              <w14:ligatures w14:val="standardContextual"/>
             </w:rPr>
           </w:pPr>
-          <w:hyperlink w:anchor="_Toc193826843" w:history="1">
+          <w:hyperlink w:anchor="_Toc223514270" w:history="1">
             <w:r>
               <w:rPr>
                 <w:rStyle w:val="a6"/>
+                <w:lang w:val="en-US"/>
               </w:rPr>
               <w:t>3.5.2</w:t>
             </w:r>
             <w:r>
               <w:rPr>
                 <w:rFonts w:asciiTheme="minorHAnsi" w:eastAsiaTheme="minorEastAsia" w:hAnsiTheme="minorHAnsi" w:cstheme="minorBidi"/>
-                <w:sz w:val="22"/>
-                <w:szCs w:val="22"/>
+                <w:kern w:val="2"/>
+                <w14:ligatures w14:val="standardContextual"/>
               </w:rPr>
               <w:tab/>
             </w:r>
@@ -1408,7 +1439,7 @@
               <w:rPr>
                 <w:webHidden/>
               </w:rPr>
-              <w:instrText xml:space="preserve"> PAGEREF _Toc193826843 \h </w:instrText>
+              <w:instrText xml:space="preserve"> PAGEREF _Toc223514270 \h </w:instrText>
             </w:r>
             <w:r>
               <w:rPr>
@@ -1425,7 +1456,7 @@
               <w:rPr>
                 <w:webHidden/>
               </w:rPr>
-              <w:t>6</w:t>
+              <w:t>7</w:t>
             </w:r>
             <w:r>
               <w:rPr>
@@ -1438,13 +1469,14 @@
         <w:p>
           <w:pPr>
             <w:pStyle w:val="11"/>
+            <w:jc w:val="both"/>
             <w:rPr>
               <w:rFonts w:asciiTheme="minorHAnsi" w:eastAsiaTheme="minorEastAsia" w:hAnsiTheme="minorHAnsi" w:cstheme="minorBidi"/>
-              <w:sz w:val="22"/>
-              <w:szCs w:val="22"/>
+              <w:kern w:val="2"/>
+              <w14:ligatures w14:val="standardContextual"/>
             </w:rPr>
           </w:pPr>
-          <w:hyperlink w:anchor="_Toc193826844" w:history="1">
+          <w:hyperlink w:anchor="_Toc223514271" w:history="1">
             <w:r>
               <w:rPr>
                 <w:rStyle w:val="a6"/>
@@ -1454,8 +1486,8 @@
             <w:r>
               <w:rPr>
                 <w:rFonts w:asciiTheme="minorHAnsi" w:eastAsiaTheme="minorEastAsia" w:hAnsiTheme="minorHAnsi" w:cstheme="minorBidi"/>
-                <w:sz w:val="22"/>
-                <w:szCs w:val="22"/>
+                <w:kern w:val="2"/>
+                <w14:ligatures w14:val="standardContextual"/>
               </w:rPr>
               <w:tab/>
             </w:r>
@@ -1481,7 +1513,7 @@
               <w:rPr>
                 <w:webHidden/>
               </w:rPr>
-              <w:instrText xml:space="preserve"> PAGEREF _Toc193826844 \h </w:instrText>
+              <w:instrText xml:space="preserve"> PAGEREF _Toc223514271 \h </w:instrText>
             </w:r>
             <w:r>
               <w:rPr>
@@ -1498,7 +1530,7 @@
               <w:rPr>
                 <w:webHidden/>
               </w:rPr>
-              <w:t>7</w:t>
+              <w:t>8</w:t>
             </w:r>
             <w:r>
               <w:rPr>
@@ -1511,13 +1543,14 @@
         <w:p>
           <w:pPr>
             <w:pStyle w:val="21"/>
+            <w:jc w:val="both"/>
             <w:rPr>
               <w:rFonts w:asciiTheme="minorHAnsi" w:eastAsiaTheme="minorEastAsia" w:hAnsiTheme="minorHAnsi" w:cstheme="minorBidi"/>
-              <w:sz w:val="22"/>
-              <w:szCs w:val="22"/>
+              <w:kern w:val="2"/>
+              <w14:ligatures w14:val="standardContextual"/>
             </w:rPr>
           </w:pPr>
-          <w:hyperlink w:anchor="_Toc193826845" w:history="1">
+          <w:hyperlink w:anchor="_Toc223514272" w:history="1">
             <w:r>
               <w:rPr>
                 <w:rStyle w:val="a6"/>
@@ -1533,8 +1566,8 @@
             <w:r>
               <w:rPr>
                 <w:rFonts w:asciiTheme="minorHAnsi" w:eastAsiaTheme="minorEastAsia" w:hAnsiTheme="minorHAnsi" w:cstheme="minorBidi"/>
-                <w:sz w:val="22"/>
-                <w:szCs w:val="22"/>
+                <w:kern w:val="2"/>
+                <w14:ligatures w14:val="standardContextual"/>
               </w:rPr>
               <w:tab/>
             </w:r>
@@ -1560,7 +1593,7 @@
               <w:rPr>
                 <w:webHidden/>
               </w:rPr>
-              <w:instrText xml:space="preserve"> PAGEREF _Toc193826845 \h </w:instrText>
+              <w:instrText xml:space="preserve"> PAGEREF _Toc223514272 \h </w:instrText>
             </w:r>
             <w:r>
               <w:rPr>
@@ -1577,7 +1610,7 @@
               <w:rPr>
                 <w:webHidden/>
               </w:rPr>
-              <w:t>7</w:t>
+              <w:t>8</w:t>
             </w:r>
             <w:r>
               <w:rPr>
@@ -1590,13 +1623,14 @@
         <w:p>
           <w:pPr>
             <w:pStyle w:val="21"/>
+            <w:jc w:val="both"/>
             <w:rPr>
               <w:rFonts w:asciiTheme="minorHAnsi" w:eastAsiaTheme="minorEastAsia" w:hAnsiTheme="minorHAnsi" w:cstheme="minorBidi"/>
-              <w:sz w:val="22"/>
-              <w:szCs w:val="22"/>
+              <w:kern w:val="2"/>
+              <w14:ligatures w14:val="standardContextual"/>
             </w:rPr>
           </w:pPr>
-          <w:hyperlink w:anchor="_Toc193826846" w:history="1">
+          <w:hyperlink w:anchor="_Toc223514273" w:history="1">
             <w:r>
               <w:rPr>
                 <w:rStyle w:val="a6"/>
@@ -1612,8 +1646,8 @@
             <w:r>
               <w:rPr>
                 <w:rFonts w:asciiTheme="minorHAnsi" w:eastAsiaTheme="minorEastAsia" w:hAnsiTheme="minorHAnsi" w:cstheme="minorBidi"/>
-                <w:sz w:val="22"/>
-                <w:szCs w:val="22"/>
+                <w:kern w:val="2"/>
+                <w14:ligatures w14:val="standardContextual"/>
               </w:rPr>
               <w:tab/>
             </w:r>
@@ -1639,7 +1673,7 @@
               <w:rPr>
                 <w:webHidden/>
               </w:rPr>
-              <w:instrText xml:space="preserve"> PAGEREF _Toc193826846 \h </w:instrText>
+              <w:instrText xml:space="preserve"> PAGEREF _Toc223514273 \h </w:instrText>
             </w:r>
             <w:r>
               <w:rPr>
@@ -1656,7 +1690,7 @@
               <w:rPr>
                 <w:webHidden/>
               </w:rPr>
-              <w:t>7</w:t>
+              <w:t>8</w:t>
             </w:r>
             <w:r>
               <w:rPr>
@@ -1669,13 +1703,14 @@
         <w:p>
           <w:pPr>
             <w:pStyle w:val="11"/>
+            <w:jc w:val="both"/>
             <w:rPr>
               <w:rFonts w:asciiTheme="minorHAnsi" w:eastAsiaTheme="minorEastAsia" w:hAnsiTheme="minorHAnsi" w:cstheme="minorBidi"/>
-              <w:sz w:val="22"/>
-              <w:szCs w:val="22"/>
+              <w:kern w:val="2"/>
+              <w14:ligatures w14:val="standardContextual"/>
             </w:rPr>
           </w:pPr>
-          <w:hyperlink w:anchor="_Toc193826847" w:history="1">
+          <w:hyperlink w:anchor="_Toc223514274" w:history="1">
             <w:r>
               <w:rPr>
                 <w:rStyle w:val="a6"/>
@@ -1685,8 +1720,8 @@
             <w:r>
               <w:rPr>
                 <w:rFonts w:asciiTheme="minorHAnsi" w:eastAsiaTheme="minorEastAsia" w:hAnsiTheme="minorHAnsi" w:cstheme="minorBidi"/>
-                <w:sz w:val="22"/>
-                <w:szCs w:val="22"/>
+                <w:kern w:val="2"/>
+                <w14:ligatures w14:val="standardContextual"/>
               </w:rPr>
               <w:tab/>
             </w:r>
@@ -1712,7 +1747,7 @@
               <w:rPr>
                 <w:webHidden/>
               </w:rPr>
-              <w:instrText xml:space="preserve"> PAGEREF _Toc193826847 \h </w:instrText>
+              <w:instrText xml:space="preserve"> PAGEREF _Toc223514274 \h </w:instrText>
             </w:r>
             <w:r>
               <w:rPr>
@@ -1729,7 +1764,7 @@
               <w:rPr>
                 <w:webHidden/>
               </w:rPr>
-              <w:t>8</w:t>
+              <w:t>12</w:t>
             </w:r>
             <w:r>
               <w:rPr>
@@ -1742,13 +1777,14 @@
         <w:p>
           <w:pPr>
             <w:pStyle w:val="21"/>
+            <w:jc w:val="both"/>
             <w:rPr>
               <w:rFonts w:asciiTheme="minorHAnsi" w:eastAsiaTheme="minorEastAsia" w:hAnsiTheme="minorHAnsi" w:cstheme="minorBidi"/>
-              <w:sz w:val="22"/>
-              <w:szCs w:val="22"/>
+              <w:kern w:val="2"/>
+              <w14:ligatures w14:val="standardContextual"/>
             </w:rPr>
           </w:pPr>
-          <w:hyperlink w:anchor="_Toc193826848" w:history="1">
+          <w:hyperlink w:anchor="_Toc223514275" w:history="1">
             <w:r>
               <w:rPr>
                 <w:rStyle w:val="a6"/>
@@ -1764,8 +1800,8 @@
             <w:r>
               <w:rPr>
                 <w:rFonts w:asciiTheme="minorHAnsi" w:eastAsiaTheme="minorEastAsia" w:hAnsiTheme="minorHAnsi" w:cstheme="minorBidi"/>
-                <w:sz w:val="22"/>
-                <w:szCs w:val="22"/>
+                <w:kern w:val="2"/>
+                <w14:ligatures w14:val="standardContextual"/>
               </w:rPr>
               <w:tab/>
             </w:r>
@@ -1791,7 +1827,7 @@
               <w:rPr>
                 <w:webHidden/>
               </w:rPr>
-              <w:instrText xml:space="preserve"> PAGEREF _Toc193826848 \h </w:instrText>
+              <w:instrText xml:space="preserve"> PAGEREF _Toc223514275 \h </w:instrText>
             </w:r>
             <w:r>
               <w:rPr>
@@ -1808,7 +1844,7 @@
               <w:rPr>
                 <w:webHidden/>
               </w:rPr>
-              <w:t>8</w:t>
+              <w:t>12</w:t>
             </w:r>
             <w:r>
               <w:rPr>
@@ -1821,13 +1857,14 @@
         <w:p>
           <w:pPr>
             <w:pStyle w:val="21"/>
+            <w:jc w:val="both"/>
             <w:rPr>
               <w:rFonts w:asciiTheme="minorHAnsi" w:eastAsiaTheme="minorEastAsia" w:hAnsiTheme="minorHAnsi" w:cstheme="minorBidi"/>
-              <w:sz w:val="22"/>
-              <w:szCs w:val="22"/>
+              <w:kern w:val="2"/>
+              <w14:ligatures w14:val="standardContextual"/>
             </w:rPr>
           </w:pPr>
-          <w:hyperlink w:anchor="_Toc193826849" w:history="1">
+          <w:hyperlink w:anchor="_Toc223514276" w:history="1">
             <w:r>
               <w:rPr>
                 <w:rStyle w:val="a6"/>
@@ -1843,8 +1880,8 @@
             <w:r>
               <w:rPr>
                 <w:rFonts w:asciiTheme="minorHAnsi" w:eastAsiaTheme="minorEastAsia" w:hAnsiTheme="minorHAnsi" w:cstheme="minorBidi"/>
-                <w:sz w:val="22"/>
-                <w:szCs w:val="22"/>
+                <w:kern w:val="2"/>
+                <w14:ligatures w14:val="standardContextual"/>
               </w:rPr>
               <w:tab/>
             </w:r>
@@ -1870,7 +1907,7 @@
               <w:rPr>
                 <w:webHidden/>
               </w:rPr>
-              <w:instrText xml:space="preserve"> PAGEREF _Toc193826849 \h </w:instrText>
+              <w:instrText xml:space="preserve"> PAGEREF _Toc223514276 \h </w:instrText>
             </w:r>
             <w:r>
               <w:rPr>
@@ -1887,7 +1924,7 @@
               <w:rPr>
                 <w:webHidden/>
               </w:rPr>
-              <w:t>8</w:t>
+              <w:t>12</w:t>
             </w:r>
             <w:r>
               <w:rPr>
@@ -1900,13 +1937,14 @@
         <w:p>
           <w:pPr>
             <w:pStyle w:val="21"/>
+            <w:jc w:val="both"/>
             <w:rPr>
               <w:rFonts w:asciiTheme="minorHAnsi" w:eastAsiaTheme="minorEastAsia" w:hAnsiTheme="minorHAnsi" w:cstheme="minorBidi"/>
-              <w:sz w:val="22"/>
-              <w:szCs w:val="22"/>
+              <w:kern w:val="2"/>
+              <w14:ligatures w14:val="standardContextual"/>
             </w:rPr>
           </w:pPr>
-          <w:hyperlink w:anchor="_Toc193826850" w:history="1">
+          <w:hyperlink w:anchor="_Toc223514277" w:history="1">
             <w:r>
               <w:rPr>
                 <w:rStyle w:val="a6"/>
@@ -1922,8 +1960,8 @@
             <w:r>
               <w:rPr>
                 <w:rFonts w:asciiTheme="minorHAnsi" w:eastAsiaTheme="minorEastAsia" w:hAnsiTheme="minorHAnsi" w:cstheme="minorBidi"/>
-                <w:sz w:val="22"/>
-                <w:szCs w:val="22"/>
+                <w:kern w:val="2"/>
+                <w14:ligatures w14:val="standardContextual"/>
               </w:rPr>
               <w:tab/>
             </w:r>
@@ -1949,7 +1987,7 @@
               <w:rPr>
                 <w:webHidden/>
               </w:rPr>
-              <w:instrText xml:space="preserve"> PAGEREF _Toc193826850 \h </w:instrText>
+              <w:instrText xml:space="preserve"> PAGEREF _Toc223514277 \h </w:instrText>
             </w:r>
             <w:r>
               <w:rPr>
@@ -1966,7 +2004,7 @@
               <w:rPr>
                 <w:webHidden/>
               </w:rPr>
-              <w:t>8</w:t>
+              <w:t>12</w:t>
             </w:r>
             <w:r>
               <w:rPr>
@@ -1979,13 +2017,14 @@
         <w:p>
           <w:pPr>
             <w:pStyle w:val="21"/>
+            <w:jc w:val="both"/>
             <w:rPr>
               <w:rFonts w:asciiTheme="minorHAnsi" w:eastAsiaTheme="minorEastAsia" w:hAnsiTheme="minorHAnsi" w:cstheme="minorBidi"/>
-              <w:sz w:val="22"/>
-              <w:szCs w:val="22"/>
+              <w:kern w:val="2"/>
+              <w14:ligatures w14:val="standardContextual"/>
             </w:rPr>
           </w:pPr>
-          <w:hyperlink w:anchor="_Toc193826851" w:history="1">
+          <w:hyperlink w:anchor="_Toc223514278" w:history="1">
             <w:r>
               <w:rPr>
                 <w:rStyle w:val="a6"/>
@@ -2001,8 +2040,8 @@
             <w:r>
               <w:rPr>
                 <w:rFonts w:asciiTheme="minorHAnsi" w:eastAsiaTheme="minorEastAsia" w:hAnsiTheme="minorHAnsi" w:cstheme="minorBidi"/>
-                <w:sz w:val="22"/>
-                <w:szCs w:val="22"/>
+                <w:kern w:val="2"/>
+                <w14:ligatures w14:val="standardContextual"/>
               </w:rPr>
               <w:tab/>
             </w:r>
@@ -2028,7 +2067,7 @@
               <w:rPr>
                 <w:webHidden/>
               </w:rPr>
-              <w:instrText xml:space="preserve"> PAGEREF _Toc193826851 \h </w:instrText>
+              <w:instrText xml:space="preserve"> PAGEREF _Toc223514278 \h </w:instrText>
             </w:r>
             <w:r>
               <w:rPr>
@@ -2045,7 +2084,7 @@
               <w:rPr>
                 <w:webHidden/>
               </w:rPr>
-              <w:t>8</w:t>
+              <w:t>12</w:t>
             </w:r>
             <w:r>
               <w:rPr>
@@ -2058,13 +2097,14 @@
         <w:p>
           <w:pPr>
             <w:pStyle w:val="21"/>
+            <w:jc w:val="both"/>
             <w:rPr>
               <w:rFonts w:asciiTheme="minorHAnsi" w:eastAsiaTheme="minorEastAsia" w:hAnsiTheme="minorHAnsi" w:cstheme="minorBidi"/>
-              <w:sz w:val="22"/>
-              <w:szCs w:val="22"/>
+              <w:kern w:val="2"/>
+              <w14:ligatures w14:val="standardContextual"/>
             </w:rPr>
           </w:pPr>
-          <w:hyperlink w:anchor="_Toc193826852" w:history="1">
+          <w:hyperlink w:anchor="_Toc223514279" w:history="1">
             <w:r>
               <w:rPr>
                 <w:rStyle w:val="a6"/>
@@ -2080,8 +2120,8 @@
             <w:r>
               <w:rPr>
                 <w:rFonts w:asciiTheme="minorHAnsi" w:eastAsiaTheme="minorEastAsia" w:hAnsiTheme="minorHAnsi" w:cstheme="minorBidi"/>
-                <w:sz w:val="22"/>
-                <w:szCs w:val="22"/>
+                <w:kern w:val="2"/>
+                <w14:ligatures w14:val="standardContextual"/>
               </w:rPr>
               <w:tab/>
             </w:r>
@@ -2107,7 +2147,7 @@
               <w:rPr>
                 <w:webHidden/>
               </w:rPr>
-              <w:instrText xml:space="preserve"> PAGEREF _Toc193826852 \h </w:instrText>
+              <w:instrText xml:space="preserve"> PAGEREF _Toc223514279 \h </w:instrText>
             </w:r>
             <w:r>
               <w:rPr>
@@ -2124,7 +2164,7 @@
               <w:rPr>
                 <w:webHidden/>
               </w:rPr>
-              <w:t>8</w:t>
+              <w:t>14</w:t>
             </w:r>
             <w:r>
               <w:rPr>
@@ -2137,13 +2177,14 @@
         <w:p>
           <w:pPr>
             <w:pStyle w:val="31"/>
+            <w:jc w:val="both"/>
             <w:rPr>
               <w:rFonts w:asciiTheme="minorHAnsi" w:eastAsiaTheme="minorEastAsia" w:hAnsiTheme="minorHAnsi" w:cstheme="minorBidi"/>
-              <w:sz w:val="22"/>
-              <w:szCs w:val="22"/>
+              <w:kern w:val="2"/>
+              <w14:ligatures w14:val="standardContextual"/>
             </w:rPr>
           </w:pPr>
-          <w:hyperlink w:anchor="_Toc193826853" w:history="1">
+          <w:hyperlink w:anchor="_Toc223514280" w:history="1">
             <w:r>
               <w:rPr>
                 <w:rStyle w:val="a6"/>
@@ -2153,8 +2194,8 @@
             <w:r>
               <w:rPr>
                 <w:rFonts w:asciiTheme="minorHAnsi" w:eastAsiaTheme="minorEastAsia" w:hAnsiTheme="minorHAnsi" w:cstheme="minorBidi"/>
-                <w:sz w:val="22"/>
-                <w:szCs w:val="22"/>
+                <w:kern w:val="2"/>
+                <w14:ligatures w14:val="standardContextual"/>
               </w:rPr>
               <w:tab/>
             </w:r>
@@ -2180,7 +2221,7 @@
               <w:rPr>
                 <w:webHidden/>
               </w:rPr>
-              <w:instrText xml:space="preserve"> PAGEREF _Toc193826853 \h </w:instrText>
+              <w:instrText xml:space="preserve"> PAGEREF _Toc223514280 \h </w:instrText>
             </w:r>
             <w:r>
               <w:rPr>
@@ -2197,7 +2238,7 @@
               <w:rPr>
                 <w:webHidden/>
               </w:rPr>
-              <w:t>8</w:t>
+              <w:t>14</w:t>
             </w:r>
             <w:r>
               <w:rPr>
@@ -2210,13 +2251,14 @@
         <w:p>
           <w:pPr>
             <w:pStyle w:val="31"/>
+            <w:jc w:val="both"/>
             <w:rPr>
               <w:rFonts w:asciiTheme="minorHAnsi" w:eastAsiaTheme="minorEastAsia" w:hAnsiTheme="minorHAnsi" w:cstheme="minorBidi"/>
-              <w:sz w:val="22"/>
-              <w:szCs w:val="22"/>
+              <w:kern w:val="2"/>
+              <w14:ligatures w14:val="standardContextual"/>
             </w:rPr>
           </w:pPr>
-          <w:hyperlink w:anchor="_Toc193826854" w:history="1">
+          <w:hyperlink w:anchor="_Toc223514281" w:history="1">
             <w:r>
               <w:rPr>
                 <w:rStyle w:val="a6"/>
@@ -2226,8 +2268,8 @@
             <w:r>
               <w:rPr>
                 <w:rFonts w:asciiTheme="minorHAnsi" w:eastAsiaTheme="minorEastAsia" w:hAnsiTheme="minorHAnsi" w:cstheme="minorBidi"/>
-                <w:sz w:val="22"/>
-                <w:szCs w:val="22"/>
+                <w:kern w:val="2"/>
+                <w14:ligatures w14:val="standardContextual"/>
               </w:rPr>
               <w:tab/>
             </w:r>
@@ -2253,7 +2295,7 @@
               <w:rPr>
                 <w:webHidden/>
               </w:rPr>
-              <w:instrText xml:space="preserve"> PAGEREF _Toc193826854 \h </w:instrText>
+              <w:instrText xml:space="preserve"> PAGEREF _Toc223514281 \h </w:instrText>
             </w:r>
             <w:r>
               <w:rPr>
@@ -2270,7 +2312,7 @@
               <w:rPr>
                 <w:webHidden/>
               </w:rPr>
-              <w:t>8</w:t>
+              <w:t>15</w:t>
             </w:r>
             <w:r>
               <w:rPr>
@@ -2283,13 +2325,14 @@
         <w:p>
           <w:pPr>
             <w:pStyle w:val="31"/>
+            <w:jc w:val="both"/>
             <w:rPr>
               <w:rFonts w:asciiTheme="minorHAnsi" w:eastAsiaTheme="minorEastAsia" w:hAnsiTheme="minorHAnsi" w:cstheme="minorBidi"/>
-              <w:sz w:val="22"/>
-              <w:szCs w:val="22"/>
+              <w:kern w:val="2"/>
+              <w14:ligatures w14:val="standardContextual"/>
             </w:rPr>
           </w:pPr>
-          <w:hyperlink w:anchor="_Toc193826855" w:history="1">
+          <w:hyperlink w:anchor="_Toc223514282" w:history="1">
             <w:r>
               <w:rPr>
                 <w:rStyle w:val="a6"/>
@@ -2299,8 +2342,8 @@
             <w:r>
               <w:rPr>
                 <w:rFonts w:asciiTheme="minorHAnsi" w:eastAsiaTheme="minorEastAsia" w:hAnsiTheme="minorHAnsi" w:cstheme="minorBidi"/>
-                <w:sz w:val="22"/>
-                <w:szCs w:val="22"/>
+                <w:kern w:val="2"/>
+                <w14:ligatures w14:val="standardContextual"/>
               </w:rPr>
               <w:tab/>
             </w:r>
@@ -2326,7 +2369,7 @@
               <w:rPr>
                 <w:webHidden/>
               </w:rPr>
-              <w:instrText xml:space="preserve"> PAGEREF _Toc193826855 \h </w:instrText>
+              <w:instrText xml:space="preserve"> PAGEREF _Toc223514282 \h </w:instrText>
             </w:r>
             <w:r>
               <w:rPr>
@@ -2343,7 +2386,7 @@
               <w:rPr>
                 <w:webHidden/>
               </w:rPr>
-              <w:t>8</w:t>
+              <w:t>15</w:t>
             </w:r>
             <w:r>
               <w:rPr>
@@ -2356,13 +2399,14 @@
         <w:p>
           <w:pPr>
             <w:pStyle w:val="31"/>
+            <w:jc w:val="both"/>
             <w:rPr>
               <w:rFonts w:asciiTheme="minorHAnsi" w:eastAsiaTheme="minorEastAsia" w:hAnsiTheme="minorHAnsi" w:cstheme="minorBidi"/>
-              <w:sz w:val="22"/>
-              <w:szCs w:val="22"/>
+              <w:kern w:val="2"/>
+              <w14:ligatures w14:val="standardContextual"/>
             </w:rPr>
           </w:pPr>
-          <w:hyperlink w:anchor="_Toc193826856" w:history="1">
+          <w:hyperlink w:anchor="_Toc223514283" w:history="1">
             <w:r>
               <w:rPr>
                 <w:rStyle w:val="a6"/>
@@ -2372,8 +2416,8 @@
             <w:r>
               <w:rPr>
                 <w:rFonts w:asciiTheme="minorHAnsi" w:eastAsiaTheme="minorEastAsia" w:hAnsiTheme="minorHAnsi" w:cstheme="minorBidi"/>
-                <w:sz w:val="22"/>
-                <w:szCs w:val="22"/>
+                <w:kern w:val="2"/>
+                <w14:ligatures w14:val="standardContextual"/>
               </w:rPr>
               <w:tab/>
             </w:r>
@@ -2399,7 +2443,7 @@
               <w:rPr>
                 <w:webHidden/>
               </w:rPr>
-              <w:instrText xml:space="preserve"> PAGEREF _Toc193826856 \h </w:instrText>
+              <w:instrText xml:space="preserve"> PAGEREF _Toc223514283 \h </w:instrText>
             </w:r>
             <w:r>
               <w:rPr>
@@ -2416,7 +2460,7 @@
               <w:rPr>
                 <w:webHidden/>
               </w:rPr>
-              <w:t>8</w:t>
+              <w:t>15</w:t>
             </w:r>
             <w:r>
               <w:rPr>
@@ -2429,13 +2473,14 @@
         <w:p>
           <w:pPr>
             <w:pStyle w:val="21"/>
+            <w:jc w:val="both"/>
             <w:rPr>
               <w:rFonts w:asciiTheme="minorHAnsi" w:eastAsiaTheme="minorEastAsia" w:hAnsiTheme="minorHAnsi" w:cstheme="minorBidi"/>
-              <w:sz w:val="22"/>
-              <w:szCs w:val="22"/>
+              <w:kern w:val="2"/>
+              <w14:ligatures w14:val="standardContextual"/>
             </w:rPr>
           </w:pPr>
-          <w:hyperlink w:anchor="_Toc193826857" w:history="1">
+          <w:hyperlink w:anchor="_Toc223514285" w:history="1">
             <w:r>
               <w:rPr>
                 <w:rStyle w:val="a6"/>
@@ -2451,8 +2496,8 @@
             <w:r>
               <w:rPr>
                 <w:rFonts w:asciiTheme="minorHAnsi" w:eastAsiaTheme="minorEastAsia" w:hAnsiTheme="minorHAnsi" w:cstheme="minorBidi"/>
-                <w:sz w:val="22"/>
-                <w:szCs w:val="22"/>
+                <w:kern w:val="2"/>
+                <w14:ligatures w14:val="standardContextual"/>
               </w:rPr>
               <w:tab/>
             </w:r>
@@ -2478,7 +2523,7 @@
               <w:rPr>
                 <w:webHidden/>
               </w:rPr>
-              <w:instrText xml:space="preserve"> PAGEREF _Toc193826857 \h </w:instrText>
+              <w:instrText xml:space="preserve"> PAGEREF _Toc223514285 \h </w:instrText>
             </w:r>
             <w:r>
               <w:rPr>
@@ -2495,7 +2540,7 @@
               <w:rPr>
                 <w:webHidden/>
               </w:rPr>
-              <w:t>8</w:t>
+              <w:t>15</w:t>
             </w:r>
             <w:r>
               <w:rPr>
@@ -2508,13 +2553,14 @@
         <w:p>
           <w:pPr>
             <w:pStyle w:val="21"/>
+            <w:jc w:val="both"/>
             <w:rPr>
               <w:rFonts w:asciiTheme="minorHAnsi" w:eastAsiaTheme="minorEastAsia" w:hAnsiTheme="minorHAnsi" w:cstheme="minorBidi"/>
-              <w:sz w:val="22"/>
-              <w:szCs w:val="22"/>
+              <w:kern w:val="2"/>
+              <w14:ligatures w14:val="standardContextual"/>
             </w:rPr>
           </w:pPr>
-          <w:hyperlink w:anchor="_Toc193826858" w:history="1">
+          <w:hyperlink w:anchor="_Toc223514286" w:history="1">
             <w:r>
               <w:rPr>
                 <w:rStyle w:val="a6"/>
@@ -2530,8 +2576,8 @@
             <w:r>
               <w:rPr>
                 <w:rFonts w:asciiTheme="minorHAnsi" w:eastAsiaTheme="minorEastAsia" w:hAnsiTheme="minorHAnsi" w:cstheme="minorBidi"/>
-                <w:sz w:val="22"/>
-                <w:szCs w:val="22"/>
+                <w:kern w:val="2"/>
+                <w14:ligatures w14:val="standardContextual"/>
               </w:rPr>
               <w:tab/>
             </w:r>
@@ -2557,7 +2603,7 @@
               <w:rPr>
                 <w:webHidden/>
               </w:rPr>
-              <w:instrText xml:space="preserve"> PAGEREF _Toc193826858 \h </w:instrText>
+              <w:instrText xml:space="preserve"> PAGEREF _Toc223514286 \h </w:instrText>
             </w:r>
             <w:r>
               <w:rPr>
@@ -2574,7 +2620,7 @@
               <w:rPr>
                 <w:webHidden/>
               </w:rPr>
-              <w:t>8</w:t>
+              <w:t>16</w:t>
             </w:r>
             <w:r>
               <w:rPr>
@@ -2587,13 +2633,14 @@
         <w:p>
           <w:pPr>
             <w:pStyle w:val="21"/>
+            <w:jc w:val="both"/>
             <w:rPr>
               <w:rFonts w:asciiTheme="minorHAnsi" w:eastAsiaTheme="minorEastAsia" w:hAnsiTheme="minorHAnsi" w:cstheme="minorBidi"/>
-              <w:sz w:val="22"/>
-              <w:szCs w:val="22"/>
+              <w:kern w:val="2"/>
+              <w14:ligatures w14:val="standardContextual"/>
             </w:rPr>
           </w:pPr>
-          <w:hyperlink w:anchor="_Toc193826859" w:history="1">
+          <w:hyperlink w:anchor="_Toc223514287" w:history="1">
             <w:r>
               <w:rPr>
                 <w:rStyle w:val="a6"/>
@@ -2609,8 +2656,8 @@
             <w:r>
               <w:rPr>
                 <w:rFonts w:asciiTheme="minorHAnsi" w:eastAsiaTheme="minorEastAsia" w:hAnsiTheme="minorHAnsi" w:cstheme="minorBidi"/>
-                <w:sz w:val="22"/>
-                <w:szCs w:val="22"/>
+                <w:kern w:val="2"/>
+                <w14:ligatures w14:val="standardContextual"/>
               </w:rPr>
               <w:tab/>
             </w:r>
@@ -2636,7 +2683,7 @@
               <w:rPr>
                 <w:webHidden/>
               </w:rPr>
-              <w:instrText xml:space="preserve"> PAGEREF _Toc193826859 \h </w:instrText>
+              <w:instrText xml:space="preserve"> PAGEREF _Toc223514287 \h </w:instrText>
             </w:r>
             <w:r>
               <w:rPr>
@@ -2653,7 +2700,7 @@
               <w:rPr>
                 <w:webHidden/>
               </w:rPr>
-              <w:t>8</w:t>
+              <w:t>16</w:t>
             </w:r>
             <w:r>
               <w:rPr>
@@ -2666,13 +2713,14 @@
         <w:p>
           <w:pPr>
             <w:pStyle w:val="21"/>
+            <w:jc w:val="both"/>
             <w:rPr>
               <w:rFonts w:asciiTheme="minorHAnsi" w:eastAsiaTheme="minorEastAsia" w:hAnsiTheme="minorHAnsi" w:cstheme="minorBidi"/>
-              <w:sz w:val="22"/>
-              <w:szCs w:val="22"/>
+              <w:kern w:val="2"/>
+              <w14:ligatures w14:val="standardContextual"/>
             </w:rPr>
           </w:pPr>
-          <w:hyperlink w:anchor="_Toc193826860" w:history="1">
+          <w:hyperlink w:anchor="_Toc223514288" w:history="1">
             <w:r>
               <w:rPr>
                 <w:rStyle w:val="a6"/>
@@ -2688,8 +2736,8 @@
             <w:r>
               <w:rPr>
                 <w:rFonts w:asciiTheme="minorHAnsi" w:eastAsiaTheme="minorEastAsia" w:hAnsiTheme="minorHAnsi" w:cstheme="minorBidi"/>
-                <w:sz w:val="22"/>
-                <w:szCs w:val="22"/>
+                <w:kern w:val="2"/>
+                <w14:ligatures w14:val="standardContextual"/>
               </w:rPr>
               <w:tab/>
             </w:r>
@@ -2715,7 +2763,7 @@
               <w:rPr>
                 <w:webHidden/>
               </w:rPr>
-              <w:instrText xml:space="preserve"> PAGEREF _Toc193826860 \h </w:instrText>
+              <w:instrText xml:space="preserve"> PAGEREF _Toc223514288 \h </w:instrText>
             </w:r>
             <w:r>
               <w:rPr>
@@ -2732,7 +2780,7 @@
               <w:rPr>
                 <w:webHidden/>
               </w:rPr>
-              <w:t>8</w:t>
+              <w:t>16</w:t>
             </w:r>
             <w:r>
               <w:rPr>
@@ -2745,13 +2793,14 @@
         <w:p>
           <w:pPr>
             <w:pStyle w:val="11"/>
+            <w:jc w:val="both"/>
             <w:rPr>
               <w:rFonts w:asciiTheme="minorHAnsi" w:eastAsiaTheme="minorEastAsia" w:hAnsiTheme="minorHAnsi" w:cstheme="minorBidi"/>
-              <w:sz w:val="22"/>
-              <w:szCs w:val="22"/>
+              <w:kern w:val="2"/>
+              <w14:ligatures w14:val="standardContextual"/>
             </w:rPr>
           </w:pPr>
-          <w:hyperlink w:anchor="_Toc193826861" w:history="1">
+          <w:hyperlink w:anchor="_Toc223514289" w:history="1">
             <w:r>
               <w:rPr>
                 <w:rStyle w:val="a6"/>
@@ -2761,8 +2810,8 @@
             <w:r>
               <w:rPr>
                 <w:rFonts w:asciiTheme="minorHAnsi" w:eastAsiaTheme="minorEastAsia" w:hAnsiTheme="minorHAnsi" w:cstheme="minorBidi"/>
-                <w:sz w:val="22"/>
-                <w:szCs w:val="22"/>
+                <w:kern w:val="2"/>
+                <w14:ligatures w14:val="standardContextual"/>
               </w:rPr>
               <w:tab/>
             </w:r>
@@ -2788,7 +2837,7 @@
               <w:rPr>
                 <w:webHidden/>
               </w:rPr>
-              <w:instrText xml:space="preserve"> PAGEREF _Toc193826861 \h </w:instrText>
+              <w:instrText xml:space="preserve"> PAGEREF _Toc223514289 \h </w:instrText>
             </w:r>
             <w:r>
               <w:rPr>
@@ -2805,7 +2854,7 @@
               <w:rPr>
                 <w:webHidden/>
               </w:rPr>
-              <w:t>9</w:t>
+              <w:t>17</w:t>
             </w:r>
             <w:r>
               <w:rPr>
@@ -2818,13 +2867,14 @@
         <w:p>
           <w:pPr>
             <w:pStyle w:val="11"/>
+            <w:jc w:val="both"/>
             <w:rPr>
               <w:rFonts w:asciiTheme="minorHAnsi" w:eastAsiaTheme="minorEastAsia" w:hAnsiTheme="minorHAnsi" w:cstheme="minorBidi"/>
-              <w:sz w:val="22"/>
-              <w:szCs w:val="22"/>
+              <w:kern w:val="2"/>
+              <w14:ligatures w14:val="standardContextual"/>
             </w:rPr>
           </w:pPr>
-          <w:hyperlink w:anchor="_Toc193826862" w:history="1">
+          <w:hyperlink w:anchor="_Toc223514290" w:history="1">
             <w:r>
               <w:rPr>
                 <w:rStyle w:val="a6"/>
@@ -2834,8 +2884,8 @@
             <w:r>
               <w:rPr>
                 <w:rFonts w:asciiTheme="minorHAnsi" w:eastAsiaTheme="minorEastAsia" w:hAnsiTheme="minorHAnsi" w:cstheme="minorBidi"/>
-                <w:sz w:val="22"/>
-                <w:szCs w:val="22"/>
+                <w:kern w:val="2"/>
+                <w14:ligatures w14:val="standardContextual"/>
               </w:rPr>
               <w:tab/>
             </w:r>
@@ -2861,7 +2911,7 @@
               <w:rPr>
                 <w:webHidden/>
               </w:rPr>
-              <w:instrText xml:space="preserve"> PAGEREF _Toc193826862 \h </w:instrText>
+              <w:instrText xml:space="preserve"> PAGEREF _Toc223514290 \h </w:instrText>
             </w:r>
             <w:r>
               <w:rPr>
@@ -2878,7 +2928,7 @@
               <w:rPr>
                 <w:webHidden/>
               </w:rPr>
-              <w:t>10</w:t>
+              <w:t>18</w:t>
             </w:r>
             <w:r>
               <w:rPr>
@@ -2891,13 +2941,14 @@
         <w:p>
           <w:pPr>
             <w:pStyle w:val="11"/>
+            <w:jc w:val="both"/>
             <w:rPr>
               <w:rFonts w:asciiTheme="minorHAnsi" w:eastAsiaTheme="minorEastAsia" w:hAnsiTheme="minorHAnsi" w:cstheme="minorBidi"/>
-              <w:sz w:val="22"/>
-              <w:szCs w:val="22"/>
+              <w:kern w:val="2"/>
+              <w14:ligatures w14:val="standardContextual"/>
             </w:rPr>
           </w:pPr>
-          <w:hyperlink w:anchor="_Toc193826863" w:history="1">
+          <w:hyperlink w:anchor="_Toc223514291" w:history="1">
             <w:r>
               <w:rPr>
                 <w:rStyle w:val="a6"/>
@@ -2907,8 +2958,8 @@
             <w:r>
               <w:rPr>
                 <w:rFonts w:asciiTheme="minorHAnsi" w:eastAsiaTheme="minorEastAsia" w:hAnsiTheme="minorHAnsi" w:cstheme="minorBidi"/>
-                <w:sz w:val="22"/>
-                <w:szCs w:val="22"/>
+                <w:kern w:val="2"/>
+                <w14:ligatures w14:val="standardContextual"/>
               </w:rPr>
               <w:tab/>
             </w:r>
@@ -2934,7 +2985,7 @@
               <w:rPr>
                 <w:webHidden/>
               </w:rPr>
-              <w:instrText xml:space="preserve"> PAGEREF _Toc193826863 \h </w:instrText>
+              <w:instrText xml:space="preserve"> PAGEREF _Toc223514291 \h </w:instrText>
             </w:r>
             <w:r>
               <w:rPr>
@@ -2951,7 +3002,7 @@
               <w:rPr>
                 <w:webHidden/>
               </w:rPr>
-              <w:t>11</w:t>
+              <w:t>19</w:t>
             </w:r>
             <w:r>
               <w:rPr>
@@ -2964,13 +3015,14 @@
         <w:p>
           <w:pPr>
             <w:pStyle w:val="11"/>
+            <w:jc w:val="both"/>
             <w:rPr>
               <w:rFonts w:asciiTheme="minorHAnsi" w:eastAsiaTheme="minorEastAsia" w:hAnsiTheme="minorHAnsi" w:cstheme="minorBidi"/>
-              <w:sz w:val="22"/>
-              <w:szCs w:val="22"/>
+              <w:kern w:val="2"/>
+              <w14:ligatures w14:val="standardContextual"/>
             </w:rPr>
           </w:pPr>
-          <w:hyperlink w:anchor="_Toc193826864" w:history="1">
+          <w:hyperlink w:anchor="_Toc223514292" w:history="1">
             <w:r>
               <w:rPr>
                 <w:rStyle w:val="a6"/>
@@ -2980,8 +3032,8 @@
             <w:r>
               <w:rPr>
                 <w:rFonts w:asciiTheme="minorHAnsi" w:eastAsiaTheme="minorEastAsia" w:hAnsiTheme="minorHAnsi" w:cstheme="minorBidi"/>
-                <w:sz w:val="22"/>
-                <w:szCs w:val="22"/>
+                <w:kern w:val="2"/>
+                <w14:ligatures w14:val="standardContextual"/>
               </w:rPr>
               <w:tab/>
             </w:r>
@@ -3007,7 +3059,7 @@
               <w:rPr>
                 <w:webHidden/>
               </w:rPr>
-              <w:instrText xml:space="preserve"> PAGEREF _Toc193826864 \h </w:instrText>
+              <w:instrText xml:space="preserve"> PAGEREF _Toc223514292 \h </w:instrText>
             </w:r>
             <w:r>
               <w:rPr>
@@ -3024,7 +3076,7 @@
               <w:rPr>
                 <w:webHidden/>
               </w:rPr>
-              <w:t>12</w:t>
+              <w:t>20</w:t>
             </w:r>
             <w:r>
               <w:rPr>
@@ -3077,7 +3129,7 @@
         <w:spacing w:after="240"/>
         <w:ind w:left="851"/>
       </w:pPr>
-      <w:bookmarkStart w:id="0" w:name="_Toc193826833"/>
+      <w:bookmarkStart w:id="0" w:name="_Toc223514260"/>
       <w:r>
         <w:lastRenderedPageBreak/>
         <w:t>Вв</w:t>
@@ -3129,27 +3181,32 @@
     </w:p>
     <w:p>
       <w:r>
-        <w:t>Настоящий документ предназначен для технического специалиста _ представителей заказчика работ _ приема сдаточной комиссии.</w:t>
+        <w:t>Настоящий документ предназначен для технического специалиста</w:t>
+      </w:r>
+      <w:r>
+        <w:t xml:space="preserve"> и </w:t>
+      </w:r>
+      <w:r>
+        <w:t>представителей заказчика работ приема сдаточной комиссии.</w:t>
       </w:r>
     </w:p>
     <w:p>
       <w:pPr>
         <w:pStyle w:val="1"/>
       </w:pPr>
-      <w:bookmarkStart w:id="1" w:name="_Toc193826834"/>
-      <w:bookmarkStart w:id="2" w:name="_Toc74526610"/>
-      <w:bookmarkStart w:id="3" w:name="_Toc128474254"/>
+      <w:bookmarkStart w:id="1" w:name="_Toc74526610"/>
+      <w:bookmarkStart w:id="2" w:name="_Toc128474254"/>
+      <w:bookmarkStart w:id="3" w:name="_Toc223514261"/>
       <w:r>
         <w:lastRenderedPageBreak/>
         <w:t>Термины и определения</w:t>
       </w:r>
-      <w:bookmarkEnd w:id="1"/>
+      <w:bookmarkEnd w:id="3"/>
     </w:p>
     <w:p>
       <w:pPr>
         <w:pStyle w:val="a0"/>
       </w:pPr>
-      <w:bookmarkStart w:id="4" w:name="_Toc193826835"/>
       <w:r>
         <w:rPr>
           <w:rStyle w:val="afc"/>
@@ -3246,6 +3303,7 @@
       <w:pPr>
         <w:pStyle w:val="1"/>
       </w:pPr>
+      <w:bookmarkStart w:id="4" w:name="_Toc223514262"/>
       <w:r>
         <w:lastRenderedPageBreak/>
         <w:t>Перечень сокращений</w:t>
@@ -3256,7 +3314,6 @@
       <w:pPr>
         <w:pStyle w:val="a0"/>
       </w:pPr>
-      <w:bookmarkStart w:id="5" w:name="_Toc193826836"/>
       <w:r>
         <w:rPr>
           <w:rStyle w:val="afc"/>
@@ -3331,6 +3388,7 @@
           <w:lang w:val="en-US"/>
         </w:rPr>
       </w:pPr>
+      <w:bookmarkStart w:id="5" w:name="_Toc223514263"/>
       <w:r>
         <w:lastRenderedPageBreak/>
         <w:t>Основные сведения о разработке</w:t>
@@ -3339,41 +3397,29 @@
     </w:p>
     <w:p>
       <w:r>
-        <w:t>В данном разделе настоящего технического задания описываются основные сведения разработки игры «</w:t>
-      </w:r>
-      <w:r>
-        <w:t>Змейка</w:t>
-      </w:r>
-      <w:r>
-        <w:t>».</w:t>
+        <w:t>В данном разделе настоящего технического задания описываются основные сведения разработки игры «Змейка».</w:t>
       </w:r>
     </w:p>
     <w:p>
       <w:pPr>
         <w:pStyle w:val="2"/>
       </w:pPr>
-      <w:bookmarkStart w:id="6" w:name="_Toc193826837"/>
+      <w:bookmarkStart w:id="6" w:name="_Toc223514264"/>
       <w:r>
         <w:t>Наименование разработки</w:t>
       </w:r>
       <w:bookmarkEnd w:id="6"/>
     </w:p>
     <w:p>
-      <w:bookmarkStart w:id="7" w:name="_Toc193826838"/>
-      <w:r>
-        <w:t>Наименование игры, разрабатываемой в форме учебной практики: «</w:t>
-      </w:r>
-      <w:r>
-        <w:t>Змейка</w:t>
-      </w:r>
-      <w:r>
-        <w:t>».</w:t>
+      <w:r>
+        <w:t>Наименование игры, разрабатываемой в форме учебной практики: «Змейка».</w:t>
       </w:r>
     </w:p>
     <w:p>
       <w:pPr>
         <w:pStyle w:val="2"/>
       </w:pPr>
+      <w:bookmarkStart w:id="7" w:name="_Toc223514265"/>
       <w:r>
         <w:t>Цель и задачи</w:t>
       </w:r>
@@ -3385,7 +3431,6 @@
         <w:spacing w:before="240" w:beforeAutospacing="0" w:after="0" w:afterAutospacing="0" w:line="360" w:lineRule="auto"/>
         <w:ind w:firstLine="851"/>
       </w:pPr>
-      <w:bookmarkStart w:id="8" w:name="_Toc193826839"/>
       <w:r>
         <w:rPr>
           <w:rStyle w:val="afc"/>
@@ -3464,6 +3509,7 @@
       <w:pPr>
         <w:pStyle w:val="2"/>
       </w:pPr>
+      <w:bookmarkStart w:id="8" w:name="_Toc223514266"/>
       <w:r>
         <w:t>Сведения об участниках разработки</w:t>
       </w:r>
@@ -3476,7 +3522,6 @@
         <w:ind w:firstLine="851"/>
         <w:jc w:val="both"/>
       </w:pPr>
-      <w:bookmarkStart w:id="9" w:name="_Toc193826840"/>
       <w:r>
         <w:rPr>
           <w:rStyle w:val="afc"/>
@@ -3539,7 +3584,19 @@
         <w:pStyle w:val="a0"/>
       </w:pPr>
       <w:r>
-        <w:t>по дисциплине «Анализ и разработка технического задания» – Жукова М.Н.;</w:t>
+        <w:t>по дисциплине «Анализ и разработка технического задания» –</w:t>
+      </w:r>
+      <w:r>
+        <w:t>Гюльмамедова Л</w:t>
+      </w:r>
+      <w:r>
+        <w:t>.</w:t>
+      </w:r>
+      <w:r>
+        <w:t>Э.</w:t>
+      </w:r>
+      <w:r>
+        <w:t>;</w:t>
       </w:r>
     </w:p>
     <w:p>
@@ -3555,13 +3612,23 @@
         <w:pStyle w:val="a0"/>
       </w:pPr>
       <w:r>
-        <w:t>руководитель образовательной программы – Ворожцова О.Г.</w:t>
+        <w:t xml:space="preserve">руководитель образовательной программы – </w:t>
+      </w:r>
+      <w:r>
+        <w:t>Чистяков Г</w:t>
+      </w:r>
+      <w:r>
+        <w:t>.</w:t>
+      </w:r>
+      <w:r>
+        <w:t>А.</w:t>
       </w:r>
     </w:p>
     <w:p>
       <w:pPr>
         <w:pStyle w:val="2"/>
       </w:pPr>
+      <w:bookmarkStart w:id="9" w:name="_Toc223514267"/>
       <w:r>
         <w:t>Сроки разработки</w:t>
       </w:r>
@@ -3576,7 +3643,7 @@
       <w:pPr>
         <w:pStyle w:val="2"/>
       </w:pPr>
-      <w:bookmarkStart w:id="10" w:name="_Toc193826841"/>
+      <w:bookmarkStart w:id="10" w:name="_Toc223514268"/>
       <w:r>
         <w:lastRenderedPageBreak/>
         <w:t>Назначение разработки</w:t>
@@ -3588,20 +3655,14 @@
     </w:p>
     <w:p>
       <w:r>
-        <w:t>В данном разделе настоящего технического задания описывается назначение разработки игры «</w:t>
-      </w:r>
-      <w:r>
-        <w:t>Змейка</w:t>
-      </w:r>
-      <w:r>
-        <w:t>».</w:t>
+        <w:t>В данном разделе настоящего технического задания описывается назначение разработки игры «Змейка».</w:t>
       </w:r>
     </w:p>
     <w:p>
       <w:pPr>
         <w:pStyle w:val="3"/>
       </w:pPr>
-      <w:bookmarkStart w:id="11" w:name="_Toc193826842"/>
+      <w:bookmarkStart w:id="11" w:name="_Toc223514269"/>
       <w:r>
         <w:t>Функциональное назначение</w:t>
       </w:r>
@@ -3675,7 +3736,7 @@
           <w:lang w:val="en-US"/>
         </w:rPr>
       </w:pPr>
-      <w:bookmarkStart w:id="12" w:name="_Toc193826843"/>
+      <w:bookmarkStart w:id="12" w:name="_Toc223514270"/>
       <w:r>
         <w:t>Эксплуатационное назначение</w:t>
       </w:r>
@@ -3690,7 +3751,7 @@
       <w:pPr>
         <w:pStyle w:val="1"/>
       </w:pPr>
-      <w:bookmarkStart w:id="13" w:name="_Toc193826844"/>
+      <w:bookmarkStart w:id="13" w:name="_Toc223514271"/>
       <w:r>
         <w:lastRenderedPageBreak/>
         <w:t xml:space="preserve">Анализ </w:t>
@@ -3727,7 +3788,7 @@
       <w:pPr>
         <w:pStyle w:val="2"/>
       </w:pPr>
-      <w:bookmarkStart w:id="14" w:name="_Toc193826845"/>
+      <w:bookmarkStart w:id="14" w:name="_Toc223514272"/>
       <w:r>
         <w:t>Описание предметной области</w:t>
       </w:r>
@@ -3744,7 +3805,6 @@
           <w:szCs w:val="24"/>
         </w:rPr>
       </w:pPr>
-      <w:bookmarkStart w:id="15" w:name="_Toc193826846"/>
       <w:r>
         <w:rPr>
           <w:rFonts w:eastAsia="Times New Roman" w:cs="Times New Roman"/>
@@ -3872,6 +3932,7 @@
       <w:pPr>
         <w:pStyle w:val="2"/>
       </w:pPr>
+      <w:bookmarkStart w:id="15" w:name="_Toc223514273"/>
       <w:r>
         <w:t>Обзор аналогов</w:t>
       </w:r>
@@ -3894,7 +3955,6 @@
           <w:szCs w:val="24"/>
         </w:rPr>
       </w:pPr>
-      <w:bookmarkStart w:id="16" w:name="_Toc193826847"/>
       <w:r>
         <w:rPr>
           <w:rFonts w:eastAsia="Times New Roman" w:cs="Times New Roman"/>
@@ -4145,7 +4205,13 @@
         <w:t>к</w:t>
       </w:r>
       <w:r>
-        <w:t>орректная и четкая обработка с собственным хвостом</w:t>
+        <w:t>орректная и четкая обработка</w:t>
+      </w:r>
+      <w:r>
+        <w:t xml:space="preserve"> столкновений</w:t>
+      </w:r>
+      <w:r>
+        <w:t xml:space="preserve"> с собственным хвостом</w:t>
       </w:r>
       <w:r>
         <w:t>;</w:t>
@@ -4249,14 +4315,8 @@
     </w:p>
     <w:p>
       <w:pPr>
-        <w:pStyle w:val="a0"/>
-      </w:pPr>
-      <w:r>
-        <w:rPr>
-          <w:rFonts w:eastAsia="Times New Roman"/>
-        </w:rPr>
-        <w:br w:type="page"/>
-      </w:r>
+        <w:ind w:firstLine="0"/>
+      </w:pPr>
     </w:p>
     <w:p>
       <w:pPr>
@@ -4280,7 +4340,6 @@
           <w:rFonts w:eastAsia="Times New Roman" w:cs="Times New Roman"/>
           <w:szCs w:val="24"/>
         </w:rPr>
-        <w:lastRenderedPageBreak/>
         <w:t>Змейка 2</w:t>
       </w:r>
       <w:r>
@@ -4360,9 +4419,9 @@
           <w:lang w:val="en-US"/>
         </w:rPr>
         <w:drawing>
-          <wp:inline distT="0" distB="0" distL="0" distR="0" wp14:anchorId="4856E15D" wp14:editId="788410AD">
-            <wp:extent cx="4195482" cy="5311045"/>
-            <wp:effectExtent l="0" t="0" r="0" b="4445"/>
+          <wp:inline distT="0" distB="0" distL="0" distR="0" wp14:anchorId="4856E15D" wp14:editId="7524F168">
+            <wp:extent cx="2905208" cy="3677691"/>
+            <wp:effectExtent l="0" t="0" r="0" b="0"/>
             <wp:docPr id="1209087502" name="Рисунок 1"/>
             <wp:cNvGraphicFramePr>
               <a:graphicFrameLocks xmlns:a="http://schemas.openxmlformats.org/drawingml/2006/main" noChangeAspect="1"/>
@@ -4389,7 +4448,7 @@
                   <pic:spPr>
                     <a:xfrm>
                       <a:off x="0" y="0"/>
-                      <a:ext cx="4221189" cy="5343587"/>
+                      <a:ext cx="2957927" cy="3744427"/>
                     </a:xfrm>
                     <a:prstGeom prst="rect">
                       <a:avLst/>
@@ -4431,6 +4490,7 @@
           <w:rFonts w:eastAsia="Times New Roman" w:cs="Times New Roman"/>
           <w:szCs w:val="24"/>
         </w:rPr>
+        <w:lastRenderedPageBreak/>
         <w:t>Змейка 2</w:t>
       </w:r>
       <w:r>
@@ -4510,10 +4570,7 @@
         <w:pStyle w:val="a0"/>
       </w:pPr>
       <w:r>
-        <w:t>о</w:t>
-      </w:r>
-      <w:r>
-        <w:t>тображение текущего счёта прямо на игровом поле</w:t>
+        <w:t>отображение текущего счёта прямо на игровом поле</w:t>
       </w:r>
       <w:r>
         <w:t>;</w:t>
@@ -4541,7 +4598,13 @@
         <w:t>к</w:t>
       </w:r>
       <w:r>
-        <w:t>орректная и четкая обработка с собственным хвостом.</w:t>
+        <w:t xml:space="preserve">орректная и четкая обработка </w:t>
+      </w:r>
+      <w:r>
+        <w:t xml:space="preserve">столкновений </w:t>
+      </w:r>
+      <w:r>
+        <w:t>с собственным хвостом.</w:t>
       </w:r>
     </w:p>
     <w:p>
@@ -4556,7 +4619,6 @@
           <w:rFonts w:eastAsiaTheme="majorEastAsia" w:cs="Times New Roman"/>
           <w:szCs w:val="24"/>
         </w:rPr>
-        <w:lastRenderedPageBreak/>
         <w:t>Недостатки</w:t>
       </w:r>
       <w:r>
@@ -4608,19 +4670,8 @@
     </w:p>
     <w:p>
       <w:pPr>
-        <w:spacing w:line="240" w:lineRule="auto"/>
-        <w:rPr>
-          <w:rFonts w:cs="Times New Roman"/>
-          <w:szCs w:val="24"/>
-        </w:rPr>
-      </w:pPr>
-      <w:r>
-        <w:rPr>
-          <w:rFonts w:cs="Times New Roman"/>
-          <w:szCs w:val="24"/>
-        </w:rPr>
-        <w:br w:type="page"/>
-      </w:r>
+        <w:ind w:firstLine="0"/>
+      </w:pPr>
     </w:p>
     <w:p>
       <w:pPr>
@@ -4644,7 +4695,6 @@
           <w:rFonts w:eastAsia="Times New Roman" w:cs="Times New Roman"/>
           <w:szCs w:val="24"/>
         </w:rPr>
-        <w:lastRenderedPageBreak/>
         <w:t>Змейка</w:t>
       </w:r>
       <w:r>
@@ -4774,6 +4824,7 @@
           <w:rFonts w:eastAsia="Times New Roman" w:cs="Times New Roman"/>
           <w:szCs w:val="24"/>
         </w:rPr>
+        <w:lastRenderedPageBreak/>
         <w:t xml:space="preserve">Змейка (рис. 3) – классическая аркадная змейка, из популярного магазина приложений </w:t>
       </w:r>
       <w:proofErr w:type="spellStart"/>
@@ -4851,13 +4902,7 @@
         <w:t>к</w:t>
       </w:r>
       <w:r>
-        <w:t xml:space="preserve">орректная </w:t>
-      </w:r>
-      <w:r>
-        <w:t xml:space="preserve">и четкая </w:t>
-      </w:r>
-      <w:r>
-        <w:t>обработка столкновений со стенами</w:t>
+        <w:t>орректная и четкая обработка столкновений со стенами</w:t>
       </w:r>
       <w:r>
         <w:t>;</w:t>
@@ -4871,10 +4916,13 @@
         <w:t>к</w:t>
       </w:r>
       <w:r>
-        <w:t xml:space="preserve">орректная и четкая обработка с </w:t>
-      </w:r>
-      <w:r>
-        <w:t>собственным хвостом.</w:t>
+        <w:t xml:space="preserve">орректная и четкая обработка </w:t>
+      </w:r>
+      <w:r>
+        <w:t xml:space="preserve">столкновений </w:t>
+      </w:r>
+      <w:r>
+        <w:t>с собственным хвостом.</w:t>
       </w:r>
     </w:p>
     <w:p>
@@ -4961,18 +5009,12 @@
       <w:r>
         <w:t>либо экрана выигрыша.</w:t>
       </w:r>
-      <w:r>
-        <w:rPr>
-          <w:b/>
-          <w:bCs/>
-        </w:rPr>
-        <w:br w:type="page"/>
-      </w:r>
     </w:p>
     <w:p>
       <w:pPr>
         <w:pStyle w:val="1"/>
       </w:pPr>
+      <w:bookmarkStart w:id="16" w:name="_Toc223514274"/>
       <w:r>
         <w:lastRenderedPageBreak/>
         <w:t>Требования к результатам разработки</w:t>
@@ -4994,7 +5036,7 @@
       <w:pPr>
         <w:pStyle w:val="2"/>
       </w:pPr>
-      <w:bookmarkStart w:id="17" w:name="_Toc193826848"/>
+      <w:bookmarkStart w:id="17" w:name="_Toc223514275"/>
       <w:r>
         <w:t>Правила игры</w:t>
       </w:r>
@@ -5027,14 +5069,13 @@
       <w:pPr>
         <w:pStyle w:val="2"/>
       </w:pPr>
-      <w:bookmarkStart w:id="18" w:name="_Toc193826849"/>
+      <w:bookmarkStart w:id="18" w:name="_Toc223514276"/>
       <w:r>
         <w:t>Требования к функциям</w:t>
       </w:r>
       <w:bookmarkEnd w:id="18"/>
     </w:p>
     <w:p>
-      <w:bookmarkStart w:id="19" w:name="_Toc193826850"/>
       <w:r>
         <w:t>П</w:t>
       </w:r>
@@ -5086,6 +5127,7 @@
       <w:pPr>
         <w:pStyle w:val="2"/>
       </w:pPr>
+      <w:bookmarkStart w:id="19" w:name="_Toc223514277"/>
       <w:r>
         <w:t>Требования к показателям назначени</w:t>
       </w:r>
@@ -5106,7 +5148,7 @@
       <w:pPr>
         <w:pStyle w:val="2"/>
       </w:pPr>
-      <w:bookmarkStart w:id="20" w:name="_Toc193826851"/>
+      <w:bookmarkStart w:id="20" w:name="_Toc223514278"/>
       <w:r>
         <w:t>Требования к пользовательскому интерфейсу</w:t>
       </w:r>
@@ -5121,7 +5163,6 @@
         </w:numPr>
         <w:ind w:left="851"/>
       </w:pPr>
-      <w:bookmarkStart w:id="21" w:name="_Toc193826852"/>
       <w:r>
         <w:t>Основные элементы</w:t>
       </w:r>
@@ -5406,6 +5447,7 @@
       <w:pPr>
         <w:pStyle w:val="2"/>
       </w:pPr>
+      <w:bookmarkStart w:id="21" w:name="_Toc223514279"/>
       <w:r>
         <w:t>Требования к видам обеспечения</w:t>
       </w:r>
@@ -5426,7 +5468,7 @@
       <w:pPr>
         <w:pStyle w:val="3"/>
       </w:pPr>
-      <w:bookmarkStart w:id="22" w:name="_Toc193826853"/>
+      <w:bookmarkStart w:id="22" w:name="_Toc223514280"/>
       <w:r>
         <w:t>Требования к математическому обеспечению</w:t>
       </w:r>
@@ -5552,10 +5594,7 @@
         <w:t xml:space="preserve"> </w:t>
       </w:r>
       <w:r>
-        <w:t>=</w:t>
-      </w:r>
-      <w:r>
-        <w:t xml:space="preserve"> </w:t>
+        <w:t xml:space="preserve">= </w:t>
       </w:r>
       <w:r>
         <w:t xml:space="preserve">случайное число между </w:t>
@@ -5959,7 +5998,7 @@
       <w:pPr>
         <w:pStyle w:val="3"/>
       </w:pPr>
-      <w:bookmarkStart w:id="23" w:name="_Toc193826854"/>
+      <w:bookmarkStart w:id="23" w:name="_Toc223514281"/>
       <w:r>
         <w:t>Требования к информационному обеспечению</w:t>
       </w:r>
@@ -5973,16 +6012,7 @@
         <w:t xml:space="preserve"> </w:t>
       </w:r>
       <w:r>
-        <w:t xml:space="preserve">информационному </w:t>
-      </w:r>
-      <w:r>
-        <w:t>обеспечен</w:t>
-      </w:r>
-      <w:r>
-        <w:t>ию</w:t>
-      </w:r>
-      <w:r>
-        <w:t>.</w:t>
+        <w:t>информационному обеспечению.</w:t>
       </w:r>
     </w:p>
     <w:p>
@@ -6024,7 +6054,7 @@
       <w:pPr>
         <w:pStyle w:val="3"/>
       </w:pPr>
-      <w:bookmarkStart w:id="24" w:name="_Toc193826855"/>
+      <w:bookmarkStart w:id="24" w:name="_Toc223514282"/>
       <w:r>
         <w:t>Требования к метрологическому обеспечению</w:t>
       </w:r>
@@ -6032,7 +6062,13 @@
     </w:p>
     <w:p>
       <w:r>
-        <w:t>Требования к метро обеспечению не пред</w:t>
+        <w:t>Требования к метро</w:t>
+      </w:r>
+      <w:r>
+        <w:t xml:space="preserve">логическому </w:t>
+      </w:r>
+      <w:r>
+        <w:t>обеспечению не пред</w:t>
       </w:r>
       <w:r>
         <w:t>ъ</w:t>
@@ -6045,169 +6081,331 @@
       <w:pPr>
         <w:pStyle w:val="3"/>
       </w:pPr>
-      <w:bookmarkStart w:id="25" w:name="_Toc193826856"/>
+      <w:bookmarkStart w:id="25" w:name="_Toc223514283"/>
       <w:r>
         <w:t>Требования к техническому обеспечению</w:t>
       </w:r>
-      <w:bookmarkStart w:id="26" w:name="_Toc193826857"/>
       <w:bookmarkEnd w:id="25"/>
     </w:p>
     <w:p>
-      <w:pPr>
-        <w:pStyle w:val="2"/>
-        <w:numPr>
-          <w:ilvl w:val="0"/>
-          <w:numId w:val="0"/>
-        </w:numPr>
-        <w:ind w:firstLine="851"/>
-        <w:rPr>
-          <w:rFonts w:eastAsiaTheme="minorEastAsia" w:cstheme="minorBidi"/>
-          <w:b w:val="0"/>
-          <w:bCs w:val="0"/>
-          <w:szCs w:val="22"/>
-        </w:rPr>
-      </w:pPr>
-      <w:r>
-        <w:rPr>
-          <w:rFonts w:eastAsiaTheme="minorEastAsia" w:cstheme="minorBidi"/>
-          <w:b w:val="0"/>
-          <w:bCs w:val="0"/>
-          <w:szCs w:val="22"/>
-        </w:rPr>
-        <w:t>Для корректной работы игры необходимо, чтобы компьютер соответствовал следующим минимальным характеристикам:</w:t>
-      </w:r>
-    </w:p>
-    <w:p>
-      <w:pPr>
-        <w:pStyle w:val="a0"/>
-      </w:pPr>
-      <w:r>
-        <w:t>Процессор</w:t>
-      </w:r>
-      <w:r>
-        <w:t>: т</w:t>
-      </w:r>
-      <w:r>
-        <w:t>актовая частота: от 1,0 ГГц</w:t>
-      </w:r>
-      <w:r>
-        <w:t>.</w:t>
-      </w:r>
-    </w:p>
-    <w:p>
-      <w:pPr>
-        <w:pStyle w:val="a0"/>
-      </w:pPr>
-      <w:r>
-        <w:t>Операционная система</w:t>
-      </w:r>
-      <w:r>
-        <w:t xml:space="preserve">: </w:t>
-      </w:r>
-      <w:r>
-        <w:t>«Windows»: 7, 8, 10, 11</w:t>
-      </w:r>
-      <w:r>
-        <w:t>.</w:t>
-      </w:r>
-    </w:p>
-    <w:p>
-      <w:pPr>
-        <w:pStyle w:val="a0"/>
-      </w:pPr>
-      <w:r>
-        <w:t>Оперативная память</w:t>
-      </w:r>
-      <w:r>
-        <w:t xml:space="preserve">: </w:t>
-      </w:r>
-      <w:r>
-        <w:t>2 ГБ</w:t>
-      </w:r>
-      <w:r>
-        <w:t>.</w:t>
-      </w:r>
-    </w:p>
-    <w:p>
-      <w:pPr>
-        <w:pStyle w:val="a0"/>
-      </w:pPr>
-      <w:r>
-        <w:t>Разрешение экрана</w:t>
-      </w:r>
-      <w:r>
-        <w:t xml:space="preserve">: </w:t>
-      </w:r>
-      <w:r>
-        <w:t>1280 × 800 пикселей</w:t>
-      </w:r>
-      <w:r>
-        <w:t>.</w:t>
-      </w:r>
-    </w:p>
-    <w:p>
-      <w:pPr>
-        <w:pStyle w:val="a0"/>
-      </w:pPr>
-      <w:r>
-        <w:t>Устройство вывода</w:t>
-      </w:r>
-      <w:r>
-        <w:t>: м</w:t>
-      </w:r>
-      <w:r>
-        <w:t>онитор с поддержкой указанного разрешения</w:t>
-      </w:r>
-      <w:r>
-        <w:t>.</w:t>
-      </w:r>
-    </w:p>
-    <w:p>
-      <w:pPr>
-        <w:pStyle w:val="a0"/>
-      </w:pPr>
-      <w:r>
-        <w:t>Устройство ввода</w:t>
-      </w:r>
-      <w:r>
-        <w:t>: к</w:t>
-      </w:r>
-      <w:r>
-        <w:t>лавиатура</w:t>
-      </w:r>
-    </w:p>
-    <w:p>
-      <w:pPr>
-        <w:pStyle w:val="a0"/>
-      </w:pPr>
-      <w:r>
-        <w:t>Дополнительные программные требования</w:t>
+      <w:bookmarkStart w:id="26" w:name="_Toc223514284"/>
+      <w:r>
+        <w:t xml:space="preserve">Для корректной работы игры необходимо, чтобы компьютер соответствовал минимальным </w:t>
+      </w:r>
+      <w:r>
+        <w:t>требованиям</w:t>
+      </w:r>
+      <w:r>
+        <w:t xml:space="preserve"> описанным в таблице 1</w:t>
       </w:r>
       <w:r>
         <w:t>:</w:t>
       </w:r>
-      <w:r>
-        <w:t xml:space="preserve"> </w:t>
-      </w:r>
-      <w:r>
-        <w:t>и</w:t>
-      </w:r>
-      <w:r>
-        <w:t>нтерпретатор Python версии 3.</w:t>
-      </w:r>
-      <w:r>
-        <w:t>12</w:t>
-      </w:r>
-    </w:p>
-    <w:p>
-      <w:pPr>
-        <w:pStyle w:val="2"/>
-      </w:pPr>
-      <w:r>
-        <w:t>Требования к надежности</w:t>
-      </w:r>
       <w:bookmarkEnd w:id="26"/>
     </w:p>
+    <w:p>
+      <w:pPr>
+        <w:pStyle w:val="vgutTableName"/>
+      </w:pPr>
+      <w:r>
+        <w:t>Таблица 1 – требования к техническому обеспечению</w:t>
+      </w:r>
+    </w:p>
+    <w:tbl>
+      <w:tblPr>
+        <w:tblStyle w:val="ac"/>
+        <w:tblW w:w="0" w:type="auto"/>
+        <w:tblLook w:val="04A0" w:firstRow="1" w:lastRow="0" w:firstColumn="1" w:lastColumn="0" w:noHBand="0" w:noVBand="1"/>
+      </w:tblPr>
+      <w:tblGrid>
+        <w:gridCol w:w="5097"/>
+        <w:gridCol w:w="5098"/>
+      </w:tblGrid>
+      <w:tr>
+        <w:trPr>
+          <w:cnfStyle w:val="100000000000" w:firstRow="1" w:lastRow="0" w:firstColumn="0" w:lastColumn="0" w:oddVBand="0" w:evenVBand="0" w:oddHBand="0" w:evenHBand="0" w:firstRowFirstColumn="0" w:firstRowLastColumn="0" w:lastRowFirstColumn="0" w:lastRowLastColumn="0"/>
+        </w:trPr>
+        <w:tc>
+          <w:tcPr>
+            <w:tcW w:w="5097" w:type="dxa"/>
+            <w:vAlign w:val="center"/>
+          </w:tcPr>
+          <w:p>
+            <w:pPr>
+              <w:pStyle w:val="a0"/>
+              <w:numPr>
+                <w:ilvl w:val="0"/>
+                <w:numId w:val="0"/>
+              </w:numPr>
+              <w:spacing w:line="240" w:lineRule="auto"/>
+              <w:jc w:val="center"/>
+            </w:pPr>
+            <w:r>
+              <w:t>Компонент</w:t>
+            </w:r>
+          </w:p>
+        </w:tc>
+        <w:tc>
+          <w:tcPr>
+            <w:tcW w:w="5098" w:type="dxa"/>
+            <w:vAlign w:val="center"/>
+          </w:tcPr>
+          <w:p>
+            <w:pPr>
+              <w:pStyle w:val="a0"/>
+              <w:numPr>
+                <w:ilvl w:val="0"/>
+                <w:numId w:val="0"/>
+              </w:numPr>
+              <w:spacing w:line="240" w:lineRule="auto"/>
+              <w:jc w:val="center"/>
+            </w:pPr>
+            <w:r>
+              <w:t>Требов</w:t>
+            </w:r>
+            <w:r>
+              <w:t>а</w:t>
+            </w:r>
+            <w:r>
+              <w:t>ни</w:t>
+            </w:r>
+            <w:r>
+              <w:t>е(-</w:t>
+            </w:r>
+            <w:proofErr w:type="spellStart"/>
+            <w:r>
+              <w:t>ия</w:t>
+            </w:r>
+            <w:proofErr w:type="spellEnd"/>
+            <w:r>
+              <w:t>)</w:t>
+            </w:r>
+          </w:p>
+        </w:tc>
+      </w:tr>
+      <w:tr>
+        <w:tc>
+          <w:tcPr>
+            <w:tcW w:w="5097" w:type="dxa"/>
+            <w:vAlign w:val="center"/>
+          </w:tcPr>
+          <w:p>
+            <w:pPr>
+              <w:pStyle w:val="a0"/>
+              <w:numPr>
+                <w:ilvl w:val="0"/>
+                <w:numId w:val="0"/>
+              </w:numPr>
+              <w:spacing w:line="240" w:lineRule="auto"/>
+              <w:jc w:val="left"/>
+            </w:pPr>
+            <w:r>
+              <w:t>Процессор</w:t>
+            </w:r>
+          </w:p>
+        </w:tc>
+        <w:tc>
+          <w:tcPr>
+            <w:tcW w:w="5098" w:type="dxa"/>
+            <w:vAlign w:val="center"/>
+          </w:tcPr>
+          <w:p>
+            <w:pPr>
+              <w:pStyle w:val="a0"/>
+              <w:numPr>
+                <w:ilvl w:val="0"/>
+                <w:numId w:val="0"/>
+              </w:numPr>
+              <w:spacing w:line="240" w:lineRule="auto"/>
+              <w:jc w:val="left"/>
+            </w:pPr>
+            <w:r>
+              <w:t>Т</w:t>
+            </w:r>
+            <w:r>
+              <w:t>актовая частота: от 1,0 ГГц</w:t>
+            </w:r>
+          </w:p>
+        </w:tc>
+      </w:tr>
+      <w:tr>
+        <w:tc>
+          <w:tcPr>
+            <w:tcW w:w="5097" w:type="dxa"/>
+            <w:vAlign w:val="center"/>
+          </w:tcPr>
+          <w:p>
+            <w:pPr>
+              <w:pStyle w:val="a0"/>
+              <w:numPr>
+                <w:ilvl w:val="0"/>
+                <w:numId w:val="0"/>
+              </w:numPr>
+              <w:spacing w:line="240" w:lineRule="auto"/>
+              <w:jc w:val="left"/>
+            </w:pPr>
+            <w:r>
+              <w:t>Операционная система</w:t>
+            </w:r>
+          </w:p>
+        </w:tc>
+        <w:tc>
+          <w:tcPr>
+            <w:tcW w:w="5098" w:type="dxa"/>
+            <w:vAlign w:val="center"/>
+          </w:tcPr>
+          <w:p>
+            <w:pPr>
+              <w:pStyle w:val="a0"/>
+              <w:numPr>
+                <w:ilvl w:val="0"/>
+                <w:numId w:val="0"/>
+              </w:numPr>
+              <w:spacing w:line="240" w:lineRule="auto"/>
+              <w:jc w:val="left"/>
+            </w:pPr>
+            <w:r>
+              <w:t>«Windows»: 7, 8, 10, 11</w:t>
+            </w:r>
+          </w:p>
+        </w:tc>
+      </w:tr>
+      <w:tr>
+        <w:tc>
+          <w:tcPr>
+            <w:tcW w:w="5097" w:type="dxa"/>
+            <w:vAlign w:val="center"/>
+          </w:tcPr>
+          <w:p>
+            <w:pPr>
+              <w:pStyle w:val="a0"/>
+              <w:numPr>
+                <w:ilvl w:val="0"/>
+                <w:numId w:val="0"/>
+              </w:numPr>
+              <w:spacing w:line="240" w:lineRule="auto"/>
+              <w:jc w:val="left"/>
+            </w:pPr>
+            <w:r>
+              <w:t>Оперативная память</w:t>
+            </w:r>
+          </w:p>
+        </w:tc>
+        <w:tc>
+          <w:tcPr>
+            <w:tcW w:w="5098" w:type="dxa"/>
+            <w:vAlign w:val="center"/>
+          </w:tcPr>
+          <w:p>
+            <w:pPr>
+              <w:pStyle w:val="a0"/>
+              <w:numPr>
+                <w:ilvl w:val="0"/>
+                <w:numId w:val="0"/>
+              </w:numPr>
+              <w:spacing w:line="240" w:lineRule="auto"/>
+              <w:jc w:val="left"/>
+            </w:pPr>
+            <w:r>
+              <w:t>2 ГБ</w:t>
+            </w:r>
+          </w:p>
+        </w:tc>
+      </w:tr>
+      <w:tr>
+        <w:tc>
+          <w:tcPr>
+            <w:tcW w:w="5097" w:type="dxa"/>
+            <w:vAlign w:val="center"/>
+          </w:tcPr>
+          <w:p>
+            <w:pPr>
+              <w:pStyle w:val="a0"/>
+              <w:numPr>
+                <w:ilvl w:val="0"/>
+                <w:numId w:val="0"/>
+              </w:numPr>
+              <w:spacing w:line="240" w:lineRule="auto"/>
+              <w:jc w:val="left"/>
+            </w:pPr>
+            <w:r>
+              <w:t>Разрешение экрана</w:t>
+            </w:r>
+          </w:p>
+        </w:tc>
+        <w:tc>
+          <w:tcPr>
+            <w:tcW w:w="5098" w:type="dxa"/>
+            <w:vAlign w:val="center"/>
+          </w:tcPr>
+          <w:p>
+            <w:pPr>
+              <w:pStyle w:val="a0"/>
+              <w:numPr>
+                <w:ilvl w:val="0"/>
+                <w:numId w:val="0"/>
+              </w:numPr>
+              <w:spacing w:line="240" w:lineRule="auto"/>
+              <w:jc w:val="left"/>
+            </w:pPr>
+            <w:r>
+              <w:t>1280 × 800 пикселей</w:t>
+            </w:r>
+          </w:p>
+        </w:tc>
+      </w:tr>
+      <w:tr>
+        <w:tc>
+          <w:tcPr>
+            <w:tcW w:w="5097" w:type="dxa"/>
+            <w:vAlign w:val="center"/>
+          </w:tcPr>
+          <w:p>
+            <w:pPr>
+              <w:pStyle w:val="a0"/>
+              <w:numPr>
+                <w:ilvl w:val="0"/>
+                <w:numId w:val="0"/>
+              </w:numPr>
+              <w:spacing w:line="240" w:lineRule="auto"/>
+              <w:jc w:val="left"/>
+              <w:rPr>
+                <w:lang w:val="en-US"/>
+              </w:rPr>
+            </w:pPr>
+            <w:r>
+              <w:t xml:space="preserve">Интерпретатор </w:t>
+            </w:r>
+            <w:r>
+              <w:rPr>
+                <w:lang w:val="en-US"/>
+              </w:rPr>
+              <w:t>Python</w:t>
+            </w:r>
+          </w:p>
+        </w:tc>
+        <w:tc>
+          <w:tcPr>
+            <w:tcW w:w="5098" w:type="dxa"/>
+            <w:vAlign w:val="center"/>
+          </w:tcPr>
+          <w:p>
+            <w:pPr>
+              <w:pStyle w:val="a0"/>
+              <w:numPr>
+                <w:ilvl w:val="0"/>
+                <w:numId w:val="0"/>
+              </w:numPr>
+              <w:spacing w:line="240" w:lineRule="auto"/>
+              <w:jc w:val="left"/>
+            </w:pPr>
+            <w:r>
+              <w:t>Версия 3.12</w:t>
+            </w:r>
+          </w:p>
+        </w:tc>
+      </w:tr>
+    </w:tbl>
     <w:p>
       <w:pPr>
         <w:pStyle w:val="a0"/>
@@ -6217,13 +6415,36 @@
         </w:numPr>
         <w:ind w:left="851"/>
       </w:pPr>
-      <w:r>
-        <w:t>Приложение должно соответствовать следующим требованиям:</w:t>
-      </w:r>
+    </w:p>
+    <w:p>
+      <w:pPr>
+        <w:pStyle w:val="2"/>
+      </w:pPr>
+      <w:bookmarkStart w:id="27" w:name="_Toc223514285"/>
+      <w:r>
+        <w:t>Требования к надежности</w:t>
+      </w:r>
+      <w:bookmarkEnd w:id="27"/>
     </w:p>
     <w:p>
       <w:pPr>
         <w:pStyle w:val="a0"/>
+        <w:numPr>
+          <w:ilvl w:val="0"/>
+          <w:numId w:val="0"/>
+        </w:numPr>
+        <w:ind w:left="851"/>
+      </w:pPr>
+      <w:r>
+        <w:t>К приложению предъявляются следующие требования</w:t>
+      </w:r>
+      <w:r>
+        <w:t>:</w:t>
+      </w:r>
+    </w:p>
+    <w:p>
+      <w:pPr>
+        <w:pStyle w:val="a0"/>
       </w:pPr>
       <w:r>
         <w:t>Каждый элемент интерфейса должен быть рабочим, срабатывать при нажатии, чтобы не возникало проблем с использованием;</w:t>
@@ -6234,8 +6455,16 @@
         <w:pStyle w:val="a0"/>
       </w:pPr>
       <w:r>
+        <w:t>Интерфейс должен четко отображать все компоненты   игры на экране;</w:t>
+      </w:r>
+    </w:p>
+    <w:p>
+      <w:pPr>
+        <w:pStyle w:val="a0"/>
+      </w:pPr>
+      <w:r>
         <w:lastRenderedPageBreak/>
-        <w:t>Интерфейс должен четко отображать все компоненты   игры на экране;</w:t>
+        <w:t>Регулярное тестирование игры на выявление ошибок их исправления для гарантирования стабильного использования;</w:t>
       </w:r>
     </w:p>
     <w:p>
@@ -6243,7 +6472,7 @@
         <w:pStyle w:val="a0"/>
       </w:pPr>
       <w:r>
-        <w:t>Регулярное тестирование игры на выявление ошибок их исправления для гарантирования стабильного использования;</w:t>
+        <w:t>Организация бесперебойного питания технических средств;</w:t>
       </w:r>
     </w:p>
     <w:p>
@@ -6251,14 +6480,6 @@
         <w:pStyle w:val="a0"/>
       </w:pPr>
       <w:r>
-        <w:t>Организация бесперебойного питания технических средств;</w:t>
-      </w:r>
-    </w:p>
-    <w:p>
-      <w:pPr>
-        <w:pStyle w:val="a0"/>
-      </w:pPr>
-      <w:r>
         <w:t>Регулярным выполнением рекомендаций Министерства труда и социального развития РФ, изложенных в Постановлении от 23 июля 1998 г. «Об утверждении межотраслевых типовых норм времени на работы по сервисному обслуживанию</w:t>
       </w:r>
       <w:r>
@@ -6272,50 +6493,26 @@
       <w:pPr>
         <w:pStyle w:val="2"/>
       </w:pPr>
-      <w:bookmarkStart w:id="27" w:name="_Toc193826858"/>
+      <w:bookmarkStart w:id="28" w:name="_Toc223514286"/>
       <w:r>
         <w:t>Требования к безопасности</w:t>
       </w:r>
-      <w:bookmarkEnd w:id="27"/>
-    </w:p>
-    <w:p>
-      <w:bookmarkStart w:id="28" w:name="_Toc193826859"/>
-      <w:r>
-        <w:t>При разработке и эксплуатации программного продукта необходимо соблюдать требования законодательства об авторском праве, а также нормы информационной безопасности. В частности, следует руководствоваться:</w:t>
-      </w:r>
-    </w:p>
-    <w:p>
-      <w:pPr>
-        <w:pStyle w:val="a0"/>
-      </w:pPr>
-      <w:r>
-        <w:t>Федеральным законом от 27 июля 2006 г. № 149-ФЗ «Об информации, информационных технологиях и о защите информации»;</w:t>
-      </w:r>
-    </w:p>
-    <w:p>
-      <w:pPr>
-        <w:pStyle w:val="a0"/>
-      </w:pPr>
-      <w:r>
-        <w:t>Федеральным законом от 27 июля 2006 г. № 152-ФЗ «О персональных данных» (применительно к сбору любой информации о пользователе; в данной игре сбор персональных данных не производится).</w:t>
-      </w:r>
-    </w:p>
-    <w:p>
-      <w:r>
-        <w:t>Код игры должен быть написан самостоятельно, без заимствования фрагментов, защищённых авторским правом, за исключением открытых библиотек с соответствующей лицензией</w:t>
-      </w:r>
-      <w:r>
-        <w:t>.</w:t>
+      <w:bookmarkEnd w:id="28"/>
+    </w:p>
+    <w:p>
+      <w:r>
+        <w:t>Требования к безопасности не предъявляются.</w:t>
       </w:r>
     </w:p>
     <w:p>
       <w:pPr>
         <w:pStyle w:val="2"/>
       </w:pPr>
+      <w:bookmarkStart w:id="29" w:name="_Toc223514287"/>
       <w:r>
         <w:t>Требования к патентной чистоте</w:t>
       </w:r>
-      <w:bookmarkEnd w:id="28"/>
+      <w:bookmarkEnd w:id="29"/>
     </w:p>
     <w:p>
       <w:r>
@@ -6326,14 +6523,13 @@
       <w:pPr>
         <w:pStyle w:val="2"/>
       </w:pPr>
-      <w:bookmarkStart w:id="29" w:name="_Toc193826860"/>
+      <w:bookmarkStart w:id="30" w:name="_Toc223514288"/>
       <w:r>
         <w:t>Требования к перспективам развития</w:t>
       </w:r>
-      <w:bookmarkEnd w:id="29"/>
-    </w:p>
-    <w:p>
-      <w:bookmarkStart w:id="30" w:name="_Toc193826861"/>
+      <w:bookmarkEnd w:id="30"/>
+    </w:p>
+    <w:p>
       <w:r>
         <w:t>Дальнейшая перспектива развития программного продукта предполагает реализацию функций, описанных ниже:</w:t>
       </w:r>
@@ -6348,7 +6544,6 @@
           <w:b w:val="0"/>
           <w:bCs w:val="0"/>
         </w:rPr>
-        <w:lastRenderedPageBreak/>
         <w:t>п</w:t>
       </w:r>
       <w:r>
@@ -6360,15 +6555,7 @@
         <w:t>ереход на трёхмерную графику с использованием специализированных движков</w:t>
       </w:r>
       <w:r>
-        <w:t xml:space="preserve"> – интеграция с библиотеками OpenGL/DirectX или полноценными игровыми </w:t>
-      </w:r>
-      <w:proofErr w:type="gramStart"/>
-      <w:r>
-        <w:t>движками  через</w:t>
-      </w:r>
-      <w:proofErr w:type="gramEnd"/>
-      <w:r>
-        <w:t xml:space="preserve"> мосты Python. Игровое поле должно стать объёмным пространством с возможностью обзора с разных камер, добавлением источников света, теней, текстурированных поверхностей и трёхмерных моделей змейки, еды и препятствий. Змейка сможет перемещаться не только в плоскости, но и по вертикали</w:t>
+        <w:t xml:space="preserve"> – интеграция с библиотеками OpenGL/DirectX или полноценными игровыми движками через мосты Python. Игровое поле должно стать объёмным пространством с возможностью обзора с разных камер, добавлением источников света, теней, текстурированных поверхностей и трёхмерных моделей змейки, еды и препятствий. Змейка сможет перемещаться не только в плоскости, но и по вертикали</w:t>
       </w:r>
       <w:r>
         <w:t>;</w:t>
@@ -6384,7 +6571,7 @@
           <w:b w:val="0"/>
           <w:bCs w:val="0"/>
         </w:rPr>
-        <w:t>и</w:t>
+        <w:t>р</w:t>
       </w:r>
       <w:r>
         <w:rPr>
@@ -6392,33 +6579,6 @@
           <w:b w:val="0"/>
           <w:bCs w:val="0"/>
         </w:rPr>
-        <w:t>нтеграция с нейроинтерфейсами и биометрическим управлением</w:t>
-      </w:r>
-      <w:r>
-        <w:t xml:space="preserve"> – использование технологий считывания мозговой активности для управления движением змейки силой мысли</w:t>
-      </w:r>
-      <w:r>
-        <w:t>;</w:t>
-      </w:r>
-    </w:p>
-    <w:p>
-      <w:pPr>
-        <w:pStyle w:val="a0"/>
-      </w:pPr>
-      <w:r>
-        <w:rPr>
-          <w:rStyle w:val="afc"/>
-          <w:b w:val="0"/>
-          <w:bCs w:val="0"/>
-        </w:rPr>
-        <w:t>р</w:t>
-      </w:r>
-      <w:r>
-        <w:rPr>
-          <w:rStyle w:val="afc"/>
-          <w:b w:val="0"/>
-          <w:bCs w:val="0"/>
-        </w:rPr>
         <w:t>азработка распределённой метавселенной на основе игры</w:t>
       </w:r>
       <w:r>
@@ -6429,6 +6589,7 @@
       <w:pPr>
         <w:pStyle w:val="1"/>
       </w:pPr>
+      <w:bookmarkStart w:id="31" w:name="_Toc223514289"/>
       <w:r>
         <w:lastRenderedPageBreak/>
         <w:t>Состав и содержание рабо</w:t>
@@ -6436,10 +6597,9 @@
       <w:r>
         <w:t>т</w:t>
       </w:r>
-      <w:bookmarkEnd w:id="30"/>
-    </w:p>
-    <w:p>
-      <w:bookmarkStart w:id="31" w:name="_Toc193826862"/>
+      <w:bookmarkEnd w:id="31"/>
+    </w:p>
+    <w:p>
       <w:r>
         <w:t>В рамках разработки должны быть выполнены следующие работы:</w:t>
       </w:r>
@@ -6491,113 +6651,62 @@
       <w:pPr>
         <w:pStyle w:val="1"/>
       </w:pPr>
+      <w:bookmarkStart w:id="32" w:name="_Toc223514290"/>
       <w:r>
         <w:lastRenderedPageBreak/>
         <w:t>Порядок разработки</w:t>
       </w:r>
-      <w:bookmarkEnd w:id="31"/>
-    </w:p>
-    <w:p>
-      <w:pPr>
-        <w:pStyle w:val="2"/>
-      </w:pPr>
-      <w:r>
-        <w:t>Стадии разработки</w:t>
-      </w:r>
-    </w:p>
-    <w:p>
-      <w:pPr>
-        <w:pStyle w:val="a0"/>
-      </w:pPr>
-      <w:r>
-        <w:t>анализ</w:t>
-      </w:r>
-      <w:r>
+      <w:bookmarkEnd w:id="32"/>
+    </w:p>
+    <w:p>
+      <w:pPr>
+        <w:pStyle w:val="vgutTableName"/>
         <w:rPr>
           <w:lang w:val="en-US"/>
         </w:rPr>
-        <w:t>;</w:t>
-      </w:r>
-    </w:p>
-    <w:p>
-      <w:pPr>
-        <w:pStyle w:val="a0"/>
-      </w:pPr>
-      <w:r>
-        <w:t>проектирование</w:t>
-      </w:r>
-      <w:r>
-        <w:rPr>
-          <w:lang w:val="en-US"/>
-        </w:rPr>
-        <w:t>;</w:t>
-      </w:r>
-    </w:p>
-    <w:p>
-      <w:pPr>
-        <w:pStyle w:val="a0"/>
-      </w:pPr>
-      <w:r>
-        <w:t>реализация и тестирование</w:t>
-      </w:r>
-      <w:r>
-        <w:rPr>
-          <w:lang w:val="en-US"/>
-        </w:rPr>
-        <w:t>;</w:t>
-      </w:r>
-    </w:p>
-    <w:p>
-      <w:pPr>
-        <w:pStyle w:val="a0"/>
-      </w:pPr>
-      <w:r>
-        <w:t>внедрение</w:t>
-      </w:r>
-      <w:r>
-        <w:rPr>
-          <w:lang w:val="en-US"/>
-        </w:rPr>
+      </w:pPr>
+      <w:r>
+        <w:t xml:space="preserve">Этапы разработки и содержания работ представлены в таблице </w:t>
+      </w:r>
+      <w:r>
+        <w:t>2</w:t>
+      </w:r>
+      <w:r>
         <w:t>.</w:t>
       </w:r>
+      <w:r>
+        <w:t xml:space="preserve"> </w:t>
+      </w:r>
     </w:p>
     <w:p>
       <w:pPr>
         <w:pStyle w:val="vgutTableName"/>
       </w:pPr>
       <w:r>
-        <w:t>Этапы разработки и содержания работ представлены в таблице 1.</w:t>
+        <w:t>Таблица 2 – этапы разработки</w:t>
       </w:r>
     </w:p>
     <w:tbl>
       <w:tblPr>
         <w:tblStyle w:val="ac"/>
         <w:tblW w:w="0" w:type="auto"/>
-        <w:jc w:val="center"/>
-        <w:tblBorders>
-          <w:top w:val="single" w:sz="8" w:space="0" w:color="auto"/>
-          <w:left w:val="single" w:sz="8" w:space="0" w:color="auto"/>
-          <w:bottom w:val="single" w:sz="8" w:space="0" w:color="auto"/>
-          <w:right w:val="single" w:sz="8" w:space="0" w:color="auto"/>
-          <w:insideH w:val="single" w:sz="8" w:space="0" w:color="auto"/>
-          <w:insideV w:val="single" w:sz="8" w:space="0" w:color="auto"/>
-        </w:tblBorders>
         <w:tblLook w:val="04A0" w:firstRow="1" w:lastRow="0" w:firstColumn="1" w:lastColumn="0" w:noHBand="0" w:noVBand="1"/>
       </w:tblPr>
       <w:tblGrid>
-        <w:gridCol w:w="3074"/>
-        <w:gridCol w:w="2326"/>
-        <w:gridCol w:w="4785"/>
+        <w:gridCol w:w="791"/>
+        <w:gridCol w:w="2358"/>
+        <w:gridCol w:w="1638"/>
+        <w:gridCol w:w="2815"/>
+        <w:gridCol w:w="2593"/>
       </w:tblGrid>
       <w:tr>
         <w:trPr>
           <w:cnfStyle w:val="100000000000" w:firstRow="1" w:lastRow="0" w:firstColumn="0" w:lastColumn="0" w:oddVBand="0" w:evenVBand="0" w:oddHBand="0" w:evenHBand="0" w:firstRowFirstColumn="0" w:firstRowLastColumn="0" w:lastRowFirstColumn="0" w:lastRowLastColumn="0"/>
-          <w:tblHeader/>
-          <w:jc w:val="center"/>
+          <w:trHeight w:val="205"/>
         </w:trPr>
         <w:tc>
           <w:tcPr>
-            <w:tcW w:w="3122" w:type="dxa"/>
+            <w:tcW w:w="0" w:type="auto"/>
             <w:vAlign w:val="center"/>
           </w:tcPr>
           <w:p>
@@ -6605,23 +6714,15 @@
               <w:spacing w:before="0" w:line="240" w:lineRule="auto"/>
               <w:ind w:firstLine="0"/>
               <w:jc w:val="center"/>
-              <w:rPr>
-                <w:rFonts w:cs="Times New Roman"/>
-                <w:szCs w:val="24"/>
-              </w:rPr>
             </w:pPr>
             <w:r>
-              <w:rPr>
-                <w:rFonts w:cs="Times New Roman"/>
-                <w:szCs w:val="24"/>
-              </w:rPr>
-              <w:t>Этап</w:t>
+              <w:t>№ этапа</w:t>
             </w:r>
           </w:p>
         </w:tc>
         <w:tc>
           <w:tcPr>
-            <w:tcW w:w="2373" w:type="dxa"/>
+            <w:tcW w:w="0" w:type="auto"/>
             <w:vAlign w:val="center"/>
           </w:tcPr>
           <w:p>
@@ -6629,23 +6730,15 @@
               <w:spacing w:before="0" w:line="240" w:lineRule="auto"/>
               <w:ind w:firstLine="0"/>
               <w:jc w:val="center"/>
-              <w:rPr>
-                <w:rFonts w:cs="Times New Roman"/>
-                <w:szCs w:val="24"/>
-              </w:rPr>
             </w:pPr>
             <w:r>
-              <w:rPr>
-                <w:rFonts w:cs="Times New Roman"/>
-                <w:szCs w:val="24"/>
-              </w:rPr>
-              <w:t>Срок реализации</w:t>
+              <w:t>Наименование этапа</w:t>
             </w:r>
           </w:p>
         </w:tc>
         <w:tc>
           <w:tcPr>
-            <w:tcW w:w="4926" w:type="dxa"/>
+            <w:tcW w:w="0" w:type="auto"/>
             <w:vAlign w:val="center"/>
           </w:tcPr>
           <w:p>
@@ -6653,28 +6746,15 @@
               <w:spacing w:before="0" w:line="240" w:lineRule="auto"/>
               <w:ind w:firstLine="0"/>
               <w:jc w:val="center"/>
-              <w:rPr>
-                <w:rFonts w:cs="Times New Roman"/>
-                <w:szCs w:val="24"/>
-              </w:rPr>
             </w:pPr>
             <w:r>
-              <w:rPr>
-                <w:rFonts w:cs="Times New Roman"/>
-                <w:szCs w:val="24"/>
-              </w:rPr>
-              <w:t>Описание действий</w:t>
+              <w:t>Длительность</w:t>
             </w:r>
           </w:p>
         </w:tc>
-      </w:tr>
-      <w:tr>
-        <w:trPr>
-          <w:jc w:val="center"/>
-        </w:trPr>
         <w:tc>
           <w:tcPr>
-            <w:tcW w:w="3122" w:type="dxa"/>
+            <w:tcW w:w="0" w:type="auto"/>
             <w:vAlign w:val="center"/>
           </w:tcPr>
           <w:p>
@@ -6682,23 +6762,15 @@
               <w:spacing w:before="0" w:line="240" w:lineRule="auto"/>
               <w:ind w:firstLine="0"/>
               <w:jc w:val="center"/>
-              <w:rPr>
-                <w:rFonts w:cs="Times New Roman"/>
-                <w:szCs w:val="24"/>
-              </w:rPr>
             </w:pPr>
             <w:r>
-              <w:rPr>
-                <w:rFonts w:cs="Times New Roman"/>
-                <w:szCs w:val="24"/>
-              </w:rPr>
-              <w:t>1.Анализ</w:t>
+              <w:t>Состав работ</w:t>
             </w:r>
           </w:p>
         </w:tc>
         <w:tc>
           <w:tcPr>
-            <w:tcW w:w="2373" w:type="dxa"/>
+            <w:tcW w:w="0" w:type="auto"/>
             <w:vAlign w:val="center"/>
           </w:tcPr>
           <w:p>
@@ -6706,85 +6778,17 @@
               <w:spacing w:before="0" w:line="240" w:lineRule="auto"/>
               <w:ind w:firstLine="0"/>
               <w:jc w:val="center"/>
-              <w:rPr>
-                <w:rFonts w:cs="Times New Roman"/>
-                <w:szCs w:val="24"/>
-              </w:rPr>
             </w:pPr>
             <w:r>
-              <w:rPr>
-                <w:rFonts w:cs="Times New Roman"/>
-                <w:szCs w:val="24"/>
-              </w:rPr>
-              <w:t>3 недели</w:t>
-            </w:r>
-          </w:p>
-          <w:p>
-            <w:pPr>
-              <w:spacing w:before="0" w:line="240" w:lineRule="auto"/>
-              <w:ind w:firstLine="0"/>
-              <w:jc w:val="center"/>
-              <w:rPr>
-                <w:rFonts w:cs="Times New Roman"/>
-                <w:szCs w:val="24"/>
-              </w:rPr>
-            </w:pPr>
-            <w:r>
-              <w:rPr>
-                <w:rFonts w:cs="Times New Roman"/>
-                <w:szCs w:val="24"/>
-              </w:rPr>
-              <w:t>(</w:t>
-            </w:r>
-            <w:proofErr w:type="spellStart"/>
-            <w:r>
-              <w:rPr>
-                <w:rFonts w:cs="Times New Roman"/>
-                <w:szCs w:val="24"/>
-              </w:rPr>
-              <w:t>нед</w:t>
-            </w:r>
-            <w:proofErr w:type="spellEnd"/>
-            <w:r>
-              <w:rPr>
-                <w:rFonts w:cs="Times New Roman"/>
-                <w:szCs w:val="24"/>
-              </w:rPr>
-              <w:t>. 1-3)</w:t>
-            </w:r>
-          </w:p>
-        </w:tc>
-        <w:tc>
-          <w:tcPr>
-            <w:tcW w:w="4926" w:type="dxa"/>
-            <w:vAlign w:val="center"/>
-          </w:tcPr>
-          <w:p>
-            <w:pPr>
-              <w:spacing w:before="0" w:line="240" w:lineRule="auto"/>
-              <w:ind w:firstLine="0"/>
-              <w:rPr>
-                <w:rFonts w:cs="Times New Roman"/>
-                <w:szCs w:val="24"/>
-              </w:rPr>
-            </w:pPr>
-            <w:r>
-              <w:rPr>
-                <w:rFonts w:cs="Times New Roman"/>
-                <w:szCs w:val="24"/>
-              </w:rPr>
-              <w:t>Анализ предметной области. Изучение аналогов. Формулировка целей, определение функционала. Создание и согласование Технического Задания.</w:t>
+              <w:t>Результат</w:t>
             </w:r>
           </w:p>
         </w:tc>
       </w:tr>
       <w:tr>
-        <w:trPr>
-          <w:jc w:val="center"/>
-        </w:trPr>
         <w:tc>
           <w:tcPr>
-            <w:tcW w:w="3122" w:type="dxa"/>
+            <w:tcW w:w="0" w:type="auto"/>
             <w:vAlign w:val="center"/>
           </w:tcPr>
           <w:p>
@@ -6792,23 +6796,15 @@
               <w:spacing w:before="0" w:line="240" w:lineRule="auto"/>
               <w:ind w:firstLine="0"/>
               <w:jc w:val="center"/>
-              <w:rPr>
-                <w:rFonts w:cs="Times New Roman"/>
-                <w:szCs w:val="24"/>
-              </w:rPr>
             </w:pPr>
             <w:r>
-              <w:rPr>
-                <w:rFonts w:cs="Times New Roman"/>
-                <w:szCs w:val="24"/>
-              </w:rPr>
-              <w:t>2.Проектирование</w:t>
+              <w:t>1</w:t>
             </w:r>
           </w:p>
         </w:tc>
         <w:tc>
           <w:tcPr>
-            <w:tcW w:w="2373" w:type="dxa"/>
+            <w:tcW w:w="0" w:type="auto"/>
             <w:vAlign w:val="center"/>
           </w:tcPr>
           <w:p>
@@ -6816,85 +6812,15 @@
               <w:spacing w:before="0" w:line="240" w:lineRule="auto"/>
               <w:ind w:firstLine="0"/>
               <w:jc w:val="center"/>
-              <w:rPr>
-                <w:rFonts w:cs="Times New Roman"/>
-                <w:szCs w:val="24"/>
-              </w:rPr>
             </w:pPr>
             <w:r>
-              <w:rPr>
-                <w:rFonts w:cs="Times New Roman"/>
-                <w:szCs w:val="24"/>
-              </w:rPr>
-              <w:t>4 недели</w:t>
-            </w:r>
-          </w:p>
-          <w:p>
-            <w:pPr>
-              <w:spacing w:before="0" w:line="240" w:lineRule="auto"/>
-              <w:ind w:firstLine="0"/>
-              <w:jc w:val="center"/>
-              <w:rPr>
-                <w:rFonts w:cs="Times New Roman"/>
-                <w:szCs w:val="24"/>
-              </w:rPr>
-            </w:pPr>
-            <w:r>
-              <w:rPr>
-                <w:rFonts w:cs="Times New Roman"/>
-                <w:szCs w:val="24"/>
-              </w:rPr>
-              <w:t>(</w:t>
-            </w:r>
-            <w:proofErr w:type="spellStart"/>
-            <w:r>
-              <w:rPr>
-                <w:rFonts w:cs="Times New Roman"/>
-                <w:szCs w:val="24"/>
-              </w:rPr>
-              <w:t>нед</w:t>
-            </w:r>
-            <w:proofErr w:type="spellEnd"/>
-            <w:r>
-              <w:rPr>
-                <w:rFonts w:cs="Times New Roman"/>
-                <w:szCs w:val="24"/>
-              </w:rPr>
-              <w:t>. 4-7)</w:t>
+              <w:t>Настройка рабочего окружения</w:t>
             </w:r>
           </w:p>
         </w:tc>
         <w:tc>
           <w:tcPr>
-            <w:tcW w:w="4926" w:type="dxa"/>
-            <w:vAlign w:val="center"/>
-          </w:tcPr>
-          <w:p>
-            <w:pPr>
-              <w:spacing w:before="0" w:line="240" w:lineRule="auto"/>
-              <w:ind w:firstLine="0"/>
-              <w:rPr>
-                <w:rFonts w:cs="Times New Roman"/>
-                <w:szCs w:val="24"/>
-              </w:rPr>
-            </w:pPr>
-            <w:r>
-              <w:rPr>
-                <w:rFonts w:cs="Times New Roman"/>
-                <w:szCs w:val="24"/>
-              </w:rPr>
-              <w:t xml:space="preserve">Выбор архитектуры ООП, проектирование основных классов. Создание схемы алгоритма взаимодействий. Формирование пояснительной записки, руководство пользователя, программа методик испытаний. </w:t>
-            </w:r>
-          </w:p>
-        </w:tc>
-      </w:tr>
-      <w:tr>
-        <w:trPr>
-          <w:jc w:val="center"/>
-        </w:trPr>
-        <w:tc>
-          <w:tcPr>
-            <w:tcW w:w="3122" w:type="dxa"/>
+            <w:tcW w:w="0" w:type="auto"/>
             <w:vAlign w:val="center"/>
           </w:tcPr>
           <w:p>
@@ -6902,23 +6828,46 @@
               <w:spacing w:before="0" w:line="240" w:lineRule="auto"/>
               <w:ind w:firstLine="0"/>
               <w:jc w:val="center"/>
-              <w:rPr>
-                <w:rFonts w:cs="Times New Roman"/>
-                <w:szCs w:val="24"/>
-              </w:rPr>
             </w:pPr>
             <w:r>
-              <w:rPr>
-                <w:rFonts w:cs="Times New Roman"/>
-                <w:szCs w:val="24"/>
-              </w:rPr>
-              <w:t>3.Реализация и тестирование</w:t>
+              <w:t>1 неделя</w:t>
             </w:r>
           </w:p>
         </w:tc>
         <w:tc>
           <w:tcPr>
-            <w:tcW w:w="2373" w:type="dxa"/>
+            <w:tcW w:w="0" w:type="auto"/>
+            <w:vAlign w:val="center"/>
+          </w:tcPr>
+          <w:p>
+            <w:pPr>
+              <w:spacing w:before="0" w:line="240" w:lineRule="auto"/>
+              <w:ind w:firstLine="0"/>
+            </w:pPr>
+            <w:r>
+              <w:t>В ходе работ оборудование должно быть подготовлено к написанию кода программы</w:t>
+            </w:r>
+          </w:p>
+        </w:tc>
+        <w:tc>
+          <w:tcPr>
+            <w:tcW w:w="0" w:type="auto"/>
+          </w:tcPr>
+          <w:p>
+            <w:pPr>
+              <w:spacing w:before="0" w:line="240" w:lineRule="auto"/>
+              <w:ind w:firstLine="0"/>
+            </w:pPr>
+            <w:r>
+              <w:t>Подготовленное рабочее место</w:t>
+            </w:r>
+          </w:p>
+        </w:tc>
+      </w:tr>
+      <w:tr>
+        <w:tc>
+          <w:tcPr>
+            <w:tcW w:w="0" w:type="auto"/>
             <w:vAlign w:val="center"/>
           </w:tcPr>
           <w:p>
@@ -6926,143 +6875,15 @@
               <w:spacing w:before="0" w:line="240" w:lineRule="auto"/>
               <w:ind w:firstLine="0"/>
               <w:jc w:val="center"/>
-              <w:rPr>
-                <w:rFonts w:cs="Times New Roman"/>
-                <w:szCs w:val="24"/>
-              </w:rPr>
             </w:pPr>
             <w:r>
-              <w:rPr>
-                <w:rFonts w:cs="Times New Roman"/>
-                <w:szCs w:val="24"/>
-              </w:rPr>
-              <w:t>13 недель</w:t>
-            </w:r>
-          </w:p>
-          <w:p>
-            <w:pPr>
-              <w:spacing w:before="0" w:line="240" w:lineRule="auto"/>
-              <w:ind w:firstLine="0"/>
-              <w:jc w:val="center"/>
-              <w:rPr>
-                <w:rFonts w:cs="Times New Roman"/>
-                <w:szCs w:val="24"/>
-              </w:rPr>
-            </w:pPr>
-            <w:r>
-              <w:rPr>
-                <w:rFonts w:cs="Times New Roman"/>
-                <w:szCs w:val="24"/>
-              </w:rPr>
-              <w:t>(</w:t>
-            </w:r>
-            <w:proofErr w:type="spellStart"/>
-            <w:r>
-              <w:rPr>
-                <w:rFonts w:cs="Times New Roman"/>
-                <w:szCs w:val="24"/>
-              </w:rPr>
-              <w:t>нед</w:t>
-            </w:r>
-            <w:proofErr w:type="spellEnd"/>
-            <w:r>
-              <w:rPr>
-                <w:rFonts w:cs="Times New Roman"/>
-                <w:szCs w:val="24"/>
-              </w:rPr>
-              <w:t>. 8-20)</w:t>
+              <w:t>2</w:t>
             </w:r>
           </w:p>
         </w:tc>
         <w:tc>
           <w:tcPr>
-            <w:tcW w:w="4926" w:type="dxa"/>
-            <w:vAlign w:val="center"/>
-          </w:tcPr>
-          <w:p>
-            <w:pPr>
-              <w:spacing w:before="0" w:line="240" w:lineRule="auto"/>
-              <w:ind w:firstLine="0"/>
-              <w:rPr>
-                <w:rFonts w:cs="Times New Roman"/>
-                <w:szCs w:val="24"/>
-              </w:rPr>
-            </w:pPr>
-            <w:r>
-              <w:rPr>
-                <w:rFonts w:cs="Times New Roman"/>
-                <w:szCs w:val="24"/>
-              </w:rPr>
-              <w:t xml:space="preserve">Настройка окружения, создание игрового поля на </w:t>
-            </w:r>
-            <w:proofErr w:type="gramStart"/>
-            <w:r>
-              <w:rPr>
-                <w:rFonts w:cs="Times New Roman"/>
-                <w:szCs w:val="24"/>
-              </w:rPr>
-              <w:t>t</w:t>
-            </w:r>
-            <w:proofErr w:type="spellStart"/>
-            <w:r>
-              <w:rPr>
-                <w:rFonts w:cs="Times New Roman"/>
-                <w:szCs w:val="24"/>
-                <w:lang w:val="en-US"/>
-              </w:rPr>
-              <w:t>kiner</w:t>
-            </w:r>
-            <w:proofErr w:type="spellEnd"/>
-            <w:r>
-              <w:rPr>
-                <w:rFonts w:cs="Times New Roman"/>
-                <w:szCs w:val="24"/>
-              </w:rPr>
-              <w:t>.</w:t>
-            </w:r>
-            <w:r>
-              <w:rPr>
-                <w:rFonts w:cs="Times New Roman"/>
-                <w:szCs w:val="24"/>
-                <w:lang w:val="en-US"/>
-              </w:rPr>
-              <w:t>canvas</w:t>
-            </w:r>
-            <w:proofErr w:type="gramEnd"/>
-            <w:r>
-              <w:rPr>
-                <w:rFonts w:cs="Times New Roman"/>
-                <w:szCs w:val="24"/>
-              </w:rPr>
-              <w:t>, реализация логики классов, откладка основного игрового цикла.</w:t>
-            </w:r>
-          </w:p>
-          <w:p>
-            <w:pPr>
-              <w:spacing w:before="0" w:line="240" w:lineRule="auto"/>
-              <w:ind w:firstLine="0"/>
-              <w:rPr>
-                <w:rFonts w:cs="Times New Roman"/>
-                <w:szCs w:val="24"/>
-              </w:rPr>
-            </w:pPr>
-            <w:r>
-              <w:rPr>
-                <w:rFonts w:cs="Times New Roman"/>
-                <w:szCs w:val="24"/>
-              </w:rPr>
-              <w:t>Модульное и системное тестирование. Исправление багов, оптимизация кода. Подготовка финальной версии.</w:t>
-            </w:r>
-          </w:p>
-        </w:tc>
-      </w:tr>
-      <w:tr>
-        <w:trPr>
-          <w:jc w:val="center"/>
-        </w:trPr>
-        <w:tc>
-          <w:tcPr>
-            <w:tcW w:w="3122" w:type="dxa"/>
+            <w:tcW w:w="0" w:type="auto"/>
             <w:vAlign w:val="center"/>
           </w:tcPr>
           <w:p>
@@ -7070,23 +6891,15 @@
               <w:spacing w:before="0" w:line="240" w:lineRule="auto"/>
               <w:ind w:firstLine="0"/>
               <w:jc w:val="center"/>
-              <w:rPr>
-                <w:rFonts w:cs="Times New Roman"/>
-                <w:szCs w:val="24"/>
-              </w:rPr>
             </w:pPr>
             <w:r>
-              <w:rPr>
-                <w:rFonts w:cs="Times New Roman"/>
-                <w:szCs w:val="24"/>
-              </w:rPr>
-              <w:t>4. Внедрение</w:t>
+              <w:t>ТЗ</w:t>
             </w:r>
           </w:p>
         </w:tc>
         <w:tc>
           <w:tcPr>
-            <w:tcW w:w="2373" w:type="dxa"/>
+            <w:tcW w:w="0" w:type="auto"/>
             <w:vAlign w:val="center"/>
           </w:tcPr>
           <w:p>
@@ -7094,74 +6907,481 @@
               <w:spacing w:before="0" w:line="240" w:lineRule="auto"/>
               <w:ind w:firstLine="0"/>
               <w:jc w:val="center"/>
-              <w:rPr>
-                <w:rFonts w:cs="Times New Roman"/>
-                <w:szCs w:val="24"/>
-              </w:rPr>
             </w:pPr>
             <w:r>
-              <w:rPr>
-                <w:rFonts w:cs="Times New Roman"/>
-                <w:szCs w:val="24"/>
-              </w:rPr>
-              <w:t>6 недель</w:t>
-            </w:r>
-          </w:p>
-          <w:p>
-            <w:pPr>
-              <w:spacing w:before="0" w:line="240" w:lineRule="auto"/>
-              <w:ind w:firstLine="0"/>
-              <w:jc w:val="center"/>
-              <w:rPr>
-                <w:rFonts w:cs="Times New Roman"/>
-                <w:szCs w:val="24"/>
-              </w:rPr>
-            </w:pPr>
-            <w:r>
-              <w:rPr>
-                <w:rFonts w:cs="Times New Roman"/>
-                <w:szCs w:val="24"/>
-              </w:rPr>
-              <w:t>(</w:t>
-            </w:r>
-            <w:proofErr w:type="spellStart"/>
-            <w:r>
-              <w:rPr>
-                <w:rFonts w:cs="Times New Roman"/>
-                <w:szCs w:val="24"/>
-              </w:rPr>
-              <w:t>нед</w:t>
-            </w:r>
-            <w:proofErr w:type="spellEnd"/>
-            <w:r>
-              <w:rPr>
-                <w:rFonts w:cs="Times New Roman"/>
-                <w:szCs w:val="24"/>
-              </w:rPr>
-              <w:t>. 21-26)</w:t>
+              <w:t>3</w:t>
+            </w:r>
+            <w:r>
+              <w:rPr>
+                <w:lang w:val="en-US"/>
+              </w:rPr>
+              <w:t xml:space="preserve"> </w:t>
+            </w:r>
+            <w:r>
+              <w:t>недел</w:t>
+            </w:r>
+            <w:r>
+              <w:t>и</w:t>
             </w:r>
           </w:p>
         </w:tc>
         <w:tc>
           <w:tcPr>
-            <w:tcW w:w="4926" w:type="dxa"/>
+            <w:tcW w:w="0" w:type="auto"/>
             <w:vAlign w:val="center"/>
           </w:tcPr>
           <w:p>
             <w:pPr>
               <w:spacing w:before="0" w:line="240" w:lineRule="auto"/>
               <w:ind w:firstLine="0"/>
-              <w:rPr>
-                <w:rFonts w:cs="Times New Roman"/>
-                <w:szCs w:val="24"/>
-              </w:rPr>
             </w:pPr>
             <w:r>
-              <w:rPr>
-                <w:rFonts w:cs="Times New Roman"/>
-                <w:szCs w:val="24"/>
-              </w:rPr>
-              <w:t>Оформление отчета по практике, акта приемки.</w:t>
+              <w:t>При выполнении данного этапа должно быть разработано и утверждено ТЗ</w:t>
+            </w:r>
+          </w:p>
+        </w:tc>
+        <w:tc>
+          <w:tcPr>
+            <w:tcW w:w="0" w:type="auto"/>
+          </w:tcPr>
+          <w:p>
+            <w:pPr>
+              <w:spacing w:before="0" w:line="240" w:lineRule="auto"/>
+              <w:ind w:firstLine="0"/>
+            </w:pPr>
+            <w:r>
+              <w:t>Техническое задание</w:t>
+            </w:r>
+          </w:p>
+        </w:tc>
+      </w:tr>
+      <w:tr>
+        <w:tc>
+          <w:tcPr>
+            <w:tcW w:w="0" w:type="auto"/>
+            <w:vAlign w:val="center"/>
+          </w:tcPr>
+          <w:p>
+            <w:pPr>
+              <w:spacing w:before="0" w:line="240" w:lineRule="auto"/>
+              <w:ind w:firstLine="0"/>
+              <w:jc w:val="center"/>
+            </w:pPr>
+            <w:r>
+              <w:t>3</w:t>
+            </w:r>
+          </w:p>
+        </w:tc>
+        <w:tc>
+          <w:tcPr>
+            <w:tcW w:w="0" w:type="auto"/>
+            <w:vAlign w:val="center"/>
+          </w:tcPr>
+          <w:p>
+            <w:pPr>
+              <w:spacing w:before="0" w:line="240" w:lineRule="auto"/>
+              <w:ind w:firstLine="0"/>
+              <w:jc w:val="center"/>
+            </w:pPr>
+            <w:r>
+              <w:t>Проектирование</w:t>
+            </w:r>
+          </w:p>
+        </w:tc>
+        <w:tc>
+          <w:tcPr>
+            <w:tcW w:w="0" w:type="auto"/>
+            <w:vAlign w:val="center"/>
+          </w:tcPr>
+          <w:p>
+            <w:pPr>
+              <w:spacing w:before="0" w:line="240" w:lineRule="auto"/>
+              <w:ind w:firstLine="0"/>
+              <w:jc w:val="center"/>
+            </w:pPr>
+            <w:r>
+              <w:t>2</w:t>
+            </w:r>
+            <w:r>
+              <w:t xml:space="preserve"> недели</w:t>
+            </w:r>
+          </w:p>
+        </w:tc>
+        <w:tc>
+          <w:tcPr>
+            <w:tcW w:w="0" w:type="auto"/>
+            <w:vAlign w:val="center"/>
+          </w:tcPr>
+          <w:p>
+            <w:pPr>
+              <w:spacing w:before="0" w:line="240" w:lineRule="auto"/>
+              <w:ind w:firstLine="0"/>
+            </w:pPr>
+            <w:r>
+              <w:t>В ходе работ должна быть разработана и утверждена структура программного обеспечения</w:t>
+            </w:r>
+          </w:p>
+        </w:tc>
+        <w:tc>
+          <w:tcPr>
+            <w:tcW w:w="0" w:type="auto"/>
+          </w:tcPr>
+          <w:p>
+            <w:pPr>
+              <w:spacing w:before="0" w:line="240" w:lineRule="auto"/>
+              <w:ind w:firstLine="0"/>
+            </w:pPr>
+            <w:r>
+              <w:t>Акт выполненных работ</w:t>
+            </w:r>
+          </w:p>
+        </w:tc>
+      </w:tr>
+      <w:tr>
+        <w:tc>
+          <w:tcPr>
+            <w:tcW w:w="0" w:type="auto"/>
+            <w:vAlign w:val="center"/>
+          </w:tcPr>
+          <w:p>
+            <w:pPr>
+              <w:spacing w:before="0" w:line="240" w:lineRule="auto"/>
+              <w:ind w:firstLine="0"/>
+              <w:jc w:val="center"/>
+              <w:rPr>
+                <w:lang w:val="en-US"/>
+              </w:rPr>
+            </w:pPr>
+            <w:r>
+              <w:rPr>
+                <w:lang w:val="en-US"/>
+              </w:rPr>
+              <w:t>4</w:t>
+            </w:r>
+          </w:p>
+        </w:tc>
+        <w:tc>
+          <w:tcPr>
+            <w:tcW w:w="0" w:type="auto"/>
+            <w:vAlign w:val="center"/>
+          </w:tcPr>
+          <w:p>
+            <w:pPr>
+              <w:spacing w:before="0" w:line="240" w:lineRule="auto"/>
+              <w:ind w:firstLine="0"/>
+              <w:jc w:val="center"/>
+            </w:pPr>
+            <w:r>
+              <w:t>Написание кода программного обеспечения</w:t>
+            </w:r>
+          </w:p>
+        </w:tc>
+        <w:tc>
+          <w:tcPr>
+            <w:tcW w:w="0" w:type="auto"/>
+            <w:vAlign w:val="center"/>
+          </w:tcPr>
+          <w:p>
+            <w:pPr>
+              <w:spacing w:before="0" w:line="240" w:lineRule="auto"/>
+              <w:ind w:firstLine="0"/>
+              <w:jc w:val="center"/>
+            </w:pPr>
+            <w:r>
+              <w:t>1 месяц</w:t>
+            </w:r>
+          </w:p>
+        </w:tc>
+        <w:tc>
+          <w:tcPr>
+            <w:tcW w:w="0" w:type="auto"/>
+            <w:vAlign w:val="center"/>
+          </w:tcPr>
+          <w:p>
+            <w:pPr>
+              <w:spacing w:before="0" w:line="240" w:lineRule="auto"/>
+              <w:ind w:firstLine="0"/>
+            </w:pPr>
+            <w:r>
+              <w:t>В ходе работ должен быть написан код программы, который отвечает требованиям, поставленным в техническом задании</w:t>
+            </w:r>
+          </w:p>
+        </w:tc>
+        <w:tc>
+          <w:tcPr>
+            <w:tcW w:w="0" w:type="auto"/>
+          </w:tcPr>
+          <w:p>
+            <w:pPr>
+              <w:spacing w:before="0" w:line="240" w:lineRule="auto"/>
+              <w:ind w:firstLine="0"/>
+            </w:pPr>
+            <w:r>
+              <w:t>Акт выполненных работ; программное обеспечение</w:t>
+            </w:r>
+          </w:p>
+        </w:tc>
+      </w:tr>
+      <w:tr>
+        <w:tc>
+          <w:tcPr>
+            <w:tcW w:w="0" w:type="auto"/>
+            <w:vAlign w:val="center"/>
+          </w:tcPr>
+          <w:p>
+            <w:pPr>
+              <w:spacing w:before="0" w:line="240" w:lineRule="auto"/>
+              <w:ind w:firstLine="0"/>
+              <w:jc w:val="center"/>
+              <w:rPr>
+                <w:lang w:val="en-US"/>
+              </w:rPr>
+            </w:pPr>
+            <w:r>
+              <w:rPr>
+                <w:lang w:val="en-US"/>
+              </w:rPr>
+              <w:t>5</w:t>
+            </w:r>
+          </w:p>
+        </w:tc>
+        <w:tc>
+          <w:tcPr>
+            <w:tcW w:w="0" w:type="auto"/>
+            <w:vAlign w:val="center"/>
+          </w:tcPr>
+          <w:p>
+            <w:pPr>
+              <w:spacing w:before="0" w:line="240" w:lineRule="auto"/>
+              <w:ind w:firstLine="0"/>
+              <w:jc w:val="center"/>
+            </w:pPr>
+            <w:r>
+              <w:t>Тестирование программы</w:t>
+            </w:r>
+          </w:p>
+        </w:tc>
+        <w:tc>
+          <w:tcPr>
+            <w:tcW w:w="0" w:type="auto"/>
+            <w:vAlign w:val="center"/>
+          </w:tcPr>
+          <w:p>
+            <w:pPr>
+              <w:spacing w:before="0" w:line="240" w:lineRule="auto"/>
+              <w:ind w:firstLine="0"/>
+              <w:jc w:val="center"/>
+            </w:pPr>
+            <w:r>
+              <w:t>3 недели</w:t>
+            </w:r>
+          </w:p>
+        </w:tc>
+        <w:tc>
+          <w:tcPr>
+            <w:tcW w:w="0" w:type="auto"/>
+            <w:vAlign w:val="center"/>
+          </w:tcPr>
+          <w:p>
+            <w:pPr>
+              <w:spacing w:before="0" w:line="240" w:lineRule="auto"/>
+              <w:ind w:firstLine="0"/>
+            </w:pPr>
+            <w:r>
+              <w:t>Программное обеспечение должно быть протестировано на основе методики тестирования</w:t>
+            </w:r>
+          </w:p>
+        </w:tc>
+        <w:tc>
+          <w:tcPr>
+            <w:tcW w:w="0" w:type="auto"/>
+          </w:tcPr>
+          <w:p>
+            <w:pPr>
+              <w:spacing w:before="0" w:line="240" w:lineRule="auto"/>
+              <w:ind w:firstLine="0"/>
+            </w:pPr>
+            <w:r>
+              <w:t>Акт выполненных работ; список недоработок и ошибок в работе программного обеспечения</w:t>
+            </w:r>
+          </w:p>
+        </w:tc>
+      </w:tr>
+      <w:tr>
+        <w:tc>
+          <w:tcPr>
+            <w:tcW w:w="0" w:type="auto"/>
+            <w:vAlign w:val="center"/>
+          </w:tcPr>
+          <w:p>
+            <w:pPr>
+              <w:spacing w:before="0" w:line="240" w:lineRule="auto"/>
+              <w:ind w:firstLine="0"/>
+              <w:jc w:val="center"/>
+              <w:rPr>
+                <w:lang w:val="en-US"/>
+              </w:rPr>
+            </w:pPr>
+            <w:r>
+              <w:rPr>
+                <w:lang w:val="en-US"/>
+              </w:rPr>
+              <w:t>6</w:t>
+            </w:r>
+          </w:p>
+        </w:tc>
+        <w:tc>
+          <w:tcPr>
+            <w:tcW w:w="0" w:type="auto"/>
+            <w:vAlign w:val="center"/>
+          </w:tcPr>
+          <w:p>
+            <w:pPr>
+              <w:spacing w:before="0" w:line="240" w:lineRule="auto"/>
+              <w:ind w:firstLine="0"/>
+              <w:jc w:val="center"/>
+            </w:pPr>
+            <w:r>
+              <w:t>Доработка программы</w:t>
+            </w:r>
+          </w:p>
+        </w:tc>
+        <w:tc>
+          <w:tcPr>
+            <w:tcW w:w="0" w:type="auto"/>
+            <w:vAlign w:val="center"/>
+          </w:tcPr>
+          <w:p>
+            <w:pPr>
+              <w:spacing w:before="0" w:line="240" w:lineRule="auto"/>
+              <w:ind w:firstLine="0"/>
+              <w:jc w:val="center"/>
+            </w:pPr>
+            <w:r>
+              <w:t>3 недели</w:t>
+            </w:r>
+          </w:p>
+        </w:tc>
+        <w:tc>
+          <w:tcPr>
+            <w:tcW w:w="0" w:type="auto"/>
+            <w:vAlign w:val="center"/>
+          </w:tcPr>
+          <w:p>
+            <w:pPr>
+              <w:spacing w:before="0" w:line="240" w:lineRule="auto"/>
+              <w:ind w:firstLine="0"/>
+            </w:pPr>
+            <w:r>
+              <w:t>Цель данного этапа заключается в исправлении недочетов, обнаруженных на прошлом этапе</w:t>
+            </w:r>
+          </w:p>
+        </w:tc>
+        <w:tc>
+          <w:tcPr>
+            <w:tcW w:w="0" w:type="auto"/>
+          </w:tcPr>
+          <w:p>
+            <w:pPr>
+              <w:spacing w:before="0" w:line="240" w:lineRule="auto"/>
+              <w:ind w:firstLine="0"/>
+            </w:pPr>
+            <w:r>
+              <w:t>Акт выполненных работ;</w:t>
+            </w:r>
+          </w:p>
+          <w:p>
+            <w:pPr>
+              <w:spacing w:before="0" w:line="240" w:lineRule="auto"/>
+              <w:ind w:firstLine="0"/>
+            </w:pPr>
+          </w:p>
+        </w:tc>
+      </w:tr>
+      <w:tr>
+        <w:tc>
+          <w:tcPr>
+            <w:tcW w:w="0" w:type="auto"/>
+            <w:vAlign w:val="center"/>
+          </w:tcPr>
+          <w:p>
+            <w:pPr>
+              <w:spacing w:before="0" w:line="240" w:lineRule="auto"/>
+              <w:ind w:firstLine="0"/>
+              <w:jc w:val="center"/>
+              <w:rPr>
+                <w:lang w:val="en-US"/>
+              </w:rPr>
+            </w:pPr>
+            <w:r>
+              <w:rPr>
+                <w:lang w:val="en-US"/>
+              </w:rPr>
+              <w:t>7</w:t>
+            </w:r>
+          </w:p>
+        </w:tc>
+        <w:tc>
+          <w:tcPr>
+            <w:tcW w:w="0" w:type="auto"/>
+            <w:vAlign w:val="center"/>
+          </w:tcPr>
+          <w:p>
+            <w:pPr>
+              <w:spacing w:before="0" w:line="240" w:lineRule="auto"/>
+              <w:ind w:firstLine="0"/>
+              <w:jc w:val="center"/>
+            </w:pPr>
+            <w:r>
+              <w:t>Подготовка эксплуатационной документации</w:t>
+            </w:r>
+          </w:p>
+        </w:tc>
+        <w:tc>
+          <w:tcPr>
+            <w:tcW w:w="0" w:type="auto"/>
+            <w:vAlign w:val="center"/>
+          </w:tcPr>
+          <w:p>
+            <w:pPr>
+              <w:spacing w:before="0" w:line="240" w:lineRule="auto"/>
+              <w:ind w:firstLine="0"/>
+              <w:jc w:val="center"/>
+            </w:pPr>
+            <w:r>
+              <w:t>2 недели</w:t>
+            </w:r>
+          </w:p>
+        </w:tc>
+        <w:tc>
+          <w:tcPr>
+            <w:tcW w:w="0" w:type="auto"/>
+            <w:vAlign w:val="center"/>
+          </w:tcPr>
+          <w:p>
+            <w:pPr>
+              <w:spacing w:before="0" w:line="240" w:lineRule="auto"/>
+              <w:ind w:firstLine="0"/>
+            </w:pPr>
+            <w:r>
+              <w:t>Должно быть написано руководство пользователя</w:t>
+            </w:r>
+          </w:p>
+        </w:tc>
+        <w:tc>
+          <w:tcPr>
+            <w:tcW w:w="0" w:type="auto"/>
+          </w:tcPr>
+          <w:p>
+            <w:pPr>
+              <w:spacing w:before="0" w:line="240" w:lineRule="auto"/>
+              <w:ind w:firstLine="0"/>
+            </w:pPr>
+            <w:r>
+              <w:t>Руководство пользователя</w:t>
+            </w:r>
+            <w:r>
+              <w:t>, Программа и методика испытаний, отчёт по УП.</w:t>
             </w:r>
           </w:p>
         </w:tc>
@@ -7170,18 +7390,21 @@
     <w:p>
       <w:pPr>
         <w:ind w:firstLine="0"/>
+        <w:rPr>
+          <w:lang w:val="en-US"/>
+        </w:rPr>
       </w:pPr>
     </w:p>
     <w:p>
       <w:pPr>
         <w:pStyle w:val="1"/>
       </w:pPr>
-      <w:bookmarkStart w:id="32" w:name="_Toc193826863"/>
+      <w:bookmarkStart w:id="33" w:name="_Toc223514291"/>
       <w:r>
         <w:lastRenderedPageBreak/>
         <w:t>Требования к документированию</w:t>
       </w:r>
-      <w:bookmarkEnd w:id="32"/>
+      <w:bookmarkEnd w:id="33"/>
     </w:p>
     <w:p>
       <w:r>
@@ -7219,56 +7442,6 @@
       <w:r>
         <w:t>программу и методику испытаний.</w:t>
       </w:r>
-    </w:p>
-    <w:p>
-      <w:r>
-        <w:t>Все перечисленные документы должны быть написаны с учётом требований следующих ГОСТов:</w:t>
-      </w:r>
-    </w:p>
-    <w:p>
-      <w:pPr>
-        <w:pStyle w:val="a0"/>
-      </w:pPr>
-      <w:r>
-        <w:t>ГОСТ 19.201-78 – Техническое задание. Требования к содержанию и оформлению;</w:t>
-      </w:r>
-    </w:p>
-    <w:p>
-      <w:pPr>
-        <w:pStyle w:val="a0"/>
-      </w:pPr>
-      <w:r>
-        <w:t>ГОСТ 19.404-79 – Пояснительная записка. Требования к содержанию и оформлению;</w:t>
-      </w:r>
-    </w:p>
-    <w:p>
-      <w:pPr>
-        <w:pStyle w:val="a0"/>
-      </w:pPr>
-      <w:r>
-        <w:t>ГОСТ 19.505-79 – Руководство оператора. Требования к содержанию и оформлению;</w:t>
-      </w:r>
-    </w:p>
-    <w:p>
-      <w:pPr>
-        <w:pStyle w:val="a0"/>
-      </w:pPr>
-      <w:r>
-        <w:t>ГОСТ 19.301-79 – Программа и методика испытаний. Требования к содержанию и оформлению.</w:t>
-      </w:r>
-    </w:p>
-    <w:p>
-      <w:r>
-        <w:t>Документация должна быть оформлена в соответствии с ЕСПД (Единая система программной документации), содержать все необходимые разделы, титульные листы с подписями, быть сброшюрована и представлена в электронном и бумажном виде.</w:t>
-      </w:r>
-    </w:p>
-    <w:p>
-      <w:pPr>
-        <w:spacing w:before="0" w:after="200" w:line="276" w:lineRule="auto"/>
-        <w:ind w:firstLine="0"/>
-        <w:contextualSpacing w:val="0"/>
-        <w:jc w:val="left"/>
-      </w:pPr>
       <w:r>
         <w:br w:type="page"/>
       </w:r>
@@ -7277,13 +7450,13 @@
       <w:pPr>
         <w:pStyle w:val="1"/>
       </w:pPr>
-      <w:bookmarkStart w:id="33" w:name="_Toc193826864"/>
+      <w:bookmarkStart w:id="34" w:name="_Toc223514292"/>
       <w:r>
         <w:lastRenderedPageBreak/>
         <w:t xml:space="preserve">Требования к </w:t>
       </w:r>
+      <w:bookmarkEnd w:id="1"/>
       <w:bookmarkEnd w:id="2"/>
-      <w:bookmarkEnd w:id="3"/>
       <w:r>
         <w:t>прием</w:t>
       </w:r>
@@ -7293,7 +7466,7 @@
       <w:r>
         <w:t>о-сдаточным процедурам</w:t>
       </w:r>
-      <w:bookmarkEnd w:id="33"/>
+      <w:bookmarkEnd w:id="34"/>
     </w:p>
     <w:p>
       <w:r>
@@ -7374,7 +7547,13 @@
         <w:pStyle w:val="a0"/>
       </w:pPr>
       <w:r>
-        <w:t>Чистяков Геннадий Андреевич – руководитель образовательной программы по специальности «Информационные системы и программирование»</w:t>
+        <w:t>Чистяков Г</w:t>
+      </w:r>
+      <w:r>
+        <w:t>.А.</w:t>
+      </w:r>
+      <w:r>
+        <w:t xml:space="preserve"> – руководитель образовательной программы по специальности «Информационные системы и программирование»</w:t>
       </w:r>
       <w:r>
         <w:t>;</w:t>
@@ -7385,7 +7564,7 @@
         <w:pStyle w:val="a0"/>
       </w:pPr>
       <w:r>
-        <w:t>Сергеева Елизавета Григорьевна</w:t>
+        <w:t>Гюльмамедова Л.Э.</w:t>
       </w:r>
       <w:r>
         <w:t xml:space="preserve"> – преподаватель по дисциплине МДК 05.05</w:t>
@@ -7478,55 +7657,7 @@
         <w:footnoteRef/>
       </w:r>
       <w:r>
-        <w:t>«</w:t>
-      </w:r>
-      <w:r>
-        <w:t>Змейка!</w:t>
-      </w:r>
-      <w:r>
-        <w:t>»: </w:t>
-      </w:r>
-      <w:r>
-        <w:t>страница</w:t>
-      </w:r>
-      <w:r>
-        <w:t> </w:t>
-      </w:r>
-      <w:r>
-        <w:t>приложения</w:t>
-      </w:r>
-      <w:r>
-        <w:t> </w:t>
-      </w:r>
-      <w:r>
-        <w:t>/</w:t>
-      </w:r>
-      <w:r>
-        <w:t>/ </w:t>
-      </w:r>
-      <w:r>
-        <w:t>Microsoft</w:t>
-      </w:r>
-      <w:r>
-        <w:t> </w:t>
-      </w:r>
-      <w:r>
-        <w:t>Store.</w:t>
-      </w:r>
-      <w:r>
-        <w:t> </w:t>
-      </w:r>
-      <w:r>
-        <w:t>–</w:t>
-      </w:r>
-      <w:r>
-        <w:t> </w:t>
-      </w:r>
-      <w:r>
-        <w:t>URL:</w:t>
-      </w:r>
-      <w:r>
-        <w:t> </w:t>
+        <w:t>«Змейка!»: страница приложения // Microsoft Store. – URL: </w:t>
       </w:r>
       <w:hyperlink r:id="rId1" w:history="1">
         <w:r>
@@ -7553,79 +7684,7 @@
         <w:footnoteRef/>
       </w:r>
       <w:r>
-        <w:t>«Зм</w:t>
-      </w:r>
-      <w:r>
-        <w:t>ейка</w:t>
-      </w:r>
-      <w:r>
-        <w:t> </w:t>
-      </w:r>
-      <w:r>
-        <w:t>2D</w:t>
-      </w:r>
-      <w:r>
-        <w:t>»</w:t>
-      </w:r>
-      <w:r>
-        <w:t>:</w:t>
-      </w:r>
-      <w:r>
-        <w:t> </w:t>
-      </w:r>
-      <w:r>
-        <w:t>страница</w:t>
-      </w:r>
-      <w:r>
-        <w:t> </w:t>
-      </w:r>
-      <w:r>
-        <w:t>приложения</w:t>
-      </w:r>
-      <w:r>
-        <w:t> </w:t>
-      </w:r>
-      <w:r>
-        <w:t>/</w:t>
-      </w:r>
-      <w:r>
-        <w:t> </w:t>
-      </w:r>
-      <w:r>
-        <w:t>разработчик</w:t>
-      </w:r>
-      <w:r>
-        <w:t> </w:t>
-      </w:r>
-      <w:r>
-        <w:t>devKD</w:t>
-      </w:r>
-      <w:r>
-        <w:t> </w:t>
-      </w:r>
-      <w:r>
-        <w:t>//</w:t>
-      </w:r>
-      <w:r>
-        <w:t> </w:t>
-      </w:r>
-      <w:r>
-        <w:t>RuStore.</w:t>
-      </w:r>
-      <w:r>
-        <w:t> </w:t>
-      </w:r>
-      <w:r>
-        <w:t>–</w:t>
-      </w:r>
-      <w:r>
-        <w:t> </w:t>
-      </w:r>
-      <w:r>
-        <w:t>URL:</w:t>
-      </w:r>
-      <w:r>
-        <w:t> </w:t>
+        <w:t>«Змейка 2D»: страница приложения / разработчик devKD // RuStore. – URL: </w:t>
       </w:r>
       <w:hyperlink r:id="rId2" w:history="1">
         <w:r>
@@ -7661,67 +7720,7 @@
         <w:t>Змейка</w:t>
       </w:r>
       <w:r>
-        <w:t>»</w:t>
-      </w:r>
-      <w:r>
-        <w:t>:</w:t>
-      </w:r>
-      <w:r>
-        <w:t> </w:t>
-      </w:r>
-      <w:r>
-        <w:t>страница</w:t>
-      </w:r>
-      <w:r>
-        <w:t> </w:t>
-      </w:r>
-      <w:r>
-        <w:t>приложения</w:t>
-      </w:r>
-      <w:r>
-        <w:t> </w:t>
-      </w:r>
-      <w:r>
-        <w:t>/</w:t>
-      </w:r>
-      <w:r>
-        <w:t> </w:t>
-      </w:r>
-      <w:r>
-        <w:t>разработчик</w:t>
-      </w:r>
-      <w:r>
-        <w:t> </w:t>
-      </w:r>
-      <w:r>
-        <w:t>SpateTech</w:t>
-      </w:r>
-      <w:r>
-        <w:t> </w:t>
-      </w:r>
-      <w:r>
-        <w:t>//</w:t>
-      </w:r>
-      <w:r>
-        <w:t> </w:t>
-      </w:r>
-      <w:r>
-        <w:t>RuStore.</w:t>
-      </w:r>
-      <w:r>
-        <w:t> </w:t>
-      </w:r>
-      <w:r>
-        <w:t>–</w:t>
-      </w:r>
-      <w:r>
-        <w:t> </w:t>
-      </w:r>
-      <w:r>
-        <w:t>URL:</w:t>
-      </w:r>
-      <w:r>
-        <w:t> </w:t>
+        <w:t>»: страница приложения / разработчик SpateTech // RuStore. – URL: </w:t>
       </w:r>
       <w:hyperlink r:id="rId3" w:history="1">
         <w:r>
@@ -13940,7 +13939,7 @@
     <w:lsdException w:name="Table Web 2" w:semiHidden="1" w:unhideWhenUsed="1"/>
     <w:lsdException w:name="Table Web 3" w:semiHidden="1" w:unhideWhenUsed="1"/>
     <w:lsdException w:name="Balloon Text" w:semiHidden="1" w:unhideWhenUsed="1"/>
-    <w:lsdException w:name="Table Grid" w:uiPriority="39"/>
+    <w:lsdException w:name="Table Grid" w:uiPriority="59"/>
     <w:lsdException w:name="Table Theme" w:semiHidden="1" w:unhideWhenUsed="1"/>
     <w:lsdException w:name="Placeholder Text" w:semiHidden="1"/>
     <w:lsdException w:name="No Spacing" w:locked="1" w:semiHidden="1" w:qFormat="1"/>
@@ -14450,6 +14449,7 @@
   <w:style w:type="character" w:default="1" w:styleId="a2">
     <w:name w:val="Default Paragraph Font"/>
     <w:uiPriority w:val="1"/>
+    <w:semiHidden/>
     <w:unhideWhenUsed/>
   </w:style>
   <w:style w:type="table" w:default="1" w:styleId="a3">
@@ -14799,7 +14799,7 @@
   <w:style w:type="table" w:styleId="ac">
     <w:name w:val="Table Grid"/>
     <w:basedOn w:val="a3"/>
-    <w:uiPriority w:val="39"/>
+    <w:uiPriority w:val="59"/>
     <w:rsid w:val="002D420C"/>
     <w:pPr>
       <w:spacing w:after="0" w:line="240" w:lineRule="auto"/>
@@ -15647,6 +15647,25 @@
 </file>
 
 <file path=customXml/item1.xml><?xml version="1.0" encoding="utf-8"?>
+<?mso-contentType ?>
+<FormTemplates xmlns="http://schemas.microsoft.com/sharepoint/v3/contenttype/forms">
+  <Display>DocumentLibraryForm</Display>
+  <Edit>DocumentLibraryForm</Edit>
+  <New>DocumentLibraryForm</New>
+</FormTemplates>
+</file>
+
+<file path=customXml/item2.xml><?xml version="1.0" encoding="utf-8"?>
+<b:Sources xmlns:b="http://schemas.openxmlformats.org/officeDocument/2006/bibliography" xmlns="http://schemas.openxmlformats.org/officeDocument/2006/bibliography" SelectedStyle="\APASixthEditionOfficeOnline.xsl" StyleName="APA" Version="6"/>
+</file>
+
+<file path=customXml/item3.xml><?xml version="1.0" encoding="utf-8"?>
+<p:properties xmlns:p="http://schemas.microsoft.com/office/2006/metadata/properties" xmlns:xsi="http://www.w3.org/2001/XMLSchema-instance" xmlns:pc="http://schemas.microsoft.com/office/infopath/2007/PartnerControls">
+  <documentManagement/>
+</p:properties>
+</file>
+
+<file path=customXml/item4.xml><?xml version="1.0" encoding="utf-8"?>
 <ct:contentTypeSchema xmlns:ct="http://schemas.microsoft.com/office/2006/metadata/contentType" xmlns:ma="http://schemas.microsoft.com/office/2006/metadata/properties/metaAttributes" ct:_="" ma:_="" ma:contentTypeName="Документ" ma:contentTypeID="0x010100895006E4339BF24CAA0F5B167E451061" ma:contentTypeVersion="11" ma:contentTypeDescription="Создание документа." ma:contentTypeScope="" ma:versionID="ee66b34cdb7d5be00a86ac9db559fc97">
   <xsd:schema xmlns:xsd="http://www.w3.org/2001/XMLSchema" xmlns:xs="http://www.w3.org/2001/XMLSchema" xmlns:p="http://schemas.microsoft.com/office/2006/metadata/properties" xmlns:ns3="a1eb269e-cbf3-465a-8e4a-8d42bc45f09f" xmlns:ns4="a042d032-8e16-4c5e-a37e-70d449039bd2" targetNamespace="http://schemas.microsoft.com/office/2006/metadata/properties" ma:root="true" ma:fieldsID="9831aabdbf23b96857ccdb3f4e1a7ec2" ns3:_="" ns4:_="">
     <xsd:import namespace="a1eb269e-cbf3-465a-8e4a-8d42bc45f09f"/>
@@ -15855,26 +15874,32 @@
 </ct:contentTypeSchema>
 </file>
 
-<file path=customXml/item2.xml><?xml version="1.0" encoding="utf-8"?>
-<p:properties xmlns:p="http://schemas.microsoft.com/office/2006/metadata/properties" xmlns:xsi="http://www.w3.org/2001/XMLSchema-instance" xmlns:pc="http://schemas.microsoft.com/office/infopath/2007/PartnerControls">
-  <documentManagement/>
-</p:properties>
+<file path=customXml/itemProps1.xml><?xml version="1.0" encoding="utf-8"?>
+<ds:datastoreItem xmlns:ds="http://schemas.openxmlformats.org/officeDocument/2006/customXml" ds:itemID="{C545EDB0-6DA9-4573-8FDA-4B7CDBF5EFD9}">
+  <ds:schemaRefs>
+    <ds:schemaRef ds:uri="http://schemas.microsoft.com/sharepoint/v3/contenttype/forms"/>
+  </ds:schemaRefs>
+</ds:datastoreItem>
 </file>
 
-<file path=customXml/item3.xml><?xml version="1.0" encoding="utf-8"?>
-<b:Sources xmlns:b="http://schemas.openxmlformats.org/officeDocument/2006/bibliography" xmlns="http://schemas.openxmlformats.org/officeDocument/2006/bibliography" SelectedStyle="\APASixthEditionOfficeOnline.xsl" StyleName="APA" Version="6"/>
+<file path=customXml/itemProps2.xml><?xml version="1.0" encoding="utf-8"?>
+<ds:datastoreItem xmlns:ds="http://schemas.openxmlformats.org/officeDocument/2006/customXml" ds:itemID="{C6797151-1BD6-44DD-A7CD-9B1CAC660583}">
+  <ds:schemaRefs>
+    <ds:schemaRef ds:uri="http://schemas.openxmlformats.org/officeDocument/2006/bibliography"/>
+  </ds:schemaRefs>
+</ds:datastoreItem>
 </file>
 
-<file path=customXml/item4.xml><?xml version="1.0" encoding="utf-8"?>
-<?mso-contentType ?>
-<FormTemplates xmlns="http://schemas.microsoft.com/sharepoint/v3/contenttype/forms">
-  <Display>DocumentLibraryForm</Display>
-  <Edit>DocumentLibraryForm</Edit>
-  <New>DocumentLibraryForm</New>
-</FormTemplates>
+<file path=customXml/itemProps3.xml><?xml version="1.0" encoding="utf-8"?>
+<ds:datastoreItem xmlns:ds="http://schemas.openxmlformats.org/officeDocument/2006/customXml" ds:itemID="{D1D02F96-5624-48FE-AB5F-467181C3EDC1}">
+  <ds:schemaRefs>
+    <ds:schemaRef ds:uri="http://schemas.microsoft.com/office/2006/metadata/properties"/>
+    <ds:schemaRef ds:uri="http://schemas.microsoft.com/office/infopath/2007/PartnerControls"/>
+  </ds:schemaRefs>
+</ds:datastoreItem>
 </file>
 
-<file path=customXml/itemProps1.xml><?xml version="1.0" encoding="utf-8"?>
+<file path=customXml/itemProps4.xml><?xml version="1.0" encoding="utf-8"?>
 <ds:datastoreItem xmlns:ds="http://schemas.openxmlformats.org/officeDocument/2006/customXml" ds:itemID="{BE06CD11-97E7-4DA4-A1E7-C20845DD652C}">
   <ds:schemaRefs>
     <ds:schemaRef ds:uri="http://schemas.microsoft.com/office/2006/metadata/contentType"/>
@@ -15891,29 +15916,4 @@
     <ds:schemaRef ds:uri="http://schemas.microsoft.com/internal/obd"/>
   </ds:schemaRefs>
 </ds:datastoreItem>
-</file>
-
-<file path=customXml/itemProps2.xml><?xml version="1.0" encoding="utf-8"?>
-<ds:datastoreItem xmlns:ds="http://schemas.openxmlformats.org/officeDocument/2006/customXml" ds:itemID="{D1D02F96-5624-48FE-AB5F-467181C3EDC1}">
-  <ds:schemaRefs>
-    <ds:schemaRef ds:uri="http://schemas.microsoft.com/office/2006/metadata/properties"/>
-    <ds:schemaRef ds:uri="http://schemas.microsoft.com/office/infopath/2007/PartnerControls"/>
-  </ds:schemaRefs>
-</ds:datastoreItem>
-</file>
-
-<file path=customXml/itemProps3.xml><?xml version="1.0" encoding="utf-8"?>
-<ds:datastoreItem xmlns:ds="http://schemas.openxmlformats.org/officeDocument/2006/customXml" ds:itemID="{C6797151-1BD6-44DD-A7CD-9B1CAC660583}">
-  <ds:schemaRefs>
-    <ds:schemaRef ds:uri="http://schemas.openxmlformats.org/officeDocument/2006/bibliography"/>
-  </ds:schemaRefs>
-</ds:datastoreItem>
-</file>
-
-<file path=customXml/itemProps4.xml><?xml version="1.0" encoding="utf-8"?>
-<ds:datastoreItem xmlns:ds="http://schemas.openxmlformats.org/officeDocument/2006/customXml" ds:itemID="{C545EDB0-6DA9-4573-8FDA-4B7CDBF5EFD9}">
-  <ds:schemaRefs>
-    <ds:schemaRef ds:uri="http://schemas.microsoft.com/sharepoint/v3/contenttype/forms"/>
-  </ds:schemaRefs>
-</ds:datastoreItem>
 </file>
--- a/ТЗ/Прототип ТЗ.docx
+++ b/ТЗ/Прототип ТЗ.docx
@@ -326,13 +326,8 @@
               <w:t>а</w:t>
             </w:r>
             <w:r>
-              <w:t xml:space="preserve"> </w:t>
-            </w:r>
-            <w:proofErr w:type="spellStart"/>
-            <w:r>
-              <w:t>ВятГУ</w:t>
-            </w:r>
-            <w:proofErr w:type="spellEnd"/>
+              <w:t xml:space="preserve"> ВятГУ</w:t>
+            </w:r>
           </w:p>
           <w:p>
             <w:pPr>
@@ -3194,14 +3189,14 @@
       <w:pPr>
         <w:pStyle w:val="1"/>
       </w:pPr>
-      <w:bookmarkStart w:id="1" w:name="_Toc74526610"/>
-      <w:bookmarkStart w:id="2" w:name="_Toc128474254"/>
-      <w:bookmarkStart w:id="3" w:name="_Toc223514261"/>
+      <w:bookmarkStart w:id="1" w:name="_Toc223514261"/>
+      <w:bookmarkStart w:id="2" w:name="_Toc74526610"/>
+      <w:bookmarkStart w:id="3" w:name="_Toc128474254"/>
       <w:r>
         <w:lastRenderedPageBreak/>
         <w:t>Термины и определения</w:t>
       </w:r>
-      <w:bookmarkEnd w:id="3"/>
+      <w:bookmarkEnd w:id="1"/>
     </w:p>
     <w:p>
       <w:pPr>
@@ -3441,15 +3436,7 @@
         <w:t>Целью настоящей разработки</w:t>
       </w:r>
       <w:r>
-        <w:t xml:space="preserve"> является создание классической аркадной игры «Змейка» с графическим интерфейсом на языке Python с использованием библиотеки </w:t>
-      </w:r>
-      <w:proofErr w:type="spellStart"/>
-      <w:r>
-        <w:t>Tkinter</w:t>
-      </w:r>
-      <w:proofErr w:type="spellEnd"/>
-      <w:r>
-        <w:t>, а также подготовка полного пакета документации.</w:t>
+        <w:t xml:space="preserve"> является создание классической аркадной игры «Змейка» с графическим интерфейсом на языке Python с использованием библиотеки Tkinter, а также подготовка полного пакета документации.</w:t>
       </w:r>
     </w:p>
     <w:p>
@@ -3532,15 +3519,7 @@
         <w:t>Исполнителем настоящей работы</w:t>
       </w:r>
       <w:r>
-        <w:t xml:space="preserve"> является студент ФГБОУ ВО «Вятский государственный университет» (колледж </w:t>
-      </w:r>
-      <w:proofErr w:type="spellStart"/>
-      <w:r>
-        <w:t>ВятГУ</w:t>
-      </w:r>
-      <w:proofErr w:type="spellEnd"/>
-      <w:r>
-        <w:t>), группы ИСПк-203-52-00, Шильников Максим Юрьевич.</w:t>
+        <w:t xml:space="preserve"> является студент ФГБОУ ВО «Вятский государственный университет» (колледж ВятГУ), группы ИСПк-203-52-00, Шильников Максим Юрьевич.</w:t>
       </w:r>
     </w:p>
     <w:p>
@@ -3560,15 +3539,7 @@
         <w:t>Заказчиком настоящей работы</w:t>
       </w:r>
       <w:r>
-        <w:t xml:space="preserve"> является коллектив преподавателей ФГБОУ ВО «Вятский государственный университет» (колледж </w:t>
-      </w:r>
-      <w:proofErr w:type="spellStart"/>
-      <w:r>
-        <w:t>ВятГУ</w:t>
-      </w:r>
-      <w:proofErr w:type="spellEnd"/>
-      <w:r>
-        <w:t>):</w:t>
+        <w:t xml:space="preserve"> является коллектив преподавателей ФГБОУ ВО «Вятский государственный университет» (колледж ВятГУ):</w:t>
       </w:r>
     </w:p>
     <w:p>
@@ -3810,122 +3781,26 @@
           <w:rFonts w:eastAsia="Times New Roman" w:cs="Times New Roman"/>
           <w:szCs w:val="24"/>
         </w:rPr>
-        <w:t xml:space="preserve">«Змейка» (англ. </w:t>
-      </w:r>
-      <w:proofErr w:type="spellStart"/>
-      <w:r>
+        <w:t xml:space="preserve">«Змейка» (англ. Snake) – это классический жанр аркадных игр, где игрок управляет постоянно растущей линией, избегая столкновений. </w:t>
+      </w:r>
+    </w:p>
+    <w:p>
+      <w:pPr>
+        <w:tabs>
+          <w:tab w:val="num" w:pos="720"/>
+        </w:tabs>
+        <w:ind w:firstLine="720"/>
         <w:rPr>
           <w:rFonts w:eastAsia="Times New Roman" w:cs="Times New Roman"/>
           <w:szCs w:val="24"/>
         </w:rPr>
-        <w:t>Snake</w:t>
-      </w:r>
-      <w:proofErr w:type="spellEnd"/>
+      </w:pPr>
       <w:r>
         <w:rPr>
           <w:rFonts w:eastAsia="Times New Roman" w:cs="Times New Roman"/>
           <w:szCs w:val="24"/>
         </w:rPr>
-        <w:t xml:space="preserve">) – это классический жанр аркадных игр, где игрок управляет постоянно растущей линией, избегая столкновений. </w:t>
-      </w:r>
-    </w:p>
-    <w:p>
-      <w:pPr>
-        <w:tabs>
-          <w:tab w:val="num" w:pos="720"/>
-        </w:tabs>
-        <w:ind w:firstLine="720"/>
-        <w:rPr>
-          <w:rFonts w:eastAsia="Times New Roman" w:cs="Times New Roman"/>
-          <w:szCs w:val="24"/>
-        </w:rPr>
-      </w:pPr>
-      <w:r>
-        <w:rPr>
-          <w:rFonts w:eastAsia="Times New Roman" w:cs="Times New Roman"/>
-          <w:szCs w:val="24"/>
-        </w:rPr>
-        <w:t xml:space="preserve">Основы жанра заложила аркадная игра </w:t>
-      </w:r>
-      <w:proofErr w:type="spellStart"/>
-      <w:r>
-        <w:rPr>
-          <w:rFonts w:eastAsia="Times New Roman" w:cs="Times New Roman"/>
-          <w:szCs w:val="24"/>
-        </w:rPr>
-        <w:t>Blockade</w:t>
-      </w:r>
-      <w:proofErr w:type="spellEnd"/>
-      <w:r>
-        <w:rPr>
-          <w:rFonts w:eastAsia="Times New Roman" w:cs="Times New Roman"/>
-          <w:szCs w:val="24"/>
-        </w:rPr>
-        <w:t xml:space="preserve"> от команды </w:t>
-      </w:r>
-      <w:proofErr w:type="spellStart"/>
-      <w:r>
-        <w:rPr>
-          <w:rFonts w:eastAsia="Times New Roman" w:cs="Times New Roman"/>
-          <w:szCs w:val="24"/>
-        </w:rPr>
-        <w:t>Gremlin</w:t>
-      </w:r>
-      <w:proofErr w:type="spellEnd"/>
-      <w:r>
-        <w:rPr>
-          <w:rFonts w:eastAsia="Times New Roman" w:cs="Times New Roman"/>
-          <w:szCs w:val="24"/>
-        </w:rPr>
-        <w:t xml:space="preserve"> Interactive. Это была игра для двух игроков, где движение оставляло неисчезающий след, а столкновение с ним означало проигрыш. Одну из первых компьютерных адаптаций концепции под названием </w:t>
-      </w:r>
-      <w:proofErr w:type="spellStart"/>
-      <w:r>
-        <w:rPr>
-          <w:rFonts w:eastAsia="Times New Roman" w:cs="Times New Roman"/>
-          <w:szCs w:val="24"/>
-        </w:rPr>
-        <w:t>Worm</w:t>
-      </w:r>
-      <w:proofErr w:type="spellEnd"/>
-      <w:r>
-        <w:rPr>
-          <w:rFonts w:eastAsia="Times New Roman" w:cs="Times New Roman"/>
-          <w:szCs w:val="24"/>
-        </w:rPr>
-        <w:t xml:space="preserve"> создал Питер </w:t>
-      </w:r>
-      <w:proofErr w:type="spellStart"/>
-      <w:r>
-        <w:rPr>
-          <w:rFonts w:eastAsia="Times New Roman" w:cs="Times New Roman"/>
-          <w:szCs w:val="24"/>
-        </w:rPr>
-        <w:t>Трефонас</w:t>
-      </w:r>
-      <w:proofErr w:type="spellEnd"/>
-      <w:r>
-        <w:rPr>
-          <w:rFonts w:eastAsia="Times New Roman" w:cs="Times New Roman"/>
-          <w:szCs w:val="24"/>
-        </w:rPr>
-        <w:t xml:space="preserve"> для компьютера TRS-80. Каноническую версию разработал Танели </w:t>
-      </w:r>
-      <w:proofErr w:type="spellStart"/>
-      <w:r>
-        <w:rPr>
-          <w:rFonts w:eastAsia="Times New Roman" w:cs="Times New Roman"/>
-          <w:szCs w:val="24"/>
-        </w:rPr>
-        <w:t>Арманто</w:t>
-      </w:r>
-      <w:proofErr w:type="spellEnd"/>
-      <w:r>
-        <w:rPr>
-          <w:rFonts w:eastAsia="Times New Roman" w:cs="Times New Roman"/>
-          <w:szCs w:val="24"/>
-        </w:rPr>
-        <w:t>, финский инженер Nokia. Он адаптировал идею для одиночной игры на телефоне Nokia 6110, добавив механику сбора точек (яблок) для роста змейки.</w:t>
+        <w:t>Основы жанра заложила аркадная игра Blockade от команды Gremlin Interactive. Это была игра для двух игроков, где движение оставляло неисчезающий след, а столкновение с ним означало проигрыш. Одну из первых компьютерных адаптаций концепции под названием Worm создал Питер Трефонас для компьютера TRS-80. Каноническую версию разработал Танели Арманто, финский инженер Nokia. Он адаптировал идею для одиночной игры на телефоне Nokia 6110, добавив механику сбора точек (яблок) для роста змейки.</w:t>
       </w:r>
     </w:p>
     <w:p>
@@ -3977,7 +3852,6 @@
         </w:rPr>
         <w:t xml:space="preserve">– </w:t>
       </w:r>
-      <w:proofErr w:type="spellStart"/>
       <w:r>
         <w:rPr>
           <w:rFonts w:eastAsia="Times New Roman" w:cs="Times New Roman"/>
@@ -3986,7 +3860,6 @@
         </w:rPr>
         <w:t>Pitraev</w:t>
       </w:r>
-      <w:proofErr w:type="spellEnd"/>
       <w:r>
         <w:rPr>
           <w:rFonts w:eastAsia="Times New Roman" w:cs="Times New Roman"/>
@@ -4126,7 +3999,6 @@
         </w:rPr>
         <w:t xml:space="preserve">. Была разработана в 2020 году разработчиком </w:t>
       </w:r>
-      <w:proofErr w:type="spellStart"/>
       <w:r>
         <w:rPr>
           <w:rFonts w:eastAsia="Times New Roman" w:cs="Times New Roman"/>
@@ -4135,7 +4007,6 @@
         </w:rPr>
         <w:t>Pitraev</w:t>
       </w:r>
-      <w:proofErr w:type="spellEnd"/>
       <w:r>
         <w:rPr>
           <w:rFonts w:eastAsia="Times New Roman" w:cs="Times New Roman"/>
@@ -4508,7 +4379,6 @@
         </w:rPr>
         <w:t xml:space="preserve"> (см. рисунок 2) – классическая аркадная змейка, из популярного магазина приложений </w:t>
       </w:r>
-      <w:proofErr w:type="spellStart"/>
       <w:r>
         <w:rPr>
           <w:rFonts w:eastAsia="Times New Roman" w:cs="Times New Roman"/>
@@ -4517,7 +4387,6 @@
         </w:rPr>
         <w:t>Rustore</w:t>
       </w:r>
-      <w:proofErr w:type="spellEnd"/>
       <w:r>
         <w:rPr>
           <w:rFonts w:eastAsia="Times New Roman" w:cs="Times New Roman"/>
@@ -4712,7 +4581,6 @@
         </w:rPr>
         <w:t xml:space="preserve"> – </w:t>
       </w:r>
-      <w:proofErr w:type="spellStart"/>
       <w:r>
         <w:rPr>
           <w:rFonts w:eastAsia="Times New Roman" w:cs="Times New Roman"/>
@@ -4721,7 +4589,6 @@
         </w:rPr>
         <w:t>SpateTech</w:t>
       </w:r>
-      <w:proofErr w:type="spellEnd"/>
       <w:r>
         <w:rPr>
           <w:rFonts w:eastAsia="Times New Roman" w:cs="Times New Roman"/>
@@ -4827,7 +4694,6 @@
         <w:lastRenderedPageBreak/>
         <w:t xml:space="preserve">Змейка (рис. 3) – классическая аркадная змейка, из популярного магазина приложений </w:t>
       </w:r>
-      <w:proofErr w:type="spellStart"/>
       <w:r>
         <w:rPr>
           <w:rFonts w:eastAsia="Times New Roman" w:cs="Times New Roman"/>
@@ -4836,7 +4702,6 @@
         </w:rPr>
         <w:t>Rustore</w:t>
       </w:r>
-      <w:proofErr w:type="spellEnd"/>
       <w:r>
         <w:rPr>
           <w:rFonts w:eastAsia="Times New Roman" w:cs="Times New Roman"/>
@@ -4844,7 +4709,6 @@
         </w:rPr>
         <w:t xml:space="preserve">. Была разработана в 23мар. 2024 года разработчиком </w:t>
       </w:r>
-      <w:proofErr w:type="spellStart"/>
       <w:r>
         <w:rPr>
           <w:rFonts w:eastAsia="Times New Roman" w:cs="Times New Roman"/>
@@ -4853,7 +4717,6 @@
         </w:rPr>
         <w:t>SpateTech</w:t>
       </w:r>
-      <w:proofErr w:type="spellEnd"/>
       <w:r>
         <w:rPr>
           <w:rFonts w:eastAsia="Times New Roman" w:cs="Times New Roman"/>
@@ -5361,7 +5224,13 @@
         <w:pStyle w:val="a9"/>
       </w:pPr>
       <w:r>
-        <w:t>Рисунок 1 – Прототип главного меню</w:t>
+        <w:t xml:space="preserve">Рисунок 1 – </w:t>
+      </w:r>
+      <w:r>
+        <w:t>Макет</w:t>
+      </w:r>
+      <w:r>
+        <w:t xml:space="preserve"> главного меню</w:t>
       </w:r>
     </w:p>
     <w:p>
@@ -5434,7 +5303,10 @@
         <w:t>2</w:t>
       </w:r>
       <w:r>
-        <w:t xml:space="preserve"> – Прототип</w:t>
+        <w:t xml:space="preserve"> – </w:t>
+      </w:r>
+      <w:r>
+        <w:t>Макет</w:t>
       </w:r>
       <w:r>
         <w:t xml:space="preserve"> окна</w:t>
@@ -5486,53 +5358,19 @@
       <w:pPr>
         <w:pStyle w:val="a0"/>
       </w:pPr>
-      <w:proofErr w:type="spellStart"/>
-      <w:r>
-        <w:t>left</w:t>
-      </w:r>
-      <w:proofErr w:type="spellEnd"/>
-      <w:r>
-        <w:t xml:space="preserve">, </w:t>
-      </w:r>
-      <w:proofErr w:type="spellStart"/>
-      <w:r>
-        <w:t>right</w:t>
-      </w:r>
-      <w:proofErr w:type="spellEnd"/>
-      <w:r>
-        <w:t xml:space="preserve"> – координаты левой и правой границы игрового поля (в пикселях);</w:t>
+      <w:r>
+        <w:t>left, right – координаты левой и правой границы игрового поля (в пикселях);</w:t>
       </w:r>
     </w:p>
     <w:p>
       <w:pPr>
         <w:pStyle w:val="a0"/>
       </w:pPr>
-      <w:proofErr w:type="spellStart"/>
-      <w:r>
-        <w:t>top</w:t>
-      </w:r>
-      <w:proofErr w:type="spellEnd"/>
-      <w:r>
-        <w:t xml:space="preserve">, </w:t>
-      </w:r>
-      <w:proofErr w:type="spellStart"/>
-      <w:r>
-        <w:t>bottom</w:t>
-      </w:r>
-      <w:proofErr w:type="spellEnd"/>
-      <w:r>
-        <w:t xml:space="preserve"> – координаты верхней и нижней границы </w:t>
-      </w:r>
-      <w:proofErr w:type="gramStart"/>
-      <w:r>
-        <w:t>поля</w:t>
-      </w:r>
-      <w:r>
-        <w:t>(</w:t>
-      </w:r>
-      <w:proofErr w:type="gramEnd"/>
-      <w:r>
-        <w:t>в пикселях)</w:t>
+      <w:r>
+        <w:t>top, bottom – координаты верхней и нижней границы поля</w:t>
+      </w:r>
+      <w:r>
+        <w:t>(в пикселях)</w:t>
       </w:r>
       <w:r>
         <w:t>;</w:t>
@@ -5542,13 +5380,8 @@
       <w:pPr>
         <w:pStyle w:val="a0"/>
       </w:pPr>
-      <w:proofErr w:type="spellStart"/>
-      <w:r>
-        <w:t>space_size</w:t>
-      </w:r>
-      <w:proofErr w:type="spellEnd"/>
-      <w:r>
-        <w:t xml:space="preserve"> – размер стороны одной клетки (в пикселях).</w:t>
+      <w:r>
+        <w:t>space_size – размер стороны одной клетки (в пикселях).</w:t>
       </w:r>
     </w:p>
     <w:p>
@@ -5572,7 +5405,6 @@
       <w:pPr>
         <w:jc w:val="left"/>
       </w:pPr>
-      <w:proofErr w:type="spellStart"/>
       <w:r>
         <w:rPr>
           <w:lang w:val="en-US"/>
@@ -5586,7 +5418,6 @@
         </w:rPr>
         <w:t>rand</w:t>
       </w:r>
-      <w:proofErr w:type="spellEnd"/>
       <w:r>
         <w:rPr>
           <w:vertAlign w:val="subscript"/>
@@ -5612,13 +5443,8 @@
         <w:t>и</w:t>
       </w:r>
       <w:r>
-        <w:t> </w:t>
-      </w:r>
-      <w:proofErr w:type="spellStart"/>
-      <w:r>
-        <w:t>right</w:t>
-      </w:r>
-      <w:proofErr w:type="spellEnd"/>
+        <w:t> right</w:t>
+      </w:r>
       <w:r>
         <w:t xml:space="preserve"> – </w:t>
       </w:r>
@@ -5642,7 +5468,6 @@
       <w:pPr>
         <w:jc w:val="left"/>
       </w:pPr>
-      <w:proofErr w:type="spellStart"/>
       <w:r>
         <w:rPr>
           <w:lang w:val="en-US"/>
@@ -5657,7 +5482,6 @@
         </w:rPr>
         <w:t>rand</w:t>
       </w:r>
-      <w:proofErr w:type="spellEnd"/>
       <w:r>
         <w:rPr>
           <w:vertAlign w:val="subscript"/>
@@ -5680,11 +5504,9 @@
       <w:r>
         <w:t xml:space="preserve"> и </w:t>
       </w:r>
-      <w:proofErr w:type="spellStart"/>
       <w:r>
         <w:t>bottom</w:t>
       </w:r>
-      <w:proofErr w:type="spellEnd"/>
       <w:r>
         <w:t xml:space="preserve"> – </w:t>
       </w:r>
@@ -5753,7 +5575,6 @@
         </w:rPr>
         <w:t>(</w:t>
       </w:r>
-      <w:proofErr w:type="spellStart"/>
       <w:r>
         <w:rPr>
           <w:lang w:val="en-US"/>
@@ -5767,7 +5588,6 @@
         </w:rPr>
         <w:t>rand</w:t>
       </w:r>
-      <w:proofErr w:type="spellEnd"/>
       <w:r>
         <w:rPr>
           <w:vertAlign w:val="subscript"/>
@@ -5807,14 +5627,12 @@
         </w:rPr>
         <w:t xml:space="preserve">div </w:t>
       </w:r>
-      <w:proofErr w:type="spellStart"/>
       <w:r>
         <w:rPr>
           <w:lang w:val="en-US"/>
         </w:rPr>
         <w:t>space_size</w:t>
       </w:r>
-      <w:proofErr w:type="spellEnd"/>
       <w:r>
         <w:rPr>
           <w:rFonts w:ascii="Cambria Math" w:hAnsi="Cambria Math" w:cs="Cambria Math"/>
@@ -5822,14 +5640,12 @@
         </w:rPr>
         <w:t xml:space="preserve"> * </w:t>
       </w:r>
-      <w:proofErr w:type="spellStart"/>
       <w:r>
         <w:rPr>
           <w:lang w:val="en-US"/>
         </w:rPr>
         <w:t>space_size</w:t>
       </w:r>
-      <w:proofErr w:type="spellEnd"/>
       <w:r>
         <w:rPr>
           <w:lang w:val="en-US"/>
@@ -5892,7 +5708,6 @@
         </w:rPr>
         <w:t>(</w:t>
       </w:r>
-      <w:proofErr w:type="spellStart"/>
       <w:r>
         <w:rPr>
           <w:lang w:val="en-US"/>
@@ -5906,7 +5721,6 @@
         </w:rPr>
         <w:t>rand</w:t>
       </w:r>
-      <w:proofErr w:type="spellEnd"/>
       <w:r>
         <w:rPr>
           <w:vertAlign w:val="subscript"/>
@@ -5946,14 +5760,12 @@
         </w:rPr>
         <w:t xml:space="preserve"> </w:t>
       </w:r>
-      <w:proofErr w:type="spellStart"/>
       <w:r>
         <w:rPr>
           <w:lang w:val="en-US"/>
         </w:rPr>
         <w:t>space_size</w:t>
       </w:r>
-      <w:proofErr w:type="spellEnd"/>
       <w:r>
         <w:rPr>
           <w:rFonts w:ascii="Cambria Math" w:hAnsi="Cambria Math" w:cs="Cambria Math"/>
@@ -5961,14 +5773,12 @@
         </w:rPr>
         <w:t xml:space="preserve"> * </w:t>
       </w:r>
-      <w:proofErr w:type="spellStart"/>
       <w:r>
         <w:rPr>
           <w:lang w:val="en-US"/>
         </w:rPr>
         <w:t>space_size</w:t>
       </w:r>
-      <w:proofErr w:type="spellEnd"/>
       <w:r>
         <w:rPr>
           <w:lang w:val="en-US"/>
@@ -6170,15 +5980,7 @@
               <w:t>ни</w:t>
             </w:r>
             <w:r>
-              <w:t>е(-</w:t>
-            </w:r>
-            <w:proofErr w:type="spellStart"/>
-            <w:r>
-              <w:t>ия</w:t>
-            </w:r>
-            <w:proofErr w:type="spellEnd"/>
-            <w:r>
-              <w:t>)</w:t>
+              <w:t>е(-ия)</w:t>
             </w:r>
           </w:p>
         </w:tc>
@@ -6625,13 +6427,8 @@
         <w:pStyle w:val="a0"/>
       </w:pPr>
       <w:r>
-        <w:t xml:space="preserve">реализация и тестирование (написание кода на Python с использованием </w:t>
-      </w:r>
-      <w:proofErr w:type="spellStart"/>
-      <w:r>
-        <w:t>Tkinter</w:t>
-      </w:r>
-      <w:proofErr w:type="spellEnd"/>
+        <w:t>реализация и тестирование (написание кода на Python с использованием Tkinter</w:t>
+      </w:r>
       <w:r>
         <w:t xml:space="preserve">, </w:t>
       </w:r>
@@ -6661,9 +6458,6 @@
     <w:p>
       <w:pPr>
         <w:pStyle w:val="vgutTableName"/>
-        <w:rPr>
-          <w:lang w:val="en-US"/>
-        </w:rPr>
       </w:pPr>
       <w:r>
         <w:t xml:space="preserve">Этапы разработки и содержания работ представлены в таблице </w:t>
@@ -7390,9 +7184,6 @@
     <w:p>
       <w:pPr>
         <w:ind w:firstLine="0"/>
-        <w:rPr>
-          <w:lang w:val="en-US"/>
-        </w:rPr>
       </w:pPr>
     </w:p>
     <w:p>
@@ -7455,8 +7246,8 @@
         <w:lastRenderedPageBreak/>
         <w:t xml:space="preserve">Требования к </w:t>
       </w:r>
-      <w:bookmarkEnd w:id="1"/>
       <w:bookmarkEnd w:id="2"/>
+      <w:bookmarkEnd w:id="3"/>
       <w:r>
         <w:t>прием</w:t>
       </w:r>
@@ -15647,25 +15438,6 @@
 </file>
 
 <file path=customXml/item1.xml><?xml version="1.0" encoding="utf-8"?>
-<?mso-contentType ?>
-<FormTemplates xmlns="http://schemas.microsoft.com/sharepoint/v3/contenttype/forms">
-  <Display>DocumentLibraryForm</Display>
-  <Edit>DocumentLibraryForm</Edit>
-  <New>DocumentLibraryForm</New>
-</FormTemplates>
-</file>
-
-<file path=customXml/item2.xml><?xml version="1.0" encoding="utf-8"?>
-<b:Sources xmlns:b="http://schemas.openxmlformats.org/officeDocument/2006/bibliography" xmlns="http://schemas.openxmlformats.org/officeDocument/2006/bibliography" SelectedStyle="\APASixthEditionOfficeOnline.xsl" StyleName="APA" Version="6"/>
-</file>
-
-<file path=customXml/item3.xml><?xml version="1.0" encoding="utf-8"?>
-<p:properties xmlns:p="http://schemas.microsoft.com/office/2006/metadata/properties" xmlns:xsi="http://www.w3.org/2001/XMLSchema-instance" xmlns:pc="http://schemas.microsoft.com/office/infopath/2007/PartnerControls">
-  <documentManagement/>
-</p:properties>
-</file>
-
-<file path=customXml/item4.xml><?xml version="1.0" encoding="utf-8"?>
 <ct:contentTypeSchema xmlns:ct="http://schemas.microsoft.com/office/2006/metadata/contentType" xmlns:ma="http://schemas.microsoft.com/office/2006/metadata/properties/metaAttributes" ct:_="" ma:_="" ma:contentTypeName="Документ" ma:contentTypeID="0x010100895006E4339BF24CAA0F5B167E451061" ma:contentTypeVersion="11" ma:contentTypeDescription="Создание документа." ma:contentTypeScope="" ma:versionID="ee66b34cdb7d5be00a86ac9db559fc97">
   <xsd:schema xmlns:xsd="http://www.w3.org/2001/XMLSchema" xmlns:xs="http://www.w3.org/2001/XMLSchema" xmlns:p="http://schemas.microsoft.com/office/2006/metadata/properties" xmlns:ns3="a1eb269e-cbf3-465a-8e4a-8d42bc45f09f" xmlns:ns4="a042d032-8e16-4c5e-a37e-70d449039bd2" targetNamespace="http://schemas.microsoft.com/office/2006/metadata/properties" ma:root="true" ma:fieldsID="9831aabdbf23b96857ccdb3f4e1a7ec2" ns3:_="" ns4:_="">
     <xsd:import namespace="a1eb269e-cbf3-465a-8e4a-8d42bc45f09f"/>
@@ -15874,32 +15646,26 @@
 </ct:contentTypeSchema>
 </file>
 
-<file path=customXml/itemProps1.xml><?xml version="1.0" encoding="utf-8"?>
-<ds:datastoreItem xmlns:ds="http://schemas.openxmlformats.org/officeDocument/2006/customXml" ds:itemID="{C545EDB0-6DA9-4573-8FDA-4B7CDBF5EFD9}">
-  <ds:schemaRefs>
-    <ds:schemaRef ds:uri="http://schemas.microsoft.com/sharepoint/v3/contenttype/forms"/>
-  </ds:schemaRefs>
-</ds:datastoreItem>
+<file path=customXml/item2.xml><?xml version="1.0" encoding="utf-8"?>
+<p:properties xmlns:p="http://schemas.microsoft.com/office/2006/metadata/properties" xmlns:xsi="http://www.w3.org/2001/XMLSchema-instance" xmlns:pc="http://schemas.microsoft.com/office/infopath/2007/PartnerControls">
+  <documentManagement/>
+</p:properties>
 </file>
 
-<file path=customXml/itemProps2.xml><?xml version="1.0" encoding="utf-8"?>
-<ds:datastoreItem xmlns:ds="http://schemas.openxmlformats.org/officeDocument/2006/customXml" ds:itemID="{C6797151-1BD6-44DD-A7CD-9B1CAC660583}">
-  <ds:schemaRefs>
-    <ds:schemaRef ds:uri="http://schemas.openxmlformats.org/officeDocument/2006/bibliography"/>
-  </ds:schemaRefs>
-</ds:datastoreItem>
+<file path=customXml/item3.xml><?xml version="1.0" encoding="utf-8"?>
+<b:Sources xmlns:b="http://schemas.openxmlformats.org/officeDocument/2006/bibliography" xmlns="http://schemas.openxmlformats.org/officeDocument/2006/bibliography" SelectedStyle="\APASixthEditionOfficeOnline.xsl" StyleName="APA" Version="6"/>
 </file>
 
-<file path=customXml/itemProps3.xml><?xml version="1.0" encoding="utf-8"?>
-<ds:datastoreItem xmlns:ds="http://schemas.openxmlformats.org/officeDocument/2006/customXml" ds:itemID="{D1D02F96-5624-48FE-AB5F-467181C3EDC1}">
-  <ds:schemaRefs>
-    <ds:schemaRef ds:uri="http://schemas.microsoft.com/office/2006/metadata/properties"/>
-    <ds:schemaRef ds:uri="http://schemas.microsoft.com/office/infopath/2007/PartnerControls"/>
-  </ds:schemaRefs>
-</ds:datastoreItem>
+<file path=customXml/item4.xml><?xml version="1.0" encoding="utf-8"?>
+<?mso-contentType ?>
+<FormTemplates xmlns="http://schemas.microsoft.com/sharepoint/v3/contenttype/forms">
+  <Display>DocumentLibraryForm</Display>
+  <Edit>DocumentLibraryForm</Edit>
+  <New>DocumentLibraryForm</New>
+</FormTemplates>
 </file>
 
-<file path=customXml/itemProps4.xml><?xml version="1.0" encoding="utf-8"?>
+<file path=customXml/itemProps1.xml><?xml version="1.0" encoding="utf-8"?>
 <ds:datastoreItem xmlns:ds="http://schemas.openxmlformats.org/officeDocument/2006/customXml" ds:itemID="{BE06CD11-97E7-4DA4-A1E7-C20845DD652C}">
   <ds:schemaRefs>
     <ds:schemaRef ds:uri="http://schemas.microsoft.com/office/2006/metadata/contentType"/>
@@ -15916,4 +15682,29 @@
     <ds:schemaRef ds:uri="http://schemas.microsoft.com/internal/obd"/>
   </ds:schemaRefs>
 </ds:datastoreItem>
+</file>
+
+<file path=customXml/itemProps2.xml><?xml version="1.0" encoding="utf-8"?>
+<ds:datastoreItem xmlns:ds="http://schemas.openxmlformats.org/officeDocument/2006/customXml" ds:itemID="{D1D02F96-5624-48FE-AB5F-467181C3EDC1}">
+  <ds:schemaRefs>
+    <ds:schemaRef ds:uri="http://schemas.microsoft.com/office/2006/metadata/properties"/>
+    <ds:schemaRef ds:uri="http://schemas.microsoft.com/office/infopath/2007/PartnerControls"/>
+  </ds:schemaRefs>
+</ds:datastoreItem>
+</file>
+
+<file path=customXml/itemProps3.xml><?xml version="1.0" encoding="utf-8"?>
+<ds:datastoreItem xmlns:ds="http://schemas.openxmlformats.org/officeDocument/2006/customXml" ds:itemID="{C6797151-1BD6-44DD-A7CD-9B1CAC660583}">
+  <ds:schemaRefs>
+    <ds:schemaRef ds:uri="http://schemas.openxmlformats.org/officeDocument/2006/bibliography"/>
+  </ds:schemaRefs>
+</ds:datastoreItem>
+</file>
+
+<file path=customXml/itemProps4.xml><?xml version="1.0" encoding="utf-8"?>
+<ds:datastoreItem xmlns:ds="http://schemas.openxmlformats.org/officeDocument/2006/customXml" ds:itemID="{C545EDB0-6DA9-4573-8FDA-4B7CDBF5EFD9}">
+  <ds:schemaRefs>
+    <ds:schemaRef ds:uri="http://schemas.microsoft.com/sharepoint/v3/contenttype/forms"/>
+  </ds:schemaRefs>
+</ds:datastoreItem>
 </file>
--- a/ТЗ/Прототип ТЗ.docx
+++ b/ТЗ/Прототип ТЗ.docx
@@ -169,7 +169,22 @@
               <w:t xml:space="preserve"> </w:t>
             </w:r>
             <w:r>
-              <w:t>Ворожцова О.Г.</w:t>
+              <w:t>Чистяков</w:t>
+            </w:r>
+            <w:r>
+              <w:t xml:space="preserve"> </w:t>
+            </w:r>
+            <w:r>
+              <w:t>Г</w:t>
+            </w:r>
+            <w:r>
+              <w:t>.</w:t>
+            </w:r>
+            <w:r>
+              <w:t>А</w:t>
+            </w:r>
+            <w:r>
+              <w:t>.</w:t>
             </w:r>
           </w:p>
           <w:p>
@@ -5148,7 +5163,10 @@
         </w:rPr>
       </w:pPr>
       <w:r>
-        <w:t>Прототипы интерфейса</w:t>
+        <w:t>Макеты</w:t>
+      </w:r>
+      <w:r>
+        <w:t xml:space="preserve"> интерфейса</w:t>
       </w:r>
       <w:r>
         <w:t>:</w:t>
@@ -5370,6 +5388,9 @@
         <w:t>top, bottom – координаты верхней и нижней границы поля</w:t>
       </w:r>
       <w:r>
+        <w:t xml:space="preserve"> </w:t>
+      </w:r>
+      <w:r>
         <w:t>(в пикселях)</w:t>
       </w:r>
       <w:r>
@@ -6458,6 +6479,7 @@
     <w:p>
       <w:pPr>
         <w:pStyle w:val="vgutTableName"/>
+        <w:ind w:firstLine="709"/>
       </w:pPr>
       <w:r>
         <w:t xml:space="preserve">Этапы разработки и содержания работ представлены в таблице </w:t>
@@ -6477,7 +6499,13 @@
         <w:pStyle w:val="vgutTableName"/>
       </w:pPr>
       <w:r>
-        <w:t>Таблица 2 – этапы разработки</w:t>
+        <w:t xml:space="preserve">Таблица 2 – </w:t>
+      </w:r>
+      <w:r>
+        <w:t>Э</w:t>
+      </w:r>
+      <w:r>
+        <w:t>тапы разработки</w:t>
       </w:r>
     </w:p>
     <w:tbl>
@@ -7345,6 +7373,31 @@
       </w:r>
       <w:r>
         <w:t xml:space="preserve"> – руководитель образовательной программы по специальности «Информационные системы и программирование»</w:t>
+      </w:r>
+      <w:r>
+        <w:t>;</w:t>
+      </w:r>
+    </w:p>
+    <w:p>
+      <w:pPr>
+        <w:pStyle w:val="a0"/>
+      </w:pPr>
+      <w:r>
+        <w:t xml:space="preserve">Самоделкин </w:t>
+      </w:r>
+      <w:r>
+        <w:t>П.А. – преподаватель по дисциплине МДК 06.01</w:t>
+      </w:r>
+      <w:r>
+        <w:t>;</w:t>
+      </w:r>
+    </w:p>
+    <w:p>
+      <w:pPr>
+        <w:pStyle w:val="a0"/>
+      </w:pPr>
+      <w:r>
+        <w:t>Самоделкин П.А. – преподаватель по дисциплине УП05</w:t>
       </w:r>
       <w:r>
         <w:t>;</w:t>
@@ -15438,6 +15491,25 @@
 </file>
 
 <file path=customXml/item1.xml><?xml version="1.0" encoding="utf-8"?>
+<?mso-contentType ?>
+<FormTemplates xmlns="http://schemas.microsoft.com/sharepoint/v3/contenttype/forms">
+  <Display>DocumentLibraryForm</Display>
+  <Edit>DocumentLibraryForm</Edit>
+  <New>DocumentLibraryForm</New>
+</FormTemplates>
+</file>
+
+<file path=customXml/item2.xml><?xml version="1.0" encoding="utf-8"?>
+<b:Sources xmlns:b="http://schemas.openxmlformats.org/officeDocument/2006/bibliography" xmlns="http://schemas.openxmlformats.org/officeDocument/2006/bibliography" SelectedStyle="\APASixthEditionOfficeOnline.xsl" StyleName="APA" Version="6"/>
+</file>
+
+<file path=customXml/item3.xml><?xml version="1.0" encoding="utf-8"?>
+<p:properties xmlns:p="http://schemas.microsoft.com/office/2006/metadata/properties" xmlns:xsi="http://www.w3.org/2001/XMLSchema-instance" xmlns:pc="http://schemas.microsoft.com/office/infopath/2007/PartnerControls">
+  <documentManagement/>
+</p:properties>
+</file>
+
+<file path=customXml/item4.xml><?xml version="1.0" encoding="utf-8"?>
 <ct:contentTypeSchema xmlns:ct="http://schemas.microsoft.com/office/2006/metadata/contentType" xmlns:ma="http://schemas.microsoft.com/office/2006/metadata/properties/metaAttributes" ct:_="" ma:_="" ma:contentTypeName="Документ" ma:contentTypeID="0x010100895006E4339BF24CAA0F5B167E451061" ma:contentTypeVersion="11" ma:contentTypeDescription="Создание документа." ma:contentTypeScope="" ma:versionID="ee66b34cdb7d5be00a86ac9db559fc97">
   <xsd:schema xmlns:xsd="http://www.w3.org/2001/XMLSchema" xmlns:xs="http://www.w3.org/2001/XMLSchema" xmlns:p="http://schemas.microsoft.com/office/2006/metadata/properties" xmlns:ns3="a1eb269e-cbf3-465a-8e4a-8d42bc45f09f" xmlns:ns4="a042d032-8e16-4c5e-a37e-70d449039bd2" targetNamespace="http://schemas.microsoft.com/office/2006/metadata/properties" ma:root="true" ma:fieldsID="9831aabdbf23b96857ccdb3f4e1a7ec2" ns3:_="" ns4:_="">
     <xsd:import namespace="a1eb269e-cbf3-465a-8e4a-8d42bc45f09f"/>
@@ -15646,26 +15718,32 @@
 </ct:contentTypeSchema>
 </file>
 
-<file path=customXml/item2.xml><?xml version="1.0" encoding="utf-8"?>
-<p:properties xmlns:p="http://schemas.microsoft.com/office/2006/metadata/properties" xmlns:xsi="http://www.w3.org/2001/XMLSchema-instance" xmlns:pc="http://schemas.microsoft.com/office/infopath/2007/PartnerControls">
-  <documentManagement/>
-</p:properties>
+<file path=customXml/itemProps1.xml><?xml version="1.0" encoding="utf-8"?>
+<ds:datastoreItem xmlns:ds="http://schemas.openxmlformats.org/officeDocument/2006/customXml" ds:itemID="{C545EDB0-6DA9-4573-8FDA-4B7CDBF5EFD9}">
+  <ds:schemaRefs>
+    <ds:schemaRef ds:uri="http://schemas.microsoft.com/sharepoint/v3/contenttype/forms"/>
+  </ds:schemaRefs>
+</ds:datastoreItem>
 </file>
 
-<file path=customXml/item3.xml><?xml version="1.0" encoding="utf-8"?>
-<b:Sources xmlns:b="http://schemas.openxmlformats.org/officeDocument/2006/bibliography" xmlns="http://schemas.openxmlformats.org/officeDocument/2006/bibliography" SelectedStyle="\APASixthEditionOfficeOnline.xsl" StyleName="APA" Version="6"/>
+<file path=customXml/itemProps2.xml><?xml version="1.0" encoding="utf-8"?>
+<ds:datastoreItem xmlns:ds="http://schemas.openxmlformats.org/officeDocument/2006/customXml" ds:itemID="{C6797151-1BD6-44DD-A7CD-9B1CAC660583}">
+  <ds:schemaRefs>
+    <ds:schemaRef ds:uri="http://schemas.openxmlformats.org/officeDocument/2006/bibliography"/>
+  </ds:schemaRefs>
+</ds:datastoreItem>
 </file>
 
-<file path=customXml/item4.xml><?xml version="1.0" encoding="utf-8"?>
-<?mso-contentType ?>
-<FormTemplates xmlns="http://schemas.microsoft.com/sharepoint/v3/contenttype/forms">
-  <Display>DocumentLibraryForm</Display>
-  <Edit>DocumentLibraryForm</Edit>
-  <New>DocumentLibraryForm</New>
-</FormTemplates>
+<file path=customXml/itemProps3.xml><?xml version="1.0" encoding="utf-8"?>
+<ds:datastoreItem xmlns:ds="http://schemas.openxmlformats.org/officeDocument/2006/customXml" ds:itemID="{D1D02F96-5624-48FE-AB5F-467181C3EDC1}">
+  <ds:schemaRefs>
+    <ds:schemaRef ds:uri="http://schemas.microsoft.com/office/2006/metadata/properties"/>
+    <ds:schemaRef ds:uri="http://schemas.microsoft.com/office/infopath/2007/PartnerControls"/>
+  </ds:schemaRefs>
+</ds:datastoreItem>
 </file>
 
-<file path=customXml/itemProps1.xml><?xml version="1.0" encoding="utf-8"?>
+<file path=customXml/itemProps4.xml><?xml version="1.0" encoding="utf-8"?>
 <ds:datastoreItem xmlns:ds="http://schemas.openxmlformats.org/officeDocument/2006/customXml" ds:itemID="{BE06CD11-97E7-4DA4-A1E7-C20845DD652C}">
   <ds:schemaRefs>
     <ds:schemaRef ds:uri="http://schemas.microsoft.com/office/2006/metadata/contentType"/>
@@ -15682,29 +15760,4 @@
     <ds:schemaRef ds:uri="http://schemas.microsoft.com/internal/obd"/>
   </ds:schemaRefs>
 </ds:datastoreItem>
-</file>
-
-<file path=customXml/itemProps2.xml><?xml version="1.0" encoding="utf-8"?>
-<ds:datastoreItem xmlns:ds="http://schemas.openxmlformats.org/officeDocument/2006/customXml" ds:itemID="{D1D02F96-5624-48FE-AB5F-467181C3EDC1}">
-  <ds:schemaRefs>
-    <ds:schemaRef ds:uri="http://schemas.microsoft.com/office/2006/metadata/properties"/>
-    <ds:schemaRef ds:uri="http://schemas.microsoft.com/office/infopath/2007/PartnerControls"/>
-  </ds:schemaRefs>
-</ds:datastoreItem>
-</file>
-
-<file path=customXml/itemProps3.xml><?xml version="1.0" encoding="utf-8"?>
-<ds:datastoreItem xmlns:ds="http://schemas.openxmlformats.org/officeDocument/2006/customXml" ds:itemID="{C6797151-1BD6-44DD-A7CD-9B1CAC660583}">
-  <ds:schemaRefs>
-    <ds:schemaRef ds:uri="http://schemas.openxmlformats.org/officeDocument/2006/bibliography"/>
-  </ds:schemaRefs>
-</ds:datastoreItem>
-</file>
-
-<file path=customXml/itemProps4.xml><?xml version="1.0" encoding="utf-8"?>
-<ds:datastoreItem xmlns:ds="http://schemas.openxmlformats.org/officeDocument/2006/customXml" ds:itemID="{C545EDB0-6DA9-4573-8FDA-4B7CDBF5EFD9}">
-  <ds:schemaRefs>
-    <ds:schemaRef ds:uri="http://schemas.microsoft.com/sharepoint/v3/contenttype/forms"/>
-  </ds:schemaRefs>
-</ds:datastoreItem>
 </file>
--- a/ТЗ/Прототип ТЗ.docx
+++ b/ТЗ/Прототип ТЗ.docx
@@ -169,7 +169,22 @@
               <w:t xml:space="preserve"> </w:t>
             </w:r>
             <w:r>
-              <w:t>Ворожцова О.Г.</w:t>
+              <w:t>Чистяков</w:t>
+            </w:r>
+            <w:r>
+              <w:t xml:space="preserve"> </w:t>
+            </w:r>
+            <w:r>
+              <w:t>Г</w:t>
+            </w:r>
+            <w:r>
+              <w:t>.</w:t>
+            </w:r>
+            <w:r>
+              <w:t>А</w:t>
+            </w:r>
+            <w:r>
+              <w:t>.</w:t>
             </w:r>
           </w:p>
           <w:p>
@@ -5227,7 +5242,7 @@
         <w:t xml:space="preserve">Рисунок 1 – </w:t>
       </w:r>
       <w:r>
-        <w:t>Макет</w:t>
+        <w:t>Прототип</w:t>
       </w:r>
       <w:r>
         <w:t xml:space="preserve"> главного меню</w:t>
@@ -5306,7 +5321,7 @@
         <w:t xml:space="preserve"> – </w:t>
       </w:r>
       <w:r>
-        <w:t>Макет</w:t>
+        <w:t>Прототип</w:t>
       </w:r>
       <w:r>
         <w:t xml:space="preserve"> окна</w:t>

--- a/ТЗ/Прототип ТЗ.docx
+++ b/ТЗ/Прототип ТЗ.docx
@@ -4886,6 +4886,52 @@
       </w:r>
       <w:r>
         <w:t>либо экрана выигрыша.</w:t>
+      </w:r>
+    </w:p>
+    <w:p>
+      <w:r>
+        <w:t>Вывод:</w:t>
+      </w:r>
+    </w:p>
+    <w:p>
+      <w:pPr>
+        <w:pStyle w:val="a0"/>
+        <w:numPr>
+          <w:ilvl w:val="0"/>
+          <w:numId w:val="0"/>
+        </w:numPr>
+        <w:ind w:firstLine="851"/>
+        <w:rPr>
+          <w:szCs w:val="24"/>
+        </w:rPr>
+      </w:pPr>
+      <w:r>
+        <w:rPr>
+          <w:rFonts w:eastAsia="Times New Roman" w:cs="Times New Roman"/>
+          <w:szCs w:val="24"/>
+        </w:rPr>
+        <w:t>Б</w:t>
+      </w:r>
+      <w:r>
+        <w:rPr>
+          <w:rFonts w:eastAsia="Times New Roman" w:cs="Times New Roman"/>
+          <w:szCs w:val="24"/>
+        </w:rPr>
+        <w:t xml:space="preserve">ыл проведён анализ предметной области классической игры «Змейка». Из обзора аналогов я понял, что одними из ключевых моментов для того, чтобы игра была интересной и запоминающейся являются: наличие меню, экранов выигрыша и проигрыша, а также корректно работающая логика змеи и </w:t>
+      </w:r>
+      <w:r>
+        <w:rPr>
+          <w:rFonts w:eastAsia="Times New Roman" w:cs="Times New Roman"/>
+          <w:szCs w:val="24"/>
+        </w:rPr>
+        <w:t>отрисовки</w:t>
+      </w:r>
+      <w:r>
+        <w:rPr>
+          <w:rFonts w:eastAsia="Times New Roman" w:cs="Times New Roman"/>
+          <w:szCs w:val="24"/>
+        </w:rPr>
+        <w:t xml:space="preserve"> еды.</w:t>
       </w:r>
     </w:p>
     <w:p>
@@ -6841,7 +6887,16 @@
               <w:ind w:firstLine="0"/>
             </w:pPr>
             <w:r>
-              <w:t>Акт выполненных работ</w:t>
+              <w:t>Алгоритм</w:t>
+            </w:r>
+            <w:r>
+              <w:rPr>
+                <w:lang w:val="en-US"/>
+              </w:rPr>
+              <w:t xml:space="preserve">, </w:t>
+            </w:r>
+            <w:r>
+              <w:t>прототип.</w:t>
             </w:r>
           </w:p>
         </w:tc>
@@ -6926,7 +6981,16 @@
               <w:ind w:firstLine="0"/>
             </w:pPr>
             <w:r>
-              <w:t>Акт выполненных работ; программное обеспечение</w:t>
+              <w:t>Акт выполненных работ</w:t>
+            </w:r>
+            <w:r>
+              <w:t>,</w:t>
+            </w:r>
+            <w:r>
+              <w:t xml:space="preserve"> программн</w:t>
+            </w:r>
+            <w:r>
+              <w:t>ый продукт</w:t>
             </w:r>
           </w:p>
         </w:tc>
@@ -7011,7 +7075,13 @@
               <w:ind w:firstLine="0"/>
             </w:pPr>
             <w:r>
-              <w:t>Акт выполненных работ; список недоработок и ошибок в работе программного обеспечения</w:t>
+              <w:t>Акт выполненных работ</w:t>
+            </w:r>
+            <w:r>
+              <w:t>,</w:t>
+            </w:r>
+            <w:r>
+              <w:t xml:space="preserve"> список недоработок и ошибок в работе программного обеспечения</w:t>
             </w:r>
           </w:p>
         </w:tc>
@@ -7096,7 +7166,7 @@
               <w:ind w:firstLine="0"/>
             </w:pPr>
             <w:r>
-              <w:t>Акт выполненных работ;</w:t>
+              <w:t>Конечный продукт</w:t>
             </w:r>
           </w:p>
           <w:p>
@@ -7173,7 +7243,13 @@
               <w:ind w:firstLine="0"/>
             </w:pPr>
             <w:r>
-              <w:t>Должно быть написано руководство пользователя</w:t>
+              <w:t>Подготовка отчетной документации</w:t>
+            </w:r>
+            <w:r>
+              <w:t xml:space="preserve">, </w:t>
+            </w:r>
+            <w:r>
+              <w:t>подготовка к сдаче проекта</w:t>
             </w:r>
           </w:p>
         </w:tc>
@@ -7187,10 +7263,16 @@
               <w:ind w:firstLine="0"/>
             </w:pPr>
             <w:r>
-              <w:t>Руководство пользователя</w:t>
-            </w:r>
-            <w:r>
-              <w:t>, Программа и методика испытаний, отчёт по УП.</w:t>
+              <w:t xml:space="preserve">Готовый </w:t>
+            </w:r>
+            <w:r>
+              <w:t xml:space="preserve">отчёт </w:t>
+            </w:r>
+            <w:r>
+              <w:t>с приложени</w:t>
+            </w:r>
+            <w:r>
+              <w:t>ями</w:t>
             </w:r>
           </w:p>
         </w:tc>
@@ -7230,7 +7312,19 @@
         <w:pStyle w:val="a0"/>
       </w:pPr>
       <w:r>
-        <w:t>руководство пользователя;</w:t>
+        <w:t>руководство пользователя</w:t>
+      </w:r>
+      <w:r>
+        <w:t xml:space="preserve"> – документ</w:t>
+      </w:r>
+      <w:r>
+        <w:t>,</w:t>
+      </w:r>
+      <w:r>
+        <w:t xml:space="preserve"> описывающий порядок установки игры</w:t>
+      </w:r>
+      <w:r>
+        <w:t>;</w:t>
       </w:r>
     </w:p>
     <w:p>
@@ -7238,7 +7332,13 @@
         <w:pStyle w:val="a0"/>
       </w:pPr>
       <w:r>
-        <w:t>отчёт по учебной практике (пояснительная записка);</w:t>
+        <w:t>отчёт по учебной практике</w:t>
+      </w:r>
+      <w:r>
+        <w:t xml:space="preserve"> – документ, отражающий выполнение всех этапов работ</w:t>
+      </w:r>
+      <w:r>
+        <w:t>;</w:t>
       </w:r>
     </w:p>
     <w:p>
@@ -7246,7 +7346,86 @@
         <w:pStyle w:val="a0"/>
       </w:pPr>
       <w:r>
-        <w:t>программу и методику испытаний.</w:t>
+        <w:t>программу и методику испытаний</w:t>
+      </w:r>
+      <w:r>
+        <w:t xml:space="preserve"> – документ</w:t>
+      </w:r>
+      <w:r>
+        <w:t xml:space="preserve">, </w:t>
+      </w:r>
+      <w:r>
+        <w:t>устанавливающий условия проведения испытаний и их ход</w:t>
+      </w:r>
+      <w:r>
+        <w:t xml:space="preserve">, </w:t>
+      </w:r>
+      <w:r>
+        <w:t>с целью проверки работоспособности и соответствия требований игры техническому заданию</w:t>
+      </w:r>
+      <w:r>
+        <w:t>.</w:t>
+      </w:r>
+    </w:p>
+    <w:p>
+      <w:r>
+        <w:t>Все вышеперечисленные документы должны быть написаны с учетом требований нормативных документов:</w:t>
+      </w:r>
+    </w:p>
+    <w:p>
+      <w:pPr>
+        <w:pStyle w:val="a0"/>
+      </w:pPr>
+      <w:r>
+        <w:t>ЕСПД (Единая система программной документации): ГОСТ Р 2.105-2019</w:t>
+      </w:r>
+      <w:r>
+        <w:t>;</w:t>
+      </w:r>
+    </w:p>
+    <w:p>
+      <w:pPr>
+        <w:pStyle w:val="a0"/>
+      </w:pPr>
+      <w:r>
+        <w:t>ГОСТ 7.32-2017 (для отчета по практике – структура</w:t>
+      </w:r>
+      <w:r>
+        <w:t xml:space="preserve">, </w:t>
+      </w:r>
+      <w:r>
+        <w:t>оформление</w:t>
+      </w:r>
+      <w:r>
+        <w:t xml:space="preserve">, </w:t>
+      </w:r>
+      <w:r>
+        <w:t>список литературы)</w:t>
+      </w:r>
+      <w:r>
+        <w:t>;</w:t>
+      </w:r>
+    </w:p>
+    <w:p>
+      <w:pPr>
+        <w:pStyle w:val="a0"/>
+      </w:pPr>
+      <w:r>
+        <w:t>ГОСТ 34.602</w:t>
+      </w:r>
+      <w:r>
+        <w:rPr>
+          <w:lang w:val="en-US"/>
+        </w:rPr>
+        <w:t>-2020;</w:t>
+      </w:r>
+    </w:p>
+    <w:p>
+      <w:pPr>
+        <w:pStyle w:val="a0"/>
+      </w:pPr>
+      <w:r>
+        <w:t>Требования локальных нормативных актов колледжа ВятГУ к оформлению текстовых работ.</w:t>
       </w:r>
       <w:r>
         <w:br w:type="page"/>
@@ -7360,6 +7539,28 @@
       </w:r>
       <w:r>
         <w:t xml:space="preserve"> – руководитель образовательной программы по специальности «Информационные системы и программирование»</w:t>
+      </w:r>
+      <w:r>
+        <w:t>;</w:t>
+      </w:r>
+    </w:p>
+    <w:p>
+      <w:pPr>
+        <w:pStyle w:val="a0"/>
+      </w:pPr>
+      <w:r>
+        <w:t>Самоделкин П.А. – преподаватель по дисциплине МДК 06.01</w:t>
+      </w:r>
+      <w:r>
+        <w:t>;</w:t>
+      </w:r>
+    </w:p>
+    <w:p>
+      <w:pPr>
+        <w:pStyle w:val="a0"/>
+      </w:pPr>
+      <w:r>
+        <w:t>Самоделкин П.А. – преподаватель по дисциплине УП05</w:t>
       </w:r>
       <w:r>
         <w:t>;</w:t>
@@ -7463,7 +7664,7 @@
         <w:footnoteRef/>
       </w:r>
       <w:r>
-        <w:t>«Змейка!»: страница приложения // Microsoft Store. – URL: </w:t>
+        <w:t>«Змейка!» страница приложения // Microsoft Store. – URL: </w:t>
       </w:r>
       <w:hyperlink r:id="rId1" w:history="1">
         <w:r>

--- a/ТЗ/Прототип ТЗ.docx
+++ b/ТЗ/Прототип ТЗ.docx
@@ -341,8 +341,13 @@
               <w:t>а</w:t>
             </w:r>
             <w:r>
-              <w:t xml:space="preserve"> ВятГУ</w:t>
-            </w:r>
+              <w:t xml:space="preserve"> </w:t>
+            </w:r>
+            <w:proofErr w:type="spellStart"/>
+            <w:r>
+              <w:t>ВятГУ</w:t>
+            </w:r>
+            <w:proofErr w:type="spellEnd"/>
           </w:p>
           <w:p>
             <w:pPr>
@@ -3150,6 +3155,9 @@
       <w:bookmarkEnd w:id="0"/>
     </w:p>
     <w:p>
+      <w:pPr>
+        <w:ind w:firstLine="709"/>
+      </w:pPr>
       <w:r>
         <w:t>Данный документ является техническим заданием на разработку игры «</w:t>
       </w:r>
@@ -3173,6 +3181,9 @@
       </w:r>
     </w:p>
     <w:p>
+      <w:pPr>
+        <w:ind w:firstLine="709"/>
+      </w:pPr>
       <w:r>
         <w:t>Документ регламентирует этапы и сроки</w:t>
       </w:r>
@@ -3190,6 +3201,9 @@
       </w:r>
     </w:p>
     <w:p>
+      <w:pPr>
+        <w:ind w:firstLine="709"/>
+      </w:pPr>
       <w:r>
         <w:t>Настоящий документ предназначен для технического специалиста</w:t>
       </w:r>
@@ -3216,6 +3230,7 @@
     <w:p>
       <w:pPr>
         <w:pStyle w:val="a0"/>
+        <w:ind w:firstLine="709"/>
       </w:pPr>
       <w:r>
         <w:rPr>
@@ -3232,6 +3247,7 @@
     <w:p>
       <w:pPr>
         <w:pStyle w:val="a0"/>
+        <w:ind w:firstLine="709"/>
       </w:pPr>
       <w:r>
         <w:rPr>
@@ -3248,6 +3264,7 @@
     <w:p>
       <w:pPr>
         <w:pStyle w:val="a0"/>
+        <w:ind w:firstLine="709"/>
       </w:pPr>
       <w:r>
         <w:rPr>
@@ -3264,6 +3281,7 @@
     <w:p>
       <w:pPr>
         <w:pStyle w:val="a0"/>
+        <w:ind w:firstLine="709"/>
       </w:pPr>
       <w:r>
         <w:rPr>
@@ -3280,6 +3298,7 @@
     <w:p>
       <w:pPr>
         <w:pStyle w:val="a0"/>
+        <w:ind w:firstLine="709"/>
       </w:pPr>
       <w:r>
         <w:rPr>
@@ -3296,6 +3315,7 @@
     <w:p>
       <w:pPr>
         <w:pStyle w:val="a0"/>
+        <w:ind w:firstLine="709"/>
       </w:pPr>
       <w:r>
         <w:rPr>
@@ -3323,6 +3343,7 @@
     <w:p>
       <w:pPr>
         <w:pStyle w:val="a0"/>
+        <w:ind w:firstLine="709"/>
       </w:pPr>
       <w:r>
         <w:rPr>
@@ -3339,6 +3360,7 @@
     <w:p>
       <w:pPr>
         <w:pStyle w:val="a0"/>
+        <w:ind w:firstLine="709"/>
       </w:pPr>
       <w:r>
         <w:rPr>
@@ -3355,6 +3377,7 @@
     <w:p>
       <w:pPr>
         <w:pStyle w:val="a0"/>
+        <w:ind w:firstLine="709"/>
       </w:pPr>
       <w:r>
         <w:rPr>
@@ -3371,6 +3394,7 @@
     <w:p>
       <w:pPr>
         <w:pStyle w:val="a0"/>
+        <w:ind w:firstLine="709"/>
       </w:pPr>
       <w:r>
         <w:rPr>
@@ -3406,6 +3430,9 @@
       <w:bookmarkEnd w:id="5"/>
     </w:p>
     <w:p>
+      <w:pPr>
+        <w:ind w:firstLine="709"/>
+      </w:pPr>
       <w:r>
         <w:t>В данном разделе настоящего технического задания описываются основные сведения разработки игры «Змейка».</w:t>
       </w:r>
@@ -3421,6 +3448,9 @@
       <w:bookmarkEnd w:id="6"/>
     </w:p>
     <w:p>
+      <w:pPr>
+        <w:ind w:firstLine="709"/>
+      </w:pPr>
       <w:r>
         <w:t>Наименование игры, разрабатываемой в форме учебной практики: «Змейка».</w:t>
       </w:r>
@@ -3439,7 +3469,7 @@
       <w:pPr>
         <w:pStyle w:val="ds-markdown-paragraph"/>
         <w:spacing w:before="240" w:beforeAutospacing="0" w:after="0" w:afterAutospacing="0" w:line="360" w:lineRule="auto"/>
-        <w:ind w:firstLine="851"/>
+        <w:ind w:firstLine="709"/>
       </w:pPr>
       <w:r>
         <w:rPr>
@@ -3451,7 +3481,15 @@
         <w:t>Целью настоящей разработки</w:t>
       </w:r>
       <w:r>
-        <w:t xml:space="preserve"> является создание классической аркадной игры «Змейка» с графическим интерфейсом на языке Python с использованием библиотеки Tkinter, а также подготовка полного пакета документации.</w:t>
+        <w:t xml:space="preserve"> является создание классической аркадной игры «Змейка» с графическим интерфейсом на языке Python с использованием библиотеки </w:t>
+      </w:r>
+      <w:proofErr w:type="spellStart"/>
+      <w:r>
+        <w:t>Tkinter</w:t>
+      </w:r>
+      <w:proofErr w:type="spellEnd"/>
+      <w:r>
+        <w:t>, а также подготовка полного пакета документации.</w:t>
       </w:r>
     </w:p>
     <w:p>
@@ -3461,7 +3499,7 @@
           <w:ilvl w:val="0"/>
           <w:numId w:val="0"/>
         </w:numPr>
-        <w:ind w:left="851"/>
+        <w:ind w:left="851" w:firstLine="709"/>
       </w:pPr>
       <w:r>
         <w:t>Задачи разработки:</w:t>
@@ -3470,6 +3508,7 @@
     <w:p>
       <w:pPr>
         <w:pStyle w:val="a0"/>
+        <w:ind w:firstLine="709"/>
       </w:pPr>
       <w:r>
         <w:t>анализ предметной области и существующих аналогов;</w:t>
@@ -3478,6 +3517,7 @@
     <w:p>
       <w:pPr>
         <w:pStyle w:val="a0"/>
+        <w:ind w:firstLine="709"/>
       </w:pPr>
       <w:r>
         <w:t>проектирование структуры приложения и пользовательского интерфейса;</w:t>
@@ -3486,6 +3526,7 @@
     <w:p>
       <w:pPr>
         <w:pStyle w:val="a0"/>
+        <w:ind w:firstLine="709"/>
       </w:pPr>
       <w:r>
         <w:t>реализация игровой логики (движение змейки, появление еды, проверка столкновений, подсчёт очков);</w:t>
@@ -3494,6 +3535,7 @@
     <w:p>
       <w:pPr>
         <w:pStyle w:val="a0"/>
+        <w:ind w:firstLine="709"/>
       </w:pPr>
       <w:r>
         <w:t>тестирование и отладка программы;</w:t>
@@ -3502,6 +3544,7 @@
     <w:p>
       <w:pPr>
         <w:pStyle w:val="a0"/>
+        <w:ind w:firstLine="709"/>
       </w:pPr>
       <w:r>
         <w:t>подготовка технической и пользовательской документации.</w:t>
@@ -3521,7 +3564,7 @@
       <w:pPr>
         <w:pStyle w:val="ds-markdown-paragraph"/>
         <w:spacing w:before="0" w:beforeAutospacing="0" w:after="0" w:afterAutospacing="0" w:line="360" w:lineRule="auto"/>
-        <w:ind w:firstLine="851"/>
+        <w:ind w:firstLine="720"/>
         <w:jc w:val="both"/>
       </w:pPr>
       <w:r>
@@ -3534,14 +3577,22 @@
         <w:t>Исполнителем настоящей работы</w:t>
       </w:r>
       <w:r>
-        <w:t xml:space="preserve"> является студент ФГБОУ ВО «Вятский государственный университет» (колледж ВятГУ), группы ИСПк-203-52-00, Шильников Максим Юрьевич.</w:t>
+        <w:t xml:space="preserve"> является студент ФГБОУ ВО «Вятский государственный университет» (колледж </w:t>
+      </w:r>
+      <w:proofErr w:type="spellStart"/>
+      <w:r>
+        <w:t>ВятГУ</w:t>
+      </w:r>
+      <w:proofErr w:type="spellEnd"/>
+      <w:r>
+        <w:t>), группы ИСПк-203-52-00, Шильников Максим Юрьевич.</w:t>
       </w:r>
     </w:p>
     <w:p>
       <w:pPr>
         <w:pStyle w:val="ds-markdown-paragraph"/>
         <w:spacing w:before="0" w:beforeAutospacing="0" w:after="0" w:afterAutospacing="0" w:line="360" w:lineRule="auto"/>
-        <w:ind w:firstLine="851"/>
+        <w:ind w:firstLine="720"/>
         <w:jc w:val="both"/>
       </w:pPr>
       <w:r>
@@ -3554,12 +3605,21 @@
         <w:t>Заказчиком настоящей работы</w:t>
       </w:r>
       <w:r>
-        <w:t xml:space="preserve"> является коллектив преподавателей ФГБОУ ВО «Вятский государственный университет» (колледж ВятГУ):</w:t>
+        <w:t xml:space="preserve"> является коллектив преподавателей ФГБОУ ВО «Вятский государственный университет» (колледж </w:t>
+      </w:r>
+      <w:proofErr w:type="spellStart"/>
+      <w:r>
+        <w:t>ВятГУ</w:t>
+      </w:r>
+      <w:proofErr w:type="spellEnd"/>
+      <w:r>
+        <w:t>):</w:t>
       </w:r>
     </w:p>
     <w:p>
       <w:pPr>
         <w:pStyle w:val="a0"/>
+        <w:ind w:firstLine="720"/>
       </w:pPr>
       <w:r>
         <w:t>по учебной практике – Самоделкин П.А.;</w:t>
@@ -3568,6 +3628,7 @@
     <w:p>
       <w:pPr>
         <w:pStyle w:val="a0"/>
+        <w:ind w:firstLine="720"/>
       </w:pPr>
       <w:r>
         <w:t>по дисциплине «Анализ и разработка технического задания» –</w:t>
@@ -3588,6 +3649,7 @@
     <w:p>
       <w:pPr>
         <w:pStyle w:val="a0"/>
+        <w:ind w:firstLine="720"/>
       </w:pPr>
       <w:r>
         <w:t>по дисциплине «Внедрение информационных систем» – Самоделкин П.А.;</w:t>
@@ -3596,6 +3658,7 @@
     <w:p>
       <w:pPr>
         <w:pStyle w:val="a0"/>
+        <w:ind w:firstLine="720"/>
       </w:pPr>
       <w:r>
         <w:t xml:space="preserve">руководитель образовательной программы – </w:t>
@@ -3621,6 +3684,9 @@
       <w:bookmarkEnd w:id="9"/>
     </w:p>
     <w:p>
+      <w:pPr>
+        <w:ind w:firstLine="720"/>
+      </w:pPr>
       <w:r>
         <w:t>Разработка программного продукта должна быть осуществлена с 17.01.2026 по 20.06.2026.</w:t>
       </w:r>
@@ -3640,6 +3706,9 @@
       </w:r>
     </w:p>
     <w:p>
+      <w:pPr>
+        <w:ind w:firstLine="720"/>
+      </w:pPr>
       <w:r>
         <w:t>В данном разделе настоящего технического задания описывается назначение разработки игры «Змейка».</w:t>
       </w:r>
@@ -3655,6 +3724,9 @@
       <w:bookmarkEnd w:id="11"/>
     </w:p>
     <w:p>
+      <w:pPr>
+        <w:ind w:firstLine="720"/>
+      </w:pPr>
       <w:r>
         <w:t xml:space="preserve">Программный продукт предназначен для организации участия </w:t>
       </w:r>
@@ -3686,6 +3758,7 @@
     <w:p>
       <w:pPr>
         <w:pStyle w:val="a0"/>
+        <w:ind w:firstLine="720"/>
       </w:pPr>
       <w:r>
         <w:t>запуск и управление игрой;</w:t>
@@ -3694,6 +3767,7 @@
     <w:p>
       <w:pPr>
         <w:pStyle w:val="a0"/>
+        <w:ind w:firstLine="720"/>
       </w:pPr>
       <w:r>
         <w:t>отображение игрового поля, змейки, еды и текущего счёта;</w:t>
@@ -3702,6 +3776,7 @@
     <w:p>
       <w:pPr>
         <w:pStyle w:val="a0"/>
+        <w:ind w:firstLine="720"/>
       </w:pPr>
       <w:r>
         <w:t>обработка пользовательского ввода (клавиши управления);</w:t>
@@ -3710,6 +3785,7 @@
     <w:p>
       <w:pPr>
         <w:pStyle w:val="a0"/>
+        <w:ind w:firstLine="720"/>
       </w:pPr>
       <w:r>
         <w:t>завершение игры при столкновении и отображение сообщения о проигрыше.</w:t>
@@ -3729,6 +3805,9 @@
       <w:bookmarkEnd w:id="12"/>
     </w:p>
     <w:p>
+      <w:pPr>
+        <w:ind w:firstLine="720"/>
+      </w:pPr>
       <w:r>
         <w:t>Программа рассчитана на широкий круг пользователей, обладающих базовыми навыками работы с клавиатурой. Не требует специальной подготовки или установки дополнительного программного обеспечения, кроме интерпретатора Python.</w:t>
       </w:r>
@@ -3748,6 +3827,9 @@
       <w:bookmarkEnd w:id="13"/>
     </w:p>
     <w:p>
+      <w:pPr>
+        <w:ind w:firstLine="720"/>
+      </w:pPr>
       <w:r>
         <w:t>В данном разделе настоящего технического задания описыв</w:t>
       </w:r>
@@ -3796,26 +3878,122 @@
           <w:rFonts w:eastAsia="Times New Roman" w:cs="Times New Roman"/>
           <w:szCs w:val="24"/>
         </w:rPr>
-        <w:t xml:space="preserve">«Змейка» (англ. Snake) – это классический жанр аркадных игр, где игрок управляет постоянно растущей линией, избегая столкновений. </w:t>
-      </w:r>
-    </w:p>
-    <w:p>
-      <w:pPr>
-        <w:tabs>
-          <w:tab w:val="num" w:pos="720"/>
-        </w:tabs>
-        <w:ind w:firstLine="720"/>
+        <w:t xml:space="preserve">«Змейка» (англ. </w:t>
+      </w:r>
+      <w:proofErr w:type="spellStart"/>
+      <w:r>
         <w:rPr>
           <w:rFonts w:eastAsia="Times New Roman" w:cs="Times New Roman"/>
           <w:szCs w:val="24"/>
         </w:rPr>
-      </w:pPr>
+        <w:t>Snake</w:t>
+      </w:r>
+      <w:proofErr w:type="spellEnd"/>
       <w:r>
         <w:rPr>
           <w:rFonts w:eastAsia="Times New Roman" w:cs="Times New Roman"/>
           <w:szCs w:val="24"/>
         </w:rPr>
-        <w:t>Основы жанра заложила аркадная игра Blockade от команды Gremlin Interactive. Это была игра для двух игроков, где движение оставляло неисчезающий след, а столкновение с ним означало проигрыш. Одну из первых компьютерных адаптаций концепции под названием Worm создал Питер Трефонас для компьютера TRS-80. Каноническую версию разработал Танели Арманто, финский инженер Nokia. Он адаптировал идею для одиночной игры на телефоне Nokia 6110, добавив механику сбора точек (яблок) для роста змейки.</w:t>
+        <w:t xml:space="preserve">) – это классический жанр аркадных игр, где игрок управляет постоянно растущей линией, избегая столкновений. </w:t>
+      </w:r>
+    </w:p>
+    <w:p>
+      <w:pPr>
+        <w:tabs>
+          <w:tab w:val="num" w:pos="720"/>
+        </w:tabs>
+        <w:ind w:firstLine="720"/>
+        <w:rPr>
+          <w:rFonts w:eastAsia="Times New Roman" w:cs="Times New Roman"/>
+          <w:szCs w:val="24"/>
+        </w:rPr>
+      </w:pPr>
+      <w:r>
+        <w:rPr>
+          <w:rFonts w:eastAsia="Times New Roman" w:cs="Times New Roman"/>
+          <w:szCs w:val="24"/>
+        </w:rPr>
+        <w:t xml:space="preserve">Основы жанра заложила аркадная игра </w:t>
+      </w:r>
+      <w:proofErr w:type="spellStart"/>
+      <w:r>
+        <w:rPr>
+          <w:rFonts w:eastAsia="Times New Roman" w:cs="Times New Roman"/>
+          <w:szCs w:val="24"/>
+        </w:rPr>
+        <w:t>Blockade</w:t>
+      </w:r>
+      <w:proofErr w:type="spellEnd"/>
+      <w:r>
+        <w:rPr>
+          <w:rFonts w:eastAsia="Times New Roman" w:cs="Times New Roman"/>
+          <w:szCs w:val="24"/>
+        </w:rPr>
+        <w:t xml:space="preserve"> от команды </w:t>
+      </w:r>
+      <w:proofErr w:type="spellStart"/>
+      <w:r>
+        <w:rPr>
+          <w:rFonts w:eastAsia="Times New Roman" w:cs="Times New Roman"/>
+          <w:szCs w:val="24"/>
+        </w:rPr>
+        <w:t>Gremlin</w:t>
+      </w:r>
+      <w:proofErr w:type="spellEnd"/>
+      <w:r>
+        <w:rPr>
+          <w:rFonts w:eastAsia="Times New Roman" w:cs="Times New Roman"/>
+          <w:szCs w:val="24"/>
+        </w:rPr>
+        <w:t xml:space="preserve"> Interactive. Это была игра для двух игроков, где движение оставляло неисчезающий след, а столкновение с ним означало проигрыш. Одну из первых компьютерных адаптаций концепции под названием </w:t>
+      </w:r>
+      <w:proofErr w:type="spellStart"/>
+      <w:r>
+        <w:rPr>
+          <w:rFonts w:eastAsia="Times New Roman" w:cs="Times New Roman"/>
+          <w:szCs w:val="24"/>
+        </w:rPr>
+        <w:t>Worm</w:t>
+      </w:r>
+      <w:proofErr w:type="spellEnd"/>
+      <w:r>
+        <w:rPr>
+          <w:rFonts w:eastAsia="Times New Roman" w:cs="Times New Roman"/>
+          <w:szCs w:val="24"/>
+        </w:rPr>
+        <w:t xml:space="preserve"> создал Питер </w:t>
+      </w:r>
+      <w:proofErr w:type="spellStart"/>
+      <w:r>
+        <w:rPr>
+          <w:rFonts w:eastAsia="Times New Roman" w:cs="Times New Roman"/>
+          <w:szCs w:val="24"/>
+        </w:rPr>
+        <w:t>Трефонас</w:t>
+      </w:r>
+      <w:proofErr w:type="spellEnd"/>
+      <w:r>
+        <w:rPr>
+          <w:rFonts w:eastAsia="Times New Roman" w:cs="Times New Roman"/>
+          <w:szCs w:val="24"/>
+        </w:rPr>
+        <w:t xml:space="preserve"> для компьютера TRS-80. Каноническую версию разработал Танели </w:t>
+      </w:r>
+      <w:proofErr w:type="spellStart"/>
+      <w:r>
+        <w:rPr>
+          <w:rFonts w:eastAsia="Times New Roman" w:cs="Times New Roman"/>
+          <w:szCs w:val="24"/>
+        </w:rPr>
+        <w:t>Арманто</w:t>
+      </w:r>
+      <w:proofErr w:type="spellEnd"/>
+      <w:r>
+        <w:rPr>
+          <w:rFonts w:eastAsia="Times New Roman" w:cs="Times New Roman"/>
+          <w:szCs w:val="24"/>
+        </w:rPr>
+        <w:t>, финский инженер Nokia. Он адаптировал идею для одиночной игры на телефоне Nokia 6110, добавив механику сбора точек (яблок) для роста змейки.</w:t>
       </w:r>
     </w:p>
     <w:p>
@@ -3867,6 +4045,7 @@
         </w:rPr>
         <w:t xml:space="preserve">– </w:t>
       </w:r>
+      <w:proofErr w:type="spellStart"/>
       <w:r>
         <w:rPr>
           <w:rFonts w:eastAsia="Times New Roman" w:cs="Times New Roman"/>
@@ -3875,6 +4054,7 @@
         </w:rPr>
         <w:t>Pitraev</w:t>
       </w:r>
+      <w:proofErr w:type="spellEnd"/>
       <w:r>
         <w:rPr>
           <w:rFonts w:eastAsia="Times New Roman" w:cs="Times New Roman"/>
@@ -3971,6 +4151,7 @@
     </w:p>
     <w:p>
       <w:pPr>
+        <w:ind w:firstLine="709"/>
         <w:rPr>
           <w:rFonts w:eastAsiaTheme="majorEastAsia" w:cs="Times New Roman"/>
           <w:szCs w:val="24"/>
@@ -4014,6 +4195,7 @@
         </w:rPr>
         <w:t xml:space="preserve">. Была разработана в 2020 году разработчиком </w:t>
       </w:r>
+      <w:proofErr w:type="spellStart"/>
       <w:r>
         <w:rPr>
           <w:rFonts w:eastAsia="Times New Roman" w:cs="Times New Roman"/>
@@ -4022,6 +4204,7 @@
         </w:rPr>
         <w:t>Pitraev</w:t>
       </w:r>
+      <w:proofErr w:type="spellEnd"/>
       <w:r>
         <w:rPr>
           <w:rFonts w:eastAsia="Times New Roman" w:cs="Times New Roman"/>
@@ -4047,6 +4230,7 @@
     </w:p>
     <w:p>
       <w:pPr>
+        <w:ind w:firstLine="709"/>
         <w:rPr>
           <w:rFonts w:cs="Times New Roman"/>
           <w:szCs w:val="24"/>
@@ -4072,6 +4256,7 @@
     <w:p>
       <w:pPr>
         <w:pStyle w:val="a0"/>
+        <w:ind w:firstLine="709"/>
       </w:pPr>
       <w:r>
         <w:t>к</w:t>
@@ -4086,6 +4271,7 @@
     <w:p>
       <w:pPr>
         <w:pStyle w:val="a0"/>
+        <w:ind w:firstLine="709"/>
       </w:pPr>
       <w:r>
         <w:t>к</w:t>
@@ -4106,6 +4292,7 @@
     <w:p>
       <w:pPr>
         <w:pStyle w:val="a0"/>
+        <w:ind w:firstLine="709"/>
       </w:pPr>
       <w:r>
         <w:t>отзывчивое управление.</w:t>
@@ -4113,6 +4300,7 @@
     </w:p>
     <w:p>
       <w:pPr>
+        <w:ind w:firstLine="709"/>
         <w:rPr>
           <w:rFonts w:cs="Times New Roman"/>
           <w:szCs w:val="24"/>
@@ -4136,6 +4324,7 @@
     <w:p>
       <w:pPr>
         <w:pStyle w:val="a0"/>
+        <w:ind w:firstLine="709"/>
       </w:pPr>
       <w:r>
         <w:t>н</w:t>
@@ -4171,6 +4360,7 @@
     <w:p>
       <w:pPr>
         <w:pStyle w:val="a0"/>
+        <w:ind w:firstLine="709"/>
       </w:pPr>
       <w:r>
         <w:t xml:space="preserve">отсутствие </w:t>
@@ -4194,6 +4384,7 @@
     <w:p>
       <w:pPr>
         <w:pStyle w:val="a0"/>
+        <w:ind w:firstLine="709"/>
       </w:pPr>
       <w:r>
         <w:t>рваный игровой процесс.</w:t>
@@ -4201,7 +4392,7 @@
     </w:p>
     <w:p>
       <w:pPr>
-        <w:ind w:firstLine="0"/>
+        <w:ind w:firstLine="709"/>
       </w:pPr>
     </w:p>
     <w:p>
@@ -4216,6 +4407,7 @@
           <w:tab w:val="clear" w:pos="1276"/>
         </w:tabs>
         <w:suppressAutoHyphens/>
+        <w:ind w:firstLine="709"/>
         <w:rPr>
           <w:rFonts w:eastAsia="Times New Roman" w:cs="Times New Roman"/>
           <w:szCs w:val="24"/>
@@ -4290,7 +4482,7 @@
     </w:p>
     <w:p>
       <w:pPr>
-        <w:ind w:firstLine="0"/>
+        <w:ind w:firstLine="709"/>
         <w:jc w:val="center"/>
         <w:rPr>
           <w:rFonts w:eastAsia="Times New Roman" w:cs="Times New Roman"/>
@@ -4350,6 +4542,7 @@
     <w:p>
       <w:pPr>
         <w:pStyle w:val="a9"/>
+        <w:ind w:firstLine="709"/>
       </w:pPr>
       <w:r>
         <w:t>Рисунок 2 – Скриншот интерфейса игры «Змейка 2</w:t>
@@ -4366,6 +4559,7 @@
     </w:p>
     <w:p>
       <w:pPr>
+        <w:ind w:firstLine="709"/>
         <w:rPr>
           <w:rFonts w:eastAsiaTheme="majorEastAsia" w:cs="Times New Roman"/>
           <w:szCs w:val="24"/>
@@ -4394,6 +4588,7 @@
         </w:rPr>
         <w:t xml:space="preserve"> (см. рисунок 2) – классическая аркадная змейка, из популярного магазина приложений </w:t>
       </w:r>
+      <w:proofErr w:type="spellStart"/>
       <w:r>
         <w:rPr>
           <w:rFonts w:eastAsia="Times New Roman" w:cs="Times New Roman"/>
@@ -4402,6 +4597,7 @@
         </w:rPr>
         <w:t>Rustore</w:t>
       </w:r>
+      <w:proofErr w:type="spellEnd"/>
       <w:r>
         <w:rPr>
           <w:rFonts w:eastAsia="Times New Roman" w:cs="Times New Roman"/>
@@ -4427,6 +4623,7 @@
     </w:p>
     <w:p>
       <w:pPr>
+        <w:ind w:firstLine="709"/>
         <w:rPr>
           <w:rFonts w:cs="Times New Roman"/>
           <w:szCs w:val="24"/>
@@ -4452,6 +4649,7 @@
     <w:p>
       <w:pPr>
         <w:pStyle w:val="a0"/>
+        <w:ind w:firstLine="709"/>
       </w:pPr>
       <w:r>
         <w:t>отображение текущего счёта прямо на игровом поле</w:t>
@@ -4463,6 +4661,7 @@
     <w:p>
       <w:pPr>
         <w:pStyle w:val="a0"/>
+        <w:ind w:firstLine="709"/>
       </w:pPr>
       <w:r>
         <w:t>к</w:t>
@@ -4477,6 +4676,7 @@
     <w:p>
       <w:pPr>
         <w:pStyle w:val="a0"/>
+        <w:ind w:firstLine="709"/>
       </w:pPr>
       <w:r>
         <w:t>к</w:t>
@@ -4493,6 +4693,7 @@
     </w:p>
     <w:p>
       <w:pPr>
+        <w:ind w:firstLine="709"/>
         <w:rPr>
           <w:rFonts w:cs="Times New Roman"/>
           <w:szCs w:val="24"/>
@@ -4516,6 +4717,7 @@
     <w:p>
       <w:pPr>
         <w:pStyle w:val="a0"/>
+        <w:ind w:firstLine="709"/>
       </w:pPr>
       <w:r>
         <w:t>в</w:t>
@@ -4527,6 +4729,7 @@
     <w:p>
       <w:pPr>
         <w:pStyle w:val="a0"/>
+        <w:ind w:firstLine="709"/>
       </w:pPr>
       <w:r>
         <w:t>отсутствие какого</w:t>
@@ -4541,6 +4744,7 @@
     <w:p>
       <w:pPr>
         <w:pStyle w:val="a0"/>
+        <w:ind w:firstLine="709"/>
       </w:pPr>
       <w:r>
         <w:t xml:space="preserve">отсутствие какого </w:t>
@@ -4554,7 +4758,7 @@
     </w:p>
     <w:p>
       <w:pPr>
-        <w:ind w:firstLine="0"/>
+        <w:ind w:firstLine="709"/>
       </w:pPr>
     </w:p>
     <w:p>
@@ -4569,6 +4773,7 @@
           <w:tab w:val="clear" w:pos="1276"/>
         </w:tabs>
         <w:suppressAutoHyphens/>
+        <w:ind w:firstLine="709"/>
         <w:rPr>
           <w:rFonts w:eastAsia="Times New Roman" w:cs="Times New Roman"/>
           <w:szCs w:val="24"/>
@@ -4596,6 +4801,7 @@
         </w:rPr>
         <w:t xml:space="preserve"> – </w:t>
       </w:r>
+      <w:proofErr w:type="spellStart"/>
       <w:r>
         <w:rPr>
           <w:rFonts w:eastAsia="Times New Roman" w:cs="Times New Roman"/>
@@ -4604,6 +4810,7 @@
         </w:rPr>
         <w:t>SpateTech</w:t>
       </w:r>
+      <w:proofErr w:type="spellEnd"/>
       <w:r>
         <w:rPr>
           <w:rFonts w:eastAsia="Times New Roman" w:cs="Times New Roman"/>
@@ -4696,6 +4903,7 @@
     </w:p>
     <w:p>
       <w:pPr>
+        <w:ind w:firstLine="709"/>
         <w:rPr>
           <w:rFonts w:eastAsiaTheme="majorEastAsia" w:cs="Times New Roman"/>
           <w:szCs w:val="24"/>
@@ -4709,6 +4917,7 @@
         <w:lastRenderedPageBreak/>
         <w:t xml:space="preserve">Змейка (рис. 3) – классическая аркадная змейка, из популярного магазина приложений </w:t>
       </w:r>
+      <w:proofErr w:type="spellStart"/>
       <w:r>
         <w:rPr>
           <w:rFonts w:eastAsia="Times New Roman" w:cs="Times New Roman"/>
@@ -4717,6 +4926,7 @@
         </w:rPr>
         <w:t>Rustore</w:t>
       </w:r>
+      <w:proofErr w:type="spellEnd"/>
       <w:r>
         <w:rPr>
           <w:rFonts w:eastAsia="Times New Roman" w:cs="Times New Roman"/>
@@ -4724,6 +4934,7 @@
         </w:rPr>
         <w:t xml:space="preserve">. Была разработана в 23мар. 2024 года разработчиком </w:t>
       </w:r>
+      <w:proofErr w:type="spellStart"/>
       <w:r>
         <w:rPr>
           <w:rFonts w:eastAsia="Times New Roman" w:cs="Times New Roman"/>
@@ -4732,6 +4943,7 @@
         </w:rPr>
         <w:t>SpateTech</w:t>
       </w:r>
+      <w:proofErr w:type="spellEnd"/>
       <w:r>
         <w:rPr>
           <w:rFonts w:eastAsia="Times New Roman" w:cs="Times New Roman"/>
@@ -4742,6 +4954,7 @@
     </w:p>
     <w:p>
       <w:pPr>
+        <w:ind w:firstLine="709"/>
         <w:rPr>
           <w:rFonts w:cs="Times New Roman"/>
           <w:szCs w:val="24"/>
@@ -4767,6 +4980,7 @@
     <w:p>
       <w:pPr>
         <w:pStyle w:val="a0"/>
+        <w:ind w:firstLine="709"/>
       </w:pPr>
       <w:r>
         <w:t>отзывчивое управление кнопками;</w:t>
@@ -4775,6 +4989,7 @@
     <w:p>
       <w:pPr>
         <w:pStyle w:val="a0"/>
+        <w:ind w:firstLine="709"/>
       </w:pPr>
       <w:r>
         <w:t>к</w:t>
@@ -4789,6 +5004,7 @@
     <w:p>
       <w:pPr>
         <w:pStyle w:val="a0"/>
+        <w:ind w:firstLine="709"/>
       </w:pPr>
       <w:r>
         <w:t>к</w:t>
@@ -4805,6 +5021,7 @@
     </w:p>
     <w:p>
       <w:pPr>
+        <w:ind w:firstLine="709"/>
         <w:rPr>
           <w:rFonts w:cs="Times New Roman"/>
           <w:szCs w:val="24"/>
@@ -4828,6 +5045,7 @@
     <w:p>
       <w:pPr>
         <w:pStyle w:val="a0"/>
+        <w:ind w:firstLine="709"/>
       </w:pPr>
       <w:r>
         <w:t>н</w:t>
@@ -4863,6 +5081,7 @@
     <w:p>
       <w:pPr>
         <w:pStyle w:val="a0"/>
+        <w:ind w:firstLine="709"/>
       </w:pPr>
       <w:r>
         <w:t>отсутствие какого</w:t>
@@ -4877,6 +5096,7 @@
     <w:p>
       <w:pPr>
         <w:pStyle w:val="a0"/>
+        <w:ind w:firstLine="709"/>
       </w:pPr>
       <w:r>
         <w:t xml:space="preserve">отсутствие какого </w:t>
@@ -4889,6 +5109,9 @@
       </w:r>
     </w:p>
     <w:p>
+      <w:pPr>
+        <w:ind w:firstLine="709"/>
+      </w:pPr>
       <w:r>
         <w:t>Вывод:</w:t>
       </w:r>
@@ -4900,7 +5123,7 @@
           <w:ilvl w:val="0"/>
           <w:numId w:val="0"/>
         </w:numPr>
-        <w:ind w:firstLine="851"/>
+        <w:ind w:firstLine="709"/>
         <w:rPr>
           <w:szCs w:val="24"/>
         </w:rPr>
@@ -4937,6 +5160,7 @@
     <w:p>
       <w:pPr>
         <w:pStyle w:val="1"/>
+        <w:ind w:firstLine="709"/>
       </w:pPr>
       <w:bookmarkStart w:id="16" w:name="_Toc223514274"/>
       <w:r>
@@ -4946,6 +5170,9 @@
       <w:bookmarkEnd w:id="16"/>
     </w:p>
     <w:p>
+      <w:pPr>
+        <w:ind w:firstLine="709"/>
+      </w:pPr>
       <w:r>
         <w:t xml:space="preserve">В данном разделе настоящего технического задания описываются </w:t>
       </w:r>
@@ -4959,6 +5186,7 @@
     <w:p>
       <w:pPr>
         <w:pStyle w:val="2"/>
+        <w:ind w:firstLine="709"/>
       </w:pPr>
       <w:bookmarkStart w:id="17" w:name="_Toc223514275"/>
       <w:r>
@@ -4967,11 +5195,17 @@
       <w:bookmarkEnd w:id="17"/>
     </w:p>
     <w:p>
+      <w:pPr>
+        <w:ind w:firstLine="709"/>
+      </w:pPr>
       <w:r>
         <w:t>Игровое поле представляет собой прямоугольную сетку. В начальный момент змейка состоит из трёх сегментов и располагается в центре поля. Еда появляется в случайной свободной клетке.</w:t>
       </w:r>
     </w:p>
     <w:p>
+      <w:pPr>
+        <w:ind w:firstLine="709"/>
+      </w:pPr>
       <w:r>
         <w:rPr>
           <w:rStyle w:val="afc"/>
@@ -4985,6 +5219,9 @@
       </w:r>
     </w:p>
     <w:p>
+      <w:pPr>
+        <w:ind w:firstLine="709"/>
+      </w:pPr>
       <w:r>
         <w:t>Запрещено разворачиваться на 180 градусов (например, при движении вправо нельзя мгновенно повернуть налево) – такое нажатие игнорируется.</w:t>
       </w:r>
@@ -4992,6 +5229,7 @@
     <w:p>
       <w:pPr>
         <w:pStyle w:val="2"/>
+        <w:ind w:firstLine="709"/>
       </w:pPr>
       <w:bookmarkStart w:id="18" w:name="_Toc223514276"/>
       <w:r>
@@ -5000,6 +5238,9 @@
       <w:bookmarkEnd w:id="18"/>
     </w:p>
     <w:p>
+      <w:pPr>
+        <w:ind w:firstLine="709"/>
+      </w:pPr>
       <w:r>
         <w:t>П</w:t>
       </w:r>
@@ -5010,6 +5251,7 @@
     <w:p>
       <w:pPr>
         <w:pStyle w:val="a0"/>
+        <w:ind w:firstLine="709"/>
       </w:pPr>
       <w:r>
         <w:t>пользователь должен иметь возможность управлять змейкой с помощью четырёх клавиш-стрелок;</w:t>
@@ -5018,6 +5260,7 @@
     <w:p>
       <w:pPr>
         <w:pStyle w:val="a0"/>
+        <w:ind w:firstLine="709"/>
       </w:pPr>
       <w:r>
         <w:t>программа должна автоматически генерировать новую еду после съедания предыдущей;</w:t>
@@ -5026,6 +5269,7 @@
     <w:p>
       <w:pPr>
         <w:pStyle w:val="a0"/>
+        <w:ind w:firstLine="709"/>
       </w:pPr>
       <w:r>
         <w:t>программа должна вести подсчёт текущего счёта и отображать его в процессе игры;</w:t>
@@ -5034,6 +5278,7 @@
     <w:p>
       <w:pPr>
         <w:pStyle w:val="a0"/>
+        <w:ind w:firstLine="709"/>
       </w:pPr>
       <w:r>
         <w:t>при завершении игры программа должна отобразить сообщение о проигрыше или выигрыше;</w:t>
@@ -5042,6 +5287,7 @@
     <w:p>
       <w:pPr>
         <w:pStyle w:val="a0"/>
+        <w:ind w:firstLine="709"/>
       </w:pPr>
       <w:r>
         <w:t>интерфейс должен обновляться в реальном времени (движение змейки, появление еды).</w:t>
@@ -5050,6 +5296,7 @@
     <w:p>
       <w:pPr>
         <w:pStyle w:val="2"/>
+        <w:ind w:firstLine="709"/>
       </w:pPr>
       <w:bookmarkStart w:id="19" w:name="_Toc223514277"/>
       <w:r>
@@ -5061,6 +5308,9 @@
       <w:bookmarkEnd w:id="19"/>
     </w:p>
     <w:p>
+      <w:pPr>
+        <w:ind w:firstLine="709"/>
+      </w:pPr>
       <w:r>
         <w:t>Требования к показателям назначений не предъявляются</w:t>
       </w:r>
@@ -5071,6 +5321,7 @@
     <w:p>
       <w:pPr>
         <w:pStyle w:val="2"/>
+        <w:ind w:firstLine="709"/>
       </w:pPr>
       <w:bookmarkStart w:id="20" w:name="_Toc223514278"/>
       <w:r>
@@ -5085,7 +5336,7 @@
           <w:ilvl w:val="0"/>
           <w:numId w:val="0"/>
         </w:numPr>
-        <w:ind w:left="851"/>
+        <w:ind w:left="851" w:firstLine="709"/>
       </w:pPr>
       <w:r>
         <w:t>Основные элементы</w:t>
@@ -5100,6 +5351,7 @@
     <w:p>
       <w:pPr>
         <w:pStyle w:val="a0"/>
+        <w:ind w:firstLine="709"/>
       </w:pPr>
       <w:r>
         <w:t xml:space="preserve">главное окно приложения размером </w:t>
@@ -5120,6 +5372,7 @@
     <w:p>
       <w:pPr>
         <w:pStyle w:val="a0"/>
+        <w:ind w:firstLine="709"/>
       </w:pPr>
       <w:r>
         <w:lastRenderedPageBreak/>
@@ -5132,6 +5385,7 @@
     <w:p>
       <w:pPr>
         <w:pStyle w:val="a0"/>
+        <w:ind w:firstLine="709"/>
       </w:pPr>
       <w:r>
         <w:t>игровое поле,</w:t>
@@ -5146,6 +5400,7 @@
     <w:p>
       <w:pPr>
         <w:pStyle w:val="vguList2"/>
+        <w:ind w:firstLine="709"/>
       </w:pPr>
       <w:r>
         <w:t xml:space="preserve">змейка в виде </w:t>
@@ -5160,6 +5415,7 @@
     <w:p>
       <w:pPr>
         <w:pStyle w:val="vguList2"/>
+        <w:ind w:firstLine="709"/>
       </w:pPr>
       <w:r>
         <w:t xml:space="preserve">еда в виде </w:t>
@@ -5174,6 +5430,7 @@
     <w:p>
       <w:pPr>
         <w:pStyle w:val="vguList2"/>
+        <w:ind w:firstLine="709"/>
       </w:pPr>
       <w:r>
         <w:t>счёт в левом верхнем углу</w:t>
@@ -5185,6 +5442,7 @@
     <w:p>
       <w:pPr>
         <w:pStyle w:val="a0"/>
+        <w:ind w:firstLine="709"/>
       </w:pPr>
       <w:r>
         <w:t>при завершении игры поверх поля должно появиться</w:t>
@@ -5203,7 +5461,7 @@
           <w:ilvl w:val="0"/>
           <w:numId w:val="0"/>
         </w:numPr>
-        <w:ind w:left="851"/>
+        <w:ind w:left="851" w:firstLine="709"/>
         <w:rPr>
           <w:lang w:val="en-US"/>
         </w:rPr>
@@ -5222,6 +5480,7 @@
           <w:ilvl w:val="0"/>
           <w:numId w:val="0"/>
         </w:numPr>
+        <w:ind w:firstLine="709"/>
         <w:jc w:val="center"/>
         <w:rPr>
           <w:lang w:val="en-US"/>
@@ -5283,6 +5542,7 @@
     <w:p>
       <w:pPr>
         <w:pStyle w:val="a9"/>
+        <w:ind w:firstLine="709"/>
       </w:pPr>
       <w:r>
         <w:t xml:space="preserve">Рисунок 1 – </w:t>
@@ -5296,7 +5556,7 @@
     </w:p>
     <w:p>
       <w:pPr>
-        <w:ind w:firstLine="0"/>
+        <w:ind w:firstLine="709"/>
         <w:jc w:val="center"/>
       </w:pPr>
       <w:r>
@@ -5356,6 +5616,7 @@
     <w:p>
       <w:pPr>
         <w:pStyle w:val="a9"/>
+        <w:ind w:firstLine="709"/>
       </w:pPr>
       <w:r>
         <w:t xml:space="preserve">Рисунок </w:t>
@@ -5379,6 +5640,7 @@
     <w:p>
       <w:pPr>
         <w:pStyle w:val="2"/>
+        <w:ind w:firstLine="709"/>
       </w:pPr>
       <w:bookmarkStart w:id="21" w:name="_Toc223514279"/>
       <w:r>
@@ -5387,6 +5649,9 @@
       <w:bookmarkEnd w:id="21"/>
     </w:p>
     <w:p>
+      <w:pPr>
+        <w:ind w:firstLine="709"/>
+      </w:pPr>
       <w:r>
         <w:t xml:space="preserve">В данном разделе настоящего технического задания описываются основные </w:t>
       </w:r>
@@ -5400,6 +5665,7 @@
     <w:p>
       <w:pPr>
         <w:pStyle w:val="3"/>
+        <w:ind w:firstLine="709"/>
       </w:pPr>
       <w:bookmarkStart w:id="22" w:name="_Toc223514280"/>
       <w:r>
@@ -5408,6 +5674,9 @@
       <w:bookmarkEnd w:id="22"/>
     </w:p>
     <w:p>
+      <w:pPr>
+        <w:ind w:firstLine="709"/>
+      </w:pPr>
       <w:r>
         <w:t>Генерация координат еды</w:t>
       </w:r>
@@ -5418,20 +5687,56 @@
     <w:p>
       <w:pPr>
         <w:pStyle w:val="a0"/>
-      </w:pPr>
-      <w:r>
-        <w:t>left, right – координаты левой и правой границы игрового поля (в пикселях);</w:t>
+        <w:ind w:firstLine="709"/>
+      </w:pPr>
+      <w:proofErr w:type="spellStart"/>
+      <w:r>
+        <w:t>left</w:t>
+      </w:r>
+      <w:proofErr w:type="spellEnd"/>
+      <w:r>
+        <w:t xml:space="preserve">, </w:t>
+      </w:r>
+      <w:proofErr w:type="spellStart"/>
+      <w:r>
+        <w:t>right</w:t>
+      </w:r>
+      <w:proofErr w:type="spellEnd"/>
+      <w:r>
+        <w:t xml:space="preserve"> – координаты левой и правой границы игрового поля (в пикселях);</w:t>
       </w:r>
     </w:p>
     <w:p>
       <w:pPr>
         <w:pStyle w:val="a0"/>
-      </w:pPr>
-      <w:r>
-        <w:t>top, bottom – координаты верхней и нижней границы поля</w:t>
-      </w:r>
-      <w:r>
-        <w:t>(в пикселях)</w:t>
+        <w:ind w:firstLine="709"/>
+      </w:pPr>
+      <w:proofErr w:type="spellStart"/>
+      <w:r>
+        <w:t>top</w:t>
+      </w:r>
+      <w:proofErr w:type="spellEnd"/>
+      <w:r>
+        <w:t xml:space="preserve">, </w:t>
+      </w:r>
+      <w:proofErr w:type="spellStart"/>
+      <w:r>
+        <w:t>bottom</w:t>
+      </w:r>
+      <w:proofErr w:type="spellEnd"/>
+      <w:r>
+        <w:t xml:space="preserve"> – координаты верхней и нижней границы </w:t>
+      </w:r>
+      <w:proofErr w:type="gramStart"/>
+      <w:r>
+        <w:t>поля</w:t>
+      </w:r>
+      <w:r>
+        <w:t>(</w:t>
+      </w:r>
+      <w:proofErr w:type="gramEnd"/>
+      <w:r>
+        <w:t>в пикселях)</w:t>
       </w:r>
       <w:r>
         <w:t>;</w:t>
@@ -5440,12 +5745,21 @@
     <w:p>
       <w:pPr>
         <w:pStyle w:val="a0"/>
-      </w:pPr>
-      <w:r>
-        <w:t>space_size – размер стороны одной клетки (в пикселях).</w:t>
-      </w:r>
-    </w:p>
-    <w:p>
+        <w:ind w:firstLine="709"/>
+      </w:pPr>
+      <w:proofErr w:type="spellStart"/>
+      <w:r>
+        <w:t>space_size</w:t>
+      </w:r>
+      <w:proofErr w:type="spellEnd"/>
+      <w:r>
+        <w:t xml:space="preserve"> – размер стороны одной клетки (в пикселях).</w:t>
+      </w:r>
+    </w:p>
+    <w:p>
+      <w:pPr>
+        <w:ind w:firstLine="709"/>
+      </w:pPr>
       <w:r>
         <w:t>Координаты еды (x, y) (левый верхний угол клетки) определяются в два этапа.</w:t>
       </w:r>
@@ -5457,6 +5771,7 @@
           <w:ilvl w:val="0"/>
           <w:numId w:val="47"/>
         </w:numPr>
+        <w:ind w:firstLine="709"/>
       </w:pPr>
       <w:r>
         <w:t>Генерация случайных величин в пределах поля (с учётом, что еда должна целиком помещаться в клетку):</w:t>
@@ -5464,8 +5779,10 @@
     </w:p>
     <w:p>
       <w:pPr>
+        <w:ind w:firstLine="709"/>
         <w:jc w:val="left"/>
       </w:pPr>
+      <w:proofErr w:type="spellStart"/>
       <w:r>
         <w:rPr>
           <w:lang w:val="en-US"/>
@@ -5479,6 +5796,7 @@
         </w:rPr>
         <w:t>rand</w:t>
       </w:r>
+      <w:proofErr w:type="spellEnd"/>
       <w:r>
         <w:rPr>
           <w:vertAlign w:val="subscript"/>
@@ -5504,8 +5822,13 @@
         <w:t>и</w:t>
       </w:r>
       <w:r>
-        <w:t> right</w:t>
-      </w:r>
+        <w:t> </w:t>
+      </w:r>
+      <w:proofErr w:type="spellStart"/>
+      <w:r>
+        <w:t>right</w:t>
+      </w:r>
+      <w:proofErr w:type="spellEnd"/>
       <w:r>
         <w:t xml:space="preserve"> – </w:t>
       </w:r>
@@ -5527,8 +5850,10 @@
     </w:p>
     <w:p>
       <w:pPr>
+        <w:ind w:firstLine="709"/>
         <w:jc w:val="left"/>
       </w:pPr>
+      <w:proofErr w:type="spellStart"/>
       <w:r>
         <w:rPr>
           <w:lang w:val="en-US"/>
@@ -5543,6 +5868,7 @@
         </w:rPr>
         <w:t>rand</w:t>
       </w:r>
+      <w:proofErr w:type="spellEnd"/>
       <w:r>
         <w:rPr>
           <w:vertAlign w:val="subscript"/>
@@ -5565,9 +5891,11 @@
       <w:r>
         <w:t xml:space="preserve"> и </w:t>
       </w:r>
+      <w:proofErr w:type="spellStart"/>
       <w:r>
         <w:t>bottom</w:t>
       </w:r>
+      <w:proofErr w:type="spellEnd"/>
       <w:r>
         <w:t xml:space="preserve"> – </w:t>
       </w:r>
@@ -5594,6 +5922,7 @@
           <w:ilvl w:val="0"/>
           <w:numId w:val="47"/>
         </w:numPr>
+        <w:ind w:firstLine="709"/>
       </w:pPr>
       <w:r>
         <w:t>Привязка к сетке (выравнивание по клеткам):</w:t>
@@ -5601,6 +5930,7 @@
     </w:p>
     <w:p>
       <w:pPr>
+        <w:ind w:firstLine="709"/>
         <w:rPr>
           <w:lang w:val="en-US"/>
         </w:rPr>
@@ -5636,6 +5966,7 @@
         </w:rPr>
         <w:t>(</w:t>
       </w:r>
+      <w:proofErr w:type="spellStart"/>
       <w:r>
         <w:rPr>
           <w:lang w:val="en-US"/>
@@ -5649,6 +5980,7 @@
         </w:rPr>
         <w:t>rand</w:t>
       </w:r>
+      <w:proofErr w:type="spellEnd"/>
       <w:r>
         <w:rPr>
           <w:vertAlign w:val="subscript"/>
@@ -5688,12 +6020,14 @@
         </w:rPr>
         <w:t xml:space="preserve">div </w:t>
       </w:r>
+      <w:proofErr w:type="spellStart"/>
       <w:r>
         <w:rPr>
           <w:lang w:val="en-US"/>
         </w:rPr>
         <w:t>space_size</w:t>
       </w:r>
+      <w:proofErr w:type="spellEnd"/>
       <w:r>
         <w:rPr>
           <w:rFonts w:ascii="Cambria Math" w:hAnsi="Cambria Math" w:cs="Cambria Math"/>
@@ -5701,12 +6035,14 @@
         </w:rPr>
         <w:t xml:space="preserve"> * </w:t>
       </w:r>
+      <w:proofErr w:type="spellStart"/>
       <w:r>
         <w:rPr>
           <w:lang w:val="en-US"/>
         </w:rPr>
         <w:t>space_size</w:t>
       </w:r>
+      <w:proofErr w:type="spellEnd"/>
       <w:r>
         <w:rPr>
           <w:lang w:val="en-US"/>
@@ -5734,6 +6070,7 @@
     </w:p>
     <w:p>
       <w:pPr>
+        <w:ind w:firstLine="709"/>
         <w:rPr>
           <w:lang w:val="en-US"/>
         </w:rPr>
@@ -5769,6 +6106,7 @@
         </w:rPr>
         <w:t>(</w:t>
       </w:r>
+      <w:proofErr w:type="spellStart"/>
       <w:r>
         <w:rPr>
           <w:lang w:val="en-US"/>
@@ -5782,6 +6120,7 @@
         </w:rPr>
         <w:t>rand</w:t>
       </w:r>
+      <w:proofErr w:type="spellEnd"/>
       <w:r>
         <w:rPr>
           <w:vertAlign w:val="subscript"/>
@@ -5821,12 +6160,14 @@
         </w:rPr>
         <w:t xml:space="preserve"> </w:t>
       </w:r>
+      <w:proofErr w:type="spellStart"/>
       <w:r>
         <w:rPr>
           <w:lang w:val="en-US"/>
         </w:rPr>
         <w:t>space_size</w:t>
       </w:r>
+      <w:proofErr w:type="spellEnd"/>
       <w:r>
         <w:rPr>
           <w:rFonts w:ascii="Cambria Math" w:hAnsi="Cambria Math" w:cs="Cambria Math"/>
@@ -5834,12 +6175,14 @@
         </w:rPr>
         <w:t xml:space="preserve"> * </w:t>
       </w:r>
+      <w:proofErr w:type="spellStart"/>
       <w:r>
         <w:rPr>
           <w:lang w:val="en-US"/>
         </w:rPr>
         <w:t>space_size</w:t>
       </w:r>
+      <w:proofErr w:type="spellEnd"/>
       <w:r>
         <w:rPr>
           <w:lang w:val="en-US"/>
@@ -5868,6 +6211,7 @@
     <w:p>
       <w:pPr>
         <w:pStyle w:val="3"/>
+        <w:ind w:firstLine="709"/>
       </w:pPr>
       <w:bookmarkStart w:id="23" w:name="_Toc223514281"/>
       <w:r>
@@ -5876,6 +6220,9 @@
       <w:bookmarkEnd w:id="23"/>
     </w:p>
     <w:p>
+      <w:pPr>
+        <w:ind w:firstLine="709"/>
+      </w:pPr>
       <w:r>
         <w:t>В данном разделе настоящего технического задания описываются основные требования к</w:t>
       </w:r>
@@ -5889,12 +6236,16 @@
     <w:p>
       <w:pPr>
         <w:pStyle w:val="4"/>
+        <w:ind w:firstLine="709"/>
       </w:pPr>
       <w:r>
         <w:t>Требования к форматам хранения данных</w:t>
       </w:r>
     </w:p>
     <w:p>
+      <w:pPr>
+        <w:ind w:firstLine="709"/>
+      </w:pPr>
       <w:r>
         <w:t>Хранение всех ресурсов нужных для игры не предусматривает ограничений по формату. Настройки для игры предусматривают хранение в конфигурационном файле типа «</w:t>
       </w:r>
@@ -5911,12 +6262,16 @@
     <w:p>
       <w:pPr>
         <w:pStyle w:val="4"/>
+        <w:ind w:firstLine="709"/>
       </w:pPr>
       <w:r>
         <w:t>Требования к лингвистическому обеспечению</w:t>
       </w:r>
     </w:p>
     <w:p>
+      <w:pPr>
+        <w:ind w:firstLine="709"/>
+      </w:pPr>
       <w:r>
         <w:t>Требования к лингвистическому обеспечению не предъявляются.</w:t>
       </w:r>
@@ -5924,6 +6279,7 @@
     <w:p>
       <w:pPr>
         <w:pStyle w:val="3"/>
+        <w:ind w:firstLine="709"/>
       </w:pPr>
       <w:bookmarkStart w:id="24" w:name="_Toc223514282"/>
       <w:r>
@@ -5932,6 +6288,9 @@
       <w:bookmarkEnd w:id="24"/>
     </w:p>
     <w:p>
+      <w:pPr>
+        <w:ind w:firstLine="709"/>
+      </w:pPr>
       <w:r>
         <w:t>Требования к метро</w:t>
       </w:r>
@@ -5951,6 +6310,7 @@
     <w:p>
       <w:pPr>
         <w:pStyle w:val="3"/>
+        <w:ind w:firstLine="709"/>
       </w:pPr>
       <w:bookmarkStart w:id="25" w:name="_Toc223514283"/>
       <w:r>
@@ -5959,6 +6319,9 @@
       <w:bookmarkEnd w:id="25"/>
     </w:p>
     <w:p>
+      <w:pPr>
+        <w:ind w:firstLine="709"/>
+      </w:pPr>
       <w:bookmarkStart w:id="26" w:name="_Toc223514284"/>
       <w:r>
         <w:t xml:space="preserve">Для корректной работы игры необходимо, чтобы компьютер соответствовал минимальным </w:t>
@@ -5977,6 +6340,7 @@
     <w:p>
       <w:pPr>
         <w:pStyle w:val="vgutTableName"/>
+        <w:ind w:firstLine="709"/>
       </w:pPr>
       <w:r>
         <w:t>Таблица 1 – требования к техническому обеспечению</w:t>
@@ -6009,6 +6373,7 @@
                 <w:numId w:val="0"/>
               </w:numPr>
               <w:spacing w:line="240" w:lineRule="auto"/>
+              <w:ind w:firstLine="709"/>
               <w:jc w:val="center"/>
             </w:pPr>
             <w:r>
@@ -6029,6 +6394,7 @@
                 <w:numId w:val="0"/>
               </w:numPr>
               <w:spacing w:line="240" w:lineRule="auto"/>
+              <w:ind w:firstLine="709"/>
               <w:jc w:val="center"/>
             </w:pPr>
             <w:r>
@@ -6041,7 +6407,15 @@
               <w:t>ни</w:t>
             </w:r>
             <w:r>
-              <w:t>е(-ия)</w:t>
+              <w:t>е(-</w:t>
+            </w:r>
+            <w:proofErr w:type="spellStart"/>
+            <w:r>
+              <w:t>ия</w:t>
+            </w:r>
+            <w:proofErr w:type="spellEnd"/>
+            <w:r>
+              <w:t>)</w:t>
             </w:r>
           </w:p>
         </w:tc>
@@ -6080,6 +6454,7 @@
                 <w:numId w:val="0"/>
               </w:numPr>
               <w:spacing w:line="240" w:lineRule="auto"/>
+              <w:ind w:firstLine="709"/>
               <w:jc w:val="left"/>
             </w:pPr>
             <w:r>
@@ -6125,6 +6500,7 @@
                 <w:numId w:val="0"/>
               </w:numPr>
               <w:spacing w:line="240" w:lineRule="auto"/>
+              <w:ind w:firstLine="709"/>
               <w:jc w:val="left"/>
             </w:pPr>
             <w:r>
@@ -6167,6 +6543,7 @@
                 <w:numId w:val="0"/>
               </w:numPr>
               <w:spacing w:line="240" w:lineRule="auto"/>
+              <w:ind w:firstLine="709"/>
               <w:jc w:val="left"/>
             </w:pPr>
             <w:r>
@@ -6209,6 +6586,7 @@
                 <w:numId w:val="0"/>
               </w:numPr>
               <w:spacing w:line="240" w:lineRule="auto"/>
+              <w:ind w:firstLine="709"/>
               <w:jc w:val="left"/>
             </w:pPr>
             <w:r>
@@ -6260,6 +6638,7 @@
                 <w:numId w:val="0"/>
               </w:numPr>
               <w:spacing w:line="240" w:lineRule="auto"/>
+              <w:ind w:firstLine="709"/>
               <w:jc w:val="left"/>
             </w:pPr>
             <w:r>
@@ -6276,12 +6655,13 @@
           <w:ilvl w:val="0"/>
           <w:numId w:val="0"/>
         </w:numPr>
-        <w:ind w:left="851"/>
+        <w:ind w:left="851" w:firstLine="709"/>
       </w:pPr>
     </w:p>
     <w:p>
       <w:pPr>
         <w:pStyle w:val="2"/>
+        <w:ind w:firstLine="709"/>
       </w:pPr>
       <w:bookmarkStart w:id="27" w:name="_Toc223514285"/>
       <w:r>
@@ -6296,7 +6676,7 @@
           <w:ilvl w:val="0"/>
           <w:numId w:val="0"/>
         </w:numPr>
-        <w:ind w:left="851"/>
+        <w:ind w:left="851" w:firstLine="709"/>
       </w:pPr>
       <w:r>
         <w:t>К приложению предъявляются следующие требования</w:t>
@@ -6308,6 +6688,7 @@
     <w:p>
       <w:pPr>
         <w:pStyle w:val="a0"/>
+        <w:ind w:firstLine="709"/>
       </w:pPr>
       <w:r>
         <w:t>Каждый элемент интерфейса должен быть рабочим, срабатывать при нажатии, чтобы не возникало проблем с использованием;</w:t>
@@ -6316,6 +6697,7 @@
     <w:p>
       <w:pPr>
         <w:pStyle w:val="a0"/>
+        <w:ind w:firstLine="709"/>
       </w:pPr>
       <w:r>
         <w:t>Интерфейс должен четко отображать все компоненты   игры на экране;</w:t>
@@ -6324,6 +6706,7 @@
     <w:p>
       <w:pPr>
         <w:pStyle w:val="a0"/>
+        <w:ind w:firstLine="709"/>
       </w:pPr>
       <w:r>
         <w:lastRenderedPageBreak/>
@@ -6333,6 +6716,7 @@
     <w:p>
       <w:pPr>
         <w:pStyle w:val="a0"/>
+        <w:ind w:firstLine="709"/>
       </w:pPr>
       <w:r>
         <w:t>Организация бесперебойного питания технических средств;</w:t>
@@ -6341,6 +6725,7 @@
     <w:p>
       <w:pPr>
         <w:pStyle w:val="a0"/>
+        <w:ind w:firstLine="709"/>
       </w:pPr>
       <w:r>
         <w:t>Регулярным выполнением рекомендаций Министерства труда и социального развития РФ, изложенных в Постановлении от 23 июля 1998 г. «Об утверждении межотраслевых типовых норм времени на работы по сервисному обслуживанию</w:t>
@@ -6355,6 +6740,7 @@
     <w:p>
       <w:pPr>
         <w:pStyle w:val="2"/>
+        <w:ind w:firstLine="709"/>
       </w:pPr>
       <w:bookmarkStart w:id="28" w:name="_Toc223514286"/>
       <w:r>
@@ -6363,6 +6749,9 @@
       <w:bookmarkEnd w:id="28"/>
     </w:p>
     <w:p>
+      <w:pPr>
+        <w:ind w:firstLine="709"/>
+      </w:pPr>
       <w:r>
         <w:t>Требования к безопасности не предъявляются.</w:t>
       </w:r>
@@ -6370,6 +6759,7 @@
     <w:p>
       <w:pPr>
         <w:pStyle w:val="2"/>
+        <w:ind w:firstLine="709"/>
       </w:pPr>
       <w:bookmarkStart w:id="29" w:name="_Toc223514287"/>
       <w:r>
@@ -6378,6 +6768,9 @@
       <w:bookmarkEnd w:id="29"/>
     </w:p>
     <w:p>
+      <w:pPr>
+        <w:ind w:firstLine="709"/>
+      </w:pPr>
       <w:r>
         <w:t>Программный продукт должен обладать патентной чистотой в отношении Российской Федерации и стран предполагаемого распространения. Используемые алгоритмы и механики являются общеизвестными и не подпадают под действие патентов, кроме случаев, регулируемых Гражданским кодексом РФ в части охраны программ для ЭВМ как литературных произведений.</w:t>
       </w:r>
@@ -6385,6 +6778,7 @@
     <w:p>
       <w:pPr>
         <w:pStyle w:val="2"/>
+        <w:ind w:firstLine="709"/>
       </w:pPr>
       <w:bookmarkStart w:id="30" w:name="_Toc223514288"/>
       <w:r>
@@ -6393,6 +6787,9 @@
       <w:bookmarkEnd w:id="30"/>
     </w:p>
     <w:p>
+      <w:pPr>
+        <w:ind w:firstLine="709"/>
+      </w:pPr>
       <w:r>
         <w:t>Дальнейшая перспектива развития программного продукта предполагает реализацию функций, описанных ниже:</w:t>
       </w:r>
@@ -6400,6 +6797,7 @@
     <w:p>
       <w:pPr>
         <w:pStyle w:val="a0"/>
+        <w:ind w:firstLine="709"/>
       </w:pPr>
       <w:r>
         <w:rPr>
@@ -6427,6 +6825,7 @@
     <w:p>
       <w:pPr>
         <w:pStyle w:val="a0"/>
+        <w:ind w:firstLine="709"/>
       </w:pPr>
       <w:r>
         <w:rPr>
@@ -6451,6 +6850,7 @@
     <w:p>
       <w:pPr>
         <w:pStyle w:val="1"/>
+        <w:ind w:firstLine="709"/>
       </w:pPr>
       <w:bookmarkStart w:id="31" w:name="_Toc223514289"/>
       <w:r>
@@ -6463,6 +6863,9 @@
       <w:bookmarkEnd w:id="31"/>
     </w:p>
     <w:p>
+      <w:pPr>
+        <w:ind w:firstLine="709"/>
+      </w:pPr>
       <w:r>
         <w:t>В рамках разработки должны быть выполнены следующие работы:</w:t>
       </w:r>
@@ -6470,6 +6873,7 @@
     <w:p>
       <w:pPr>
         <w:pStyle w:val="a0"/>
+        <w:ind w:firstLine="709"/>
       </w:pPr>
       <w:r>
         <w:t>анализ требований и настройка рабочего окружения (установка Python, подготовка среды разработки);</w:t>
@@ -6478,6 +6882,7 @@
     <w:p>
       <w:pPr>
         <w:pStyle w:val="a0"/>
+        <w:ind w:firstLine="709"/>
       </w:pPr>
       <w:r>
         <w:t>проектирование приложения (разработка структуры программы, алгоритмов, интерфейса);</w:t>
@@ -6486,10 +6891,16 @@
     <w:p>
       <w:pPr>
         <w:pStyle w:val="a0"/>
-      </w:pPr>
-      <w:r>
-        <w:t>реализация и тестирование (написание кода на Python с использованием Tkinter</w:t>
-      </w:r>
+        <w:ind w:firstLine="709"/>
+      </w:pPr>
+      <w:r>
+        <w:t xml:space="preserve">реализация и тестирование (написание кода на Python с использованием </w:t>
+      </w:r>
+      <w:proofErr w:type="spellStart"/>
+      <w:r>
+        <w:t>Tkinter</w:t>
+      </w:r>
+      <w:proofErr w:type="spellEnd"/>
       <w:r>
         <w:t xml:space="preserve">, </w:t>
       </w:r>
@@ -6500,6 +6911,7 @@
     <w:p>
       <w:pPr>
         <w:pStyle w:val="a0"/>
+        <w:ind w:firstLine="709"/>
       </w:pPr>
       <w:r>
         <w:t>внедрение и подготовка эксплуатационной документации (техническое задание, руководство пользователя, программа и методика испытаний, отчёт по учебной практике).</w:t>
@@ -6508,6 +6920,7 @@
     <w:p>
       <w:pPr>
         <w:pStyle w:val="1"/>
+        <w:ind w:firstLine="709"/>
       </w:pPr>
       <w:bookmarkStart w:id="32" w:name="_Toc223514290"/>
       <w:r>
@@ -6519,6 +6932,7 @@
     <w:p>
       <w:pPr>
         <w:pStyle w:val="vgutTableName"/>
+        <w:ind w:firstLine="709"/>
       </w:pPr>
       <w:r>
         <w:t xml:space="preserve">Этапы разработки и содержания работ представлены в таблице </w:t>
@@ -6536,6 +6950,7 @@
     <w:p>
       <w:pPr>
         <w:pStyle w:val="vgutTableName"/>
+        <w:ind w:firstLine="709"/>
       </w:pPr>
       <w:r>
         <w:t>Таблица 2 – этапы разработки</w:t>
@@ -7295,6 +7710,9 @@
       <w:bookmarkEnd w:id="33"/>
     </w:p>
     <w:p>
+      <w:pPr>
+        <w:ind w:firstLine="709"/>
+      </w:pPr>
       <w:r>
         <w:t>Разработанный пакет документации должен включать:</w:t>
       </w:r>
@@ -7302,6 +7720,7 @@
     <w:p>
       <w:pPr>
         <w:pStyle w:val="a0"/>
+        <w:ind w:firstLine="709"/>
       </w:pPr>
       <w:r>
         <w:t>техническое задание (настоящий документ);</w:t>
@@ -7310,6 +7729,7 @@
     <w:p>
       <w:pPr>
         <w:pStyle w:val="a0"/>
+        <w:ind w:firstLine="709"/>
       </w:pPr>
       <w:r>
         <w:t>руководство пользователя</w:t>
@@ -7330,6 +7750,7 @@
     <w:p>
       <w:pPr>
         <w:pStyle w:val="a0"/>
+        <w:ind w:firstLine="709"/>
       </w:pPr>
       <w:r>
         <w:t>отчёт по учебной практике</w:t>
@@ -7344,6 +7765,7 @@
     <w:p>
       <w:pPr>
         <w:pStyle w:val="a0"/>
+        <w:ind w:firstLine="709"/>
       </w:pPr>
       <w:r>
         <w:t>программу и методику испытаний</w:t>
@@ -7368,6 +7790,9 @@
       </w:r>
     </w:p>
     <w:p>
+      <w:pPr>
+        <w:ind w:firstLine="709"/>
+      </w:pPr>
       <w:r>
         <w:t>Все вышеперечисленные документы должны быть написаны с учетом требований нормативных документов:</w:t>
       </w:r>
@@ -7375,6 +7800,7 @@
     <w:p>
       <w:pPr>
         <w:pStyle w:val="a0"/>
+        <w:ind w:firstLine="709"/>
       </w:pPr>
       <w:r>
         <w:t>ЕСПД (Единая система программной документации): ГОСТ Р 2.105-2019</w:t>
@@ -7386,6 +7812,7 @@
     <w:p>
       <w:pPr>
         <w:pStyle w:val="a0"/>
+        <w:ind w:firstLine="709"/>
       </w:pPr>
       <w:r>
         <w:t>ГОСТ 7.32-2017 (для отчета по практике – структура</w:t>
@@ -7409,6 +7836,7 @@
     <w:p>
       <w:pPr>
         <w:pStyle w:val="a0"/>
+        <w:ind w:firstLine="709"/>
       </w:pPr>
       <w:r>
         <w:t>ГОСТ 34.602</w:t>
@@ -7423,9 +7851,18 @@
     <w:p>
       <w:pPr>
         <w:pStyle w:val="a0"/>
-      </w:pPr>
-      <w:r>
-        <w:t>Требования локальных нормативных актов колледжа ВятГУ к оформлению текстовых работ.</w:t>
+        <w:ind w:firstLine="709"/>
+      </w:pPr>
+      <w:r>
+        <w:t xml:space="preserve">Требования локальных нормативных актов колледжа </w:t>
+      </w:r>
+      <w:proofErr w:type="spellStart"/>
+      <w:r>
+        <w:t>ВятГУ</w:t>
+      </w:r>
+      <w:proofErr w:type="spellEnd"/>
+      <w:r>
+        <w:t xml:space="preserve"> к оформлению текстовых работ.</w:t>
       </w:r>
       <w:r>
         <w:br w:type="page"/>
@@ -7454,6 +7891,9 @@
       <w:bookmarkEnd w:id="34"/>
     </w:p>
     <w:p>
+      <w:pPr>
+        <w:ind w:firstLine="709"/>
+      </w:pPr>
       <w:r>
         <w:t>Процесс приемки-сдачи в соответствии с установленными процедурами предусматривает следующий формат:</w:t>
       </w:r>
@@ -7461,6 +7901,7 @@
     <w:p>
       <w:pPr>
         <w:pStyle w:val="a0"/>
+        <w:ind w:firstLine="709"/>
       </w:pPr>
       <w:r>
         <w:t>Разработчик, являющийся автором проекта, прибывает в специально отведенную аудиторию, где представляет свою работу комиссии</w:t>
@@ -7472,6 +7913,7 @@
     <w:p>
       <w:pPr>
         <w:pStyle w:val="a0"/>
+        <w:ind w:firstLine="709"/>
       </w:pPr>
       <w:r>
         <w:t>п</w:t>
@@ -7483,6 +7925,7 @@
     <w:p>
       <w:pPr>
         <w:pStyle w:val="a0"/>
+        <w:ind w:firstLine="709"/>
       </w:pPr>
       <w:r>
         <w:t>р</w:t>
@@ -7494,6 +7937,7 @@
     <w:p>
       <w:pPr>
         <w:pStyle w:val="a0"/>
+        <w:ind w:firstLine="709"/>
       </w:pPr>
       <w:r>
         <w:t>в</w:t>
@@ -7505,6 +7949,7 @@
     <w:p>
       <w:pPr>
         <w:pStyle w:val="a0"/>
+        <w:ind w:firstLine="709"/>
       </w:pPr>
       <w:r>
         <w:t>в</w:t>
@@ -7519,6 +7964,7 @@
     <w:p>
       <w:pPr>
         <w:pStyle w:val="a0"/>
+        <w:ind w:firstLine="709"/>
       </w:pPr>
       <w:r>
         <w:t>к</w:t>
@@ -7530,6 +7976,7 @@
     <w:p>
       <w:pPr>
         <w:pStyle w:val="a0"/>
+        <w:ind w:firstLine="709"/>
       </w:pPr>
       <w:r>
         <w:t>Чистяков Г</w:t>
@@ -7547,6 +7994,7 @@
     <w:p>
       <w:pPr>
         <w:pStyle w:val="a0"/>
+        <w:ind w:firstLine="709"/>
       </w:pPr>
       <w:r>
         <w:t>Самоделкин П.А. – преподаватель по дисциплине МДК 06.01</w:t>
@@ -7558,6 +8006,7 @@
     <w:p>
       <w:pPr>
         <w:pStyle w:val="a0"/>
+        <w:ind w:firstLine="709"/>
       </w:pPr>
       <w:r>
         <w:t>Самоделкин П.А. – преподаватель по дисциплине УП05</w:t>
@@ -7569,6 +8018,7 @@
     <w:p>
       <w:pPr>
         <w:pStyle w:val="a0"/>
+        <w:ind w:firstLine="709"/>
       </w:pPr>
       <w:r>
         <w:t>Гюльмамедова Л.Э.</w:t>
@@ -15654,6 +16104,25 @@
 </file>
 
 <file path=customXml/item1.xml><?xml version="1.0" encoding="utf-8"?>
+<?mso-contentType ?>
+<FormTemplates xmlns="http://schemas.microsoft.com/sharepoint/v3/contenttype/forms">
+  <Display>DocumentLibraryForm</Display>
+  <Edit>DocumentLibraryForm</Edit>
+  <New>DocumentLibraryForm</New>
+</FormTemplates>
+</file>
+
+<file path=customXml/item2.xml><?xml version="1.0" encoding="utf-8"?>
+<b:Sources xmlns:b="http://schemas.openxmlformats.org/officeDocument/2006/bibliography" xmlns="http://schemas.openxmlformats.org/officeDocument/2006/bibliography" SelectedStyle="\APASixthEditionOfficeOnline.xsl" StyleName="APA" Version="6"/>
+</file>
+
+<file path=customXml/item3.xml><?xml version="1.0" encoding="utf-8"?>
+<p:properties xmlns:p="http://schemas.microsoft.com/office/2006/metadata/properties" xmlns:xsi="http://www.w3.org/2001/XMLSchema-instance" xmlns:pc="http://schemas.microsoft.com/office/infopath/2007/PartnerControls">
+  <documentManagement/>
+</p:properties>
+</file>
+
+<file path=customXml/item4.xml><?xml version="1.0" encoding="utf-8"?>
 <ct:contentTypeSchema xmlns:ct="http://schemas.microsoft.com/office/2006/metadata/contentType" xmlns:ma="http://schemas.microsoft.com/office/2006/metadata/properties/metaAttributes" ct:_="" ma:_="" ma:contentTypeName="Документ" ma:contentTypeID="0x010100895006E4339BF24CAA0F5B167E451061" ma:contentTypeVersion="11" ma:contentTypeDescription="Создание документа." ma:contentTypeScope="" ma:versionID="ee66b34cdb7d5be00a86ac9db559fc97">
   <xsd:schema xmlns:xsd="http://www.w3.org/2001/XMLSchema" xmlns:xs="http://www.w3.org/2001/XMLSchema" xmlns:p="http://schemas.microsoft.com/office/2006/metadata/properties" xmlns:ns3="a1eb269e-cbf3-465a-8e4a-8d42bc45f09f" xmlns:ns4="a042d032-8e16-4c5e-a37e-70d449039bd2" targetNamespace="http://schemas.microsoft.com/office/2006/metadata/properties" ma:root="true" ma:fieldsID="9831aabdbf23b96857ccdb3f4e1a7ec2" ns3:_="" ns4:_="">
     <xsd:import namespace="a1eb269e-cbf3-465a-8e4a-8d42bc45f09f"/>
@@ -15862,26 +16331,32 @@
 </ct:contentTypeSchema>
 </file>
 
-<file path=customXml/item2.xml><?xml version="1.0" encoding="utf-8"?>
-<p:properties xmlns:p="http://schemas.microsoft.com/office/2006/metadata/properties" xmlns:xsi="http://www.w3.org/2001/XMLSchema-instance" xmlns:pc="http://schemas.microsoft.com/office/infopath/2007/PartnerControls">
-  <documentManagement/>
-</p:properties>
+<file path=customXml/itemProps1.xml><?xml version="1.0" encoding="utf-8"?>
+<ds:datastoreItem xmlns:ds="http://schemas.openxmlformats.org/officeDocument/2006/customXml" ds:itemID="{C545EDB0-6DA9-4573-8FDA-4B7CDBF5EFD9}">
+  <ds:schemaRefs>
+    <ds:schemaRef ds:uri="http://schemas.microsoft.com/sharepoint/v3/contenttype/forms"/>
+  </ds:schemaRefs>
+</ds:datastoreItem>
 </file>
 
-<file path=customXml/item3.xml><?xml version="1.0" encoding="utf-8"?>
-<b:Sources xmlns:b="http://schemas.openxmlformats.org/officeDocument/2006/bibliography" xmlns="http://schemas.openxmlformats.org/officeDocument/2006/bibliography" SelectedStyle="\APASixthEditionOfficeOnline.xsl" StyleName="APA" Version="6"/>
+<file path=customXml/itemProps2.xml><?xml version="1.0" encoding="utf-8"?>
+<ds:datastoreItem xmlns:ds="http://schemas.openxmlformats.org/officeDocument/2006/customXml" ds:itemID="{C6797151-1BD6-44DD-A7CD-9B1CAC660583}">
+  <ds:schemaRefs>
+    <ds:schemaRef ds:uri="http://schemas.openxmlformats.org/officeDocument/2006/bibliography"/>
+  </ds:schemaRefs>
+</ds:datastoreItem>
 </file>
 
-<file path=customXml/item4.xml><?xml version="1.0" encoding="utf-8"?>
-<?mso-contentType ?>
-<FormTemplates xmlns="http://schemas.microsoft.com/sharepoint/v3/contenttype/forms">
-  <Display>DocumentLibraryForm</Display>
-  <Edit>DocumentLibraryForm</Edit>
-  <New>DocumentLibraryForm</New>
-</FormTemplates>
+<file path=customXml/itemProps3.xml><?xml version="1.0" encoding="utf-8"?>
+<ds:datastoreItem xmlns:ds="http://schemas.openxmlformats.org/officeDocument/2006/customXml" ds:itemID="{D1D02F96-5624-48FE-AB5F-467181C3EDC1}">
+  <ds:schemaRefs>
+    <ds:schemaRef ds:uri="http://schemas.microsoft.com/office/2006/metadata/properties"/>
+    <ds:schemaRef ds:uri="http://schemas.microsoft.com/office/infopath/2007/PartnerControls"/>
+  </ds:schemaRefs>
+</ds:datastoreItem>
 </file>
 
-<file path=customXml/itemProps1.xml><?xml version="1.0" encoding="utf-8"?>
+<file path=customXml/itemProps4.xml><?xml version="1.0" encoding="utf-8"?>
 <ds:datastoreItem xmlns:ds="http://schemas.openxmlformats.org/officeDocument/2006/customXml" ds:itemID="{BE06CD11-97E7-4DA4-A1E7-C20845DD652C}">
   <ds:schemaRefs>
     <ds:schemaRef ds:uri="http://schemas.microsoft.com/office/2006/metadata/contentType"/>
@@ -15898,29 +16373,4 @@
     <ds:schemaRef ds:uri="http://schemas.microsoft.com/internal/obd"/>
   </ds:schemaRefs>
 </ds:datastoreItem>
-</file>
-
-<file path=customXml/itemProps2.xml><?xml version="1.0" encoding="utf-8"?>
-<ds:datastoreItem xmlns:ds="http://schemas.openxmlformats.org/officeDocument/2006/customXml" ds:itemID="{D1D02F96-5624-48FE-AB5F-467181C3EDC1}">
-  <ds:schemaRefs>
-    <ds:schemaRef ds:uri="http://schemas.microsoft.com/office/2006/metadata/properties"/>
-    <ds:schemaRef ds:uri="http://schemas.microsoft.com/office/infopath/2007/PartnerControls"/>
-  </ds:schemaRefs>
-</ds:datastoreItem>
-</file>
-
-<file path=customXml/itemProps3.xml><?xml version="1.0" encoding="utf-8"?>
-<ds:datastoreItem xmlns:ds="http://schemas.openxmlformats.org/officeDocument/2006/customXml" ds:itemID="{C6797151-1BD6-44DD-A7CD-9B1CAC660583}">
-  <ds:schemaRefs>
-    <ds:schemaRef ds:uri="http://schemas.openxmlformats.org/officeDocument/2006/bibliography"/>
-  </ds:schemaRefs>
-</ds:datastoreItem>
-</file>
-
-<file path=customXml/itemProps4.xml><?xml version="1.0" encoding="utf-8"?>
-<ds:datastoreItem xmlns:ds="http://schemas.openxmlformats.org/officeDocument/2006/customXml" ds:itemID="{C545EDB0-6DA9-4573-8FDA-4B7CDBF5EFD9}">
-  <ds:schemaRefs>
-    <ds:schemaRef ds:uri="http://schemas.microsoft.com/sharepoint/v3/contenttype/forms"/>
-  </ds:schemaRefs>
-</ds:datastoreItem>
 </file>
--- a/ТЗ/Прототип ТЗ.docx
+++ b/ТЗ/Прототип ТЗ.docx
@@ -5099,22 +5099,32 @@
         <w:ind w:firstLine="709"/>
       </w:pPr>
       <w:r>
-        <w:t xml:space="preserve">отсутствие какого </w:t>
+        <w:t xml:space="preserve">отсутствие </w:t>
+      </w:r>
+      <w:proofErr w:type="gramStart"/>
+      <w:r>
+        <w:t xml:space="preserve">какого </w:t>
       </w:r>
       <w:r>
         <w:t xml:space="preserve">- </w:t>
       </w:r>
       <w:r>
-        <w:t>либо экрана выигрыша.</w:t>
-      </w:r>
-    </w:p>
-    <w:p>
-      <w:pPr>
-        <w:ind w:firstLine="709"/>
-      </w:pPr>
-      <w:r>
-        <w:t>Вывод:</w:t>
-      </w:r>
+        <w:t>либо</w:t>
+      </w:r>
+      <w:proofErr w:type="gramEnd"/>
+      <w:r>
+        <w:t xml:space="preserve"> экрана выигрыша.</w:t>
+      </w:r>
+    </w:p>
+    <w:p>
+      <w:pPr>
+        <w:pStyle w:val="a0"/>
+        <w:numPr>
+          <w:ilvl w:val="0"/>
+          <w:numId w:val="0"/>
+        </w:numPr>
+        <w:ind w:left="709"/>
+      </w:pPr>
     </w:p>
     <w:p>
       <w:pPr>
@@ -5461,7 +5471,7 @@
           <w:ilvl w:val="0"/>
           <w:numId w:val="0"/>
         </w:numPr>
-        <w:ind w:left="851" w:firstLine="709"/>
+        <w:ind w:firstLine="709"/>
         <w:rPr>
           <w:lang w:val="en-US"/>
         </w:rPr>

--- a/ТЗ/Прототип ТЗ.docx
+++ b/ТЗ/Прототип ТЗ.docx
@@ -643,7 +643,6 @@
         <w:p>
           <w:pPr>
             <w:pStyle w:val="11"/>
-            <w:jc w:val="both"/>
             <w:rPr>
               <w:rFonts w:asciiTheme="minorHAnsi" w:eastAsiaTheme="minorEastAsia" w:hAnsiTheme="minorHAnsi" w:cstheme="minorBidi"/>
               <w:kern w:val="2"/>
@@ -659,7 +658,7 @@
           <w:r>
             <w:fldChar w:fldCharType="separate"/>
           </w:r>
-          <w:hyperlink w:anchor="_Toc223514260" w:history="1">
+          <w:hyperlink w:anchor="_Toc227179998" w:history="1">
             <w:r>
               <w:rPr>
                 <w:rStyle w:val="a6"/>
@@ -682,7 +681,7 @@
               <w:rPr>
                 <w:webHidden/>
               </w:rPr>
-              <w:instrText xml:space="preserve"> PAGEREF _Toc223514260 \h </w:instrText>
+              <w:instrText xml:space="preserve"> PAGEREF _Toc227179998 \h </w:instrText>
             </w:r>
             <w:r>
               <w:rPr>
@@ -712,14 +711,13 @@
         <w:p>
           <w:pPr>
             <w:pStyle w:val="11"/>
-            <w:jc w:val="both"/>
             <w:rPr>
               <w:rFonts w:asciiTheme="minorHAnsi" w:eastAsiaTheme="minorEastAsia" w:hAnsiTheme="minorHAnsi" w:cstheme="minorBidi"/>
               <w:kern w:val="2"/>
               <w14:ligatures w14:val="standardContextual"/>
             </w:rPr>
           </w:pPr>
-          <w:hyperlink w:anchor="_Toc223514261" w:history="1">
+          <w:hyperlink w:anchor="_Toc227179999" w:history="1">
             <w:r>
               <w:rPr>
                 <w:rStyle w:val="a6"/>
@@ -756,7 +754,7 @@
               <w:rPr>
                 <w:webHidden/>
               </w:rPr>
-              <w:instrText xml:space="preserve"> PAGEREF _Toc223514261 \h </w:instrText>
+              <w:instrText xml:space="preserve"> PAGEREF _Toc227179999 \h </w:instrText>
             </w:r>
             <w:r>
               <w:rPr>
@@ -786,14 +784,13 @@
         <w:p>
           <w:pPr>
             <w:pStyle w:val="11"/>
-            <w:jc w:val="both"/>
             <w:rPr>
               <w:rFonts w:asciiTheme="minorHAnsi" w:eastAsiaTheme="minorEastAsia" w:hAnsiTheme="minorHAnsi" w:cstheme="minorBidi"/>
               <w:kern w:val="2"/>
               <w14:ligatures w14:val="standardContextual"/>
             </w:rPr>
           </w:pPr>
-          <w:hyperlink w:anchor="_Toc223514262" w:history="1">
+          <w:hyperlink w:anchor="_Toc227180000" w:history="1">
             <w:r>
               <w:rPr>
                 <w:rStyle w:val="a6"/>
@@ -830,7 +827,7 @@
               <w:rPr>
                 <w:webHidden/>
               </w:rPr>
-              <w:instrText xml:space="preserve"> PAGEREF _Toc223514262 \h </w:instrText>
+              <w:instrText xml:space="preserve"> PAGEREF _Toc227180000 \h </w:instrText>
             </w:r>
             <w:r>
               <w:rPr>
@@ -860,14 +857,13 @@
         <w:p>
           <w:pPr>
             <w:pStyle w:val="11"/>
-            <w:jc w:val="both"/>
             <w:rPr>
               <w:rFonts w:asciiTheme="minorHAnsi" w:eastAsiaTheme="minorEastAsia" w:hAnsiTheme="minorHAnsi" w:cstheme="minorBidi"/>
               <w:kern w:val="2"/>
               <w14:ligatures w14:val="standardContextual"/>
             </w:rPr>
           </w:pPr>
-          <w:hyperlink w:anchor="_Toc223514263" w:history="1">
+          <w:hyperlink w:anchor="_Toc227180001" w:history="1">
             <w:r>
               <w:rPr>
                 <w:rStyle w:val="a6"/>
@@ -905,7 +901,7 @@
               <w:rPr>
                 <w:webHidden/>
               </w:rPr>
-              <w:instrText xml:space="preserve"> PAGEREF _Toc223514263 \h </w:instrText>
+              <w:instrText xml:space="preserve"> PAGEREF _Toc227180001 \h </w:instrText>
             </w:r>
             <w:r>
               <w:rPr>
@@ -935,14 +931,13 @@
         <w:p>
           <w:pPr>
             <w:pStyle w:val="21"/>
-            <w:jc w:val="both"/>
             <w:rPr>
               <w:rFonts w:asciiTheme="minorHAnsi" w:eastAsiaTheme="minorEastAsia" w:hAnsiTheme="minorHAnsi" w:cstheme="minorBidi"/>
               <w:kern w:val="2"/>
               <w14:ligatures w14:val="standardContextual"/>
             </w:rPr>
           </w:pPr>
-          <w:hyperlink w:anchor="_Toc223514264" w:history="1">
+          <w:hyperlink w:anchor="_Toc227180002" w:history="1">
             <w:r>
               <w:rPr>
                 <w:rStyle w:val="a6"/>
@@ -985,7 +980,7 @@
               <w:rPr>
                 <w:webHidden/>
               </w:rPr>
-              <w:instrText xml:space="preserve"> PAGEREF _Toc223514264 \h </w:instrText>
+              <w:instrText xml:space="preserve"> PAGEREF _Toc227180002 \h </w:instrText>
             </w:r>
             <w:r>
               <w:rPr>
@@ -1015,14 +1010,13 @@
         <w:p>
           <w:pPr>
             <w:pStyle w:val="21"/>
-            <w:jc w:val="both"/>
             <w:rPr>
               <w:rFonts w:asciiTheme="minorHAnsi" w:eastAsiaTheme="minorEastAsia" w:hAnsiTheme="minorHAnsi" w:cstheme="minorBidi"/>
               <w:kern w:val="2"/>
               <w14:ligatures w14:val="standardContextual"/>
             </w:rPr>
           </w:pPr>
-          <w:hyperlink w:anchor="_Toc223514265" w:history="1">
+          <w:hyperlink w:anchor="_Toc227180003" w:history="1">
             <w:r>
               <w:rPr>
                 <w:rStyle w:val="a6"/>
@@ -1065,7 +1059,7 @@
               <w:rPr>
                 <w:webHidden/>
               </w:rPr>
-              <w:instrText xml:space="preserve"> PAGEREF _Toc223514265 \h </w:instrText>
+              <w:instrText xml:space="preserve"> PAGEREF _Toc227180003 \h </w:instrText>
             </w:r>
             <w:r>
               <w:rPr>
@@ -1095,14 +1089,13 @@
         <w:p>
           <w:pPr>
             <w:pStyle w:val="21"/>
-            <w:jc w:val="both"/>
             <w:rPr>
               <w:rFonts w:asciiTheme="minorHAnsi" w:eastAsiaTheme="minorEastAsia" w:hAnsiTheme="minorHAnsi" w:cstheme="minorBidi"/>
               <w:kern w:val="2"/>
               <w14:ligatures w14:val="standardContextual"/>
             </w:rPr>
           </w:pPr>
-          <w:hyperlink w:anchor="_Toc223514266" w:history="1">
+          <w:hyperlink w:anchor="_Toc227180004" w:history="1">
             <w:r>
               <w:rPr>
                 <w:rStyle w:val="a6"/>
@@ -1145,7 +1138,7 @@
               <w:rPr>
                 <w:webHidden/>
               </w:rPr>
-              <w:instrText xml:space="preserve"> PAGEREF _Toc223514266 \h </w:instrText>
+              <w:instrText xml:space="preserve"> PAGEREF _Toc227180004 \h </w:instrText>
             </w:r>
             <w:r>
               <w:rPr>
@@ -1175,14 +1168,13 @@
         <w:p>
           <w:pPr>
             <w:pStyle w:val="21"/>
-            <w:jc w:val="both"/>
             <w:rPr>
               <w:rFonts w:asciiTheme="minorHAnsi" w:eastAsiaTheme="minorEastAsia" w:hAnsiTheme="minorHAnsi" w:cstheme="minorBidi"/>
               <w:kern w:val="2"/>
               <w14:ligatures w14:val="standardContextual"/>
             </w:rPr>
           </w:pPr>
-          <w:hyperlink w:anchor="_Toc223514267" w:history="1">
+          <w:hyperlink w:anchor="_Toc227180005" w:history="1">
             <w:r>
               <w:rPr>
                 <w:rStyle w:val="a6"/>
@@ -1225,7 +1217,7 @@
               <w:rPr>
                 <w:webHidden/>
               </w:rPr>
-              <w:instrText xml:space="preserve"> PAGEREF _Toc223514267 \h </w:instrText>
+              <w:instrText xml:space="preserve"> PAGEREF _Toc227180005 \h </w:instrText>
             </w:r>
             <w:r>
               <w:rPr>
@@ -1255,14 +1247,13 @@
         <w:p>
           <w:pPr>
             <w:pStyle w:val="21"/>
-            <w:jc w:val="both"/>
             <w:rPr>
               <w:rFonts w:asciiTheme="minorHAnsi" w:eastAsiaTheme="minorEastAsia" w:hAnsiTheme="minorHAnsi" w:cstheme="minorBidi"/>
               <w:kern w:val="2"/>
               <w14:ligatures w14:val="standardContextual"/>
             </w:rPr>
           </w:pPr>
-          <w:hyperlink w:anchor="_Toc223514268" w:history="1">
+          <w:hyperlink w:anchor="_Toc227180006" w:history="1">
             <w:r>
               <w:rPr>
                 <w:rStyle w:val="a6"/>
@@ -1305,7 +1296,7 @@
               <w:rPr>
                 <w:webHidden/>
               </w:rPr>
-              <w:instrText xml:space="preserve"> PAGEREF _Toc223514268 \h </w:instrText>
+              <w:instrText xml:space="preserve"> PAGEREF _Toc227180006 \h </w:instrText>
             </w:r>
             <w:r>
               <w:rPr>
@@ -1335,14 +1326,13 @@
         <w:p>
           <w:pPr>
             <w:pStyle w:val="31"/>
-            <w:jc w:val="both"/>
             <w:rPr>
               <w:rFonts w:asciiTheme="minorHAnsi" w:eastAsiaTheme="minorEastAsia" w:hAnsiTheme="minorHAnsi" w:cstheme="minorBidi"/>
               <w:kern w:val="2"/>
               <w14:ligatures w14:val="standardContextual"/>
             </w:rPr>
           </w:pPr>
-          <w:hyperlink w:anchor="_Toc223514269" w:history="1">
+          <w:hyperlink w:anchor="_Toc227180007" w:history="1">
             <w:r>
               <w:rPr>
                 <w:rStyle w:val="a6"/>
@@ -1379,7 +1369,7 @@
               <w:rPr>
                 <w:webHidden/>
               </w:rPr>
-              <w:instrText xml:space="preserve"> PAGEREF _Toc223514269 \h </w:instrText>
+              <w:instrText xml:space="preserve"> PAGEREF _Toc227180007 \h </w:instrText>
             </w:r>
             <w:r>
               <w:rPr>
@@ -1409,14 +1399,13 @@
         <w:p>
           <w:pPr>
             <w:pStyle w:val="31"/>
-            <w:jc w:val="both"/>
             <w:rPr>
               <w:rFonts w:asciiTheme="minorHAnsi" w:eastAsiaTheme="minorEastAsia" w:hAnsiTheme="minorHAnsi" w:cstheme="minorBidi"/>
               <w:kern w:val="2"/>
               <w14:ligatures w14:val="standardContextual"/>
             </w:rPr>
           </w:pPr>
-          <w:hyperlink w:anchor="_Toc223514270" w:history="1">
+          <w:hyperlink w:anchor="_Toc227180008" w:history="1">
             <w:r>
               <w:rPr>
                 <w:rStyle w:val="a6"/>
@@ -1454,7 +1443,7 @@
               <w:rPr>
                 <w:webHidden/>
               </w:rPr>
-              <w:instrText xml:space="preserve"> PAGEREF _Toc223514270 \h </w:instrText>
+              <w:instrText xml:space="preserve"> PAGEREF _Toc227180008 \h </w:instrText>
             </w:r>
             <w:r>
               <w:rPr>
@@ -1484,14 +1473,13 @@
         <w:p>
           <w:pPr>
             <w:pStyle w:val="11"/>
-            <w:jc w:val="both"/>
             <w:rPr>
               <w:rFonts w:asciiTheme="minorHAnsi" w:eastAsiaTheme="minorEastAsia" w:hAnsiTheme="minorHAnsi" w:cstheme="minorBidi"/>
               <w:kern w:val="2"/>
               <w14:ligatures w14:val="standardContextual"/>
             </w:rPr>
           </w:pPr>
-          <w:hyperlink w:anchor="_Toc223514271" w:history="1">
+          <w:hyperlink w:anchor="_Toc227180009" w:history="1">
             <w:r>
               <w:rPr>
                 <w:rStyle w:val="a6"/>
@@ -1528,7 +1516,7 @@
               <w:rPr>
                 <w:webHidden/>
               </w:rPr>
-              <w:instrText xml:space="preserve"> PAGEREF _Toc223514271 \h </w:instrText>
+              <w:instrText xml:space="preserve"> PAGEREF _Toc227180009 \h </w:instrText>
             </w:r>
             <w:r>
               <w:rPr>
@@ -1558,14 +1546,13 @@
         <w:p>
           <w:pPr>
             <w:pStyle w:val="21"/>
-            <w:jc w:val="both"/>
             <w:rPr>
               <w:rFonts w:asciiTheme="minorHAnsi" w:eastAsiaTheme="minorEastAsia" w:hAnsiTheme="minorHAnsi" w:cstheme="minorBidi"/>
               <w:kern w:val="2"/>
               <w14:ligatures w14:val="standardContextual"/>
             </w:rPr>
           </w:pPr>
-          <w:hyperlink w:anchor="_Toc223514272" w:history="1">
+          <w:hyperlink w:anchor="_Toc227180010" w:history="1">
             <w:r>
               <w:rPr>
                 <w:rStyle w:val="a6"/>
@@ -1608,7 +1595,7 @@
               <w:rPr>
                 <w:webHidden/>
               </w:rPr>
-              <w:instrText xml:space="preserve"> PAGEREF _Toc223514272 \h </w:instrText>
+              <w:instrText xml:space="preserve"> PAGEREF _Toc227180010 \h </w:instrText>
             </w:r>
             <w:r>
               <w:rPr>
@@ -1638,14 +1625,13 @@
         <w:p>
           <w:pPr>
             <w:pStyle w:val="21"/>
-            <w:jc w:val="both"/>
             <w:rPr>
               <w:rFonts w:asciiTheme="minorHAnsi" w:eastAsiaTheme="minorEastAsia" w:hAnsiTheme="minorHAnsi" w:cstheme="minorBidi"/>
               <w:kern w:val="2"/>
               <w14:ligatures w14:val="standardContextual"/>
             </w:rPr>
           </w:pPr>
-          <w:hyperlink w:anchor="_Toc223514273" w:history="1">
+          <w:hyperlink w:anchor="_Toc227180011" w:history="1">
             <w:r>
               <w:rPr>
                 <w:rStyle w:val="a6"/>
@@ -1688,7 +1674,7 @@
               <w:rPr>
                 <w:webHidden/>
               </w:rPr>
-              <w:instrText xml:space="preserve"> PAGEREF _Toc223514273 \h </w:instrText>
+              <w:instrText xml:space="preserve"> PAGEREF _Toc227180011 \h </w:instrText>
             </w:r>
             <w:r>
               <w:rPr>
@@ -1718,14 +1704,13 @@
         <w:p>
           <w:pPr>
             <w:pStyle w:val="11"/>
-            <w:jc w:val="both"/>
             <w:rPr>
               <w:rFonts w:asciiTheme="minorHAnsi" w:eastAsiaTheme="minorEastAsia" w:hAnsiTheme="minorHAnsi" w:cstheme="minorBidi"/>
               <w:kern w:val="2"/>
               <w14:ligatures w14:val="standardContextual"/>
             </w:rPr>
           </w:pPr>
-          <w:hyperlink w:anchor="_Toc223514274" w:history="1">
+          <w:hyperlink w:anchor="_Toc227180012" w:history="1">
             <w:r>
               <w:rPr>
                 <w:rStyle w:val="a6"/>
@@ -1762,7 +1747,7 @@
               <w:rPr>
                 <w:webHidden/>
               </w:rPr>
-              <w:instrText xml:space="preserve"> PAGEREF _Toc223514274 \h </w:instrText>
+              <w:instrText xml:space="preserve"> PAGEREF _Toc227180012 \h </w:instrText>
             </w:r>
             <w:r>
               <w:rPr>
@@ -1792,14 +1777,13 @@
         <w:p>
           <w:pPr>
             <w:pStyle w:val="21"/>
-            <w:jc w:val="both"/>
             <w:rPr>
               <w:rFonts w:asciiTheme="minorHAnsi" w:eastAsiaTheme="minorEastAsia" w:hAnsiTheme="minorHAnsi" w:cstheme="minorBidi"/>
               <w:kern w:val="2"/>
               <w14:ligatures w14:val="standardContextual"/>
             </w:rPr>
           </w:pPr>
-          <w:hyperlink w:anchor="_Toc223514275" w:history="1">
+          <w:hyperlink w:anchor="_Toc227180013" w:history="1">
             <w:r>
               <w:rPr>
                 <w:rStyle w:val="a6"/>
@@ -1842,7 +1826,7 @@
               <w:rPr>
                 <w:webHidden/>
               </w:rPr>
-              <w:instrText xml:space="preserve"> PAGEREF _Toc223514275 \h </w:instrText>
+              <w:instrText xml:space="preserve"> PAGEREF _Toc227180013 \h </w:instrText>
             </w:r>
             <w:r>
               <w:rPr>
@@ -1872,14 +1856,13 @@
         <w:p>
           <w:pPr>
             <w:pStyle w:val="21"/>
-            <w:jc w:val="both"/>
             <w:rPr>
               <w:rFonts w:asciiTheme="minorHAnsi" w:eastAsiaTheme="minorEastAsia" w:hAnsiTheme="minorHAnsi" w:cstheme="minorBidi"/>
               <w:kern w:val="2"/>
               <w14:ligatures w14:val="standardContextual"/>
             </w:rPr>
           </w:pPr>
-          <w:hyperlink w:anchor="_Toc223514276" w:history="1">
+          <w:hyperlink w:anchor="_Toc227180014" w:history="1">
             <w:r>
               <w:rPr>
                 <w:rStyle w:val="a6"/>
@@ -1922,7 +1905,7 @@
               <w:rPr>
                 <w:webHidden/>
               </w:rPr>
-              <w:instrText xml:space="preserve"> PAGEREF _Toc223514276 \h </w:instrText>
+              <w:instrText xml:space="preserve"> PAGEREF _Toc227180014 \h </w:instrText>
             </w:r>
             <w:r>
               <w:rPr>
@@ -1952,14 +1935,13 @@
         <w:p>
           <w:pPr>
             <w:pStyle w:val="21"/>
-            <w:jc w:val="both"/>
             <w:rPr>
               <w:rFonts w:asciiTheme="minorHAnsi" w:eastAsiaTheme="minorEastAsia" w:hAnsiTheme="minorHAnsi" w:cstheme="minorBidi"/>
               <w:kern w:val="2"/>
               <w14:ligatures w14:val="standardContextual"/>
             </w:rPr>
           </w:pPr>
-          <w:hyperlink w:anchor="_Toc223514277" w:history="1">
+          <w:hyperlink w:anchor="_Toc227180015" w:history="1">
             <w:r>
               <w:rPr>
                 <w:rStyle w:val="a6"/>
@@ -2002,7 +1984,7 @@
               <w:rPr>
                 <w:webHidden/>
               </w:rPr>
-              <w:instrText xml:space="preserve"> PAGEREF _Toc223514277 \h </w:instrText>
+              <w:instrText xml:space="preserve"> PAGEREF _Toc227180015 \h </w:instrText>
             </w:r>
             <w:r>
               <w:rPr>
@@ -2032,14 +2014,13 @@
         <w:p>
           <w:pPr>
             <w:pStyle w:val="21"/>
-            <w:jc w:val="both"/>
             <w:rPr>
               <w:rFonts w:asciiTheme="minorHAnsi" w:eastAsiaTheme="minorEastAsia" w:hAnsiTheme="minorHAnsi" w:cstheme="minorBidi"/>
               <w:kern w:val="2"/>
               <w14:ligatures w14:val="standardContextual"/>
             </w:rPr>
           </w:pPr>
-          <w:hyperlink w:anchor="_Toc223514278" w:history="1">
+          <w:hyperlink w:anchor="_Toc227180016" w:history="1">
             <w:r>
               <w:rPr>
                 <w:rStyle w:val="a6"/>
@@ -2082,7 +2063,7 @@
               <w:rPr>
                 <w:webHidden/>
               </w:rPr>
-              <w:instrText xml:space="preserve"> PAGEREF _Toc223514278 \h </w:instrText>
+              <w:instrText xml:space="preserve"> PAGEREF _Toc227180016 \h </w:instrText>
             </w:r>
             <w:r>
               <w:rPr>
@@ -2112,14 +2093,13 @@
         <w:p>
           <w:pPr>
             <w:pStyle w:val="21"/>
-            <w:jc w:val="both"/>
             <w:rPr>
               <w:rFonts w:asciiTheme="minorHAnsi" w:eastAsiaTheme="minorEastAsia" w:hAnsiTheme="minorHAnsi" w:cstheme="minorBidi"/>
               <w:kern w:val="2"/>
               <w14:ligatures w14:val="standardContextual"/>
             </w:rPr>
           </w:pPr>
-          <w:hyperlink w:anchor="_Toc223514279" w:history="1">
+          <w:hyperlink w:anchor="_Toc227180017" w:history="1">
             <w:r>
               <w:rPr>
                 <w:rStyle w:val="a6"/>
@@ -2162,7 +2142,7 @@
               <w:rPr>
                 <w:webHidden/>
               </w:rPr>
-              <w:instrText xml:space="preserve"> PAGEREF _Toc223514279 \h </w:instrText>
+              <w:instrText xml:space="preserve"> PAGEREF _Toc227180017 \h </w:instrText>
             </w:r>
             <w:r>
               <w:rPr>
@@ -2192,14 +2172,13 @@
         <w:p>
           <w:pPr>
             <w:pStyle w:val="31"/>
-            <w:jc w:val="both"/>
             <w:rPr>
               <w:rFonts w:asciiTheme="minorHAnsi" w:eastAsiaTheme="minorEastAsia" w:hAnsiTheme="minorHAnsi" w:cstheme="minorBidi"/>
               <w:kern w:val="2"/>
               <w14:ligatures w14:val="standardContextual"/>
             </w:rPr>
           </w:pPr>
-          <w:hyperlink w:anchor="_Toc223514280" w:history="1">
+          <w:hyperlink w:anchor="_Toc227180018" w:history="1">
             <w:r>
               <w:rPr>
                 <w:rStyle w:val="a6"/>
@@ -2236,7 +2215,7 @@
               <w:rPr>
                 <w:webHidden/>
               </w:rPr>
-              <w:instrText xml:space="preserve"> PAGEREF _Toc223514280 \h </w:instrText>
+              <w:instrText xml:space="preserve"> PAGEREF _Toc227180018 \h </w:instrText>
             </w:r>
             <w:r>
               <w:rPr>
@@ -2266,14 +2245,13 @@
         <w:p>
           <w:pPr>
             <w:pStyle w:val="31"/>
-            <w:jc w:val="both"/>
             <w:rPr>
               <w:rFonts w:asciiTheme="minorHAnsi" w:eastAsiaTheme="minorEastAsia" w:hAnsiTheme="minorHAnsi" w:cstheme="minorBidi"/>
               <w:kern w:val="2"/>
               <w14:ligatures w14:val="standardContextual"/>
             </w:rPr>
           </w:pPr>
-          <w:hyperlink w:anchor="_Toc223514281" w:history="1">
+          <w:hyperlink w:anchor="_Toc227180019" w:history="1">
             <w:r>
               <w:rPr>
                 <w:rStyle w:val="a6"/>
@@ -2310,7 +2288,7 @@
               <w:rPr>
                 <w:webHidden/>
               </w:rPr>
-              <w:instrText xml:space="preserve"> PAGEREF _Toc223514281 \h </w:instrText>
+              <w:instrText xml:space="preserve"> PAGEREF _Toc227180019 \h </w:instrText>
             </w:r>
             <w:r>
               <w:rPr>
@@ -2340,14 +2318,13 @@
         <w:p>
           <w:pPr>
             <w:pStyle w:val="31"/>
-            <w:jc w:val="both"/>
             <w:rPr>
               <w:rFonts w:asciiTheme="minorHAnsi" w:eastAsiaTheme="minorEastAsia" w:hAnsiTheme="minorHAnsi" w:cstheme="minorBidi"/>
               <w:kern w:val="2"/>
               <w14:ligatures w14:val="standardContextual"/>
             </w:rPr>
           </w:pPr>
-          <w:hyperlink w:anchor="_Toc223514282" w:history="1">
+          <w:hyperlink w:anchor="_Toc227180020" w:history="1">
             <w:r>
               <w:rPr>
                 <w:rStyle w:val="a6"/>
@@ -2384,7 +2361,7 @@
               <w:rPr>
                 <w:webHidden/>
               </w:rPr>
-              <w:instrText xml:space="preserve"> PAGEREF _Toc223514282 \h </w:instrText>
+              <w:instrText xml:space="preserve"> PAGEREF _Toc227180020 \h </w:instrText>
             </w:r>
             <w:r>
               <w:rPr>
@@ -2414,14 +2391,13 @@
         <w:p>
           <w:pPr>
             <w:pStyle w:val="31"/>
-            <w:jc w:val="both"/>
             <w:rPr>
               <w:rFonts w:asciiTheme="minorHAnsi" w:eastAsiaTheme="minorEastAsia" w:hAnsiTheme="minorHAnsi" w:cstheme="minorBidi"/>
               <w:kern w:val="2"/>
               <w14:ligatures w14:val="standardContextual"/>
             </w:rPr>
           </w:pPr>
-          <w:hyperlink w:anchor="_Toc223514283" w:history="1">
+          <w:hyperlink w:anchor="_Toc227180021" w:history="1">
             <w:r>
               <w:rPr>
                 <w:rStyle w:val="a6"/>
@@ -2458,7 +2434,7 @@
               <w:rPr>
                 <w:webHidden/>
               </w:rPr>
-              <w:instrText xml:space="preserve"> PAGEREF _Toc223514283 \h </w:instrText>
+              <w:instrText xml:space="preserve"> PAGEREF _Toc227180021 \h </w:instrText>
             </w:r>
             <w:r>
               <w:rPr>
@@ -2488,14 +2464,13 @@
         <w:p>
           <w:pPr>
             <w:pStyle w:val="21"/>
-            <w:jc w:val="both"/>
             <w:rPr>
               <w:rFonts w:asciiTheme="minorHAnsi" w:eastAsiaTheme="minorEastAsia" w:hAnsiTheme="minorHAnsi" w:cstheme="minorBidi"/>
               <w:kern w:val="2"/>
               <w14:ligatures w14:val="standardContextual"/>
             </w:rPr>
           </w:pPr>
-          <w:hyperlink w:anchor="_Toc223514285" w:history="1">
+          <w:hyperlink w:anchor="_Toc227180022" w:history="1">
             <w:r>
               <w:rPr>
                 <w:rStyle w:val="a6"/>
@@ -2538,7 +2513,7 @@
               <w:rPr>
                 <w:webHidden/>
               </w:rPr>
-              <w:instrText xml:space="preserve"> PAGEREF _Toc223514285 \h </w:instrText>
+              <w:instrText xml:space="preserve"> PAGEREF _Toc227180022 \h </w:instrText>
             </w:r>
             <w:r>
               <w:rPr>
@@ -2568,14 +2543,13 @@
         <w:p>
           <w:pPr>
             <w:pStyle w:val="21"/>
-            <w:jc w:val="both"/>
             <w:rPr>
               <w:rFonts w:asciiTheme="minorHAnsi" w:eastAsiaTheme="minorEastAsia" w:hAnsiTheme="minorHAnsi" w:cstheme="minorBidi"/>
               <w:kern w:val="2"/>
               <w14:ligatures w14:val="standardContextual"/>
             </w:rPr>
           </w:pPr>
-          <w:hyperlink w:anchor="_Toc223514286" w:history="1">
+          <w:hyperlink w:anchor="_Toc227180023" w:history="1">
             <w:r>
               <w:rPr>
                 <w:rStyle w:val="a6"/>
@@ -2618,7 +2592,7 @@
               <w:rPr>
                 <w:webHidden/>
               </w:rPr>
-              <w:instrText xml:space="preserve"> PAGEREF _Toc223514286 \h </w:instrText>
+              <w:instrText xml:space="preserve"> PAGEREF _Toc227180023 \h </w:instrText>
             </w:r>
             <w:r>
               <w:rPr>
@@ -2648,14 +2622,13 @@
         <w:p>
           <w:pPr>
             <w:pStyle w:val="21"/>
-            <w:jc w:val="both"/>
             <w:rPr>
               <w:rFonts w:asciiTheme="minorHAnsi" w:eastAsiaTheme="minorEastAsia" w:hAnsiTheme="minorHAnsi" w:cstheme="minorBidi"/>
               <w:kern w:val="2"/>
               <w14:ligatures w14:val="standardContextual"/>
             </w:rPr>
           </w:pPr>
-          <w:hyperlink w:anchor="_Toc223514287" w:history="1">
+          <w:hyperlink w:anchor="_Toc227180024" w:history="1">
             <w:r>
               <w:rPr>
                 <w:rStyle w:val="a6"/>
@@ -2698,7 +2671,7 @@
               <w:rPr>
                 <w:webHidden/>
               </w:rPr>
-              <w:instrText xml:space="preserve"> PAGEREF _Toc223514287 \h </w:instrText>
+              <w:instrText xml:space="preserve"> PAGEREF _Toc227180024 \h </w:instrText>
             </w:r>
             <w:r>
               <w:rPr>
@@ -2728,14 +2701,13 @@
         <w:p>
           <w:pPr>
             <w:pStyle w:val="21"/>
-            <w:jc w:val="both"/>
             <w:rPr>
               <w:rFonts w:asciiTheme="minorHAnsi" w:eastAsiaTheme="minorEastAsia" w:hAnsiTheme="minorHAnsi" w:cstheme="minorBidi"/>
               <w:kern w:val="2"/>
               <w14:ligatures w14:val="standardContextual"/>
             </w:rPr>
           </w:pPr>
-          <w:hyperlink w:anchor="_Toc223514288" w:history="1">
+          <w:hyperlink w:anchor="_Toc227180025" w:history="1">
             <w:r>
               <w:rPr>
                 <w:rStyle w:val="a6"/>
@@ -2778,7 +2750,7 @@
               <w:rPr>
                 <w:webHidden/>
               </w:rPr>
-              <w:instrText xml:space="preserve"> PAGEREF _Toc223514288 \h </w:instrText>
+              <w:instrText xml:space="preserve"> PAGEREF _Toc227180025 \h </w:instrText>
             </w:r>
             <w:r>
               <w:rPr>
@@ -2808,14 +2780,13 @@
         <w:p>
           <w:pPr>
             <w:pStyle w:val="11"/>
-            <w:jc w:val="both"/>
             <w:rPr>
               <w:rFonts w:asciiTheme="minorHAnsi" w:eastAsiaTheme="minorEastAsia" w:hAnsiTheme="minorHAnsi" w:cstheme="minorBidi"/>
               <w:kern w:val="2"/>
               <w14:ligatures w14:val="standardContextual"/>
             </w:rPr>
           </w:pPr>
-          <w:hyperlink w:anchor="_Toc223514289" w:history="1">
+          <w:hyperlink w:anchor="_Toc227180026" w:history="1">
             <w:r>
               <w:rPr>
                 <w:rStyle w:val="a6"/>
@@ -2852,7 +2823,7 @@
               <w:rPr>
                 <w:webHidden/>
               </w:rPr>
-              <w:instrText xml:space="preserve"> PAGEREF _Toc223514289 \h </w:instrText>
+              <w:instrText xml:space="preserve"> PAGEREF _Toc227180026 \h </w:instrText>
             </w:r>
             <w:r>
               <w:rPr>
@@ -2882,14 +2853,13 @@
         <w:p>
           <w:pPr>
             <w:pStyle w:val="11"/>
-            <w:jc w:val="both"/>
             <w:rPr>
               <w:rFonts w:asciiTheme="minorHAnsi" w:eastAsiaTheme="minorEastAsia" w:hAnsiTheme="minorHAnsi" w:cstheme="minorBidi"/>
               <w:kern w:val="2"/>
               <w14:ligatures w14:val="standardContextual"/>
             </w:rPr>
           </w:pPr>
-          <w:hyperlink w:anchor="_Toc223514290" w:history="1">
+          <w:hyperlink w:anchor="_Toc227180027" w:history="1">
             <w:r>
               <w:rPr>
                 <w:rStyle w:val="a6"/>
@@ -2926,7 +2896,7 @@
               <w:rPr>
                 <w:webHidden/>
               </w:rPr>
-              <w:instrText xml:space="preserve"> PAGEREF _Toc223514290 \h </w:instrText>
+              <w:instrText xml:space="preserve"> PAGEREF _Toc227180027 \h </w:instrText>
             </w:r>
             <w:r>
               <w:rPr>
@@ -2956,14 +2926,13 @@
         <w:p>
           <w:pPr>
             <w:pStyle w:val="11"/>
-            <w:jc w:val="both"/>
             <w:rPr>
               <w:rFonts w:asciiTheme="minorHAnsi" w:eastAsiaTheme="minorEastAsia" w:hAnsiTheme="minorHAnsi" w:cstheme="minorBidi"/>
               <w:kern w:val="2"/>
               <w14:ligatures w14:val="standardContextual"/>
             </w:rPr>
           </w:pPr>
-          <w:hyperlink w:anchor="_Toc223514291" w:history="1">
+          <w:hyperlink w:anchor="_Toc227180028" w:history="1">
             <w:r>
               <w:rPr>
                 <w:rStyle w:val="a6"/>
@@ -3000,7 +2969,7 @@
               <w:rPr>
                 <w:webHidden/>
               </w:rPr>
-              <w:instrText xml:space="preserve"> PAGEREF _Toc223514291 \h </w:instrText>
+              <w:instrText xml:space="preserve"> PAGEREF _Toc227180028 \h </w:instrText>
             </w:r>
             <w:r>
               <w:rPr>
@@ -3030,14 +2999,13 @@
         <w:p>
           <w:pPr>
             <w:pStyle w:val="11"/>
-            <w:jc w:val="both"/>
             <w:rPr>
               <w:rFonts w:asciiTheme="minorHAnsi" w:eastAsiaTheme="minorEastAsia" w:hAnsiTheme="minorHAnsi" w:cstheme="minorBidi"/>
               <w:kern w:val="2"/>
               <w14:ligatures w14:val="standardContextual"/>
             </w:rPr>
           </w:pPr>
-          <w:hyperlink w:anchor="_Toc223514292" w:history="1">
+          <w:hyperlink w:anchor="_Toc227180029" w:history="1">
             <w:r>
               <w:rPr>
                 <w:rStyle w:val="a6"/>
@@ -3074,7 +3042,7 @@
               <w:rPr>
                 <w:webHidden/>
               </w:rPr>
-              <w:instrText xml:space="preserve"> PAGEREF _Toc223514292 \h </w:instrText>
+              <w:instrText xml:space="preserve"> PAGEREF _Toc227180029 \h </w:instrText>
             </w:r>
             <w:r>
               <w:rPr>
@@ -3142,9 +3110,10 @@
           <w:numId w:val="0"/>
         </w:numPr>
         <w:spacing w:after="240"/>
-        <w:ind w:left="851"/>
-      </w:pPr>
-      <w:bookmarkStart w:id="0" w:name="_Toc223514260"/>
+        <w:ind w:firstLine="709"/>
+        <w:jc w:val="both"/>
+      </w:pPr>
+      <w:bookmarkStart w:id="0" w:name="_Toc227179998"/>
       <w:r>
         <w:lastRenderedPageBreak/>
         <w:t>Вв</w:t>
@@ -3156,7 +3125,7 @@
     </w:p>
     <w:p>
       <w:pPr>
-        <w:ind w:firstLine="709"/>
+        <w:pStyle w:val="aff0"/>
       </w:pPr>
       <w:r>
         <w:t>Данный документ является техническим заданием на разработку игры «</w:t>
@@ -3182,7 +3151,7 @@
     </w:p>
     <w:p>
       <w:pPr>
-        <w:ind w:firstLine="709"/>
+        <w:pStyle w:val="aff0"/>
       </w:pPr>
       <w:r>
         <w:t>Документ регламентирует этапы и сроки</w:t>
@@ -3202,7 +3171,7 @@
     </w:p>
     <w:p>
       <w:pPr>
-        <w:ind w:firstLine="709"/>
+        <w:pStyle w:val="aff0"/>
       </w:pPr>
       <w:r>
         <w:t>Настоящий документ предназначен для технического специалиста</w:t>
@@ -3216,21 +3185,20 @@
     </w:p>
     <w:p>
       <w:pPr>
-        <w:pStyle w:val="1"/>
-      </w:pPr>
-      <w:bookmarkStart w:id="1" w:name="_Toc223514261"/>
-      <w:bookmarkStart w:id="2" w:name="_Toc74526610"/>
-      <w:bookmarkStart w:id="3" w:name="_Toc128474254"/>
+        <w:pStyle w:val="aff2"/>
+      </w:pPr>
+      <w:bookmarkStart w:id="1" w:name="_Toc74526610"/>
+      <w:bookmarkStart w:id="2" w:name="_Toc128474254"/>
+      <w:bookmarkStart w:id="3" w:name="_Toc227179999"/>
       <w:r>
         <w:lastRenderedPageBreak/>
         <w:t>Термины и определения</w:t>
       </w:r>
-      <w:bookmarkEnd w:id="1"/>
-    </w:p>
-    <w:p>
-      <w:pPr>
-        <w:pStyle w:val="a0"/>
-        <w:ind w:firstLine="709"/>
+      <w:bookmarkEnd w:id="3"/>
+    </w:p>
+    <w:p>
+      <w:pPr>
+        <w:pStyle w:val="afe"/>
       </w:pPr>
       <w:r>
         <w:rPr>
@@ -3246,8 +3214,7 @@
     </w:p>
     <w:p>
       <w:pPr>
-        <w:pStyle w:val="a0"/>
-        <w:ind w:firstLine="709"/>
+        <w:pStyle w:val="afe"/>
       </w:pPr>
       <w:r>
         <w:rPr>
@@ -3263,8 +3230,7 @@
     </w:p>
     <w:p>
       <w:pPr>
-        <w:pStyle w:val="a0"/>
-        <w:ind w:firstLine="709"/>
+        <w:pStyle w:val="afe"/>
       </w:pPr>
       <w:r>
         <w:rPr>
@@ -3280,8 +3246,7 @@
     </w:p>
     <w:p>
       <w:pPr>
-        <w:pStyle w:val="a0"/>
-        <w:ind w:firstLine="709"/>
+        <w:pStyle w:val="afe"/>
       </w:pPr>
       <w:r>
         <w:rPr>
@@ -3297,8 +3262,7 @@
     </w:p>
     <w:p>
       <w:pPr>
-        <w:pStyle w:val="a0"/>
-        <w:ind w:firstLine="709"/>
+        <w:pStyle w:val="afe"/>
       </w:pPr>
       <w:r>
         <w:rPr>
@@ -3314,8 +3278,7 @@
     </w:p>
     <w:p>
       <w:pPr>
-        <w:pStyle w:val="a0"/>
-        <w:ind w:firstLine="709"/>
+        <w:pStyle w:val="afe"/>
       </w:pPr>
       <w:r>
         <w:rPr>
@@ -3331,9 +3294,9 @@
     </w:p>
     <w:p>
       <w:pPr>
-        <w:pStyle w:val="1"/>
-      </w:pPr>
-      <w:bookmarkStart w:id="4" w:name="_Toc223514262"/>
+        <w:pStyle w:val="aff2"/>
+      </w:pPr>
+      <w:bookmarkStart w:id="4" w:name="_Toc227180000"/>
       <w:r>
         <w:lastRenderedPageBreak/>
         <w:t>Перечень сокращений</w:t>
@@ -3342,8 +3305,7 @@
     </w:p>
     <w:p>
       <w:pPr>
-        <w:pStyle w:val="a0"/>
-        <w:ind w:firstLine="709"/>
+        <w:pStyle w:val="afe"/>
       </w:pPr>
       <w:r>
         <w:rPr>
@@ -3359,8 +3321,7 @@
     </w:p>
     <w:p>
       <w:pPr>
-        <w:pStyle w:val="a0"/>
-        <w:ind w:firstLine="709"/>
+        <w:pStyle w:val="afe"/>
       </w:pPr>
       <w:r>
         <w:rPr>
@@ -3376,8 +3337,7 @@
     </w:p>
     <w:p>
       <w:pPr>
-        <w:pStyle w:val="a0"/>
-        <w:ind w:firstLine="709"/>
+        <w:pStyle w:val="afe"/>
       </w:pPr>
       <w:r>
         <w:rPr>
@@ -3393,8 +3353,7 @@
     </w:p>
     <w:p>
       <w:pPr>
-        <w:pStyle w:val="a0"/>
-        <w:ind w:firstLine="709"/>
+        <w:pStyle w:val="afe"/>
       </w:pPr>
       <w:r>
         <w:rPr>
@@ -3405,24 +3364,17 @@
         <w:t>ОС</w:t>
       </w:r>
       <w:r>
-        <w:rPr>
-          <w:b/>
-          <w:bCs/>
-        </w:rPr>
-        <w:t xml:space="preserve"> </w:t>
-      </w:r>
-      <w:r>
-        <w:t>– операционная система.</w:t>
-      </w:r>
-    </w:p>
-    <w:p>
-      <w:pPr>
-        <w:pStyle w:val="1"/>
+        <w:t xml:space="preserve"> – операционная система.</w:t>
+      </w:r>
+    </w:p>
+    <w:p>
+      <w:pPr>
+        <w:pStyle w:val="aff2"/>
         <w:rPr>
           <w:lang w:val="en-US"/>
         </w:rPr>
       </w:pPr>
-      <w:bookmarkStart w:id="5" w:name="_Toc223514263"/>
+      <w:bookmarkStart w:id="5" w:name="_Toc227180001"/>
       <w:r>
         <w:lastRenderedPageBreak/>
         <w:t>Основные сведения о разработке</w:t>
@@ -3431,35 +3383,37 @@
     </w:p>
     <w:p>
       <w:pPr>
+        <w:pStyle w:val="aff0"/>
+      </w:pPr>
+      <w:r>
+        <w:t>В данном разделе настоящего технического задания описываются основные сведения разработки игры «Змейка».</w:t>
+      </w:r>
+    </w:p>
+    <w:p>
+      <w:pPr>
+        <w:pStyle w:val="2"/>
         <w:ind w:firstLine="709"/>
       </w:pPr>
-      <w:r>
-        <w:t>В данном разделе настоящего технического задания описываются основные сведения разработки игры «Змейка».</w:t>
+      <w:bookmarkStart w:id="6" w:name="_Toc227180002"/>
+      <w:r>
+        <w:t>Наименование разработки</w:t>
+      </w:r>
+      <w:bookmarkEnd w:id="6"/>
+    </w:p>
+    <w:p>
+      <w:pPr>
+        <w:pStyle w:val="aff0"/>
+      </w:pPr>
+      <w:r>
+        <w:t>Наименование игры, разрабатываемой в форме учебной практики: «Змейка».</w:t>
       </w:r>
     </w:p>
     <w:p>
       <w:pPr>
         <w:pStyle w:val="2"/>
-      </w:pPr>
-      <w:bookmarkStart w:id="6" w:name="_Toc223514264"/>
-      <w:r>
-        <w:t>Наименование разработки</w:t>
-      </w:r>
-      <w:bookmarkEnd w:id="6"/>
-    </w:p>
-    <w:p>
-      <w:pPr>
         <w:ind w:firstLine="709"/>
       </w:pPr>
-      <w:r>
-        <w:t>Наименование игры, разрабатываемой в форме учебной практики: «Змейка».</w:t>
-      </w:r>
-    </w:p>
-    <w:p>
-      <w:pPr>
-        <w:pStyle w:val="2"/>
-      </w:pPr>
-      <w:bookmarkStart w:id="7" w:name="_Toc223514265"/>
+      <w:bookmarkStart w:id="7" w:name="_Toc227180003"/>
       <w:r>
         <w:t>Цель и задачи</w:t>
       </w:r>
@@ -3467,9 +3421,7 @@
     </w:p>
     <w:p>
       <w:pPr>
-        <w:pStyle w:val="ds-markdown-paragraph"/>
-        <w:spacing w:before="240" w:beforeAutospacing="0" w:after="0" w:afterAutospacing="0" w:line="360" w:lineRule="auto"/>
-        <w:ind w:firstLine="709"/>
+        <w:pStyle w:val="aff0"/>
       </w:pPr>
       <w:r>
         <w:rPr>
@@ -3494,12 +3446,8 @@
     </w:p>
     <w:p>
       <w:pPr>
-        <w:pStyle w:val="a0"/>
-        <w:numPr>
-          <w:ilvl w:val="0"/>
-          <w:numId w:val="0"/>
-        </w:numPr>
-        <w:ind w:left="851" w:firstLine="709"/>
+        <w:pStyle w:val="afe"/>
+        <w:spacing w:before="0"/>
       </w:pPr>
       <w:r>
         <w:t>Задачи разработки:</w:t>
@@ -3507,54 +3455,154 @@
     </w:p>
     <w:p>
       <w:pPr>
-        <w:pStyle w:val="a0"/>
+        <w:pStyle w:val="afe"/>
+        <w:spacing w:before="0"/>
+      </w:pPr>
+      <w:r>
+        <w:t>про</w:t>
+      </w:r>
+      <w:r>
+        <w:t>анализ</w:t>
+      </w:r>
+      <w:r>
+        <w:t>ировать</w:t>
+      </w:r>
+      <w:r>
+        <w:t xml:space="preserve"> предметн</w:t>
+      </w:r>
+      <w:r>
+        <w:t>ую</w:t>
+      </w:r>
+      <w:r>
+        <w:t xml:space="preserve"> област</w:t>
+      </w:r>
+      <w:r>
+        <w:t>ь</w:t>
+      </w:r>
+      <w:r>
+        <w:t xml:space="preserve"> и существующи</w:t>
+      </w:r>
+      <w:r>
+        <w:t>е</w:t>
+      </w:r>
+      <w:r>
+        <w:t xml:space="preserve"> аналог</w:t>
+      </w:r>
+      <w:r>
+        <w:t>и</w:t>
+      </w:r>
+      <w:r>
+        <w:t>;</w:t>
+      </w:r>
+    </w:p>
+    <w:p>
+      <w:pPr>
+        <w:pStyle w:val="afe"/>
+        <w:spacing w:before="0"/>
+      </w:pPr>
+      <w:r>
+        <w:t>с</w:t>
+      </w:r>
+      <w:r>
+        <w:t>проектирова</w:t>
+      </w:r>
+      <w:r>
+        <w:t>ть</w:t>
+      </w:r>
+      <w:r>
+        <w:t xml:space="preserve"> структур</w:t>
+      </w:r>
+      <w:r>
+        <w:t>у</w:t>
+      </w:r>
+      <w:r>
+        <w:t xml:space="preserve"> приложения и пользовательского интерфейса;</w:t>
+      </w:r>
+    </w:p>
+    <w:p>
+      <w:pPr>
+        <w:pStyle w:val="afe"/>
+        <w:spacing w:before="0"/>
+      </w:pPr>
+      <w:r>
+        <w:t>реализ</w:t>
+      </w:r>
+      <w:r>
+        <w:t>овать</w:t>
+      </w:r>
+      <w:r>
+        <w:t xml:space="preserve"> игров</w:t>
+      </w:r>
+      <w:r>
+        <w:t>ую</w:t>
+      </w:r>
+      <w:r>
+        <w:t xml:space="preserve"> логик</w:t>
+      </w:r>
+      <w:r>
+        <w:t>у</w:t>
+      </w:r>
+      <w:r>
+        <w:t xml:space="preserve"> (движение змейки, появление еды, проверка столкновений, подсчёт очков);</w:t>
+      </w:r>
+    </w:p>
+    <w:p>
+      <w:pPr>
+        <w:pStyle w:val="afe"/>
+        <w:spacing w:before="0"/>
+      </w:pPr>
+      <w:r>
+        <w:t xml:space="preserve">провести </w:t>
+      </w:r>
+      <w:r>
+        <w:t>тестирование и отладк</w:t>
+      </w:r>
+      <w:r>
+        <w:t>у</w:t>
+      </w:r>
+      <w:r>
+        <w:t xml:space="preserve"> программы;</w:t>
+      </w:r>
+    </w:p>
+    <w:p>
+      <w:pPr>
+        <w:pStyle w:val="afe"/>
+        <w:spacing w:before="0"/>
+      </w:pPr>
+      <w:r>
+        <w:t>подгото</w:t>
+      </w:r>
+      <w:r>
+        <w:t>вить</w:t>
+      </w:r>
+      <w:r>
+        <w:t xml:space="preserve"> техническ</w:t>
+      </w:r>
+      <w:r>
+        <w:t>ую</w:t>
+      </w:r>
+      <w:r>
+        <w:t xml:space="preserve"> и пользовательск</w:t>
+      </w:r>
+      <w:r>
+        <w:t>ую</w:t>
+      </w:r>
+      <w:r>
+        <w:t xml:space="preserve"> документац</w:t>
+      </w:r>
+      <w:r>
+        <w:t>ию</w:t>
+      </w:r>
+      <w:r>
+        <w:t>.</w:t>
+      </w:r>
+    </w:p>
+    <w:p>
+      <w:pPr>
+        <w:pStyle w:val="2"/>
         <w:ind w:firstLine="709"/>
       </w:pPr>
-      <w:r>
-        <w:t>анализ предметной области и существующих аналогов;</w:t>
-      </w:r>
-    </w:p>
-    <w:p>
-      <w:pPr>
-        <w:pStyle w:val="a0"/>
-        <w:ind w:firstLine="709"/>
-      </w:pPr>
-      <w:r>
-        <w:t>проектирование структуры приложения и пользовательского интерфейса;</w:t>
-      </w:r>
-    </w:p>
-    <w:p>
-      <w:pPr>
-        <w:pStyle w:val="a0"/>
-        <w:ind w:firstLine="709"/>
-      </w:pPr>
-      <w:r>
-        <w:t>реализация игровой логики (движение змейки, появление еды, проверка столкновений, подсчёт очков);</w:t>
-      </w:r>
-    </w:p>
-    <w:p>
-      <w:pPr>
-        <w:pStyle w:val="a0"/>
-        <w:ind w:firstLine="709"/>
-      </w:pPr>
-      <w:r>
-        <w:t>тестирование и отладка программы;</w:t>
-      </w:r>
-    </w:p>
-    <w:p>
-      <w:pPr>
-        <w:pStyle w:val="a0"/>
-        <w:ind w:firstLine="709"/>
-      </w:pPr>
-      <w:r>
-        <w:t>подготовка технической и пользовательской документации.</w:t>
-      </w:r>
-    </w:p>
-    <w:p>
-      <w:pPr>
-        <w:pStyle w:val="2"/>
-      </w:pPr>
-      <w:bookmarkStart w:id="8" w:name="_Toc223514266"/>
+      <w:bookmarkStart w:id="8" w:name="_Toc227180004"/>
       <w:r>
         <w:t>Сведения об участниках разработки</w:t>
       </w:r>
@@ -3562,15 +3610,11 @@
     </w:p>
     <w:p>
       <w:pPr>
-        <w:pStyle w:val="ds-markdown-paragraph"/>
-        <w:spacing w:before="0" w:beforeAutospacing="0" w:after="0" w:afterAutospacing="0" w:line="360" w:lineRule="auto"/>
-        <w:ind w:firstLine="720"/>
-        <w:jc w:val="both"/>
+        <w:pStyle w:val="aff0"/>
       </w:pPr>
       <w:r>
         <w:rPr>
           <w:rStyle w:val="afc"/>
-          <w:rFonts w:eastAsiaTheme="majorEastAsia"/>
           <w:b w:val="0"/>
           <w:bCs w:val="0"/>
         </w:rPr>
@@ -3590,15 +3634,11 @@
     </w:p>
     <w:p>
       <w:pPr>
-        <w:pStyle w:val="ds-markdown-paragraph"/>
-        <w:spacing w:before="0" w:beforeAutospacing="0" w:after="0" w:afterAutospacing="0" w:line="360" w:lineRule="auto"/>
-        <w:ind w:firstLine="720"/>
-        <w:jc w:val="both"/>
+        <w:pStyle w:val="aff0"/>
       </w:pPr>
       <w:r>
         <w:rPr>
           <w:rStyle w:val="afc"/>
-          <w:rFonts w:eastAsiaTheme="majorEastAsia"/>
           <w:b w:val="0"/>
           <w:bCs w:val="0"/>
         </w:rPr>
@@ -3618,8 +3658,8 @@
     </w:p>
     <w:p>
       <w:pPr>
-        <w:pStyle w:val="a0"/>
-        <w:ind w:firstLine="720"/>
+        <w:pStyle w:val="afe"/>
+        <w:spacing w:before="0"/>
       </w:pPr>
       <w:r>
         <w:t>по учебной практике – Самоделкин П.А.;</w:t>
@@ -3627,14 +3667,18 @@
     </w:p>
     <w:p>
       <w:pPr>
-        <w:pStyle w:val="a0"/>
-        <w:ind w:firstLine="720"/>
+        <w:pStyle w:val="afe"/>
+        <w:spacing w:before="0"/>
       </w:pPr>
       <w:r>
         <w:t>по дисциплине «Анализ и разработка технического задания» –</w:t>
       </w:r>
       <w:r>
-        <w:t>Гюльмамедова Л</w:t>
+        <w:t xml:space="preserve">Гюльмамедова </w:t>
+      </w:r>
+      <w:proofErr w:type="gramStart"/>
+      <w:r>
+        <w:t>Л</w:t>
       </w:r>
       <w:r>
         <w:t>.</w:t>
@@ -3642,14 +3686,15 @@
       <w:r>
         <w:t>Э.</w:t>
       </w:r>
+      <w:proofErr w:type="gramEnd"/>
       <w:r>
         <w:t>;</w:t>
       </w:r>
     </w:p>
     <w:p>
       <w:pPr>
-        <w:pStyle w:val="a0"/>
-        <w:ind w:firstLine="720"/>
+        <w:pStyle w:val="afe"/>
+        <w:spacing w:before="0"/>
       </w:pPr>
       <w:r>
         <w:t>по дисциплине «Внедрение информационных систем» – Самоделкин П.А.;</w:t>
@@ -3657,14 +3702,18 @@
     </w:p>
     <w:p>
       <w:pPr>
-        <w:pStyle w:val="a0"/>
-        <w:ind w:firstLine="720"/>
+        <w:pStyle w:val="afe"/>
+        <w:spacing w:before="0"/>
       </w:pPr>
       <w:r>
         <w:t xml:space="preserve">руководитель образовательной программы – </w:t>
       </w:r>
       <w:r>
-        <w:t>Чистяков Г</w:t>
+        <w:t xml:space="preserve">Чистяков </w:t>
+      </w:r>
+      <w:proofErr w:type="gramStart"/>
+      <w:r>
+        <w:t>Г</w:t>
       </w:r>
       <w:r>
         <w:t>.</w:t>
@@ -3672,12 +3721,14 @@
       <w:r>
         <w:t>А.</w:t>
       </w:r>
+      <w:proofErr w:type="gramEnd"/>
     </w:p>
     <w:p>
       <w:pPr>
         <w:pStyle w:val="2"/>
-      </w:pPr>
-      <w:bookmarkStart w:id="9" w:name="_Toc223514267"/>
+        <w:ind w:firstLine="709"/>
+      </w:pPr>
+      <w:bookmarkStart w:id="9" w:name="_Toc227180005"/>
       <w:r>
         <w:t>Сроки разработки</w:t>
       </w:r>
@@ -3685,7 +3736,7 @@
     </w:p>
     <w:p>
       <w:pPr>
-        <w:ind w:firstLine="720"/>
+        <w:pStyle w:val="aff0"/>
       </w:pPr>
       <w:r>
         <w:t>Разработка программного продукта должна быть осуществлена с 17.01.2026 по 20.06.2026.</w:t>
@@ -3694,8 +3745,9 @@
     <w:p>
       <w:pPr>
         <w:pStyle w:val="2"/>
-      </w:pPr>
-      <w:bookmarkStart w:id="10" w:name="_Toc223514268"/>
+        <w:ind w:firstLine="709"/>
+      </w:pPr>
+      <w:bookmarkStart w:id="10" w:name="_Toc227180006"/>
       <w:r>
         <w:lastRenderedPageBreak/>
         <w:t>Назначение разработки</w:t>
@@ -3707,7 +3759,7 @@
     </w:p>
     <w:p>
       <w:pPr>
-        <w:ind w:firstLine="720"/>
+        <w:pStyle w:val="aff0"/>
       </w:pPr>
       <w:r>
         <w:t>В данном разделе настоящего технического задания описывается назначение разработки игры «Змейка».</w:t>
@@ -3716,8 +3768,9 @@
     <w:p>
       <w:pPr>
         <w:pStyle w:val="3"/>
-      </w:pPr>
-      <w:bookmarkStart w:id="11" w:name="_Toc223514269"/>
+        <w:ind w:firstLine="709"/>
+      </w:pPr>
+      <w:bookmarkStart w:id="11" w:name="_Toc227180007"/>
       <w:r>
         <w:t>Функциональное назначение</w:t>
       </w:r>
@@ -3725,7 +3778,7 @@
     </w:p>
     <w:p>
       <w:pPr>
-        <w:ind w:firstLine="720"/>
+        <w:pStyle w:val="aff0"/>
       </w:pPr>
       <w:r>
         <w:t xml:space="preserve">Программный продукт предназначен для организации участия </w:t>
@@ -3757,8 +3810,8 @@
     </w:p>
     <w:p>
       <w:pPr>
-        <w:pStyle w:val="a0"/>
-        <w:ind w:firstLine="720"/>
+        <w:pStyle w:val="afe"/>
+        <w:spacing w:before="0"/>
       </w:pPr>
       <w:r>
         <w:t>запуск и управление игрой;</w:t>
@@ -3766,8 +3819,8 @@
     </w:p>
     <w:p>
       <w:pPr>
-        <w:pStyle w:val="a0"/>
-        <w:ind w:firstLine="720"/>
+        <w:pStyle w:val="afe"/>
+        <w:spacing w:before="0"/>
       </w:pPr>
       <w:r>
         <w:t>отображение игрового поля, змейки, еды и текущего счёта;</w:t>
@@ -3775,8 +3828,8 @@
     </w:p>
     <w:p>
       <w:pPr>
-        <w:pStyle w:val="a0"/>
-        <w:ind w:firstLine="720"/>
+        <w:pStyle w:val="afe"/>
+        <w:spacing w:before="0"/>
       </w:pPr>
       <w:r>
         <w:t>обработка пользовательского ввода (клавиши управления);</w:t>
@@ -3784,8 +3837,8 @@
     </w:p>
     <w:p>
       <w:pPr>
-        <w:pStyle w:val="a0"/>
-        <w:ind w:firstLine="720"/>
+        <w:pStyle w:val="afe"/>
+        <w:spacing w:before="0"/>
       </w:pPr>
       <w:r>
         <w:t>завершение игры при столкновении и отображение сообщения о проигрыше.</w:t>
@@ -3794,11 +3847,12 @@
     <w:p>
       <w:pPr>
         <w:pStyle w:val="3"/>
+        <w:ind w:firstLine="709"/>
         <w:rPr>
           <w:lang w:val="en-US"/>
         </w:rPr>
       </w:pPr>
-      <w:bookmarkStart w:id="12" w:name="_Toc223514270"/>
+      <w:bookmarkStart w:id="12" w:name="_Toc227180008"/>
       <w:r>
         <w:t>Эксплуатационное назначение</w:t>
       </w:r>
@@ -3806,7 +3860,7 @@
     </w:p>
     <w:p>
       <w:pPr>
-        <w:ind w:firstLine="720"/>
+        <w:pStyle w:val="aff0"/>
       </w:pPr>
       <w:r>
         <w:t>Программа рассчитана на широкий круг пользователей, обладающих базовыми навыками работы с клавиатурой. Не требует специальной подготовки или установки дополнительного программного обеспечения, кроме интерпретатора Python.</w:t>
@@ -3815,8 +3869,9 @@
     <w:p>
       <w:pPr>
         <w:pStyle w:val="1"/>
-      </w:pPr>
-      <w:bookmarkStart w:id="13" w:name="_Toc223514271"/>
+        <w:ind w:firstLine="709"/>
+      </w:pPr>
+      <w:bookmarkStart w:id="13" w:name="_Toc227180009"/>
       <w:r>
         <w:lastRenderedPageBreak/>
         <w:t xml:space="preserve">Анализ </w:t>
@@ -3828,7 +3883,7 @@
     </w:p>
     <w:p>
       <w:pPr>
-        <w:ind w:firstLine="720"/>
+        <w:pStyle w:val="aff0"/>
       </w:pPr>
       <w:r>
         <w:t>В данном разделе настоящего технического задания описыв</w:t>
@@ -3855,8 +3910,9 @@
     <w:p>
       <w:pPr>
         <w:pStyle w:val="2"/>
-      </w:pPr>
-      <w:bookmarkStart w:id="14" w:name="_Toc223514272"/>
+        <w:ind w:firstLine="709"/>
+      </w:pPr>
+      <w:bookmarkStart w:id="14" w:name="_Toc227180010"/>
       <w:r>
         <w:t>Описание предметной области</w:t>
       </w:r>
@@ -3864,143 +3920,74 @@
     </w:p>
     <w:p>
       <w:pPr>
-        <w:tabs>
-          <w:tab w:val="num" w:pos="720"/>
-        </w:tabs>
-        <w:ind w:firstLine="720"/>
-        <w:rPr>
-          <w:rFonts w:eastAsia="Times New Roman" w:cs="Times New Roman"/>
-          <w:szCs w:val="24"/>
-        </w:rPr>
-      </w:pPr>
-      <w:r>
-        <w:rPr>
-          <w:rFonts w:eastAsia="Times New Roman" w:cs="Times New Roman"/>
-          <w:szCs w:val="24"/>
-        </w:rPr>
+        <w:pStyle w:val="aff0"/>
+      </w:pPr>
+      <w:r>
         <w:t xml:space="preserve">«Змейка» (англ. </w:t>
       </w:r>
       <w:proofErr w:type="spellStart"/>
       <w:r>
-        <w:rPr>
-          <w:rFonts w:eastAsia="Times New Roman" w:cs="Times New Roman"/>
-          <w:szCs w:val="24"/>
-        </w:rPr>
         <w:t>Snake</w:t>
       </w:r>
       <w:proofErr w:type="spellEnd"/>
       <w:r>
-        <w:rPr>
-          <w:rFonts w:eastAsia="Times New Roman" w:cs="Times New Roman"/>
-          <w:szCs w:val="24"/>
-        </w:rPr>
         <w:t xml:space="preserve">) – это классический жанр аркадных игр, где игрок управляет постоянно растущей линией, избегая столкновений. </w:t>
       </w:r>
     </w:p>
     <w:p>
       <w:pPr>
-        <w:tabs>
-          <w:tab w:val="num" w:pos="720"/>
-        </w:tabs>
-        <w:ind w:firstLine="720"/>
-        <w:rPr>
-          <w:rFonts w:eastAsia="Times New Roman" w:cs="Times New Roman"/>
-          <w:szCs w:val="24"/>
-        </w:rPr>
-      </w:pPr>
-      <w:r>
-        <w:rPr>
-          <w:rFonts w:eastAsia="Times New Roman" w:cs="Times New Roman"/>
-          <w:szCs w:val="24"/>
-        </w:rPr>
+        <w:pStyle w:val="aff0"/>
+      </w:pPr>
+      <w:r>
         <w:t xml:space="preserve">Основы жанра заложила аркадная игра </w:t>
       </w:r>
       <w:proofErr w:type="spellStart"/>
       <w:r>
-        <w:rPr>
-          <w:rFonts w:eastAsia="Times New Roman" w:cs="Times New Roman"/>
-          <w:szCs w:val="24"/>
-        </w:rPr>
         <w:t>Blockade</w:t>
       </w:r>
       <w:proofErr w:type="spellEnd"/>
       <w:r>
-        <w:rPr>
-          <w:rFonts w:eastAsia="Times New Roman" w:cs="Times New Roman"/>
-          <w:szCs w:val="24"/>
-        </w:rPr>
         <w:t xml:space="preserve"> от команды </w:t>
       </w:r>
       <w:proofErr w:type="spellStart"/>
       <w:r>
-        <w:rPr>
-          <w:rFonts w:eastAsia="Times New Roman" w:cs="Times New Roman"/>
-          <w:szCs w:val="24"/>
-        </w:rPr>
         <w:t>Gremlin</w:t>
       </w:r>
       <w:proofErr w:type="spellEnd"/>
       <w:r>
-        <w:rPr>
-          <w:rFonts w:eastAsia="Times New Roman" w:cs="Times New Roman"/>
-          <w:szCs w:val="24"/>
-        </w:rPr>
         <w:t xml:space="preserve"> Interactive. Это была игра для двух игроков, где движение оставляло неисчезающий след, а столкновение с ним означало проигрыш. Одну из первых компьютерных адаптаций концепции под названием </w:t>
       </w:r>
       <w:proofErr w:type="spellStart"/>
       <w:r>
-        <w:rPr>
-          <w:rFonts w:eastAsia="Times New Roman" w:cs="Times New Roman"/>
-          <w:szCs w:val="24"/>
-        </w:rPr>
         <w:t>Worm</w:t>
       </w:r>
       <w:proofErr w:type="spellEnd"/>
       <w:r>
-        <w:rPr>
-          <w:rFonts w:eastAsia="Times New Roman" w:cs="Times New Roman"/>
-          <w:szCs w:val="24"/>
-        </w:rPr>
         <w:t xml:space="preserve"> создал Питер </w:t>
       </w:r>
       <w:proofErr w:type="spellStart"/>
       <w:r>
-        <w:rPr>
-          <w:rFonts w:eastAsia="Times New Roman" w:cs="Times New Roman"/>
-          <w:szCs w:val="24"/>
-        </w:rPr>
         <w:t>Трефонас</w:t>
       </w:r>
       <w:proofErr w:type="spellEnd"/>
       <w:r>
-        <w:rPr>
-          <w:rFonts w:eastAsia="Times New Roman" w:cs="Times New Roman"/>
-          <w:szCs w:val="24"/>
-        </w:rPr>
         <w:t xml:space="preserve"> для компьютера TRS-80. Каноническую версию разработал Танели </w:t>
       </w:r>
       <w:proofErr w:type="spellStart"/>
       <w:r>
-        <w:rPr>
-          <w:rFonts w:eastAsia="Times New Roman" w:cs="Times New Roman"/>
-          <w:szCs w:val="24"/>
-        </w:rPr>
         <w:t>Арманто</w:t>
       </w:r>
       <w:proofErr w:type="spellEnd"/>
       <w:r>
-        <w:rPr>
-          <w:rFonts w:eastAsia="Times New Roman" w:cs="Times New Roman"/>
-          <w:szCs w:val="24"/>
-        </w:rPr>
         <w:t>, финский инженер Nokia. Он адаптировал идею для одиночной игры на телефоне Nokia 6110, добавив механику сбора точек (яблок) для роста змейки.</w:t>
       </w:r>
     </w:p>
     <w:p>
       <w:pPr>
         <w:pStyle w:val="2"/>
-      </w:pPr>
-      <w:bookmarkStart w:id="15" w:name="_Toc223514273"/>
+        <w:ind w:firstLine="709"/>
+      </w:pPr>
+      <w:bookmarkStart w:id="15" w:name="_Toc227180011"/>
       <w:r>
         <w:t>Обзор аналогов</w:t>
       </w:r>
@@ -4008,26 +3995,18 @@
     </w:p>
     <w:p>
       <w:pPr>
-        <w:pStyle w:val="a0"/>
-        <w:keepLines w:val="0"/>
-        <w:numPr>
-          <w:ilvl w:val="0"/>
-          <w:numId w:val="23"/>
-        </w:numPr>
-        <w:tabs>
-          <w:tab w:val="clear" w:pos="1276"/>
-        </w:tabs>
-        <w:suppressAutoHyphens/>
-        <w:rPr>
-          <w:rFonts w:eastAsia="Times New Roman" w:cs="Times New Roman"/>
-          <w:szCs w:val="24"/>
-        </w:rPr>
-      </w:pPr>
-      <w:r>
-        <w:rPr>
-          <w:rFonts w:eastAsia="Times New Roman" w:cs="Times New Roman"/>
-          <w:szCs w:val="24"/>
-        </w:rPr>
+        <w:ind w:firstLine="709"/>
+      </w:pPr>
+      <w:r>
+        <w:t>Аналог №1</w:t>
+      </w:r>
+    </w:p>
+    <w:p>
+      <w:pPr>
+        <w:pStyle w:val="aff0"/>
+        <w:spacing w:before="0"/>
+      </w:pPr>
+      <w:r>
         <w:t xml:space="preserve">Змейка! </w:t>
       </w:r>
       <w:r>
@@ -4039,42 +4018,26 @@
         <w:footnoteReference w:id="2"/>
       </w:r>
       <w:r>
+        <w:t xml:space="preserve">– </w:t>
+      </w:r>
+      <w:proofErr w:type="spellStart"/>
+      <w:r>
         <w:rPr>
-          <w:rFonts w:eastAsia="Times New Roman" w:cs="Times New Roman"/>
-          <w:szCs w:val="24"/>
-        </w:rPr>
-        <w:t xml:space="preserve">– </w:t>
-      </w:r>
-      <w:proofErr w:type="spellStart"/>
-      <w:r>
-        <w:rPr>
-          <w:rFonts w:eastAsia="Times New Roman" w:cs="Times New Roman"/>
-          <w:szCs w:val="24"/>
           <w:lang w:val="en-US"/>
         </w:rPr>
         <w:t>Pitraev</w:t>
       </w:r>
       <w:proofErr w:type="spellEnd"/>
       <w:r>
+        <w:t xml:space="preserve"> </w:t>
+      </w:r>
+      <w:r>
         <w:rPr>
-          <w:rFonts w:eastAsia="Times New Roman" w:cs="Times New Roman"/>
-          <w:szCs w:val="24"/>
-        </w:rPr>
-        <w:t xml:space="preserve"> </w:t>
-      </w:r>
-      <w:r>
-        <w:rPr>
-          <w:rFonts w:eastAsia="Times New Roman" w:cs="Times New Roman"/>
-          <w:szCs w:val="24"/>
           <w:lang w:val="en-US"/>
         </w:rPr>
         <w:t>Vlad</w:t>
       </w:r>
       <w:r>
-        <w:rPr>
-          <w:rFonts w:eastAsia="Times New Roman" w:cs="Times New Roman"/>
-          <w:szCs w:val="24"/>
-        </w:rPr>
         <w:t>, 2020 год:</w:t>
       </w:r>
     </w:p>
@@ -4096,9 +4059,9 @@
           <w:lang w:val="en-US"/>
         </w:rPr>
         <w:drawing>
-          <wp:inline distT="0" distB="0" distL="0" distR="0" wp14:anchorId="2BD90D04" wp14:editId="51FC2814">
-            <wp:extent cx="4293705" cy="3217295"/>
-            <wp:effectExtent l="0" t="0" r="0" b="2540"/>
+          <wp:inline distT="0" distB="0" distL="0" distR="0" wp14:anchorId="2BD90D04" wp14:editId="40C93BA8">
+            <wp:extent cx="4076700" cy="3054692"/>
+            <wp:effectExtent l="0" t="0" r="0" b="0"/>
             <wp:docPr id="1263363866" name="Рисунок 1" descr="Изображение выглядит как снимок экрана, программное обеспечение&#10;&#10;Содержимое, созданное искусственным интеллектом, может быть неверным."/>
             <wp:cNvGraphicFramePr>
               <a:graphicFrameLocks xmlns:a="http://schemas.openxmlformats.org/drawingml/2006/main" noChangeAspect="1"/>
@@ -4119,7 +4082,7 @@
                   <pic:spPr>
                     <a:xfrm>
                       <a:off x="0" y="0"/>
-                      <a:ext cx="4395896" cy="3293867"/>
+                      <a:ext cx="4177684" cy="3130359"/>
                     </a:xfrm>
                     <a:prstGeom prst="rect">
                       <a:avLst/>
@@ -4134,7 +4097,7 @@
     </w:p>
     <w:p>
       <w:pPr>
-        <w:ind w:left="285" w:firstLine="0"/>
+        <w:ind w:firstLine="0"/>
         <w:jc w:val="center"/>
         <w:rPr>
           <w:rFonts w:cs="Times New Roman"/>
@@ -4397,42 +4360,30 @@
     </w:p>
     <w:p>
       <w:pPr>
-        <w:pStyle w:val="a0"/>
-        <w:keepLines w:val="0"/>
-        <w:numPr>
-          <w:ilvl w:val="0"/>
-          <w:numId w:val="23"/>
-        </w:numPr>
-        <w:tabs>
-          <w:tab w:val="clear" w:pos="1276"/>
-        </w:tabs>
-        <w:suppressAutoHyphens/>
         <w:ind w:firstLine="709"/>
+      </w:pPr>
+      <w:r>
+        <w:t>Аналог №</w:t>
+      </w:r>
+      <w:r>
+        <w:t>2</w:t>
+      </w:r>
+    </w:p>
+    <w:p>
+      <w:pPr>
+        <w:pStyle w:val="aff0"/>
+        <w:spacing w:before="0"/>
+      </w:pPr>
+      <w:r>
+        <w:t>Змейка 2</w:t>
+      </w:r>
+      <w:r>
         <w:rPr>
-          <w:rFonts w:eastAsia="Times New Roman" w:cs="Times New Roman"/>
-          <w:szCs w:val="24"/>
-        </w:rPr>
-      </w:pPr>
-      <w:r>
-        <w:rPr>
-          <w:rFonts w:eastAsia="Times New Roman" w:cs="Times New Roman"/>
-          <w:szCs w:val="24"/>
-        </w:rPr>
-        <w:t>Змейка 2</w:t>
-      </w:r>
-      <w:r>
-        <w:rPr>
-          <w:rFonts w:eastAsia="Times New Roman" w:cs="Times New Roman"/>
-          <w:szCs w:val="24"/>
           <w:lang w:val="en-US"/>
         </w:rPr>
         <w:t>D</w:t>
       </w:r>
       <w:r>
-        <w:rPr>
-          <w:rFonts w:eastAsia="Times New Roman" w:cs="Times New Roman"/>
-          <w:szCs w:val="24"/>
-        </w:rPr>
         <w:t xml:space="preserve"> </w:t>
       </w:r>
       <w:r>
@@ -4444,39 +4395,21 @@
         <w:footnoteReference w:id="3"/>
       </w:r>
       <w:r>
+        <w:t xml:space="preserve">– </w:t>
+      </w:r>
+      <w:r>
         <w:rPr>
-          <w:rFonts w:eastAsia="Times New Roman" w:cs="Times New Roman"/>
-          <w:szCs w:val="24"/>
-        </w:rPr>
-        <w:t xml:space="preserve">– </w:t>
-      </w:r>
-      <w:r>
-        <w:rPr>
-          <w:rFonts w:eastAsia="Times New Roman" w:cs="Times New Roman"/>
-          <w:szCs w:val="24"/>
           <w:lang w:val="en-US"/>
         </w:rPr>
         <w:t>DevKD</w:t>
       </w:r>
       <w:r>
-        <w:rPr>
-          <w:rFonts w:eastAsia="Times New Roman" w:cs="Times New Roman"/>
-          <w:szCs w:val="24"/>
-        </w:rPr>
         <w:t>, 27 фев. 2024</w:t>
       </w:r>
       <w:r>
-        <w:rPr>
-          <w:rFonts w:eastAsia="Times New Roman" w:cs="Times New Roman"/>
-          <w:szCs w:val="24"/>
-        </w:rPr>
         <w:t xml:space="preserve"> </w:t>
       </w:r>
       <w:r>
-        <w:rPr>
-          <w:rFonts w:eastAsia="Times New Roman" w:cs="Times New Roman"/>
-          <w:szCs w:val="24"/>
-        </w:rPr>
         <w:t>года:</w:t>
       </w:r>
     </w:p>
@@ -4497,8 +4430,8 @@
           <w:lang w:val="en-US"/>
         </w:rPr>
         <w:drawing>
-          <wp:inline distT="0" distB="0" distL="0" distR="0" wp14:anchorId="4856E15D" wp14:editId="7524F168">
-            <wp:extent cx="2905208" cy="3677691"/>
+          <wp:inline distT="0" distB="0" distL="0" distR="0" wp14:anchorId="4856E15D" wp14:editId="62651303">
+            <wp:extent cx="2746376" cy="3476625"/>
             <wp:effectExtent l="0" t="0" r="0" b="0"/>
             <wp:docPr id="1209087502" name="Рисунок 1"/>
             <wp:cNvGraphicFramePr>
@@ -4526,7 +4459,7 @@
                   <pic:spPr>
                     <a:xfrm>
                       <a:off x="0" y="0"/>
-                      <a:ext cx="2957927" cy="3744427"/>
+                      <a:ext cx="2804077" cy="3549668"/>
                     </a:xfrm>
                     <a:prstGeom prst="rect">
                       <a:avLst/>
@@ -4542,7 +4475,6 @@
     <w:p>
       <w:pPr>
         <w:pStyle w:val="a9"/>
-        <w:ind w:firstLine="709"/>
       </w:pPr>
       <w:r>
         <w:t>Рисунок 2 – Скриншот интерфейса игры «Змейка 2</w:t>
@@ -4763,27 +4695,22 @@
     </w:p>
     <w:p>
       <w:pPr>
-        <w:pStyle w:val="a0"/>
-        <w:keepLines w:val="0"/>
-        <w:numPr>
-          <w:ilvl w:val="0"/>
-          <w:numId w:val="23"/>
-        </w:numPr>
-        <w:tabs>
-          <w:tab w:val="clear" w:pos="1276"/>
-        </w:tabs>
-        <w:suppressAutoHyphens/>
-        <w:ind w:firstLine="709"/>
-        <w:rPr>
-          <w:rFonts w:eastAsia="Times New Roman" w:cs="Times New Roman"/>
-          <w:szCs w:val="24"/>
-        </w:rPr>
-      </w:pPr>
-      <w:r>
-        <w:rPr>
-          <w:rFonts w:eastAsia="Times New Roman" w:cs="Times New Roman"/>
-          <w:szCs w:val="24"/>
-        </w:rPr>
+        <w:pStyle w:val="aff0"/>
+        <w:spacing w:before="0"/>
+      </w:pPr>
+      <w:r>
+        <w:t>Аналог №</w:t>
+      </w:r>
+      <w:r>
+        <w:t>3</w:t>
+      </w:r>
+    </w:p>
+    <w:p>
+      <w:pPr>
+        <w:pStyle w:val="aff0"/>
+        <w:spacing w:before="0"/>
+      </w:pPr>
+      <w:r>
         <w:t>Змейка</w:t>
       </w:r>
       <w:r>
@@ -4795,42 +4722,26 @@
         <w:footnoteReference w:id="4"/>
       </w:r>
       <w:r>
+        <w:t xml:space="preserve"> – </w:t>
+      </w:r>
+      <w:proofErr w:type="spellStart"/>
+      <w:r>
         <w:rPr>
-          <w:rFonts w:eastAsia="Times New Roman" w:cs="Times New Roman"/>
-          <w:szCs w:val="24"/>
-        </w:rPr>
-        <w:t xml:space="preserve"> – </w:t>
-      </w:r>
-      <w:proofErr w:type="spellStart"/>
-      <w:r>
-        <w:rPr>
-          <w:rFonts w:eastAsia="Times New Roman" w:cs="Times New Roman"/>
-          <w:szCs w:val="24"/>
           <w:lang w:val="en-US"/>
         </w:rPr>
         <w:t>SpateTech</w:t>
       </w:r>
       <w:proofErr w:type="spellEnd"/>
       <w:r>
+        <w:t xml:space="preserve">, </w:t>
+      </w:r>
+      <w:r>
         <w:rPr>
-          <w:rFonts w:eastAsia="Times New Roman" w:cs="Times New Roman"/>
-          <w:szCs w:val="24"/>
-        </w:rPr>
-        <w:t xml:space="preserve">, </w:t>
-      </w:r>
-      <w:r>
-        <w:rPr>
-          <w:rFonts w:eastAsia="Times New Roman" w:cs="Times New Roman"/>
-          <w:szCs w:val="24"/>
           <w:lang w:val="en-US"/>
         </w:rPr>
         <w:t>23</w:t>
       </w:r>
       <w:r>
-        <w:rPr>
-          <w:rFonts w:eastAsia="Times New Roman" w:cs="Times New Roman"/>
-          <w:szCs w:val="24"/>
-        </w:rPr>
         <w:t>мар. 2024 год:</w:t>
       </w:r>
     </w:p>
@@ -4851,9 +4762,9 @@
           <w:lang w:val="en-US"/>
         </w:rPr>
         <w:drawing>
-          <wp:inline distT="0" distB="0" distL="0" distR="0" wp14:anchorId="3E42CBB3" wp14:editId="5D375F3B">
-            <wp:extent cx="4082614" cy="3882128"/>
-            <wp:effectExtent l="0" t="0" r="0" b="4445"/>
+          <wp:inline distT="0" distB="0" distL="0" distR="0" wp14:anchorId="3E42CBB3" wp14:editId="12EDE066">
+            <wp:extent cx="3863146" cy="3673438"/>
+            <wp:effectExtent l="0" t="0" r="4445" b="3810"/>
             <wp:docPr id="1211606436" name="Рисунок 1"/>
             <wp:cNvGraphicFramePr>
               <a:graphicFrameLocks xmlns:a="http://schemas.openxmlformats.org/drawingml/2006/main" noChangeAspect="1"/>
@@ -4880,7 +4791,7 @@
                   <pic:spPr>
                     <a:xfrm>
                       <a:off x="0" y="0"/>
-                      <a:ext cx="4104453" cy="3902895"/>
+                      <a:ext cx="3898954" cy="3707488"/>
                     </a:xfrm>
                     <a:prstGeom prst="rect">
                       <a:avLst/>
@@ -5123,7 +5034,7 @@
           <w:ilvl w:val="0"/>
           <w:numId w:val="0"/>
         </w:numPr>
-        <w:ind w:left="709"/>
+        <w:ind w:left="709" w:firstLine="709"/>
       </w:pPr>
     </w:p>
     <w:p>
@@ -5172,7 +5083,7 @@
         <w:pStyle w:val="1"/>
         <w:ind w:firstLine="709"/>
       </w:pPr>
-      <w:bookmarkStart w:id="16" w:name="_Toc223514274"/>
+      <w:bookmarkStart w:id="16" w:name="_Toc227180012"/>
       <w:r>
         <w:lastRenderedPageBreak/>
         <w:t>Требования к результатам разработки</w:t>
@@ -5181,7 +5092,7 @@
     </w:p>
     <w:p>
       <w:pPr>
-        <w:ind w:firstLine="709"/>
+        <w:pStyle w:val="aff0"/>
       </w:pPr>
       <w:r>
         <w:t xml:space="preserve">В данном разделе настоящего технического задания описываются </w:t>
@@ -5198,7 +5109,7 @@
         <w:pStyle w:val="2"/>
         <w:ind w:firstLine="709"/>
       </w:pPr>
-      <w:bookmarkStart w:id="17" w:name="_Toc223514275"/>
+      <w:bookmarkStart w:id="17" w:name="_Toc227180013"/>
       <w:r>
         <w:t>Правила игры</w:t>
       </w:r>
@@ -5206,7 +5117,7 @@
     </w:p>
     <w:p>
       <w:pPr>
-        <w:ind w:firstLine="709"/>
+        <w:pStyle w:val="aff0"/>
       </w:pPr>
       <w:r>
         <w:t>Игровое поле представляет собой прямоугольную сетку. В начальный момент змейка состоит из трёх сегментов и располагается в центре поля. Еда появляется в случайной свободной клетке.</w:t>
@@ -5214,7 +5125,7 @@
     </w:p>
     <w:p>
       <w:pPr>
-        <w:ind w:firstLine="709"/>
+        <w:pStyle w:val="aff0"/>
       </w:pPr>
       <w:r>
         <w:rPr>
@@ -5230,7 +5141,7 @@
     </w:p>
     <w:p>
       <w:pPr>
-        <w:ind w:firstLine="709"/>
+        <w:pStyle w:val="aff0"/>
       </w:pPr>
       <w:r>
         <w:t>Запрещено разворачиваться на 180 градусов (например, при движении вправо нельзя мгновенно повернуть налево) – такое нажатие игнорируется.</w:t>
@@ -5241,7 +5152,7 @@
         <w:pStyle w:val="2"/>
         <w:ind w:firstLine="709"/>
       </w:pPr>
-      <w:bookmarkStart w:id="18" w:name="_Toc223514276"/>
+      <w:bookmarkStart w:id="18" w:name="_Toc227180014"/>
       <w:r>
         <w:t>Требования к функциям</w:t>
       </w:r>
@@ -5308,7 +5219,7 @@
         <w:pStyle w:val="2"/>
         <w:ind w:firstLine="709"/>
       </w:pPr>
-      <w:bookmarkStart w:id="19" w:name="_Toc223514277"/>
+      <w:bookmarkStart w:id="19" w:name="_Toc227180015"/>
       <w:r>
         <w:t>Требования к показателям назначени</w:t>
       </w:r>
@@ -5319,7 +5230,7 @@
     </w:p>
     <w:p>
       <w:pPr>
-        <w:ind w:firstLine="709"/>
+        <w:pStyle w:val="aff0"/>
       </w:pPr>
       <w:r>
         <w:t>Требования к показателям назначений не предъявляются</w:t>
@@ -5333,7 +5244,7 @@
         <w:pStyle w:val="2"/>
         <w:ind w:firstLine="709"/>
       </w:pPr>
-      <w:bookmarkStart w:id="20" w:name="_Toc223514278"/>
+      <w:bookmarkStart w:id="20" w:name="_Toc227180016"/>
       <w:r>
         <w:t>Требования к пользовательскому интерфейсу</w:t>
       </w:r>
@@ -5341,12 +5252,7 @@
     </w:p>
     <w:p>
       <w:pPr>
-        <w:pStyle w:val="a0"/>
-        <w:numPr>
-          <w:ilvl w:val="0"/>
-          <w:numId w:val="0"/>
-        </w:numPr>
-        <w:ind w:left="851" w:firstLine="709"/>
+        <w:pStyle w:val="aff0"/>
       </w:pPr>
       <w:r>
         <w:t>Основные элементы</w:t>
@@ -5477,7 +5383,10 @@
         </w:rPr>
       </w:pPr>
       <w:r>
-        <w:t>Прототипы интерфейса</w:t>
+        <w:t>Макеты</w:t>
+      </w:r>
+      <w:r>
+        <w:t xml:space="preserve"> интерфейса</w:t>
       </w:r>
       <w:r>
         <w:t>:</w:t>
@@ -5558,7 +5467,7 @@
         <w:t xml:space="preserve">Рисунок 1 – </w:t>
       </w:r>
       <w:r>
-        <w:t>Прототип</w:t>
+        <w:t>Макеты</w:t>
       </w:r>
       <w:r>
         <w:t xml:space="preserve"> главного меню</w:t>
@@ -5638,7 +5547,7 @@
         <w:t xml:space="preserve"> – </w:t>
       </w:r>
       <w:r>
-        <w:t>Прототип</w:t>
+        <w:t>Макеты</w:t>
       </w:r>
       <w:r>
         <w:t xml:space="preserve"> окна</w:t>
@@ -5652,7 +5561,7 @@
         <w:pStyle w:val="2"/>
         <w:ind w:firstLine="709"/>
       </w:pPr>
-      <w:bookmarkStart w:id="21" w:name="_Toc223514279"/>
+      <w:bookmarkStart w:id="21" w:name="_Toc227180017"/>
       <w:r>
         <w:t>Требования к видам обеспечения</w:t>
       </w:r>
@@ -5660,7 +5569,7 @@
     </w:p>
     <w:p>
       <w:pPr>
-        <w:ind w:firstLine="709"/>
+        <w:pStyle w:val="aff0"/>
       </w:pPr>
       <w:r>
         <w:t xml:space="preserve">В данном разделе настоящего технического задания описываются основные </w:t>
@@ -5677,7 +5586,7 @@
         <w:pStyle w:val="3"/>
         <w:ind w:firstLine="709"/>
       </w:pPr>
-      <w:bookmarkStart w:id="22" w:name="_Toc223514280"/>
+      <w:bookmarkStart w:id="22" w:name="_Toc227180018"/>
       <w:r>
         <w:t>Требования к математическому обеспечению</w:t>
       </w:r>
@@ -5768,6 +5677,17 @@
     </w:p>
     <w:p>
       <w:pPr>
+        <w:pStyle w:val="a0"/>
+        <w:numPr>
+          <w:ilvl w:val="0"/>
+          <w:numId w:val="0"/>
+        </w:numPr>
+        <w:ind w:left="709"/>
+      </w:pPr>
+    </w:p>
+    <w:p>
+      <w:pPr>
+        <w:spacing w:before="0"/>
         <w:ind w:firstLine="709"/>
       </w:pPr>
       <w:r>
@@ -5781,7 +5701,7 @@
           <w:ilvl w:val="0"/>
           <w:numId w:val="47"/>
         </w:numPr>
-        <w:ind w:firstLine="709"/>
+        <w:ind w:left="0" w:firstLine="709"/>
       </w:pPr>
       <w:r>
         <w:t>Генерация случайных величин в пределах поля (с учётом, что еда должна целиком помещаться в клетку):</w:t>
@@ -5789,6 +5709,7 @@
     </w:p>
     <w:p>
       <w:pPr>
+        <w:spacing w:before="0"/>
         <w:ind w:firstLine="709"/>
         <w:jc w:val="left"/>
       </w:pPr>
@@ -5860,6 +5781,7 @@
     </w:p>
     <w:p>
       <w:pPr>
+        <w:spacing w:before="0"/>
         <w:ind w:firstLine="709"/>
         <w:jc w:val="left"/>
       </w:pPr>
@@ -5868,7 +5790,6 @@
         <w:rPr>
           <w:lang w:val="en-US"/>
         </w:rPr>
-        <w:lastRenderedPageBreak/>
         <w:t>y</w:t>
       </w:r>
       <w:r>
@@ -5932,14 +5853,16 @@
           <w:ilvl w:val="0"/>
           <w:numId w:val="47"/>
         </w:numPr>
-        <w:ind w:firstLine="709"/>
-      </w:pPr>
-      <w:r>
+        <w:ind w:left="0" w:firstLine="709"/>
+      </w:pPr>
+      <w:r>
+        <w:lastRenderedPageBreak/>
         <w:t>Привязка к сетке (выравнивание по клеткам):</w:t>
       </w:r>
     </w:p>
     <w:p>
       <w:pPr>
+        <w:spacing w:before="0"/>
         <w:ind w:firstLine="709"/>
         <w:rPr>
           <w:lang w:val="en-US"/>
@@ -6080,6 +6003,7 @@
     </w:p>
     <w:p>
       <w:pPr>
+        <w:spacing w:before="0"/>
         <w:ind w:firstLine="709"/>
         <w:rPr>
           <w:lang w:val="en-US"/>
@@ -6223,7 +6147,7 @@
         <w:pStyle w:val="3"/>
         <w:ind w:firstLine="709"/>
       </w:pPr>
-      <w:bookmarkStart w:id="23" w:name="_Toc223514281"/>
+      <w:bookmarkStart w:id="23" w:name="_Toc227180019"/>
       <w:r>
         <w:t>Требования к информационному обеспечению</w:t>
       </w:r>
@@ -6231,7 +6155,7 @@
     </w:p>
     <w:p>
       <w:pPr>
-        <w:ind w:firstLine="709"/>
+        <w:pStyle w:val="aff0"/>
       </w:pPr>
       <w:r>
         <w:t>В данном разделе настоящего технического задания описываются основные требования к</w:t>
@@ -6254,7 +6178,7 @@
     </w:p>
     <w:p>
       <w:pPr>
-        <w:ind w:firstLine="709"/>
+        <w:pStyle w:val="aff0"/>
       </w:pPr>
       <w:r>
         <w:t>Хранение всех ресурсов нужных для игры не предусматривает ограничений по формату. Настройки для игры предусматривают хранение в конфигурационном файле типа «</w:t>
@@ -6280,7 +6204,7 @@
     </w:p>
     <w:p>
       <w:pPr>
-        <w:ind w:firstLine="709"/>
+        <w:pStyle w:val="aff0"/>
       </w:pPr>
       <w:r>
         <w:t>Требования к лингвистическому обеспечению не предъявляются.</w:t>
@@ -6291,7 +6215,7 @@
         <w:pStyle w:val="3"/>
         <w:ind w:firstLine="709"/>
       </w:pPr>
-      <w:bookmarkStart w:id="24" w:name="_Toc223514282"/>
+      <w:bookmarkStart w:id="24" w:name="_Toc227180020"/>
       <w:r>
         <w:t>Требования к метрологическому обеспечению</w:t>
       </w:r>
@@ -6299,7 +6223,7 @@
     </w:p>
     <w:p>
       <w:pPr>
-        <w:ind w:firstLine="709"/>
+        <w:pStyle w:val="aff0"/>
       </w:pPr>
       <w:r>
         <w:t>Требования к метро</w:t>
@@ -6322,7 +6246,7 @@
         <w:pStyle w:val="3"/>
         <w:ind w:firstLine="709"/>
       </w:pPr>
-      <w:bookmarkStart w:id="25" w:name="_Toc223514283"/>
+      <w:bookmarkStart w:id="25" w:name="_Toc227180021"/>
       <w:r>
         <w:t>Требования к техническому обеспечению</w:t>
       </w:r>
@@ -6330,7 +6254,7 @@
     </w:p>
     <w:p>
       <w:pPr>
-        <w:ind w:firstLine="709"/>
+        <w:pStyle w:val="aff0"/>
       </w:pPr>
       <w:bookmarkStart w:id="26" w:name="_Toc223514284"/>
       <w:r>
@@ -6350,7 +6274,6 @@
     <w:p>
       <w:pPr>
         <w:pStyle w:val="vgutTableName"/>
-        <w:ind w:firstLine="709"/>
       </w:pPr>
       <w:r>
         <w:t>Таблица 1 – требования к техническому обеспечению</w:t>
@@ -6673,7 +6596,7 @@
         <w:pStyle w:val="2"/>
         <w:ind w:firstLine="709"/>
       </w:pPr>
-      <w:bookmarkStart w:id="27" w:name="_Toc223514285"/>
+      <w:bookmarkStart w:id="27" w:name="_Toc227180022"/>
       <w:r>
         <w:t>Требования к надежности</w:t>
       </w:r>
@@ -6681,12 +6604,7 @@
     </w:p>
     <w:p>
       <w:pPr>
-        <w:pStyle w:val="a0"/>
-        <w:numPr>
-          <w:ilvl w:val="0"/>
-          <w:numId w:val="0"/>
-        </w:numPr>
-        <w:ind w:left="851" w:firstLine="709"/>
+        <w:pStyle w:val="aff0"/>
       </w:pPr>
       <w:r>
         <w:t>К приложению предъявляются следующие требования</w:t>
@@ -6752,7 +6670,7 @@
         <w:pStyle w:val="2"/>
         <w:ind w:firstLine="709"/>
       </w:pPr>
-      <w:bookmarkStart w:id="28" w:name="_Toc223514286"/>
+      <w:bookmarkStart w:id="28" w:name="_Toc227180023"/>
       <w:r>
         <w:t>Требования к безопасности</w:t>
       </w:r>
@@ -6760,7 +6678,7 @@
     </w:p>
     <w:p>
       <w:pPr>
-        <w:ind w:firstLine="709"/>
+        <w:pStyle w:val="aff0"/>
       </w:pPr>
       <w:r>
         <w:t>Требования к безопасности не предъявляются.</w:t>
@@ -6771,7 +6689,7 @@
         <w:pStyle w:val="2"/>
         <w:ind w:firstLine="709"/>
       </w:pPr>
-      <w:bookmarkStart w:id="29" w:name="_Toc223514287"/>
+      <w:bookmarkStart w:id="29" w:name="_Toc227180024"/>
       <w:r>
         <w:t>Требования к патентной чистоте</w:t>
       </w:r>
@@ -6779,7 +6697,7 @@
     </w:p>
     <w:p>
       <w:pPr>
-        <w:ind w:firstLine="709"/>
+        <w:pStyle w:val="aff0"/>
       </w:pPr>
       <w:r>
         <w:t>Программный продукт должен обладать патентной чистотой в отношении Российской Федерации и стран предполагаемого распространения. Используемые алгоритмы и механики являются общеизвестными и не подпадают под действие патентов, кроме случаев, регулируемых Гражданским кодексом РФ в части охраны программ для ЭВМ как литературных произведений.</w:t>
@@ -6790,7 +6708,7 @@
         <w:pStyle w:val="2"/>
         <w:ind w:firstLine="709"/>
       </w:pPr>
-      <w:bookmarkStart w:id="30" w:name="_Toc223514288"/>
+      <w:bookmarkStart w:id="30" w:name="_Toc227180025"/>
       <w:r>
         <w:t>Требования к перспективам развития</w:t>
       </w:r>
@@ -6798,7 +6716,7 @@
     </w:p>
     <w:p>
       <w:pPr>
-        <w:ind w:firstLine="709"/>
+        <w:pStyle w:val="aff0"/>
       </w:pPr>
       <w:r>
         <w:t>Дальнейшая перспектива развития программного продукта предполагает реализацию функций, описанных ниже:</w:t>
@@ -6862,7 +6780,7 @@
         <w:pStyle w:val="1"/>
         <w:ind w:firstLine="709"/>
       </w:pPr>
-      <w:bookmarkStart w:id="31" w:name="_Toc223514289"/>
+      <w:bookmarkStart w:id="31" w:name="_Toc227180026"/>
       <w:r>
         <w:lastRenderedPageBreak/>
         <w:t>Состав и содержание рабо</w:t>
@@ -6874,7 +6792,7 @@
     </w:p>
     <w:p>
       <w:pPr>
-        <w:ind w:firstLine="709"/>
+        <w:pStyle w:val="aff0"/>
       </w:pPr>
       <w:r>
         <w:t>В рамках разработки должны быть выполнены следующие работы:</w:t>
@@ -6932,7 +6850,7 @@
         <w:pStyle w:val="1"/>
         <w:ind w:firstLine="709"/>
       </w:pPr>
-      <w:bookmarkStart w:id="32" w:name="_Toc223514290"/>
+      <w:bookmarkStart w:id="32" w:name="_Toc227180027"/>
       <w:r>
         <w:lastRenderedPageBreak/>
         <w:t>Порядок разработки</w:t>
@@ -6941,26 +6859,24 @@
     </w:p>
     <w:p>
       <w:pPr>
+        <w:pStyle w:val="aff0"/>
+      </w:pPr>
+      <w:r>
+        <w:t xml:space="preserve">Этапы разработки и содержания работ представлены в таблице </w:t>
+      </w:r>
+      <w:r>
+        <w:t>2</w:t>
+      </w:r>
+      <w:r>
+        <w:t>.</w:t>
+      </w:r>
+      <w:r>
+        <w:t xml:space="preserve"> </w:t>
+      </w:r>
+    </w:p>
+    <w:p>
+      <w:pPr>
         <w:pStyle w:val="vgutTableName"/>
-        <w:ind w:firstLine="709"/>
-      </w:pPr>
-      <w:r>
-        <w:t xml:space="preserve">Этапы разработки и содержания работ представлены в таблице </w:t>
-      </w:r>
-      <w:r>
-        <w:t>2</w:t>
-      </w:r>
-      <w:r>
-        <w:t>.</w:t>
-      </w:r>
-      <w:r>
-        <w:t xml:space="preserve"> </w:t>
-      </w:r>
-    </w:p>
-    <w:p>
-      <w:pPr>
-        <w:pStyle w:val="vgutTableName"/>
-        <w:ind w:firstLine="709"/>
       </w:pPr>
       <w:r>
         <w:t>Таблица 2 – этапы разработки</w:t>
@@ -7711,8 +7627,9 @@
     <w:p>
       <w:pPr>
         <w:pStyle w:val="1"/>
-      </w:pPr>
-      <w:bookmarkStart w:id="33" w:name="_Toc223514291"/>
+        <w:ind w:firstLine="709"/>
+      </w:pPr>
+      <w:bookmarkStart w:id="33" w:name="_Toc227180028"/>
       <w:r>
         <w:lastRenderedPageBreak/>
         <w:t>Требования к документированию</w:t>
@@ -7721,7 +7638,7 @@
     </w:p>
     <w:p>
       <w:pPr>
-        <w:ind w:firstLine="709"/>
+        <w:pStyle w:val="aff0"/>
       </w:pPr>
       <w:r>
         <w:t>Разработанный пакет документации должен включать:</w:t>
@@ -7801,6 +7718,7 @@
     </w:p>
     <w:p>
       <w:pPr>
+        <w:spacing w:before="0"/>
         <w:ind w:firstLine="709"/>
       </w:pPr>
       <w:r>
@@ -7881,14 +7799,15 @@
     <w:p>
       <w:pPr>
         <w:pStyle w:val="1"/>
-      </w:pPr>
-      <w:bookmarkStart w:id="34" w:name="_Toc223514292"/>
+        <w:ind w:firstLine="709"/>
+      </w:pPr>
+      <w:bookmarkStart w:id="34" w:name="_Toc227180029"/>
       <w:r>
         <w:lastRenderedPageBreak/>
         <w:t xml:space="preserve">Требования к </w:t>
       </w:r>
+      <w:bookmarkEnd w:id="1"/>
       <w:bookmarkEnd w:id="2"/>
-      <w:bookmarkEnd w:id="3"/>
       <w:r>
         <w:t>прием</w:t>
       </w:r>
@@ -7902,7 +7821,7 @@
     </w:p>
     <w:p>
       <w:pPr>
-        <w:ind w:firstLine="709"/>
+        <w:pStyle w:val="aff0"/>
       </w:pPr>
       <w:r>
         <w:t>Процесс приемки-сдачи в соответствии с установленными процедурами предусматривает следующий формат:</w:t>
@@ -8177,17 +8096,10 @@
         <w:footnoteRef/>
       </w:r>
       <w:r>
-        <w:t>«</w:t>
-      </w:r>
-      <w:r>
-        <w:rPr>
-          <w:i/>
-          <w:iCs/>
-        </w:rPr>
-        <w:t>Змейка</w:t>
-      </w:r>
-      <w:r>
-        <w:t>»: страница приложения / разработчик SpateTech // RuStore. – URL: </w:t>
+        <w:t>«Змейка»:</w:t>
+      </w:r>
+      <w:r>
+        <w:t> страница приложения / разработчик SpateTech // RuStore. – URL: </w:t>
       </w:r>
       <w:hyperlink r:id="rId3" w:history="1">
         <w:r>
@@ -9445,7 +9357,7 @@
   <w:abstractNum w:abstractNumId="10" w15:restartNumberingAfterBreak="0">
     <w:nsid w:val="1AD47E7A"/>
     <w:multiLevelType w:val="multilevel"/>
-    <w:tmpl w:val="9196B196"/>
+    <w:tmpl w:val="CF8853FC"/>
     <w:lvl w:ilvl="0">
       <w:start w:val="1"/>
       <w:numFmt w:val="decimal"/>
@@ -10385,8 +10297,8 @@
   <w:abstractNum w:abstractNumId="17" w15:restartNumberingAfterBreak="0">
     <w:nsid w:val="2AE07DDF"/>
     <w:multiLevelType w:val="hybridMultilevel"/>
-    <w:tmpl w:val="7076E1B0"/>
-    <w:lvl w:ilvl="0" w:tplc="9B3CE014">
+    <w:tmpl w:val="807ED036"/>
+    <w:lvl w:ilvl="0" w:tplc="4E1A9C50">
       <w:start w:val="1"/>
       <w:numFmt w:val="bullet"/>
       <w:pStyle w:val="a0"/>
@@ -15825,6 +15737,72 @@
       <w:shd w:val="clear" w:color="auto" w:fill="E1DFDD"/>
     </w:rPr>
   </w:style>
+  <w:style w:type="paragraph" w:customStyle="1" w:styleId="afe">
+    <w:name w:val="ТЕКСТ СУКА"/>
+    <w:basedOn w:val="a0"/>
+    <w:link w:val="aff"/>
+    <w:qFormat/>
+    <w:rsid w:val="003E77BA"/>
+    <w:pPr>
+      <w:spacing w:before="240"/>
+      <w:ind w:firstLine="709"/>
+    </w:pPr>
+  </w:style>
+  <w:style w:type="character" w:customStyle="1" w:styleId="aff">
+    <w:name w:val="ТЕКСТ СУКА Знак"/>
+    <w:basedOn w:val="a5"/>
+    <w:link w:val="afe"/>
+    <w:rsid w:val="003E77BA"/>
+    <w:rPr>
+      <w:rFonts w:ascii="Times New Roman" w:hAnsi="Times New Roman"/>
+      <w:sz w:val="24"/>
+    </w:rPr>
+  </w:style>
+  <w:style w:type="paragraph" w:customStyle="1" w:styleId="aff0">
+    <w:name w:val="ФАК"/>
+    <w:basedOn w:val="a1"/>
+    <w:link w:val="aff1"/>
+    <w:qFormat/>
+    <w:rsid w:val="003E77BA"/>
+    <w:pPr>
+      <w:ind w:firstLine="709"/>
+    </w:pPr>
+  </w:style>
+  <w:style w:type="character" w:customStyle="1" w:styleId="aff1">
+    <w:name w:val="ФАК Знак"/>
+    <w:basedOn w:val="a2"/>
+    <w:link w:val="aff0"/>
+    <w:rsid w:val="003E77BA"/>
+    <w:rPr>
+      <w:rFonts w:ascii="Times New Roman" w:hAnsi="Times New Roman"/>
+      <w:sz w:val="24"/>
+    </w:rPr>
+  </w:style>
+  <w:style w:type="paragraph" w:customStyle="1" w:styleId="aff2">
+    <w:name w:val="Заголовки"/>
+    <w:basedOn w:val="1"/>
+    <w:link w:val="aff3"/>
+    <w:qFormat/>
+    <w:rsid w:val="003E77BA"/>
+    <w:pPr>
+      <w:ind w:firstLine="709"/>
+      <w:jc w:val="both"/>
+    </w:pPr>
+  </w:style>
+  <w:style w:type="character" w:customStyle="1" w:styleId="aff3">
+    <w:name w:val="Заголовки Знак"/>
+    <w:basedOn w:val="10"/>
+    <w:link w:val="aff2"/>
+    <w:rsid w:val="003E77BA"/>
+    <w:rPr>
+      <w:rFonts w:ascii="Times New Roman" w:eastAsiaTheme="majorEastAsia" w:hAnsi="Times New Roman" w:cs="Times New Roman"/>
+      <w:b/>
+      <w:bCs/>
+      <w:noProof/>
+      <w:sz w:val="24"/>
+      <w:szCs w:val="36"/>
+    </w:rPr>
+  </w:style>
 </w:styles>
 </file>
 

--- a/ТЗ/Прототип ТЗ.docx
+++ b/ТЗ/Прототип ТЗ.docx
@@ -3187,14 +3187,14 @@
       <w:pPr>
         <w:pStyle w:val="aff2"/>
       </w:pPr>
-      <w:bookmarkStart w:id="1" w:name="_Toc74526610"/>
-      <w:bookmarkStart w:id="2" w:name="_Toc128474254"/>
-      <w:bookmarkStart w:id="3" w:name="_Toc227179999"/>
+      <w:bookmarkStart w:id="1" w:name="_Toc227179999"/>
+      <w:bookmarkStart w:id="2" w:name="_Toc74526610"/>
+      <w:bookmarkStart w:id="3" w:name="_Toc128474254"/>
       <w:r>
         <w:lastRenderedPageBreak/>
         <w:t>Термины и определения</w:t>
       </w:r>
-      <w:bookmarkEnd w:id="3"/>
+      <w:bookmarkEnd w:id="1"/>
     </w:p>
     <w:p>
       <w:pPr>
@@ -4007,7 +4007,13 @@
         <w:spacing w:before="0"/>
       </w:pPr>
       <w:r>
-        <w:t xml:space="preserve">Змейка! </w:t>
+        <w:t>«</w:t>
+      </w:r>
+      <w:r>
+        <w:t>Змейка!</w:t>
+      </w:r>
+      <w:r>
+        <w:t>»</w:t>
       </w:r>
       <w:r>
         <w:rPr>
@@ -4016,6 +4022,9 @@
           <w:szCs w:val="24"/>
         </w:rPr>
         <w:footnoteReference w:id="2"/>
+      </w:r>
+      <w:r>
+        <w:t xml:space="preserve"> </w:t>
       </w:r>
       <w:r>
         <w:t xml:space="preserve">– </w:t>
@@ -4363,10 +4372,7 @@
         <w:ind w:firstLine="709"/>
       </w:pPr>
       <w:r>
-        <w:t>Аналог №</w:t>
-      </w:r>
-      <w:r>
-        <w:t>2</w:t>
+        <w:t>Аналог №2</w:t>
       </w:r>
     </w:p>
     <w:p>
@@ -4374,6 +4380,9 @@
         <w:pStyle w:val="aff0"/>
         <w:spacing w:before="0"/>
       </w:pPr>
+      <w:r>
+        <w:t>«</w:t>
+      </w:r>
       <w:r>
         <w:t>Змейка 2</w:t>
       </w:r>
@@ -4384,7 +4393,7 @@
         <w:t>D</w:t>
       </w:r>
       <w:r>
-        <w:t xml:space="preserve"> </w:t>
+        <w:t>»</w:t>
       </w:r>
       <w:r>
         <w:rPr>
@@ -4393,6 +4402,9 @@
           <w:szCs w:val="24"/>
         </w:rPr>
         <w:footnoteReference w:id="3"/>
+      </w:r>
+      <w:r>
+        <w:t xml:space="preserve"> </w:t>
       </w:r>
       <w:r>
         <w:t xml:space="preserve">– </w:t>
@@ -4699,10 +4711,7 @@
         <w:spacing w:before="0"/>
       </w:pPr>
       <w:r>
-        <w:t>Аналог №</w:t>
-      </w:r>
-      <w:r>
-        <w:t>3</w:t>
+        <w:t>Аналог №3</w:t>
       </w:r>
     </w:p>
     <w:p>
@@ -4711,7 +4720,13 @@
         <w:spacing w:before="0"/>
       </w:pPr>
       <w:r>
+        <w:t>«</w:t>
+      </w:r>
+      <w:r>
         <w:t>Змейка</w:t>
+      </w:r>
+      <w:r>
+        <w:t>»</w:t>
       </w:r>
       <w:r>
         <w:rPr>
@@ -4736,9 +4751,6 @@
         <w:t xml:space="preserve">, </w:t>
       </w:r>
       <w:r>
-        <w:rPr>
-          <w:lang w:val="en-US"/>
-        </w:rPr>
         <w:t>23</w:t>
       </w:r>
       <w:r>
@@ -4826,7 +4838,35 @@
           <w:szCs w:val="24"/>
         </w:rPr>
         <w:lastRenderedPageBreak/>
-        <w:t xml:space="preserve">Змейка (рис. 3) – классическая аркадная змейка, из популярного магазина приложений </w:t>
+        <w:t>Змейка (</w:t>
+      </w:r>
+      <w:r>
+        <w:rPr>
+          <w:rFonts w:eastAsia="Times New Roman" w:cs="Times New Roman"/>
+          <w:szCs w:val="24"/>
+        </w:rPr>
+        <w:t xml:space="preserve">см. </w:t>
+      </w:r>
+      <w:r>
+        <w:rPr>
+          <w:rFonts w:eastAsia="Times New Roman" w:cs="Times New Roman"/>
+          <w:szCs w:val="24"/>
+        </w:rPr>
+        <w:t>рис</w:t>
+      </w:r>
+      <w:r>
+        <w:rPr>
+          <w:rFonts w:eastAsia="Times New Roman" w:cs="Times New Roman"/>
+          <w:szCs w:val="24"/>
+        </w:rPr>
+        <w:t xml:space="preserve">унок </w:t>
+      </w:r>
+      <w:r>
+        <w:rPr>
+          <w:rFonts w:eastAsia="Times New Roman" w:cs="Times New Roman"/>
+          <w:szCs w:val="24"/>
+        </w:rPr>
+        <w:t xml:space="preserve">3) – классическая аркадная змейка, из популярного магазина приложений </w:t>
       </w:r>
       <w:proofErr w:type="spellStart"/>
       <w:r>
@@ -5382,9 +5422,11 @@
           <w:lang w:val="en-US"/>
         </w:rPr>
       </w:pPr>
-      <w:r>
-        <w:t>Макеты</w:t>
-      </w:r>
+      <w:proofErr w:type="spellStart"/>
+      <w:r>
+        <w:t>Мокапы</w:t>
+      </w:r>
+      <w:proofErr w:type="spellEnd"/>
       <w:r>
         <w:t xml:space="preserve"> интерфейса</w:t>
       </w:r>
@@ -5466,9 +5508,14 @@
       <w:r>
         <w:t xml:space="preserve">Рисунок 1 – </w:t>
       </w:r>
-      <w:r>
-        <w:t>Макеты</w:t>
-      </w:r>
+      <w:proofErr w:type="spellStart"/>
+      <w:r>
+        <w:t>М</w:t>
+      </w:r>
+      <w:r>
+        <w:t>окап</w:t>
+      </w:r>
+      <w:proofErr w:type="spellEnd"/>
       <w:r>
         <w:t xml:space="preserve"> главного меню</w:t>
       </w:r>
@@ -5546,9 +5593,14 @@
       <w:r>
         <w:t xml:space="preserve"> – </w:t>
       </w:r>
-      <w:r>
-        <w:t>Макеты</w:t>
-      </w:r>
+      <w:proofErr w:type="spellStart"/>
+      <w:r>
+        <w:t>М</w:t>
+      </w:r>
+      <w:r>
+        <w:t>окап</w:t>
+      </w:r>
+      <w:proofErr w:type="spellEnd"/>
       <w:r>
         <w:t xml:space="preserve"> окна</w:t>
       </w:r>
@@ -6437,7 +6489,7 @@
               <w:jc w:val="left"/>
             </w:pPr>
             <w:r>
-              <w:t>«Windows»: 7, 8, 10, 11</w:t>
+              <w:t>«Windows»: 10, 11</w:t>
             </w:r>
           </w:p>
         </w:tc>
@@ -6889,11 +6941,11 @@
         <w:tblLook w:val="04A0" w:firstRow="1" w:lastRow="0" w:firstColumn="1" w:lastColumn="0" w:noHBand="0" w:noVBand="1"/>
       </w:tblPr>
       <w:tblGrid>
-        <w:gridCol w:w="791"/>
-        <w:gridCol w:w="2358"/>
+        <w:gridCol w:w="793"/>
+        <w:gridCol w:w="2350"/>
         <w:gridCol w:w="1638"/>
-        <w:gridCol w:w="2815"/>
-        <w:gridCol w:w="2593"/>
+        <w:gridCol w:w="2843"/>
+        <w:gridCol w:w="2571"/>
       </w:tblGrid>
       <w:tr>
         <w:trPr>
@@ -7237,7 +7289,16 @@
               <w:t xml:space="preserve">, </w:t>
             </w:r>
             <w:r>
-              <w:t>прототип.</w:t>
+              <w:t>прототип</w:t>
+            </w:r>
+            <w:r>
+              <w:rPr>
+                <w:lang w:val="en-US"/>
+              </w:rPr>
+              <w:t xml:space="preserve">, </w:t>
+            </w:r>
+            <w:r>
+              <w:t>функциональная модель</w:t>
             </w:r>
           </w:p>
         </w:tc>
@@ -7322,16 +7383,22 @@
               <w:ind w:firstLine="0"/>
             </w:pPr>
             <w:r>
-              <w:t>Акт выполненных работ</w:t>
-            </w:r>
-            <w:r>
-              <w:t>,</w:t>
-            </w:r>
-            <w:r>
-              <w:t xml:space="preserve"> программн</w:t>
+              <w:t>П</w:t>
+            </w:r>
+            <w:r>
+              <w:t>рограммн</w:t>
             </w:r>
             <w:r>
               <w:t>ый продукт</w:t>
+            </w:r>
+            <w:r>
+              <w:rPr>
+                <w:lang w:val="en-US"/>
+              </w:rPr>
+              <w:t xml:space="preserve">, </w:t>
+            </w:r>
+            <w:r>
+              <w:t>исходный код</w:t>
             </w:r>
           </w:p>
         </w:tc>
@@ -7416,13 +7483,10 @@
               <w:ind w:firstLine="0"/>
             </w:pPr>
             <w:r>
-              <w:t>Акт выполненных работ</w:t>
-            </w:r>
-            <w:r>
-              <w:t>,</w:t>
-            </w:r>
-            <w:r>
-              <w:t xml:space="preserve"> список недоработок и ошибок в работе программного обеспечения</w:t>
+              <w:t>С</w:t>
+            </w:r>
+            <w:r>
+              <w:t>писок недоработок и ошибок в работе программного обеспечения</w:t>
             </w:r>
           </w:p>
         </w:tc>
@@ -7478,7 +7542,10 @@
               <w:jc w:val="center"/>
             </w:pPr>
             <w:r>
-              <w:t>3 недели</w:t>
+              <w:t>2</w:t>
+            </w:r>
+            <w:r>
+              <w:t xml:space="preserve"> недели</w:t>
             </w:r>
           </w:p>
         </w:tc>
@@ -7529,14 +7596,8 @@
               <w:spacing w:before="0" w:line="240" w:lineRule="auto"/>
               <w:ind w:firstLine="0"/>
               <w:jc w:val="center"/>
-              <w:rPr>
-                <w:lang w:val="en-US"/>
-              </w:rPr>
             </w:pPr>
             <w:r>
-              <w:rPr>
-                <w:lang w:val="en-US"/>
-              </w:rPr>
               <w:t>7</w:t>
             </w:r>
           </w:p>
@@ -7553,7 +7614,17 @@
               <w:jc w:val="center"/>
             </w:pPr>
             <w:r>
-              <w:t>Подготовка эксплуатационной документации</w:t>
+              <w:t>Подготовка эксплуатационной</w:t>
+            </w:r>
+          </w:p>
+          <w:p>
+            <w:pPr>
+              <w:spacing w:before="0" w:line="240" w:lineRule="auto"/>
+              <w:ind w:firstLine="0"/>
+              <w:jc w:val="center"/>
+            </w:pPr>
+            <w:r>
+              <w:t>документации</w:t>
             </w:r>
           </w:p>
         </w:tc>
@@ -7569,7 +7640,97 @@
               <w:jc w:val="center"/>
             </w:pPr>
             <w:r>
-              <w:t>2 недели</w:t>
+              <w:t>1 неделя</w:t>
+            </w:r>
+          </w:p>
+        </w:tc>
+        <w:tc>
+          <w:tcPr>
+            <w:tcW w:w="0" w:type="auto"/>
+          </w:tcPr>
+          <w:p>
+            <w:pPr>
+              <w:spacing w:before="0" w:line="240" w:lineRule="auto"/>
+              <w:ind w:firstLine="0"/>
+            </w:pPr>
+            <w:r>
+              <w:t xml:space="preserve">Создание руководства пользователя и </w:t>
+            </w:r>
+            <w:r>
+              <w:t>т. п.</w:t>
+            </w:r>
+          </w:p>
+        </w:tc>
+        <w:tc>
+          <w:tcPr>
+            <w:tcW w:w="0" w:type="auto"/>
+          </w:tcPr>
+          <w:p>
+            <w:pPr>
+              <w:spacing w:before="0" w:line="240" w:lineRule="auto"/>
+              <w:ind w:firstLine="0"/>
+            </w:pPr>
+            <w:r>
+              <w:t>Готовый пакет эксплуатационной документации</w:t>
+            </w:r>
+          </w:p>
+        </w:tc>
+      </w:tr>
+      <w:tr>
+        <w:tc>
+          <w:tcPr>
+            <w:tcW w:w="0" w:type="auto"/>
+            <w:vAlign w:val="center"/>
+          </w:tcPr>
+          <w:p>
+            <w:pPr>
+              <w:spacing w:before="0" w:line="240" w:lineRule="auto"/>
+              <w:ind w:firstLine="0"/>
+              <w:jc w:val="center"/>
+            </w:pPr>
+            <w:r>
+              <w:t>8</w:t>
+            </w:r>
+          </w:p>
+        </w:tc>
+        <w:tc>
+          <w:tcPr>
+            <w:tcW w:w="0" w:type="auto"/>
+            <w:vAlign w:val="center"/>
+          </w:tcPr>
+          <w:p>
+            <w:pPr>
+              <w:spacing w:before="0" w:line="240" w:lineRule="auto"/>
+              <w:ind w:firstLine="0"/>
+              <w:jc w:val="center"/>
+            </w:pPr>
+            <w:r>
+              <w:t xml:space="preserve">Подготовка </w:t>
+            </w:r>
+            <w:r>
+              <w:t xml:space="preserve">отчетной </w:t>
+            </w:r>
+            <w:r>
+              <w:t>документации</w:t>
+            </w:r>
+          </w:p>
+        </w:tc>
+        <w:tc>
+          <w:tcPr>
+            <w:tcW w:w="0" w:type="auto"/>
+            <w:vAlign w:val="center"/>
+          </w:tcPr>
+          <w:p>
+            <w:pPr>
+              <w:spacing w:before="0" w:line="240" w:lineRule="auto"/>
+              <w:ind w:firstLine="0"/>
+              <w:jc w:val="center"/>
+            </w:pPr>
+            <w:r>
+              <w:t>2</w:t>
+            </w:r>
+            <w:r>
+              <w:t xml:space="preserve"> недели</w:t>
             </w:r>
           </w:p>
         </w:tc>
@@ -7618,6 +7779,93 @@
           </w:p>
         </w:tc>
       </w:tr>
+      <w:tr>
+        <w:tc>
+          <w:tcPr>
+            <w:tcW w:w="0" w:type="auto"/>
+            <w:vAlign w:val="center"/>
+          </w:tcPr>
+          <w:p>
+            <w:pPr>
+              <w:spacing w:before="0" w:line="240" w:lineRule="auto"/>
+              <w:ind w:firstLine="0"/>
+              <w:jc w:val="center"/>
+            </w:pPr>
+            <w:r>
+              <w:t>9</w:t>
+            </w:r>
+          </w:p>
+        </w:tc>
+        <w:tc>
+          <w:tcPr>
+            <w:tcW w:w="0" w:type="auto"/>
+            <w:vAlign w:val="center"/>
+          </w:tcPr>
+          <w:p>
+            <w:pPr>
+              <w:spacing w:before="0" w:line="240" w:lineRule="auto"/>
+              <w:ind w:firstLine="0"/>
+              <w:jc w:val="center"/>
+            </w:pPr>
+            <w:r>
+              <w:t>П</w:t>
+            </w:r>
+            <w:r>
+              <w:t>риемно-сдаточным процедур</w:t>
+            </w:r>
+            <w:r>
+              <w:t>ы</w:t>
+            </w:r>
+          </w:p>
+        </w:tc>
+        <w:tc>
+          <w:tcPr>
+            <w:tcW w:w="0" w:type="auto"/>
+            <w:vAlign w:val="center"/>
+          </w:tcPr>
+          <w:p>
+            <w:pPr>
+              <w:spacing w:before="0" w:line="240" w:lineRule="auto"/>
+              <w:ind w:firstLine="0"/>
+              <w:jc w:val="center"/>
+            </w:pPr>
+            <w:r>
+              <w:t>1 день</w:t>
+            </w:r>
+          </w:p>
+        </w:tc>
+        <w:tc>
+          <w:tcPr>
+            <w:tcW w:w="0" w:type="auto"/>
+          </w:tcPr>
+          <w:p>
+            <w:pPr>
+              <w:spacing w:before="0" w:line="240" w:lineRule="auto"/>
+              <w:ind w:firstLine="0"/>
+            </w:pPr>
+            <w:r>
+              <w:t xml:space="preserve">Сдача готового проекта </w:t>
+            </w:r>
+            <w:r>
+              <w:t>приемной комиссии</w:t>
+            </w:r>
+          </w:p>
+        </w:tc>
+        <w:tc>
+          <w:tcPr>
+            <w:tcW w:w="0" w:type="auto"/>
+          </w:tcPr>
+          <w:p>
+            <w:pPr>
+              <w:spacing w:before="0" w:line="240" w:lineRule="auto"/>
+              <w:ind w:firstLine="0"/>
+            </w:pPr>
+            <w:r>
+              <w:t>Подписанный акт приемки</w:t>
+            </w:r>
+          </w:p>
+        </w:tc>
+      </w:tr>
     </w:tbl>
     <w:p>
       <w:pPr>
@@ -7806,8 +8054,8 @@
         <w:lastRenderedPageBreak/>
         <w:t xml:space="preserve">Требования к </w:t>
       </w:r>
-      <w:bookmarkEnd w:id="1"/>
       <w:bookmarkEnd w:id="2"/>
+      <w:bookmarkEnd w:id="3"/>
       <w:r>
         <w:t>прием</w:t>
       </w:r>
@@ -7950,13 +8198,26 @@
         <w:ind w:firstLine="709"/>
       </w:pPr>
       <w:r>
-        <w:t>Гюльмамедова Л.Э.</w:t>
-      </w:r>
+        <w:t xml:space="preserve">Гюльмамедова </w:t>
+      </w:r>
+      <w:proofErr w:type="gramStart"/>
+      <w:r>
+        <w:t>Л.Э.</w:t>
+      </w:r>
+      <w:proofErr w:type="gramEnd"/>
       <w:r>
         <w:t xml:space="preserve"> – преподаватель по дисциплине МДК 05.05</w:t>
       </w:r>
       <w:r>
         <w:t>.</w:t>
+      </w:r>
+    </w:p>
+    <w:p>
+      <w:pPr>
+        <w:ind w:firstLine="709"/>
+      </w:pPr>
+      <w:r>
+        <w:t>Процесс приемки заканчивается подписанием акта приемки.</w:t>
       </w:r>
     </w:p>
     <w:sectPr>
@@ -14828,7 +15089,6 @@
   <w:style w:type="character" w:default="1" w:styleId="a2">
     <w:name w:val="Default Paragraph Font"/>
     <w:uiPriority w:val="1"/>
-    <w:semiHidden/>
     <w:unhideWhenUsed/>
   </w:style>
   <w:style w:type="table" w:default="1" w:styleId="a3">
@@ -16101,16 +16361,6 @@
 </file>
 
 <file path=customXml/item2.xml><?xml version="1.0" encoding="utf-8"?>
-<b:Sources xmlns:b="http://schemas.openxmlformats.org/officeDocument/2006/bibliography" xmlns="http://schemas.openxmlformats.org/officeDocument/2006/bibliography" SelectedStyle="\APASixthEditionOfficeOnline.xsl" StyleName="APA" Version="6"/>
-</file>
-
-<file path=customXml/item3.xml><?xml version="1.0" encoding="utf-8"?>
-<p:properties xmlns:p="http://schemas.microsoft.com/office/2006/metadata/properties" xmlns:xsi="http://www.w3.org/2001/XMLSchema-instance" xmlns:pc="http://schemas.microsoft.com/office/infopath/2007/PartnerControls">
-  <documentManagement/>
-</p:properties>
-</file>
-
-<file path=customXml/item4.xml><?xml version="1.0" encoding="utf-8"?>
 <ct:contentTypeSchema xmlns:ct="http://schemas.microsoft.com/office/2006/metadata/contentType" xmlns:ma="http://schemas.microsoft.com/office/2006/metadata/properties/metaAttributes" ct:_="" ma:_="" ma:contentTypeName="Документ" ma:contentTypeID="0x010100895006E4339BF24CAA0F5B167E451061" ma:contentTypeVersion="11" ma:contentTypeDescription="Создание документа." ma:contentTypeScope="" ma:versionID="ee66b34cdb7d5be00a86ac9db559fc97">
   <xsd:schema xmlns:xsd="http://www.w3.org/2001/XMLSchema" xmlns:xs="http://www.w3.org/2001/XMLSchema" xmlns:p="http://schemas.microsoft.com/office/2006/metadata/properties" xmlns:ns3="a1eb269e-cbf3-465a-8e4a-8d42bc45f09f" xmlns:ns4="a042d032-8e16-4c5e-a37e-70d449039bd2" targetNamespace="http://schemas.microsoft.com/office/2006/metadata/properties" ma:root="true" ma:fieldsID="9831aabdbf23b96857ccdb3f4e1a7ec2" ns3:_="" ns4:_="">
     <xsd:import namespace="a1eb269e-cbf3-465a-8e4a-8d42bc45f09f"/>
@@ -16319,6 +16569,16 @@
 </ct:contentTypeSchema>
 </file>
 
+<file path=customXml/item3.xml><?xml version="1.0" encoding="utf-8"?>
+<p:properties xmlns:p="http://schemas.microsoft.com/office/2006/metadata/properties" xmlns:xsi="http://www.w3.org/2001/XMLSchema-instance" xmlns:pc="http://schemas.microsoft.com/office/infopath/2007/PartnerControls">
+  <documentManagement/>
+</p:properties>
+</file>
+
+<file path=customXml/item4.xml><?xml version="1.0" encoding="utf-8"?>
+<b:Sources xmlns:b="http://schemas.openxmlformats.org/officeDocument/2006/bibliography" xmlns="http://schemas.openxmlformats.org/officeDocument/2006/bibliography" SelectedStyle="\APASixthEditionOfficeOnline.xsl" StyleName="APA" Version="6"/>
+</file>
+
 <file path=customXml/itemProps1.xml><?xml version="1.0" encoding="utf-8"?>
 <ds:datastoreItem xmlns:ds="http://schemas.openxmlformats.org/officeDocument/2006/customXml" ds:itemID="{C545EDB0-6DA9-4573-8FDA-4B7CDBF5EFD9}">
   <ds:schemaRefs>
@@ -16328,23 +16588,6 @@
 </file>
 
 <file path=customXml/itemProps2.xml><?xml version="1.0" encoding="utf-8"?>
-<ds:datastoreItem xmlns:ds="http://schemas.openxmlformats.org/officeDocument/2006/customXml" ds:itemID="{C6797151-1BD6-44DD-A7CD-9B1CAC660583}">
-  <ds:schemaRefs>
-    <ds:schemaRef ds:uri="http://schemas.openxmlformats.org/officeDocument/2006/bibliography"/>
-  </ds:schemaRefs>
-</ds:datastoreItem>
-</file>
-
-<file path=customXml/itemProps3.xml><?xml version="1.0" encoding="utf-8"?>
-<ds:datastoreItem xmlns:ds="http://schemas.openxmlformats.org/officeDocument/2006/customXml" ds:itemID="{D1D02F96-5624-48FE-AB5F-467181C3EDC1}">
-  <ds:schemaRefs>
-    <ds:schemaRef ds:uri="http://schemas.microsoft.com/office/2006/metadata/properties"/>
-    <ds:schemaRef ds:uri="http://schemas.microsoft.com/office/infopath/2007/PartnerControls"/>
-  </ds:schemaRefs>
-</ds:datastoreItem>
-</file>
-
-<file path=customXml/itemProps4.xml><?xml version="1.0" encoding="utf-8"?>
 <ds:datastoreItem xmlns:ds="http://schemas.openxmlformats.org/officeDocument/2006/customXml" ds:itemID="{BE06CD11-97E7-4DA4-A1E7-C20845DD652C}">
   <ds:schemaRefs>
     <ds:schemaRef ds:uri="http://schemas.microsoft.com/office/2006/metadata/contentType"/>
@@ -16361,4 +16604,21 @@
     <ds:schemaRef ds:uri="http://schemas.microsoft.com/internal/obd"/>
   </ds:schemaRefs>
 </ds:datastoreItem>
+</file>
+
+<file path=customXml/itemProps3.xml><?xml version="1.0" encoding="utf-8"?>
+<ds:datastoreItem xmlns:ds="http://schemas.openxmlformats.org/officeDocument/2006/customXml" ds:itemID="{D1D02F96-5624-48FE-AB5F-467181C3EDC1}">
+  <ds:schemaRefs>
+    <ds:schemaRef ds:uri="http://schemas.microsoft.com/office/2006/metadata/properties"/>
+    <ds:schemaRef ds:uri="http://schemas.microsoft.com/office/infopath/2007/PartnerControls"/>
+  </ds:schemaRefs>
+</ds:datastoreItem>
+</file>
+
+<file path=customXml/itemProps4.xml><?xml version="1.0" encoding="utf-8"?>
+<ds:datastoreItem xmlns:ds="http://schemas.openxmlformats.org/officeDocument/2006/customXml" ds:itemID="{C6797151-1BD6-44DD-A7CD-9B1CAC660583}">
+  <ds:schemaRefs>
+    <ds:schemaRef ds:uri="http://schemas.openxmlformats.org/officeDocument/2006/bibliography"/>
+  </ds:schemaRefs>
+</ds:datastoreItem>
 </file>
--- a/ТЗ/Прототип ТЗ.docx
+++ b/ТЗ/Прототип ТЗ.docx
@@ -341,13 +341,8 @@
               <w:t>а</w:t>
             </w:r>
             <w:r>
-              <w:t xml:space="preserve"> </w:t>
-            </w:r>
-            <w:proofErr w:type="spellStart"/>
-            <w:r>
-              <w:t>ВятГУ</w:t>
-            </w:r>
-            <w:proofErr w:type="spellEnd"/>
+              <w:t xml:space="preserve"> ВятГУ</w:t>
+            </w:r>
           </w:p>
           <w:p>
             <w:pPr>
@@ -3316,7 +3311,16 @@
         <w:t>ПО</w:t>
       </w:r>
       <w:r>
-        <w:t xml:space="preserve"> – программное обеспечение.</w:t>
+        <w:t> </w:t>
+      </w:r>
+      <w:r>
+        <w:t>–</w:t>
+      </w:r>
+      <w:r>
+        <w:t> </w:t>
+      </w:r>
+      <w:r>
+        <w:t>программное обеспечение.</w:t>
       </w:r>
     </w:p>
     <w:p>
@@ -3332,7 +3336,30 @@
         <w:t>ПЭВМ</w:t>
       </w:r>
       <w:r>
-        <w:t xml:space="preserve"> – персональная электронно-вычислительная машина (персональный компьютер).</w:t>
+        <w:t> </w:t>
+      </w:r>
+      <w:r>
+        <w:t>–</w:t>
+      </w:r>
+      <w:r>
+        <w:t> </w:t>
+      </w:r>
+      <w:r>
+        <w:t>персональная электронно-вычислительная машина (персональный компьютер).</w:t>
+      </w:r>
+    </w:p>
+    <w:p>
+      <w:pPr>
+        <w:pStyle w:val="afe"/>
+      </w:pPr>
+      <w:r>
+        <w:t>ЭВМ – </w:t>
+      </w:r>
+      <w:r>
+        <w:t>электронно-вычислительная машина</w:t>
+      </w:r>
+      <w:r>
+        <w:t>.</w:t>
       </w:r>
     </w:p>
     <w:p>
@@ -3348,7 +3375,16 @@
         <w:t>ТЗ</w:t>
       </w:r>
       <w:r>
-        <w:t xml:space="preserve"> – техническое задание.</w:t>
+        <w:t> </w:t>
+      </w:r>
+      <w:r>
+        <w:t>–</w:t>
+      </w:r>
+      <w:r>
+        <w:t> </w:t>
+      </w:r>
+      <w:r>
+        <w:t>техническое задание.</w:t>
       </w:r>
     </w:p>
     <w:p>
@@ -3364,7 +3400,16 @@
         <w:t>ОС</w:t>
       </w:r>
       <w:r>
-        <w:t xml:space="preserve"> – операционная система.</w:t>
+        <w:t> </w:t>
+      </w:r>
+      <w:r>
+        <w:t>–</w:t>
+      </w:r>
+      <w:r>
+        <w:t> </w:t>
+      </w:r>
+      <w:r>
+        <w:t>операционная система.</w:t>
       </w:r>
     </w:p>
     <w:p>
@@ -3405,7 +3450,13 @@
         <w:pStyle w:val="aff0"/>
       </w:pPr>
       <w:r>
-        <w:t>Наименование игры, разрабатываемой в форме учебной практики: «Змейка».</w:t>
+        <w:t xml:space="preserve">Наименование игры, разрабатываемой в </w:t>
+      </w:r>
+      <w:r>
+        <w:t>рамках</w:t>
+      </w:r>
+      <w:r>
+        <w:t xml:space="preserve"> учебной практики: «Змейка».</w:t>
       </w:r>
     </w:p>
     <w:p>
@@ -3433,15 +3484,7 @@
         <w:t>Целью настоящей разработки</w:t>
       </w:r>
       <w:r>
-        <w:t xml:space="preserve"> является создание классической аркадной игры «Змейка» с графическим интерфейсом на языке Python с использованием библиотеки </w:t>
-      </w:r>
-      <w:proofErr w:type="spellStart"/>
-      <w:r>
-        <w:t>Tkinter</w:t>
-      </w:r>
-      <w:proofErr w:type="spellEnd"/>
-      <w:r>
-        <w:t>, а также подготовка полного пакета документации.</w:t>
+        <w:t xml:space="preserve"> является создание классической аркадной игры «Змейка» с графическим интерфейсом на языке Python с использованием библиотеки Tkinter, а также подготовка полного пакета документации.</w:t>
       </w:r>
     </w:p>
     <w:p>
@@ -3594,7 +3637,22 @@
         <w:t>ию</w:t>
       </w:r>
       <w:r>
-        <w:t>.</w:t>
+        <w:t>;</w:t>
+      </w:r>
+    </w:p>
+    <w:p>
+      <w:pPr>
+        <w:pStyle w:val="afe"/>
+        <w:spacing w:before="0"/>
+      </w:pPr>
+      <w:r>
+        <w:t>пройти прием</w:t>
+      </w:r>
+      <w:r>
+        <w:t>н</w:t>
+      </w:r>
+      <w:r>
+        <w:t>о-сдаточные процедуры.</w:t>
       </w:r>
     </w:p>
     <w:p>
@@ -3621,15 +3679,7 @@
         <w:t>Исполнителем настоящей работы</w:t>
       </w:r>
       <w:r>
-        <w:t xml:space="preserve"> является студент ФГБОУ ВО «Вятский государственный университет» (колледж </w:t>
-      </w:r>
-      <w:proofErr w:type="spellStart"/>
-      <w:r>
-        <w:t>ВятГУ</w:t>
-      </w:r>
-      <w:proofErr w:type="spellEnd"/>
-      <w:r>
-        <w:t>), группы ИСПк-203-52-00, Шильников Максим Юрьевич.</w:t>
+        <w:t xml:space="preserve"> является студент ФГБОУ ВО «Вятский государственный университет» (колледж ВятГУ), группы ИСПк-203-52-00, Шильников Максим Юрьевич.</w:t>
       </w:r>
     </w:p>
     <w:p>
@@ -3645,15 +3695,7 @@
         <w:t>Заказчиком настоящей работы</w:t>
       </w:r>
       <w:r>
-        <w:t xml:space="preserve"> является коллектив преподавателей ФГБОУ ВО «Вятский государственный университет» (колледж </w:t>
-      </w:r>
-      <w:proofErr w:type="spellStart"/>
-      <w:r>
-        <w:t>ВятГУ</w:t>
-      </w:r>
-      <w:proofErr w:type="spellEnd"/>
-      <w:r>
-        <w:t>):</w:t>
+        <w:t xml:space="preserve"> является коллектив преподавателей ФГБОУ ВО «Вятский государственный университет» (колледж ВятГУ):</w:t>
       </w:r>
     </w:p>
     <w:p>
@@ -3674,11 +3716,10 @@
         <w:t>по дисциплине «Анализ и разработка технического задания» –</w:t>
       </w:r>
       <w:r>
-        <w:t xml:space="preserve">Гюльмамедова </w:t>
-      </w:r>
-      <w:proofErr w:type="gramStart"/>
-      <w:r>
-        <w:t>Л</w:t>
+        <w:t xml:space="preserve"> </w:t>
+      </w:r>
+      <w:r>
+        <w:t>Гюльмамедова Л</w:t>
       </w:r>
       <w:r>
         <w:t>.</w:t>
@@ -3686,7 +3727,6 @@
       <w:r>
         <w:t>Э.</w:t>
       </w:r>
-      <w:proofErr w:type="gramEnd"/>
       <w:r>
         <w:t>;</w:t>
       </w:r>
@@ -3709,11 +3749,7 @@
         <w:t xml:space="preserve">руководитель образовательной программы – </w:t>
       </w:r>
       <w:r>
-        <w:t xml:space="preserve">Чистяков </w:t>
-      </w:r>
-      <w:proofErr w:type="gramStart"/>
-      <w:r>
-        <w:t>Г</w:t>
+        <w:t>Чистяков Г</w:t>
       </w:r>
       <w:r>
         <w:t>.</w:t>
@@ -3721,7 +3757,6 @@
       <w:r>
         <w:t>А.</w:t>
       </w:r>
-      <w:proofErr w:type="gramEnd"/>
     </w:p>
     <w:p>
       <w:pPr>
@@ -3923,15 +3958,7 @@
         <w:pStyle w:val="aff0"/>
       </w:pPr>
       <w:r>
-        <w:t xml:space="preserve">«Змейка» (англ. </w:t>
-      </w:r>
-      <w:proofErr w:type="spellStart"/>
-      <w:r>
-        <w:t>Snake</w:t>
-      </w:r>
-      <w:proofErr w:type="spellEnd"/>
-      <w:r>
-        <w:t xml:space="preserve">) – это классический жанр аркадных игр, где игрок управляет постоянно растущей линией, избегая столкновений. </w:t>
+        <w:t xml:space="preserve">«Змейка» (англ. Snake) – это классический жанр аркадных игр, где игрок управляет постоянно растущей линией, избегая столкновений. </w:t>
       </w:r>
     </w:p>
     <w:p>
@@ -3939,47 +3966,7 @@
         <w:pStyle w:val="aff0"/>
       </w:pPr>
       <w:r>
-        <w:t xml:space="preserve">Основы жанра заложила аркадная игра </w:t>
-      </w:r>
-      <w:proofErr w:type="spellStart"/>
-      <w:r>
-        <w:t>Blockade</w:t>
-      </w:r>
-      <w:proofErr w:type="spellEnd"/>
-      <w:r>
-        <w:t xml:space="preserve"> от команды </w:t>
-      </w:r>
-      <w:proofErr w:type="spellStart"/>
-      <w:r>
-        <w:t>Gremlin</w:t>
-      </w:r>
-      <w:proofErr w:type="spellEnd"/>
-      <w:r>
-        <w:t xml:space="preserve"> Interactive. Это была игра для двух игроков, где движение оставляло неисчезающий след, а столкновение с ним означало проигрыш. Одну из первых компьютерных адаптаций концепции под названием </w:t>
-      </w:r>
-      <w:proofErr w:type="spellStart"/>
-      <w:r>
-        <w:t>Worm</w:t>
-      </w:r>
-      <w:proofErr w:type="spellEnd"/>
-      <w:r>
-        <w:t xml:space="preserve"> создал Питер </w:t>
-      </w:r>
-      <w:proofErr w:type="spellStart"/>
-      <w:r>
-        <w:t>Трефонас</w:t>
-      </w:r>
-      <w:proofErr w:type="spellEnd"/>
-      <w:r>
-        <w:t xml:space="preserve"> для компьютера TRS-80. Каноническую версию разработал Танели </w:t>
-      </w:r>
-      <w:proofErr w:type="spellStart"/>
-      <w:r>
-        <w:t>Арманто</w:t>
-      </w:r>
-      <w:proofErr w:type="spellEnd"/>
-      <w:r>
-        <w:t>, финский инженер Nokia. Он адаптировал идею для одиночной игры на телефоне Nokia 6110, добавив механику сбора точек (яблок) для роста змейки.</w:t>
+        <w:t>Основы жанра заложила аркадная игра Blockade от команды Gremlin Interactive. Это была игра для двух игроков, где движение оставляло неисчезающий след, а столкновение с ним означало проигрыш. Одну из первых компьютерных адаптаций концепции под названием Worm создал Питер Трефонас для компьютера TRS-80. Каноническую версию разработал Танели Арманто, финский инженер Nokia. Он адаптировал идею для одиночной игры на телефоне Nokia 6110, добавив механику сбора точек (яблок) для роста змейки.</w:t>
       </w:r>
     </w:p>
     <w:p>
@@ -4029,14 +4016,12 @@
       <w:r>
         <w:t xml:space="preserve">– </w:t>
       </w:r>
-      <w:proofErr w:type="spellStart"/>
       <w:r>
         <w:rPr>
           <w:lang w:val="en-US"/>
         </w:rPr>
         <w:t>Pitraev</w:t>
       </w:r>
-      <w:proofErr w:type="spellEnd"/>
       <w:r>
         <w:t xml:space="preserve"> </w:t>
       </w:r>
@@ -4167,7 +4152,6 @@
         </w:rPr>
         <w:t xml:space="preserve">. Была разработана в 2020 году разработчиком </w:t>
       </w:r>
-      <w:proofErr w:type="spellStart"/>
       <w:r>
         <w:rPr>
           <w:rFonts w:eastAsia="Times New Roman" w:cs="Times New Roman"/>
@@ -4176,7 +4160,6 @@
         </w:rPr>
         <w:t>Pitraev</w:t>
       </w:r>
-      <w:proofErr w:type="spellEnd"/>
       <w:r>
         <w:rPr>
           <w:rFonts w:eastAsia="Times New Roman" w:cs="Times New Roman"/>
@@ -4532,7 +4515,6 @@
         </w:rPr>
         <w:t xml:space="preserve"> (см. рисунок 2) – классическая аркадная змейка, из популярного магазина приложений </w:t>
       </w:r>
-      <w:proofErr w:type="spellStart"/>
       <w:r>
         <w:rPr>
           <w:rFonts w:eastAsia="Times New Roman" w:cs="Times New Roman"/>
@@ -4541,7 +4523,6 @@
         </w:rPr>
         <w:t>Rustore</w:t>
       </w:r>
-      <w:proofErr w:type="spellEnd"/>
       <w:r>
         <w:rPr>
           <w:rFonts w:eastAsia="Times New Roman" w:cs="Times New Roman"/>
@@ -4739,14 +4720,12 @@
       <w:r>
         <w:t xml:space="preserve"> – </w:t>
       </w:r>
-      <w:proofErr w:type="spellStart"/>
       <w:r>
         <w:rPr>
           <w:lang w:val="en-US"/>
         </w:rPr>
         <w:t>SpateTech</w:t>
       </w:r>
-      <w:proofErr w:type="spellEnd"/>
       <w:r>
         <w:t xml:space="preserve">, </w:t>
       </w:r>
@@ -4868,7 +4847,6 @@
         </w:rPr>
         <w:t xml:space="preserve">3) – классическая аркадная змейка, из популярного магазина приложений </w:t>
       </w:r>
-      <w:proofErr w:type="spellStart"/>
       <w:r>
         <w:rPr>
           <w:rFonts w:eastAsia="Times New Roman" w:cs="Times New Roman"/>
@@ -4877,7 +4855,6 @@
         </w:rPr>
         <w:t>Rustore</w:t>
       </w:r>
-      <w:proofErr w:type="spellEnd"/>
       <w:r>
         <w:rPr>
           <w:rFonts w:eastAsia="Times New Roman" w:cs="Times New Roman"/>
@@ -4885,7 +4862,6 @@
         </w:rPr>
         <w:t xml:space="preserve">. Была разработана в 23мар. 2024 года разработчиком </w:t>
       </w:r>
-      <w:proofErr w:type="spellStart"/>
       <w:r>
         <w:rPr>
           <w:rFonts w:eastAsia="Times New Roman" w:cs="Times New Roman"/>
@@ -4894,7 +4870,6 @@
         </w:rPr>
         <w:t>SpateTech</w:t>
       </w:r>
-      <w:proofErr w:type="spellEnd"/>
       <w:r>
         <w:rPr>
           <w:rFonts w:eastAsia="Times New Roman" w:cs="Times New Roman"/>
@@ -5038,10 +5013,10 @@
         <w:t>отсутствие какого</w:t>
       </w:r>
       <w:r>
-        <w:t xml:space="preserve"> -</w:t>
-      </w:r>
-      <w:r>
-        <w:t xml:space="preserve"> либо экрана проигрыша;</w:t>
+        <w:t>-</w:t>
+      </w:r>
+      <w:r>
+        <w:t>либо экрана проигрыша;</w:t>
       </w:r>
     </w:p>
     <w:p>
@@ -5050,21 +5025,13 @@
         <w:ind w:firstLine="709"/>
       </w:pPr>
       <w:r>
-        <w:t xml:space="preserve">отсутствие </w:t>
-      </w:r>
-      <w:proofErr w:type="gramStart"/>
-      <w:r>
-        <w:t xml:space="preserve">какого </w:t>
-      </w:r>
-      <w:r>
-        <w:t xml:space="preserve">- </w:t>
-      </w:r>
-      <w:r>
-        <w:t>либо</w:t>
-      </w:r>
-      <w:proofErr w:type="gramEnd"/>
-      <w:r>
-        <w:t xml:space="preserve"> экрана выигрыша.</w:t>
+        <w:t>отсутствие какого</w:t>
+      </w:r>
+      <w:r>
+        <w:t>-</w:t>
+      </w:r>
+      <w:r>
+        <w:t>либо экрана выигрыша.</w:t>
       </w:r>
     </w:p>
     <w:p>
@@ -5422,11 +5389,9 @@
           <w:lang w:val="en-US"/>
         </w:rPr>
       </w:pPr>
-      <w:proofErr w:type="spellStart"/>
       <w:r>
         <w:t>Мокапы</w:t>
       </w:r>
-      <w:proofErr w:type="spellEnd"/>
       <w:r>
         <w:t xml:space="preserve"> интерфейса</w:t>
       </w:r>
@@ -5508,14 +5473,12 @@
       <w:r>
         <w:t xml:space="preserve">Рисунок 1 – </w:t>
       </w:r>
-      <w:proofErr w:type="spellStart"/>
       <w:r>
         <w:t>М</w:t>
       </w:r>
       <w:r>
         <w:t>окап</w:t>
       </w:r>
-      <w:proofErr w:type="spellEnd"/>
       <w:r>
         <w:t xml:space="preserve"> главного меню</w:t>
       </w:r>
@@ -5593,14 +5556,12 @@
       <w:r>
         <w:t xml:space="preserve"> – </w:t>
       </w:r>
-      <w:proofErr w:type="spellStart"/>
       <w:r>
         <w:t>М</w:t>
       </w:r>
       <w:r>
         <w:t>окап</w:t>
       </w:r>
-      <w:proofErr w:type="spellEnd"/>
       <w:r>
         <w:t xml:space="preserve"> окна</w:t>
       </w:r>
@@ -5660,21 +5621,8 @@
         <w:pStyle w:val="a0"/>
         <w:ind w:firstLine="709"/>
       </w:pPr>
-      <w:proofErr w:type="spellStart"/>
-      <w:r>
-        <w:t>left</w:t>
-      </w:r>
-      <w:proofErr w:type="spellEnd"/>
-      <w:r>
-        <w:t xml:space="preserve">, </w:t>
-      </w:r>
-      <w:proofErr w:type="spellStart"/>
-      <w:r>
-        <w:t>right</w:t>
-      </w:r>
-      <w:proofErr w:type="spellEnd"/>
-      <w:r>
-        <w:t xml:space="preserve"> – координаты левой и правой границы игрового поля (в пикселях);</w:t>
+      <w:r>
+        <w:t>left, right – координаты левой и правой границы игрового поля (в пикселях);</w:t>
       </w:r>
     </w:p>
     <w:p>
@@ -5682,32 +5630,11 @@
         <w:pStyle w:val="a0"/>
         <w:ind w:firstLine="709"/>
       </w:pPr>
-      <w:proofErr w:type="spellStart"/>
-      <w:r>
-        <w:t>top</w:t>
-      </w:r>
-      <w:proofErr w:type="spellEnd"/>
-      <w:r>
-        <w:t xml:space="preserve">, </w:t>
-      </w:r>
-      <w:proofErr w:type="spellStart"/>
-      <w:r>
-        <w:t>bottom</w:t>
-      </w:r>
-      <w:proofErr w:type="spellEnd"/>
-      <w:r>
-        <w:t xml:space="preserve"> – координаты верхней и нижней границы </w:t>
-      </w:r>
-      <w:proofErr w:type="gramStart"/>
-      <w:r>
-        <w:t>поля</w:t>
-      </w:r>
-      <w:r>
-        <w:t>(</w:t>
-      </w:r>
-      <w:proofErr w:type="gramEnd"/>
-      <w:r>
-        <w:t>в пикселях)</w:t>
+      <w:r>
+        <w:t>top, bottom – координаты верхней и нижней границы поля</w:t>
+      </w:r>
+      <w:r>
+        <w:t>(в пикселях)</w:t>
       </w:r>
       <w:r>
         <w:t>;</w:t>
@@ -5718,13 +5645,8 @@
         <w:pStyle w:val="a0"/>
         <w:ind w:firstLine="709"/>
       </w:pPr>
-      <w:proofErr w:type="spellStart"/>
-      <w:r>
-        <w:t>space_size</w:t>
-      </w:r>
-      <w:proofErr w:type="spellEnd"/>
-      <w:r>
-        <w:t xml:space="preserve"> – размер стороны одной клетки (в пикселях).</w:t>
+      <w:r>
+        <w:t>space_size – размер стороны одной клетки (в пикселях).</w:t>
       </w:r>
     </w:p>
     <w:p>
@@ -5765,7 +5687,6 @@
         <w:ind w:firstLine="709"/>
         <w:jc w:val="left"/>
       </w:pPr>
-      <w:proofErr w:type="spellStart"/>
       <w:r>
         <w:rPr>
           <w:lang w:val="en-US"/>
@@ -5779,7 +5700,6 @@
         </w:rPr>
         <w:t>rand</w:t>
       </w:r>
-      <w:proofErr w:type="spellEnd"/>
       <w:r>
         <w:rPr>
           <w:vertAlign w:val="subscript"/>
@@ -5805,13 +5725,8 @@
         <w:t>и</w:t>
       </w:r>
       <w:r>
-        <w:t> </w:t>
-      </w:r>
-      <w:proofErr w:type="spellStart"/>
-      <w:r>
-        <w:t>right</w:t>
-      </w:r>
-      <w:proofErr w:type="spellEnd"/>
+        <w:t> right</w:t>
+      </w:r>
       <w:r>
         <w:t xml:space="preserve"> – </w:t>
       </w:r>
@@ -5837,7 +5752,6 @@
         <w:ind w:firstLine="709"/>
         <w:jc w:val="left"/>
       </w:pPr>
-      <w:proofErr w:type="spellStart"/>
       <w:r>
         <w:rPr>
           <w:lang w:val="en-US"/>
@@ -5851,7 +5765,6 @@
         </w:rPr>
         <w:t>rand</w:t>
       </w:r>
-      <w:proofErr w:type="spellEnd"/>
       <w:r>
         <w:rPr>
           <w:vertAlign w:val="subscript"/>
@@ -5874,11 +5787,9 @@
       <w:r>
         <w:t xml:space="preserve"> и </w:t>
       </w:r>
-      <w:proofErr w:type="spellStart"/>
       <w:r>
         <w:t>bottom</w:t>
       </w:r>
-      <w:proofErr w:type="spellEnd"/>
       <w:r>
         <w:t xml:space="preserve"> – </w:t>
       </w:r>
@@ -5951,7 +5862,6 @@
         </w:rPr>
         <w:t>(</w:t>
       </w:r>
-      <w:proofErr w:type="spellStart"/>
       <w:r>
         <w:rPr>
           <w:lang w:val="en-US"/>
@@ -5965,7 +5875,6 @@
         </w:rPr>
         <w:t>rand</w:t>
       </w:r>
-      <w:proofErr w:type="spellEnd"/>
       <w:r>
         <w:rPr>
           <w:vertAlign w:val="subscript"/>
@@ -6005,14 +5914,12 @@
         </w:rPr>
         <w:t xml:space="preserve">div </w:t>
       </w:r>
-      <w:proofErr w:type="spellStart"/>
       <w:r>
         <w:rPr>
           <w:lang w:val="en-US"/>
         </w:rPr>
         <w:t>space_size</w:t>
       </w:r>
-      <w:proofErr w:type="spellEnd"/>
       <w:r>
         <w:rPr>
           <w:rFonts w:ascii="Cambria Math" w:hAnsi="Cambria Math" w:cs="Cambria Math"/>
@@ -6020,14 +5927,12 @@
         </w:rPr>
         <w:t xml:space="preserve"> * </w:t>
       </w:r>
-      <w:proofErr w:type="spellStart"/>
       <w:r>
         <w:rPr>
           <w:lang w:val="en-US"/>
         </w:rPr>
         <w:t>space_size</w:t>
       </w:r>
-      <w:proofErr w:type="spellEnd"/>
       <w:r>
         <w:rPr>
           <w:lang w:val="en-US"/>
@@ -6092,7 +5997,6 @@
         </w:rPr>
         <w:t>(</w:t>
       </w:r>
-      <w:proofErr w:type="spellStart"/>
       <w:r>
         <w:rPr>
           <w:lang w:val="en-US"/>
@@ -6106,7 +6010,6 @@
         </w:rPr>
         <w:t>rand</w:t>
       </w:r>
-      <w:proofErr w:type="spellEnd"/>
       <w:r>
         <w:rPr>
           <w:vertAlign w:val="subscript"/>
@@ -6146,14 +6049,12 @@
         </w:rPr>
         <w:t xml:space="preserve"> </w:t>
       </w:r>
-      <w:proofErr w:type="spellStart"/>
       <w:r>
         <w:rPr>
           <w:lang w:val="en-US"/>
         </w:rPr>
         <w:t>space_size</w:t>
       </w:r>
-      <w:proofErr w:type="spellEnd"/>
       <w:r>
         <w:rPr>
           <w:rFonts w:ascii="Cambria Math" w:hAnsi="Cambria Math" w:cs="Cambria Math"/>
@@ -6161,14 +6062,12 @@
         </w:rPr>
         <w:t xml:space="preserve"> * </w:t>
       </w:r>
-      <w:proofErr w:type="spellStart"/>
       <w:r>
         <w:rPr>
           <w:lang w:val="en-US"/>
         </w:rPr>
         <w:t>space_size</w:t>
       </w:r>
-      <w:proofErr w:type="spellEnd"/>
       <w:r>
         <w:rPr>
           <w:lang w:val="en-US"/>
@@ -6392,15 +6291,7 @@
               <w:t>ни</w:t>
             </w:r>
             <w:r>
-              <w:t>е(-</w:t>
-            </w:r>
-            <w:proofErr w:type="spellStart"/>
-            <w:r>
-              <w:t>ия</w:t>
-            </w:r>
-            <w:proofErr w:type="spellEnd"/>
-            <w:r>
-              <w:t>)</w:t>
+              <w:t>е(-ия)</w:t>
             </w:r>
           </w:p>
         </w:tc>
@@ -6874,13 +6765,8 @@
         <w:ind w:firstLine="709"/>
       </w:pPr>
       <w:r>
-        <w:t xml:space="preserve">реализация и тестирование (написание кода на Python с использованием </w:t>
-      </w:r>
-      <w:proofErr w:type="spellStart"/>
-      <w:r>
-        <w:t>Tkinter</w:t>
-      </w:r>
-      <w:proofErr w:type="spellEnd"/>
+        <w:t>реализация и тестирование (написание кода на Python с использованием Tkinter</w:t>
+      </w:r>
       <w:r>
         <w:t xml:space="preserve">, </w:t>
       </w:r>
@@ -6921,9 +6807,6 @@
       </w:r>
       <w:r>
         <w:t>.</w:t>
-      </w:r>
-      <w:r>
-        <w:t xml:space="preserve"> </w:t>
       </w:r>
     </w:p>
     <w:p>
@@ -6941,11 +6824,11 @@
         <w:tblLook w:val="04A0" w:firstRow="1" w:lastRow="0" w:firstColumn="1" w:lastColumn="0" w:noHBand="0" w:noVBand="1"/>
       </w:tblPr>
       <w:tblGrid>
-        <w:gridCol w:w="793"/>
-        <w:gridCol w:w="2350"/>
+        <w:gridCol w:w="797"/>
+        <w:gridCol w:w="2218"/>
         <w:gridCol w:w="1638"/>
-        <w:gridCol w:w="2843"/>
-        <w:gridCol w:w="2571"/>
+        <w:gridCol w:w="3038"/>
+        <w:gridCol w:w="2504"/>
       </w:tblGrid>
       <w:tr>
         <w:trPr>
@@ -7577,11 +7460,102 @@
               <w:t>Конечный продукт</w:t>
             </w:r>
           </w:p>
+        </w:tc>
+      </w:tr>
+      <w:tr>
+        <w:tc>
+          <w:tcPr>
+            <w:tcW w:w="0" w:type="auto"/>
+            <w:vAlign w:val="center"/>
+          </w:tcPr>
+          <w:p>
+            <w:pPr>
+              <w:spacing w:before="0" w:line="240" w:lineRule="auto"/>
+              <w:ind w:firstLine="0"/>
+              <w:jc w:val="center"/>
+            </w:pPr>
+            <w:r>
+              <w:t>7</w:t>
+            </w:r>
+          </w:p>
+        </w:tc>
+        <w:tc>
+          <w:tcPr>
+            <w:tcW w:w="0" w:type="auto"/>
+            <w:vAlign w:val="center"/>
+          </w:tcPr>
+          <w:p>
+            <w:pPr>
+              <w:spacing w:before="0" w:line="240" w:lineRule="auto"/>
+              <w:ind w:firstLine="0"/>
+              <w:jc w:val="center"/>
+            </w:pPr>
+            <w:r>
+              <w:t xml:space="preserve">Подготовка </w:t>
+            </w:r>
+            <w:r>
+              <w:t>рабочей</w:t>
+            </w:r>
+          </w:p>
+          <w:p>
+            <w:pPr>
+              <w:spacing w:before="0" w:line="240" w:lineRule="auto"/>
+              <w:ind w:firstLine="0"/>
+              <w:jc w:val="center"/>
+            </w:pPr>
+            <w:r>
+              <w:t>документации</w:t>
+            </w:r>
+          </w:p>
+        </w:tc>
+        <w:tc>
+          <w:tcPr>
+            <w:tcW w:w="0" w:type="auto"/>
+            <w:vAlign w:val="center"/>
+          </w:tcPr>
+          <w:p>
+            <w:pPr>
+              <w:spacing w:before="0" w:line="240" w:lineRule="auto"/>
+              <w:ind w:firstLine="0"/>
+              <w:jc w:val="center"/>
+            </w:pPr>
+            <w:r>
+              <w:t>1 неделя</w:t>
+            </w:r>
+          </w:p>
+        </w:tc>
+        <w:tc>
+          <w:tcPr>
+            <w:tcW w:w="0" w:type="auto"/>
+          </w:tcPr>
           <w:p>
             <w:pPr>
               <w:spacing w:before="0" w:line="240" w:lineRule="auto"/>
               <w:ind w:firstLine="0"/>
             </w:pPr>
+            <w:r>
+              <w:t xml:space="preserve">Создание руководства пользователя и </w:t>
+            </w:r>
+            <w:r>
+              <w:t>программы методики испытаний</w:t>
+            </w:r>
+          </w:p>
+        </w:tc>
+        <w:tc>
+          <w:tcPr>
+            <w:tcW w:w="0" w:type="auto"/>
+          </w:tcPr>
+          <w:p>
+            <w:pPr>
+              <w:spacing w:before="0" w:line="240" w:lineRule="auto"/>
+              <w:ind w:firstLine="0"/>
+            </w:pPr>
+            <w:r>
+              <w:t xml:space="preserve">Готовое руководство пользователя и </w:t>
+            </w:r>
+            <w:r>
+              <w:t>программа методик испытаний</w:t>
+            </w:r>
           </w:p>
         </w:tc>
       </w:tr>
@@ -7598,7 +7572,7 @@
               <w:jc w:val="center"/>
             </w:pPr>
             <w:r>
-              <w:t>7</w:t>
+              <w:t>8</w:t>
             </w:r>
           </w:p>
         </w:tc>
@@ -7614,15 +7588,11 @@
               <w:jc w:val="center"/>
             </w:pPr>
             <w:r>
-              <w:t>Подготовка эксплуатационной</w:t>
-            </w:r>
-          </w:p>
-          <w:p>
-            <w:pPr>
-              <w:spacing w:before="0" w:line="240" w:lineRule="auto"/>
-              <w:ind w:firstLine="0"/>
-              <w:jc w:val="center"/>
-            </w:pPr>
+              <w:t xml:space="preserve">Подготовка </w:t>
+            </w:r>
+            <w:r>
+              <w:t xml:space="preserve">отчетной </w:t>
+            </w:r>
             <w:r>
               <w:t>документации</w:t>
             </w:r>
@@ -7640,7 +7610,31 @@
               <w:jc w:val="center"/>
             </w:pPr>
             <w:r>
-              <w:t>1 неделя</w:t>
+              <w:t>2</w:t>
+            </w:r>
+            <w:r>
+              <w:t xml:space="preserve"> недели</w:t>
+            </w:r>
+          </w:p>
+        </w:tc>
+        <w:tc>
+          <w:tcPr>
+            <w:tcW w:w="0" w:type="auto"/>
+            <w:vAlign w:val="center"/>
+          </w:tcPr>
+          <w:p>
+            <w:pPr>
+              <w:spacing w:before="0" w:line="240" w:lineRule="auto"/>
+              <w:ind w:firstLine="0"/>
+            </w:pPr>
+            <w:r>
+              <w:t>Подготовка отчетной документации</w:t>
+            </w:r>
+            <w:r>
+              <w:t xml:space="preserve">, </w:t>
+            </w:r>
+            <w:r>
+              <w:t>подготовка к сдаче проекта</w:t>
             </w:r>
           </w:p>
         </w:tc>
@@ -7652,26 +7646,21 @@
             <w:pPr>
               <w:spacing w:before="0" w:line="240" w:lineRule="auto"/>
               <w:ind w:firstLine="0"/>
+              <w:rPr>
+                <w:lang w:val="en-US"/>
+              </w:rPr>
             </w:pPr>
             <w:r>
-              <w:t xml:space="preserve">Создание руководства пользователя и </w:t>
-            </w:r>
-            <w:r>
-              <w:t>т. п.</w:t>
-            </w:r>
-          </w:p>
-        </w:tc>
-        <w:tc>
-          <w:tcPr>
-            <w:tcW w:w="0" w:type="auto"/>
-          </w:tcPr>
-          <w:p>
-            <w:pPr>
-              <w:spacing w:before="0" w:line="240" w:lineRule="auto"/>
-              <w:ind w:firstLine="0"/>
-            </w:pPr>
-            <w:r>
-              <w:t>Готовый пакет эксплуатационной документации</w:t>
+              <w:t xml:space="preserve">Готовый </w:t>
+            </w:r>
+            <w:r>
+              <w:t xml:space="preserve">отчёт </w:t>
+            </w:r>
+            <w:r>
+              <w:t>с приложени</w:t>
+            </w:r>
+            <w:r>
+              <w:t>ями</w:t>
             </w:r>
           </w:p>
         </w:tc>
@@ -7689,7 +7678,7 @@
               <w:jc w:val="center"/>
             </w:pPr>
             <w:r>
-              <w:t>8</w:t>
+              <w:t>9</w:t>
             </w:r>
           </w:p>
         </w:tc>
@@ -7705,13 +7694,13 @@
               <w:jc w:val="center"/>
             </w:pPr>
             <w:r>
-              <w:t xml:space="preserve">Подготовка </w:t>
-            </w:r>
-            <w:r>
-              <w:t xml:space="preserve">отчетной </w:t>
-            </w:r>
-            <w:r>
-              <w:t>документации</w:t>
+              <w:t>Приемно</w:t>
+            </w:r>
+            <w:r>
+              <w:t>-</w:t>
+            </w:r>
+            <w:r>
+              <w:t>сдаточным процедуры</w:t>
             </w:r>
           </w:p>
         </w:tc>
@@ -7727,31 +7716,7 @@
               <w:jc w:val="center"/>
             </w:pPr>
             <w:r>
-              <w:t>2</w:t>
-            </w:r>
-            <w:r>
-              <w:t xml:space="preserve"> недели</w:t>
-            </w:r>
-          </w:p>
-        </w:tc>
-        <w:tc>
-          <w:tcPr>
-            <w:tcW w:w="0" w:type="auto"/>
-            <w:vAlign w:val="center"/>
-          </w:tcPr>
-          <w:p>
-            <w:pPr>
-              <w:spacing w:before="0" w:line="240" w:lineRule="auto"/>
-              <w:ind w:firstLine="0"/>
-            </w:pPr>
-            <w:r>
-              <w:t>Подготовка отчетной документации</w:t>
-            </w:r>
-            <w:r>
-              <w:t xml:space="preserve">, </w:t>
-            </w:r>
-            <w:r>
-              <w:t>подготовка к сдаче проекта</w:t>
+              <w:t>1 день</w:t>
             </w:r>
           </w:p>
         </w:tc>
@@ -7765,72 +7730,10 @@
               <w:ind w:firstLine="0"/>
             </w:pPr>
             <w:r>
-              <w:t xml:space="preserve">Готовый </w:t>
-            </w:r>
-            <w:r>
-              <w:t xml:space="preserve">отчёт </w:t>
-            </w:r>
-            <w:r>
-              <w:t>с приложени</w:t>
-            </w:r>
-            <w:r>
-              <w:t>ями</w:t>
-            </w:r>
-          </w:p>
-        </w:tc>
-      </w:tr>
-      <w:tr>
-        <w:tc>
-          <w:tcPr>
-            <w:tcW w:w="0" w:type="auto"/>
-            <w:vAlign w:val="center"/>
-          </w:tcPr>
-          <w:p>
-            <w:pPr>
-              <w:spacing w:before="0" w:line="240" w:lineRule="auto"/>
-              <w:ind w:firstLine="0"/>
-              <w:jc w:val="center"/>
-            </w:pPr>
-            <w:r>
-              <w:t>9</w:t>
-            </w:r>
-          </w:p>
-        </w:tc>
-        <w:tc>
-          <w:tcPr>
-            <w:tcW w:w="0" w:type="auto"/>
-            <w:vAlign w:val="center"/>
-          </w:tcPr>
-          <w:p>
-            <w:pPr>
-              <w:spacing w:before="0" w:line="240" w:lineRule="auto"/>
-              <w:ind w:firstLine="0"/>
-              <w:jc w:val="center"/>
-            </w:pPr>
-            <w:r>
-              <w:t>П</w:t>
-            </w:r>
-            <w:r>
-              <w:t>риемно-сдаточным процедур</w:t>
-            </w:r>
-            <w:r>
-              <w:t>ы</w:t>
-            </w:r>
-          </w:p>
-        </w:tc>
-        <w:tc>
-          <w:tcPr>
-            <w:tcW w:w="0" w:type="auto"/>
-            <w:vAlign w:val="center"/>
-          </w:tcPr>
-          <w:p>
-            <w:pPr>
-              <w:spacing w:before="0" w:line="240" w:lineRule="auto"/>
-              <w:ind w:firstLine="0"/>
-              <w:jc w:val="center"/>
-            </w:pPr>
-            <w:r>
-              <w:t>1 день</w:t>
+              <w:t xml:space="preserve">Сдача готового проекта </w:t>
+            </w:r>
+            <w:r>
+              <w:t>приемной комиссии</w:t>
             </w:r>
           </w:p>
         </w:tc>
@@ -7844,23 +7747,6 @@
               <w:ind w:firstLine="0"/>
             </w:pPr>
             <w:r>
-              <w:t xml:space="preserve">Сдача готового проекта </w:t>
-            </w:r>
-            <w:r>
-              <w:t>приемной комиссии</w:t>
-            </w:r>
-          </w:p>
-        </w:tc>
-        <w:tc>
-          <w:tcPr>
-            <w:tcW w:w="0" w:type="auto"/>
-          </w:tcPr>
-          <w:p>
-            <w:pPr>
-              <w:spacing w:before="0" w:line="240" w:lineRule="auto"/>
-              <w:ind w:firstLine="0"/>
-            </w:pPr>
-            <w:r>
               <w:t>Подписанный акт приемки</w:t>
             </w:r>
           </w:p>
@@ -7916,7 +7802,13 @@
         <w:t>,</w:t>
       </w:r>
       <w:r>
-        <w:t xml:space="preserve"> описывающий порядок установки игры</w:t>
+        <w:t xml:space="preserve"> описывающий порядок </w:t>
+      </w:r>
+      <w:r>
+        <w:t>запуска</w:t>
+      </w:r>
+      <w:r>
+        <w:t xml:space="preserve"> игры</w:t>
       </w:r>
       <w:r>
         <w:t>;</w:t>
@@ -7979,7 +7871,13 @@
         <w:ind w:firstLine="709"/>
       </w:pPr>
       <w:r>
-        <w:t>ЕСПД (Единая система программной документации): ГОСТ Р 2.105-2019</w:t>
+        <w:t>ЕСПД</w:t>
+      </w:r>
+      <w:r>
+        <w:t> </w:t>
+      </w:r>
+      <w:r>
+        <w:t>(Единая система программной документации)</w:t>
       </w:r>
       <w:r>
         <w:t>;</w:t>
@@ -7991,19 +7889,10 @@
         <w:ind w:firstLine="709"/>
       </w:pPr>
       <w:r>
-        <w:t>ГОСТ 7.32-2017 (для отчета по практике – структура</w:t>
-      </w:r>
-      <w:r>
-        <w:t xml:space="preserve">, </w:t>
-      </w:r>
-      <w:r>
-        <w:t>оформление</w:t>
-      </w:r>
-      <w:r>
-        <w:t xml:space="preserve">, </w:t>
-      </w:r>
-      <w:r>
-        <w:t>список литературы)</w:t>
+        <w:t>ГОСТ 2.105–2019. </w:t>
+      </w:r>
+      <w:r>
+        <w:t>Единая система конструкторской документации. Общие требования к текстовым документам</w:t>
       </w:r>
       <w:r>
         <w:t>;</w:t>
@@ -8015,13 +7904,37 @@
         <w:ind w:firstLine="709"/>
       </w:pPr>
       <w:r>
-        <w:t>ГОСТ 34.602</w:t>
+        <w:t>ГОСТ</w:t>
+      </w:r>
+      <w:r>
+        <w:t> 7.32–2017. </w:t>
+      </w:r>
+      <w:r>
+        <w:t>Система стандартов по информации, библиотечному и издательскому делу. Отчет о научно-исследовательской работе. Структура и правила оформления</w:t>
+      </w:r>
+      <w:r>
+        <w:t>;</w:t>
+      </w:r>
+    </w:p>
+    <w:p>
+      <w:pPr>
+        <w:pStyle w:val="a0"/>
+        <w:ind w:firstLine="709"/>
+      </w:pPr>
+      <w:r>
+        <w:t>ГОСТ</w:t>
+      </w:r>
+      <w:r>
+        <w:t> 34.201–2020. </w:t>
+      </w:r>
+      <w:r>
+        <w:t>Информационные технологии. Комплекс стандартов на автоматизированные системы. Виды, комплектность и обозначение документов при создании автоматизированных систем</w:t>
       </w:r>
       <w:r>
         <w:rPr>
           <w:lang w:val="en-US"/>
         </w:rPr>
-        <w:t>-2020;</w:t>
+        <w:t>;</w:t>
       </w:r>
     </w:p>
     <w:p>
@@ -8030,15 +7943,145 @@
         <w:ind w:firstLine="709"/>
       </w:pPr>
       <w:r>
-        <w:t xml:space="preserve">Требования локальных нормативных актов колледжа </w:t>
-      </w:r>
-      <w:proofErr w:type="spellStart"/>
+        <w:t>ГОСТ</w:t>
+      </w:r>
+      <w:r>
+        <w:t> 34.602</w:t>
+      </w:r>
+      <w:r>
+        <w:t>–2020</w:t>
+      </w:r>
+      <w:r>
+        <w:t>. </w:t>
+      </w:r>
+      <w:r>
+        <w:t>Информационные технологии. Комплекс стандартов на автоматизированные системы. Техническое задание на создание автоматизированной системы</w:t>
+      </w:r>
+      <w:r>
+        <w:rPr>
+          <w:lang w:val="en-US"/>
+        </w:rPr>
+        <w:t>;</w:t>
+      </w:r>
+    </w:p>
+    <w:p>
+      <w:pPr>
+        <w:pStyle w:val="a0"/>
+        <w:ind w:firstLine="709"/>
+      </w:pPr>
+      <w:r>
+        <w:t>ГОСТ</w:t>
+      </w:r>
+      <w:r>
+        <w:t> 59795–2021. </w:t>
+      </w:r>
+      <w:r>
+        <w:t>Информационные технологии. Комплекс стандартов на автоматизированные системы.</w:t>
+      </w:r>
+      <w:r>
+        <w:t> </w:t>
+      </w:r>
+      <w:r>
+        <w:t>Автоматизированные системы.</w:t>
+      </w:r>
+      <w:r>
+        <w:t> </w:t>
+      </w:r>
+      <w:r>
+        <w:t>Требования к содержанию документов</w:t>
+      </w:r>
+      <w:r>
+        <w:rPr>
+          <w:lang w:val="en-US"/>
+        </w:rPr>
+        <w:t>;</w:t>
+      </w:r>
+    </w:p>
+    <w:p>
+      <w:pPr>
+        <w:pStyle w:val="a0"/>
+        <w:ind w:firstLine="709"/>
+      </w:pPr>
+      <w:r>
+        <w:t>ГОСТ</w:t>
+      </w:r>
+      <w:r>
+        <w:t> 5979</w:t>
+      </w:r>
+      <w:r>
+        <w:t>3</w:t>
+      </w:r>
+      <w:r>
+        <w:t>–2021. </w:t>
+      </w:r>
+      <w:r>
+        <w:t>Информационные технологии. Комплекс стандартов на автоматизированные системы. Автоматизированные системы. Стадии создания</w:t>
+      </w:r>
+      <w:r>
+        <w:rPr>
+          <w:lang w:val="en-US"/>
+        </w:rPr>
+        <w:t>;</w:t>
+      </w:r>
+    </w:p>
+    <w:p>
+      <w:pPr>
+        <w:pStyle w:val="a0"/>
+        <w:ind w:firstLine="709"/>
+      </w:pPr>
+      <w:r>
+        <w:t>ГОСТ</w:t>
+      </w:r>
+      <w:r>
+        <w:t> 59792–2021. </w:t>
+      </w:r>
+      <w:r>
+        <w:t>Информационные технологии.</w:t>
+      </w:r>
+      <w:r>
+        <w:t xml:space="preserve"> </w:t>
+      </w:r>
+      <w:r>
+        <w:t>Комплекс стандартов на</w:t>
+      </w:r>
+      <w:r>
+        <w:t xml:space="preserve"> </w:t>
+      </w:r>
+      <w:r>
+        <w:t>автоматизированные системы. Виды испытаний автоматизированных систем</w:t>
+      </w:r>
+      <w:r>
+        <w:t>;</w:t>
+      </w:r>
+    </w:p>
+    <w:p>
+      <w:pPr>
+        <w:pStyle w:val="a0"/>
+        <w:ind w:firstLine="709"/>
+      </w:pPr>
+      <w:r>
+        <w:t>СТП</w:t>
+      </w:r>
+      <w:r>
+        <w:t> </w:t>
+      </w:r>
       <w:r>
         <w:t>ВятГУ</w:t>
       </w:r>
-      <w:proofErr w:type="spellEnd"/>
-      <w:r>
-        <w:t xml:space="preserve"> к оформлению текстовых работ.</w:t>
+      <w:r>
+        <w:t> 101–2004</w:t>
+      </w:r>
+      <w:r>
+        <w:t>.</w:t>
+      </w:r>
+      <w:r>
+        <w:t> </w:t>
+      </w:r>
+      <w:r>
+        <w:t>Общие требования к оформлению текстовых документов</w:t>
+      </w:r>
+      <w:r>
+        <w:t>;</w:t>
       </w:r>
       <w:r>
         <w:br w:type="page"/>
@@ -8156,13 +8199,28 @@
         <w:ind w:firstLine="709"/>
       </w:pPr>
       <w:r>
-        <w:t>Чистяков Г</w:t>
+        <w:t>Чистяков</w:t>
+      </w:r>
+      <w:r>
+        <w:t> </w:t>
+      </w:r>
+      <w:r>
+        <w:t>Г</w:t>
       </w:r>
       <w:r>
         <w:t>.А.</w:t>
       </w:r>
       <w:r>
-        <w:t xml:space="preserve"> – руководитель образовательной программы по специальности «Информационные системы и программирование»</w:t>
+        <w:t> </w:t>
+      </w:r>
+      <w:r>
+        <w:t>–</w:t>
+      </w:r>
+      <w:r>
+        <w:t> </w:t>
+      </w:r>
+      <w:r>
+        <w:t>руководитель образовательной программы по специальности «Информационные системы и программирование»</w:t>
       </w:r>
       <w:r>
         <w:t>;</w:t>
@@ -8174,7 +8232,28 @@
         <w:ind w:firstLine="709"/>
       </w:pPr>
       <w:r>
-        <w:t>Самоделкин П.А. – преподаватель по дисциплине МДК 06.01</w:t>
+        <w:t>Самоделкин</w:t>
+      </w:r>
+      <w:r>
+        <w:t> </w:t>
+      </w:r>
+      <w:r>
+        <w:t>П.А.</w:t>
+      </w:r>
+      <w:r>
+        <w:t> </w:t>
+      </w:r>
+      <w:r>
+        <w:t>–</w:t>
+      </w:r>
+      <w:r>
+        <w:t> </w:t>
+      </w:r>
+      <w:r>
+        <w:t xml:space="preserve">преподаватель </w:t>
+      </w:r>
+      <w:r>
+        <w:t>по дисциплине «Внедрение информационных систем»</w:t>
       </w:r>
       <w:r>
         <w:t>;</w:t>
@@ -8186,7 +8265,25 @@
         <w:ind w:firstLine="709"/>
       </w:pPr>
       <w:r>
-        <w:t>Самоделкин П.А. – преподаватель по дисциплине УП05</w:t>
+        <w:t>Самоделкин</w:t>
+      </w:r>
+      <w:r>
+        <w:t> </w:t>
+      </w:r>
+      <w:r>
+        <w:t>П.А.</w:t>
+      </w:r>
+      <w:r>
+        <w:t> </w:t>
+      </w:r>
+      <w:r>
+        <w:t>–</w:t>
+      </w:r>
+      <w:r>
+        <w:t> </w:t>
+      </w:r>
+      <w:r>
+        <w:t>по учебной практике</w:t>
       </w:r>
       <w:r>
         <w:t>;</w:t>
@@ -8198,15 +8295,28 @@
         <w:ind w:firstLine="709"/>
       </w:pPr>
       <w:r>
-        <w:t xml:space="preserve">Гюльмамедова </w:t>
-      </w:r>
-      <w:proofErr w:type="gramStart"/>
+        <w:t>Гюльмамедова</w:t>
+      </w:r>
+      <w:r>
+        <w:t> </w:t>
+      </w:r>
       <w:r>
         <w:t>Л.Э.</w:t>
       </w:r>
-      <w:proofErr w:type="gramEnd"/>
-      <w:r>
-        <w:t xml:space="preserve"> – преподаватель по дисциплине МДК 05.05</w:t>
+      <w:r>
+        <w:t> </w:t>
+      </w:r>
+      <w:r>
+        <w:t>–</w:t>
+      </w:r>
+      <w:r>
+        <w:t> </w:t>
+      </w:r>
+      <w:r>
+        <w:t xml:space="preserve">преподаватель </w:t>
+      </w:r>
+      <w:r>
+        <w:t>по дисциплине «Анализ и разработка технического задания»</w:t>
       </w:r>
       <w:r>
         <w:t>.</w:t>
@@ -8304,7 +8414,13 @@
         <w:footnoteRef/>
       </w:r>
       <w:r>
-        <w:t>«Змейка!» страница приложения // Microsoft Store. – URL: </w:t>
+        <w:t>«Змейка!»</w:t>
+      </w:r>
+      <w:r>
+        <w:t>:</w:t>
+      </w:r>
+      <w:r>
+        <w:t> страница приложения // Microsoft Store. – URL: </w:t>
       </w:r>
       <w:hyperlink r:id="rId1" w:history="1">
         <w:r>
@@ -16361,6 +16477,16 @@
 </file>
 
 <file path=customXml/item2.xml><?xml version="1.0" encoding="utf-8"?>
+<b:Sources xmlns:b="http://schemas.openxmlformats.org/officeDocument/2006/bibliography" xmlns="http://schemas.openxmlformats.org/officeDocument/2006/bibliography" SelectedStyle="\APASixthEditionOfficeOnline.xsl" StyleName="APA" Version="6"/>
+</file>
+
+<file path=customXml/item3.xml><?xml version="1.0" encoding="utf-8"?>
+<p:properties xmlns:p="http://schemas.microsoft.com/office/2006/metadata/properties" xmlns:xsi="http://www.w3.org/2001/XMLSchema-instance" xmlns:pc="http://schemas.microsoft.com/office/infopath/2007/PartnerControls">
+  <documentManagement/>
+</p:properties>
+</file>
+
+<file path=customXml/item4.xml><?xml version="1.0" encoding="utf-8"?>
 <ct:contentTypeSchema xmlns:ct="http://schemas.microsoft.com/office/2006/metadata/contentType" xmlns:ma="http://schemas.microsoft.com/office/2006/metadata/properties/metaAttributes" ct:_="" ma:_="" ma:contentTypeName="Документ" ma:contentTypeID="0x010100895006E4339BF24CAA0F5B167E451061" ma:contentTypeVersion="11" ma:contentTypeDescription="Создание документа." ma:contentTypeScope="" ma:versionID="ee66b34cdb7d5be00a86ac9db559fc97">
   <xsd:schema xmlns:xsd="http://www.w3.org/2001/XMLSchema" xmlns:xs="http://www.w3.org/2001/XMLSchema" xmlns:p="http://schemas.microsoft.com/office/2006/metadata/properties" xmlns:ns3="a1eb269e-cbf3-465a-8e4a-8d42bc45f09f" xmlns:ns4="a042d032-8e16-4c5e-a37e-70d449039bd2" targetNamespace="http://schemas.microsoft.com/office/2006/metadata/properties" ma:root="true" ma:fieldsID="9831aabdbf23b96857ccdb3f4e1a7ec2" ns3:_="" ns4:_="">
     <xsd:import namespace="a1eb269e-cbf3-465a-8e4a-8d42bc45f09f"/>
@@ -16569,16 +16695,6 @@
 </ct:contentTypeSchema>
 </file>
 
-<file path=customXml/item3.xml><?xml version="1.0" encoding="utf-8"?>
-<p:properties xmlns:p="http://schemas.microsoft.com/office/2006/metadata/properties" xmlns:xsi="http://www.w3.org/2001/XMLSchema-instance" xmlns:pc="http://schemas.microsoft.com/office/infopath/2007/PartnerControls">
-  <documentManagement/>
-</p:properties>
-</file>
-
-<file path=customXml/item4.xml><?xml version="1.0" encoding="utf-8"?>
-<b:Sources xmlns:b="http://schemas.openxmlformats.org/officeDocument/2006/bibliography" xmlns="http://schemas.openxmlformats.org/officeDocument/2006/bibliography" SelectedStyle="\APASixthEditionOfficeOnline.xsl" StyleName="APA" Version="6"/>
-</file>
-
 <file path=customXml/itemProps1.xml><?xml version="1.0" encoding="utf-8"?>
 <ds:datastoreItem xmlns:ds="http://schemas.openxmlformats.org/officeDocument/2006/customXml" ds:itemID="{C545EDB0-6DA9-4573-8FDA-4B7CDBF5EFD9}">
   <ds:schemaRefs>
@@ -16588,6 +16704,23 @@
 </file>
 
 <file path=customXml/itemProps2.xml><?xml version="1.0" encoding="utf-8"?>
+<ds:datastoreItem xmlns:ds="http://schemas.openxmlformats.org/officeDocument/2006/customXml" ds:itemID="{C6797151-1BD6-44DD-A7CD-9B1CAC660583}">
+  <ds:schemaRefs>
+    <ds:schemaRef ds:uri="http://schemas.openxmlformats.org/officeDocument/2006/bibliography"/>
+  </ds:schemaRefs>
+</ds:datastoreItem>
+</file>
+
+<file path=customXml/itemProps3.xml><?xml version="1.0" encoding="utf-8"?>
+<ds:datastoreItem xmlns:ds="http://schemas.openxmlformats.org/officeDocument/2006/customXml" ds:itemID="{D1D02F96-5624-48FE-AB5F-467181C3EDC1}">
+  <ds:schemaRefs>
+    <ds:schemaRef ds:uri="http://schemas.microsoft.com/office/2006/metadata/properties"/>
+    <ds:schemaRef ds:uri="http://schemas.microsoft.com/office/infopath/2007/PartnerControls"/>
+  </ds:schemaRefs>
+</ds:datastoreItem>
+</file>
+
+<file path=customXml/itemProps4.xml><?xml version="1.0" encoding="utf-8"?>
 <ds:datastoreItem xmlns:ds="http://schemas.openxmlformats.org/officeDocument/2006/customXml" ds:itemID="{BE06CD11-97E7-4DA4-A1E7-C20845DD652C}">
   <ds:schemaRefs>
     <ds:schemaRef ds:uri="http://schemas.microsoft.com/office/2006/metadata/contentType"/>
@@ -16604,21 +16737,4 @@
     <ds:schemaRef ds:uri="http://schemas.microsoft.com/internal/obd"/>
   </ds:schemaRefs>
 </ds:datastoreItem>
-</file>
-
-<file path=customXml/itemProps3.xml><?xml version="1.0" encoding="utf-8"?>
-<ds:datastoreItem xmlns:ds="http://schemas.openxmlformats.org/officeDocument/2006/customXml" ds:itemID="{D1D02F96-5624-48FE-AB5F-467181C3EDC1}">
-  <ds:schemaRefs>
-    <ds:schemaRef ds:uri="http://schemas.microsoft.com/office/2006/metadata/properties"/>
-    <ds:schemaRef ds:uri="http://schemas.microsoft.com/office/infopath/2007/PartnerControls"/>
-  </ds:schemaRefs>
-</ds:datastoreItem>
-</file>
-
-<file path=customXml/itemProps4.xml><?xml version="1.0" encoding="utf-8"?>
-<ds:datastoreItem xmlns:ds="http://schemas.openxmlformats.org/officeDocument/2006/customXml" ds:itemID="{C6797151-1BD6-44DD-A7CD-9B1CAC660583}">
-  <ds:schemaRefs>
-    <ds:schemaRef ds:uri="http://schemas.openxmlformats.org/officeDocument/2006/bibliography"/>
-  </ds:schemaRefs>
-</ds:datastoreItem>
 </file>
--- a/ТЗ/Прототип ТЗ.docx
+++ b/ТЗ/Прототип ТЗ.docx
@@ -100,6 +100,7 @@
             <w:r>
               <w:t xml:space="preserve"> </w:t>
             </w:r>
+            <w:proofErr w:type="gramStart"/>
             <w:r>
               <w:t>Л</w:t>
             </w:r>
@@ -112,6 +113,7 @@
             <w:r>
               <w:t>.</w:t>
             </w:r>
+            <w:proofErr w:type="gramEnd"/>
           </w:p>
           <w:p>
             <w:pPr>
@@ -174,6 +176,7 @@
             <w:r>
               <w:t xml:space="preserve"> </w:t>
             </w:r>
+            <w:proofErr w:type="gramStart"/>
             <w:r>
               <w:t>Г</w:t>
             </w:r>
@@ -186,6 +189,7 @@
             <w:r>
               <w:t>.</w:t>
             </w:r>
+            <w:proofErr w:type="gramEnd"/>
           </w:p>
           <w:p>
             <w:pPr>
@@ -341,8 +345,13 @@
               <w:t>а</w:t>
             </w:r>
             <w:r>
-              <w:t xml:space="preserve"> ВятГУ</w:t>
-            </w:r>
+              <w:t xml:space="preserve"> </w:t>
+            </w:r>
+            <w:proofErr w:type="spellStart"/>
+            <w:r>
+              <w:t>ВятГУ</w:t>
+            </w:r>
+            <w:proofErr w:type="spellEnd"/>
           </w:p>
           <w:p>
             <w:pPr>
@@ -3484,7 +3493,15 @@
         <w:t>Целью настоящей разработки</w:t>
       </w:r>
       <w:r>
-        <w:t xml:space="preserve"> является создание классической аркадной игры «Змейка» с графическим интерфейсом на языке Python с использованием библиотеки Tkinter, а также подготовка полного пакета документации.</w:t>
+        <w:t xml:space="preserve"> является создание классической аркадной игры «Змейка» с графическим интерфейсом на языке Python с использованием библиотеки </w:t>
+      </w:r>
+      <w:proofErr w:type="spellStart"/>
+      <w:r>
+        <w:t>Tkinter</w:t>
+      </w:r>
+      <w:proofErr w:type="spellEnd"/>
+      <w:r>
+        <w:t>, а также подготовка полного пакета документации.</w:t>
       </w:r>
     </w:p>
     <w:p>
@@ -3679,7 +3696,15 @@
         <w:t>Исполнителем настоящей работы</w:t>
       </w:r>
       <w:r>
-        <w:t xml:space="preserve"> является студент ФГБОУ ВО «Вятский государственный университет» (колледж ВятГУ), группы ИСПк-203-52-00, Шильников Максим Юрьевич.</w:t>
+        <w:t xml:space="preserve"> является студент ФГБОУ ВО «Вятский государственный университет» (колледж </w:t>
+      </w:r>
+      <w:proofErr w:type="spellStart"/>
+      <w:r>
+        <w:t>ВятГУ</w:t>
+      </w:r>
+      <w:proofErr w:type="spellEnd"/>
+      <w:r>
+        <w:t>), группы ИСПк-203-52-00, Шильников Максим Юрьевич.</w:t>
       </w:r>
     </w:p>
     <w:p>
@@ -3695,7 +3720,15 @@
         <w:t>Заказчиком настоящей работы</w:t>
       </w:r>
       <w:r>
-        <w:t xml:space="preserve"> является коллектив преподавателей ФГБОУ ВО «Вятский государственный университет» (колледж ВятГУ):</w:t>
+        <w:t xml:space="preserve"> является коллектив преподавателей ФГБОУ ВО «Вятский государственный университет» (колледж </w:t>
+      </w:r>
+      <w:proofErr w:type="spellStart"/>
+      <w:r>
+        <w:t>ВятГУ</w:t>
+      </w:r>
+      <w:proofErr w:type="spellEnd"/>
+      <w:r>
+        <w:t>):</w:t>
       </w:r>
     </w:p>
     <w:p>
@@ -3719,7 +3752,11 @@
         <w:t xml:space="preserve"> </w:t>
       </w:r>
       <w:r>
-        <w:t>Гюльмамедова Л</w:t>
+        <w:t xml:space="preserve">Гюльмамедова </w:t>
+      </w:r>
+      <w:proofErr w:type="gramStart"/>
+      <w:r>
+        <w:t>Л</w:t>
       </w:r>
       <w:r>
         <w:t>.</w:t>
@@ -3727,6 +3764,7 @@
       <w:r>
         <w:t>Э.</w:t>
       </w:r>
+      <w:proofErr w:type="gramEnd"/>
       <w:r>
         <w:t>;</w:t>
       </w:r>
@@ -3749,7 +3787,11 @@
         <w:t xml:space="preserve">руководитель образовательной программы – </w:t>
       </w:r>
       <w:r>
-        <w:t>Чистяков Г</w:t>
+        <w:t xml:space="preserve">Чистяков </w:t>
+      </w:r>
+      <w:proofErr w:type="gramStart"/>
+      <w:r>
+        <w:t>Г</w:t>
       </w:r>
       <w:r>
         <w:t>.</w:t>
@@ -3757,6 +3799,7 @@
       <w:r>
         <w:t>А.</w:t>
       </w:r>
+      <w:proofErr w:type="gramEnd"/>
     </w:p>
     <w:p>
       <w:pPr>
@@ -3958,7 +4001,15 @@
         <w:pStyle w:val="aff0"/>
       </w:pPr>
       <w:r>
-        <w:t xml:space="preserve">«Змейка» (англ. Snake) – это классический жанр аркадных игр, где игрок управляет постоянно растущей линией, избегая столкновений. </w:t>
+        <w:t xml:space="preserve">«Змейка» (англ. </w:t>
+      </w:r>
+      <w:proofErr w:type="spellStart"/>
+      <w:r>
+        <w:t>Snake</w:t>
+      </w:r>
+      <w:proofErr w:type="spellEnd"/>
+      <w:r>
+        <w:t xml:space="preserve">) – это классический жанр аркадных игр, где игрок управляет постоянно растущей линией, избегая столкновений. </w:t>
       </w:r>
     </w:p>
     <w:p>
@@ -3966,7 +4017,47 @@
         <w:pStyle w:val="aff0"/>
       </w:pPr>
       <w:r>
-        <w:t>Основы жанра заложила аркадная игра Blockade от команды Gremlin Interactive. Это была игра для двух игроков, где движение оставляло неисчезающий след, а столкновение с ним означало проигрыш. Одну из первых компьютерных адаптаций концепции под названием Worm создал Питер Трефонас для компьютера TRS-80. Каноническую версию разработал Танели Арманто, финский инженер Nokia. Он адаптировал идею для одиночной игры на телефоне Nokia 6110, добавив механику сбора точек (яблок) для роста змейки.</w:t>
+        <w:t xml:space="preserve">Основы жанра заложила аркадная игра </w:t>
+      </w:r>
+      <w:proofErr w:type="spellStart"/>
+      <w:r>
+        <w:t>Blockade</w:t>
+      </w:r>
+      <w:proofErr w:type="spellEnd"/>
+      <w:r>
+        <w:t xml:space="preserve"> от команды </w:t>
+      </w:r>
+      <w:proofErr w:type="spellStart"/>
+      <w:r>
+        <w:t>Gremlin</w:t>
+      </w:r>
+      <w:proofErr w:type="spellEnd"/>
+      <w:r>
+        <w:t xml:space="preserve"> Interactive. Это была игра для двух игроков, где движение оставляло неисчезающий след, а столкновение с ним означало проигрыш. Одну из первых компьютерных адаптаций концепции под названием </w:t>
+      </w:r>
+      <w:proofErr w:type="spellStart"/>
+      <w:r>
+        <w:t>Worm</w:t>
+      </w:r>
+      <w:proofErr w:type="spellEnd"/>
+      <w:r>
+        <w:t xml:space="preserve"> создал Питер </w:t>
+      </w:r>
+      <w:proofErr w:type="spellStart"/>
+      <w:r>
+        <w:t>Трефонас</w:t>
+      </w:r>
+      <w:proofErr w:type="spellEnd"/>
+      <w:r>
+        <w:t xml:space="preserve"> для компьютера TRS-80. Каноническую версию разработал Танели </w:t>
+      </w:r>
+      <w:proofErr w:type="spellStart"/>
+      <w:r>
+        <w:t>Арманто</w:t>
+      </w:r>
+      <w:proofErr w:type="spellEnd"/>
+      <w:r>
+        <w:t>, финский инженер Nokia. Он адаптировал идею для одиночной игры на телефоне Nokia 6110, добавив механику сбора точек (яблок) для роста змейки.</w:t>
       </w:r>
     </w:p>
     <w:p>
@@ -4016,12 +4107,14 @@
       <w:r>
         <w:t xml:space="preserve">– </w:t>
       </w:r>
+      <w:proofErr w:type="spellStart"/>
       <w:r>
         <w:rPr>
           <w:lang w:val="en-US"/>
         </w:rPr>
         <w:t>Pitraev</w:t>
       </w:r>
+      <w:proofErr w:type="spellEnd"/>
       <w:r>
         <w:t xml:space="preserve"> </w:t>
       </w:r>
@@ -4152,6 +4245,7 @@
         </w:rPr>
         <w:t xml:space="preserve">. Была разработана в 2020 году разработчиком </w:t>
       </w:r>
+      <w:proofErr w:type="spellStart"/>
       <w:r>
         <w:rPr>
           <w:rFonts w:eastAsia="Times New Roman" w:cs="Times New Roman"/>
@@ -4160,6 +4254,7 @@
         </w:rPr>
         <w:t>Pitraev</w:t>
       </w:r>
+      <w:proofErr w:type="spellEnd"/>
       <w:r>
         <w:rPr>
           <w:rFonts w:eastAsia="Times New Roman" w:cs="Times New Roman"/>
@@ -4320,6 +4415,7 @@
       <w:r>
         <w:t xml:space="preserve">отсутствие </w:t>
       </w:r>
+      <w:proofErr w:type="gramStart"/>
       <w:r>
         <w:t>какого</w:t>
       </w:r>
@@ -4329,6 +4425,7 @@
       <w:r>
         <w:t xml:space="preserve"> либо</w:t>
       </w:r>
+      <w:proofErr w:type="gramEnd"/>
       <w:r>
         <w:t xml:space="preserve"> экрана проигрыша</w:t>
       </w:r>
@@ -4515,6 +4612,7 @@
         </w:rPr>
         <w:t xml:space="preserve"> (см. рисунок 2) – классическая аркадная змейка, из популярного магазина приложений </w:t>
       </w:r>
+      <w:proofErr w:type="spellStart"/>
       <w:r>
         <w:rPr>
           <w:rFonts w:eastAsia="Times New Roman" w:cs="Times New Roman"/>
@@ -4523,6 +4621,7 @@
         </w:rPr>
         <w:t>Rustore</w:t>
       </w:r>
+      <w:proofErr w:type="spellEnd"/>
       <w:r>
         <w:rPr>
           <w:rFonts w:eastAsia="Times New Roman" w:cs="Times New Roman"/>
@@ -4657,13 +4756,21 @@
         <w:ind w:firstLine="709"/>
       </w:pPr>
       <w:r>
-        <w:t>отсутствие какого</w:t>
+        <w:t xml:space="preserve">отсутствие </w:t>
+      </w:r>
+      <w:proofErr w:type="gramStart"/>
+      <w:r>
+        <w:t>какого</w:t>
       </w:r>
       <w:r>
         <w:t xml:space="preserve"> -</w:t>
       </w:r>
       <w:r>
-        <w:t xml:space="preserve"> либо экрана проигрыша;</w:t>
+        <w:t xml:space="preserve"> либо</w:t>
+      </w:r>
+      <w:proofErr w:type="gramEnd"/>
+      <w:r>
+        <w:t xml:space="preserve"> экрана проигрыша;</w:t>
       </w:r>
     </w:p>
     <w:p>
@@ -4672,13 +4779,21 @@
         <w:ind w:firstLine="709"/>
       </w:pPr>
       <w:r>
-        <w:t xml:space="preserve">отсутствие какого </w:t>
+        <w:t xml:space="preserve">отсутствие </w:t>
+      </w:r>
+      <w:proofErr w:type="gramStart"/>
+      <w:r>
+        <w:t xml:space="preserve">какого </w:t>
       </w:r>
       <w:r>
         <w:t xml:space="preserve">- </w:t>
       </w:r>
       <w:r>
-        <w:t>либо экрана выигрыша.</w:t>
+        <w:t>либо</w:t>
+      </w:r>
+      <w:proofErr w:type="gramEnd"/>
+      <w:r>
+        <w:t xml:space="preserve"> экрана выигрыша.</w:t>
       </w:r>
     </w:p>
     <w:p>
@@ -4720,12 +4835,14 @@
       <w:r>
         <w:t xml:space="preserve"> – </w:t>
       </w:r>
+      <w:proofErr w:type="spellStart"/>
       <w:r>
         <w:rPr>
           <w:lang w:val="en-US"/>
         </w:rPr>
         <w:t>SpateTech</w:t>
       </w:r>
+      <w:proofErr w:type="spellEnd"/>
       <w:r>
         <w:t xml:space="preserve">, </w:t>
       </w:r>
@@ -4847,6 +4964,7 @@
         </w:rPr>
         <w:t xml:space="preserve">3) – классическая аркадная змейка, из популярного магазина приложений </w:t>
       </w:r>
+      <w:proofErr w:type="spellStart"/>
       <w:r>
         <w:rPr>
           <w:rFonts w:eastAsia="Times New Roman" w:cs="Times New Roman"/>
@@ -4855,6 +4973,7 @@
         </w:rPr>
         <w:t>Rustore</w:t>
       </w:r>
+      <w:proofErr w:type="spellEnd"/>
       <w:r>
         <w:rPr>
           <w:rFonts w:eastAsia="Times New Roman" w:cs="Times New Roman"/>
@@ -4862,6 +4981,7 @@
         </w:rPr>
         <w:t xml:space="preserve">. Была разработана в 23мар. 2024 года разработчиком </w:t>
       </w:r>
+      <w:proofErr w:type="spellStart"/>
       <w:r>
         <w:rPr>
           <w:rFonts w:eastAsia="Times New Roman" w:cs="Times New Roman"/>
@@ -4870,6 +4990,7 @@
         </w:rPr>
         <w:t>SpateTech</w:t>
       </w:r>
+      <w:proofErr w:type="spellEnd"/>
       <w:r>
         <w:rPr>
           <w:rFonts w:eastAsia="Times New Roman" w:cs="Times New Roman"/>
@@ -5389,9 +5510,11 @@
           <w:lang w:val="en-US"/>
         </w:rPr>
       </w:pPr>
+      <w:proofErr w:type="spellStart"/>
       <w:r>
         <w:t>Мокапы</w:t>
       </w:r>
+      <w:proofErr w:type="spellEnd"/>
       <w:r>
         <w:t xml:space="preserve"> интерфейса</w:t>
       </w:r>
@@ -5473,12 +5596,14 @@
       <w:r>
         <w:t xml:space="preserve">Рисунок 1 – </w:t>
       </w:r>
+      <w:proofErr w:type="spellStart"/>
       <w:r>
         <w:t>М</w:t>
       </w:r>
       <w:r>
         <w:t>окап</w:t>
       </w:r>
+      <w:proofErr w:type="spellEnd"/>
       <w:r>
         <w:t xml:space="preserve"> главного меню</w:t>
       </w:r>
@@ -5556,12 +5681,14 @@
       <w:r>
         <w:t xml:space="preserve"> – </w:t>
       </w:r>
+      <w:proofErr w:type="spellStart"/>
       <w:r>
         <w:t>М</w:t>
       </w:r>
       <w:r>
         <w:t>окап</w:t>
       </w:r>
+      <w:proofErr w:type="spellEnd"/>
       <w:r>
         <w:t xml:space="preserve"> окна</w:t>
       </w:r>
@@ -5621,8 +5748,21 @@
         <w:pStyle w:val="a0"/>
         <w:ind w:firstLine="709"/>
       </w:pPr>
-      <w:r>
-        <w:t>left, right – координаты левой и правой границы игрового поля (в пикселях);</w:t>
+      <w:proofErr w:type="spellStart"/>
+      <w:r>
+        <w:t>left</w:t>
+      </w:r>
+      <w:proofErr w:type="spellEnd"/>
+      <w:r>
+        <w:t xml:space="preserve">, </w:t>
+      </w:r>
+      <w:proofErr w:type="spellStart"/>
+      <w:r>
+        <w:t>right</w:t>
+      </w:r>
+      <w:proofErr w:type="spellEnd"/>
+      <w:r>
+        <w:t xml:space="preserve"> – координаты левой и правой границы игрового поля (в пикселях);</w:t>
       </w:r>
     </w:p>
     <w:p>
@@ -5630,11 +5770,32 @@
         <w:pStyle w:val="a0"/>
         <w:ind w:firstLine="709"/>
       </w:pPr>
-      <w:r>
-        <w:t>top, bottom – координаты верхней и нижней границы поля</w:t>
-      </w:r>
-      <w:r>
-        <w:t>(в пикселях)</w:t>
+      <w:proofErr w:type="spellStart"/>
+      <w:r>
+        <w:t>top</w:t>
+      </w:r>
+      <w:proofErr w:type="spellEnd"/>
+      <w:r>
+        <w:t xml:space="preserve">, </w:t>
+      </w:r>
+      <w:proofErr w:type="spellStart"/>
+      <w:r>
+        <w:t>bottom</w:t>
+      </w:r>
+      <w:proofErr w:type="spellEnd"/>
+      <w:r>
+        <w:t xml:space="preserve"> – координаты верхней и нижней границы </w:t>
+      </w:r>
+      <w:proofErr w:type="gramStart"/>
+      <w:r>
+        <w:t>поля</w:t>
+      </w:r>
+      <w:r>
+        <w:t>(</w:t>
+      </w:r>
+      <w:proofErr w:type="gramEnd"/>
+      <w:r>
+        <w:t>в пикселях)</w:t>
       </w:r>
       <w:r>
         <w:t>;</w:t>
@@ -5645,8 +5806,13 @@
         <w:pStyle w:val="a0"/>
         <w:ind w:firstLine="709"/>
       </w:pPr>
-      <w:r>
-        <w:t>space_size – размер стороны одной клетки (в пикселях).</w:t>
+      <w:proofErr w:type="spellStart"/>
+      <w:r>
+        <w:t>space_size</w:t>
+      </w:r>
+      <w:proofErr w:type="spellEnd"/>
+      <w:r>
+        <w:t xml:space="preserve"> – размер стороны одной клетки (в пикселях).</w:t>
       </w:r>
     </w:p>
     <w:p>
@@ -5687,6 +5853,7 @@
         <w:ind w:firstLine="709"/>
         <w:jc w:val="left"/>
       </w:pPr>
+      <w:proofErr w:type="spellStart"/>
       <w:r>
         <w:rPr>
           <w:lang w:val="en-US"/>
@@ -5700,6 +5867,7 @@
         </w:rPr>
         <w:t>rand</w:t>
       </w:r>
+      <w:proofErr w:type="spellEnd"/>
       <w:r>
         <w:rPr>
           <w:vertAlign w:val="subscript"/>
@@ -5725,8 +5893,13 @@
         <w:t>и</w:t>
       </w:r>
       <w:r>
-        <w:t> right</w:t>
-      </w:r>
+        <w:t> </w:t>
+      </w:r>
+      <w:proofErr w:type="spellStart"/>
+      <w:r>
+        <w:t>right</w:t>
+      </w:r>
+      <w:proofErr w:type="spellEnd"/>
       <w:r>
         <w:t xml:space="preserve"> – </w:t>
       </w:r>
@@ -5752,6 +5925,7 @@
         <w:ind w:firstLine="709"/>
         <w:jc w:val="left"/>
       </w:pPr>
+      <w:proofErr w:type="spellStart"/>
       <w:r>
         <w:rPr>
           <w:lang w:val="en-US"/>
@@ -5765,6 +5939,7 @@
         </w:rPr>
         <w:t>rand</w:t>
       </w:r>
+      <w:proofErr w:type="spellEnd"/>
       <w:r>
         <w:rPr>
           <w:vertAlign w:val="subscript"/>
@@ -5787,9 +5962,11 @@
       <w:r>
         <w:t xml:space="preserve"> и </w:t>
       </w:r>
+      <w:proofErr w:type="spellStart"/>
       <w:r>
         <w:t>bottom</w:t>
       </w:r>
+      <w:proofErr w:type="spellEnd"/>
       <w:r>
         <w:t xml:space="preserve"> – </w:t>
       </w:r>
@@ -5862,6 +6039,7 @@
         </w:rPr>
         <w:t>(</w:t>
       </w:r>
+      <w:proofErr w:type="spellStart"/>
       <w:r>
         <w:rPr>
           <w:lang w:val="en-US"/>
@@ -5875,6 +6053,7 @@
         </w:rPr>
         <w:t>rand</w:t>
       </w:r>
+      <w:proofErr w:type="spellEnd"/>
       <w:r>
         <w:rPr>
           <w:vertAlign w:val="subscript"/>
@@ -5914,12 +6093,14 @@
         </w:rPr>
         <w:t xml:space="preserve">div </w:t>
       </w:r>
+      <w:proofErr w:type="spellStart"/>
       <w:r>
         <w:rPr>
           <w:lang w:val="en-US"/>
         </w:rPr>
         <w:t>space_size</w:t>
       </w:r>
+      <w:proofErr w:type="spellEnd"/>
       <w:r>
         <w:rPr>
           <w:rFonts w:ascii="Cambria Math" w:hAnsi="Cambria Math" w:cs="Cambria Math"/>
@@ -5927,12 +6108,14 @@
         </w:rPr>
         <w:t xml:space="preserve"> * </w:t>
       </w:r>
+      <w:proofErr w:type="spellStart"/>
       <w:r>
         <w:rPr>
           <w:lang w:val="en-US"/>
         </w:rPr>
         <w:t>space_size</w:t>
       </w:r>
+      <w:proofErr w:type="spellEnd"/>
       <w:r>
         <w:rPr>
           <w:lang w:val="en-US"/>
@@ -5997,6 +6180,7 @@
         </w:rPr>
         <w:t>(</w:t>
       </w:r>
+      <w:proofErr w:type="spellStart"/>
       <w:r>
         <w:rPr>
           <w:lang w:val="en-US"/>
@@ -6010,6 +6194,7 @@
         </w:rPr>
         <w:t>rand</w:t>
       </w:r>
+      <w:proofErr w:type="spellEnd"/>
       <w:r>
         <w:rPr>
           <w:vertAlign w:val="subscript"/>
@@ -6049,12 +6234,14 @@
         </w:rPr>
         <w:t xml:space="preserve"> </w:t>
       </w:r>
+      <w:proofErr w:type="spellStart"/>
       <w:r>
         <w:rPr>
           <w:lang w:val="en-US"/>
         </w:rPr>
         <w:t>space_size</w:t>
       </w:r>
+      <w:proofErr w:type="spellEnd"/>
       <w:r>
         <w:rPr>
           <w:rFonts w:ascii="Cambria Math" w:hAnsi="Cambria Math" w:cs="Cambria Math"/>
@@ -6062,12 +6249,14 @@
         </w:rPr>
         <w:t xml:space="preserve"> * </w:t>
       </w:r>
+      <w:proofErr w:type="spellStart"/>
       <w:r>
         <w:rPr>
           <w:lang w:val="en-US"/>
         </w:rPr>
         <w:t>space_size</w:t>
       </w:r>
+      <w:proofErr w:type="spellEnd"/>
       <w:r>
         <w:rPr>
           <w:lang w:val="en-US"/>
@@ -6257,7 +6446,6 @@
                 <w:numId w:val="0"/>
               </w:numPr>
               <w:spacing w:line="240" w:lineRule="auto"/>
-              <w:ind w:firstLine="709"/>
               <w:jc w:val="center"/>
             </w:pPr>
             <w:r>
@@ -6278,7 +6466,6 @@
                 <w:numId w:val="0"/>
               </w:numPr>
               <w:spacing w:line="240" w:lineRule="auto"/>
-              <w:ind w:firstLine="709"/>
               <w:jc w:val="center"/>
             </w:pPr>
             <w:r>
@@ -6291,7 +6478,15 @@
               <w:t>ни</w:t>
             </w:r>
             <w:r>
-              <w:t>е(-ия)</w:t>
+              <w:t>е(-</w:t>
+            </w:r>
+            <w:proofErr w:type="spellStart"/>
+            <w:r>
+              <w:t>ия</w:t>
+            </w:r>
+            <w:proofErr w:type="spellEnd"/>
+            <w:r>
+              <w:t>)</w:t>
             </w:r>
           </w:p>
         </w:tc>
@@ -6330,7 +6525,6 @@
                 <w:numId w:val="0"/>
               </w:numPr>
               <w:spacing w:line="240" w:lineRule="auto"/>
-              <w:ind w:firstLine="709"/>
               <w:jc w:val="left"/>
             </w:pPr>
             <w:r>
@@ -6376,7 +6570,6 @@
                 <w:numId w:val="0"/>
               </w:numPr>
               <w:spacing w:line="240" w:lineRule="auto"/>
-              <w:ind w:firstLine="709"/>
               <w:jc w:val="left"/>
             </w:pPr>
             <w:r>
@@ -6419,7 +6612,6 @@
                 <w:numId w:val="0"/>
               </w:numPr>
               <w:spacing w:line="240" w:lineRule="auto"/>
-              <w:ind w:firstLine="709"/>
               <w:jc w:val="left"/>
             </w:pPr>
             <w:r>
@@ -6462,7 +6654,6 @@
                 <w:numId w:val="0"/>
               </w:numPr>
               <w:spacing w:line="240" w:lineRule="auto"/>
-              <w:ind w:firstLine="709"/>
               <w:jc w:val="left"/>
             </w:pPr>
             <w:r>
@@ -6514,7 +6705,6 @@
                 <w:numId w:val="0"/>
               </w:numPr>
               <w:spacing w:line="240" w:lineRule="auto"/>
-              <w:ind w:firstLine="709"/>
               <w:jc w:val="left"/>
             </w:pPr>
             <w:r>
@@ -6765,8 +6955,13 @@
         <w:ind w:firstLine="709"/>
       </w:pPr>
       <w:r>
-        <w:t>реализация и тестирование (написание кода на Python с использованием Tkinter</w:t>
-      </w:r>
+        <w:t xml:space="preserve">реализация и тестирование (написание кода на Python с использованием </w:t>
+      </w:r>
+      <w:proofErr w:type="spellStart"/>
+      <w:r>
+        <w:t>Tkinter</w:t>
+      </w:r>
+      <w:proofErr w:type="spellEnd"/>
       <w:r>
         <w:t xml:space="preserve">, </w:t>
       </w:r>
@@ -8065,9 +8260,11 @@
       <w:r>
         <w:t> </w:t>
       </w:r>
+      <w:proofErr w:type="spellStart"/>
       <w:r>
         <w:t>ВятГУ</w:t>
       </w:r>
+      <w:proofErr w:type="spellEnd"/>
       <w:r>
         <w:t> 101–2004</w:t>
       </w:r>
@@ -8204,12 +8401,14 @@
       <w:r>
         <w:t> </w:t>
       </w:r>
+      <w:proofErr w:type="gramStart"/>
       <w:r>
         <w:t>Г</w:t>
       </w:r>
       <w:r>
         <w:t>.А.</w:t>
       </w:r>
+      <w:proofErr w:type="gramEnd"/>
       <w:r>
         <w:t> </w:t>
       </w:r>
@@ -8300,9 +8499,11 @@
       <w:r>
         <w:t> </w:t>
       </w:r>
+      <w:proofErr w:type="gramStart"/>
       <w:r>
         <w:t>Л.Э.</w:t>
       </w:r>
+      <w:proofErr w:type="gramEnd"/>
       <w:r>
         <w:t> </w:t>
       </w:r>
@@ -15205,6 +15406,7 @@
   <w:style w:type="character" w:default="1" w:styleId="a2">
     <w:name w:val="Default Paragraph Font"/>
     <w:uiPriority w:val="1"/>
+    <w:semiHidden/>
     <w:unhideWhenUsed/>
   </w:style>
   <w:style w:type="table" w:default="1" w:styleId="a3">
@@ -16477,16 +16679,6 @@
 </file>
 
 <file path=customXml/item2.xml><?xml version="1.0" encoding="utf-8"?>
-<b:Sources xmlns:b="http://schemas.openxmlformats.org/officeDocument/2006/bibliography" xmlns="http://schemas.openxmlformats.org/officeDocument/2006/bibliography" SelectedStyle="\APASixthEditionOfficeOnline.xsl" StyleName="APA" Version="6"/>
-</file>
-
-<file path=customXml/item3.xml><?xml version="1.0" encoding="utf-8"?>
-<p:properties xmlns:p="http://schemas.microsoft.com/office/2006/metadata/properties" xmlns:xsi="http://www.w3.org/2001/XMLSchema-instance" xmlns:pc="http://schemas.microsoft.com/office/infopath/2007/PartnerControls">
-  <documentManagement/>
-</p:properties>
-</file>
-
-<file path=customXml/item4.xml><?xml version="1.0" encoding="utf-8"?>
 <ct:contentTypeSchema xmlns:ct="http://schemas.microsoft.com/office/2006/metadata/contentType" xmlns:ma="http://schemas.microsoft.com/office/2006/metadata/properties/metaAttributes" ct:_="" ma:_="" ma:contentTypeName="Документ" ma:contentTypeID="0x010100895006E4339BF24CAA0F5B167E451061" ma:contentTypeVersion="11" ma:contentTypeDescription="Создание документа." ma:contentTypeScope="" ma:versionID="ee66b34cdb7d5be00a86ac9db559fc97">
   <xsd:schema xmlns:xsd="http://www.w3.org/2001/XMLSchema" xmlns:xs="http://www.w3.org/2001/XMLSchema" xmlns:p="http://schemas.microsoft.com/office/2006/metadata/properties" xmlns:ns3="a1eb269e-cbf3-465a-8e4a-8d42bc45f09f" xmlns:ns4="a042d032-8e16-4c5e-a37e-70d449039bd2" targetNamespace="http://schemas.microsoft.com/office/2006/metadata/properties" ma:root="true" ma:fieldsID="9831aabdbf23b96857ccdb3f4e1a7ec2" ns3:_="" ns4:_="">
     <xsd:import namespace="a1eb269e-cbf3-465a-8e4a-8d42bc45f09f"/>
@@ -16695,6 +16887,16 @@
 </ct:contentTypeSchema>
 </file>
 
+<file path=customXml/item3.xml><?xml version="1.0" encoding="utf-8"?>
+<p:properties xmlns:p="http://schemas.microsoft.com/office/2006/metadata/properties" xmlns:xsi="http://www.w3.org/2001/XMLSchema-instance" xmlns:pc="http://schemas.microsoft.com/office/infopath/2007/PartnerControls">
+  <documentManagement/>
+</p:properties>
+</file>
+
+<file path=customXml/item4.xml><?xml version="1.0" encoding="utf-8"?>
+<b:Sources xmlns:b="http://schemas.openxmlformats.org/officeDocument/2006/bibliography" xmlns="http://schemas.openxmlformats.org/officeDocument/2006/bibliography" SelectedStyle="\APASixthEditionOfficeOnline.xsl" StyleName="APA" Version="6"/>
+</file>
+
 <file path=customXml/itemProps1.xml><?xml version="1.0" encoding="utf-8"?>
 <ds:datastoreItem xmlns:ds="http://schemas.openxmlformats.org/officeDocument/2006/customXml" ds:itemID="{C545EDB0-6DA9-4573-8FDA-4B7CDBF5EFD9}">
   <ds:schemaRefs>
@@ -16704,23 +16906,6 @@
 </file>
 
 <file path=customXml/itemProps2.xml><?xml version="1.0" encoding="utf-8"?>
-<ds:datastoreItem xmlns:ds="http://schemas.openxmlformats.org/officeDocument/2006/customXml" ds:itemID="{C6797151-1BD6-44DD-A7CD-9B1CAC660583}">
-  <ds:schemaRefs>
-    <ds:schemaRef ds:uri="http://schemas.openxmlformats.org/officeDocument/2006/bibliography"/>
-  </ds:schemaRefs>
-</ds:datastoreItem>
-</file>
-
-<file path=customXml/itemProps3.xml><?xml version="1.0" encoding="utf-8"?>
-<ds:datastoreItem xmlns:ds="http://schemas.openxmlformats.org/officeDocument/2006/customXml" ds:itemID="{D1D02F96-5624-48FE-AB5F-467181C3EDC1}">
-  <ds:schemaRefs>
-    <ds:schemaRef ds:uri="http://schemas.microsoft.com/office/2006/metadata/properties"/>
-    <ds:schemaRef ds:uri="http://schemas.microsoft.com/office/infopath/2007/PartnerControls"/>
-  </ds:schemaRefs>
-</ds:datastoreItem>
-</file>
-
-<file path=customXml/itemProps4.xml><?xml version="1.0" encoding="utf-8"?>
 <ds:datastoreItem xmlns:ds="http://schemas.openxmlformats.org/officeDocument/2006/customXml" ds:itemID="{BE06CD11-97E7-4DA4-A1E7-C20845DD652C}">
   <ds:schemaRefs>
     <ds:schemaRef ds:uri="http://schemas.microsoft.com/office/2006/metadata/contentType"/>
@@ -16737,4 +16922,21 @@
     <ds:schemaRef ds:uri="http://schemas.microsoft.com/internal/obd"/>
   </ds:schemaRefs>
 </ds:datastoreItem>
+</file>
+
+<file path=customXml/itemProps3.xml><?xml version="1.0" encoding="utf-8"?>
+<ds:datastoreItem xmlns:ds="http://schemas.openxmlformats.org/officeDocument/2006/customXml" ds:itemID="{D1D02F96-5624-48FE-AB5F-467181C3EDC1}">
+  <ds:schemaRefs>
+    <ds:schemaRef ds:uri="http://schemas.microsoft.com/office/2006/metadata/properties"/>
+    <ds:schemaRef ds:uri="http://schemas.microsoft.com/office/infopath/2007/PartnerControls"/>
+  </ds:schemaRefs>
+</ds:datastoreItem>
+</file>
+
+<file path=customXml/itemProps4.xml><?xml version="1.0" encoding="utf-8"?>
+<ds:datastoreItem xmlns:ds="http://schemas.openxmlformats.org/officeDocument/2006/customXml" ds:itemID="{C6797151-1BD6-44DD-A7CD-9B1CAC660583}">
+  <ds:schemaRefs>
+    <ds:schemaRef ds:uri="http://schemas.openxmlformats.org/officeDocument/2006/bibliography"/>
+  </ds:schemaRefs>
+</ds:datastoreItem>
 </file>